--- a/DFT_paper_revision/manuscript_v4/Ghadimimehr_DFT_TiO2_PrRb_v4_MANUSCRIPT.docx
+++ b/DFT_paper_revision/manuscript_v4/Ghadimimehr_DFT_TiO2_PrRb_v4_MANUSCRIPT.docx
@@ -2,13 +2,13 @@
 <file path=word/document.xml><?xml version="1.0" encoding="utf-8"?>
 <w:document xmlns:w="http://schemas.openxmlformats.org/wordprocessingml/2006/main" xmlns:m="http://schemas.openxmlformats.org/officeDocument/2006/math" xmlns:r="http://schemas.openxmlformats.org/officeDocument/2006/relationships" xmlns:o="urn:schemas-microsoft-com:office:office" xmlns:v="urn:schemas-microsoft-com:vml" xmlns:w10="urn:schemas-microsoft-com:office:word" xmlns:a="http://schemas.openxmlformats.org/drawingml/2006/main" xmlns:pic="http://schemas.openxmlformats.org/drawingml/2006/picture" xmlns:wp="http://schemas.openxmlformats.org/drawingml/2006/wordprocessingDrawing">
   <w:body>
-    <w:bookmarkStart w:id="32" w:name="X719daeccec14eb1c959fe53294ad11eb49a393f"/>
+    <w:bookmarkStart w:id="32" w:name="X4130b035dd8d16fa6e7f928145f948a07df62b3"/>
     <w:p>
       <w:pPr>
         <w:pStyle w:val="Heading1"/>
       </w:pPr>
       <w:r>
-        <w:t xml:space="preserve">Oxygen-Vacancy Energetics and Hole Localization in Pr- and Rb-Substituted Anatase TiO</w:t>
+        <w:t xml:space="preserve">Oxygen-Vacancy Energetics and Hole Localisation in Pr- and Rb-Substituted Anatase TiO</w:t>
       </w:r>
       <w:r>
         <w:rPr>
@@ -211,7 +211,43 @@
         <w:t xml:space="preserve">O</w:t>
       </w:r>
       <w:r>
-        <w:t xml:space="preserve">) in wide-gap oxide electron-transport layers are a recognised source of trap-assisted recombination, and aliovalent substitution is the usual lever for controlling them. Trivalent rare-earth and monovalent alkali dopants are expected to act in opposite directions on V</w:t>
+        <w:t xml:space="preserve">) in wide-gap oxide electron-transport layers are a recognised source of trap-assisted recombination, and aliovalent substitution is the usual lever for controlling them, yet trivalent rare-earth and monovalent alkali dopants have rarely been compared in the same host with the same protocol. Here we compare Pr</w:t>
+      </w:r>
+      <w:r>
+        <w:rPr>
+          <w:vertAlign w:val="superscript"/>
+        </w:rPr>
+        <w:t xml:space="preserve">3+</w:t>
+      </w:r>
+      <w:r>
+        <w:t xml:space="preserve"> </w:t>
+      </w:r>
+      <w:r>
+        <w:t xml:space="preserve">and Rb</w:t>
+      </w:r>
+      <w:r>
+        <w:rPr>
+          <w:vertAlign w:val="superscript"/>
+        </w:rPr>
+        <w:t xml:space="preserve">+</w:t>
+      </w:r>
+      <w:r>
+        <w:t xml:space="preserve"> </w:t>
+      </w:r>
+      <w:r>
+        <w:t xml:space="preserve">substitution on the Ti site of anatase TiO</w:t>
+      </w:r>
+      <w:r>
+        <w:rPr>
+          <w:vertAlign w:val="subscript"/>
+        </w:rPr>
+        <w:t xml:space="preserve">2</w:t>
+      </w:r>
+      <w:r>
+        <w:t xml:space="preserve"> </w:t>
+      </w:r>
+      <w:r>
+        <w:t xml:space="preserve">with spin-polarised PBE+U calculations (U = 3.5 eV on Ti-3d, 2×2×1 supercell) and a common oxygen reference, μ</w:t>
       </w:r>
       <w:r>
         <w:rPr>
@@ -223,7 +259,28 @@
         <w:t xml:space="preserve"> </w:t>
       </w:r>
       <w:r>
-        <w:t xml:space="preserve">formation, but the two families have rarely been compared in the same host with the same protocol. Here we compare Pr</w:t>
+        <w:t xml:space="preserve">= ½E(O</w:t>
+      </w:r>
+      <w:r>
+        <w:rPr>
+          <w:vertAlign w:val="subscript"/>
+        </w:rPr>
+        <w:t xml:space="preserve">2</w:t>
+      </w:r>
+      <w:r>
+        <w:t xml:space="preserve">). The neutral V</w:t>
+      </w:r>
+      <w:r>
+        <w:rPr>
+          <w:vertAlign w:val="subscript"/>
+        </w:rPr>
+        <w:t xml:space="preserve">O</w:t>
+      </w:r>
+      <w:r>
+        <w:t xml:space="preserve"> </w:t>
+      </w:r>
+      <w:r>
+        <w:t xml:space="preserve">formation energy falls from +4.74 eV in pristine anatase to +1.29 eV in the Pr-substituted cell and −4.06 eV in the Rb-substituted cell: both substitutions lower the cost of oxygen removal, the Pr cell remains uphill and the Rb cell is downhill, a 5.36 eV contrast that changes by only 0.04 eV on a 2×2×2 k-mesh. The ordering follows the formal electron count, one hole per Pr</w:t>
       </w:r>
       <w:r>
         <w:rPr>
@@ -235,31 +292,493 @@
         <w:t xml:space="preserve"> </w:t>
       </w:r>
       <w:r>
+        <w:t xml:space="preserve">and three per Rb</w:t>
+      </w:r>
+      <w:r>
+        <w:rPr>
+          <w:vertAlign w:val="superscript"/>
+        </w:rPr>
+        <w:t xml:space="preserve">+</w:t>
+      </w:r>
+      <w:r>
+        <w:t xml:space="preserve">, so one vacancy over-compensates Pr and leaves one residual hole with Rb. The Rb cells carry unpaired spin in every treatment tested, and the absolute magnetisation of the vacancy cell reaches 2.99 μ</w:t>
+      </w:r>
+      <w:r>
+        <w:rPr>
+          <w:vertAlign w:val="subscript"/>
+        </w:rPr>
+        <w:t xml:space="preserve">B</w:t>
+      </w:r>
+      <w:r>
+        <w:t xml:space="preserve"> </w:t>
+      </w:r>
+      <w:r>
+        <w:t xml:space="preserve">when doubly ionised, consistent with three holes per Rb. The Pr cells converge to non-magnetic smeared solutions with U on Ti-3d only, but the vacancy-free Pr cell develops a localised hole (1.00 μ</w:t>
+      </w:r>
+      <w:r>
+        <w:rPr>
+          <w:vertAlign w:val="subscript"/>
+        </w:rPr>
+        <w:t xml:space="preserve">B</w:t>
+      </w:r>
+      <w:r>
+        <w:t xml:space="preserve">) when an oxygen-2p Hubbard term is added, so hole localisation in Pr-substituted anatase is method dependent. The results are consistent with charge-compensation control of V</w:t>
+      </w:r>
+      <w:r>
+        <w:rPr>
+          <w:vertAlign w:val="subscript"/>
+        </w:rPr>
+        <w:t xml:space="preserve">O</w:t>
+      </w:r>
+      <w:r>
+        <w:t xml:space="preserve"> </w:t>
+      </w:r>
+      <w:r>
+        <w:t xml:space="preserve">energetics in this host, while the two-dopant design does not separate oxidation state from ionic size and bonding.</w:t>
+      </w:r>
+    </w:p>
+    <w:p>
+      <w:pPr>
+        <w:pStyle w:val="BodyText"/>
+      </w:pPr>
+      <w:r>
+        <w:rPr>
+          <w:bCs/>
+          <w:b/>
+        </w:rPr>
+        <w:t xml:space="preserve">Keywords:</w:t>
+      </w:r>
+      <w:r>
+        <w:t xml:space="preserve"> </w:t>
+      </w:r>
+      <w:r>
+        <w:t xml:space="preserve">DFT+U; anatase TiO</w:t>
+      </w:r>
+      <w:r>
+        <w:rPr>
+          <w:vertAlign w:val="subscript"/>
+        </w:rPr>
+        <w:t xml:space="preserve">2</w:t>
+      </w:r>
+      <w:r>
+        <w:t xml:space="preserve">; oxygen vacancy; aliovalent substitution; hole localisation; electron-transport layer.</w:t>
+      </w:r>
+    </w:p>
+    <w:p>
+      <w:pPr>
+        <w:pStyle w:val="BodyText"/>
+      </w:pPr>
+      <w:r>
+        <w:rPr>
+          <w:bCs/>
+          <w:b/>
+        </w:rPr>
+        <w:t xml:space="preserve">1. Introduction</w:t>
+      </w:r>
+    </w:p>
+    <w:p>
+      <w:pPr>
+        <w:pStyle w:val="BodyText"/>
+      </w:pPr>
+      <w:r>
+        <w:t xml:space="preserve">Indoor photovoltaics are a leading candidate to replace disposable batteries in the growing population of low-power sensors [1]. Under the 200–1000 lx illumination typical of indoor spaces the open-circuit voltage is limited by non-radiative recombination, and wide-gap absorbers such as CsPbBr</w:t>
+      </w:r>
+      <w:r>
+        <w:rPr>
+          <w:vertAlign w:val="subscript"/>
+        </w:rPr>
+        <w:t xml:space="preserve">3</w:t>
+      </w:r>
+      <w:r>
+        <w:t xml:space="preserve"> </w:t>
+      </w:r>
+      <w:r>
+        <w:t xml:space="preserve">[2] are paired with n-type oxide electron-transport layers (ETLs), most commonly TiO</w:t>
+      </w:r>
+      <w:r>
+        <w:rPr>
+          <w:vertAlign w:val="subscript"/>
+        </w:rPr>
+        <w:t xml:space="preserve">2</w:t>
+      </w:r>
+      <w:r>
+        <w:t xml:space="preserve"> </w:t>
+      </w:r>
+      <w:r>
+        <w:t xml:space="preserve">or SnO</w:t>
+      </w:r>
+      <w:r>
+        <w:rPr>
+          <w:vertAlign w:val="subscript"/>
+        </w:rPr>
+        <w:t xml:space="preserve">2</w:t>
+      </w:r>
+      <w:r>
+        <w:t xml:space="preserve"> </w:t>
+      </w:r>
+      <w:r>
+        <w:t xml:space="preserve">[3]. The same oxides serve as electron-transport layers in organic light-emitting diodes [4]. In TiO</w:t>
+      </w:r>
+      <w:r>
+        <w:rPr>
+          <w:vertAlign w:val="subscript"/>
+        </w:rPr>
+        <w:t xml:space="preserve">2</w:t>
+      </w:r>
+      <w:r>
+        <w:t xml:space="preserve"> </w:t>
+      </w:r>
+      <w:r>
+        <w:t xml:space="preserve">the oxygen vacancy (V</w:t>
+      </w:r>
+      <w:r>
+        <w:rPr>
+          <w:vertAlign w:val="subscript"/>
+        </w:rPr>
+        <w:t xml:space="preserve">O</w:t>
+      </w:r>
+      <w:r>
+        <w:t xml:space="preserve">) is the dominant native defect: microscopy, photoemission, transient spectroscopy and first-principles work agree that its two excess electrons can either delocalise into the conduction band or localise as Ti</w:t>
+      </w:r>
+      <w:r>
+        <w:rPr>
+          <w:vertAlign w:val="superscript"/>
+        </w:rPr>
+        <w:t xml:space="preserve">3+</w:t>
+      </w:r>
+      <w:r>
+        <w:t xml:space="preserve"> </w:t>
+      </w:r>
+      <w:r>
+        <w:t xml:space="preserve">centres, and that the localised configuration acts as a trap [5,6,7,8,9,10,11,12,13,14,15]. Controlling the equilibrium V</w:t>
+      </w:r>
+      <w:r>
+        <w:rPr>
+          <w:vertAlign w:val="subscript"/>
+        </w:rPr>
+        <w:t xml:space="preserve">O</w:t>
+      </w:r>
+      <w:r>
+        <w:t xml:space="preserve"> </w:t>
+      </w:r>
+      <w:r>
+        <w:t xml:space="preserve">population of an ETL is therefore a materials-design problem, and substitutional aliovalent doping is the principal lever [16,17,18,19].</w:t>
+      </w:r>
+    </w:p>
+    <w:p>
+      <w:pPr>
+        <w:pStyle w:val="BodyText"/>
+      </w:pPr>
+      <w:r>
+        <w:t xml:space="preserve">For trivalent dopants on the Ti</w:t>
+      </w:r>
+      <w:r>
+        <w:rPr>
+          <w:vertAlign w:val="superscript"/>
+        </w:rPr>
+        <w:t xml:space="preserve">4+</w:t>
+      </w:r>
+      <w:r>
+        <w:t xml:space="preserve"> </w:t>
+      </w:r>
+      <w:r>
+        <w:t xml:space="preserve">site the formal charge mismatch is −1 e per site. Several DFT+U and experimental studies of lanthanide-doped TiO</w:t>
+      </w:r>
+      <w:r>
+        <w:rPr>
+          <w:vertAlign w:val="subscript"/>
+        </w:rPr>
+        <w:t xml:space="preserve">2</w:t>
+      </w:r>
+      <w:r>
+        <w:t xml:space="preserve"> </w:t>
+      </w:r>
+      <w:r>
+        <w:t xml:space="preserve">and related oxides describe this deficit as accommodated electronically, by rehybridisation at the valence-band edge or by a change of dopant oxidation state [20,21,22,23,24]. The picture is not universal: Iwaszuk and Nolan showed for trivalent dopants in bulk rutile that oxygen-vacancy compensation can compete with, and in some cases dominate, electronic compensation [18]; the coupling between a trivalent dopant and an oxygen vacancy has been analysed for Ce-doped anatase [25] and Gd-doped CeO</w:t>
+      </w:r>
+      <w:r>
+        <w:rPr>
+          <w:vertAlign w:val="subscript"/>
+        </w:rPr>
+        <w:t xml:space="preserve">2</w:t>
+      </w:r>
+      <w:r>
+        <w:t xml:space="preserve"> </w:t>
+      </w:r>
+      <w:r>
+        <w:t xml:space="preserve">[19]; and Bahmanrokh et al. derived a general defect-equilibria formalism for Ce-doped anatase in which both channels appear [26]. Pr in particular has been treated at the anatase (101) surface [27] and in the bulk [24], and is an attractive test case because its +3 state is well defined and its ionic radius (0.99 Å in six-fold coordination [28]) is far from that of Ti</w:t>
+      </w:r>
+      <w:r>
+        <w:rPr>
+          <w:vertAlign w:val="superscript"/>
+        </w:rPr>
+        <w:t xml:space="preserve">4+</w:t>
+      </w:r>
+      <w:r>
+        <w:t xml:space="preserve"> </w:t>
+      </w:r>
+      <w:r>
+        <w:t xml:space="preserve">(0.605 Å). For monovalent alkali dopants the mismatch is −3 e per site, and the available evidence points consistently to V</w:t>
+      </w:r>
+      <w:r>
+        <w:rPr>
+          <w:vertAlign w:val="subscript"/>
+        </w:rPr>
+        <w:t xml:space="preserve">O</w:t>
+      </w:r>
+      <w:r>
+        <w:t xml:space="preserve"> </w:t>
+      </w:r>
+      <w:r>
+        <w:t xml:space="preserve">formation as the compensation channel: Carey and Nolan found that Li, Na, K and Rb substitution in α-Cr</w:t>
+      </w:r>
+      <w:r>
+        <w:rPr>
+          <w:vertAlign w:val="subscript"/>
+        </w:rPr>
+        <w:t xml:space="preserve">2</w:t>
+      </w:r>
+      <w:r>
+        <w:t xml:space="preserve">O</w:t>
+      </w:r>
+      <w:r>
+        <w:rPr>
+          <w:vertAlign w:val="subscript"/>
+        </w:rPr>
+        <w:t xml:space="preserve">3</w:t>
+      </w:r>
+      <w:r>
+        <w:t xml:space="preserve"> </w:t>
+      </w:r>
+      <w:r>
+        <w:t xml:space="preserve">strongly reduces the V</w:t>
+      </w:r>
+      <w:r>
+        <w:rPr>
+          <w:vertAlign w:val="subscript"/>
+        </w:rPr>
+        <w:t xml:space="preserve">O</w:t>
+      </w:r>
+      <w:r>
+        <w:t xml:space="preserve"> </w:t>
+      </w:r>
+      <w:r>
+        <w:t xml:space="preserve">formation energy, with the larger alkalis having the larger effect [17]; hybrid-functional work on alkali-doped α-Bi</w:t>
+      </w:r>
+      <w:r>
+        <w:rPr>
+          <w:vertAlign w:val="subscript"/>
+        </w:rPr>
+        <w:t xml:space="preserve">2</w:t>
+      </w:r>
+      <w:r>
+        <w:t xml:space="preserve">O</w:t>
+      </w:r>
+      <w:r>
+        <w:rPr>
+          <w:vertAlign w:val="subscript"/>
+        </w:rPr>
+        <w:t xml:space="preserve">3</w:t>
+      </w:r>
+      <w:r>
+        <w:t xml:space="preserve"> </w:t>
+      </w:r>
+      <w:r>
+        <w:t xml:space="preserve">reached a similar conclusion [29]; and Tian et al. recently combined experiment and calculation to show that Rb doping, in synergy with lattice strain, promotes oxygen-vacancy formation in TiO</w:t>
+      </w:r>
+      <w:r>
+        <w:rPr>
+          <w:vertAlign w:val="subscript"/>
+        </w:rPr>
+        <w:t xml:space="preserve">2</w:t>
+      </w:r>
+      <w:r>
+        <w:t xml:space="preserve"> </w:t>
+      </w:r>
+      <w:r>
+        <w:t xml:space="preserve">[16].</w:t>
+      </w:r>
+    </w:p>
+    <w:p>
+      <w:pPr>
+        <w:pStyle w:val="BodyText"/>
+      </w:pPr>
+      <w:r>
+        <w:t xml:space="preserve">What is missing is a comparison of the two dopant families in the same anatase host with the same supercell, pseudopotentials, Hubbard treatment and oxygen reference; the Rb case of Tian et al., for example, is embedded in a strained photochromic system and is not paired with a trivalent dopant. Without such a comparison, differences between published trivalent and monovalent results cannot be separated from differences in host, protocol or reference state. The comparison is also a useful test of the Kröger–Vink bookkeeping that is routinely invoked for dopant selection [30]: a Pr</w:t>
+      </w:r>
+      <w:r>
+        <w:rPr>
+          <w:vertAlign w:val="superscript"/>
+        </w:rPr>
+        <w:t xml:space="preserve">3+</w:t>
+      </w:r>
+      <w:r>
+        <w:t xml:space="preserve"> </w:t>
+      </w:r>
+      <w:r>
+        <w:t xml:space="preserve">substitution should leave one hole and a Rb</w:t>
+      </w:r>
+      <w:r>
+        <w:rPr>
+          <w:vertAlign w:val="superscript"/>
+        </w:rPr>
+        <w:t xml:space="preserve">+</w:t>
+      </w:r>
+      <w:r>
+        <w:t xml:space="preserve"> </w:t>
+      </w:r>
+      <w:r>
+        <w:t xml:space="preserve">substitution three, so a single neutral V</w:t>
+      </w:r>
+      <w:r>
+        <w:rPr>
+          <w:vertAlign w:val="subscript"/>
+        </w:rPr>
+        <w:t xml:space="preserve">O</w:t>
+      </w:r>
+      <w:r>
+        <w:t xml:space="preserve"> </w:t>
+      </w:r>
+      <w:r>
+        <w:t xml:space="preserve">(two electrons) should over-compensate Pr and under-compensate Rb.</w:t>
+      </w:r>
+    </w:p>
+    <w:p>
+      <w:pPr>
+        <w:pStyle w:val="BodyText"/>
+      </w:pPr>
+      <w:r>
+        <w:t xml:space="preserve">This work provides that bounded comparison. Using one PBE+U protocol we compute the neutral V</w:t>
+      </w:r>
+      <w:r>
+        <w:rPr>
+          <w:vertAlign w:val="subscript"/>
+        </w:rPr>
+        <w:t xml:space="preserve">O</w:t>
+      </w:r>
+      <w:r>
+        <w:t xml:space="preserve"> </w:t>
+      </w:r>
+      <w:r>
+        <w:t xml:space="preserve">formation energy in pristine, Pr-substituted and Rb-substituted 2×2×1 anatase supercells, characterise the spin state and electron count of each cell, test the sensitivity of the localisation picture to an oxygen-site Hubbard term, and report charged-cell spin trends, Bader-charge differences, a hybrid-functional check on the pristine cell, dispersion-corrected single points, a k-mesh verification and alternative vacancy sites. We state explicitly which conclusions the two-dopant design supports: it establishes the ordering and magnitude of the V</w:t>
+      </w:r>
+      <w:r>
+        <w:rPr>
+          <w:vertAlign w:val="subscript"/>
+        </w:rPr>
+        <w:t xml:space="preserve">O</w:t>
+      </w:r>
+      <w:r>
+        <w:t xml:space="preserve"> </w:t>
+      </w:r>
+      <w:r>
+        <w:t xml:space="preserve">energetics within this protocol and shows that they follow the formal charge count, but it does not isolate oxidation state from ionic radius or dopant-specific bonding, and it does not establish device-level recombination behaviour. The bulk formation energies reported here are the reference against which surface and interface V</w:t>
+      </w:r>
+      <w:r>
+        <w:rPr>
+          <w:vertAlign w:val="subscript"/>
+        </w:rPr>
+        <w:t xml:space="preserve">O</w:t>
+      </w:r>
+      <w:r>
+        <w:t xml:space="preserve"> </w:t>
+      </w:r>
+      <w:r>
+        <w:t xml:space="preserve">energetics in ETL films would be measured; interface models are outside the present scope. Section 2 describes the protocol, Section 3 reports structure, energetics, electronic structure and sensitivity tests, Section 4 discusses the results against prior work, Section 5 states the limitations and Section 6 concludes.</w:t>
+      </w:r>
+    </w:p>
+    <w:p>
+      <w:pPr>
+        <w:pStyle w:val="BodyText"/>
+      </w:pPr>
+      <w:r>
+        <w:rPr>
+          <w:bCs/>
+          <w:b/>
+        </w:rPr>
+        <w:t xml:space="preserve">2. Computational Methods</w:t>
+      </w:r>
+    </w:p>
+    <w:p>
+      <w:pPr>
+        <w:pStyle w:val="BodyText"/>
+      </w:pPr>
+      <w:r>
+        <w:rPr>
+          <w:bCs/>
+          <w:b/>
+        </w:rPr>
+        <w:t xml:space="preserve">2.1 Code, functional and pseudopotentials.</w:t>
+      </w:r>
+      <w:r>
+        <w:t xml:space="preserve"> </w:t>
+      </w:r>
+      <w:r>
+        <w:t xml:space="preserve">All calculations were performed with Quantum ESPRESSO v7.5 [31,32] using the PBE exchange–correlation functional [33] and projector-augmented-wave datasets from PSlibrary 1.0.0 [34]: Ti.pbe-spn-kjpaw_psl.1.0.0, O.pbe-n-kjpaw_psl.1.0.0, Pr.pbe-spdn-kjpaw_psl.1.0.0 and Rb.pbe-spn-kjpaw_psl.1.0.0. The valence configurations and electron counts of these datasets are listed in Table 1 because they fix the electron count of every supercell. The Pr dataset belongs to the PSlibrary</w:t>
+      </w:r>
+      <w:r>
+        <w:t xml:space="preserve"> </w:t>
+      </w:r>
+      <w:r>
+        <w:t xml:space="preserve">“</w:t>
+      </w:r>
+      <w:r>
+        <w:t xml:space="preserve">spdn</w:t>
+      </w:r>
+      <w:r>
+        <w:t xml:space="preserve">”</w:t>
+      </w:r>
+      <w:r>
+        <w:t xml:space="preserve"> </w:t>
+      </w:r>
+      <w:r>
+        <w:t xml:space="preserve">lanthanide family, which is generated for the trivalent ion with the 4f electrons frozen in the core; its 11 valence electrons comprise the 5s, 5p, 5d and 6s/6p shells (the generation configuration uses fractional 6s/6p occupations).</w:t>
+      </w:r>
+      <w:r>
+        <w:t xml:space="preserve"> </w:t>
+      </w:r>
+      <w:r>
+        <w:rPr>
+          <w:bCs/>
+          <w:b/>
+        </w:rPr>
+        <w:t xml:space="preserve">[AUTHOR ACTION: copy the exact valence configuration from the UPF header into Table 1 and Table S7.]</w:t>
+      </w:r>
+      <w:r>
+        <w:t xml:space="preserve"> </w:t>
+      </w:r>
+      <w:r>
+        <w:t xml:space="preserve">The Pr-4f states are therefore not variational in the present calculations, and no conclusion about 4f occupation or 4f hybridisation can be drawn from them (Section 5). The Bader electron totals of the Pr</w:t>
+      </w:r>
+      <w:r>
+        <w:rPr>
+          <w:vertAlign w:val="subscript"/>
+        </w:rPr>
+        <w:t xml:space="preserve">Ti</w:t>
+      </w:r>
+      <w:r>
+        <w:t xml:space="preserve">+V</w:t>
+      </w:r>
+      <w:r>
+        <w:rPr>
+          <w:vertAlign w:val="subscript"/>
+        </w:rPr>
+        <w:t xml:space="preserve">O</w:t>
+      </w:r>
+      <w:r>
+        <w:t xml:space="preserve"> </w:t>
+      </w:r>
+      <w:r>
         <w:t xml:space="preserve">and Rb</w:t>
       </w:r>
       <w:r>
         <w:rPr>
-          <w:vertAlign w:val="superscript"/>
-        </w:rPr>
-        <w:t xml:space="preserve">+</w:t>
-      </w:r>
-      <w:r>
-        <w:t xml:space="preserve"> </w:t>
-      </w:r>
-      <w:r>
-        <w:t xml:space="preserve">substitution on the Ti site of anatase TiO</w:t>
-      </w:r>
-      <w:r>
-        <w:rPr>
-          <w:vertAlign w:val="subscript"/>
-        </w:rPr>
-        <w:t xml:space="preserve">2</w:t>
-      </w:r>
-      <w:r>
-        <w:t xml:space="preserve"> </w:t>
-      </w:r>
-      <w:r>
-        <w:t xml:space="preserve">using spin-polarised PBE+U calculations (U = 3.5 eV on Ti-3d, 2×2×1 supercell, 48/47 atoms) with a common oxygen reference, μ</w:t>
+          <w:vertAlign w:val="subscript"/>
+        </w:rPr>
+        <w:t xml:space="preserve">Ti</w:t>
+      </w:r>
+      <w:r>
+        <w:t xml:space="preserve">+V</w:t>
       </w:r>
       <w:r>
         <w:rPr>
@@ -271,640 +790,47 @@
         <w:t xml:space="preserve"> </w:t>
       </w:r>
       <w:r>
-        <w:t xml:space="preserve">= ½E(O</w:t>
-      </w:r>
-      <w:r>
-        <w:rPr>
-          <w:vertAlign w:val="subscript"/>
-        </w:rPr>
-        <w:t xml:space="preserve">2</w:t>
-      </w:r>
-      <w:r>
-        <w:t xml:space="preserve">). The neutral V</w:t>
-      </w:r>
-      <w:r>
-        <w:rPr>
-          <w:vertAlign w:val="subscript"/>
-        </w:rPr>
-        <w:t xml:space="preserve">O</w:t>
-      </w:r>
-      <w:r>
-        <w:t xml:space="preserve"> </w:t>
-      </w:r>
-      <w:r>
-        <w:t xml:space="preserve">formation energy falls from +4.74 eV in pristine anatase to +1.29 eV in the Pr-substituted cell and to −4.06 eV in the Rb-substituted cell. Both substitutions therefore lower the cost of oxygen removal relative to pristine TiO</w:t>
-      </w:r>
-      <w:r>
-        <w:rPr>
-          <w:vertAlign w:val="subscript"/>
-        </w:rPr>
-        <w:t xml:space="preserve">2</w:t>
-      </w:r>
-      <w:r>
-        <w:t xml:space="preserve">; the Pr cell remains uphill while the Rb cell is downhill, a 5.36 eV contrast that changes by only 0.04 eV on a 2×2×2 k-mesh. The formal electron count explains the ordering: Pr</w:t>
-      </w:r>
-      <w:r>
-        <w:rPr>
-          <w:vertAlign w:val="superscript"/>
-        </w:rPr>
-        <w:t xml:space="preserve">3+</w:t>
-      </w:r>
-      <w:r>
-        <w:t xml:space="preserve"> </w:t>
-      </w:r>
-      <w:r>
-        <w:t xml:space="preserve">introduces one hole per substitution and Rb</w:t>
-      </w:r>
-      <w:r>
-        <w:rPr>
-          <w:vertAlign w:val="superscript"/>
-        </w:rPr>
-        <w:t xml:space="preserve">+</w:t>
-      </w:r>
-      <w:r>
-        <w:t xml:space="preserve"> </w:t>
-      </w:r>
-      <w:r>
-        <w:t xml:space="preserve">three, so a single vacancy over-compensates Pr but leaves one residual hole in the Rb cell. The Rb cells carry unpaired spin in every treatment tested (absolute magnetisation 1.00–1.21 μ</w:t>
-      </w:r>
-      <w:r>
-        <w:rPr>
-          <w:vertAlign w:val="subscript"/>
-        </w:rPr>
-        <w:t xml:space="preserve">B</w:t>
-      </w:r>
-      <w:r>
-        <w:t xml:space="preserve">), and a charged-cell series for Rb</w:t>
-      </w:r>
-      <w:r>
-        <w:rPr>
-          <w:vertAlign w:val="subscript"/>
-        </w:rPr>
-        <w:t xml:space="preserve">Ti</w:t>
-      </w:r>
-      <w:r>
-        <w:t xml:space="preserve">+V</w:t>
-      </w:r>
-      <w:r>
-        <w:rPr>
-          <w:vertAlign w:val="subscript"/>
-        </w:rPr>
-        <w:t xml:space="preserve">O</w:t>
-      </w:r>
-      <w:r>
-        <w:t xml:space="preserve"> </w:t>
-      </w:r>
-      <w:r>
-        <w:t xml:space="preserve">reaches 2.99 μ</w:t>
-      </w:r>
-      <w:r>
-        <w:rPr>
-          <w:vertAlign w:val="subscript"/>
-        </w:rPr>
-        <w:t xml:space="preserve">B</w:t>
-      </w:r>
-      <w:r>
-        <w:t xml:space="preserve"> </w:t>
-      </w:r>
-      <w:r>
-        <w:t xml:space="preserve">at q = +2, consistent with three oxygen-2p holes per Rb. The Pr cells converge to non-magnetic solutions when U is applied to Ti-3d only, but the vacancy-free Pr cell develops a localised hole (1.00 μ</w:t>
-      </w:r>
-      <w:r>
-        <w:rPr>
-          <w:vertAlign w:val="subscript"/>
-        </w:rPr>
-        <w:t xml:space="preserve">B</w:t>
-      </w:r>
-      <w:r>
-        <w:t xml:space="preserve">) when an oxygen-2p Hubbard term (U = 5.5 eV) is added, so hole localisation in Pr-substituted anatase is method dependent. Bader-charge differences, an HSE06 check on the pristine cell, dispersion-corrected single points and three alternative vacancy sites are reported as bounded sensitivity tests. The results are consistent with charge-compensation control of V</w:t>
-      </w:r>
-      <w:r>
-        <w:rPr>
-          <w:vertAlign w:val="subscript"/>
-        </w:rPr>
-        <w:t xml:space="preserve">O</w:t>
-      </w:r>
-      <w:r>
-        <w:t xml:space="preserve"> </w:t>
-      </w:r>
-      <w:r>
-        <w:t xml:space="preserve">energetics in this host and provide a benchmark for dopant screening in oxide electron-transport layers, while the two-dopant design does not by itself separate oxidation state from ionic size and bonding.</w:t>
-      </w:r>
-    </w:p>
-    <w:p>
-      <w:pPr>
-        <w:pStyle w:val="BodyText"/>
-      </w:pPr>
-      <w:r>
-        <w:rPr>
-          <w:bCs/>
-          <w:b/>
-        </w:rPr>
-        <w:t xml:space="preserve">Keywords:</w:t>
-      </w:r>
-      <w:r>
-        <w:t xml:space="preserve"> </w:t>
-      </w:r>
-      <w:r>
-        <w:t xml:space="preserve">DFT+U; anatase TiO</w:t>
-      </w:r>
-      <w:r>
-        <w:rPr>
-          <w:vertAlign w:val="subscript"/>
-        </w:rPr>
-        <w:t xml:space="preserve">2</w:t>
-      </w:r>
-      <w:r>
-        <w:t xml:space="preserve">; oxygen vacancies; aliovalent substitution; praseodymium; rubidium; hole polaron; electron-transport layers.</w:t>
-      </w:r>
-    </w:p>
-    <w:p>
-      <w:pPr>
-        <w:pStyle w:val="BodyText"/>
-      </w:pPr>
-      <w:r>
-        <w:rPr>
-          <w:bCs/>
-          <w:b/>
-        </w:rPr>
-        <w:t xml:space="preserve">1. Introduction</w:t>
-      </w:r>
-    </w:p>
-    <w:p>
-      <w:pPr>
-        <w:pStyle w:val="BodyText"/>
-      </w:pPr>
-      <w:r>
-        <w:t xml:space="preserve">Indoor photovoltaics are the leading candidate to replace disposable batteries in the growing population of low-power sensors [1]. Under the 200–1000 lx illumination typical of indoor spaces the open-circuit voltage is limited by non-radiative recombination, and wide-gap absorbers such as CsPbBr</w:t>
-      </w:r>
-      <w:r>
-        <w:rPr>
-          <w:vertAlign w:val="subscript"/>
-        </w:rPr>
-        <w:t xml:space="preserve">3</w:t>
-      </w:r>
-      <w:r>
-        <w:t xml:space="preserve"> </w:t>
-      </w:r>
-      <w:r>
-        <w:t xml:space="preserve">[2] are paired with n-type oxide electron-transport layers (ETLs), most commonly TiO</w:t>
-      </w:r>
-      <w:r>
-        <w:rPr>
-          <w:vertAlign w:val="subscript"/>
-        </w:rPr>
-        <w:t xml:space="preserve">2</w:t>
-      </w:r>
-      <w:r>
-        <w:t xml:space="preserve"> </w:t>
-      </w:r>
-      <w:r>
-        <w:t xml:space="preserve">or SnO</w:t>
-      </w:r>
-      <w:r>
-        <w:rPr>
-          <w:vertAlign w:val="subscript"/>
-        </w:rPr>
-        <w:t xml:space="preserve">2</w:t>
-      </w:r>
-      <w:r>
-        <w:t xml:space="preserve"> </w:t>
-      </w:r>
-      <w:r>
-        <w:t xml:space="preserve">[3]. The same oxides serve as electron-transport layers in organic light-emitting diodes [4]. In TiO</w:t>
-      </w:r>
-      <w:r>
-        <w:rPr>
-          <w:vertAlign w:val="subscript"/>
-        </w:rPr>
-        <w:t xml:space="preserve">2</w:t>
-      </w:r>
-      <w:r>
-        <w:t xml:space="preserve"> </w:t>
-      </w:r>
-      <w:r>
-        <w:t xml:space="preserve">the oxygen vacancy (V</w:t>
-      </w:r>
-      <w:r>
-        <w:rPr>
-          <w:vertAlign w:val="subscript"/>
-        </w:rPr>
-        <w:t xml:space="preserve">O</w:t>
-      </w:r>
-      <w:r>
-        <w:t xml:space="preserve">) is the dominant native defect: microscopy, photoemission, transient spectroscopy and first-principles work agree that its two excess electrons can either delocalise into the conduction band or localise as Ti</w:t>
-      </w:r>
-      <w:r>
-        <w:rPr>
-          <w:vertAlign w:val="superscript"/>
-        </w:rPr>
-        <w:t xml:space="preserve">3+</w:t>
-      </w:r>
-      <w:r>
-        <w:t xml:space="preserve"> </w:t>
-      </w:r>
-      <w:r>
-        <w:t xml:space="preserve">centres, and that the localised configuration acts as a trap [5,6,7,8,9,10,11,12,13]. Controlling the equilibrium V</w:t>
-      </w:r>
-      <w:r>
-        <w:rPr>
-          <w:vertAlign w:val="subscript"/>
-        </w:rPr>
-        <w:t xml:space="preserve">O</w:t>
-      </w:r>
-      <w:r>
-        <w:t xml:space="preserve"> </w:t>
-      </w:r>
-      <w:r>
-        <w:t xml:space="preserve">population of an ETL is therefore a materials-design problem, and substitutional aliovalent doping is the principal lever [14,15,16,17,18].</w:t>
-      </w:r>
-    </w:p>
-    <w:p>
-      <w:pPr>
-        <w:pStyle w:val="BodyText"/>
-      </w:pPr>
-      <w:r>
-        <w:t xml:space="preserve">For trivalent dopants on the Ti</w:t>
-      </w:r>
-      <w:r>
-        <w:rPr>
-          <w:vertAlign w:val="superscript"/>
-        </w:rPr>
-        <w:t xml:space="preserve">4+</w:t>
-      </w:r>
-      <w:r>
-        <w:t xml:space="preserve"> </w:t>
-      </w:r>
-      <w:r>
-        <w:t xml:space="preserve">site the formal charge mismatch is −1 e per site. Several DFT+U and experimental studies of lanthanide-doped TiO</w:t>
-      </w:r>
-      <w:r>
-        <w:rPr>
-          <w:vertAlign w:val="subscript"/>
-        </w:rPr>
-        <w:t xml:space="preserve">2</w:t>
-      </w:r>
-      <w:r>
-        <w:t xml:space="preserve"> </w:t>
-      </w:r>
-      <w:r>
-        <w:t xml:space="preserve">and related oxides report that this deficit is accommodated electronically, by rehybridisation at the valence-band edge or by a change of dopant oxidation state, without a strong driving force for V</w:t>
-      </w:r>
-      <w:r>
-        <w:rPr>
-          <w:vertAlign w:val="subscript"/>
-        </w:rPr>
-        <w:t xml:space="preserve">O</w:t>
-      </w:r>
-      <w:r>
-        <w:t xml:space="preserve"> </w:t>
-      </w:r>
-      <w:r>
-        <w:t xml:space="preserve">formation [15,19,20,21,22,23,24]. The picture is not universal: Iwaszuk and Nolan showed for trivalent dopants in bulk rutile that oxygen-vacancy compensation can compete with, and in some cases dominate, electronic compensation [25], and Bahmanrokh et al. derived a general defect-equilibria formalism for Ce-doped anatase in which both channels appear [26]. Pr in particular has been treated at the anatase (101) surface [27] and in the bulk [23], and is an attractive test case because its +3 state is well defined and its ionic radius (0.99 Å in six-fold coordination [28]) is far from that of Ti</w:t>
-      </w:r>
-      <w:r>
-        <w:rPr>
-          <w:vertAlign w:val="superscript"/>
-        </w:rPr>
-        <w:t xml:space="preserve">4+</w:t>
-      </w:r>
-      <w:r>
-        <w:t xml:space="preserve"> </w:t>
-      </w:r>
-      <w:r>
-        <w:t xml:space="preserve">(0.605 Å). For monovalent alkali dopants the mismatch is −3 e per site, and the available evidence points consistently to V</w:t>
-      </w:r>
-      <w:r>
-        <w:rPr>
-          <w:vertAlign w:val="subscript"/>
-        </w:rPr>
-        <w:t xml:space="preserve">O</w:t>
-      </w:r>
-      <w:r>
-        <w:t xml:space="preserve"> </w:t>
-      </w:r>
-      <w:r>
-        <w:t xml:space="preserve">formation as the compensation channel: Carey and Nolan found that Li, Na, K and Rb substitution in α-Cr</w:t>
-      </w:r>
-      <w:r>
-        <w:rPr>
-          <w:vertAlign w:val="subscript"/>
-        </w:rPr>
-        <w:t xml:space="preserve">2</w:t>
-      </w:r>
-      <w:r>
-        <w:t xml:space="preserve">O</w:t>
-      </w:r>
-      <w:r>
-        <w:rPr>
-          <w:vertAlign w:val="subscript"/>
-        </w:rPr>
-        <w:t xml:space="preserve">3</w:t>
-      </w:r>
-      <w:r>
-        <w:t xml:space="preserve"> </w:t>
-      </w:r>
-      <w:r>
-        <w:t xml:space="preserve">strongly reduces the V</w:t>
-      </w:r>
-      <w:r>
-        <w:rPr>
-          <w:vertAlign w:val="subscript"/>
-        </w:rPr>
-        <w:t xml:space="preserve">O</w:t>
-      </w:r>
-      <w:r>
-        <w:t xml:space="preserve"> </w:t>
-      </w:r>
-      <w:r>
-        <w:t xml:space="preserve">formation energy, with the larger alkalis having the larger effect [29]; hybrid-functional work on alkali-doped α-Bi</w:t>
-      </w:r>
-      <w:r>
-        <w:rPr>
-          <w:vertAlign w:val="subscript"/>
-        </w:rPr>
-        <w:t xml:space="preserve">2</w:t>
-      </w:r>
-      <w:r>
-        <w:t xml:space="preserve">O</w:t>
-      </w:r>
-      <w:r>
-        <w:rPr>
-          <w:vertAlign w:val="subscript"/>
-        </w:rPr>
-        <w:t xml:space="preserve">3</w:t>
-      </w:r>
-      <w:r>
-        <w:t xml:space="preserve"> </w:t>
-      </w:r>
-      <w:r>
-        <w:t xml:space="preserve">reached a similar conclusion [30]; and Tian et al. recently showed experimentally that Rb doping, in synergy with lattice strain, lowers the V</w:t>
-      </w:r>
-      <w:r>
-        <w:rPr>
-          <w:vertAlign w:val="subscript"/>
-        </w:rPr>
-        <w:t xml:space="preserve">O</w:t>
-      </w:r>
-      <w:r>
-        <w:t xml:space="preserve"> </w:t>
-      </w:r>
-      <w:r>
-        <w:t xml:space="preserve">formation energy of TiO</w:t>
-      </w:r>
-      <w:r>
-        <w:rPr>
-          <w:vertAlign w:val="subscript"/>
-        </w:rPr>
-        <w:t xml:space="preserve">2</w:t>
-      </w:r>
-      <w:r>
-        <w:t xml:space="preserve"> </w:t>
-      </w:r>
-      <w:r>
-        <w:t xml:space="preserve">[14].</w:t>
-      </w:r>
-    </w:p>
-    <w:p>
-      <w:pPr>
-        <w:pStyle w:val="BodyText"/>
-      </w:pPr>
-      <w:r>
-        <w:t xml:space="preserve">What is missing is a comparison of the two dopant families in the same anatase host with the same supercell, pseudopotentials, Hubbard treatment and oxygen reference. Without such a comparison, differences between published trivalent and monovalent results cannot be separated from differences in host, protocol or reference state. The comparison is also a useful test of the Kröger–Vink bookkeeping that is routinely invoked for dopant selection [31]: a Pr</w:t>
-      </w:r>
-      <w:r>
-        <w:rPr>
-          <w:vertAlign w:val="superscript"/>
-        </w:rPr>
-        <w:t xml:space="preserve">3+</w:t>
-      </w:r>
-      <w:r>
-        <w:t xml:space="preserve"> </w:t>
-      </w:r>
-      <w:r>
-        <w:t xml:space="preserve">substitution should leave one hole and a Rb</w:t>
-      </w:r>
-      <w:r>
-        <w:rPr>
-          <w:vertAlign w:val="superscript"/>
-        </w:rPr>
-        <w:t xml:space="preserve">+</w:t>
-      </w:r>
-      <w:r>
-        <w:t xml:space="preserve"> </w:t>
-      </w:r>
-      <w:r>
-        <w:t xml:space="preserve">substitution three, so a single neutral V</w:t>
-      </w:r>
-      <w:r>
-        <w:rPr>
-          <w:vertAlign w:val="subscript"/>
-        </w:rPr>
-        <w:t xml:space="preserve">O</w:t>
-      </w:r>
-      <w:r>
-        <w:t xml:space="preserve"> </w:t>
-      </w:r>
-      <w:r>
-        <w:t xml:space="preserve">(two electrons) should over-compensate Pr and under-compensate Rb.</w:t>
-      </w:r>
-    </w:p>
-    <w:p>
-      <w:pPr>
-        <w:pStyle w:val="BodyText"/>
-      </w:pPr>
-      <w:r>
-        <w:t xml:space="preserve">This work provides that bounded comparison. Using one PBE+U protocol we compute the neutral V</w:t>
-      </w:r>
-      <w:r>
-        <w:rPr>
-          <w:vertAlign w:val="subscript"/>
-        </w:rPr>
-        <w:t xml:space="preserve">O</w:t>
-      </w:r>
-      <w:r>
-        <w:t xml:space="preserve"> </w:t>
-      </w:r>
-      <w:r>
-        <w:t xml:space="preserve">formation energy in pristine, Pr-substituted and Rb-substituted 2×2×1 anatase supercells, characterise the spin state and electron count of each cell, test the sensitivity of the localisation picture to an oxygen-site Hubbard term, and report charged-cell spin trends, Bader-charge differences, a hybrid-functional check on the pristine cell, dispersion-corrected single points, a k-mesh verification and alternative vacancy sites. We state explicitly which conclusions the two-dopant design supports: it establishes the ordering and magnitude of the V</w:t>
-      </w:r>
-      <w:r>
-        <w:rPr>
-          <w:vertAlign w:val="subscript"/>
-        </w:rPr>
-        <w:t xml:space="preserve">O</w:t>
-      </w:r>
-      <w:r>
-        <w:t xml:space="preserve"> </w:t>
-      </w:r>
-      <w:r>
-        <w:t xml:space="preserve">energetics within this protocol and shows that they follow the formal charge count, but it does not isolate oxidation state from ionic radius or dopant-specific bonding, and it does not establish device-level recombination behaviour. Section 2 describes the protocol, Section 3 reports structure, energetics, electronic structure and sensitivity tests, Section 4 discusses the results against prior work, Section 5 states the limitations and Section 6 concludes.</w:t>
-      </w:r>
-    </w:p>
-    <w:p>
-      <w:pPr>
-        <w:pStyle w:val="BodyText"/>
-      </w:pPr>
-      <w:r>
-        <w:rPr>
-          <w:bCs/>
-          <w:b/>
-        </w:rPr>
-        <w:t xml:space="preserve">2. Computational Methods</w:t>
-      </w:r>
-    </w:p>
-    <w:p>
-      <w:pPr>
-        <w:pStyle w:val="BodyText"/>
-      </w:pPr>
-      <w:r>
-        <w:rPr>
-          <w:bCs/>
-          <w:b/>
-        </w:rPr>
-        <w:t xml:space="preserve">2.1 Code, functional and pseudopotentials.</w:t>
-      </w:r>
-      <w:r>
-        <w:t xml:space="preserve"> </w:t>
-      </w:r>
-      <w:r>
-        <w:t xml:space="preserve">All calculations were performed with Quantum ESPRESSO v7.5 [32,33] using the PBE exchange–correlation functional [34] and projector-augmented-wave datasets from PSlibrary 1.0.0 [35]: Ti.pbe-spn-kjpaw_psl.1.0.0, O.pbe-n-kjpaw_psl.1.0.0, Pr.pbe-spdn-kjpaw_psl.1.0.0 and Rb.pbe-spn-kjpaw_psl.1.0.0. The valence configurations and electron counts of these datasets are listed in Table 1 because they fix the electron count of every supercell. The Pr dataset belongs to the PSlibrary</w:t>
-      </w:r>
-      <w:r>
-        <w:t xml:space="preserve"> </w:t>
-      </w:r>
-      <w:r>
+        <w:t xml:space="preserve">cells (376.998 and 374.998 e, Table S3) reproduce the counts in Table 1 and confirm the valence assignment.</w:t>
+      </w:r>
+      <w:r>
+        <w:t xml:space="preserve"> </w:t>
+      </w:r>
+      <w:r>
+        <w:rPr>
+          <w:bCs/>
+          <w:b/>
+        </w:rPr>
+        <w:t xml:space="preserve">[AUTHOR ACTION: insert the SHA-256 hashes of the four UPF files used, and copy the</w:t>
+      </w:r>
+      <w:r>
+        <w:rPr>
+          <w:bCs/>
+          <w:b/>
+        </w:rPr>
+        <w:t xml:space="preserve"> </w:t>
+      </w:r>
+      <w:r>
+        <w:rPr>
+          <w:bCs/>
+          <w:b/>
+        </w:rPr>
         <w:t xml:space="preserve">“</w:t>
       </w:r>
       <w:r>
-        <w:t xml:space="preserve">spdn</w:t>
-      </w:r>
-      <w:r>
+        <w:rPr>
+          <w:bCs/>
+          <w:b/>
+        </w:rPr>
+        <w:t xml:space="preserve">Valence configuration</w:t>
+      </w:r>
+      <w:r>
+        <w:rPr>
+          <w:bCs/>
+          <w:b/>
+        </w:rPr>
         <w:t xml:space="preserve">”</w:t>
       </w:r>
       <w:r>
-        <w:t xml:space="preserve"> </w:t>
-      </w:r>
-      <w:r>
-        <w:t xml:space="preserve">lanthanide family, which is generated for the trivalent ion with the 4f electrons frozen in the core; its 11 valence electrons are 5s</w:t>
-      </w:r>
-      <w:r>
-        <w:rPr>
-          <w:vertAlign w:val="superscript"/>
-        </w:rPr>
-        <w:t xml:space="preserve">2</w:t>
-      </w:r>
-      <w:r>
-        <w:t xml:space="preserve">5p</w:t>
-      </w:r>
-      <w:r>
-        <w:rPr>
-          <w:vertAlign w:val="superscript"/>
-        </w:rPr>
-        <w:t xml:space="preserve">6</w:t>
-      </w:r>
-      <w:r>
-        <w:t xml:space="preserve">5d</w:t>
-      </w:r>
-      <w:r>
-        <w:rPr>
-          <w:vertAlign w:val="superscript"/>
-        </w:rPr>
-        <w:t xml:space="preserve">1</w:t>
-      </w:r>
-      <w:r>
-        <w:t xml:space="preserve">6s</w:t>
-      </w:r>
-      <w:r>
-        <w:rPr>
-          <w:vertAlign w:val="superscript"/>
-        </w:rPr>
-        <w:t xml:space="preserve">2</w:t>
-      </w:r>
-      <w:r>
-        <w:t xml:space="preserve">. The Pr-4f states are therefore not variational in the present calculations, and no conclusion about 4f occupation or 4f hybridisation can be drawn from them (Section 5). The Bader electron totals of the Pr</w:t>
-      </w:r>
-      <w:r>
-        <w:rPr>
-          <w:vertAlign w:val="subscript"/>
-        </w:rPr>
-        <w:t xml:space="preserve">Ti</w:t>
-      </w:r>
-      <w:r>
-        <w:t xml:space="preserve">+V</w:t>
-      </w:r>
-      <w:r>
-        <w:rPr>
-          <w:vertAlign w:val="subscript"/>
-        </w:rPr>
-        <w:t xml:space="preserve">O</w:t>
-      </w:r>
-      <w:r>
-        <w:t xml:space="preserve"> </w:t>
-      </w:r>
-      <w:r>
-        <w:t xml:space="preserve">and Rb</w:t>
-      </w:r>
-      <w:r>
-        <w:rPr>
-          <w:vertAlign w:val="subscript"/>
-        </w:rPr>
-        <w:t xml:space="preserve">Ti</w:t>
-      </w:r>
-      <w:r>
-        <w:t xml:space="preserve">+V</w:t>
-      </w:r>
-      <w:r>
-        <w:rPr>
-          <w:vertAlign w:val="subscript"/>
-        </w:rPr>
-        <w:t xml:space="preserve">O</w:t>
-      </w:r>
-      <w:r>
-        <w:t xml:space="preserve"> </w:t>
-      </w:r>
-      <w:r>
-        <w:t xml:space="preserve">cells (376.998 and 374.998 e, Table S3) reproduce the counts in Table 1 and confirm the valence assignment.</w:t>
-      </w:r>
-      <w:r>
-        <w:t xml:space="preserve"> </w:t>
-      </w:r>
-      <w:r>
-        <w:rPr>
-          <w:bCs/>
-          <w:b/>
-        </w:rPr>
-        <w:t xml:space="preserve">[AUTHOR ACTION: insert the SHA-256 hashes of the four UPF files used, and copy the</w:t>
-      </w:r>
-      <w:r>
-        <w:rPr>
-          <w:bCs/>
-          <w:b/>
-        </w:rPr>
-        <w:t xml:space="preserve"> </w:t>
-      </w:r>
-      <w:r>
-        <w:rPr>
-          <w:bCs/>
-          <w:b/>
-        </w:rPr>
-        <w:t xml:space="preserve">“</w:t>
-      </w:r>
-      <w:r>
-        <w:rPr>
-          <w:bCs/>
-          <w:b/>
-        </w:rPr>
-        <w:t xml:space="preserve">Valence configuration</w:t>
-      </w:r>
-      <w:r>
-        <w:rPr>
-          <w:bCs/>
-          <w:b/>
-        </w:rPr>
-        <w:t xml:space="preserve">”</w:t>
-      </w:r>
-      <w:r>
         <w:rPr>
           <w:bCs/>
           <w:b/>
@@ -922,7 +848,32 @@
         <w:t xml:space="preserve"> </w:t>
       </w:r>
       <w:r>
-        <w:t xml:space="preserve">Kinetic-energy cut-offs of 40 Ry (wavefunctions) and 320 Ry (charge density) were used throughout; 40 Ry is the convergence target of the PSlibrary 1.0.0 low-cut-off set, and a test at a higher cut-off has not been performed in this work (Section 5).</w:t>
+        <w:t xml:space="preserve">Kinetic-energy cut-offs of 40 Ry (wavefunctions) and 320 Ry (charge density) were used throughout. No cut-off convergence test was performed; comparable anatase defect work uses 55 Ry for the same species [14], and the consequences are discussed in Section 5.</w:t>
+      </w:r>
+      <w:r>
+        <w:t xml:space="preserve"> </w:t>
+      </w:r>
+      <w:r>
+        <w:rPr>
+          <w:bCs/>
+          <w:b/>
+        </w:rPr>
+        <w:t xml:space="preserve">[AUTHOR ACTION: quote the suggested minimum cut-offs printed in the headers of the four UPF files, and run one 55 Ry single point on Pr_perfect and Pr_VO to bound the cut-off error on E</w:t>
+      </w:r>
+      <w:r>
+        <w:rPr>
+          <w:vertAlign w:val="subscript"/>
+          <w:bCs/>
+          <w:b/>
+        </w:rPr>
+        <w:t xml:space="preserve">f</w:t>
+      </w:r>
+      <w:r>
+        <w:rPr>
+          <w:bCs/>
+          <w:b/>
+        </w:rPr>
+        <w:t xml:space="preserve">.]</w:t>
       </w:r>
     </w:p>
     <w:p>
@@ -1450,7 +1401,7 @@
               <w:t xml:space="preserve">1</w:t>
             </w:r>
             <w:r>
-              <w:t xml:space="preserve">6s</w:t>
+              <w:t xml:space="preserve">(6s,6p)</w:t>
             </w:r>
             <w:r>
               <w:rPr>
@@ -2157,7 +2108,7 @@
         <w:t xml:space="preserve"> </w:t>
       </w:r>
       <w:r>
-        <w:t xml:space="preserve">A Hubbard term in the rotationally invariant Dudarev form [36], which is the form implemented behind the HUBBARD card of Quantum ESPRESSO 7.x, was applied to the Ti-3d manifold with U</w:t>
+        <w:t xml:space="preserve">A Hubbard term in the rotationally invariant Dudarev form [35], which is the form implemented behind the HUBBARD card of Quantum ESPRESSO 7.x, was applied to the Ti-3d manifold with U</w:t>
       </w:r>
       <w:r>
         <w:rPr>
@@ -2169,7 +2120,23 @@
         <w:t xml:space="preserve"> </w:t>
       </w:r>
       <w:r>
-        <w:t xml:space="preserve">= 3.5 eV using ortho-atomic projectors. The value is close to the ab initio linear-response estimate for anatase quoted by Deák et al. [37] and has been used for Er-doped anatase [20] and for anatase (101) defect chemistry [7]; other anatase work uses U = 4.2 eV [16,17,18], and the sensitivity of the present results to U is reported in Section 3.7. The DFT+U approach rests on the formulation of Anisimov et al. [38]; linear-response determination of U [39] was not performed for the dopant-containing cells. For the oxygen-site tests of Section 3.4 an additional U</w:t>
+        <w:t xml:space="preserve">= 3.5 eV using ortho-atomic projectors. Deák et al. note that this value is close to an ab initio determination of U for anatase [36], and it has been used for Er-doped anatase [21] and for anatase (101) defect chemistry [7]; other anatase work uses U = 4.2 eV [14,15], a value originally fitted for the rutile (110) surface [37]. Literature U values obtained with other projector schemes are not strictly transferable to the ortho-atomic projectors used here, and the sensitivity of the present results to U is reported in Section 3.7.</w:t>
+      </w:r>
+      <w:r>
+        <w:t xml:space="preserve"> </w:t>
+      </w:r>
+      <w:r>
+        <w:rPr>
+          <w:bCs/>
+          <w:b/>
+        </w:rPr>
+        <w:t xml:space="preserve">[AUTHOR ACTION: verify against the full texts that Mazierski et al. and Yin et al. used U(Ti-3d) = 3.5 eV and that Deák et al. quote an ab initio anatase value near 3.5 eV.]</w:t>
+      </w:r>
+      <w:r>
+        <w:t xml:space="preserve"> </w:t>
+      </w:r>
+      <w:r>
+        <w:t xml:space="preserve">The DFT+U approach rests on the formulation of Anisimov et al. [38]; linear-response determination of U [39] was not performed for the dopant-containing cells. For the oxygen-site tests of Section 3.4 an additional U</w:t>
       </w:r>
       <w:r>
         <w:rPr>
@@ -2202,7 +2169,7 @@
         <w:t xml:space="preserve"> </w:t>
       </w:r>
       <w:r>
-        <w:t xml:space="preserve">study of Carey and Nolan [29], where it was used together with a Cr-3d term to localise oxygen holes; it has not been derived for anatase and is treated here as a sensitivity parameter rather than a calibrated value.</w:t>
+        <w:t xml:space="preserve">study of Carey and Nolan [17], where it was used together with a Cr-3d term to localise oxygen holes; it has not been derived for anatase and is treated here as a sensitivity parameter rather than a calibrated value.</w:t>
       </w:r>
     </w:p>
     <w:p>
@@ -2280,7 +2247,23 @@
         <w:t xml:space="preserve">−3</w:t>
       </w:r>
       <w:r>
-        <w:t xml:space="preserve">. These concentrations are far above the dilute limit relevant to ETLs, and all absolute quantities below should be read as those of a concentrated periodic defect array. Lattice parameters were taken from a converged variable-cell relaxation of the pristine cell and held fixed for all defect cells. The production V</w:t>
+        <w:t xml:space="preserve">. These concentrations are far above the dilute limit relevant to ETLs, and all absolute quantities below should be read as those of a concentrated periodic defect array. Lattice parameters were taken from a variable-cell relaxation of the pristine cell and held fixed for all defect cells.</w:t>
+      </w:r>
+      <w:r>
+        <w:t xml:space="preserve"> </w:t>
+      </w:r>
+      <w:r>
+        <w:rPr>
+          <w:bCs/>
+          <w:b/>
+        </w:rPr>
+        <w:t xml:space="preserve">[AUTHOR ACTION: state the k-mesh, cut-off and residual stress of that variable-cell relaxation.]</w:t>
+      </w:r>
+      <w:r>
+        <w:t xml:space="preserve"> </w:t>
+      </w:r>
+      <w:r>
+        <w:t xml:space="preserve">The production V</w:t>
       </w:r>
       <w:r>
         <w:rPr>
@@ -2292,17 +2275,17 @@
         <w:t xml:space="preserve"> </w:t>
       </w:r>
       <w:r>
-        <w:t xml:space="preserve">in the doped cells is the oxygen atom nearest to the dopant (Pr–O ≈ 2.17 Å in the relaxed Pr cell); three alternative sites are examined in Section 3.7.</w:t>
-      </w:r>
-      <w:r>
-        <w:t xml:space="preserve"> </w:t>
-      </w:r>
-      <w:r>
-        <w:rPr>
-          <w:bCs/>
-          <w:b/>
-        </w:rPr>
-        <w:t xml:space="preserve">[AUTHOR ACTION: give the atom index of the production V</w:t>
+        <w:t xml:space="preserve">in each doped cell is an oxygen atom in the neighbourhood of the dopant site; three alternative sites in the Pr cell are examined in Section 3.7.</w:t>
+      </w:r>
+      <w:r>
+        <w:t xml:space="preserve"> </w:t>
+      </w:r>
+      <w:r>
+        <w:rPr>
+          <w:bCs/>
+          <w:b/>
+        </w:rPr>
+        <w:t xml:space="preserve">[AUTHOR ACTION: state the atom index and the relaxed dopant–O distance of the production V</w:t>
       </w:r>
       <w:r>
         <w:rPr>
@@ -2324,7 +2307,37 @@
           <w:bCs/>
           <w:b/>
         </w:rPr>
-        <w:t xml:space="preserve">in the Rb cell, its Rb–O distance, and the relaxed dopant–O bond lengths for the first coordination shell of Pr and Rb (six values each), e.g. as Table S8.]</w:t>
+        <w:t xml:space="preserve">in both cells. The earlier draft stated that the nearest-neighbour oxygen (index O3, 2.17 Å from Pr) was not tested, whereas SI Table S4 describes the production site as the closest oxygen at ≈2.17 Å; reconcile from the input files before any statement about nearest-neighbour preference is made. Also give the relaxed first-shell dopant–O bond lengths for Pr and Rb (six values each) as Table S8; note that 2.17 Å is well below the Shannon-radius sum of 2.39 Å for six-fold Pr</w:t>
+      </w:r>
+      <w:r>
+        <w:rPr>
+          <w:vertAlign w:val="superscript"/>
+          <w:bCs/>
+          <w:b/>
+        </w:rPr>
+        <w:t xml:space="preserve">3+</w:t>
+      </w:r>
+      <w:r>
+        <w:rPr>
+          <w:bCs/>
+          <w:b/>
+        </w:rPr>
+        <w:t xml:space="preserve">–O</w:t>
+      </w:r>
+      <w:r>
+        <w:rPr>
+          <w:vertAlign w:val="superscript"/>
+          <w:bCs/>
+          <w:b/>
+        </w:rPr>
+        <w:t xml:space="preserve">2−</w:t>
+      </w:r>
+      <w:r>
+        <w:rPr>
+          <w:bCs/>
+          <w:b/>
+        </w:rPr>
+        <w:t xml:space="preserve">.]</w:t>
       </w:r>
     </w:p>
     <w:p>
@@ -2342,7 +2355,23 @@
         <w:t xml:space="preserve"> </w:t>
       </w:r>
       <w:r>
-        <w:t xml:space="preserve">Production relaxations used Γ-point sampling, following the practice of Arrigoni and Madsen for anatase defect cells of comparable size [17]. Single-point total energies on the Γ-relaxed geometries were recomputed on a 2×2×2 Monkhorst–Pack mesh for all four doped cells, and the projected densities of states were obtained from non-self-consistent calculations on a 2×2×2 mesh; the k-mesh dependence of the formation-energy contrast is reported in Section 3.7. All calculations were spin-polarised (nspin = 2). Fractional occupations were treated with Gaussian smearing.</w:t>
+        <w:t xml:space="preserve">Production relaxations used Γ-point sampling, a choice the earlier literature on anatase defect cells of comparable size has also made [15].</w:t>
+      </w:r>
+      <w:r>
+        <w:t xml:space="preserve"> </w:t>
+      </w:r>
+      <w:r>
+        <w:rPr>
+          <w:bCs/>
+          <w:b/>
+        </w:rPr>
+        <w:t xml:space="preserve">[AUTHOR ACTION: verify that Arrigoni and Madsen used Γ-only sampling; otherwise remove the attribution.]</w:t>
+      </w:r>
+      <w:r>
+        <w:t xml:space="preserve"> </w:t>
+      </w:r>
+      <w:r>
+        <w:t xml:space="preserve">Single-point total energies on the Γ-relaxed geometries were recomputed on a 2×2×2 Monkhorst–Pack mesh for all four doped cells, and the projected densities of states were obtained from non-self-consistent calculations on a 2×2×2 mesh; the k-mesh dependence of the formation-energy contrast is reported in Section 3.7. All calculations were spin-polarised (nspin = 2). Fractional occupations were treated with Gaussian smearing.</w:t>
       </w:r>
       <w:r>
         <w:t xml:space="preserve"> </w:t>
@@ -2380,6 +2409,64 @@
         <w:t xml:space="preserve"> </w:t>
       </w:r>
       <w:r>
+        <w:t xml:space="preserve">With smearing, the total energy printed by pw.x is the smearing free energy; the entropy term is small when few states lie near the Fermi level but has not been tabulated.</w:t>
+      </w:r>
+      <w:r>
+        <w:t xml:space="preserve"> </w:t>
+      </w:r>
+      <w:r>
+        <w:rPr>
+          <w:bCs/>
+          <w:b/>
+        </w:rPr>
+        <w:t xml:space="preserve">[AUTHOR ACTION: report the</w:t>
+      </w:r>
+      <w:r>
+        <w:rPr>
+          <w:bCs/>
+          <w:b/>
+        </w:rPr>
+        <w:t xml:space="preserve"> </w:t>
+      </w:r>
+      <w:r>
+        <w:rPr>
+          <w:bCs/>
+          <w:b/>
+        </w:rPr>
+        <w:t xml:space="preserve">“</w:t>
+      </w:r>
+      <w:r>
+        <w:rPr>
+          <w:bCs/>
+          <w:b/>
+        </w:rPr>
+        <w:t xml:space="preserve">smearing contrib. (−TS)</w:t>
+      </w:r>
+      <w:r>
+        <w:rPr>
+          <w:bCs/>
+          <w:b/>
+        </w:rPr>
+        <w:t xml:space="preserve">”</w:t>
+      </w:r>
+      <w:r>
+        <w:rPr>
+          <w:bCs/>
+          <w:b/>
+        </w:rPr>
+        <w:t xml:space="preserve"> </w:t>
+      </w:r>
+      <w:r>
+        <w:rPr>
+          <w:bCs/>
+          <w:b/>
+        </w:rPr>
+        <w:t xml:space="preserve">line for every cell in Table S10; if it exceeds 0.01 Ry for any defect cell, report internal energies as well.]</w:t>
+      </w:r>
+      <w:r>
+        <w:t xml:space="preserve"> </w:t>
+      </w:r>
+      <w:r>
         <w:t xml:space="preserve">The electronic self-consistency threshold was 1×10</w:t>
       </w:r>
       <w:r>
@@ -2392,7 +2479,17 @@
         <w:t xml:space="preserve"> </w:t>
       </w:r>
       <w:r>
-        <w:t xml:space="preserve">Ry.</w:t>
+        <w:t xml:space="preserve">Ry. Symmetry was handled by the code’s default detection.</w:t>
+      </w:r>
+      <w:r>
+        <w:t xml:space="preserve"> </w:t>
+      </w:r>
+      <w:r>
+        <w:rPr>
+          <w:bCs/>
+          <w:b/>
+        </w:rPr>
+        <w:t xml:space="preserve">[AUTHOR ACTION: state whether nosym or any magnetisation constraint (tot_magnetization, constrained_magnetization) was used in any run.]</w:t>
       </w:r>
     </w:p>
     <w:p>
@@ -2479,7 +2576,87 @@
         <w:t xml:space="preserve"> </w:t>
       </w:r>
       <w:r>
-        <w:t xml:space="preserve">&gt; |m| indicates spin density of both signs. Production relaxations were started from zero magnetisation on all species. Because a zero start can trap a calculation in a non-magnetic solution, every cell that converged to m = 0 was re-relaxed from a magnetic start with starting_magnetization = 0.3 on Ti and 0.5 on the dopant (these are fractions of the valence charge in the Quantum ESPRESSO convention, not site moments in μ</w:t>
+        <w:t xml:space="preserve">&gt; |m| indicates spin density of both signs. Production relaxations were started from a small, symmetry-breaking starting magnetisation.</w:t>
+      </w:r>
+      <w:r>
+        <w:t xml:space="preserve"> </w:t>
+      </w:r>
+      <w:r>
+        <w:rPr>
+          <w:bCs/>
+          <w:b/>
+        </w:rPr>
+        <w:t xml:space="preserve">[AUTHOR ACTION: state the starting_magnetization value of each species in the production inputs. Quantum ESPRESSO requires a non-zero value for at least one species in an nspin = 2 run, and Section S1 records 0.05 on both species for the pristine V</w:t>
+      </w:r>
+      <w:r>
+        <w:rPr>
+          <w:vertAlign w:val="subscript"/>
+          <w:bCs/>
+          <w:b/>
+        </w:rPr>
+        <w:t xml:space="preserve">O</w:t>
+      </w:r>
+      <w:r>
+        <w:rPr>
+          <w:bCs/>
+          <w:b/>
+        </w:rPr>
+        <w:t xml:space="preserve"> </w:t>
+      </w:r>
+      <w:r>
+        <w:rPr>
+          <w:bCs/>
+          <w:b/>
+        </w:rPr>
+        <w:t xml:space="preserve">cell; the earlier wording</w:t>
+      </w:r>
+      <w:r>
+        <w:rPr>
+          <w:bCs/>
+          <w:b/>
+        </w:rPr>
+        <w:t xml:space="preserve"> </w:t>
+      </w:r>
+      <w:r>
+        <w:rPr>
+          <w:bCs/>
+          <w:b/>
+        </w:rPr>
+        <w:t xml:space="preserve">“</w:t>
+      </w:r>
+      <w:r>
+        <w:rPr>
+          <w:bCs/>
+          <w:b/>
+        </w:rPr>
+        <w:t xml:space="preserve">zero magnetisation on all species</w:t>
+      </w:r>
+      <w:r>
+        <w:rPr>
+          <w:bCs/>
+          <w:b/>
+        </w:rPr>
+        <w:t xml:space="preserve">”</w:t>
+      </w:r>
+      <w:r>
+        <w:rPr>
+          <w:bCs/>
+          <w:b/>
+        </w:rPr>
+        <w:t xml:space="preserve"> </w:t>
+      </w:r>
+      <w:r>
+        <w:rPr>
+          <w:bCs/>
+          <w:b/>
+        </w:rPr>
+        <w:t xml:space="preserve">cannot be correct as written.]</w:t>
+      </w:r>
+      <w:r>
+        <w:t xml:space="preserve"> </w:t>
+      </w:r>
+      <w:r>
+        <w:t xml:space="preserve">Because a near-zero start can trap a calculation in a non-magnetic solution, the Pr_VO cell was re-relaxed from a magnetic start with starting_magnetization = 0.3 on Ti and 0.5 on the dopant (these are fractions of the valence charge in the Quantum ESPRESSO convention, not site moments in μ</w:t>
       </w:r>
       <w:r>
         <w:rPr>
@@ -2488,7 +2665,23 @@
         <w:t xml:space="preserve">B</w:t>
       </w:r>
       <w:r>
-        <w:t xml:space="preserve">) under a separate prefix, and the two total energies were compared. One magnetic trial per cell was performed; a wider search over site-specific and antiparallel seeds was not, and the non-magnetic solutions are therefore described below as the lowest-energy solutions among those tested rather than as established ground states.</w:t>
+        <w:t xml:space="preserve">) under a separate prefix, and the two total energies were compared (Section 3.3).</w:t>
+      </w:r>
+      <w:r>
+        <w:t xml:space="preserve"> </w:t>
+      </w:r>
+      <w:r>
+        <w:rPr>
+          <w:bCs/>
+          <w:b/>
+        </w:rPr>
+        <w:t xml:space="preserve">[AUTHOR ACTION: state whether equivalent magnetic-start trials were run for Pristine_perfect, Pristine_VO and Pr_perfect and report their outcomes; if not, say so here.]</w:t>
+      </w:r>
+      <w:r>
+        <w:t xml:space="preserve"> </w:t>
+      </w:r>
+      <w:r>
+        <w:t xml:space="preserve">A wider search over site-specific and antiparallel seeds was not performed, and the non-magnetic solutions are therefore described below as the lowest-energy solutions among those tested rather than as established ground states.</w:t>
       </w:r>
     </w:p>
     <w:p>
@@ -2506,7 +2699,19 @@
         <w:t xml:space="preserve"> </w:t>
       </w:r>
       <w:r>
-        <w:t xml:space="preserve">Ionic positions were relaxed with BFGS until the largest force component fell below 0.005 Ry/Bohr (0.129 eV/Å). Charge mixing was damped (mixing_beta = 0.1) and the BFGS history shortened (bfgs_ndim = 3) to suppress oscillation about shallow minima. The final maximum forces were 0.0026, 0.0042, 0.0037 and 0.0040 Ry/Bohr (0.067, 0.108, 0.095 and 0.103 eV/Å) for Pr_perfect, Pr_VO, Rb_perfect and Rb_VO. The Pr_VO relaxation was stopped manually after the force fell below the threshold while the BFGS step oscillated; the energy change over the last iterations was below 1×10</w:t>
+        <w:t xml:space="preserve">Ionic positions were relaxed with BFGS until the largest force component fell below 0.005 Ry/Bohr (0.129 eV/Å). For the doped cells, charge mixing was damped (mixing_beta = 0.1) and the BFGS history shortened (bfgs_ndim = 3) to suppress oscillation about shallow minima; the pristine V</w:t>
+      </w:r>
+      <w:r>
+        <w:rPr>
+          <w:vertAlign w:val="subscript"/>
+        </w:rPr>
+        <w:t xml:space="preserve">O</w:t>
+      </w:r>
+      <w:r>
+        <w:t xml:space="preserve"> </w:t>
+      </w:r>
+      <w:r>
+        <w:t xml:space="preserve">cell was first attempted with the default mixing (mixing_beta = 0.3) and converged only after the changes described in Section S1. The final maximum forces were 0.0026, 0.0042, 0.0037 and 0.0040 Ry/Bohr (0.067, 0.108, 0.095 and 0.103 eV/Å) for Pr_perfect, Pr_VO, Rb_perfect and Rb_VO. The Pr_VO relaxation was stopped manually after the force fell below the threshold while the BFGS step oscillated; the energy change over the last iterations was below 1×10</w:t>
       </w:r>
       <w:r>
         <w:rPr>
@@ -2690,7 +2895,19 @@
         <w:t xml:space="preserve">2</w:t>
       </w:r>
       <w:r>
-        <w:t xml:space="preserve">) = −41.51621 Ry (−564.857 eV). This is the oxygen-rich electronic-energy reference; no finite-temperature gas-phase correction or competing-phase analysis was applied, and the values are conditional oxygen-removal energies from the already substituted cells rather than equilibrium vacancy concentrations [40]. Formation energies were evaluated from unrounded Rydberg totals and are reported to 0.01 eV; the full-precision ledger is Table S9. The comparative quantity ΔE</w:t>
+        <w:t xml:space="preserve">) = −41.51621 Ry (−564.857 eV). This is the oxygen-rich electronic-energy reference; no finite-temperature gas-phase correction or competing-phase analysis was applied, and the values are conditional oxygen-removal energies from the already substituted cells rather than equilibrium vacancy concentrations [40]. The known overbinding of O</w:t>
+      </w:r>
+      <w:r>
+        <w:rPr>
+          <w:vertAlign w:val="subscript"/>
+        </w:rPr>
+        <w:t xml:space="preserve">2</w:t>
+      </w:r>
+      <w:r>
+        <w:t xml:space="preserve"> </w:t>
+      </w:r>
+      <w:r>
+        <w:t xml:space="preserve">by PBE shifts all absolute formation energies at this reference by a common amount and cancels in differences between hosts; no empirical correction was applied. Formation energies were evaluated from unrounded Rydberg totals and are reported to 0.01 eV; the full-precision ledger is Table S9. The comparative quantity ΔE</w:t>
       </w:r>
       <w:r>
         <w:rPr>
@@ -2830,13 +3047,13 @@
           <w:bCs/>
           <w:b/>
         </w:rPr>
-        <w:t xml:space="preserve">), the exx q-grid, and that the +U term was switched off.]</w:t>
-      </w:r>
-      <w:r>
-        <w:t xml:space="preserve"> </w:t>
-      </w:r>
-      <w:r>
-        <w:t xml:space="preserve">(iv) Dispersion: single-point energies for Pr_VO and Rb_VO with the Grimme D3 correction and Becke–Johnson damping [43,44], without three-body terms, following the DFT+U+D3 protocol used for defective anatase by Torres et al. [45]. (v) Alternative vacancy sites: three additional Pr_VO cells with the vacancy at atom indices O1, O7 and O17 of the production input. (vi) Bader analysis of Pr_VO and Rb_VO from pp.x charge densities with the Henkelman grid algorithm [46,47].</w:t>
+        <w:t xml:space="preserve">), the exx q-grid, ecutfock, the EXX convergence threshold and number of outer iterations, and that the +U term was switched off. The HSE06 total energy (−3926.67 Ry) differs from the PBE+U total of the same cell (−4275.02 Ry) by 348 Ry, which a change of functional alone cannot produce; state which pseudopotential datasets were used in the hybrid run and whether exact exchange was evaluated with the PAW datasets. If different datasets were used, the Fermi-energy comparison in Section 3.6 must be removed.]</w:t>
+      </w:r>
+      <w:r>
+        <w:t xml:space="preserve"> </w:t>
+      </w:r>
+      <w:r>
+        <w:t xml:space="preserve">(iv) Dispersion: single-point energies for Pr_VO and Rb_VO with the Grimme D3 correction and Becke–Johnson damping [43,44], without three-body terms, following the DFT+U+D3 protocol used for defective anatase by Torres et al. [45]; the single points were started from scratch on the production geometries. (v) Alternative vacancy sites: three additional Pr_VO cells with the vacancy at atom indices O1, O7 and O17 of the production input. (vi) Bader analysis of Pr_VO and Rb_VO from pp.x charge densities with the Henkelman grid algorithm [46,47].</w:t>
       </w:r>
       <w:r>
         <w:t xml:space="preserve"> </w:t>
@@ -2904,7 +3121,7 @@
         <w:t xml:space="preserve"> </w:t>
       </w:r>
       <w:r>
-        <w:t xml:space="preserve">cell, which required a modified mixing scheme to converge (Section S1), was stopped at 0.0056 Ry/Bohr, slightly above the threshold. The relaxed Pr_VO and Rb_VO cells are shown in Figure 1. The production vacancy is the oxygen nearest the dopant in both cells.</w:t>
+        <w:t xml:space="preserve">cell, which required a modified mixing scheme to converge (Section S1), was stopped at 0.0056 Ry/Bohr, slightly above the threshold. The relaxed Pr_VO and Rb_VO cells are shown in Figure 1. The production vacancy lies in the neighbourhood of the dopant in both cells (Section 2.3).</w:t>
       </w:r>
       <w:r>
         <w:t xml:space="preserve"> </w:t>
@@ -2937,7 +3154,7 @@
               <a:graphicData uri="http://schemas.openxmlformats.org/drawingml/2006/picture">
                 <pic:pic>
                   <pic:nvPicPr>
-                    <pic:cNvPr descr="../figures/Fig1_structures_relabel_required.png" id="22" name="Picture"/>
+                    <pic:cNvPr descr="../figures/Fig1_structures_patched.png" id="22" name="Picture"/>
                     <pic:cNvPicPr>
                       <a:picLocks noChangeArrowheads="1" noChangeAspect="1"/>
                     </pic:cNvPicPr>
@@ -3195,153 +3412,7 @@
           <w:iCs/>
           <w:i/>
         </w:rPr>
-        <w:t xml:space="preserve">[AUTHOR ACTION: regenerate the artwork from the relaxed coordinates with the panel subtitles changed to the text above; remove</w:t>
-      </w:r>
-      <w:r>
-        <w:rPr>
-          <w:bCs/>
-          <w:b/>
-          <w:iCs/>
-          <w:i/>
-        </w:rPr>
-        <w:t xml:space="preserve"> </w:t>
-      </w:r>
-      <w:r>
-        <w:rPr>
-          <w:bCs/>
-          <w:b/>
-          <w:iCs/>
-          <w:i/>
-        </w:rPr>
-        <w:t xml:space="preserve">“</w:t>
-      </w:r>
-      <w:r>
-        <w:rPr>
-          <w:bCs/>
-          <w:b/>
-          <w:iCs/>
-          <w:i/>
-        </w:rPr>
-        <w:t xml:space="preserve">singlet, no Ti</w:t>
-      </w:r>
-      <w:r>
-        <w:rPr>
-          <w:vertAlign w:val="superscript"/>
-          <w:bCs/>
-          <w:b/>
-          <w:iCs/>
-          <w:i/>
-        </w:rPr>
-        <w:t xml:space="preserve">3+</w:t>
-      </w:r>
-      <w:r>
-        <w:rPr>
-          <w:bCs/>
-          <w:b/>
-          <w:iCs/>
-          <w:i/>
-        </w:rPr>
-        <w:t xml:space="preserve"> </w:t>
-      </w:r>
-      <w:r>
-        <w:rPr>
-          <w:bCs/>
-          <w:b/>
-          <w:iCs/>
-          <w:i/>
-        </w:rPr>
-        <w:t xml:space="preserve">trap</w:t>
-      </w:r>
-      <w:r>
-        <w:rPr>
-          <w:bCs/>
-          <w:b/>
-          <w:iCs/>
-          <w:i/>
-        </w:rPr>
-        <w:t xml:space="preserve">”</w:t>
-      </w:r>
-      <w:r>
-        <w:rPr>
-          <w:bCs/>
-          <w:b/>
-          <w:iCs/>
-          <w:i/>
-        </w:rPr>
-        <w:t xml:space="preserve"> </w:t>
-      </w:r>
-      <w:r>
-        <w:rPr>
-          <w:bCs/>
-          <w:b/>
-          <w:iCs/>
-          <w:i/>
-        </w:rPr>
-        <w:t xml:space="preserve">and</w:t>
-      </w:r>
-      <w:r>
-        <w:rPr>
-          <w:bCs/>
-          <w:b/>
-          <w:iCs/>
-          <w:i/>
-        </w:rPr>
-        <w:t xml:space="preserve"> </w:t>
-      </w:r>
-      <w:r>
-        <w:rPr>
-          <w:bCs/>
-          <w:b/>
-          <w:iCs/>
-          <w:i/>
-        </w:rPr>
-        <w:t xml:space="preserve">“</w:t>
-      </w:r>
-      <w:r>
-        <w:rPr>
-          <w:bCs/>
-          <w:b/>
-          <w:iCs/>
-          <w:i/>
-        </w:rPr>
-        <w:t xml:space="preserve">Ti</w:t>
-      </w:r>
-      <w:r>
-        <w:rPr>
-          <w:vertAlign w:val="superscript"/>
-          <w:bCs/>
-          <w:b/>
-          <w:iCs/>
-          <w:i/>
-        </w:rPr>
-        <w:t xml:space="preserve">3+</w:t>
-      </w:r>
-      <w:r>
-        <w:rPr>
-          <w:bCs/>
-          <w:b/>
-          <w:iCs/>
-          <w:i/>
-        </w:rPr>
-        <w:t xml:space="preserve">/O hole trap</w:t>
-      </w:r>
-      <w:r>
-        <w:rPr>
-          <w:bCs/>
-          <w:b/>
-          <w:iCs/>
-          <w:i/>
-        </w:rPr>
-        <w:t xml:space="preserve">”</w:t>
-      </w:r>
-      <w:r>
-        <w:rPr>
-          <w:bCs/>
-          <w:b/>
-          <w:iCs/>
-          <w:i/>
-        </w:rPr>
-        <w:t xml:space="preserve">; add the vacancy atom index and dopant–V</w:t>
+        <w:t xml:space="preserve">[AUTHOR ACTION: the panel subtitles of the interim artwork were patched to match this caption; regenerate the figure from the relaxed coordinates and add the vacancy atom index and dopant–V</w:t>
       </w:r>
       <w:r>
         <w:rPr>
@@ -3458,7 +3529,7 @@
         <w:t xml:space="preserve"> </w:t>
       </w:r>
       <w:r>
-        <w:t xml:space="preserve">= −4.06 eV. Both substitutions lower the cost of removing the oxygen atom nearest the dopant relative to pristine TiO</w:t>
+        <w:t xml:space="preserve">= −4.06 eV. Both substitutions lower the cost of removing an oxygen atom adjacent to the dopant site relative to pristine TiO</w:t>
       </w:r>
       <w:r>
         <w:rPr>
@@ -3467,7 +3538,7 @@
         <w:t xml:space="preserve">2</w:t>
       </w:r>
       <w:r>
-        <w:t xml:space="preserve">, by 3.45 eV for Pr and 8.80 eV for Rb. The Pr cell remains uphill at this reference, so oxygen removal is not spontaneous; the Rb cell is downhill, so the vacancy-free Rb-substituted cell is unstable against oxygen loss at this reference. The Pr–Rb contrast ΔE</w:t>
+        <w:t xml:space="preserve">, by 3.45 eV for Pr and 8.81 eV for Rb (differences of the unrounded values). The Pr cell remains uphill at this reference, so oxygen removal is not spontaneous; the Rb cell is downhill, so the vacancy-free Rb-substituted cell is unstable against oxygen loss at this reference. The Pr–Rb contrast ΔE</w:t>
       </w:r>
       <w:r>
         <w:rPr>
@@ -3572,29 +3643,7 @@
           <w:iCs/>
           <w:i/>
         </w:rPr>
-        <w:t xml:space="preserve">is computed from the unrounded totals (full ledger in Table S9). The last column gives the single-point result on the Γ-relaxed geometry with a 2×2×2 k-mesh. The combined k-mesh and rounding uncertainty on each E</w:t>
-      </w:r>
-      <w:r>
-        <w:rPr>
-          <w:vertAlign w:val="subscript"/>
-          <w:iCs/>
-          <w:i/>
-        </w:rPr>
-        <w:t xml:space="preserve">f</w:t>
-      </w:r>
-      <w:r>
-        <w:rPr>
-          <w:iCs/>
-          <w:i/>
-        </w:rPr>
-        <w:t xml:space="preserve"> </w:t>
-      </w:r>
-      <w:r>
-        <w:rPr>
-          <w:iCs/>
-          <w:i/>
-        </w:rPr>
-        <w:t xml:space="preserve">is about ±0.15 eV in absolute terms and ±0.05 eV on the Pr–Rb difference; cut-off and relaxation-tolerance contributions have not been quantified (Section 5).</w:t>
+        <w:t xml:space="preserve">is computed from the unrounded totals (full ledger in Table S9). The last column gives the single-point result on the Γ-relaxed geometry with a 2×2×2 k-mesh. The Γ-to-2×2×2 shift is −0.10 eV (Pr) and −0.14 eV (Rb) and was not evaluated for the pristine formation energy; the Pr–Rb difference shifts by +0.04 eV. Smearing, cut-off and relaxation-tolerance contributions to the absolute values have not been quantified (Section 5).</w:t>
       </w:r>
     </w:p>
     <w:tbl>
@@ -4103,17 +4152,39 @@
           <w:iCs/>
           <w:i/>
         </w:rPr>
-        <w:t xml:space="preserve">The pristine 2×2×2 single points were not computed.</w:t>
-      </w:r>
-      <w:r>
-        <w:t xml:space="preserve"> </w:t>
-      </w:r>
-      <w:r>
-        <w:rPr>
-          <w:bCs/>
-          <w:b/>
-        </w:rPr>
-        <w:t xml:space="preserve">[AUTHOR ACTION: compute E(Pristine_perfect) and E(Pristine_VO) at 2×2×2 on the Γ geometries, or state in the table that they were not computed.]</w:t>
+        <w:t xml:space="preserve">The pristine V</w:t>
+      </w:r>
+      <w:r>
+        <w:rPr>
+          <w:vertAlign w:val="subscript"/>
+          <w:iCs/>
+          <w:i/>
+        </w:rPr>
+        <w:t xml:space="preserve">O</w:t>
+      </w:r>
+      <w:r>
+        <w:rPr>
+          <w:iCs/>
+          <w:i/>
+        </w:rPr>
+        <w:t xml:space="preserve"> </w:t>
+      </w:r>
+      <w:r>
+        <w:rPr>
+          <w:iCs/>
+          <w:i/>
+        </w:rPr>
+        <w:t xml:space="preserve">cell was not computed at 2×2×2 (the pristine perfect cell was, Section 3.7), so no 2×2×2 formation energy can be formed for the pristine host.</w:t>
+      </w:r>
+      <w:r>
+        <w:t xml:space="preserve"> </w:t>
+      </w:r>
+      <w:r>
+        <w:rPr>
+          <w:bCs/>
+          <w:b/>
+        </w:rPr>
+        <w:t xml:space="preserve">[AUTHOR ACTION: compute E(Pristine_VO) at 2×2×2 on the Γ geometry and complete this entry.]</w:t>
       </w:r>
     </w:p>
     <w:p>
@@ -4217,23 +4288,35 @@
         <w:pStyle w:val="BodyText"/>
       </w:pPr>
       <w:r>
-        <w:t xml:space="preserve">The pristine value lies within the range reported for the neutral bulk vacancy in anatase by other DFT+U and hybrid studies (4.0–5.0 eV at U = 4.2 eV [17]; 5.3–5.5 eV with HSE06 [48,37]), which supports the protocol at the level of absolute formation energies.</w:t>
-      </w:r>
-      <w:r>
-        <w:t xml:space="preserve"> </w:t>
-      </w:r>
-      <w:r>
-        <w:rPr>
-          <w:bCs/>
-          <w:b/>
-        </w:rPr>
-        <w:t xml:space="preserve">[AUTHOR ACTION: verify the Arrigoni–Madsen and Boonchun values and conditions against the full texts; the audit could not confirm them.]</w:t>
-      </w:r>
-      <w:r>
-        <w:t xml:space="preserve"> </w:t>
-      </w:r>
-      <w:r>
-        <w:t xml:space="preserve">On the 2×2×2 mesh the individual formation energies shift by −0.10 eV (Pr) and −0.14 eV (Rb) while the contrast moves from 5.36 to 5.39 eV, i.e. by +0.04 eV (defined as the 2×2×2 contrast minus the Γ-only contrast). The comparative conclusion is therefore insensitive to Brillouin-zone sampling at the 0.05 eV level, although the absolute values carry a 0.1–0.15 eV mesh dependence. The sign and direction of the Rb result agree with the experimental finding of Tian et al. that Rb doping lowers the V</w:t>
+        <w:t xml:space="preserve">The pristine value lies within the 4.0–5.0 eV range reported for the neutral bulk vacancy in anatase with DFT+U at U = 4.2 eV [15] and below the 5.3–5.5 eV obtained with HSE06 at the oxygen-rich limit [48,36], as expected for a semi-local functional with a PBE O</w:t>
+      </w:r>
+      <w:r>
+        <w:rPr>
+          <w:vertAlign w:val="subscript"/>
+        </w:rPr>
+        <w:t xml:space="preserve">2</w:t>
+      </w:r>
+      <w:r>
+        <w:t xml:space="preserve"> </w:t>
+      </w:r>
+      <w:r>
+        <w:t xml:space="preserve">reference; this is a consistency check, not a validation of the protocol.</w:t>
+      </w:r>
+      <w:r>
+        <w:t xml:space="preserve"> </w:t>
+      </w:r>
+      <w:r>
+        <w:rPr>
+          <w:bCs/>
+          <w:b/>
+        </w:rPr>
+        <w:t xml:space="preserve">[AUTHOR ACTION: verify the Arrigoni–Madsen, Boonchun and Deák values and their oxygen-chemical-potential conditions against the full texts.]</w:t>
+      </w:r>
+      <w:r>
+        <w:t xml:space="preserve"> </w:t>
+      </w:r>
+      <w:r>
+        <w:t xml:space="preserve">On the 2×2×2 mesh the individual formation energies shift by −0.10 eV (Pr) and −0.14 eV (Rb) while the contrast moves from 5.36 to 5.39 eV, i.e. by +0.04 eV (defined as the 2×2×2 contrast minus the Γ-only contrast). The comparative conclusion is therefore insensitive to Brillouin-zone sampling at the 0.05 eV level, although the absolute values carry a 0.1–0.15 eV mesh dependence. The sign of the Rb result agrees with the combined experimental and computational finding of Tian et al. that Rb doping promotes V</w:t>
       </w:r>
       <w:r>
         <w:rPr>
@@ -4245,7 +4328,7 @@
         <w:t xml:space="preserve"> </w:t>
       </w:r>
       <w:r>
-        <w:t xml:space="preserve">formation energy of TiO</w:t>
+        <w:t xml:space="preserve">formation in TiO</w:t>
       </w:r>
       <w:r>
         <w:rPr>
@@ -4257,7 +4340,7 @@
         <w:t xml:space="preserve"> </w:t>
       </w:r>
       <w:r>
-        <w:t xml:space="preserve">[14]; that work supports the mechanism and the sign, not the specific supercell value.</w:t>
+        <w:t xml:space="preserve">[16]; that work supports the direction of the effect, not the specific supercell value.</w:t>
       </w:r>
     </w:p>
     <w:p>
@@ -4307,7 +4390,45 @@
         <w:t xml:space="preserve">B</w:t>
       </w:r>
       <w:r>
-        <w:t xml:space="preserve">, 0.281 eV above the non-magnetic solution; the non-magnetic solution is therefore the lower of the two solutions tested, and a broader search over spin seeds and local distortions would be needed to establish it as the ground state. The isolated O</w:t>
+        <w:t xml:space="preserve">, 0.281 eV above the non-magnetic solution; the non-magnetic solution is therefore the lower of the two solutions tested, and a broader search over spin seeds and local distortions would be needed to establish it as the ground state.</w:t>
+      </w:r>
+      <w:r>
+        <w:t xml:space="preserve"> </w:t>
+      </w:r>
+      <w:r>
+        <w:rPr>
+          <w:bCs/>
+          <w:b/>
+        </w:rPr>
+        <w:t xml:space="preserve">[AUTHOR ACTION: report the fractional occupations of the states within ±0.3 eV of E</w:t>
+      </w:r>
+      <w:r>
+        <w:rPr>
+          <w:vertAlign w:val="subscript"/>
+          <w:bCs/>
+          <w:b/>
+        </w:rPr>
+        <w:t xml:space="preserve">F</w:t>
+      </w:r>
+      <w:r>
+        <w:rPr>
+          <w:bCs/>
+          <w:b/>
+        </w:rPr>
+        <w:t xml:space="preserve"> </w:t>
+      </w:r>
+      <w:r>
+        <w:rPr>
+          <w:bCs/>
+          <w:b/>
+        </w:rPr>
+        <w:t xml:space="preserve">for the non-magnetic Pr_perfect and Pr_VO solutions, so that the smeared character asserted here is documented.]</w:t>
+      </w:r>
+      <w:r>
+        <w:t xml:space="preserve"> </w:t>
+      </w:r>
+      <w:r>
+        <w:t xml:space="preserve">The isolated O</w:t>
       </w:r>
       <w:r>
         <w:rPr>
@@ -4369,7 +4490,7 @@
         <w:t xml:space="preserve">B</w:t>
       </w:r>
       <w:r>
-        <w:t xml:space="preserve">) from a zero-magnetisation start, and Rb_VO to m = −0.97 μ</w:t>
+        <w:t xml:space="preserve">) from the production starting magnetisation, and Rb_VO to m = −0.97 μ</w:t>
       </w:r>
       <w:r>
         <w:rPr>
@@ -4402,7 +4523,7 @@
         <w:t xml:space="preserve">B</w:t>
       </w:r>
       <w:r>
-        <w:t xml:space="preserve">. With three formal holes in Rb_perfect and one residual hole in Rb_VO (Table 1), the Ti-3d-only Hubbard treatment thus localises one unpaired spin in each Rb cell; the remaining two holes of Rb_perfect are spin-compensated in this treatment, a point that the oxygen-site Hubbard test of Section 3.4 resolves. The excess of m</w:t>
+        <w:t xml:space="preserve">. Single-point calculations started from scratch on the final Rb_VO geometry, at the production U (with the D3 term, Section 3.7) and at other U values (Table S1), converge instead to m</w:t>
       </w:r>
       <w:r>
         <w:rPr>
@@ -4414,6 +4535,58 @@
         <w:t xml:space="preserve"> </w:t>
       </w:r>
       <w:r>
+        <w:t xml:space="preserve">= 1.00 μ</w:t>
+      </w:r>
+      <w:r>
+        <w:rPr>
+          <w:vertAlign w:val="subscript"/>
+        </w:rPr>
+        <w:t xml:space="preserve">B</w:t>
+      </w:r>
+      <w:r>
+        <w:t xml:space="preserve">; the relaxed cell therefore has two nearly degenerate spin solutions of this kind, and which one is lower in energy has not been established.</w:t>
+      </w:r>
+      <w:r>
+        <w:t xml:space="preserve"> </w:t>
+      </w:r>
+      <w:r>
+        <w:rPr>
+          <w:bCs/>
+          <w:b/>
+        </w:rPr>
+        <w:t xml:space="preserve">[AUTHOR ACTION: compare the total energy of a from-scratch single point at U = 3.5 eV without D3 on the final Rb_VO geometry with the last relaxation step, and report both solutions’ m and m</w:t>
+      </w:r>
+      <w:r>
+        <w:rPr>
+          <w:vertAlign w:val="subscript"/>
+          <w:bCs/>
+          <w:b/>
+        </w:rPr>
+        <w:t xml:space="preserve">abs</w:t>
+      </w:r>
+      <w:r>
+        <w:rPr>
+          <w:bCs/>
+          <w:b/>
+        </w:rPr>
+        <w:t xml:space="preserve">.]</w:t>
+      </w:r>
+      <w:r>
+        <w:t xml:space="preserve"> </w:t>
+      </w:r>
+      <w:r>
+        <w:t xml:space="preserve">With three formal holes in Rb_perfect and one residual hole in Rb_VO (Table 1), the Ti-3d-only Hubbard treatment thus localises one unpaired spin in each Rb cell; the remaining two holes of Rb_perfect are spin-compensated in this treatment, a point that the oxygen-site Hubbard test of Section 3.4 resolves. The excess of m</w:t>
+      </w:r>
+      <w:r>
+        <w:rPr>
+          <w:vertAlign w:val="subscript"/>
+        </w:rPr>
+        <w:t xml:space="preserve">abs</w:t>
+      </w:r>
+      <w:r>
+        <w:t xml:space="preserve"> </w:t>
+      </w:r>
+      <w:r>
         <w:t xml:space="preserve">over |m| in Rb_VO (0.24 μ</w:t>
       </w:r>
       <w:r>
@@ -4437,7 +4610,7 @@
           <w:bCs/>
           <w:b/>
         </w:rPr>
-        <w:t xml:space="preserve">Table 3. Converged magnetisation and Fermi energy of the production cells (single-U(Ti-3d) = 3.5 eV, Γ-only).</w:t>
+        <w:t xml:space="preserve">Table 3. Converged magnetisation and Fermi energy of the production cells (U(Ti-3d) = 3.5 eV only, Γ-only).</w:t>
       </w:r>
       <w:r>
         <w:t xml:space="preserve"> </w:t>
@@ -5289,7 +5462,23 @@
         <w:pStyle w:val="BodyText"/>
       </w:pPr>
       <w:r>
-        <w:t xml:space="preserve">Because a Ti-3d-only Hubbard term provides no localising potential for holes on the oxygen sublattice, the vacancy-free cells were re-relaxed with an additional U = 5.5 eV on O-2p (Section 2.2). The results are collected in Table 4. The pristine control remains non-magnetic (m</w:t>
+        <w:t xml:space="preserve">Because a Ti-3d-only Hubbard term provides no localising potential for holes on the oxygen sublattice, the three vacancy-free cells and Rb_VO were recomputed with an additional U = 5.5 eV on O-2p (Section 2.2).</w:t>
+      </w:r>
+      <w:r>
+        <w:t xml:space="preserve"> </w:t>
+      </w:r>
+      <w:r>
+        <w:rPr>
+          <w:bCs/>
+          <w:b/>
+        </w:rPr>
+        <w:t xml:space="preserve">[AUTHOR ACTION: state for each of the four dual-U cells whether it was relaxed or computed as a single point, and add the Rb_perfect and Rb_VO dual-U total energies to Tables S5 and S9.]</w:t>
+      </w:r>
+      <w:r>
+        <w:t xml:space="preserve"> </w:t>
+      </w:r>
+      <w:r>
+        <w:t xml:space="preserve">The results are collected in Table 4. The pristine control remains non-magnetic (m</w:t>
       </w:r>
       <w:r>
         <w:rPr>
@@ -5331,7 +5520,7 @@
         <w:t xml:space="preserve">B</w:t>
       </w:r>
       <w:r>
-        <w:t xml:space="preserve">, i.e. the three formal holes of Table 1 become three localised, parallel oxygen-2p spins once the oxygen term is present; Rb_VO gives 1.00 μ</w:t>
+        <w:t xml:space="preserve">, i.e. the three formal holes of Table 1 become three localised unpaired spins once the oxygen term is present; Rb_VO gives 1.00 μ</w:t>
       </w:r>
       <w:r>
         <w:rPr>
@@ -5361,7 +5550,67 @@
         <w:t xml:space="preserve">B</w:t>
       </w:r>
       <w:r>
-        <w:t xml:space="preserve">, with a maximum residual force of 0.0049 Ry/Bohr; the one formal hole of the Pr substitution thus localises on oxygen when the oxygen term is present, and its Fermi energy (6.69 eV) lies 0.53 eV below that of the dual-U pristine cell (7.22 eV), as expected for a localised acceptor state. The electron count of each dual-U cell is reproduced by the spin count: one hole per Pr</w:t>
+        <w:t xml:space="preserve">, with a maximum residual force of 0.0049 Ry/Bohr; the one formal hole of the Pr substitution thus localises when the oxygen term is present. Its printed Fermi energy (6.69 eV) lies 0.53 eV below that of the dual-U pristine cell (7.22 eV), which is the direction expected for a localised acceptor state, although, as for all Fermi energies in this work (Section 3.6), the unaligned difference is a qualitative indicator only. Because the localising term was placed on O-2p, the spins are expected to reside on oxygen, but this has not been confirmed from site-projected moments or spin densities.</w:t>
+      </w:r>
+      <w:r>
+        <w:t xml:space="preserve"> </w:t>
+      </w:r>
+      <w:r>
+        <w:rPr>
+          <w:bCs/>
+          <w:b/>
+        </w:rPr>
+        <w:t xml:space="preserve">[AUTHOR ACTION: report m as well as m</w:t>
+      </w:r>
+      <w:r>
+        <w:rPr>
+          <w:vertAlign w:val="subscript"/>
+          <w:bCs/>
+          <w:b/>
+        </w:rPr>
+        <w:t xml:space="preserve">abs</w:t>
+      </w:r>
+      <w:r>
+        <w:rPr>
+          <w:bCs/>
+          <w:b/>
+        </w:rPr>
+        <w:t xml:space="preserve"> </w:t>
+      </w:r>
+      <w:r>
+        <w:rPr>
+          <w:bCs/>
+          <w:b/>
+        </w:rPr>
+        <w:t xml:space="preserve">for the dual-U cells (m = 3.00 μ</w:t>
+      </w:r>
+      <w:r>
+        <w:rPr>
+          <w:vertAlign w:val="subscript"/>
+          <w:bCs/>
+          <w:b/>
+        </w:rPr>
+        <w:t xml:space="preserve">B</w:t>
+      </w:r>
+      <w:r>
+        <w:rPr>
+          <w:bCs/>
+          <w:b/>
+        </w:rPr>
+        <w:t xml:space="preserve"> </w:t>
+      </w:r>
+      <w:r>
+        <w:rPr>
+          <w:bCs/>
+          <w:b/>
+        </w:rPr>
+        <w:t xml:space="preserve">is required for the three Rb spins to be parallel) and the site-projected moments or spin density of dual-U Rb_perfect and Pr_perfect.]</w:t>
+      </w:r>
+      <w:r>
+        <w:t xml:space="preserve"> </w:t>
+      </w:r>
+      <w:r>
+        <w:t xml:space="preserve">The electron count of each dual-U cell is reproduced by the spin count: one hole per Pr</w:t>
       </w:r>
       <w:r>
         <w:rPr>
@@ -5764,7 +6013,7 @@
           <w:bCs/>
           <w:b/>
         </w:rPr>
-        <w:t xml:space="preserve">[AUTHOR ACTION: relax Pr_VO, Rb_VO (already available), Pr_perfect and Rb_perfect under the dual-U scheme and report E</w:t>
+        <w:t xml:space="preserve">[AUTHOR ACTION: relax Pr_VO under the dual-U scheme (the other three dual-U cells exist), extract the dual-U total energies of Rb_perfect and Rb_VO from their outputs, and report E</w:t>
       </w:r>
       <w:r>
         <w:rPr>
@@ -5794,7 +6043,7 @@
           <w:bCs/>
           <w:b/>
         </w:rPr>
-        <w:t xml:space="preserve">) for both dopants with U(O-2p); this is the single most valuable addition before submission.]</w:t>
+        <w:t xml:space="preserve">) for both dopants with U(O-2p); this is the single most valuable addition before submission. A U(O-2p) sensitivity test (e.g. 4.5 and 6.5 eV on Pr_perfect) would show whether the one-hole localisation depends on the transferred value.]</w:t>
       </w:r>
     </w:p>
     <w:p>
@@ -5862,7 +6111,7 @@
         <w:t xml:space="preserve"> </w:t>
       </w:r>
       <w:r>
-        <w:t xml:space="preserve">(q = +2). Each electron removed from the Rb cell therefore uncovers one further unpaired oxygen hole, and the q = +2 endpoint corresponds to the three holes per Rb</w:t>
+        <w:t xml:space="preserve">(q = +2). Each electron removed from the Rb cell therefore uncovers one further unpaired spin, and the q = +2 endpoint corresponds to the three holes per Rb</w:t>
       </w:r>
       <w:r>
         <w:rPr>
@@ -5874,7 +6123,7 @@
         <w:t xml:space="preserve"> </w:t>
       </w:r>
       <w:r>
-        <w:t xml:space="preserve">substitution found independently in the dual-U calculation of Section 3.4.</w:t>
+        <w:t xml:space="preserve">substitution found independently in the dual-U calculation of Section 3.4; the orbital character of the uncovered spins is not probed by this series.</w:t>
       </w:r>
       <w:r>
         <w:t xml:space="preserve"> </w:t>
@@ -6020,7 +6269,7 @@
         <w:t xml:space="preserve">−3</w:t>
       </w:r>
       <w:r>
-        <w:t xml:space="preserve">) a conduction-band filling of this kind would amount to tens of meV at most.</w:t>
+        <w:t xml:space="preserve">) the corresponding conduction-band filling would be far smaller; no estimate is attempted here.</w:t>
       </w:r>
       <w:r>
         <w:t xml:space="preserve"> </w:t>
@@ -6072,7 +6321,33 @@
         <w:t xml:space="preserve"> </w:t>
       </w:r>
       <w:r>
-        <w:t xml:space="preserve">(inset); it is occupied in one spin channel and empty in the other, which accounts for the unpaired spin of Table 3. The projection does not by itself fix the orbital character of the hole; the Bader differences of Section 3.7 and the dual-U result of Section 3.4 indicate that it is predominantly O-2p. The Fermi energy of Pr_VO in Figure 4 (10.31 eV, 2×2×2 non-self-consistent) differs from the Γ-only self-consistent value (9.99 eV) because of the k-mesh dependence of the conduction-band filling; the pristine and Rb_VO Fermi energies are mesh-stable.</w:t>
+        <w:t xml:space="preserve">(inset); it is occupied in one spin channel and empty in the other, which accounts for the unpaired spin of Table 3. The species-summed projection does not by itself fix the orbital character of the hole; the Bader differences of Section 3.7 and the dual-U result of Section 3.4 indicate that it is predominantly O-2p.</w:t>
+      </w:r>
+      <w:r>
+        <w:t xml:space="preserve"> </w:t>
+      </w:r>
+      <w:r>
+        <w:rPr>
+          <w:bCs/>
+          <w:b/>
+        </w:rPr>
+        <w:t xml:space="preserve">[AUTHOR ACTION: from the existing projwfc.x output, add site-resolved O-2p and Ti-3d projections of the Rb_VO gap state and its integrated occupation per spin channel (Figure S4), and state the energy resolution of the DOS.]</w:t>
+      </w:r>
+      <w:r>
+        <w:t xml:space="preserve"> </w:t>
+      </w:r>
+      <w:r>
+        <w:t xml:space="preserve">The Fermi energy of Pr_VO in Figure 4 (10.31 eV, 2×2×2 non-self-consistent) differs from the Γ-only self-consistent value (9.99 eV) because of the k-mesh dependence of the conduction-band filling; the Rb_VO Fermi energy is mesh-stable (7.13 versus 7.14 eV).</w:t>
+      </w:r>
+      <w:r>
+        <w:t xml:space="preserve"> </w:t>
+      </w:r>
+      <w:r>
+        <w:rPr>
+          <w:bCs/>
+          <w:b/>
+        </w:rPr>
+        <w:t xml:space="preserve">[AUTHOR ACTION: report the 2×2×2 non-self-consistent Fermi energy of the pristine cell.]</w:t>
       </w:r>
     </w:p>
     <w:p>
@@ -6089,7 +6364,7 @@
               <a:graphicData uri="http://schemas.openxmlformats.org/drawingml/2006/picture">
                 <pic:pic>
                   <pic:nvPicPr>
-                    <pic:cNvPr descr="../figures/Fig4_PDOS_relabel_required.png" id="31" name="Picture"/>
+                    <pic:cNvPr descr="../figures/Fig4_PDOS_patched.png" id="31" name="Picture"/>
                     <pic:cNvPicPr>
                       <a:picLocks noChangeArrowheads="1" noChangeAspect="1"/>
                     </pic:cNvPicPr>
@@ -6147,89 +6422,452 @@
           <w:iCs/>
           <w:i/>
         </w:rPr>
-        <w:t xml:space="preserve">[AUTHOR ACTION: regenerate from the projwfc.x output with the figure title changed to the caption text, the</w:t>
-      </w:r>
-      <w:r>
-        <w:rPr>
-          <w:bCs/>
-          <w:b/>
-          <w:iCs/>
-          <w:i/>
-        </w:rPr>
-        <w:t xml:space="preserve"> </w:t>
-      </w:r>
-      <w:r>
-        <w:rPr>
-          <w:bCs/>
-          <w:b/>
-          <w:iCs/>
-          <w:i/>
-        </w:rPr>
+        <w:t xml:space="preserve">[AUTHOR ACTION: the title, panel subtitles and inset label of the interim artwork were patched to match this caption; regenerate from the projwfc.x output with the broadening and band count stated and the source run identifiers recorded in the figure script, and check the Rb_VO spin-down Ti-3d channel, which appears to be missing from the valence band in the current plot.]</w:t>
+      </w:r>
+    </w:p>
+    <w:p>
+      <w:pPr>
+        <w:pStyle w:val="BodyText"/>
+      </w:pPr>
+      <w:r>
+        <w:rPr>
+          <w:iCs/>
+          <w:i/>
+        </w:rPr>
+        <w:t xml:space="preserve">Hybrid-functional check on the pristine cell.</w:t>
+      </w:r>
+      <w:r>
+        <w:t xml:space="preserve"> </w:t>
+      </w:r>
+      <w:r>
+        <w:t xml:space="preserve">A single-point HSE06 calculation on the relaxed Pristine_perfect cell (Section 2.8) gave a non-magnetic solution (m</w:t>
+      </w:r>
+      <w:r>
+        <w:rPr>
+          <w:vertAlign w:val="subscript"/>
+        </w:rPr>
+        <w:t xml:space="preserve">abs</w:t>
+      </w:r>
+      <w:r>
+        <w:t xml:space="preserve"> </w:t>
+      </w:r>
+      <w:r>
+        <w:t xml:space="preserve">= 0.00 μ</w:t>
+      </w:r>
+      <w:r>
+        <w:rPr>
+          <w:vertAlign w:val="subscript"/>
+        </w:rPr>
+        <w:t xml:space="preserve">B</w:t>
+      </w:r>
+      <w:r>
+        <w:t xml:space="preserve">), a total energy of −3926.66858 Ry and a Fermi energy of 8.286 eV, 0.40 eV above the PBE+U value. The shift of the printed Fermi energy is not a band-gap measurement, and the hybrid total energy is not comparable with the PBE+U totals (Section 2.8). The check establishes only that the non-magnetic pristine state survives the change of functional; no hybrid calculation was performed on the doped or defective cells, so the dopant contrast of Table 2 and the localisation results of Sections 3.3–3.5 have not been verified at the hybrid level.</w:t>
+      </w:r>
+      <w:r>
+        <w:t xml:space="preserve"> </w:t>
+      </w:r>
+      <w:r>
+        <w:rPr>
+          <w:bCs/>
+          <w:b/>
+        </w:rPr>
+        <w:t xml:space="preserve">[AUTHOR ACTION: if the HSE06 result is retained, report the PBE+U and HSE06 band gaps of the pristine cell from the eigenvalues and resolve the pseudopotential question raised in Section 2.8.]</w:t>
+      </w:r>
+    </w:p>
+    <w:p>
+      <w:pPr>
+        <w:pStyle w:val="BodyText"/>
+      </w:pPr>
+      <w:r>
+        <w:rPr>
+          <w:bCs/>
+          <w:b/>
+        </w:rPr>
+        <w:t xml:space="preserve">3.7 Sensitivity tests</w:t>
+      </w:r>
+    </w:p>
+    <w:p>
+      <w:pPr>
+        <w:pStyle w:val="BodyText"/>
+      </w:pPr>
+      <w:r>
+        <w:rPr>
+          <w:iCs/>
+          <w:i/>
+        </w:rPr>
+        <w:t xml:space="preserve">Hubbard U.</w:t>
+      </w:r>
+      <w:r>
+        <w:t xml:space="preserve"> </w:t>
+      </w:r>
+      <w:r>
+        <w:t xml:space="preserve">Single-point calculations at U(Ti-3d) = 3.0, 4.0 and 4.5 eV on the relaxed Pristine_perfect, Pr_VO and Rb_VO cells (Table S1) leave the magnetisations unchanged in kind: Pr_VO non-magnetic at every U; Rb_VO with one unpaired spin at every U (m</w:t>
+      </w:r>
+      <w:r>
+        <w:rPr>
+          <w:vertAlign w:val="subscript"/>
+        </w:rPr>
+        <w:t xml:space="preserve">abs</w:t>
+      </w:r>
+      <w:r>
+        <w:t xml:space="preserve"> </w:t>
+      </w:r>
+      <w:r>
+        <w:t xml:space="preserve">= 1.00 μ</w:t>
+      </w:r>
+      <w:r>
+        <w:rPr>
+          <w:vertAlign w:val="subscript"/>
+        </w:rPr>
+        <w:t xml:space="preserve">B</w:t>
+      </w:r>
+      <w:r>
+        <w:t xml:space="preserve"> </w:t>
+      </w:r>
+      <w:r>
+        <w:t xml:space="preserve">in the from-scratch single points, versus 1.21 μ</w:t>
+      </w:r>
+      <w:r>
+        <w:rPr>
+          <w:vertAlign w:val="subscript"/>
+        </w:rPr>
+        <w:t xml:space="preserve">B</w:t>
+      </w:r>
+      <w:r>
+        <w:t xml:space="preserve"> </w:t>
+      </w:r>
+      <w:r>
+        <w:t xml:space="preserve">in the final relaxation step at U = 3.5 eV; see Section 3.3 for the two solutions). The printed Fermi energies vary by at most 0.26 eV across the 1.5 eV range. The qualitative Pr/Rb distinction is therefore not tied to the particular U used.</w:t>
+      </w:r>
+    </w:p>
+    <w:p>
+      <w:pPr>
+        <w:pStyle w:val="BodyText"/>
+      </w:pPr>
+      <w:r>
+        <w:rPr>
+          <w:iCs/>
+          <w:i/>
+        </w:rPr>
+        <w:t xml:space="preserve">k-mesh.</w:t>
+      </w:r>
+      <w:r>
+        <w:t xml:space="preserve"> </w:t>
+      </w:r>
+      <w:r>
+        <w:t xml:space="preserve">For Pristine_perfect, Pr_VO and Rb_VO the total energy was computed at Γ, 2×2×1, 2×2×2 and 3×3×2 meshes at U = 3.5 eV. Relative to 3×3×2 the Γ-only energies are high by 1.05, 1.08 and 1.16 eV per cell (22, 23 and 25 meV per atom), whereas the 2×2×1 energies are within 1.15, 1.05 and 0.42 meV per atom of 3×3×2. The 2×2×2 energies of Table S2 lie 1.13 and 1.24 eV below the Γ-only values for Pr_VO and Rb_VO, i.e. 0.05–0.08 eV (1–2 meV per atom) below the 3×3×2 values, so convergence beyond 2×2×1 is at the 1–2 meV per atom level and is not monotonic across mesh families. The Γ-only production energies are therefore not converged in absolute terms, and the formation energies of Table 2 rely on cancellation between the perfect and defective cell of the same host rather than on convergence of each total energy; the 2×2×2 column of Table 2 quantifies the residual: −0.10 eV (Pr), −0.14 eV (Rb) and +0.04 eV on their difference. A complete formation-energy cycle exists only at Γ and, for the doped hosts, at 2×2×2. The magnetisations are mesh-independent.</w:t>
+      </w:r>
+      <w:r>
+        <w:t xml:space="preserve"> </w:t>
+      </w:r>
+      <w:r>
+        <w:rPr>
+          <w:bCs/>
+          <w:b/>
+        </w:rPr>
+        <w:t xml:space="preserve">[AUTHOR ACTION: Table S2 currently lists only the Γ and 2×2×2 energies of the four doped cells; add the 2×2×1, 2×2×2 and 3×3×2 energies of Pristine_perfect, Pr_VO and Rb_VO quoted in this paragraph, with run identifiers, and confirm the 2×2×2 values against the 3×3×2 ones.]</w:t>
+      </w:r>
+    </w:p>
+    <w:p>
+      <w:pPr>
+        <w:pStyle w:val="BodyText"/>
+      </w:pPr>
+      <w:r>
+        <w:rPr>
+          <w:iCs/>
+          <w:i/>
+        </w:rPr>
+        <w:t xml:space="preserve">Dispersion.</w:t>
+      </w:r>
+      <w:r>
+        <w:t xml:space="preserve"> </w:t>
+      </w:r>
+      <w:r>
+        <w:t xml:space="preserve">D3(BJ) single points on the relaxed Pr_VO and Rb_VO cells gave dispersion contributions of −10.29 and −10.09 eV (Table S5). Because D3 is an additive geometric correction, the electronic part of each single point should reproduce the production total energy; it does so to 0.006 eV for Rb_VO but lies 0.037 eV above the production value for Pr_VO, which indicates that the from-scratch single point converged to a slightly different electronic solution of the smeared Pr_VO cell.</w:t>
+      </w:r>
+      <w:r>
+        <w:t xml:space="preserve"> </w:t>
+      </w:r>
+      <w:r>
+        <w:rPr>
+          <w:bCs/>
+          <w:b/>
+        </w:rPr>
+        <w:t xml:space="preserve">[AUTHOR ACTION: check the convergence and occupations of the Pr_VO D3 single point and report the discrepancy’s origin.]</w:t>
+      </w:r>
+      <w:r>
+        <w:t xml:space="preserve"> </w:t>
+      </w:r>
+      <w:r>
+        <w:t xml:space="preserve">The dispersion energies of the perfect substituted cells and of the O</w:t>
+      </w:r>
+      <w:r>
+        <w:rPr>
+          <w:vertAlign w:val="subscript"/>
+        </w:rPr>
+        <w:t xml:space="preserve">2</w:t>
+      </w:r>
+      <w:r>
+        <w:t xml:space="preserve"> </w:t>
+      </w:r>
+      <w:r>
+        <w:t xml:space="preserve">reference were not computed, so the dispersion correction to E</w:t>
+      </w:r>
+      <w:r>
+        <w:rPr>
+          <w:vertAlign w:val="subscript"/>
+        </w:rPr>
+        <w:t xml:space="preserve">f</w:t>
+      </w:r>
+      <w:r>
+        <w:t xml:space="preserve">(V</w:t>
+      </w:r>
+      <w:r>
+        <w:rPr>
+          <w:vertAlign w:val="subscript"/>
+        </w:rPr>
+        <w:t xml:space="preserve">O</w:t>
+      </w:r>
+      <w:r>
+        <w:t xml:space="preserve">) and to ΔE</w:t>
+      </w:r>
+      <w:r>
+        <w:rPr>
+          <w:vertAlign w:val="subscript"/>
+        </w:rPr>
+        <w:t xml:space="preserve">f</w:t>
+      </w:r>
+      <w:r>
+        <w:t xml:space="preserve"> </w:t>
+      </w:r>
+      <w:r>
+        <w:t xml:space="preserve">cannot be reconstructed from these results: the correction to the contrast requires [D3(Pr_VO) − D3(Pr_perfect)] − [D3(Rb_VO) − D3(Rb_perfect)], of which only the two defective-cell terms are available. The effect of dispersion on the vacancy energetics is therefore undetermined. The D3 single points give m</w:t>
+      </w:r>
+      <w:r>
+        <w:rPr>
+          <w:vertAlign w:val="subscript"/>
+        </w:rPr>
+        <w:t xml:space="preserve">abs</w:t>
+      </w:r>
+      <w:r>
+        <w:t xml:space="preserve"> </w:t>
+      </w:r>
+      <w:r>
+        <w:t xml:space="preserve">= 0.00 μ</w:t>
+      </w:r>
+      <w:r>
+        <w:rPr>
+          <w:vertAlign w:val="subscript"/>
+        </w:rPr>
+        <w:t xml:space="preserve">B</w:t>
+      </w:r>
+      <w:r>
+        <w:t xml:space="preserve"> </w:t>
+      </w:r>
+      <w:r>
+        <w:t xml:space="preserve">(Pr_VO) and 1.00 μ</w:t>
+      </w:r>
+      <w:r>
+        <w:rPr>
+          <w:vertAlign w:val="subscript"/>
+        </w:rPr>
+        <w:t xml:space="preserve">B</w:t>
+      </w:r>
+      <w:r>
+        <w:t xml:space="preserve"> </w:t>
+      </w:r>
+      <w:r>
+        <w:t xml:space="preserve">(Rb_VO) and Fermi energies within 0.02 eV of the production values; the Rb_VO value is the from-scratch solution discussed in Section 3.3, not the 1.21 μ</w:t>
+      </w:r>
+      <w:r>
+        <w:rPr>
+          <w:vertAlign w:val="subscript"/>
+        </w:rPr>
+        <w:t xml:space="preserve">B</w:t>
+      </w:r>
+      <w:r>
+        <w:t xml:space="preserve"> </w:t>
+      </w:r>
+      <w:r>
+        <w:t xml:space="preserve">of the final relaxation step.</w:t>
+      </w:r>
+      <w:r>
+        <w:t xml:space="preserve"> </w:t>
+      </w:r>
+      <w:r>
+        <w:rPr>
+          <w:bCs/>
+          <w:b/>
+        </w:rPr>
+        <w:t xml:space="preserve">[AUTHOR ACTION: run D3 single points on Pr_perfect, Rb_perfect and the O</w:t>
+      </w:r>
+      <w:r>
+        <w:rPr>
+          <w:vertAlign w:val="subscript"/>
+          <w:bCs/>
+          <w:b/>
+        </w:rPr>
+        <w:t xml:space="preserve">2</w:t>
+      </w:r>
+      <w:r>
+        <w:rPr>
+          <w:bCs/>
+          <w:b/>
+        </w:rPr>
+        <w:t xml:space="preserve"> </w:t>
+      </w:r>
+      <w:r>
+        <w:rPr>
+          <w:bCs/>
+          <w:b/>
+        </w:rPr>
+        <w:t xml:space="preserve">reference (about 6 h per cell on the stated hardware) so that both the individual formation energies and their difference can be corrected, or delete this paragraph.]</w:t>
+      </w:r>
+    </w:p>
+    <w:p>
+      <w:pPr>
+        <w:pStyle w:val="BodyText"/>
+      </w:pPr>
+      <w:r>
+        <w:rPr>
+          <w:iCs/>
+          <w:i/>
+        </w:rPr>
+        <w:t xml:space="preserve">Alternative vacancy sites in the Pr cell.</w:t>
+      </w:r>
+      <w:r>
+        <w:t xml:space="preserve"> </w:t>
+      </w:r>
+      <w:r>
+        <w:t xml:space="preserve">Three further Pr_VO cells were relaxed with the vacancy at the oxygen indices O1, O7 and O17 of the production input (Table S4). Sites O1 and O17 are symmetry-equivalent second-shell positions (Pr–O = 3.99 Å) and give E</w:t>
+      </w:r>
+      <w:r>
+        <w:rPr>
+          <w:vertAlign w:val="subscript"/>
+        </w:rPr>
+        <w:t xml:space="preserve">f</w:t>
+      </w:r>
+      <w:r>
+        <w:t xml:space="preserve"> </w:t>
+      </w:r>
+      <w:r>
+        <w:t xml:space="preserve">= +2.07 eV each, agreeing to 0.1 meV; the more distant site O7 (4.94 Å) gives +2.72 eV. The production site is thus the lowest of the four sampled sites by 0.78 eV. This is a comparison among selected configurations in a 2×2×1 cell, where</w:t>
+      </w:r>
+      <w:r>
+        <w:t xml:space="preserve"> </w:t>
+      </w:r>
+      <w:r>
         <w:t xml:space="preserve">“</w:t>
       </w:r>
       <w:r>
-        <w:rPr>
-          <w:bCs/>
-          <w:b/>
-          <w:iCs/>
-          <w:i/>
-        </w:rPr>
-        <w:t xml:space="preserve">Ti</w:t>
+        <w:t xml:space="preserve">distant</w:t>
+      </w:r>
+      <w:r>
+        <w:t xml:space="preserve">”</w:t>
+      </w:r>
+      <w:r>
+        <w:t xml:space="preserve"> </w:t>
+      </w:r>
+      <w:r>
+        <w:t xml:space="preserve">sites are still within one lattice parameter of the periodic images of the dopant; it indicates a preference for the production site over the two more distant positions sampled but is not a global search, the nearest-neighbour candidate has not been established as tested (Section 2.3), site degeneracies are not given, and no corresponding sampling was performed for the Rb cell.</w:t>
+      </w:r>
+      <w:r>
+        <w:t xml:space="preserve"> </w:t>
+      </w:r>
+      <w:r>
+        <w:rPr>
+          <w:bCs/>
+          <w:b/>
+        </w:rPr>
+        <w:t xml:space="preserve">[AUTHOR ACTION: list the index, coordinates, minimum-image Pr–V</w:t>
+      </w:r>
+      <w:r>
+        <w:rPr>
+          <w:vertAlign w:val="subscript"/>
+          <w:bCs/>
+          <w:b/>
+        </w:rPr>
+        <w:t xml:space="preserve">O</w:t>
+      </w:r>
+      <w:r>
+        <w:rPr>
+          <w:bCs/>
+          <w:b/>
+        </w:rPr>
+        <w:t xml:space="preserve"> </w:t>
+      </w:r>
+      <w:r>
+        <w:rPr>
+          <w:bCs/>
+          <w:b/>
+        </w:rPr>
+        <w:t xml:space="preserve">distance and multiplicity of all four sites in Table S4, state whether the nearest-neighbour oxygen (O3, 2.17 Å) was among them, and if possible add two Rb_VO sites (nearest and a second-shell oxygen).]</w:t>
+      </w:r>
+    </w:p>
+    <w:p>
+      <w:pPr>
+        <w:pStyle w:val="BodyText"/>
+      </w:pPr>
+      <w:r>
+        <w:rPr>
+          <w:iCs/>
+          <w:i/>
+        </w:rPr>
+        <w:t xml:space="preserve">Bader charges.</w:t>
+      </w:r>
+      <w:r>
+        <w:t xml:space="preserve"> </w:t>
+      </w:r>
+      <w:r>
+        <w:t xml:space="preserve">Bader analysis of the relaxed Pr_VO and Rb_VO cells (Table S3) gives dopant charges of +2.14 e (Pr) and +0.82 e (Rb) relative to the PAW valence, consistent with the +3 and +1 formal states after the usual reduction of Bader charges relative to formal values.</w:t>
+      </w:r>
+      <w:r>
+        <w:t xml:space="preserve"> </w:t>
+      </w:r>
+      <w:r>
+        <w:rPr>
+          <w:bCs/>
+          <w:b/>
+        </w:rPr>
+        <w:t xml:space="preserve">[AUTHOR ACTION: these two values are inconsistent with the mean Ti and O populations of Table S3, from which the sum rule gives +2.04 e (Pr) and +0.87 e (Rb); re-extract all four numbers from ACF.dat. Also state that the two cells share the same atom ordering and which oxygen index was removed in each, and report the grid used; Bader grid convergence was not tested.]</w:t>
+      </w:r>
+      <w:r>
+        <w:t xml:space="preserve"> </w:t>
+      </w:r>
+      <w:r>
+        <w:t xml:space="preserve">Relative to the Pr_VO cell, the 31 oxygen atoms of Rb_VO hold 0.97 e less in total, with the depletion concentrated on one oxygen in the second coordination shell of Rb (−0.26 e, O8) and a second oxygen (−0.14 e, O30), five further oxygens contributing −0.05 to −0.09 e each; the 15 Ti atoms show a uniform mean depletion of −0.012 e (−0.18 e in total) and no Ti differs by more than 0.05 e. No Ti site shows the excess of a few tenths of an electron, relative to the other Ti sites, that a localised Ti</w:t>
       </w:r>
       <w:r>
         <w:rPr>
           <w:vertAlign w:val="superscript"/>
-          <w:bCs/>
-          <w:b/>
-          <w:iCs/>
-          <w:i/>
         </w:rPr>
         <w:t xml:space="preserve">3+</w:t>
       </w:r>
       <w:r>
-        <w:rPr>
-          <w:bCs/>
-          <w:b/>
-          <w:iCs/>
-          <w:i/>
-        </w:rPr>
-        <w:t xml:space="preserve"> </w:t>
-      </w:r>
-      <w:r>
-        <w:rPr>
-          <w:bCs/>
-          <w:b/>
-          <w:iCs/>
-          <w:i/>
-        </w:rPr>
-        <w:t xml:space="preserve">trap</w:t>
-      </w:r>
-      <w:r>
-        <w:rPr>
-          <w:bCs/>
-          <w:b/>
-          <w:iCs/>
-          <w:i/>
-        </w:rPr>
-        <w:t xml:space="preserve">”</w:t>
-      </w:r>
-      <w:r>
-        <w:rPr>
-          <w:bCs/>
-          <w:b/>
-          <w:iCs/>
-          <w:i/>
-        </w:rPr>
-        <w:t xml:space="preserve"> </w:t>
-      </w:r>
-      <w:r>
-        <w:rPr>
-          <w:bCs/>
-          <w:b/>
-          <w:iCs/>
-          <w:i/>
-        </w:rPr>
-        <w:t xml:space="preserve">labels removed from the title and inset, the broadening and band count stated, and the source run identifiers recorded in the figure script.]</w:t>
+        <w:t xml:space="preserve"> </w:t>
+      </w:r>
+      <w:r>
+        <w:t xml:space="preserve">centre would produce, although differences of that size approach the 0.05 e threshold quoted and the test is therefore indicative rather than decisive. The comparison is between cells of different composition, so the differences contain chemical polarisation by the dopant as well as carrier redistribution, and Bader charges are not orbital occupations; the result is therefore supporting evidence that the unpaired spin of Rb_VO resides mainly on oxygen, not a quantitative hole count. A same-composition comparison (Rb_VO at q = 0 versus q = +1, or the spin density itself) would be more direct.</w:t>
+      </w:r>
+      <w:r>
+        <w:t xml:space="preserve"> </w:t>
+      </w:r>
+      <w:r>
+        <w:rPr>
+          <w:bCs/>
+          <w:b/>
+        </w:rPr>
+        <w:t xml:space="preserve">[AUTHOR ACTION: add the spin-density isosurface of Rb_VO, which the pp.x output already allows, as Figure S4; it is the most direct evidence of where the hole sits.]</w:t>
+      </w:r>
+      <w:r>
+        <w:t xml:space="preserve"> </w:t>
+      </w:r>
+      <w:r>
+        <w:rPr>
+          <w:bCs/>
+          <w:b/>
+        </w:rPr>
+        <w:t xml:space="preserve">4. Discussion</w:t>
       </w:r>
     </w:p>
     <w:p>
@@ -6238,47 +6876,34 @@
       </w:pPr>
       <w:r>
         <w:rPr>
-          <w:iCs/>
-          <w:i/>
-        </w:rPr>
-        <w:t xml:space="preserve">Hybrid-functional check on the pristine cell.</w:t>
-      </w:r>
-      <w:r>
-        <w:t xml:space="preserve"> </w:t>
-      </w:r>
-      <w:r>
-        <w:t xml:space="preserve">A single-point HSE06 calculation on the relaxed Pristine_perfect cell (Section 2.8) gave a non-magnetic solution (m</w:t>
-      </w:r>
-      <w:r>
-        <w:rPr>
-          <w:vertAlign w:val="subscript"/>
-        </w:rPr>
-        <w:t xml:space="preserve">abs</w:t>
-      </w:r>
-      <w:r>
-        <w:t xml:space="preserve"> </w:t>
-      </w:r>
-      <w:r>
-        <w:t xml:space="preserve">= 0.00 μ</w:t>
-      </w:r>
-      <w:r>
-        <w:rPr>
-          <w:vertAlign w:val="subscript"/>
-        </w:rPr>
-        <w:t xml:space="preserve">B</w:t>
-      </w:r>
-      <w:r>
-        <w:t xml:space="preserve">), a total energy of −3926.66858 Ry and a Fermi energy of 8.286 eV, 0.40 eV above the PBE+U value. The shift of the printed Fermi energy is not a band-gap measurement. The check establishes only that the non-magnetic pristine state survives the change of functional; no hybrid calculation was performed on the doped or defective cells, so the dopant contrast of Table 2 and the localisation results of Sections 3.3–3.5 have not been verified at the hybrid level.</w:t>
-      </w:r>
-      <w:r>
-        <w:t xml:space="preserve"> </w:t>
-      </w:r>
-      <w:r>
-        <w:rPr>
-          <w:bCs/>
-          <w:b/>
-        </w:rPr>
-        <w:t xml:space="preserve">[AUTHOR ACTION: if the HSE06 result is retained, report the PBE+U and HSE06 band gaps of the pristine cell from the eigenvalues.]</w:t>
+          <w:bCs/>
+          <w:b/>
+        </w:rPr>
+        <w:t xml:space="preserve">4.1 The energetic ordering follows the formal electron count.</w:t>
+      </w:r>
+      <w:r>
+        <w:t xml:space="preserve"> </w:t>
+      </w:r>
+      <w:r>
+        <w:t xml:space="preserve">The three formation energies of Table 2 fall in the order pristine (+4.74 eV) &gt; Pr (+1.29 eV) &gt; Rb (−4.06 eV), which is the order of the formal hole count of the vacancy-free cells (0, 1, 3; Table 1). A neutral vacancy releases two electrons. In the pristine cell both must occupy conduction-band-derived states, and the full cost of oxygen removal is paid. In the Pr cell one of the two can instead fill the single acceptor-like hole introduced by Pr</w:t>
+      </w:r>
+      <w:r>
+        <w:rPr>
+          <w:vertAlign w:val="superscript"/>
+        </w:rPr>
+        <w:t xml:space="preserve">3+</w:t>
+      </w:r>
+      <w:r>
+        <w:t xml:space="preserve">, and in the Rb cell both can fill two of the three holes introduced by Rb</w:t>
+      </w:r>
+      <w:r>
+        <w:rPr>
+          <w:vertAlign w:val="superscript"/>
+        </w:rPr>
+        <w:t xml:space="preserve">+</w:t>
+      </w:r>
+      <w:r>
+        <w:t xml:space="preserve">. Transferring an electron from a conduction-band-like state to an oxygen-2p-derived hole near the valence-band edge recovers an energy of the order of the band gap, so reductions of several eV per transferred electron are expected and are what is found (3.45 eV for one electron in the Pr cell, 8.81 eV for two in the Rb cell). The per-electron gains are not equal, because the two dopants also differ in the electrostatic and elastic environment they create around the vacancy site; the two-dopant design cannot decompose the formation-energy difference into these contributions.</w:t>
       </w:r>
     </w:p>
     <w:p>
@@ -6290,7 +6915,142 @@
           <w:bCs/>
           <w:b/>
         </w:rPr>
-        <w:t xml:space="preserve">3.7 Sensitivity tests</w:t>
+        <w:t xml:space="preserve">4.2 Relation to previous work.</w:t>
+      </w:r>
+      <w:r>
+        <w:t xml:space="preserve"> </w:t>
+      </w:r>
+      <w:r>
+        <w:t xml:space="preserve">The Rb result reproduces, in anatase, the behaviour that Carey and Nolan found for alkali dopants in α-Cr</w:t>
+      </w:r>
+      <w:r>
+        <w:rPr>
+          <w:vertAlign w:val="subscript"/>
+        </w:rPr>
+        <w:t xml:space="preserve">2</w:t>
+      </w:r>
+      <w:r>
+        <w:t xml:space="preserve">O</w:t>
+      </w:r>
+      <w:r>
+        <w:rPr>
+          <w:vertAlign w:val="subscript"/>
+        </w:rPr>
+        <w:t xml:space="preserve">3</w:t>
+      </w:r>
+      <w:r>
+        <w:t xml:space="preserve">, where the V</w:t>
+      </w:r>
+      <w:r>
+        <w:rPr>
+          <w:vertAlign w:val="subscript"/>
+        </w:rPr>
+        <w:t xml:space="preserve">O</w:t>
+      </w:r>
+      <w:r>
+        <w:t xml:space="preserve"> </w:t>
+      </w:r>
+      <w:r>
+        <w:t xml:space="preserve">formation energy is strongly reduced and oxygen holes are localised with an O-2p Hubbard term [17], and it agrees in sign with the experimental vacancy-formation trend reported for Rb-doped TiO</w:t>
+      </w:r>
+      <w:r>
+        <w:rPr>
+          <w:vertAlign w:val="subscript"/>
+        </w:rPr>
+        <w:t xml:space="preserve">2</w:t>
+      </w:r>
+      <w:r>
+        <w:t xml:space="preserve"> </w:t>
+      </w:r>
+      <w:r>
+        <w:t xml:space="preserve">by Tian et al. [16]. Because only one alkali was studied here, the radius dependence found by Carey and Nolan across Li–Rb is not tested. The Pr result is consistent with the trivalent-dopant picture of Iwaszuk and Nolan for rutile [18]: the vacancy is not spontaneous at the oxygen-rich reference, but its cost is reduced by 3.45 eV relative to the pristine host, so V</w:t>
+      </w:r>
+      <w:r>
+        <w:rPr>
+          <w:vertAlign w:val="subscript"/>
+        </w:rPr>
+        <w:t xml:space="preserve">O</w:t>
+      </w:r>
+      <w:r>
+        <w:t xml:space="preserve"> </w:t>
+      </w:r>
+      <w:r>
+        <w:t xml:space="preserve">compensation becomes accessible as the oxygen chemical potential is lowered. With E</w:t>
+      </w:r>
+      <w:r>
+        <w:rPr>
+          <w:vertAlign w:val="subscript"/>
+        </w:rPr>
+        <w:t xml:space="preserve">f</w:t>
+      </w:r>
+      <w:r>
+        <w:t xml:space="preserve">(V</w:t>
+      </w:r>
+      <w:r>
+        <w:rPr>
+          <w:vertAlign w:val="subscript"/>
+        </w:rPr>
+        <w:t xml:space="preserve">O</w:t>
+      </w:r>
+      <w:r>
+        <w:t xml:space="preserve">; Pr) = 1.29 eV + Δμ</w:t>
+      </w:r>
+      <w:r>
+        <w:rPr>
+          <w:vertAlign w:val="subscript"/>
+        </w:rPr>
+        <w:t xml:space="preserve">O</w:t>
+      </w:r>
+      <w:r>
+        <w:t xml:space="preserve">, oxygen removal next to Pr becomes exothermic once μ</w:t>
+      </w:r>
+      <w:r>
+        <w:rPr>
+          <w:vertAlign w:val="subscript"/>
+        </w:rPr>
+        <w:t xml:space="preserve">O</w:t>
+      </w:r>
+      <w:r>
+        <w:t xml:space="preserve"> </w:t>
+      </w:r>
+      <w:r>
+        <w:t xml:space="preserve">falls more than 1.29 eV below the O</w:t>
+      </w:r>
+      <w:r>
+        <w:rPr>
+          <w:vertAlign w:val="subscript"/>
+        </w:rPr>
+        <w:t xml:space="preserve">2</w:t>
+      </w:r>
+      <w:r>
+        <w:t xml:space="preserve"> </w:t>
+      </w:r>
+      <w:r>
+        <w:t xml:space="preserve">reference; whether that lies within the stability field of TiO</w:t>
+      </w:r>
+      <w:r>
+        <w:rPr>
+          <w:vertAlign w:val="subscript"/>
+        </w:rPr>
+        <w:t xml:space="preserve">2</w:t>
+      </w:r>
+      <w:r>
+        <w:t xml:space="preserve"> </w:t>
+      </w:r>
+      <w:r>
+        <w:t xml:space="preserve">against lower oxides was not evaluated (Section 5). The preference for the production vacancy site over the two more distant sites sampled (Section 3.7) is in the same direction as the Pr–V</w:t>
+      </w:r>
+      <w:r>
+        <w:rPr>
+          <w:vertAlign w:val="subscript"/>
+        </w:rPr>
+        <w:t xml:space="preserve">O</w:t>
+      </w:r>
+      <w:r>
+        <w:t xml:space="preserve"> </w:t>
+      </w:r>
+      <w:r>
+        <w:t xml:space="preserve">association reported for Pr adsorbed at the anatase (101) surface by Vural et al. [27], although adsorption and bulk substitution are different situations and only four sites were sampled here. The localisation of the Pr-induced hole when an oxygen-site U is present parallels the oxygen-hole states reported for trivalent dopants in rutile by Iwaszuk and Nolan [18]; the observation for Cu-doped anatase that the dopant provides an empty gap state that accepts vacancy electrons [49] is a chemical analogy rather than evidence for the Pr case.</w:t>
       </w:r>
     </w:p>
     <w:p>
@@ -6299,52 +7059,145 @@
       </w:pPr>
       <w:r>
         <w:rPr>
-          <w:iCs/>
-          <w:i/>
-        </w:rPr>
-        <w:t xml:space="preserve">Hubbard U.</w:t>
-      </w:r>
-      <w:r>
-        <w:t xml:space="preserve"> </w:t>
-      </w:r>
-      <w:r>
-        <w:t xml:space="preserve">Single-point calculations at U(Ti-3d) = 3.0, 4.0 and 4.5 eV on the relaxed Pristine_perfect, Pr_VO and Rb_VO cells (Table S1) leave the magnetisations unchanged in kind: Pr_VO non-magnetic at every U; Rb_VO with one unpaired spin at every U (m</w:t>
-      </w:r>
-      <w:r>
-        <w:rPr>
-          <w:vertAlign w:val="subscript"/>
-        </w:rPr>
-        <w:t xml:space="preserve">abs</w:t>
-      </w:r>
-      <w:r>
-        <w:t xml:space="preserve"> </w:t>
-      </w:r>
-      <w:r>
-        <w:t xml:space="preserve">= 1.00 μ</w:t>
-      </w:r>
-      <w:r>
-        <w:rPr>
-          <w:vertAlign w:val="subscript"/>
-        </w:rPr>
-        <w:t xml:space="preserve">B</w:t>
-      </w:r>
-      <w:r>
-        <w:t xml:space="preserve"> </w:t>
-      </w:r>
-      <w:r>
-        <w:t xml:space="preserve">at the three test values and 1.21 μ</w:t>
-      </w:r>
-      <w:r>
-        <w:rPr>
-          <w:vertAlign w:val="subscript"/>
-        </w:rPr>
-        <w:t xml:space="preserve">B</w:t>
-      </w:r>
-      <w:r>
-        <w:t xml:space="preserve"> </w:t>
-      </w:r>
-      <w:r>
-        <w:t xml:space="preserve">at the production value, the latter from the relaxed rather than single-point calculation). The printed Fermi energies vary by at most 0.26 eV across the 1.5 eV range. The qualitative Pr/Rb distinction is therefore not tied to the particular U used.</w:t>
+          <w:bCs/>
+          <w:b/>
+        </w:rPr>
+        <w:t xml:space="preserve">4.3 What the two-dopant comparison does and does not isolate.</w:t>
+      </w:r>
+      <w:r>
+        <w:t xml:space="preserve"> </w:t>
+      </w:r>
+      <w:r>
+        <w:t xml:space="preserve">Pr</w:t>
+      </w:r>
+      <w:r>
+        <w:rPr>
+          <w:vertAlign w:val="superscript"/>
+        </w:rPr>
+        <w:t xml:space="preserve">3+</w:t>
+      </w:r>
+      <w:r>
+        <w:t xml:space="preserve"> </w:t>
+      </w:r>
+      <w:r>
+        <w:t xml:space="preserve">and Rb</w:t>
+      </w:r>
+      <w:r>
+        <w:rPr>
+          <w:vertAlign w:val="superscript"/>
+        </w:rPr>
+        <w:t xml:space="preserve">+</w:t>
+      </w:r>
+      <w:r>
+        <w:t xml:space="preserve"> </w:t>
+      </w:r>
+      <w:r>
+        <w:t xml:space="preserve">differ in formal charge (−1 versus −3 e relative to Ti</w:t>
+      </w:r>
+      <w:r>
+        <w:rPr>
+          <w:vertAlign w:val="superscript"/>
+        </w:rPr>
+        <w:t xml:space="preserve">4+</w:t>
+      </w:r>
+      <w:r>
+        <w:t xml:space="preserve">), in ionic radius (0.99 versus 1.52 Å [28]), in bonding (a 5d-bearing trivalent cation versus a closed-shell alkali) and in accessible oxidation states. Both are larger than Ti</w:t>
+      </w:r>
+      <w:r>
+        <w:rPr>
+          <w:vertAlign w:val="superscript"/>
+        </w:rPr>
+        <w:t xml:space="preserve">4+</w:t>
+      </w:r>
+      <w:r>
+        <w:t xml:space="preserve"> </w:t>
+      </w:r>
+      <w:r>
+        <w:t xml:space="preserve">(0.605 Å), so the comparison does show that a large size mismatch is compatible with either sign of E</w:t>
+      </w:r>
+      <w:r>
+        <w:rPr>
+          <w:vertAlign w:val="subscript"/>
+        </w:rPr>
+        <w:t xml:space="preserve">f</w:t>
+      </w:r>
+      <w:r>
+        <w:t xml:space="preserve">(V</w:t>
+      </w:r>
+      <w:r>
+        <w:rPr>
+          <w:vertAlign w:val="subscript"/>
+        </w:rPr>
+        <w:t xml:space="preserve">O</w:t>
+      </w:r>
+      <w:r>
+        <w:t xml:space="preserve">); it does not hold size constant, and no strain or fixed-geometry decomposition was computed, so the contrast cannot be apportioned between electronic and elastic contributions. What can be said is that the sign and magnitude of the contrast are those expected from the electron count and that no size-based argument predicts them. Isolating the two variables would require a controlled series within the same protocol, for example La</w:t>
+      </w:r>
+      <w:r>
+        <w:rPr>
+          <w:vertAlign w:val="superscript"/>
+        </w:rPr>
+        <w:t xml:space="preserve">3+</w:t>
+      </w:r>
+      <w:r>
+        <w:t xml:space="preserve">, Y</w:t>
+      </w:r>
+      <w:r>
+        <w:rPr>
+          <w:vertAlign w:val="superscript"/>
+        </w:rPr>
+        <w:t xml:space="preserve">3+</w:t>
+      </w:r>
+      <w:r>
+        <w:t xml:space="preserve"> </w:t>
+      </w:r>
+      <w:r>
+        <w:t xml:space="preserve">and Sc</w:t>
+      </w:r>
+      <w:r>
+        <w:rPr>
+          <w:vertAlign w:val="superscript"/>
+        </w:rPr>
+        <w:t xml:space="preserve">3+</w:t>
+      </w:r>
+      <w:r>
+        <w:t xml:space="preserve"> </w:t>
+      </w:r>
+      <w:r>
+        <w:t xml:space="preserve">(same valence, radii from 1.03 to 0.745 Å) and K</w:t>
+      </w:r>
+      <w:r>
+        <w:rPr>
+          <w:vertAlign w:val="superscript"/>
+        </w:rPr>
+        <w:t xml:space="preserve">+</w:t>
+      </w:r>
+      <w:r>
+        <w:t xml:space="preserve"> </w:t>
+      </w:r>
+      <w:r>
+        <w:t xml:space="preserve">and Na</w:t>
+      </w:r>
+      <w:r>
+        <w:rPr>
+          <w:vertAlign w:val="superscript"/>
+        </w:rPr>
+        <w:t xml:space="preserve">+</w:t>
+      </w:r>
+      <w:r>
+        <w:t xml:space="preserve"> </w:t>
+      </w:r>
+      <w:r>
+        <w:t xml:space="preserve">(same valence as Rb</w:t>
+      </w:r>
+      <w:r>
+        <w:rPr>
+          <w:vertAlign w:val="superscript"/>
+        </w:rPr>
+        <w:t xml:space="preserve">+</w:t>
+      </w:r>
+      <w:r>
+        <w:t xml:space="preserve">, smaller radii), together with fixed-geometry single points to separate electronic from relaxation contributions.</w:t>
       </w:r>
     </w:p>
     <w:p>
@@ -6353,26 +7206,46 @@
       </w:pPr>
       <w:r>
         <w:rPr>
-          <w:iCs/>
-          <w:i/>
-        </w:rPr>
-        <w:t xml:space="preserve">k-mesh.</w:t>
-      </w:r>
-      <w:r>
-        <w:t xml:space="preserve"> </w:t>
-      </w:r>
-      <w:r>
-        <w:t xml:space="preserve">For Pristine_perfect, Pr_VO and Rb_VO the total energy was computed at Γ, 2×2×1, 2×2×2 and 3×3×2 meshes at U = 3.5 eV. Relative to 3×3×2 the Γ-only energies are high by 1.05, 1.08 and 1.16 eV per cell (22, 23 and 25 meV per atom), whereas the 2×2×1 energies are within 1.15, 1.05 and 0.42 meV per atom of 3×3×2. The Γ-only production energies are therefore not converged in absolute terms, and the formation energies of Table 2 rely on cancellation between the perfect and defective cell of the same host rather than on convergence of each total energy; the 2×2×2 column of Table 2 quantifies the residual: −0.10 eV (Pr), −0.14 eV (Rb) and +0.04 eV on their difference. The magnetisations are mesh-independent.</w:t>
-      </w:r>
-      <w:r>
-        <w:t xml:space="preserve"> </w:t>
-      </w:r>
-      <w:r>
-        <w:rPr>
-          <w:bCs/>
-          <w:b/>
-        </w:rPr>
-        <w:t xml:space="preserve">[AUTHOR ACTION: Table S2 currently lists only the Γ and 2×2×2 energies of the four doped cells; add the 2×2×1, 2×2×2 and 3×3×2 energies of Pristine_perfect, Pr_VO and Rb_VO quoted in this paragraph, with run identifiers.]</w:t>
+          <w:bCs/>
+          <w:b/>
+        </w:rPr>
+        <w:t xml:space="preserve">4.4 The Pr-substituted parent is method dependent.</w:t>
+      </w:r>
+      <w:r>
+        <w:t xml:space="preserve"> </w:t>
+      </w:r>
+      <w:r>
+        <w:t xml:space="preserve">The vacancy-free Pr cell is non-magnetic with U on Ti-3d only and carries a localised oxygen hole with U on O-2p (Section 3.4). The dual-U result is the one consistent with the electron count and with the behaviour of the Rb cells, but it rests on a U(O-2p) value transferred from Cr</w:t>
+      </w:r>
+      <w:r>
+        <w:rPr>
+          <w:vertAlign w:val="subscript"/>
+        </w:rPr>
+        <w:t xml:space="preserve">2</w:t>
+      </w:r>
+      <w:r>
+        <w:t xml:space="preserve">O</w:t>
+      </w:r>
+      <w:r>
+        <w:rPr>
+          <w:vertAlign w:val="subscript"/>
+        </w:rPr>
+        <w:t xml:space="preserve">3</w:t>
+      </w:r>
+      <w:r>
+        <w:t xml:space="preserve"> </w:t>
+      </w:r>
+      <w:r>
+        <w:t xml:space="preserve">and on calculations that have not been extended to the vacancy cell or to the formation-energy cycle. Until those are available, the Pr-substituted parent should be described as having one hole whose localisation depends on the treatment of oxygen correlation; it is neither closed-shell nor demonstrably trap-free. For the vacancy-containing Pr cell, the Ti-3d-only treatment places the net carrier, one excess electron, in conduction-band-derived states (Table 1 and Figure 4); this conclusion rests on a single smeared non-magnetic solution and one magnetic trial, has not been tested with the oxygen-site term, and concerns a cell with one carrier per 570 Å</w:t>
+      </w:r>
+      <w:r>
+        <w:rPr>
+          <w:vertAlign w:val="superscript"/>
+        </w:rPr>
+        <w:t xml:space="preserve">3</w:t>
+      </w:r>
+      <w:r>
+        <w:t xml:space="preserve">.</w:t>
       </w:r>
     </w:p>
     <w:p>
@@ -6381,668 +7254,6 @@
       </w:pPr>
       <w:r>
         <w:rPr>
-          <w:iCs/>
-          <w:i/>
-        </w:rPr>
-        <w:t xml:space="preserve">Dispersion.</w:t>
-      </w:r>
-      <w:r>
-        <w:t xml:space="preserve"> </w:t>
-      </w:r>
-      <w:r>
-        <w:t xml:space="preserve">D3(BJ) single points on the relaxed Pr_VO and Rb_VO cells gave dispersion contributions of −10.29 and −10.09 eV (Table S5; the differences between the D3 and production total energies are −10.25 and −10.08 eV, the small discrepancy reflecting the separate self-consistent cycles). The dispersion energies of the perfect substituted cells and of the O</w:t>
-      </w:r>
-      <w:r>
-        <w:rPr>
-          <w:vertAlign w:val="subscript"/>
-        </w:rPr>
-        <w:t xml:space="preserve">2</w:t>
-      </w:r>
-      <w:r>
-        <w:t xml:space="preserve"> </w:t>
-      </w:r>
-      <w:r>
-        <w:t xml:space="preserve">reference were not computed, so the dispersion correction to E</w:t>
-      </w:r>
-      <w:r>
-        <w:rPr>
-          <w:vertAlign w:val="subscript"/>
-        </w:rPr>
-        <w:t xml:space="preserve">f</w:t>
-      </w:r>
-      <w:r>
-        <w:t xml:space="preserve">(V</w:t>
-      </w:r>
-      <w:r>
-        <w:rPr>
-          <w:vertAlign w:val="subscript"/>
-        </w:rPr>
-        <w:t xml:space="preserve">O</w:t>
-      </w:r>
-      <w:r>
-        <w:t xml:space="preserve">) and to ΔE</w:t>
-      </w:r>
-      <w:r>
-        <w:rPr>
-          <w:vertAlign w:val="subscript"/>
-        </w:rPr>
-        <w:t xml:space="preserve">f</w:t>
-      </w:r>
-      <w:r>
-        <w:t xml:space="preserve"> </w:t>
-      </w:r>
-      <w:r>
-        <w:t xml:space="preserve">cannot be reconstructed from these results: the correction to the contrast requires [D3(Pr_VO) − D3(Pr_perfect)] − [D3(Rb_VO) − D3(Rb_perfect)], of which only the two defective-cell terms are available. The effect of dispersion on the vacancy energetics is therefore undetermined. The D3 single points leave the magnetisations (0.00 and 1.00 μ</w:t>
-      </w:r>
-      <w:r>
-        <w:rPr>
-          <w:vertAlign w:val="subscript"/>
-        </w:rPr>
-        <w:t xml:space="preserve">B</w:t>
-      </w:r>
-      <w:r>
-        <w:t xml:space="preserve">) and Fermi energies (within 0.02 eV) of the production cells unchanged, which is expected for a geometry-dependent energy correction at fixed geometry.</w:t>
-      </w:r>
-      <w:r>
-        <w:t xml:space="preserve"> </w:t>
-      </w:r>
-      <w:r>
-        <w:rPr>
-          <w:bCs/>
-          <w:b/>
-        </w:rPr>
-        <w:t xml:space="preserve">[AUTHOR ACTION: run D3 single points on Pr_perfect and Rb_perfect (about 6 h each on the stated hardware) to complete the cycle, or delete this paragraph.]</w:t>
-      </w:r>
-    </w:p>
-    <w:p>
-      <w:pPr>
-        <w:pStyle w:val="BodyText"/>
-      </w:pPr>
-      <w:r>
-        <w:rPr>
-          <w:iCs/>
-          <w:i/>
-        </w:rPr>
-        <w:t xml:space="preserve">Alternative vacancy sites in the Pr cell.</w:t>
-      </w:r>
-      <w:r>
-        <w:t xml:space="preserve"> </w:t>
-      </w:r>
-      <w:r>
-        <w:t xml:space="preserve">Three further Pr_VO cells were relaxed with the vacancy at the oxygen indices O1, O7 and O17 of the production input (Table S4). Sites O1 and O17 are symmetry-equivalent second-shell positions (Pr–O = 3.99 Å) and give E</w:t>
-      </w:r>
-      <w:r>
-        <w:rPr>
-          <w:vertAlign w:val="subscript"/>
-        </w:rPr>
-        <w:t xml:space="preserve">f</w:t>
-      </w:r>
-      <w:r>
-        <w:t xml:space="preserve"> </w:t>
-      </w:r>
-      <w:r>
-        <w:t xml:space="preserve">= +2.07 eV each, agreeing to 0.1 meV; the more distant site O7 (4.94 Å) gives +2.72 eV. The production site, the oxygen nearest to Pr (2.17 Å), is thus the lowest of the four sampled sites by 0.78 eV. This is a comparison among selected configurations in a 2×2×1 cell, where</w:t>
-      </w:r>
-      <w:r>
-        <w:t xml:space="preserve"> </w:t>
-      </w:r>
-      <w:r>
-        <w:t xml:space="preserve">“</w:t>
-      </w:r>
-      <w:r>
-        <w:t xml:space="preserve">distant</w:t>
-      </w:r>
-      <w:r>
-        <w:t xml:space="preserve">”</w:t>
-      </w:r>
-      <w:r>
-        <w:t xml:space="preserve"> </w:t>
-      </w:r>
-      <w:r>
-        <w:t xml:space="preserve">sites are still within one lattice parameter of the periodic images of the dopant; it indicates a preference for V</w:t>
-      </w:r>
-      <w:r>
-        <w:rPr>
-          <w:vertAlign w:val="subscript"/>
-        </w:rPr>
-        <w:t xml:space="preserve">O</w:t>
-      </w:r>
-      <w:r>
-        <w:t xml:space="preserve"> </w:t>
-      </w:r>
-      <w:r>
-        <w:t xml:space="preserve">adjacent to Pr but is not a global search, and no corresponding sampling was performed for the Rb cell.</w:t>
-      </w:r>
-      <w:r>
-        <w:t xml:space="preserve"> </w:t>
-      </w:r>
-      <w:r>
-        <w:rPr>
-          <w:bCs/>
-          <w:b/>
-        </w:rPr>
-        <w:t xml:space="preserve">[AUTHOR ACTION: list the coordinates and minimum-image Pr–V</w:t>
-      </w:r>
-      <w:r>
-        <w:rPr>
-          <w:vertAlign w:val="subscript"/>
-          <w:bCs/>
-          <w:b/>
-        </w:rPr>
-        <w:t xml:space="preserve">O</w:t>
-      </w:r>
-      <w:r>
-        <w:rPr>
-          <w:bCs/>
-          <w:b/>
-        </w:rPr>
-        <w:t xml:space="preserve"> </w:t>
-      </w:r>
-      <w:r>
-        <w:rPr>
-          <w:bCs/>
-          <w:b/>
-        </w:rPr>
-        <w:t xml:space="preserve">distances of all four sites in Table S4, and if possible add two Rb_VO sites (nearest and a second-shell oxygen).]</w:t>
-      </w:r>
-    </w:p>
-    <w:p>
-      <w:pPr>
-        <w:pStyle w:val="BodyText"/>
-      </w:pPr>
-      <w:r>
-        <w:rPr>
-          <w:iCs/>
-          <w:i/>
-        </w:rPr>
-        <w:t xml:space="preserve">Bader charges.</w:t>
-      </w:r>
-      <w:r>
-        <w:t xml:space="preserve"> </w:t>
-      </w:r>
-      <w:r>
-        <w:t xml:space="preserve">Bader analysis of the relaxed Pr_VO and Rb_VO cells (Table S3) gives dopant charges of +2.14 e (Pr) and +0.82 e (Rb) relative to the PAW valence, consistent with the +3 and +1 formal states after the usual reduction of Bader charges relative to formal values. Relative to the Pr_VO cell, the 31 oxygen atoms of Rb_VO hold 0.97 e less in total, with the depletion concentrated on one oxygen in the second coordination shell of Rb (−0.26 e, O8) and a second oxygen (−0.14 e, O30), five further oxygens contributing −0.05 to −0.09 e each; the 15 Ti atoms show a uniform mean depletion of −0.012 e (−0.18 e in total) and no Ti differs by more than 0.05 e. No Ti site shows the depletion of order 1 e that a localised Ti</w:t>
-      </w:r>
-      <w:r>
-        <w:rPr>
-          <w:vertAlign w:val="superscript"/>
-        </w:rPr>
-        <w:t xml:space="preserve">3+</w:t>
-      </w:r>
-      <w:r>
-        <w:t xml:space="preserve"> </w:t>
-      </w:r>
-      <w:r>
-        <w:t xml:space="preserve">centre in Pr_VO would produce. The comparison is between cells of different composition, so the differences contain chemical polarisation by the dopant as well as carrier redistribution, and Bader charges are not orbital occupations; the result is therefore supporting evidence that the unpaired spin of Rb_VO resides mainly on oxygen, not a quantitative hole count. A same-composition comparison (Rb_VO at q = 0 versus q = +1, or the spin density itself) would be more direct.</w:t>
-      </w:r>
-      <w:r>
-        <w:t xml:space="preserve"> </w:t>
-      </w:r>
-      <w:r>
-        <w:rPr>
-          <w:bCs/>
-          <w:b/>
-        </w:rPr>
-        <w:t xml:space="preserve">[AUTHOR ACTION: add the spin-density isosurface of Rb_VO, which the pp.x output already allows, as Figure S4; it is the most direct evidence of where the hole sits.]</w:t>
-      </w:r>
-      <w:r>
-        <w:t xml:space="preserve"> </w:t>
-      </w:r>
-      <w:r>
-        <w:rPr>
-          <w:bCs/>
-          <w:b/>
-        </w:rPr>
-        <w:t xml:space="preserve">4. Discussion</w:t>
-      </w:r>
-    </w:p>
-    <w:p>
-      <w:pPr>
-        <w:pStyle w:val="BodyText"/>
-      </w:pPr>
-      <w:r>
-        <w:rPr>
-          <w:bCs/>
-          <w:b/>
-        </w:rPr>
-        <w:t xml:space="preserve">4.1 The energetic ordering follows the formal electron count.</w:t>
-      </w:r>
-      <w:r>
-        <w:t xml:space="preserve"> </w:t>
-      </w:r>
-      <w:r>
-        <w:t xml:space="preserve">The three formation energies of Table 2 fall in the order pristine (+4.74 eV) &gt; Pr (+1.29 eV) &gt; Rb (−4.06 eV), which is the order of the formal hole count of the vacancy-free cells (0, 1, 3; Table 1). A neutral vacancy releases two electrons. In the pristine cell both must occupy conduction-band-derived states, and the full cost of oxygen removal is paid. In the Pr cell one of the two can instead fill the single acceptor-like hole introduced by Pr</w:t>
-      </w:r>
-      <w:r>
-        <w:rPr>
-          <w:vertAlign w:val="superscript"/>
-        </w:rPr>
-        <w:t xml:space="preserve">3+</w:t>
-      </w:r>
-      <w:r>
-        <w:t xml:space="preserve">, and in the Rb cell both can fill two of the three holes introduced by Rb</w:t>
-      </w:r>
-      <w:r>
-        <w:rPr>
-          <w:vertAlign w:val="superscript"/>
-        </w:rPr>
-        <w:t xml:space="preserve">+</w:t>
-      </w:r>
-      <w:r>
-        <w:t xml:space="preserve">. Transferring an electron from a conduction-band-like state to an oxygen-2p-derived hole near the valence-band edge recovers an energy of the order of the band gap, so reductions of several eV per transferred electron are expected and are what is found (3.45 eV for one electron in the Pr cell, 8.80 eV for two in the Rb cell). The per-electron gains are not equal, because the two dopants also differ in the electrostatic and elastic environment they create around the vacancy site; the two-dopant design cannot decompose the formation-energy difference into these contributions.</w:t>
-      </w:r>
-    </w:p>
-    <w:p>
-      <w:pPr>
-        <w:pStyle w:val="BodyText"/>
-      </w:pPr>
-      <w:r>
-        <w:rPr>
-          <w:bCs/>
-          <w:b/>
-        </w:rPr>
-        <w:t xml:space="preserve">4.2 Relation to previous work.</w:t>
-      </w:r>
-      <w:r>
-        <w:t xml:space="preserve"> </w:t>
-      </w:r>
-      <w:r>
-        <w:t xml:space="preserve">The Rb result reproduces, in anatase, the behaviour that Carey and Nolan found for alkali dopants in α-Cr</w:t>
-      </w:r>
-      <w:r>
-        <w:rPr>
-          <w:vertAlign w:val="subscript"/>
-        </w:rPr>
-        <w:t xml:space="preserve">2</w:t>
-      </w:r>
-      <w:r>
-        <w:t xml:space="preserve">O</w:t>
-      </w:r>
-      <w:r>
-        <w:rPr>
-          <w:vertAlign w:val="subscript"/>
-        </w:rPr>
-        <w:t xml:space="preserve">3</w:t>
-      </w:r>
-      <w:r>
-        <w:t xml:space="preserve">, where the V</w:t>
-      </w:r>
-      <w:r>
-        <w:rPr>
-          <w:vertAlign w:val="subscript"/>
-        </w:rPr>
-        <w:t xml:space="preserve">O</w:t>
-      </w:r>
-      <w:r>
-        <w:t xml:space="preserve"> </w:t>
-      </w:r>
-      <w:r>
-        <w:t xml:space="preserve">formation energy is strongly reduced and oxygen holes are localised with an O-2p Hubbard term [29], and it agrees in sign with the experimental vacancy-formation trend reported for Rb-doped TiO</w:t>
-      </w:r>
-      <w:r>
-        <w:rPr>
-          <w:vertAlign w:val="subscript"/>
-        </w:rPr>
-        <w:t xml:space="preserve">2</w:t>
-      </w:r>
-      <w:r>
-        <w:t xml:space="preserve"> </w:t>
-      </w:r>
-      <w:r>
-        <w:t xml:space="preserve">by Tian et al. [14]. Because only one alkali was studied here, the radius dependence found by Carey and Nolan across Li–Rb is not tested. The Pr result is consistent with the trivalent-dopant picture of Iwaszuk and Nolan for rutile [25]: the vacancy is not spontaneous at the oxygen-rich reference, but its cost is reduced by 3.45 eV relative to the pristine host, so V</w:t>
-      </w:r>
-      <w:r>
-        <w:rPr>
-          <w:vertAlign w:val="subscript"/>
-        </w:rPr>
-        <w:t xml:space="preserve">O</w:t>
-      </w:r>
-      <w:r>
-        <w:t xml:space="preserve"> </w:t>
-      </w:r>
-      <w:r>
-        <w:t xml:space="preserve">compensation becomes accessible as the oxygen chemical potential is lowered. With E</w:t>
-      </w:r>
-      <w:r>
-        <w:rPr>
-          <w:vertAlign w:val="subscript"/>
-        </w:rPr>
-        <w:t xml:space="preserve">f</w:t>
-      </w:r>
-      <w:r>
-        <w:t xml:space="preserve">(V</w:t>
-      </w:r>
-      <w:r>
-        <w:rPr>
-          <w:vertAlign w:val="subscript"/>
-        </w:rPr>
-        <w:t xml:space="preserve">O</w:t>
-      </w:r>
-      <w:r>
-        <w:t xml:space="preserve">; Pr) = 1.29 eV + Δμ</w:t>
-      </w:r>
-      <w:r>
-        <w:rPr>
-          <w:vertAlign w:val="subscript"/>
-        </w:rPr>
-        <w:t xml:space="preserve">O</w:t>
-      </w:r>
-      <w:r>
-        <w:t xml:space="preserve">, oxygen removal next to Pr becomes exothermic once μ</w:t>
-      </w:r>
-      <w:r>
-        <w:rPr>
-          <w:vertAlign w:val="subscript"/>
-        </w:rPr>
-        <w:t xml:space="preserve">O</w:t>
-      </w:r>
-      <w:r>
-        <w:t xml:space="preserve"> </w:t>
-      </w:r>
-      <w:r>
-        <w:t xml:space="preserve">falls more than 1.29 eV below the O</w:t>
-      </w:r>
-      <w:r>
-        <w:rPr>
-          <w:vertAlign w:val="subscript"/>
-        </w:rPr>
-        <w:t xml:space="preserve">2</w:t>
-      </w:r>
-      <w:r>
-        <w:t xml:space="preserve"> </w:t>
-      </w:r>
-      <w:r>
-        <w:t xml:space="preserve">reference, which is well inside the oxygen-poor range accessible to TiO</w:t>
-      </w:r>
-      <w:r>
-        <w:rPr>
-          <w:vertAlign w:val="subscript"/>
-        </w:rPr>
-        <w:t xml:space="preserve">2</w:t>
-      </w:r>
-      <w:r>
-        <w:t xml:space="preserve"> </w:t>
-      </w:r>
-      <w:r>
-        <w:t xml:space="preserve">before reduction to lower oxides. The preference for the vacancy adjacent to Pr (Section 3.7) agrees with the Pr–V</w:t>
-      </w:r>
-      <w:r>
-        <w:rPr>
-          <w:vertAlign w:val="subscript"/>
-        </w:rPr>
-        <w:t xml:space="preserve">O</w:t>
-      </w:r>
-      <w:r>
-        <w:t xml:space="preserve"> </w:t>
-      </w:r>
-      <w:r>
-        <w:t xml:space="preserve">clustering reported at the anatase (101) surface by Vural et al. [27], with the caveat that only four sites were sampled here. The localisation of the Pr-induced hole on oxygen when an oxygen-site U is present parallels the O-2p hole states reported for other trivalent dopants in TiO</w:t>
-      </w:r>
-      <w:r>
-        <w:rPr>
-          <w:vertAlign w:val="subscript"/>
-        </w:rPr>
-        <w:t xml:space="preserve">2</w:t>
-      </w:r>
-      <w:r>
-        <w:t xml:space="preserve"> </w:t>
-      </w:r>
-      <w:r>
-        <w:t xml:space="preserve">[25,24]; the analogous observation for Cu-doped anatase, where the dopant provides an empty gap state that accepts vacancy electrons [49], is a chemical analogy rather than evidence for the Pr case.</w:t>
-      </w:r>
-    </w:p>
-    <w:p>
-      <w:pPr>
-        <w:pStyle w:val="BodyText"/>
-      </w:pPr>
-      <w:r>
-        <w:rPr>
-          <w:bCs/>
-          <w:b/>
-        </w:rPr>
-        <w:t xml:space="preserve">4.3 What the two-dopant comparison does and does not isolate.</w:t>
-      </w:r>
-      <w:r>
-        <w:t xml:space="preserve"> </w:t>
-      </w:r>
-      <w:r>
-        <w:t xml:space="preserve">Pr</w:t>
-      </w:r>
-      <w:r>
-        <w:rPr>
-          <w:vertAlign w:val="superscript"/>
-        </w:rPr>
-        <w:t xml:space="preserve">3+</w:t>
-      </w:r>
-      <w:r>
-        <w:t xml:space="preserve"> </w:t>
-      </w:r>
-      <w:r>
-        <w:t xml:space="preserve">and Rb</w:t>
-      </w:r>
-      <w:r>
-        <w:rPr>
-          <w:vertAlign w:val="superscript"/>
-        </w:rPr>
-        <w:t xml:space="preserve">+</w:t>
-      </w:r>
-      <w:r>
-        <w:t xml:space="preserve"> </w:t>
-      </w:r>
-      <w:r>
-        <w:t xml:space="preserve">differ in formal charge (−1 versus −3 e relative to Ti</w:t>
-      </w:r>
-      <w:r>
-        <w:rPr>
-          <w:vertAlign w:val="superscript"/>
-        </w:rPr>
-        <w:t xml:space="preserve">4+</w:t>
-      </w:r>
-      <w:r>
-        <w:t xml:space="preserve">), in ionic radius (0.99 versus 1.52 Å [28]), in bonding (a 5d-bearing trivalent cation versus a closed-shell alkali) and in accessible oxidation states. Both are larger than Ti</w:t>
-      </w:r>
-      <w:r>
-        <w:rPr>
-          <w:vertAlign w:val="superscript"/>
-        </w:rPr>
-        <w:t xml:space="preserve">4+</w:t>
-      </w:r>
-      <w:r>
-        <w:t xml:space="preserve"> </w:t>
-      </w:r>
-      <w:r>
-        <w:t xml:space="preserve">(0.605 Å), so the comparison does show that a large size mismatch is compatible with either sign of E</w:t>
-      </w:r>
-      <w:r>
-        <w:rPr>
-          <w:vertAlign w:val="subscript"/>
-        </w:rPr>
-        <w:t xml:space="preserve">f</w:t>
-      </w:r>
-      <w:r>
-        <w:t xml:space="preserve">(V</w:t>
-      </w:r>
-      <w:r>
-        <w:rPr>
-          <w:vertAlign w:val="subscript"/>
-        </w:rPr>
-        <w:t xml:space="preserve">O</w:t>
-      </w:r>
-      <w:r>
-        <w:t xml:space="preserve">); it does not hold size constant, and no strain or fixed-geometry decomposition was computed. The statement that the 5.36 eV contrast is</w:t>
-      </w:r>
-      <w:r>
-        <w:t xml:space="preserve"> </w:t>
-      </w:r>
-      <w:r>
-        <w:t xml:space="preserve">“</w:t>
-      </w:r>
-      <w:r>
-        <w:t xml:space="preserve">larger than any plausible strain contribution</w:t>
-      </w:r>
-      <w:r>
-        <w:t xml:space="preserve">”</w:t>
-      </w:r>
-      <w:r>
-        <w:t xml:space="preserve">, made in an earlier version of this work, is therefore withdrawn; what can be said is that the sign and magnitude of the contrast are those expected from the electron count and that no size-based argument predicts them. Isolating the two variables would require a controlled series within the same protocol, for example La</w:t>
-      </w:r>
-      <w:r>
-        <w:rPr>
-          <w:vertAlign w:val="superscript"/>
-        </w:rPr>
-        <w:t xml:space="preserve">3+</w:t>
-      </w:r>
-      <w:r>
-        <w:t xml:space="preserve">, Y</w:t>
-      </w:r>
-      <w:r>
-        <w:rPr>
-          <w:vertAlign w:val="superscript"/>
-        </w:rPr>
-        <w:t xml:space="preserve">3+</w:t>
-      </w:r>
-      <w:r>
-        <w:t xml:space="preserve"> </w:t>
-      </w:r>
-      <w:r>
-        <w:t xml:space="preserve">and Sc</w:t>
-      </w:r>
-      <w:r>
-        <w:rPr>
-          <w:vertAlign w:val="superscript"/>
-        </w:rPr>
-        <w:t xml:space="preserve">3+</w:t>
-      </w:r>
-      <w:r>
-        <w:t xml:space="preserve"> </w:t>
-      </w:r>
-      <w:r>
-        <w:t xml:space="preserve">(same valence, radii from 1.03 to 0.745 Å) and K</w:t>
-      </w:r>
-      <w:r>
-        <w:rPr>
-          <w:vertAlign w:val="superscript"/>
-        </w:rPr>
-        <w:t xml:space="preserve">+</w:t>
-      </w:r>
-      <w:r>
-        <w:t xml:space="preserve"> </w:t>
-      </w:r>
-      <w:r>
-        <w:t xml:space="preserve">and Na</w:t>
-      </w:r>
-      <w:r>
-        <w:rPr>
-          <w:vertAlign w:val="superscript"/>
-        </w:rPr>
-        <w:t xml:space="preserve">+</w:t>
-      </w:r>
-      <w:r>
-        <w:t xml:space="preserve"> </w:t>
-      </w:r>
-      <w:r>
-        <w:t xml:space="preserve">(same valence as Rb</w:t>
-      </w:r>
-      <w:r>
-        <w:rPr>
-          <w:vertAlign w:val="superscript"/>
-        </w:rPr>
-        <w:t xml:space="preserve">+</w:t>
-      </w:r>
-      <w:r>
-        <w:t xml:space="preserve">, smaller radii), together with fixed-geometry single points to separate electronic from relaxation contributions.</w:t>
-      </w:r>
-    </w:p>
-    <w:p>
-      <w:pPr>
-        <w:pStyle w:val="BodyText"/>
-      </w:pPr>
-      <w:r>
-        <w:rPr>
-          <w:bCs/>
-          <w:b/>
-        </w:rPr>
-        <w:t xml:space="preserve">4.4 The Pr-substituted parent is method dependent.</w:t>
-      </w:r>
-      <w:r>
-        <w:t xml:space="preserve"> </w:t>
-      </w:r>
-      <w:r>
-        <w:t xml:space="preserve">The vacancy-free Pr cell is non-magnetic with U on Ti-3d only and carries a localised oxygen hole with U on O-2p (Section 3.4). The dual-U result is the one consistent with the electron count and with the behaviour of the Rb cells, but it rests on a U(O-2p) value transferred from Cr</w:t>
-      </w:r>
-      <w:r>
-        <w:rPr>
-          <w:vertAlign w:val="subscript"/>
-        </w:rPr>
-        <w:t xml:space="preserve">2</w:t>
-      </w:r>
-      <w:r>
-        <w:t xml:space="preserve">O</w:t>
-      </w:r>
-      <w:r>
-        <w:rPr>
-          <w:vertAlign w:val="subscript"/>
-        </w:rPr>
-        <w:t xml:space="preserve">3</w:t>
-      </w:r>
-      <w:r>
-        <w:t xml:space="preserve"> </w:t>
-      </w:r>
-      <w:r>
-        <w:t xml:space="preserve">and on calculations that have not been extended to the vacancy cell or to the formation-energy cycle. Until those are available, the Pr-substituted parent should be described as having one hole whose localisation depends on the treatment of oxygen correlation, and the earlier description of Pr-substituted anatase as</w:t>
-      </w:r>
-      <w:r>
-        <w:t xml:space="preserve"> </w:t>
-      </w:r>
-      <w:r>
-        <w:t xml:space="preserve">“</w:t>
-      </w:r>
-      <w:r>
-        <w:t xml:space="preserve">closed-shell</w:t>
-      </w:r>
-      <w:r>
-        <w:t xml:space="preserve">”</w:t>
-      </w:r>
-      <w:r>
-        <w:t xml:space="preserve"> </w:t>
-      </w:r>
-      <w:r>
-        <w:t xml:space="preserve">and</w:t>
-      </w:r>
-      <w:r>
-        <w:t xml:space="preserve"> </w:t>
-      </w:r>
-      <w:r>
-        <w:t xml:space="preserve">“</w:t>
-      </w:r>
-      <w:r>
-        <w:t xml:space="preserve">trap-free</w:t>
-      </w:r>
-      <w:r>
-        <w:t xml:space="preserve">”</w:t>
-      </w:r>
-      <w:r>
-        <w:t xml:space="preserve"> </w:t>
-      </w:r>
-      <w:r>
-        <w:t xml:space="preserve">is withdrawn. For the vacancy-containing Pr cell, both treatments agree that the net carrier is one excess electron in conduction-band-derived states (Table 1 and Figure 4), but this conclusion is drawn from a single smeared non-magnetic solution and one magnetic trial, and it concerns a cell with one carrier per 570 Å</w:t>
-      </w:r>
-      <w:r>
-        <w:rPr>
-          <w:vertAlign w:val="superscript"/>
-        </w:rPr>
-        <w:t xml:space="preserve">3</w:t>
-      </w:r>
-      <w:r>
-        <w:t xml:space="preserve">.</w:t>
-      </w:r>
-    </w:p>
-    <w:p>
-      <w:pPr>
-        <w:pStyle w:val="BodyText"/>
-      </w:pPr>
-      <w:r>
-        <w:rPr>
           <w:bCs/>
           <w:b/>
         </w:rPr>
@@ -7052,7 +7263,7 @@
         <w:t xml:space="preserve"> </w:t>
       </w:r>
       <w:r>
-        <w:t xml:space="preserve">The results support, within this protocol and host, the use of the formal charge mismatch as the first screening variable for whether a substitutional dopant will promote or resist oxygen-vacancy formation: dopants with |Δq| = 1 leave the vacancy uphill at the oxygen-rich limit, dopants with |Δq| = 3 make it spontaneous. Three further statements are hypotheses that this work motivates but does not test. (i) Trivalent rare-earth dopants other than Pr (La, Nd, Sm) should behave like Pr in the V</w:t>
+        <w:t xml:space="preserve">The results support, within this protocol and host, the use of the formal charge mismatch as a first screening variable for whether a substitutional dopant will promote or resist oxygen-vacancy formation: the trivalent dopant studied leaves the vacancy uphill at the oxygen-rich limit and the monovalent dopant studied makes it spontaneous. Extending this to other dopants of the same formal charge, and the three statements that follow, are hypotheses that this work motivates but does not test. (i) Trivalent rare-earth dopants other than Pr (La, Nd, Sm) should behave like Pr in the V</w:t>
       </w:r>
       <w:r>
         <w:rPr>
@@ -7187,7 +7398,7 @@
         <w:t xml:space="preserve"> </w:t>
       </w:r>
       <w:r>
-        <w:t xml:space="preserve">40 Ry was not tested against a higher cut-off; comparable studies use 55 Ry for the same species [16]. (iv)</w:t>
+        <w:t xml:space="preserve">40 Ry was not tested against a higher cut-off; comparable studies use 55 Ry for the same species [14]. (iv)</w:t>
       </w:r>
       <w:r>
         <w:t xml:space="preserve"> </w:t>
@@ -7215,7 +7426,60 @@
         <w:t xml:space="preserve"> </w:t>
       </w:r>
       <w:r>
-        <w:t xml:space="preserve">relaxation ended at 0.0056 Ry/Bohr. The effect of tighter relaxation on the energetics and on the localisation results has not been tested. (v)</w:t>
+        <w:t xml:space="preserve">relaxation ended at 0.0056 Ry/Bohr. The effect of tighter relaxation on the energetics and on the localisation results has not been tested.</w:t>
+      </w:r>
+      <w:r>
+        <w:t xml:space="preserve"> </w:t>
+      </w:r>
+      <w:r>
+        <w:rPr>
+          <w:bCs/>
+          <w:b/>
+        </w:rPr>
+        <w:t xml:space="preserve">[AUTHOR ACTION: re-relax Pr_VO, Pr_perfect, Rb_VO and Rb_perfect to 0.001 Ry/Bohr and report the change in E</w:t>
+      </w:r>
+      <w:r>
+        <w:rPr>
+          <w:vertAlign w:val="subscript"/>
+          <w:bCs/>
+          <w:b/>
+        </w:rPr>
+        <w:t xml:space="preserve">f</w:t>
+      </w:r>
+      <w:r>
+        <w:rPr>
+          <w:bCs/>
+          <w:b/>
+        </w:rPr>
+        <w:t xml:space="preserve"> </w:t>
+      </w:r>
+      <w:r>
+        <w:rPr>
+          <w:bCs/>
+          <w:b/>
+        </w:rPr>
+        <w:t xml:space="preserve">and in m</w:t>
+      </w:r>
+      <w:r>
+        <w:rPr>
+          <w:vertAlign w:val="subscript"/>
+          <w:bCs/>
+          <w:b/>
+        </w:rPr>
+        <w:t xml:space="preserve">abs</w:t>
+      </w:r>
+      <w:r>
+        <w:rPr>
+          <w:bCs/>
+          <w:b/>
+        </w:rPr>
+        <w:t xml:space="preserve">.]</w:t>
+      </w:r>
+      <w:r>
+        <w:t xml:space="preserve"> </w:t>
+      </w:r>
+      <w:r>
+        <w:t xml:space="preserve">(v)</w:t>
       </w:r>
       <w:r>
         <w:t xml:space="preserve"> </w:t>
@@ -7231,7 +7495,7 @@
         <w:t xml:space="preserve"> </w:t>
       </w:r>
       <w:r>
-        <w:t xml:space="preserve">One magnetic trial per non-magnetic cell was performed; occupations, smearing and symmetry settings were not varied. (vi)</w:t>
+        <w:t xml:space="preserve">One magnetic trial was performed, for Pr_VO; occupations, smearing and symmetry settings were not varied, and two nearly degenerate spin solutions of Rb_VO were found but not ranked (Section 3.3). (vi)</w:t>
       </w:r>
       <w:r>
         <w:t xml:space="preserve"> </w:t>
@@ -7312,7 +7576,45 @@
         <w:t xml:space="preserve"> </w:t>
       </w:r>
       <w:r>
-        <w:t xml:space="preserve">≈ 5.8 would give a first-order monopole correction of a few tenths of an eV for q = +1 at this cell size and four times that for q = +2; the static constant of anatase is much larger and would reduce the estimate, so these numbers are upper bounds and are not used. (ix)</w:t>
+        <w:t xml:space="preserve">≈ 5.8</w:t>
+      </w:r>
+      <w:r>
+        <w:t xml:space="preserve"> </w:t>
+      </w:r>
+      <w:r>
+        <w:rPr>
+          <w:bCs/>
+          <w:b/>
+        </w:rPr>
+        <w:t xml:space="preserve">[NEEDS CITATION: source for ε</w:t>
+      </w:r>
+      <w:r>
+        <w:rPr>
+          <w:vertAlign w:val="subscript"/>
+          <w:bCs/>
+          <w:b/>
+        </w:rPr>
+        <w:t xml:space="preserve">∞</w:t>
+      </w:r>
+      <w:r>
+        <w:rPr>
+          <w:bCs/>
+          <w:b/>
+        </w:rPr>
+        <w:t xml:space="preserve"> </w:t>
+      </w:r>
+      <w:r>
+        <w:rPr>
+          <w:bCs/>
+          <w:b/>
+        </w:rPr>
+        <w:t xml:space="preserve">of anatase]</w:t>
+      </w:r>
+      <w:r>
+        <w:t xml:space="preserve"> </w:t>
+      </w:r>
+      <w:r>
+        <w:t xml:space="preserve">would give a first-order monopole correction of a few tenths of an eV for q = +1 at this cell size and four times that for q = +2; the static constant of anatase is much larger and would reduce the estimate, so these numbers are upper bounds and are not used. (ix)</w:t>
       </w:r>
       <w:r>
         <w:t xml:space="preserve"> </w:t>
@@ -7349,23 +7651,35 @@
         <w:t xml:space="preserve">2</w:t>
       </w:r>
       <w:r>
-        <w:t xml:space="preserve">) (oxygen-rich limit) without finite-temperature corrections; equilibrium vacancy concentrations, dopant incorporation energies and competing phases were not evaluated, so no statement about the synthesisable phase of Rb-doped anatase is made. (x)</w:t>
-      </w:r>
-      <w:r>
-        <w:t xml:space="preserve"> </w:t>
-      </w:r>
-      <w:r>
-        <w:rPr>
-          <w:iCs/>
-          <w:i/>
-        </w:rPr>
-        <w:t xml:space="preserve">Defect channels.</w:t>
-      </w:r>
-      <w:r>
-        <w:t xml:space="preserve"> </w:t>
-      </w:r>
-      <w:r>
-        <w:t xml:space="preserve">Only the V</w:t>
+        <w:t xml:space="preserve">) (oxygen-rich limit) without finite-temperature corrections; equilibrium vacancy concentrations, dopant incorporation energies, the stability field of TiO</w:t>
+      </w:r>
+      <w:r>
+        <w:rPr>
+          <w:vertAlign w:val="subscript"/>
+        </w:rPr>
+        <w:t xml:space="preserve">2</w:t>
+      </w:r>
+      <w:r>
+        <w:t xml:space="preserve"> </w:t>
+      </w:r>
+      <w:r>
+        <w:t xml:space="preserve">against lower oxides and competing phases were not evaluated, so no statement about the synthesisable phase of Rb-doped anatase is made. (x)</w:t>
+      </w:r>
+      <w:r>
+        <w:t xml:space="preserve"> </w:t>
+      </w:r>
+      <w:r>
+        <w:rPr>
+          <w:iCs/>
+          <w:i/>
+        </w:rPr>
+        <w:t xml:space="preserve">Defect channels and stoichiometry.</w:t>
+      </w:r>
+      <w:r>
+        <w:t xml:space="preserve"> </w:t>
+      </w:r>
+      <w:r>
+        <w:t xml:space="preserve">Only a single V</w:t>
       </w:r>
       <w:r>
         <w:rPr>
@@ -7377,7 +7691,19 @@
         <w:t xml:space="preserve"> </w:t>
       </w:r>
       <w:r>
-        <w:t xml:space="preserve">channel was computed; cation vacancies, interstitials and dopant clustering were not. (xi)</w:t>
+        <w:t xml:space="preserve">per cell was computed; sequential vacancies, the fully compensated 2 Rb + 3 V</w:t>
+      </w:r>
+      <w:r>
+        <w:rPr>
+          <w:vertAlign w:val="subscript"/>
+        </w:rPr>
+        <w:t xml:space="preserve">O</w:t>
+      </w:r>
+      <w:r>
+        <w:t xml:space="preserve"> </w:t>
+      </w:r>
+      <w:r>
+        <w:t xml:space="preserve">stoichiometry, cation vacancies, interstitials and dopant clustering were not. (xi)</w:t>
       </w:r>
       <w:r>
         <w:t xml:space="preserve"> </w:t>
@@ -7482,7 +7808,7 @@
         <w:t xml:space="preserve">+</w:t>
       </w:r>
       <w:r>
-        <w:t xml:space="preserve">, with a single vacancy over-compensating Pr and leaving one residual hole in the Rb cell. The Rb cells carry unpaired oxygen-centred spin in every treatment tested, and a charged-cell series reaches three unpaired spins per Rb</w:t>
+        <w:t xml:space="preserve">, with a single vacancy over-compensating Pr and leaving one residual hole in the Rb cell. The Rb cells carry unpaired spin in every treatment tested, which the oxygen-site Hubbard calculation and the Bader comparison place mainly on oxygen, and a charged-cell series reaches three unpaired spins per Rb</w:t>
       </w:r>
       <w:r>
         <w:rPr>
@@ -7491,25 +7817,86 @@
         <w:t xml:space="preserve">+</w:t>
       </w:r>
       <w:r>
-        <w:t xml:space="preserve">. The Pr cells converge to non-magnetic smeared solutions with U on Ti-3d only, but the vacancy-free Pr cell develops a localised oxygen hole when U is also placed on O-2p, so the localisation picture for Pr-substituted anatase is method dependent and the</w:t>
-      </w:r>
-      <w:r>
-        <w:t xml:space="preserve"> </w:t>
-      </w:r>
-      <w:r>
+        <w:t xml:space="preserve">. The Pr cells converge to non-magnetic smeared solutions with U on Ti-3d only, but the vacancy-free Pr cell develops a localised hole when U is also placed on O-2p, so the localisation picture for Pr-substituted anatase is method dependent and a closed-shell, trap-free description of it is not supported. The two-dopant comparison is consistent with charge-compensation control of oxygen-vacancy energetics in this host and provides a common-protocol benchmark for the two dopant families, but it does not separate oxidation state from ionic size and bonding, and it does not establish interfacial recombination behaviour. Completing the dual-U formation-energy cycles, tightening the relaxations and adding a matched-valence dopant series are the natural next steps.</w:t>
+      </w:r>
+    </w:p>
+    <w:p>
+      <w:pPr>
+        <w:pStyle w:val="BodyText"/>
+      </w:pPr>
+      <w:r>
+        <w:rPr>
+          <w:bCs/>
+          <w:b/>
+        </w:rPr>
+        <w:t xml:space="preserve">Acknowledgements</w:t>
+      </w:r>
+    </w:p>
+    <w:p>
+      <w:pPr>
+        <w:pStyle w:val="BodyText"/>
+      </w:pPr>
+      <w:r>
+        <w:t xml:space="preserve">The authors thank UM Power Energy Dedicated Advanced Centre (UMPEDAC), Universiti Malaya, for computational resources.</w:t>
+      </w:r>
+    </w:p>
+    <w:p>
+      <w:pPr>
+        <w:pStyle w:val="BodyText"/>
+      </w:pPr>
+      <w:r>
+        <w:rPr>
+          <w:bCs/>
+          <w:b/>
+        </w:rPr>
+        <w:t xml:space="preserve">Funding</w:t>
+      </w:r>
+    </w:p>
+    <w:p>
+      <w:pPr>
+        <w:pStyle w:val="BodyText"/>
+      </w:pPr>
+      <w:r>
+        <w:rPr>
+          <w:bCs/>
+          <w:b/>
+        </w:rPr>
+        <w:t xml:space="preserve">[AUTHOR ACTION: insert grant numbers, or the sentence</w:t>
+      </w:r>
+      <w:r>
+        <w:rPr>
+          <w:bCs/>
+          <w:b/>
+        </w:rPr>
+        <w:t xml:space="preserve"> </w:t>
+      </w:r>
+      <w:r>
+        <w:rPr>
+          <w:bCs/>
+          <w:b/>
+        </w:rPr>
         <w:t xml:space="preserve">“</w:t>
       </w:r>
       <w:r>
-        <w:t xml:space="preserve">closed-shell, trap-free</w:t>
-      </w:r>
-      <w:r>
+        <w:rPr>
+          <w:bCs/>
+          <w:b/>
+        </w:rPr>
+        <w:t xml:space="preserve">This research did not receive any specific grant from funding agencies in the public, commercial, or not-for-profit sectors.</w:t>
+      </w:r>
+      <w:r>
+        <w:rPr>
+          <w:bCs/>
+          <w:b/>
+        </w:rPr>
         <w:t xml:space="preserve">”</w:t>
       </w:r>
       <w:r>
-        <w:t xml:space="preserve"> </w:t>
-      </w:r>
-      <w:r>
-        <w:t xml:space="preserve">description used earlier is not supported. The two-dopant comparison is consistent with charge-compensation control of oxygen-vacancy energetics in this host and provides a common-protocol benchmark for the two dopant families, but it does not separate oxidation state from ionic size and bonding, and it does not establish interfacial recombination behaviour. Completing the dual-U formation-energy cycles, tightening the relaxations and adding a matched-valence dopant series are the natural next steps.</w:t>
+        <w:rPr>
+          <w:bCs/>
+          <w:b/>
+        </w:rPr>
+        <w:t xml:space="preserve">]</w:t>
       </w:r>
     </w:p>
     <w:p>
@@ -7521,7 +7908,7 @@
           <w:bCs/>
           <w:b/>
         </w:rPr>
-        <w:t xml:space="preserve">Acknowledgements</w:t>
+        <w:t xml:space="preserve">Declaration of generative AI and AI-assisted technologies in the writing process</w:t>
       </w:r>
     </w:p>
     <w:p>
@@ -7529,17 +7916,7 @@
         <w:pStyle w:val="BodyText"/>
       </w:pPr>
       <w:r>
-        <w:t xml:space="preserve">The authors thank UM Power Energy Dedicated Advanced Centre (UMPEDAC), Universiti Malaya, for computational resources.</w:t>
-      </w:r>
-      <w:r>
-        <w:t xml:space="preserve"> </w:t>
-      </w:r>
-      <w:r>
-        <w:rPr>
-          <w:bCs/>
-          <w:b/>
-        </w:rPr>
-        <w:t xml:space="preserve">[AUTHOR ACTION: add funding sources and grant numbers, if any.]</w:t>
+        <w:t xml:space="preserve">During the preparation of this work the authors used Claude (Anthropic) to restructure and edit the text, to check the internal consistency of numbers, cross-references and citations, and to produce the plotting scripts for Figures 2 and 3 from the authors’ computed values. After using this tool the authors reviewed and edited the content as needed and take full responsibility for the content of the publication. All calculations, analyses, interpretations and conclusions are the authors’ own.</w:t>
       </w:r>
     </w:p>
     <w:p>
@@ -7551,7 +7928,7 @@
           <w:bCs/>
           <w:b/>
         </w:rPr>
-        <w:t xml:space="preserve">Declaration of generative AI use</w:t>
+        <w:t xml:space="preserve">CRediT authorship contribution statement</w:t>
       </w:r>
     </w:p>
     <w:p>
@@ -7559,27 +7936,49 @@
         <w:pStyle w:val="BodyText"/>
       </w:pPr>
       <w:r>
-        <w:t xml:space="preserve">During the preparation of this work the authors used Claude (Anthropic) to improve readability and to check the internal consistency of numbers, cross-references and citations. After using this tool the authors reviewed and edited the content as needed and take full responsibility for the content of the publication. All calculations, analyses and conclusions are the authors’ own.</w:t>
-      </w:r>
-    </w:p>
-    <w:p>
-      <w:pPr>
-        <w:pStyle w:val="BodyText"/>
-      </w:pPr>
-      <w:r>
-        <w:rPr>
-          <w:bCs/>
-          <w:b/>
-        </w:rPr>
-        <w:t xml:space="preserve">CRediT author contributions</w:t>
-      </w:r>
-    </w:p>
-    <w:p>
-      <w:pPr>
-        <w:pStyle w:val="BodyText"/>
-      </w:pPr>
-      <w:r>
-        <w:t xml:space="preserve">M.G.: conceptualisation, methodology, investigation, formal analysis, data curation, visualisation, writing – original draft. A.B.O.: supervision, methodology, validation, writing – review and editing. S.R.B.S.R.: resources, writing – review and editing.</w:t>
+        <w:rPr>
+          <w:bCs/>
+          <w:b/>
+        </w:rPr>
+        <w:t xml:space="preserve">Mohammad Ghadimimehr:</w:t>
+      </w:r>
+      <w:r>
+        <w:t xml:space="preserve"> </w:t>
+      </w:r>
+      <w:r>
+        <w:t xml:space="preserve">Conceptualization, Methodology, Investigation, Formal analysis, Data curation, Visualization, Writing – original draft.</w:t>
+      </w:r>
+      <w:r>
+        <w:t xml:space="preserve"> </w:t>
+      </w:r>
+      <w:r>
+        <w:rPr>
+          <w:bCs/>
+          <w:b/>
+        </w:rPr>
+        <w:t xml:space="preserve">Azimah Binti Omar:</w:t>
+      </w:r>
+      <w:r>
+        <w:t xml:space="preserve"> </w:t>
+      </w:r>
+      <w:r>
+        <w:t xml:space="preserve">Supervision, Methodology, Validation, Writing – review &amp; editing.</w:t>
+      </w:r>
+      <w:r>
+        <w:t xml:space="preserve"> </w:t>
+      </w:r>
+      <w:r>
+        <w:rPr>
+          <w:bCs/>
+          <w:b/>
+        </w:rPr>
+        <w:t xml:space="preserve">Siti Rohani Binti Sheikh Raihan:</w:t>
+      </w:r>
+      <w:r>
+        <w:t xml:space="preserve"> </w:t>
+      </w:r>
+      <w:r>
+        <w:t xml:space="preserve">Resources, Writing – review &amp; editing.</w:t>
       </w:r>
     </w:p>
     <w:p>
@@ -7798,7 +8197,7 @@
         </w:numPr>
       </w:pPr>
       <w:r>
-        <w:t xml:space="preserve">Tian, X.; Zeng, Z.; He, Y.; Lei, L.; Yu, C.; Zhang, X. Rb Doping and Lattice Strain Synergistically Engineering Oxygen Vacancies in TiO2 for Stable High-Contrast Photoreversible Colour Switching. Adv. Funct. Mater. 2025, 35, 2423514. DOI: 10.1002/adfm.202423514.</w:t>
+        <w:t xml:space="preserve">Raghav, A.; Hanindriyo, A. T.; Utimula, K.; Abbasnejad, M.; Maezono, R.; Panda, E. Intrinsic Electronic Defect States of Anatase Using Density Functional Theory. Comput. Mater. Sci. 2020, 184, 109925. DOI: 10.1016/j.commatsci.2020.109925.</w:t>
       </w:r>
     </w:p>
     <w:p>
@@ -7809,7 +8208,7 @@
         </w:numPr>
       </w:pPr>
       <w:r>
-        <w:t xml:space="preserve">Han, X.; Amrane, N.; Zhang, Z.; Benkraouda, M. Interplay between Gd and Oxygen Vacancy on the Electronic Properties and Defect Chemistry of Gd-Doped CeO2: A DFT+U Study. Chem. Phys. 2020, 534, 110741. DOI: 10.1016/j.chemphys.2020.110741.</w:t>
+        <w:t xml:space="preserve">Arrigoni, M.; Madsen, G. K. H. A Comparative First-Principles Investigation on the Defect Chemistry of TiO2 Anatase. J. Chem. Phys. 2020, 152, 044110. DOI: 10.1063/1.5138902.</w:t>
       </w:r>
     </w:p>
     <w:p>
@@ -7820,7 +8219,7 @@
         </w:numPr>
       </w:pPr>
       <w:r>
-        <w:t xml:space="preserve">Raghav, A.; Hanindriyo, A. T.; Utimula, K.; Abbasnejad, M.; Maezono, R.; Panda, E. Intrinsic Electronic Defect States of Anatase Using Density Functional Theory. Comput. Mater. Sci. 2020, 184, 109925. DOI: 10.1016/j.commatsci.2020.109925.</w:t>
+        <w:t xml:space="preserve">Tian, X.; Zeng, Z.; He, Y.; Lei, L.; Yu, C.; Zhang, X. Rb Doping and Lattice Strain Synergistically Engineering Oxygen Vacancies in TiO2 for Stable High-Contrast Photoreversible Colour Switching. Adv. Funct. Mater. 2025, 35, 2423514. DOI: 10.1002/adfm.202423514.</w:t>
       </w:r>
     </w:p>
     <w:p>
@@ -7831,7 +8230,7 @@
         </w:numPr>
       </w:pPr>
       <w:r>
-        <w:t xml:space="preserve">Arrigoni, M.; Madsen, G. K. H. A Comparative First-Principles Investigation on the Defect Chemistry of TiO2 Anatase. J. Chem. Phys. 2020, 152, 044110. DOI: 10.1063/1.5138902.</w:t>
+        <w:t xml:space="preserve">Carey, J. J.; Nolan, M. Enhancing the Oxygen Vacancy Formation and Migration in Bulk Chromium(III) Oxide by Alkali Metal Doping: A Change from Isotropic to Anisotropic Oxygen Diffusion. J. Mater. Chem. A 2017, 5, 15613–15630. DOI: 10.1039/c7ta00315c.</w:t>
       </w:r>
     </w:p>
     <w:p>
@@ -7842,7 +8241,7 @@
         </w:numPr>
       </w:pPr>
       <w:r>
-        <w:t xml:space="preserve">Morgan, B. J.; Watson, G. W. A DFT+U Description of Oxygen Vacancies at the TiO2 Rutile (110) Surface. Surf. Sci. 2007, 601, 5034–5041. DOI: 10.1016/j.susc.2007.08.025.</w:t>
+        <w:t xml:space="preserve">Iwaszuk, A.; Nolan, M. Charge Compensation in Trivalent Cation Doped Bulk Rutile TiO2. J. Phys.: Condens. Matter 2011, 23, 334207. DOI: 10.1088/0953-8984/23/33/334207.</w:t>
       </w:r>
     </w:p>
     <w:p>
@@ -7853,7 +8252,7 @@
         </w:numPr>
       </w:pPr>
       <w:r>
-        <w:t xml:space="preserve">Polliotto, V.; Albanese, E.; Livraghi, S.; Pacchioni, G.; Giamello, E. Structural, Electronic and Photochemical Properties of Cerium-Doped Zirconium Titanate. Catal. Today 2020, 340, 49–58. DOI: 10.1016/j.cattod.2018.09.026.</w:t>
+        <w:t xml:space="preserve">Han, X.; Amrane, N.; Zhang, Z.; Benkraouda, M. Interplay between Gd and Oxygen Vacancy on the Electronic Properties and Defect Chemistry of Gd-Doped CeO2: A DFT+U Study. Chem. Phys. 2020, 534, 110741. DOI: 10.1016/j.chemphys.2020.110741.</w:t>
       </w:r>
     </w:p>
     <w:p>
@@ -7864,7 +8263,7 @@
         </w:numPr>
       </w:pPr>
       <w:r>
-        <w:t xml:space="preserve">Mazierski, P.; Mikołajczyk, A.; Grzyb, T.; Zaleska-Medynska, A.; Nadolna, J. On the Excitation Mechanism of Visible Responsible Er-TiO2 System Proved by Experimental and Theoretical Investigations for Boosting Photocatalytic Activity. Appl. Surf. Sci. 2020, 527, 146815. DOI: 10.1016/j.apsusc.2020.146815.</w:t>
+        <w:t xml:space="preserve">Polliotto, V.; Albanese, E.; Livraghi, S.; Pacchioni, G.; Giamello, E. Structural, Electronic and Photochemical Properties of Cerium-Doped Zirconium Titanate. Catal. Today 2020, 340, 49–58. DOI: 10.1016/j.cattod.2018.09.026.</w:t>
       </w:r>
     </w:p>
     <w:p>
@@ -7875,7 +8274,7 @@
         </w:numPr>
       </w:pPr>
       <w:r>
-        <w:t xml:space="preserve">Ahmad, A.; Yerlikaya, G.; Ur Rehman, M. Z.; Paksoy, H.; Kardaş, G. Enhanced Photoelectrochemical Water Splitting Using Gadolinium Doped Titanium Dioxide Nanorod Array Photoanodes. Int. J. Hydrogen Energy 2020, 45, 2515–2526. DOI: 10.1016/j.ijhydene.2019.11.117.</w:t>
+        <w:t xml:space="preserve">Mazierski, P.; Mikołajczyk, A.; Grzyb, T.; Zaleska-Medynska, A.; Nadolna, J. On the Excitation Mechanism of Visible Responsible Er-TiO2 System Proved by Experimental and Theoretical Investigations for Boosting Photocatalytic Activity. Appl. Surf. Sci. 2020, 527, 146815. DOI: 10.1016/j.apsusc.2020.146815.</w:t>
       </w:r>
     </w:p>
     <w:p>
@@ -7886,7 +8285,7 @@
         </w:numPr>
       </w:pPr>
       <w:r>
-        <w:t xml:space="preserve">Chen, W.; Yuan, P.; Zhang, S.; Sun, Q.; Liang, E.; Jia, Y. Electronic Properties of Anatase TiO2 Doped by Lanthanides: A DFT+U Study. Physica B 2012, 407, 1038–1043. DOI: 10.1016/j.physb.2011.12.126.</w:t>
+        <w:t xml:space="preserve">Ahmad, A.; Yerlikaya, G.; Ur Rehman, M. Z.; Paksoy, H.; Kardaş, G. Enhanced Photoelectrochemical Water Splitting Using Gadolinium Doped Titanium Dioxide Nanorod Array Photoanodes. Int. J. Hydrogen Energy 2020, 45, 2515–2526. DOI: 10.1016/j.ijhydene.2019.11.117.</w:t>
       </w:r>
     </w:p>
     <w:p>
@@ -7897,7 +8296,7 @@
         </w:numPr>
       </w:pPr>
       <w:r>
-        <w:t xml:space="preserve">Chen, H.; Yao, L.; Yang, S.; Wang, Y.; Liang, X.; Huang, Y. First-Principles Study on Electronic and Optical Properties in Pr-Doped Anatase TiO2. Adv. Mater. Res. 2014, 924, 260–268. DOI: 10.4028/www.scientific.net/AMR.924.260.</w:t>
+        <w:t xml:space="preserve">Chen, W.; Yuan, P.; Zhang, S.; Sun, Q.; Liang, E.; Jia, Y. Electronic Properties of Anatase TiO2 Doped by Lanthanides: A DFT+U Study. Physica B 2012, 407, 1038–1043. DOI: 10.1016/j.physb.2011.12.126.</w:t>
       </w:r>
     </w:p>
     <w:p>
@@ -7908,7 +8307,7 @@
         </w:numPr>
       </w:pPr>
       <w:r>
-        <w:t xml:space="preserve">Albuquerque, A. R.; Bruix, A.; dos Santos, I. M. G.; Sambrano, J. R.; Illas, F. DFT Study on Ce-Doped Anatase TiO2: Nature of Ce3+ and Ti3+ Centers Triggered by Oxygen Vacancy Formation. J. Phys. Chem. C 2014, 118, 9677–9689. DOI: 10.1021/jp501757f.</w:t>
+        <w:t xml:space="preserve">Chen, H.; Yao, L.; Yang, S.; Wang, Y.; Liang, X.; Huang, Y. First-Principles Study on Electronic and Optical Properties in Pr-Doped Anatase TiO2. Adv. Mater. Res. 2014, 924, 260–268. DOI: 10.4028/www.scientific.net/AMR.924.260.</w:t>
       </w:r>
     </w:p>
     <w:p>
@@ -7919,7 +8318,7 @@
         </w:numPr>
       </w:pPr>
       <w:r>
-        <w:t xml:space="preserve">Iwaszuk, A.; Nolan, M. Charge Compensation in Trivalent Cation Doped Bulk Rutile TiO2. J. Phys.: Condens. Matter 2011, 23, 334207. DOI: 10.1088/0953-8984/23/33/334207.</w:t>
+        <w:t xml:space="preserve">Albuquerque, A. R.; Bruix, A.; dos Santos, I. M. G.; Sambrano, J. R.; Illas, F. DFT Study on Ce-Doped Anatase TiO2: Nature of Ce3+ and Ti3+ Centers Triggered by Oxygen Vacancy Formation. J. Phys. Chem. C 2014, 118, 9677–9689. DOI: 10.1021/jp501757f.</w:t>
       </w:r>
     </w:p>
     <w:p>
@@ -7952,7 +8351,7 @@
         </w:numPr>
       </w:pPr>
       <w:r>
-        <w:t xml:space="preserve">Shannon, R. D. Revised Effective Ionic Radii and Systematic Studies of Interatomic Distances in Halides and Chalcogenides. Acta Crystallogr. A 1976, 32, 751–767. DOI: 10.1107/S0567739476001551. [NEW IN v4: primary ionic-radius source requested by the audit; verify]</w:t>
+        <w:t xml:space="preserve">Shannon, R. D. Revised Effective Ionic Radii and Systematic Studies of Interatomic Distances in Halides and Chalcogenides. Acta Crystallogr. A 1976, 32, 751–767. DOI: 10.1107/S0567739476001551.</w:t>
       </w:r>
     </w:p>
     <w:p>
@@ -7963,7 +8362,7 @@
         </w:numPr>
       </w:pPr>
       <w:r>
-        <w:t xml:space="preserve">Carey, J. J.; Nolan, M. Enhancing the Oxygen Vacancy Formation and Migration in Bulk Chromium(III) Oxide by Alkali Metal Doping: A Change from Isotropic to Anisotropic Oxygen Diffusion. J. Mater. Chem. A 2017, 5, 15613–15630. DOI: 10.1039/c7ta00315c.</w:t>
+        <w:t xml:space="preserve">Li, Z.-X.; He, G.-Q.; Kong, B.; Zeng, T.-X.; Zhang, J. Hybrid Density Functional Studies for the Effect of Oxygen Vacancy on the Visible Light Photocatalytic Activity in M (M = Li, Na, K, Rb, Cs)-Doped α-Bi2O3. J. Phys. Chem. Solids 2020, 144, 109581. DOI: 10.1016/j.jpcs.2020.109581.</w:t>
       </w:r>
     </w:p>
     <w:p>
@@ -7974,7 +8373,7 @@
         </w:numPr>
       </w:pPr>
       <w:r>
-        <w:t xml:space="preserve">Li, Z.-X.; He, G.-Q.; Kong, B.; Zeng, T.-X.; Zhang, J. Hybrid Density Functional Studies for the Effect of Oxygen Vacancy on the Visible Light Photocatalytic Activity in M (M = Li, Na, K, Rb, Cs)-Doped α-Bi2O3. J. Phys. Chem. Solids 2020, 144, 109581. DOI: 10.1016/j.jpcs.2020.109581.</w:t>
+        <w:t xml:space="preserve">Kröger, F. A.; Vink, H. J. Relations between the Concentrations of Imperfections in Crystalline Solids. Solid State Phys. 1956, 3, 307–435. DOI: 10.1016/S0081-1947(08)60135-6.</w:t>
       </w:r>
     </w:p>
     <w:p>
@@ -7985,7 +8384,7 @@
         </w:numPr>
       </w:pPr>
       <w:r>
-        <w:t xml:space="preserve">Kröger, F. A.; Vink, H. J. Relations between the Concentrations of Imperfections in Crystalline Solids. Solid State Phys. 1956, 3, 307–435. DOI: 10.1016/S0081-1947(08)60135-6.</w:t>
+        <w:t xml:space="preserve">Giannozzi, P.; Andreussi, O.; Brumme, T.; Bunau, O.; et al. Advanced Capabilities for Materials Modelling with Quantum ESPRESSO. J. Phys.: Condens. Matter 2017, 29, 465901. DOI: 10.1088/1361-648X/aa8f79.</w:t>
       </w:r>
     </w:p>
     <w:p>
@@ -7996,7 +8395,7 @@
         </w:numPr>
       </w:pPr>
       <w:r>
-        <w:t xml:space="preserve">Giannozzi, P.; Andreussi, O.; Brumme, T.; Bunau, O.; et al. Advanced Capabilities for Materials Modelling with Quantum ESPRESSO. J. Phys.: Condens. Matter 2017, 29, 465901. DOI: 10.1088/1361-648X/aa8f79.</w:t>
+        <w:t xml:space="preserve">Giannozzi, P.; Baseggio, O.; Bonfà, P.; Brunato, D.; et al. Quantum ESPRESSO toward the Exascale. J. Chem. Phys. 2020, 152, 154105. DOI: 10.1063/5.0005082.</w:t>
       </w:r>
     </w:p>
     <w:p>
@@ -8007,7 +8406,7 @@
         </w:numPr>
       </w:pPr>
       <w:r>
-        <w:t xml:space="preserve">Giannozzi, P.; Baseggio, O.; Bonfà, P.; Brunato, D.; et al. Quantum ESPRESSO toward the Exascale. J. Chem. Phys. 2020, 152, 154105. DOI: 10.1063/5.0005082.</w:t>
+        <w:t xml:space="preserve">Perdew, J. P.; Burke, K.; Ernzerhof, M. Generalized Gradient Approximation Made Simple. Phys. Rev. Lett. 1996, 77, 3865–3868. DOI: 10.1103/PhysRevLett.77.3865.</w:t>
       </w:r>
     </w:p>
     <w:p>
@@ -8018,7 +8417,7 @@
         </w:numPr>
       </w:pPr>
       <w:r>
-        <w:t xml:space="preserve">Perdew, J. P.; Burke, K.; Ernzerhof, M. Generalized Gradient Approximation Made Simple. Phys. Rev. Lett. 1996, 77, 3865–3868. DOI: 10.1103/PhysRevLett.77.3865.</w:t>
+        <w:t xml:space="preserve">Dal Corso, A. Pseudopotentials Periodic Table: From H to Pu. Comput. Mater. Sci. 2014, 95, 337–350. DOI: 10.1016/j.commatsci.2014.07.043. PSlibrary 1.0.0 PAW set, https://www.quantum-espresso.org/pseudopotentials/ and https://github.com/dalcorso/pslibrary (accessed 2026-10-02).</w:t>
       </w:r>
     </w:p>
     <w:p>
@@ -8029,7 +8428,7 @@
         </w:numPr>
       </w:pPr>
       <w:r>
-        <w:t xml:space="preserve">Dal Corso, A. Pseudopotentials Periodic Table: From H to Pu. Comput. Mater. Sci. 2014, 95, 337–350. DOI: 10.1016/j.commatsci.2014.07.043. PSlibrary 1.0.0 PAW set, https://www.quantum-espresso.org/pseudopotentials/ and https://github.com/dalcorso/pslibrary (accessed 2026-10-02). [NEW IN v4: primary PSlibrary citation added; verify]</w:t>
+        <w:t xml:space="preserve">Dudarev, S. L.; Botton, G. A.; Savrasov, S. Y.; Humphreys, C. J.; Sutton, A. P. Electron-Energy-Loss Spectra and the Structural Stability of Nickel Oxide: An LSDA+U Study. Phys. Rev. B 1998, 57, 1505–1509. DOI: 10.1103/PhysRevB.57.1505.</w:t>
       </w:r>
     </w:p>
     <w:p>
@@ -8040,7 +8439,7 @@
         </w:numPr>
       </w:pPr>
       <w:r>
-        <w:t xml:space="preserve">Dudarev, S. L.; Botton, G. A.; Savrasov, S. Y.; Humphreys, C. J.; Sutton, A. P. Electron-Energy-Loss Spectra and the Structural Stability of Nickel Oxide: An LSDA+U Study. Phys. Rev. B 1998, 57, 1505–1509. DOI: 10.1103/PhysRevB.57.1505.</w:t>
+        <w:t xml:space="preserve">Deák, P.; Kullgren, J.; Frauenheim, T. Polarons and Oxygen Vacancies at the Surface of Anatase TiO2. Phys. Status Solidi RRL 2014, 8, 583–586. DOI: 10.1002/pssr.201409139.</w:t>
       </w:r>
     </w:p>
     <w:p>
@@ -8051,7 +8450,7 @@
         </w:numPr>
       </w:pPr>
       <w:r>
-        <w:t xml:space="preserve">Deák, P.; Kullgren, J.; Frauenheim, T. Polarons and Oxygen Vacancies at the Surface of Anatase TiO2. Phys. Status Solidi RRL 2014, 8, 583–586. DOI: 10.1002/pssr.201409139. [NEW IN v4: retrieved via Wiley Scholar Gateway; supports U(Ti-3d) ≈ 3.5 eV as an ab-initio-derived anatase value; verify against the full text]</w:t>
+        <w:t xml:space="preserve">Morgan, B. J.; Watson, G. W. A DFT+U Description of Oxygen Vacancies at the TiO2 Rutile (110) Surface. Surf. Sci. 2007, 601, 5034–5041. DOI: 10.1016/j.susc.2007.08.025.</w:t>
       </w:r>
     </w:p>
     <w:p>
@@ -8084,7 +8483,7 @@
         </w:numPr>
       </w:pPr>
       <w:r>
-        <w:t xml:space="preserve">Freysoldt, C.; Grabowski, B.; Hickel, T.; Neugebauer, J.; Kresse, G.; Janotti, A.; Van de Walle, C. G. First-Principles Calculations for Point Defects in Solids. Rev. Mod. Phys. 2014, 86, 253–305. DOI: 10.1103/RevModPhys.86.253. [NEW IN v4: formation-energy formalism and finite-size corrections; verify]</w:t>
+        <w:t xml:space="preserve">Freysoldt, C.; Grabowski, B.; Hickel, T.; Neugebauer, J.; Kresse, G.; Janotti, A.; Van de Walle, C. G. First-Principles Calculations for Point Defects in Solids. Rev. Mod. Phys. 2014, 86, 253–305. DOI: 10.1103/RevModPhys.86.253.</w:t>
       </w:r>
     </w:p>
     <w:p>

--- a/DFT_paper_revision/manuscript_v4/Ghadimimehr_DFT_TiO2_PrRb_v4_MANUSCRIPT.docx
+++ b/DFT_paper_revision/manuscript_v4/Ghadimimehr_DFT_TiO2_PrRb_v4_MANUSCRIPT.docx
@@ -211,7 +211,7 @@
         <w:t xml:space="preserve">O</w:t>
       </w:r>
       <w:r>
-        <w:t xml:space="preserve">) in wide-gap oxide electron-transport layers are a recognised source of trap-assisted recombination, and aliovalent substitution is the usual lever for controlling them, yet trivalent rare-earth and monovalent alkali dopants have rarely been compared in the same host with the same protocol. Here we compare Pr</w:t>
+        <w:t xml:space="preserve">) in wide-gap oxide electron-transport layers cause trap-assisted recombination, and aliovalent substitution is the usual lever for controlling them; trivalent rare-earth and monovalent alkali dopants have, however, rarely been compared in the same host with the same protocol. Here we compare Pr</w:t>
       </w:r>
       <w:r>
         <w:rPr>
@@ -301,7 +301,7 @@
         <w:t xml:space="preserve">+</w:t>
       </w:r>
       <w:r>
-        <w:t xml:space="preserve">, so one vacancy over-compensates Pr and leaves one residual hole with Rb. The Rb cells carry unpaired spin in every treatment tested, and the absolute magnetisation of the vacancy cell reaches 2.99 μ</w:t>
+        <w:t xml:space="preserve">, so one vacancy over-compensates Pr and leaves one residual hole with Rb. The Rb cells carry unpaired spin in every treatment tested, reaching an absolute magnetisation of 2.99 μ</w:t>
       </w:r>
       <w:r>
         <w:rPr>
@@ -313,7 +313,7 @@
         <w:t xml:space="preserve"> </w:t>
       </w:r>
       <w:r>
-        <w:t xml:space="preserve">when doubly ionised, consistent with three holes per Rb. The Pr cells converge to non-magnetic smeared solutions with U on Ti-3d only, but the vacancy-free Pr cell develops a localised hole (1.00 μ</w:t>
+        <w:t xml:space="preserve">for the doubly ionised vacancy cell, consistent with three holes per Rb. With U on Ti-3d only the Pr cells converge to non-magnetic smeared solutions, but the vacancy-free Pr cell develops a localised hole (1.00 μ</w:t>
       </w:r>
       <w:r>
         <w:rPr>
@@ -322,7 +322,7 @@
         <w:t xml:space="preserve">B</w:t>
       </w:r>
       <w:r>
-        <w:t xml:space="preserve">) when an oxygen-2p Hubbard term is added, so hole localisation in Pr-substituted anatase is method dependent. The results are consistent with charge-compensation control of V</w:t>
+        <w:t xml:space="preserve">) once an oxygen-2p Hubbard term is added, so hole localisation there is method dependent. The results support charge-compensation control of V</w:t>
       </w:r>
       <w:r>
         <w:rPr>
@@ -334,7 +334,7 @@
         <w:t xml:space="preserve"> </w:t>
       </w:r>
       <w:r>
-        <w:t xml:space="preserve">energetics in this host, while the two-dopant design does not separate oxidation state from ionic size and bonding.</w:t>
+        <w:t xml:space="preserve">energetics in this host; the two-dopant design does not separate oxidation state from ionic size and bonding.</w:t>
       </w:r>
     </w:p>
     <w:p>

--- a/DFT_paper_revision/manuscript_v4/Ghadimimehr_DFT_TiO2_PrRb_v4_MANUSCRIPT.docx
+++ b/DFT_paper_revision/manuscript_v4/Ghadimimehr_DFT_TiO2_PrRb_v4_MANUSCRIPT.docx
@@ -334,7 +334,7 @@
         <w:t xml:space="preserve"> </w:t>
       </w:r>
       <w:r>
-        <w:t xml:space="preserve">energetics in this host; the two-dopant design does not separate oxidation state from ionic size and bonding.</w:t>
+        <w:t xml:space="preserve">energetics in this host; the two-dopant design does not separate oxidation state from size and bonding.</w:t>
       </w:r>
     </w:p>
     <w:p>

--- a/DFT_paper_revision/manuscript_v4/Ghadimimehr_DFT_TiO2_PrRb_v4_MANUSCRIPT.docx
+++ b/DFT_paper_revision/manuscript_v4/Ghadimimehr_DFT_TiO2_PrRb_v4_MANUSCRIPT.docx
@@ -2,13 +2,13 @@
 <file path=word/document.xml><?xml version="1.0" encoding="utf-8"?>
 <w:document xmlns:w="http://schemas.openxmlformats.org/wordprocessingml/2006/main" xmlns:m="http://schemas.openxmlformats.org/officeDocument/2006/math" xmlns:r="http://schemas.openxmlformats.org/officeDocument/2006/relationships" xmlns:o="urn:schemas-microsoft-com:office:office" xmlns:v="urn:schemas-microsoft-com:vml" xmlns:w10="urn:schemas-microsoft-com:office:word" xmlns:a="http://schemas.openxmlformats.org/drawingml/2006/main" xmlns:pic="http://schemas.openxmlformats.org/drawingml/2006/picture" xmlns:wp="http://schemas.openxmlformats.org/drawingml/2006/wordprocessingDrawing">
   <w:body>
-    <w:bookmarkStart w:id="32" w:name="X4130b035dd8d16fa6e7f928145f948a07df62b3"/>
+    <w:bookmarkStart w:id="32" w:name="Xcd3fa84157bc61bf613925a6c2f212a17c4e56b"/>
     <w:p>
       <w:pPr>
         <w:pStyle w:val="Heading1"/>
       </w:pPr>
       <w:r>
-        <w:t xml:space="preserve">Oxygen-Vacancy Energetics and Hole Localisation in Pr- and Rb-Substituted Anatase TiO</w:t>
+        <w:t xml:space="preserve">Oxygen-Vacancy Energetics and Dopant-Induced Holes in Pr- and Rb-Substituted Anatase TiO</w:t>
       </w:r>
       <w:r>
         <w:rPr>
@@ -280,7 +280,7 @@
         <w:t xml:space="preserve"> </w:t>
       </w:r>
       <w:r>
-        <w:t xml:space="preserve">formation energy falls from +4.74 eV in pristine anatase to +1.29 eV in the Pr-substituted cell and −4.06 eV in the Rb-substituted cell: both substitutions lower the cost of oxygen removal, the Pr cell remains uphill and the Rb cell is downhill, a 5.36 eV contrast that changes by only 0.04 eV on a 2×2×2 k-mesh. The ordering follows the formal electron count, one hole per Pr</w:t>
+        <w:t xml:space="preserve">formation energy falls from +4.74 eV in pristine anatase to +1.29 eV in the Pr-substituted cell and −4.06 eV in the Rb-substituted cell. Both substitutions lower the cost of oxygen removal, leaving the Pr cell uphill and the Rb cell downhill; the 5.36 eV Pr–Rb contrast changes by only 0.04 eV on a 2×2×2 k-mesh. The ordering follows the formal electron count, one hole per Pr</w:t>
       </w:r>
       <w:r>
         <w:rPr>
@@ -313,7 +313,7 @@
         <w:t xml:space="preserve"> </w:t>
       </w:r>
       <w:r>
-        <w:t xml:space="preserve">for the doubly ionised vacancy cell, consistent with three holes per Rb. With U on Ti-3d only the Pr cells converge to non-magnetic smeared solutions, but the vacancy-free Pr cell develops a localised hole (1.00 μ</w:t>
+        <w:t xml:space="preserve">for the +2-charged vacancy cell, consistent with three holes per Rb. With U on Ti-3d only, the Pr cells converge to non-magnetic smeared solutions, but the vacancy-free Pr cell develops an unpaired spin (1.00 μ</w:t>
       </w:r>
       <w:r>
         <w:rPr>
@@ -322,7 +322,7 @@
         <w:t xml:space="preserve">B</w:t>
       </w:r>
       <w:r>
-        <w:t xml:space="preserve">) once an oxygen-2p Hubbard term is added, so hole localisation there is method dependent. The results support charge-compensation control of V</w:t>
+        <w:t xml:space="preserve">) once an oxygen-2p Hubbard term is added, so its spin state is method dependent. The results are consistent with charge-compensation control of V</w:t>
       </w:r>
       <w:r>
         <w:rPr>
@@ -381,7 +381,42 @@
         <w:pStyle w:val="BodyText"/>
       </w:pPr>
       <w:r>
-        <w:t xml:space="preserve">Indoor photovoltaics are a leading candidate to replace disposable batteries in the growing population of low-power sensors [1]. Under the 200–1000 lx illumination typical of indoor spaces the open-circuit voltage is limited by non-radiative recombination, and wide-gap absorbers such as CsPbBr</w:t>
+        <w:t xml:space="preserve">Indoor photovoltaics are a leading candidate to replace disposable batteries in the growing population of low-power sensors [1]. Under the 200–1000 lx illumination typical of indoor spaces the open-circuit voltage is limited by non-radiative recombination</w:t>
+      </w:r>
+      <w:r>
+        <w:t xml:space="preserve"> </w:t>
+      </w:r>
+      <w:r>
+        <w:rPr>
+          <w:bCs/>
+          <w:b/>
+        </w:rPr>
+        <w:t xml:space="preserve">[NEEDS CITATION: typical indoor illuminance and the low-light V</w:t>
+      </w:r>
+      <w:r>
+        <w:rPr>
+          <w:vertAlign w:val="subscript"/>
+          <w:bCs/>
+          <w:b/>
+        </w:rPr>
+        <w:t xml:space="preserve">oc</w:t>
+      </w:r>
+      <w:r>
+        <w:rPr>
+          <w:bCs/>
+          <w:b/>
+        </w:rPr>
+        <w:t xml:space="preserve"> </w:t>
+      </w:r>
+      <w:r>
+        <w:rPr>
+          <w:bCs/>
+          <w:b/>
+        </w:rPr>
+        <w:t xml:space="preserve">limitation; Pecunia et al. may serve if the full text supports both]</w:t>
+      </w:r>
+      <w:r>
+        <w:t xml:space="preserve">, and wide-gap absorbers such as CsPbBr</w:t>
       </w:r>
       <w:r>
         <w:rPr>
@@ -393,7 +428,7 @@
         <w:t xml:space="preserve"> </w:t>
       </w:r>
       <w:r>
-        <w:t xml:space="preserve">[2] are paired with n-type oxide electron-transport layers (ETLs), most commonly TiO</w:t>
+        <w:t xml:space="preserve">[2] are paired with n-type oxide electron-transport layers (ETLs), for example TiO</w:t>
       </w:r>
       <w:r>
         <w:rPr>
@@ -450,7 +485,7 @@
         <w:t xml:space="preserve"> </w:t>
       </w:r>
       <w:r>
-        <w:t xml:space="preserve">centres, and that the localised configuration acts as a trap [5,6,7,8,9,10,11,12,13,14,15]. Controlling the equilibrium V</w:t>
+        <w:t xml:space="preserve">centres, and that the localised configuration acts as a trap [5–14]. Controlling the equilibrium V</w:t>
       </w:r>
       <w:r>
         <w:rPr>
@@ -462,7 +497,7 @@
         <w:t xml:space="preserve"> </w:t>
       </w:r>
       <w:r>
-        <w:t xml:space="preserve">population of an ETL is therefore a materials-design problem, and substitutional aliovalent doping is the principal lever [16,17,18,19].</w:t>
+        <w:t xml:space="preserve">population of an ETL is therefore a materials-design problem, and substitutional aliovalent doping is a widely used lever [15–18].</w:t>
       </w:r>
     </w:p>
     <w:p>
@@ -494,19 +529,67 @@
         <w:t xml:space="preserve"> </w:t>
       </w:r>
       <w:r>
-        <w:t xml:space="preserve">and related oxides describe this deficit as accommodated electronically, by rehybridisation at the valence-band edge or by a change of dopant oxidation state [20,21,22,23,24]. The picture is not universal: Iwaszuk and Nolan showed for trivalent dopants in bulk rutile that oxygen-vacancy compensation can compete with, and in some cases dominate, electronic compensation [18]; the coupling between a trivalent dopant and an oxygen vacancy has been analysed for Ce-doped anatase [25] and Gd-doped CeO</w:t>
-      </w:r>
-      <w:r>
-        <w:rPr>
-          <w:vertAlign w:val="subscript"/>
+        <w:t xml:space="preserve">and related oxides describe this deficit as accommodated electronically, by rehybridisation at the valence-band edge or by a change of dopant oxidation state [19–23]</w:t>
+      </w:r>
+      <w:r>
+        <w:t xml:space="preserve"> </w:t>
+      </w:r>
+      <w:r>
+        <w:rPr>
+          <w:bCs/>
+          <w:b/>
+        </w:rPr>
+        <w:t xml:space="preserve">[AUTHOR ACTION: confirm from the full texts that each of these five studies describes electronic accommodation of the dopant charge; Ahmad et al. is an experimental photoelectrochemistry study of Gd-doped TiO</w:t>
+      </w:r>
+      <w:r>
+        <w:rPr>
+          <w:vertAlign w:val="subscript"/>
+          <w:bCs/>
+          <w:b/>
         </w:rPr>
         <w:t xml:space="preserve">2</w:t>
       </w:r>
       <w:r>
-        <w:t xml:space="preserve"> </w:t>
-      </w:r>
-      <w:r>
-        <w:t xml:space="preserve">[19]; and Bahmanrokh et al. derived a general defect-equilibria formalism for Ce-doped anatase in which both channels appear [26]. Pr in particular has been treated at the anatase (101) surface [27] and in the bulk [24], and is an attractive test case because its +3 state is well defined and its ionic radius (0.99 Å in six-fold coordination [28]) is far from that of Ti</w:t>
+        <w:rPr>
+          <w:bCs/>
+          <w:b/>
+        </w:rPr>
+        <w:t xml:space="preserve"> </w:t>
+      </w:r>
+      <w:r>
+        <w:rPr>
+          <w:bCs/>
+          <w:b/>
+        </w:rPr>
+        <w:t xml:space="preserve">nanorods and Polliotto et al. concern zirconium titanate, so drop any that do not.]</w:t>
+      </w:r>
+      <w:r>
+        <w:t xml:space="preserve">. The picture is not universal: Iwaszuk and Nolan showed for trivalent dopants in bulk rutile that oxygen-vacancy compensation can compete with, and in some cases dominate, electronic compensation [17]. The coupling between a lanthanide dopant and an oxygen vacancy has been analysed for Ce-doped anatase [24] and Gd-doped CeO</w:t>
+      </w:r>
+      <w:r>
+        <w:rPr>
+          <w:vertAlign w:val="subscript"/>
+        </w:rPr>
+        <w:t xml:space="preserve">2</w:t>
+      </w:r>
+      <w:r>
+        <w:t xml:space="preserve"> </w:t>
+      </w:r>
+      <w:r>
+        <w:t xml:space="preserve">[18], and Bahmanrokh et al. proposed a defect-equilibria formalism for Ce-doped anatase in which both channels appear [25]</w:t>
+      </w:r>
+      <w:r>
+        <w:t xml:space="preserve"> </w:t>
+      </w:r>
+      <w:r>
+        <w:rPr>
+          <w:bCs/>
+          <w:b/>
+        </w:rPr>
+        <w:t xml:space="preserve">[AUTHOR ACTION: confirm from the full text that both electronic and vacancy compensation appear in that formalism.]</w:t>
+      </w:r>
+      <w:r>
+        <w:t xml:space="preserve">. Pr in particular has been treated at the anatase (101) surface [26] and in the bulk [23], and is an attractive test case, here modelled as trivalent with a 4f-in-core dataset (Section 2.1), because its ionic radius (0.99 Å in six-fold coordination [27]) is far from that of Ti</w:t>
       </w:r>
       <w:r>
         <w:rPr>
@@ -530,7 +613,7 @@
         <w:t xml:space="preserve"> </w:t>
       </w:r>
       <w:r>
-        <w:t xml:space="preserve">formation as the compensation channel: Carey and Nolan found that Li, Na, K and Rb substitution in α-Cr</w:t>
+        <w:t xml:space="preserve">formation as the compensation channel. Carey and Nolan found that Li, Na, K and Rb substitution in α-Cr</w:t>
       </w:r>
       <w:r>
         <w:rPr>
@@ -563,7 +646,7 @@
         <w:t xml:space="preserve"> </w:t>
       </w:r>
       <w:r>
-        <w:t xml:space="preserve">formation energy, with the larger alkalis having the larger effect [17]; hybrid-functional work on alkali-doped α-Bi</w:t>
+        <w:t xml:space="preserve">formation energy, with the larger alkalis having the larger effect [16]. Hybrid-functional work on alkali-doped α-Bi</w:t>
       </w:r>
       <w:r>
         <w:rPr>
@@ -584,7 +667,7 @@
         <w:t xml:space="preserve"> </w:t>
       </w:r>
       <w:r>
-        <w:t xml:space="preserve">reached a similar conclusion [29]; and Tian et al. recently combined experiment and calculation to show that Rb doping, in synergy with lattice strain, promotes oxygen-vacancy formation in TiO</w:t>
+        <w:t xml:space="preserve">reached a similar conclusion [28], and Tian et al. recently combined experiment and calculation to show that Rb doping, in synergy with lattice strain, promotes oxygen-vacancy formation in TiO</w:t>
       </w:r>
       <w:r>
         <w:rPr>
@@ -596,15 +679,15 @@
         <w:t xml:space="preserve"> </w:t>
       </w:r>
       <w:r>
-        <w:t xml:space="preserve">[16].</w:t>
-      </w:r>
-    </w:p>
-    <w:p>
-      <w:pPr>
-        <w:pStyle w:val="BodyText"/>
-      </w:pPr>
-      <w:r>
-        <w:t xml:space="preserve">What is missing is a comparison of the two dopant families in the same anatase host with the same supercell, pseudopotentials, Hubbard treatment and oxygen reference; the Rb case of Tian et al., for example, is embedded in a strained photochromic system and is not paired with a trivalent dopant. Without such a comparison, differences between published trivalent and monovalent results cannot be separated from differences in host, protocol or reference state. The comparison is also a useful test of the Kröger–Vink bookkeeping that is routinely invoked for dopant selection [30]: a Pr</w:t>
+        <w:t xml:space="preserve">[15].</w:t>
+      </w:r>
+    </w:p>
+    <w:p>
+      <w:pPr>
+        <w:pStyle w:val="BodyText"/>
+      </w:pPr>
+      <w:r>
+        <w:t xml:space="preserve">What is missing is a comparison of the two dopant families in the same anatase host with the same supercell, pseudopotentials, Hubbard treatment and oxygen reference; the Rb case of Tian et al., for example, is embedded in a strained photochromic system and is not paired with a trivalent dopant. Without such a comparison, differences between published trivalent and monovalent results cannot be separated from differences in host, protocol or reference state. The comparison is also a useful test of the Kröger–Vink bookkeeping that is routinely invoked for dopant selection [29]: a Pr</w:t>
       </w:r>
       <w:r>
         <w:rPr>
@@ -660,7 +743,7 @@
         <w:t xml:space="preserve"> </w:t>
       </w:r>
       <w:r>
-        <w:t xml:space="preserve">formation energy in pristine, Pr-substituted and Rb-substituted 2×2×1 anatase supercells, characterise the spin state and electron count of each cell, test the sensitivity of the localisation picture to an oxygen-site Hubbard term, and report charged-cell spin trends, Bader-charge differences, a hybrid-functional check on the pristine cell, dispersion-corrected single points, a k-mesh verification and alternative vacancy sites. We state explicitly which conclusions the two-dopant design supports: it establishes the ordering and magnitude of the V</w:t>
+        <w:t xml:space="preserve">formation energy in pristine, Pr-substituted and Rb-substituted 2×2×1 anatase supercells, characterise the spin state and electron count of each cell, and test the sensitivity of the localisation picture to an oxygen-site Hubbard term. We also report charged-cell spin trends, Bader-charge differences, a hybrid-functional check on the pristine cell, dispersion-corrected single points, a k-mesh verification and alternative vacancy sites. We state explicitly which conclusions the two-dopant design supports: it establishes the ordering and magnitude of the V</w:t>
       </w:r>
       <w:r>
         <w:rPr>
@@ -714,7 +797,7 @@
         <w:t xml:space="preserve"> </w:t>
       </w:r>
       <w:r>
-        <w:t xml:space="preserve">All calculations were performed with Quantum ESPRESSO v7.5 [31,32] using the PBE exchange–correlation functional [33] and projector-augmented-wave datasets from PSlibrary 1.0.0 [34]: Ti.pbe-spn-kjpaw_psl.1.0.0, O.pbe-n-kjpaw_psl.1.0.0, Pr.pbe-spdn-kjpaw_psl.1.0.0 and Rb.pbe-spn-kjpaw_psl.1.0.0. The valence configurations and electron counts of these datasets are listed in Table 1 because they fix the electron count of every supercell. The Pr dataset belongs to the PSlibrary</w:t>
+        <w:t xml:space="preserve">All calculations were performed with Quantum ESPRESSO v7.5 [30,31] (hardware and wall times in Table S6) using the PBE exchange–correlation functional [32] and projector-augmented-wave (PAW) datasets from PSlibrary 1.0.0 [33]: Ti.pbe-spn-kjpaw_psl.1.0.0, O.pbe-n-kjpaw_psl.1.0.0, Pr.pbe-spdn-kjpaw_psl.1.0.0 and Rb.pbe-spn-kjpaw_psl.1.0.0. The valence configurations and electron counts of these datasets are listed in Table 1 because they fix the electron count of every supercell. The Pr dataset belongs to the PSlibrary</w:t>
       </w:r>
       <w:r>
         <w:t xml:space="preserve"> </w:t>
@@ -757,7 +840,10 @@
         <w:t xml:space="preserve">Ti</w:t>
       </w:r>
       <w:r>
-        <w:t xml:space="preserve">+V</w:t>
+        <w:t xml:space="preserve"> </w:t>
+      </w:r>
+      <w:r>
+        <w:t xml:space="preserve">+ V</w:t>
       </w:r>
       <w:r>
         <w:rPr>
@@ -778,7 +864,10 @@
         <w:t xml:space="preserve">Ti</w:t>
       </w:r>
       <w:r>
-        <w:t xml:space="preserve">+V</w:t>
+        <w:t xml:space="preserve"> </w:t>
+      </w:r>
+      <w:r>
+        <w:t xml:space="preserve">+ V</w:t>
       </w:r>
       <w:r>
         <w:rPr>
@@ -848,7 +937,7 @@
         <w:t xml:space="preserve"> </w:t>
       </w:r>
       <w:r>
-        <w:t xml:space="preserve">Kinetic-energy cut-offs of 40 Ry (wavefunctions) and 320 Ry (charge density) were used throughout. No cut-off convergence test was performed; comparable anatase defect work uses 55 Ry for the same species [14], and the consequences are discussed in Section 5.</w:t>
+        <w:t xml:space="preserve">Kinetic-energy cut-offs of 40 Ry (wavefunctions) and 320 Ry (charge density) were used throughout. No cut-off convergence test was performed; comparable anatase defect work uses 55 Ry [13], and the consequences are discussed in Section 5.</w:t>
       </w:r>
       <w:r>
         <w:t xml:space="preserve"> </w:t>
@@ -1050,7 +1139,37 @@
           <w:iCs/>
           <w:i/>
         </w:rPr>
-        <w:t xml:space="preserve">; it does not state where the carriers localise.</w:t>
+        <w:t xml:space="preserve">; it does not state where the carriers localise. The cell labels in the first column (e.g. Pr_VO for PrTi</w:t>
+      </w:r>
+      <w:r>
+        <w:rPr>
+          <w:vertAlign w:val="subscript"/>
+          <w:iCs/>
+          <w:i/>
+        </w:rPr>
+        <w:t xml:space="preserve">15</w:t>
+      </w:r>
+      <w:r>
+        <w:rPr>
+          <w:iCs/>
+          <w:i/>
+        </w:rPr>
+        <w:t xml:space="preserve">O</w:t>
+      </w:r>
+      <w:r>
+        <w:rPr>
+          <w:vertAlign w:val="subscript"/>
+          <w:iCs/>
+          <w:i/>
+        </w:rPr>
+        <w:t xml:space="preserve">31</w:t>
+      </w:r>
+      <w:r>
+        <w:rPr>
+          <w:iCs/>
+          <w:i/>
+        </w:rPr>
+        <w:t xml:space="preserve">) are used throughout the text.</w:t>
       </w:r>
     </w:p>
     <w:tbl>
@@ -2108,7 +2227,7 @@
         <w:t xml:space="preserve"> </w:t>
       </w:r>
       <w:r>
-        <w:t xml:space="preserve">A Hubbard term in the rotationally invariant Dudarev form [35], which is the form implemented behind the HUBBARD card of Quantum ESPRESSO 7.x, was applied to the Ti-3d manifold with U</w:t>
+        <w:t xml:space="preserve">A Hubbard term in the rotationally invariant Dudarev form [34], which is the form implemented behind the HUBBARD card of Quantum ESPRESSO 7.x, was applied to the Ti-3d manifold with U</w:t>
       </w:r>
       <w:r>
         <w:rPr>
@@ -2120,7 +2239,19 @@
         <w:t xml:space="preserve"> </w:t>
       </w:r>
       <w:r>
-        <w:t xml:space="preserve">= 3.5 eV using ortho-atomic projectors. Deák et al. note that this value is close to an ab initio determination of U for anatase [36], and it has been used for Er-doped anatase [21] and for anatase (101) defect chemistry [7]; other anatase work uses U = 4.2 eV [14,15], a value originally fitted for the rutile (110) surface [37]. Literature U values obtained with other projector schemes are not strictly transferable to the ortho-atomic projectors used here, and the sensitivity of the present results to U is reported in Section 3.7.</w:t>
+        <w:t xml:space="preserve">= 3.5 eV using ortho-atomic projectors; U</w:t>
+      </w:r>
+      <w:r>
+        <w:rPr>
+          <w:vertAlign w:val="subscript"/>
+        </w:rPr>
+        <w:t xml:space="preserve">eff</w:t>
+      </w:r>
+      <w:r>
+        <w:t xml:space="preserve"> </w:t>
+      </w:r>
+      <w:r>
+        <w:t xml:space="preserve">is written U, U(Ti-3d) or U(O-2p) in the rest of the paper. Deák et al. note that this value is close to an ab initio determination of U for anatase [35], and it has been used for Er-doped anatase [20] and for anatase (101) defect chemistry [7]; other anatase work uses U = 4.2 eV [13], a value originally fitted for the rutile (110) surface [36], or larger values [14]. Literature U values obtained with other projector schemes are not strictly transferable to the ortho-atomic projectors used here, and the sensitivity of the present results to U is reported in Section 3.7.</w:t>
       </w:r>
       <w:r>
         <w:t xml:space="preserve"> </w:t>
@@ -2136,7 +2267,7 @@
         <w:t xml:space="preserve"> </w:t>
       </w:r>
       <w:r>
-        <w:t xml:space="preserve">The DFT+U approach rests on the formulation of Anisimov et al. [38]; linear-response determination of U [39] was not performed for the dopant-containing cells. For the oxygen-site tests of Section 3.4 an additional U</w:t>
+        <w:t xml:space="preserve">The DFT+U approach rests on the formulation of Anisimov et al. [37]; linear-response determination of U [38] was not performed for any cell in this work. For the oxygen-site tests of Section 3.4 an additional U</w:t>
       </w:r>
       <w:r>
         <w:rPr>
@@ -2169,7 +2300,7 @@
         <w:t xml:space="preserve"> </w:t>
       </w:r>
       <w:r>
-        <w:t xml:space="preserve">study of Carey and Nolan [17], where it was used together with a Cr-3d term to localise oxygen holes; it has not been derived for anatase and is treated here as a sensitivity parameter rather than a calibrated value.</w:t>
+        <w:t xml:space="preserve">study of Carey and Nolan [16], where it was used together with a Cr-3d term to localise oxygen holes; it has not been derived for anatase and is treated here as a sensitivity parameter rather than a calibrated value.</w:t>
       </w:r>
     </w:p>
     <w:p>
@@ -2355,23 +2486,23 @@
         <w:t xml:space="preserve"> </w:t>
       </w:r>
       <w:r>
-        <w:t xml:space="preserve">Production relaxations used Γ-point sampling, a choice the earlier literature on anatase defect cells of comparable size has also made [15].</w:t>
-      </w:r>
-      <w:r>
-        <w:t xml:space="preserve"> </w:t>
-      </w:r>
-      <w:r>
-        <w:rPr>
-          <w:bCs/>
-          <w:b/>
-        </w:rPr>
-        <w:t xml:space="preserve">[AUTHOR ACTION: verify that Arrigoni and Madsen used Γ-only sampling; otherwise remove the attribution.]</w:t>
-      </w:r>
-      <w:r>
-        <w:t xml:space="preserve"> </w:t>
-      </w:r>
-      <w:r>
-        <w:t xml:space="preserve">Single-point total energies on the Γ-relaxed geometries were recomputed on a 2×2×2 Monkhorst–Pack mesh for all four doped cells, and the projected densities of states were obtained from non-self-consistent calculations on a 2×2×2 mesh; the k-mesh dependence of the formation-energy contrast is reported in Section 3.7. All calculations were spin-polarised (nspin = 2). Fractional occupations were treated with Gaussian smearing.</w:t>
+        <w:t xml:space="preserve">Production relaxations used Γ-point sampling, a choice made in earlier work on larger (108-atom) anatase defect cells only for hybrid-functional calculations [14].</w:t>
+      </w:r>
+      <w:r>
+        <w:t xml:space="preserve"> </w:t>
+      </w:r>
+      <w:r>
+        <w:rPr>
+          <w:bCs/>
+          <w:b/>
+        </w:rPr>
+        <w:t xml:space="preserve">[AUTHOR ACTION: confirm this against the published version of Arrigoni and Madsen; their arXiv preprint (1912.07260) uses denser meshes for DFT+U and a Γ-only grid only for the hybrid calculations.]</w:t>
+      </w:r>
+      <w:r>
+        <w:t xml:space="preserve"> </w:t>
+      </w:r>
+      <w:r>
+        <w:t xml:space="preserve">Single-point total energies on the Γ-relaxed geometries were recomputed on a 2×2×2 Monkhorst–Pack mesh for all four doped cells, and the projected densities of states were obtained from non-self-consistent calculations on a 2×2×2 mesh (Supporting Information, Figures S1 and S2); the k-mesh dependence of the formation-energy contrast is reported in Section 3.7. All calculations were spin-polarised (nspin = 2). Fractional occupations were treated with Gaussian smearing.</w:t>
       </w:r>
       <w:r>
         <w:t xml:space="preserve"> </w:t>
@@ -2555,7 +2686,7 @@
         <w:t xml:space="preserve">↓</w:t>
       </w:r>
       <w:r>
-        <w:t xml:space="preserve">(r)| dr. For a single well-localised unpaired electron both are close to 1 μ</w:t>
+        <w:t xml:space="preserve">(r)| dr. For a single unpaired electron, localised or delocalised, both are close to 1 μ</w:t>
       </w:r>
       <w:r>
         <w:rPr>
@@ -2564,7 +2695,7 @@
         <w:t xml:space="preserve">B</w:t>
       </w:r>
       <w:r>
-        <w:t xml:space="preserve">; m</w:t>
+        <w:t xml:space="preserve">, so neither quantity measures localisation; m</w:t>
       </w:r>
       <w:r>
         <w:rPr>
@@ -2656,7 +2787,7 @@
         <w:t xml:space="preserve"> </w:t>
       </w:r>
       <w:r>
-        <w:t xml:space="preserve">Because a near-zero start can trap a calculation in a non-magnetic solution, the Pr_VO cell was re-relaxed from a magnetic start with starting_magnetization = 0.3 on Ti and 0.5 on the dopant (these are fractions of the valence charge in the Quantum ESPRESSO convention, not site moments in μ</w:t>
+        <w:t xml:space="preserve">Because a near-zero start can trap a calculation in a non-magnetic solution, the Pr_VO cell was re-relaxed from a magnetic start with starting_magnetization = 0.3 on Ti and 0.5 on the dopant under a separate prefix, and the two total energies were compared (Section 3.3). These starting values are fractions of the valence charge in the Quantum ESPRESSO convention, not site moments in μ</w:t>
       </w:r>
       <w:r>
         <w:rPr>
@@ -2665,7 +2796,7 @@
         <w:t xml:space="preserve">B</w:t>
       </w:r>
       <w:r>
-        <w:t xml:space="preserve">) under a separate prefix, and the two total energies were compared (Section 3.3).</w:t>
+        <w:t xml:space="preserve">.</w:t>
       </w:r>
       <w:r>
         <w:t xml:space="preserve"> </w:t>
@@ -2711,7 +2842,7 @@
         <w:t xml:space="preserve"> </w:t>
       </w:r>
       <w:r>
-        <w:t xml:space="preserve">cell was first attempted with the default mixing (mixing_beta = 0.3) and converged only after the changes described in Section S1. The final maximum forces were 0.0026, 0.0042, 0.0037 and 0.0040 Ry/Bohr (0.067, 0.108, 0.095 and 0.103 eV/Å) for Pr_perfect, Pr_VO, Rb_perfect and Rb_VO. The Pr_VO relaxation was stopped manually after the force fell below the threshold while the BFGS step oscillated; the energy change over the last iterations was below 1×10</w:t>
+        <w:t xml:space="preserve">cell was first attempted with mixing_beta = 0.3 (mixing_mode = local-TF) and converged only after the changes described in Section S1. The final maximum forces were 0.0026, 0.0042, 0.0037 and 0.0040 Ry/Bohr (0.067, 0.108, 0.095 and 0.103 eV/Å) for Pr_perfect, Pr_VO, Rb_perfect and Rb_VO. The Pr_VO relaxation was stopped manually after the force fell below the threshold while the BFGS step oscillated; the energy change over the last iterations was below 1×10</w:t>
       </w:r>
       <w:r>
         <w:rPr>
@@ -2723,7 +2854,45 @@
         <w:t xml:space="preserve"> </w:t>
       </w:r>
       <w:r>
-        <w:t xml:space="preserve">Ry. This tolerance is looser than the 0.01–0.03 eV/Å commonly used for defect energetics, and its consequences are discussed in Section 5. Force trajectories are shown in Figure S3.</w:t>
+        <w:t xml:space="preserve">Ry.</w:t>
+      </w:r>
+      <w:r>
+        <w:t xml:space="preserve"> </w:t>
+      </w:r>
+      <w:r>
+        <w:rPr>
+          <w:bCs/>
+          <w:b/>
+        </w:rPr>
+        <w:t xml:space="preserve">[AUTHOR ACTION: state etot_conv_thr and forc_conv_thr of the production inputs; with the maximum force below 0.005 Ry/Bohr for several steps (Figure S3) and an energy change below 1×10</w:t>
+      </w:r>
+      <w:r>
+        <w:rPr>
+          <w:vertAlign w:val="superscript"/>
+          <w:bCs/>
+          <w:b/>
+        </w:rPr>
+        <w:t xml:space="preserve">−9</w:t>
+      </w:r>
+      <w:r>
+        <w:rPr>
+          <w:bCs/>
+          <w:b/>
+        </w:rPr>
+        <w:t xml:space="preserve"> </w:t>
+      </w:r>
+      <w:r>
+        <w:rPr>
+          <w:bCs/>
+          <w:b/>
+        </w:rPr>
+        <w:t xml:space="preserve">Ry, pw.x would normally have terminated by itself unless a tighter threshold was set.]</w:t>
+      </w:r>
+      <w:r>
+        <w:t xml:space="preserve"> </w:t>
+      </w:r>
+      <w:r>
+        <w:t xml:space="preserve">This tolerance is looser than the 0.01–0.03 eV/Å commonly used for defect energetics, and its consequences are discussed in Section 5. Force trajectories are shown in Figure S3.</w:t>
       </w:r>
     </w:p>
     <w:p>
@@ -2895,7 +3064,7 @@
         <w:t xml:space="preserve">2</w:t>
       </w:r>
       <w:r>
-        <w:t xml:space="preserve">) = −41.51621 Ry (−564.857 eV). This is the oxygen-rich electronic-energy reference; no finite-temperature gas-phase correction or competing-phase analysis was applied, and the values are conditional oxygen-removal energies from the already substituted cells rather than equilibrium vacancy concentrations [40]. The known overbinding of O</w:t>
+        <w:t xml:space="preserve">) = −41.51621 Ry (−564.857 eV). This is the oxygen-rich electronic-energy reference; no finite-temperature gas-phase correction or competing-phase analysis was applied, and the values are conditional oxygen-removal energies from the already substituted cells rather than equilibrium vacancy concentrations [39]. The known overbinding of O</w:t>
       </w:r>
       <w:r>
         <w:rPr>
@@ -2907,7 +3076,7 @@
         <w:t xml:space="preserve"> </w:t>
       </w:r>
       <w:r>
-        <w:t xml:space="preserve">by PBE shifts all absolute formation energies at this reference by a common amount and cancels in differences between hosts; no empirical correction was applied. Formation energies were evaluated from unrounded Rydberg totals and are reported to 0.01 eV; the full-precision ledger is Table S9. The comparative quantity ΔE</w:t>
+        <w:t xml:space="preserve">by PBE [14] shifts all absolute formation energies at this reference by a common amount and cancels in differences between hosts; no empirical correction was applied. Formation energies were evaluated from unrounded Rydberg totals and are reported to 0.01 eV; the full-precision ledger is Table S9. The comparative quantity ΔE</w:t>
       </w:r>
       <w:r>
         <w:rPr>
@@ -2973,7 +3142,7 @@
         <w:t xml:space="preserve"> </w:t>
       </w:r>
       <w:r>
-        <w:t xml:space="preserve">(i) Charged cells: Pr_VO and Rb_VO were relaxed at q = +1 and +2 with a uniform compensating background; no image-charge or potential-alignment correction was applied, so these cells are used only for their spin state and not for transition levels. (ii) U sweep: single-point calculations on the relaxed Pristine_perfect, Pr_VO and Rb_VO cells at U(Ti-3d) = 3.0, 4.0 and 4.5 eV. (iii) HSE06: one single-point calculation on the relaxed Pristine_perfect cell with exact-exchange fraction 0.25 and screening parameter 0.106 bohr</w:t>
+        <w:t xml:space="preserve">(i) Charged cells: Pr_VO and Rb_VO were relaxed at q = +1 and +2 with a uniform compensating background; no image-charge or potential-alignment correction was applied, so these cells are used only for their spin state and not for transition levels. (ii) U sweep: single-point calculations on the relaxed Pristine_perfect, Pr_VO and Rb_VO cells at U(Ti-3d) = 3.0, 4.0 and 4.5 eV. (iii) HSE06: one single-point calculation on the relaxed Pristine_perfect cell with exact-exchange fraction 0.25 and screening parameter 0.106 Bohr</w:t>
       </w:r>
       <w:r>
         <w:rPr>
@@ -2985,17 +3154,17 @@
         <w:t xml:space="preserve"> </w:t>
       </w:r>
       <w:r>
-        <w:t xml:space="preserve">[41,42], Γ-only, 40 Ry, without the Hubbard term.</w:t>
-      </w:r>
-      <w:r>
-        <w:t xml:space="preserve"> </w:t>
-      </w:r>
-      <w:r>
-        <w:rPr>
-          <w:bCs/>
-          <w:b/>
-        </w:rPr>
-        <w:t xml:space="preserve">[AUTHOR ACTION: confirm the exact screening_parameter value in the input (0.106 bohr</w:t>
+        <w:t xml:space="preserve">[40,41], Γ-only, 40 Ry, without the Hubbard term.</w:t>
+      </w:r>
+      <w:r>
+        <w:t xml:space="preserve"> </w:t>
+      </w:r>
+      <w:r>
+        <w:rPr>
+          <w:bCs/>
+          <w:b/>
+        </w:rPr>
+        <w:t xml:space="preserve">[AUTHOR ACTION: confirm the exact screening_parameter value in the input (0.106 Bohr</w:t>
       </w:r>
       <w:r>
         <w:rPr>
@@ -3032,7 +3201,7 @@
           <w:bCs/>
           <w:b/>
         </w:rPr>
-        <w:t xml:space="preserve">; the canonical HSE06 value is 0.11 bohr</w:t>
+        <w:t xml:space="preserve">; the canonical HSE06 value is 0.11 Bohr</w:t>
       </w:r>
       <w:r>
         <w:rPr>
@@ -3053,7 +3222,7 @@
         <w:t xml:space="preserve"> </w:t>
       </w:r>
       <w:r>
-        <w:t xml:space="preserve">(iv) Dispersion: single-point energies for Pr_VO and Rb_VO with the Grimme D3 correction and Becke–Johnson damping [43,44], without three-body terms, following the DFT+U+D3 protocol used for defective anatase by Torres et al. [45]; the single points were started from scratch on the production geometries. (v) Alternative vacancy sites: three additional Pr_VO cells with the vacancy at atom indices O1, O7 and O17 of the production input. (vi) Bader analysis of Pr_VO and Rb_VO from pp.x charge densities with the Henkelman grid algorithm [46,47].</w:t>
+        <w:t xml:space="preserve">(iv) Dispersion: single-point energies for Pr_VO and Rb_VO with the Grimme D3 correction and Becke–Johnson damping [42,43], without three-body terms, following the DFT+U+D3 protocol used for defective anatase by Torres et al. [44]; the single points were started from scratch on the production geometries. (v) Alternative vacancy sites: three additional Pr_VO cells with the vacancy at atom indices O1, O7 and O17 of the production input. (vi) Bader analysis of Pr_VO and Rb_VO from pp.x charge densities with the Henkelman grid algorithm [45,46].</w:t>
       </w:r>
       <w:r>
         <w:t xml:space="preserve"> </w:t>
@@ -3081,9 +3250,11 @@
         </w:rPr>
         <w:t xml:space="preserve">[AUTHOR ACTION: state the Gaussian broadening used in projwfc.x and the number of bands.]</w:t>
       </w:r>
-      <w:r>
-        <w:t xml:space="preserve"> </w:t>
-      </w:r>
+    </w:p>
+    <w:p>
+      <w:pPr>
+        <w:pStyle w:val="BodyText"/>
+      </w:pPr>
       <w:r>
         <w:rPr>
           <w:bCs/>
@@ -3109,7 +3280,7 @@
         <w:pStyle w:val="BodyText"/>
       </w:pPr>
       <w:r>
-        <w:t xml:space="preserve">All four doped supercells relaxed to maximum forces below the 0.005 Ry/Bohr threshold (Section 2.6; trajectories in Figure S3). The pristine V</w:t>
+        <w:t xml:space="preserve">All four doped supercells relaxed to maximum forces below the 0.005 Ry/Bohr threshold (Section 2.6; Pr_VO and Rb_VO trajectories in Figure S3). The pristine V</w:t>
       </w:r>
       <w:r>
         <w:rPr>
@@ -3137,7 +3308,7 @@
         <w:t xml:space="preserve"> </w:t>
       </w:r>
       <w:r>
-        <w:t xml:space="preserve">Because the residual forces (0.07–0.11 eV/Å) are larger than the 0.01–0.03 eV/Å typically used for defect energetics, bond lengths quoted here are indicative, and the sensitivity of the energetics to tighter relaxation has not been tested (Section 5).</w:t>
+        <w:t xml:space="preserve">Because the residual forces of the doped cells (0.07–0.11 eV/Å) are larger than the 0.01–0.03 eV/Å typically used for defect energetics, bond lengths quoted here are indicative, and the sensitivity of the energetics to tighter relaxation has not been tested (Section 5).</w:t>
       </w:r>
     </w:p>
     <w:p>
@@ -3412,7 +3583,43 @@
           <w:iCs/>
           <w:i/>
         </w:rPr>
-        <w:t xml:space="preserve">[AUTHOR ACTION: the panel subtitles of the interim artwork were patched to match this caption; regenerate the figure from the relaxed coordinates and add the vacancy atom index and dopant–V</w:t>
+        <w:t xml:space="preserve">[AUTHOR ACTION: the panel subtitles of the interim artwork were patched to match this caption; the two panels of the interim artwork show coincident atomic positions, including the dopant first shell, so they cannot both be the relaxed geometries described in this caption and in the artwork title (</w:t>
+      </w:r>
+      <w:r>
+        <w:rPr>
+          <w:bCs/>
+          <w:b/>
+          <w:iCs/>
+          <w:i/>
+        </w:rPr>
+        <w:t xml:space="preserve">“</w:t>
+      </w:r>
+      <w:r>
+        <w:rPr>
+          <w:bCs/>
+          <w:b/>
+          <w:iCs/>
+          <w:i/>
+        </w:rPr>
+        <w:t xml:space="preserve">PBE+U relaxed</w:t>
+      </w:r>
+      <w:r>
+        <w:rPr>
+          <w:bCs/>
+          <w:b/>
+          <w:iCs/>
+          <w:i/>
+        </w:rPr>
+        <w:t xml:space="preserve">”</w:t>
+      </w:r>
+      <w:r>
+        <w:rPr>
+          <w:bCs/>
+          <w:b/>
+          <w:iCs/>
+          <w:i/>
+        </w:rPr>
+        <w:t xml:space="preserve">); regenerate the figure from the relaxed coordinates of each cell and add the vacancy atom index and dopant–V</w:t>
       </w:r>
       <w:r>
         <w:rPr>
@@ -3529,7 +3736,7 @@
         <w:t xml:space="preserve"> </w:t>
       </w:r>
       <w:r>
-        <w:t xml:space="preserve">= −4.06 eV. Both substitutions lower the cost of removing an oxygen atom adjacent to the dopant site relative to pristine TiO</w:t>
+        <w:t xml:space="preserve">= −4.06 eV. Both substitutions lower the cost of removing an oxygen atom near the dopant site relative to pristine TiO</w:t>
       </w:r>
       <w:r>
         <w:rPr>
@@ -3538,7 +3745,7 @@
         <w:t xml:space="preserve">2</w:t>
       </w:r>
       <w:r>
-        <w:t xml:space="preserve">, by 3.45 eV for Pr and 8.81 eV for Rb (differences of the unrounded values). The Pr cell remains uphill at this reference, so oxygen removal is not spontaneous; the Rb cell is downhill, so the vacancy-free Rb-substituted cell is unstable against oxygen loss at this reference. The Pr–Rb contrast ΔE</w:t>
+        <w:t xml:space="preserve">, by 3.45 eV for Pr and 8.81 eV for Rb (differences of the unrounded values). At this reference the Pr cell remains uphill, so oxygen removal is not spontaneous; the Rb cell is downhill, so the vacancy-free Rb-substituted cell is unstable against oxygen loss. The Pr–Rb contrast ΔE</w:t>
       </w:r>
       <w:r>
         <w:rPr>
@@ -3643,7 +3850,37 @@
           <w:iCs/>
           <w:i/>
         </w:rPr>
-        <w:t xml:space="preserve">is computed from the unrounded totals (full ledger in Table S9). The last column gives the single-point result on the Γ-relaxed geometry with a 2×2×2 k-mesh. The Γ-to-2×2×2 shift is −0.10 eV (Pr) and −0.14 eV (Rb) and was not evaluated for the pristine formation energy; the Pr–Rb difference shifts by +0.04 eV. Smearing, cut-off and relaxation-tolerance contributions to the absolute values have not been quantified (Section 5).</w:t>
+        <w:t xml:space="preserve">is computed from the unrounded totals (full ledger in Table S9). The last column gives the single-point result on the Γ-relaxed geometry with a 2×2×2 k-mesh. The Γ-to-2×2×2 shift is −0.10 eV (Pr) and −0.14 eV (Rb) and was not evaluated for the pristine formation energy; the Pr–Rb difference shifts by +0.04 eV.</w:t>
+      </w:r>
+      <w:r>
+        <w:rPr>
+          <w:iCs/>
+          <w:i/>
+        </w:rPr>
+        <w:t xml:space="preserve"> </w:t>
+      </w:r>
+      <w:r>
+        <w:rPr>
+          <w:bCs/>
+          <w:b/>
+          <w:iCs/>
+          <w:i/>
+        </w:rPr>
+        <w:t xml:space="preserve">[AUTHOR ACTION: confirm the Rb_VO 2×2×2 run from its output file (Section S4, Table S6); the Rb entry of this column, the +5.39 eV contrast and the 0.04 eV shift quoted in the Abstract and Conclusions all depend on it.]</w:t>
+      </w:r>
+      <w:r>
+        <w:rPr>
+          <w:iCs/>
+          <w:i/>
+        </w:rPr>
+        <w:t xml:space="preserve"> </w:t>
+      </w:r>
+      <w:r>
+        <w:rPr>
+          <w:iCs/>
+          <w:i/>
+        </w:rPr>
+        <w:t xml:space="preserve">Smearing, cut-off and relaxation-tolerance contributions to the absolute values have not been quantified (Sections 2.4 and 5).</w:t>
       </w:r>
     </w:p>
     <w:tbl>
@@ -4174,7 +4411,7 @@
           <w:iCs/>
           <w:i/>
         </w:rPr>
-        <w:t xml:space="preserve">cell was not computed at 2×2×2 (the pristine perfect cell was, Section 3.7), so no 2×2×2 formation energy can be formed for the pristine host.</w:t>
+        <w:t xml:space="preserve">cell was not computed at 2×2×2 (the pristine perfect cell was, Section 3.7), so no 2×2×2 formation energy can be evaluated for the pristine host.</w:t>
       </w:r>
       <w:r>
         <w:t xml:space="preserve"> </w:t>
@@ -4288,7 +4525,42 @@
         <w:pStyle w:val="BodyText"/>
       </w:pPr>
       <w:r>
-        <w:t xml:space="preserve">The pristine value lies within the 4.0–5.0 eV range reported for the neutral bulk vacancy in anatase with DFT+U at U = 4.2 eV [15] and below the 5.3–5.5 eV obtained with HSE06 at the oxygen-rich limit [48,36], as expected for a semi-local functional with a PBE O</w:t>
+        <w:t xml:space="preserve">The pristine value lies within the 4.0–5.0 eV range reported for the neutral bulk vacancy in anatase with DFT+U [14] and below the 5.3–5.5 eV obtained with HSE06 at the oxygen-rich limit [35,47]</w:t>
+      </w:r>
+      <w:r>
+        <w:t xml:space="preserve"> </w:t>
+      </w:r>
+      <w:r>
+        <w:rPr>
+          <w:bCs/>
+          <w:b/>
+        </w:rPr>
+        <w:t xml:space="preserve">[NEEDS CITATION: the bulk-anatase hybrid-functional V</w:t>
+      </w:r>
+      <w:r>
+        <w:rPr>
+          <w:vertAlign w:val="subscript"/>
+          <w:bCs/>
+          <w:b/>
+        </w:rPr>
+        <w:t xml:space="preserve">O</w:t>
+      </w:r>
+      <w:r>
+        <w:rPr>
+          <w:bCs/>
+          <w:b/>
+        </w:rPr>
+        <w:t xml:space="preserve"> </w:t>
+      </w:r>
+      <w:r>
+        <w:rPr>
+          <w:bCs/>
+          <w:b/>
+        </w:rPr>
+        <w:t xml:space="preserve">study of Deák et al. is Deák, Aradi and Frauenheim, Phys. Rev. B 92 (2015) 045204 (cited as such by Arrigoni and Madsen), rather than the surface paper cited here; if the value is taken from that study, add it to refs.py and cite it in place of Deak2014.]</w:t>
+      </w:r>
+      <w:r>
+        <w:t xml:space="preserve">, as expected for a semi-local functional with a PBE O</w:t>
       </w:r>
       <w:r>
         <w:rPr>
@@ -4300,23 +4572,57 @@
         <w:t xml:space="preserve"> </w:t>
       </w:r>
       <w:r>
-        <w:t xml:space="preserve">reference; this is a consistency check, not a validation of the protocol.</w:t>
-      </w:r>
-      <w:r>
-        <w:t xml:space="preserve"> </w:t>
-      </w:r>
-      <w:r>
-        <w:rPr>
-          <w:bCs/>
-          <w:b/>
-        </w:rPr>
-        <w:t xml:space="preserve">[AUTHOR ACTION: verify the Arrigoni–Madsen, Boonchun and Deák values and their oxygen-chemical-potential conditions against the full texts.]</w:t>
-      </w:r>
-      <w:r>
-        <w:t xml:space="preserve"> </w:t>
-      </w:r>
-      <w:r>
-        <w:t xml:space="preserve">On the 2×2×2 mesh the individual formation energies shift by −0.10 eV (Pr) and −0.14 eV (Rb) while the contrast moves from 5.36 to 5.39 eV, i.e. by +0.04 eV (defined as the 2×2×2 contrast minus the Γ-only contrast). The comparative conclusion is therefore insensitive to Brillouin-zone sampling at the 0.05 eV level, although the absolute values carry a 0.1–0.15 eV mesh dependence. The sign of the Rb result agrees with the combined experimental and computational finding of Tian et al. that Rb doping promotes V</w:t>
+        <w:t xml:space="preserve">reference. This is a consistency check, not a validation of the protocol.</w:t>
+      </w:r>
+      <w:r>
+        <w:t xml:space="preserve"> </w:t>
+      </w:r>
+      <w:r>
+        <w:rPr>
+          <w:bCs/>
+          <w:b/>
+        </w:rPr>
+        <w:t xml:space="preserve">[AUTHOR ACTION: verify the Arrigoni–Madsen, Boonchun and Deák values and their oxygen-chemical-potential conditions against the full texts. Note that Arrigoni and Madsen used a larger U (5.8 eV in their arXiv preprint), fitted elemental-energy corrections to their DFT+U energies and a reduced exact-exchange fraction (HSE15) in their hybrid calculations, so their values are not directly comparable with an uncorrected PBE+U value at a PBE O</w:t>
+      </w:r>
+      <w:r>
+        <w:rPr>
+          <w:vertAlign w:val="subscript"/>
+          <w:bCs/>
+          <w:b/>
+        </w:rPr>
+        <w:t xml:space="preserve">2</w:t>
+      </w:r>
+      <w:r>
+        <w:rPr>
+          <w:bCs/>
+          <w:b/>
+        </w:rPr>
+        <w:t xml:space="preserve"> </w:t>
+      </w:r>
+      <w:r>
+        <w:rPr>
+          <w:bCs/>
+          <w:b/>
+        </w:rPr>
+        <w:t xml:space="preserve">reference.]</w:t>
+      </w:r>
+      <w:r>
+        <w:t xml:space="preserve"> </w:t>
+      </w:r>
+      <w:r>
+        <w:t xml:space="preserve">On the 2×2×2 mesh the individual formation energies shift by −0.10 eV (Pr) and −0.14 eV (Rb) while the contrast moves from 5.36 to 5.39 eV, i.e. by +0.04 eV from the unrounded totals (defined as the 2×2×2 contrast minus the Γ-only contrast). The comparative conclusion is therefore insensitive to Brillouin-zone sampling at the 0.05 eV level, although the absolute values carry a 0.10–0.14 eV mesh dependence. The direction of the Rb result (a reduction of E</w:t>
+      </w:r>
+      <w:r>
+        <w:rPr>
+          <w:vertAlign w:val="subscript"/>
+        </w:rPr>
+        <w:t xml:space="preserve">f</w:t>
+      </w:r>
+      <w:r>
+        <w:t xml:space="preserve"> </w:t>
+      </w:r>
+      <w:r>
+        <w:t xml:space="preserve">relative to pristine) agrees with the combined experimental and computational finding of Tian et al. that Rb doping promotes V</w:t>
       </w:r>
       <w:r>
         <w:rPr>
@@ -4340,7 +4646,7 @@
         <w:t xml:space="preserve"> </w:t>
       </w:r>
       <w:r>
-        <w:t xml:space="preserve">[16]; that work supports the direction of the effect, not the specific supercell value.</w:t>
+        <w:t xml:space="preserve">[15]; that work supports the direction of the effect, not the specific supercell value.</w:t>
       </w:r>
     </w:p>
     <w:p>
@@ -4360,7 +4666,19 @@
         <w:pStyle w:val="BodyText"/>
       </w:pPr>
       <w:r>
-        <w:t xml:space="preserve">Table 3 collects the total and absolute magnetisation and the Fermi energy printed by the code for each production cell, and Figure 3 plots the magnetisations. Table 1 shows that every doped cell has an odd number of electrons. A collinear calculation of an odd-electron cell can converge to m = 0 only through fractional occupations, so the non-magnetic solutions found for Pr_perfect and Pr_VO are smeared solutions in which the formal hole (Pr_perfect) or the formal net excess electron (Pr_VO) is spread over band-edge states with equal spin-up and spin-down weight. They are not closed-shell singlets. The one magnetic trial performed for Pr_VO (Section 2.5) converged to m = 1.00 μ</w:t>
+        <w:t xml:space="preserve">Table 3 collects the total and absolute magnetisation and the Fermi energy printed by the code for each production cell, and Figure 3 plots the magnetisations. Table 1 shows that every doped cell has an odd number of electrons. A collinear calculation of an odd-electron cell can converge to m = 0 only through fractional occupations, so the non-magnetic solutions found for Pr_perfect and Pr_VO are smeared solutions in which the formal hole (Pr_perfect) or the formal net excess electron (Pr_VO) is carried by fractionally occupied states at E</w:t>
+      </w:r>
+      <w:r>
+        <w:rPr>
+          <w:vertAlign w:val="subscript"/>
+        </w:rPr>
+        <w:t xml:space="preserve">F</w:t>
+      </w:r>
+      <w:r>
+        <w:t xml:space="preserve"> </w:t>
+      </w:r>
+      <w:r>
+        <w:t xml:space="preserve">with equal spin-up and spin-down weight (conduction-band states in Pr_VO, Figure 4; not yet documented for Pr_perfect). They are not closed-shell singlets. The one magnetic trial performed for Pr_VO (Section 2.5) converged to m = 1.00 μ</w:t>
       </w:r>
       <w:r>
         <w:rPr>
@@ -4390,7 +4708,7 @@
         <w:t xml:space="preserve">B</w:t>
       </w:r>
       <w:r>
-        <w:t xml:space="preserve">, 0.281 eV above the non-magnetic solution; the non-magnetic solution is therefore the lower of the two solutions tested, and a broader search over spin seeds and local distortions would be needed to establish it as the ground state.</w:t>
+        <w:t xml:space="preserve">, 0.281 eV above the non-magnetic solution in smearing free energy (Section 2.4), which includes a −TS term that favours fractionally occupied solutions. The non-magnetic solution is therefore the lower of the two solutions tested at this smearing, and a broader search over spin seeds and local distortions would be needed to establish it as the ground state.</w:t>
       </w:r>
       <w:r>
         <w:t xml:space="preserve"> </w:t>
@@ -4544,7 +4862,7 @@
         <w:t xml:space="preserve">B</w:t>
       </w:r>
       <w:r>
-        <w:t xml:space="preserve">; the relaxed cell therefore has two nearly degenerate spin solutions of this kind, and which one is lower in energy has not been established.</w:t>
+        <w:t xml:space="preserve">. The relaxed cell therefore has two nearly degenerate spin solutions of this kind, and which one is lower in energy has not been established.</w:t>
       </w:r>
       <w:r>
         <w:t xml:space="preserve"> </w:t>
@@ -4575,7 +4893,7 @@
         <w:t xml:space="preserve"> </w:t>
       </w:r>
       <w:r>
-        <w:t xml:space="preserve">With three formal holes in Rb_perfect and one residual hole in Rb_VO (Table 1), the Ti-3d-only Hubbard treatment thus localises one unpaired spin in each Rb cell; the remaining two holes of Rb_perfect are spin-compensated in this treatment, a point that the oxygen-site Hubbard test of Section 3.4 resolves. The excess of m</w:t>
+        <w:t xml:space="preserve">With three formal holes in Rb_perfect and one residual hole in Rb_VO (Table 1), the Ti-3d-only Hubbard treatment thus yields one unpaired spin in each Rb cell; the remaining two holes of Rb_perfect are spin-paired in this treatment (m</w:t>
       </w:r>
       <w:r>
         <w:rPr>
@@ -4587,6 +4905,18 @@
         <w:t xml:space="preserve"> </w:t>
       </w:r>
       <w:r>
+        <w:t xml:space="preserve">= |m| excludes antiparallel moments), a point that the oxygen-site Hubbard test of Section 3.4 revisits. The excess of m</w:t>
+      </w:r>
+      <w:r>
+        <w:rPr>
+          <w:vertAlign w:val="subscript"/>
+        </w:rPr>
+        <w:t xml:space="preserve">abs</w:t>
+      </w:r>
+      <w:r>
+        <w:t xml:space="preserve"> </w:t>
+      </w:r>
+      <w:r>
         <w:t xml:space="preserve">over |m| in Rb_VO (0.24 μ</w:t>
       </w:r>
       <w:r>
@@ -4596,7 +4926,7 @@
         <w:t xml:space="preserve">B</w:t>
       </w:r>
       <w:r>
-        <w:t xml:space="preserve">) indicates minority spin density of the opposite sign, consistent with a partly delocalised hole rather than a single-site moment.</w:t>
+        <w:t xml:space="preserve">) indicates regions of spin density of the opposite sign, which can arise from spin polarisation of the surrounding ions whether the hole is localised or delocalised, so this quantity does not by itself fix the degree of localisation.</w:t>
       </w:r>
     </w:p>
     <w:p>
@@ -4890,6 +5220,122 @@
               <w:jc w:val="left"/>
             </w:pPr>
             <w:r>
+              <w:t xml:space="preserve">Pristine_VO</w:t>
+            </w:r>
+          </w:p>
+        </w:tc>
+        <w:tc>
+          <w:tcPr/>
+          <w:p>
+            <w:pPr>
+              <w:pStyle w:val="Compact"/>
+              <w:jc w:val="left"/>
+            </w:pPr>
+            <w:r>
+              <w:t xml:space="preserve">378</w:t>
+            </w:r>
+          </w:p>
+        </w:tc>
+        <w:tc>
+          <w:tcPr/>
+          <w:p>
+            <w:pPr>
+              <w:pStyle w:val="Compact"/>
+              <w:jc w:val="left"/>
+            </w:pPr>
+            <w:r>
+              <w:rPr>
+                <w:bCs/>
+                <w:b/>
+              </w:rPr>
+              <w:t xml:space="preserve">[AUTHOR ACTION: m]</w:t>
+            </w:r>
+          </w:p>
+        </w:tc>
+        <w:tc>
+          <w:tcPr/>
+          <w:p>
+            <w:pPr>
+              <w:pStyle w:val="Compact"/>
+              <w:jc w:val="left"/>
+            </w:pPr>
+            <w:r>
+              <w:rPr>
+                <w:bCs/>
+                <w:b/>
+              </w:rPr>
+              <w:t xml:space="preserve">[AUTHOR ACTION: m</w:t>
+            </w:r>
+            <w:r>
+              <w:rPr>
+                <w:vertAlign w:val="subscript"/>
+                <w:bCs/>
+                <w:b/>
+              </w:rPr>
+              <w:t xml:space="preserve">abs</w:t>
+            </w:r>
+            <w:r>
+              <w:rPr>
+                <w:bCs/>
+                <w:b/>
+              </w:rPr>
+              <w:t xml:space="preserve">]</w:t>
+            </w:r>
+          </w:p>
+        </w:tc>
+        <w:tc>
+          <w:tcPr/>
+          <w:p>
+            <w:pPr>
+              <w:pStyle w:val="Compact"/>
+              <w:jc w:val="left"/>
+            </w:pPr>
+            <w:r>
+              <w:rPr>
+                <w:bCs/>
+                <w:b/>
+              </w:rPr>
+              <w:t xml:space="preserve">[AUTHOR ACTION: E</w:t>
+            </w:r>
+            <w:r>
+              <w:rPr>
+                <w:vertAlign w:val="subscript"/>
+                <w:bCs/>
+                <w:b/>
+              </w:rPr>
+              <w:t xml:space="preserve">F</w:t>
+            </w:r>
+            <w:r>
+              <w:rPr>
+                <w:bCs/>
+                <w:b/>
+              </w:rPr>
+              <w:t xml:space="preserve">]</w:t>
+            </w:r>
+          </w:p>
+        </w:tc>
+        <w:tc>
+          <w:tcPr/>
+          <w:p>
+            <w:pPr>
+              <w:pStyle w:val="Compact"/>
+              <w:jc w:val="left"/>
+            </w:pPr>
+            <w:r>
+              <w:t xml:space="preserve">non-magnetic (Section S1)</w:t>
+            </w:r>
+          </w:p>
+        </w:tc>
+      </w:tr>
+      <w:tr>
+        <w:tc>
+          <w:tcPr/>
+          <w:p>
+            <w:pPr>
+              <w:pStyle w:val="Compact"/>
+              <w:jc w:val="left"/>
+            </w:pPr>
+            <w:r>
               <w:t xml:space="preserve">Pr_perfect</w:t>
             </w:r>
           </w:p>
@@ -5293,6 +5739,20 @@
           <w:i/>
         </w:rPr>
         <w:t xml:space="preserve">b</w:t>
+      </w:r>
+      <w:r>
+        <w:rPr>
+          <w:iCs/>
+          <w:i/>
+        </w:rPr>
+        <w:t xml:space="preserve"> </w:t>
+      </w:r>
+      <w:r>
+        <w:rPr>
+          <w:iCs/>
+          <w:i/>
+        </w:rPr>
+        <w:t xml:space="preserve">Fermi energy not tabulated for this cell.</w:t>
       </w:r>
       <w:r>
         <w:t xml:space="preserve"> </w:t>
@@ -5383,7 +5843,7 @@
           <w:iCs/>
           <w:i/>
         </w:rPr>
-        <w:t xml:space="preserve">Figure 3. Total (|m|) and absolute (m</w:t>
+        <w:t xml:space="preserve">Figure 3. Magnitude of the total magnetisation (|m|) and absolute magnetisation (m</w:t>
       </w:r>
       <w:r>
         <w:rPr>
@@ -5398,7 +5858,7 @@
           <w:iCs/>
           <w:i/>
         </w:rPr>
-        <w:t xml:space="preserve">) magnetisation of the production cells and of the O</w:t>
+        <w:t xml:space="preserve">) of the production cells and of the O</w:t>
       </w:r>
       <w:r>
         <w:rPr>
@@ -5420,7 +5880,7 @@
           <w:iCs/>
           <w:i/>
         </w:rPr>
-        <w:t xml:space="preserve">reference (single-U(Ti-3d) PBE+U relaxations). The Pr cells and the pristine cell converge to non-magnetic solutions; both Rb cells carry one unpaired spin, and Rb_VO shows m</w:t>
+        <w:t xml:space="preserve">reference (PBE+U relaxations with U on Ti-3d only). The Pr cells and the pristine cell converge to non-magnetic solutions; both Rb cells carry one unpaired spin, and Rb_VO shows m</w:t>
       </w:r>
       <w:r>
         <w:rPr>
@@ -5454,15 +5914,15 @@
           <w:bCs/>
           <w:b/>
         </w:rPr>
-        <w:t xml:space="preserve">3.4 Oxygen-site Hubbard correction: localisation of the dopant-induced holes</w:t>
-      </w:r>
-    </w:p>
-    <w:p>
-      <w:pPr>
-        <w:pStyle w:val="BodyText"/>
-      </w:pPr>
-      <w:r>
-        <w:t xml:space="preserve">Because a Ti-3d-only Hubbard term provides no localising potential for holes on the oxygen sublattice, the three vacancy-free cells and Rb_VO were recomputed with an additional U = 5.5 eV on O-2p (Section 2.2).</w:t>
+        <w:t xml:space="preserve">3.4 Oxygen-site Hubbard correction: spin state of the dopant-induced holes</w:t>
+      </w:r>
+    </w:p>
+    <w:p>
+      <w:pPr>
+        <w:pStyle w:val="BodyText"/>
+      </w:pPr>
+      <w:r>
+        <w:t xml:space="preserve">Because a Ti-3d-only Hubbard term provides no localising potential for holes on the oxygen sublattice, the three vacancy-free cells and Rb_VO were recomputed with an additional U = 5.5 eV on O-2p (Section 2.2), referred to below as the dual-U treatment.</w:t>
       </w:r>
       <w:r>
         <w:t xml:space="preserve"> </w:t>
@@ -5499,7 +5959,7 @@
         <w:t xml:space="preserve">B</w:t>
       </w:r>
       <w:r>
-        <w:t xml:space="preserve">), so the oxygen term does not by itself induce magnetism. Rb_perfect changes from m</w:t>
+        <w:t xml:space="preserve">), so the oxygen term does not induce magnetism in a cell without carriers; this control does not test whether the term biases hole-containing cells towards spin-polarised solutions. Rb_perfect changes from m</w:t>
       </w:r>
       <w:r>
         <w:rPr>
@@ -5520,7 +5980,7 @@
         <w:t xml:space="preserve">B</w:t>
       </w:r>
       <w:r>
-        <w:t xml:space="preserve">, i.e. the three formal holes of Table 1 become three localised unpaired spins once the oxygen term is present; Rb_VO gives 1.00 μ</w:t>
+        <w:t xml:space="preserve">, i.e. the three formal holes of Table 1 become three unpaired spins once the oxygen term is present (their localisation has not been established from site-projected moments); Rb_VO gives 1.00 μ</w:t>
       </w:r>
       <w:r>
         <w:rPr>
@@ -5550,7 +6010,19 @@
         <w:t xml:space="preserve">B</w:t>
       </w:r>
       <w:r>
-        <w:t xml:space="preserve">, with a maximum residual force of 0.0049 Ry/Bohr; the one formal hole of the Pr substitution thus localises when the oxygen term is present. Its printed Fermi energy (6.69 eV) lies 0.53 eV below that of the dual-U pristine cell (7.22 eV), which is the direction expected for a localised acceptor state, although, as for all Fermi energies in this work (Section 3.6), the unaligned difference is a qualitative indicator only. Because the localising term was placed on O-2p, the spins are expected to reside on oxygen, but this has not been confirmed from site-projected moments or spin densities.</w:t>
+        <w:t xml:space="preserve">, with a maximum residual force of 0.0049 Ry/Bohr; the one formal hole of the Pr substitution thus becomes spin-polarised when the oxygen term is present. Its printed Fermi energy (6.69 eV) lies 0.53 eV below that of the dual-U pristine cell (7.22 eV), which is the direction expected when E</w:t>
+      </w:r>
+      <w:r>
+        <w:rPr>
+          <w:vertAlign w:val="subscript"/>
+        </w:rPr>
+        <w:t xml:space="preserve">F</w:t>
+      </w:r>
+      <w:r>
+        <w:t xml:space="preserve"> </w:t>
+      </w:r>
+      <w:r>
+        <w:t xml:space="preserve">is pinned at a hole state near the valence-band edge instead of lying in the gap of an insulating cell, whether or not that hole is localised, although, as for all Fermi energies in this work (Section 3.6), the unaligned difference is a qualitative indicator only. Because the localising term was placed on O-2p, the spins are expected to reside on oxygen, but this has not been confirmed from site-projected moments or spin densities.</w:t>
       </w:r>
       <w:r>
         <w:t xml:space="preserve"> </w:t>
@@ -5610,7 +6082,7 @@
         <w:t xml:space="preserve"> </w:t>
       </w:r>
       <w:r>
-        <w:t xml:space="preserve">The electron count of each dual-U cell is reproduced by the spin count: one hole per Pr</w:t>
+        <w:t xml:space="preserve">The formal hole count of each dual-U cell is matched by its spin count: one per Pr</w:t>
       </w:r>
       <w:r>
         <w:rPr>
@@ -5619,7 +6091,10 @@
         <w:t xml:space="preserve">3+</w:t>
       </w:r>
       <w:r>
-        <w:t xml:space="preserve">, three per Rb</w:t>
+        <w:t xml:space="preserve"> </w:t>
+      </w:r>
+      <w:r>
+        <w:t xml:space="preserve">(a trivalent state imposed by the 4f-in-core dataset, Section 2.1), three per Rb</w:t>
       </w:r>
       <w:r>
         <w:rPr>
@@ -5628,7 +6103,10 @@
         <w:t xml:space="preserve">+</w:t>
       </w:r>
       <w:r>
-        <w:t xml:space="preserve">, in line with the Kröger–Vink bookkeeping.</w:t>
+        <w:t xml:space="preserve"> </w:t>
+      </w:r>
+      <w:r>
+        <w:t xml:space="preserve">and one in Rb_VO, in line with the Kröger–Vink bookkeeping.</w:t>
       </w:r>
     </w:p>
     <w:p>
@@ -6003,7 +6481,7 @@
         <w:pStyle w:val="BodyText"/>
       </w:pPr>
       <w:r>
-        <w:t xml:space="preserve">Two consequences follow. First, the spin count of the Rb cells is now consistent across the two Hubbard treatments and with the charged-cell series of Section 3.5. Second, the description of the Pr-substituted parent is method dependent: the hole is delocalised in the Ti-3d-only treatment and localised on oxygen in the dual-U treatment. The dual-U Pr_VO cell and the dual-U formation-energy cycles were not computed, so we do not know whether the formation energies of Table 2 change under the oxygen term; the statement that formation energies are less sensitive than localisation descriptors is an expectation, not a result of this work.</w:t>
+        <w:t xml:space="preserve">Two consequences follow. First, the dual-U spin count of the Rb cells equals the formal hole count and agrees with the q = +2 endpoint of the charged-cell series of Section 3.5, whereas the Ti-3d-only treatment gives one unpaired spin for the three holes of Rb_perfect. Second, the description of the Pr-substituted parent is method dependent: the hole is carried by a smeared non-magnetic solution in the Ti-3d-only treatment and by one unpaired spin, expected but not yet shown to reside on oxygen, in the dual-U treatment. The dual-U Pr_VO cell and the dual-U formation-energy cycles were not computed, so we do not know whether the formation energies of Table 2 change under the oxygen term; the statement that formation energies are less sensitive than localisation descriptors is an expectation, not a result of this work.</w:t>
       </w:r>
       <w:r>
         <w:t xml:space="preserve"> </w:t>
@@ -6075,7 +6553,7 @@
         <w:t xml:space="preserve"> </w:t>
       </w:r>
       <w:r>
-        <w:t xml:space="preserve">at q = 0, +1 and +2: removing one and then two electrons from the smeared non-magnetic solution leaves it non-magnetic. For Rb_VO the absolute magnetisation rises from 1.21 μ</w:t>
+        <w:t xml:space="preserve">at q = 0, +1 and +2: the q = +1 cell (376 electrons) has no formal carriers, and the one formal hole of the q = +2 cell (375 electrons) remains unpolarised, as in Pr_perfect under the same treatment. For Rb_VO the absolute magnetisation rises from 1.21 μ</w:t>
       </w:r>
       <w:r>
         <w:rPr>
@@ -6123,7 +6601,19 @@
         <w:t xml:space="preserve"> </w:t>
       </w:r>
       <w:r>
-        <w:t xml:space="preserve">substitution found independently in the dual-U calculation of Section 3.4; the orbital character of the uncovered spins is not probed by this series.</w:t>
+        <w:t xml:space="preserve">substitution found independently in the dual-U calculation of Section 3.4; the orbital character of the uncovered spins is not probed by this series. In the same Ti-3d-only treatment the neutral Rb_perfect cell, which has the same formal hole count (three) as Rb_VO at q = +2, carries only 1.00 μ</w:t>
+      </w:r>
+      <w:r>
+        <w:rPr>
+          <w:vertAlign w:val="subscript"/>
+        </w:rPr>
+        <w:t xml:space="preserve">B</w:t>
+      </w:r>
+      <w:r>
+        <w:t xml:space="preserve"> </w:t>
+      </w:r>
+      <w:r>
+        <w:t xml:space="preserve">(Section 3.3), and the one-hole Pr_VO cell at q = +2 carries none, so the number of unpaired spins per hole is not a fixed property of this treatment and the series is a count of spins rather than a test of the hole count.</w:t>
       </w:r>
       <w:r>
         <w:t xml:space="preserve"> </w:t>
@@ -6206,7 +6696,7 @@
         <w:t xml:space="preserve"> </w:t>
       </w:r>
       <w:r>
-        <w:t xml:space="preserve">The Fermi energies printed for the production cells (Table 3) are 7.89 eV (pristine), 9.99 eV (Pr_VO) and 7.13 eV (Rb_VO). They are referenced to each cell’s own average electrostatic potential and are not aligned to a common vacuum or core level, so the differences (+2.10 eV for Pr_VO and −0.76 eV for Rb_VO relative to pristine; 2.86 eV between the two doped vacancy cells) should be read as qualitative indicators and not as band offsets or carrier-density shifts. With that caveat, the large upward shift in Pr_VO is consistent with the net excess electron of Table 1 occupying conduction-band states in a cell containing one carrier per 570 Å</w:t>
+        <w:t xml:space="preserve">The Fermi energies printed for the production cells (Table 3) are 7.89 eV (pristine), 9.99 eV (Pr_VO) and 7.13 eV (Rb_VO). They are referenced to each cell’s own average electrostatic potential and are not aligned to a common vacuum or core level; in the insulating pristine cell the printed value lies in the gap at a position set by the smearing rather than by a physical level. The differences (+2.10 eV for Pr_VO and −0.76 eV for Rb_VO relative to pristine; 2.86 eV between the two doped vacancy cells) should therefore be read as qualitative indicators and not as band offsets or carrier-density shifts. With that caveat, the large upward shift in Pr_VO is consistent with the net excess electron of Table 1 occupying conduction-band states in a cell containing one carrier per 570 Å</w:t>
       </w:r>
       <w:r>
         <w:rPr>
@@ -6297,7 +6787,7 @@
         <w:t xml:space="preserve"> </w:t>
       </w:r>
       <w:r>
-        <w:t xml:space="preserve">Figure 4 shows the spin-resolved projected densities of states of Pr_VO and Rb_VO from 2×2×2 non-self-consistent calculations on the relaxed cells. In Pr_VO the occupied states near E</w:t>
+        <w:t xml:space="preserve">Figure 4 shows the spin-resolved projected densities of states of Pr_VO and Rb_VO from 2×2×2 non-self-consistent calculations on the relaxed cells; Figure S1 shows the Pr_VO dopant channels separately and Figure S2 the spin-summed densities of states of both cells. In Pr_VO the occupied states near E</w:t>
       </w:r>
       <w:r>
         <w:rPr>
@@ -6309,7 +6799,7 @@
         <w:t xml:space="preserve"> </w:t>
       </w:r>
       <w:r>
-        <w:t xml:space="preserve">are conduction-band states of Ti-3d character, the O-2p valence band lies about 3 eV lower, no feature appears inside the gap at the broadening used, and the Pr-5d projection is small at both band edges; the Pr-4f states are frozen in the core and cannot appear (Section 2.1). In Rb_VO the Fermi level lies at the top of the valence band and a spin-split feature with both O-2p and Ti-3d weight is present within about 0.3 eV of E</w:t>
+        <w:t xml:space="preserve">are conduction-band states of Ti-3d character, the O-2p valence band lies about 3 eV lower, no feature appears inside the gap at the broadening used (a weak Ti-3d shoulder is visible at the conduction-band onset), and the Pr-5d projection is small at both band edges. The Pr-4f states are frozen in the core and cannot appear (Section 2.1). In Rb_VO the Fermi level lies at the top of the valence band and a spin-split feature with both O-2p and Ti-3d weight is present within about 0.3 eV of E</w:t>
       </w:r>
       <w:r>
         <w:rPr>
@@ -6321,7 +6811,7 @@
         <w:t xml:space="preserve"> </w:t>
       </w:r>
       <w:r>
-        <w:t xml:space="preserve">(inset); it is occupied in one spin channel and empty in the other, which accounts for the unpaired spin of Table 3. The species-summed projection does not by itself fix the orbital character of the hole; the Bader differences of Section 3.7 and the dual-U result of Section 3.4 indicate that it is predominantly O-2p.</w:t>
+        <w:t xml:space="preserve">(inset); it is occupied in one spin channel and empty in the other, which accounts for the unpaired spin of Table 3. The species-summed projection gives the relative O-2p and Ti-3d weight of this feature but not its distribution over sites; the Bader differences of Section 3.7 are compatible with predominantly O-2p character, and the dual-U magnetisation of Section 3.4 does not by itself establish it.</w:t>
       </w:r>
       <w:r>
         <w:t xml:space="preserve"> </w:t>
@@ -6406,23 +6896,226 @@
           <w:iCs/>
           <w:i/>
         </w:rPr>
-        <w:t xml:space="preserve">Figure 4. Spin-resolved projected densities of states of Pr_VO (top) and Rb_VO (bottom) from non-self-consistent 2×2×2 calculations on the relaxed cells (PBE+U, U(Ti-3d) = 3.5 eV). Spin-up plotted upward, spin-down downward. Filled blue: Ti-3d; red: O-2p; purple: dopant 5d (Pr) or 4d (Rb); grey: total. Energies are relative to each cell’s Fermi level. Inset: gap region of Rb_VO showing the spin-split occupied state with mixed O-2p/Ti-3d weight.</w:t>
-      </w:r>
-      <w:r>
-        <w:rPr>
-          <w:iCs/>
-          <w:i/>
-        </w:rPr>
-        <w:t xml:space="preserve"> </w:t>
-      </w:r>
-      <w:r>
-        <w:rPr>
-          <w:bCs/>
-          <w:b/>
-          <w:iCs/>
-          <w:i/>
-        </w:rPr>
-        <w:t xml:space="preserve">[AUTHOR ACTION: the title, panel subtitles and inset label of the interim artwork were patched to match this caption; regenerate from the projwfc.x output with the broadening and band count stated and the source run identifiers recorded in the figure script, and check the Rb_VO spin-down Ti-3d channel, which appears to be missing from the valence band in the current plot.]</w:t>
+        <w:t xml:space="preserve">Figure 4. Spin-resolved projected densities of states of Pr_VO (top) and Rb_VO (bottom) from non-self-consistent 2×2×2 calculations on the relaxed cells (PBE+U, U(Ti-3d) = 3.5 eV). Spin-up plotted upward, spin-down downward. Filled blue: Ti-3d; red: O-2p; purple: dopant 5d (Pr) or 4d (Rb); grey: total. Energies are relative to each cell’s Fermi level. Inset: region around E</w:t>
+      </w:r>
+      <w:r>
+        <w:rPr>
+          <w:vertAlign w:val="subscript"/>
+          <w:iCs/>
+          <w:i/>
+        </w:rPr>
+        <w:t xml:space="preserve">F</w:t>
+      </w:r>
+      <w:r>
+        <w:rPr>
+          <w:iCs/>
+          <w:i/>
+        </w:rPr>
+        <w:t xml:space="preserve"> </w:t>
+      </w:r>
+      <w:r>
+        <w:rPr>
+          <w:iCs/>
+          <w:i/>
+        </w:rPr>
+        <w:t xml:space="preserve">of Rb_VO showing the spin-split feature at the valence-band edge, occupied in one spin channel and empty in the other, with mixed O-2p/Ti-3d weight.</w:t>
+      </w:r>
+      <w:r>
+        <w:rPr>
+          <w:iCs/>
+          <w:i/>
+        </w:rPr>
+        <w:t xml:space="preserve"> </w:t>
+      </w:r>
+      <w:r>
+        <w:rPr>
+          <w:bCs/>
+          <w:b/>
+          <w:iCs/>
+          <w:i/>
+        </w:rPr>
+        <w:t xml:space="preserve">[AUTHOR ACTION: in the interim artwork the arrow labelled</w:t>
+      </w:r>
+      <w:r>
+        <w:rPr>
+          <w:bCs/>
+          <w:b/>
+          <w:iCs/>
+          <w:i/>
+        </w:rPr>
+        <w:t xml:space="preserve"> </w:t>
+      </w:r>
+      <w:r>
+        <w:rPr>
+          <w:bCs/>
+          <w:b/>
+          <w:iCs/>
+          <w:i/>
+        </w:rPr>
+        <w:t xml:space="preserve">“</w:t>
+      </w:r>
+      <w:r>
+        <w:rPr>
+          <w:bCs/>
+          <w:b/>
+          <w:iCs/>
+          <w:i/>
+        </w:rPr>
+        <w:t xml:space="preserve">gap state</w:t>
+      </w:r>
+      <w:r>
+        <w:rPr>
+          <w:bCs/>
+          <w:b/>
+          <w:iCs/>
+          <w:i/>
+        </w:rPr>
+        <w:t xml:space="preserve">”</w:t>
+      </w:r>
+      <w:r>
+        <w:rPr>
+          <w:bCs/>
+          <w:b/>
+          <w:iCs/>
+          <w:i/>
+        </w:rPr>
+        <w:t xml:space="preserve"> </w:t>
+      </w:r>
+      <w:r>
+        <w:rPr>
+          <w:bCs/>
+          <w:b/>
+          <w:iCs/>
+          <w:i/>
+        </w:rPr>
+        <w:t xml:space="preserve">points at the spin-up valence-band edge, the spin-down feature lies mostly above E</w:t>
+      </w:r>
+      <w:r>
+        <w:rPr>
+          <w:vertAlign w:val="subscript"/>
+          <w:bCs/>
+          <w:b/>
+          <w:iCs/>
+          <w:i/>
+        </w:rPr>
+        <w:t xml:space="preserve">F</w:t>
+      </w:r>
+      <w:r>
+        <w:rPr>
+          <w:bCs/>
+          <w:b/>
+          <w:iCs/>
+          <w:i/>
+        </w:rPr>
+        <w:t xml:space="preserve">, and its Ti-3d weight is barely visible beside the O-2p projection; redraw the inset from the projwfc.x data so that the occupied and empty spin components described in Section 3.6 are identified.]</w:t>
+      </w:r>
+      <w:r>
+        <w:rPr>
+          <w:iCs/>
+          <w:i/>
+        </w:rPr>
+        <w:t xml:space="preserve"> </w:t>
+      </w:r>
+      <w:r>
+        <w:rPr>
+          <w:bCs/>
+          <w:b/>
+          <w:iCs/>
+          <w:i/>
+        </w:rPr>
+        <w:t xml:space="preserve">[AUTHOR ACTION: the title, panel subtitles and inset label of the interim artwork were patched to match this caption; regenerate from the projwfc.x output with the broadening and band count stated and the source run identifiers recorded in the figure script, and check the Rb_VO spin-down Ti-3d channel, which appears to be missing from the valence band in the current plot; the inset is drawn over the Rb_VO spin-down valence band and hides it, so place the inset where it covers no data and give it axis labels, and restore the top frame of the Rb_VO panel, which the interim label patch erased. The empty (hole) part of the Rb_VO feature at E</w:t>
+      </w:r>
+      <w:r>
+        <w:rPr>
+          <w:vertAlign w:val="subscript"/>
+          <w:bCs/>
+          <w:b/>
+          <w:iCs/>
+          <w:i/>
+        </w:rPr>
+        <w:t xml:space="preserve">F</w:t>
+      </w:r>
+      <w:r>
+        <w:rPr>
+          <w:bCs/>
+          <w:b/>
+          <w:iCs/>
+          <w:i/>
+        </w:rPr>
+        <w:t xml:space="preserve"> </w:t>
+      </w:r>
+      <w:r>
+        <w:rPr>
+          <w:bCs/>
+          <w:b/>
+          <w:iCs/>
+          <w:i/>
+        </w:rPr>
+        <w:t xml:space="preserve">is plotted in the spin-down channel, which implies m &gt; 0, whereas Table 3 gives m = −0.97 μ</w:t>
+      </w:r>
+      <w:r>
+        <w:rPr>
+          <w:vertAlign w:val="subscript"/>
+          <w:bCs/>
+          <w:b/>
+          <w:iCs/>
+          <w:i/>
+        </w:rPr>
+        <w:t xml:space="preserve">B</w:t>
+      </w:r>
+      <w:r>
+        <w:rPr>
+          <w:bCs/>
+          <w:b/>
+          <w:iCs/>
+          <w:i/>
+        </w:rPr>
+        <w:t xml:space="preserve">; check the spin labelling and state which of the two Rb_VO solutions (Section 3.3) the non-self-consistent run used. Replace the inset label</w:t>
+      </w:r>
+      <w:r>
+        <w:rPr>
+          <w:bCs/>
+          <w:b/>
+          <w:iCs/>
+          <w:i/>
+        </w:rPr>
+        <w:t xml:space="preserve"> </w:t>
+      </w:r>
+      <w:r>
+        <w:rPr>
+          <w:bCs/>
+          <w:b/>
+          <w:iCs/>
+          <w:i/>
+        </w:rPr>
+        <w:t xml:space="preserve">“</w:t>
+      </w:r>
+      <w:r>
+        <w:rPr>
+          <w:bCs/>
+          <w:b/>
+          <w:iCs/>
+          <w:i/>
+        </w:rPr>
+        <w:t xml:space="preserve">gap state</w:t>
+      </w:r>
+      <w:r>
+        <w:rPr>
+          <w:bCs/>
+          <w:b/>
+          <w:iCs/>
+          <w:i/>
+        </w:rPr>
+        <w:t xml:space="preserve">”</w:t>
+      </w:r>
+      <w:r>
+        <w:rPr>
+          <w:bCs/>
+          <w:b/>
+          <w:iCs/>
+          <w:i/>
+        </w:rPr>
+        <w:t xml:space="preserve">: the feature is contiguous with the valence-band edge.]</w:t>
       </w:r>
     </w:p>
     <w:p>
@@ -6461,7 +7154,7 @@
         <w:t xml:space="preserve">B</w:t>
       </w:r>
       <w:r>
-        <w:t xml:space="preserve">), a total energy of −3926.66858 Ry and a Fermi energy of 8.286 eV, 0.40 eV above the PBE+U value. The shift of the printed Fermi energy is not a band-gap measurement, and the hybrid total energy is not comparable with the PBE+U totals (Section 2.8). The check establishes only that the non-magnetic pristine state survives the change of functional; no hybrid calculation was performed on the doped or defective cells, so the dopant contrast of Table 2 and the localisation results of Sections 3.3–3.5 have not been verified at the hybrid level.</w:t>
+        <w:t xml:space="preserve">), a total energy of −3926.66858 Ry and a Fermi energy of 8.286 eV, 0.40 eV above the PBE+U value. The shift of the printed Fermi energy is not a band-gap measurement, and the hybrid total energy is not comparable with the PBE+U totals (Section 2.8). The check establishes only that the non-magnetic pristine state survives the change of functional, which is expected for a closed-shell cell without carriers; no hybrid calculation was performed on the doped or defective cells, so the dopant contrast of Table 2 and the localisation results of Sections 3.3–3.5 have not been verified at the hybrid level.</w:t>
       </w:r>
       <w:r>
         <w:t xml:space="preserve"> </w:t>
@@ -6501,7 +7194,7 @@
         <w:t xml:space="preserve"> </w:t>
       </w:r>
       <w:r>
-        <w:t xml:space="preserve">Single-point calculations at U(Ti-3d) = 3.0, 4.0 and 4.5 eV on the relaxed Pristine_perfect, Pr_VO and Rb_VO cells (Table S1) leave the magnetisations unchanged in kind: Pr_VO non-magnetic at every U; Rb_VO with one unpaired spin at every U (m</w:t>
+        <w:t xml:space="preserve">Single-point calculations at U(Ti-3d) = 3.0, 4.0 and 4.5 eV on the relaxed Pristine_perfect, Pr_VO and Rb_VO cells (Table S1) leave the magnetisations unchanged in kind. Pr_VO is non-magnetic at every U, and Rb_VO carries one unpaired spin at every U (m</w:t>
       </w:r>
       <w:r>
         <w:rPr>
@@ -6537,7 +7230,7 @@
         <w:t xml:space="preserve"> </w:t>
       </w:r>
       <w:r>
-        <w:t xml:space="preserve">in the final relaxation step at U = 3.5 eV; see Section 3.3 for the two solutions). The printed Fermi energies vary by at most 0.26 eV across the 1.5 eV range. The qualitative Pr/Rb distinction is therefore not tied to the particular U used.</w:t>
+        <w:t xml:space="preserve">in the final relaxation step at U = 3.5 eV; see Section 3.3 for the two solutions). The printed Fermi energies vary by at most 0.26 eV across the 1.5 eV range. The qualitative Pr/Rb distinction in spin state is therefore not tied to the particular U(Ti-3d) used at fixed geometry; formation energies were not recomputed in the sweep.</w:t>
       </w:r>
     </w:p>
     <w:p>
@@ -6555,7 +7248,65 @@
         <w:t xml:space="preserve"> </w:t>
       </w:r>
       <w:r>
-        <w:t xml:space="preserve">For Pristine_perfect, Pr_VO and Rb_VO the total energy was computed at Γ, 2×2×1, 2×2×2 and 3×3×2 meshes at U = 3.5 eV. Relative to 3×3×2 the Γ-only energies are high by 1.05, 1.08 and 1.16 eV per cell (22, 23 and 25 meV per atom), whereas the 2×2×1 energies are within 1.15, 1.05 and 0.42 meV per atom of 3×3×2. The 2×2×2 energies of Table S2 lie 1.13 and 1.24 eV below the Γ-only values for Pr_VO and Rb_VO, i.e. 0.05–0.08 eV (1–2 meV per atom) below the 3×3×2 values, so convergence beyond 2×2×1 is at the 1–2 meV per atom level and is not monotonic across mesh families. The Γ-only production energies are therefore not converged in absolute terms, and the formation energies of Table 2 rely on cancellation between the perfect and defective cell of the same host rather than on convergence of each total energy; the 2×2×2 column of Table 2 quantifies the residual: −0.10 eV (Pr), −0.14 eV (Rb) and +0.04 eV on their difference. A complete formation-energy cycle exists only at Γ and, for the doped hosts, at 2×2×2. The magnetisations are mesh-independent.</w:t>
+        <w:t xml:space="preserve">For Pristine_perfect, Pr_VO and Rb_VO the total energy was computed at Γ, 2×2×1, 2×2×2 and 3×3×2 meshes at U = 3.5 eV. The Γ-only energies differ from the 3×3×2 values by 1.05, 1.08 and 1.16 eV per cell (22, 23 and 25 meV per atom), whereas the 2×2×1 energies are within 1.15, 1.05 and 0.42 meV per atom of 3×3×2. The 2×2×2 energies of Table S2 lie 1.13 and 1.24 eV above the Γ-only values for Pr_VO and Rb_VO, i.e. 0.05–0.08 eV (1–2 meV per atom) above the 3×3×2 values if the Γ-only energies lie below them, so convergence beyond 2×2×1 is at the 1–2 meV per atom level and is not monotonic across mesh families.</w:t>
+      </w:r>
+      <w:r>
+        <w:t xml:space="preserve"> </w:t>
+      </w:r>
+      <w:r>
+        <w:rPr>
+          <w:bCs/>
+          <w:b/>
+        </w:rPr>
+        <w:t xml:space="preserve">[AUTHOR ACTION: confirm from the output files that the Γ-only energies lie below the 3×3×2 values; Table S9 (runs 4 and 9, 6 and 11) places the 2×2×2 energies above the Γ-only ones, which is consistent with the quoted 3×3×2 offsets only for that sign.]</w:t>
+      </w:r>
+      <w:r>
+        <w:t xml:space="preserve"> </w:t>
+      </w:r>
+      <w:r>
+        <w:t xml:space="preserve">The Γ-only production energies are therefore not converged in absolute terms, and the formation energies of Table 2 rely on cancellation between the perfect and defective cell of the same host rather than on convergence of each total energy. The 2×2×2 column of Table 2 quantifies the residual: −0.10 eV (Pr), −0.14 eV (Rb) and +0.04 eV on their difference. A complete formation-energy cycle exists only at Γ and, for the doped hosts, at 2×2×2. The magnetisations are mesh-independent.</w:t>
+      </w:r>
+      <w:r>
+        <w:t xml:space="preserve"> </w:t>
+      </w:r>
+      <w:r>
+        <w:rPr>
+          <w:bCs/>
+          <w:b/>
+        </w:rPr>
+        <w:t xml:space="preserve">[AUTHOR ACTION: state which of the two Rb_VO spin solutions of Section 3.3 the k-mesh and 2×2×2 single points converged to, and from which SCF density the 2×2×2 PDOS of Figure 4 was computed.]</w:t>
+      </w:r>
+      <w:r>
+        <w:t xml:space="preserve"> </w:t>
+      </w:r>
+      <w:r>
+        <w:rPr>
+          <w:bCs/>
+          <w:b/>
+        </w:rPr>
+        <w:t xml:space="preserve">[AUTHOR ACTION: no magnetisation from the 2×2×1, 2×2×2 or 3×3×2 runs is tabulated; add m and m</w:t>
+      </w:r>
+      <w:r>
+        <w:rPr>
+          <w:vertAlign w:val="subscript"/>
+          <w:bCs/>
+          <w:b/>
+        </w:rPr>
+        <w:t xml:space="preserve">abs</w:t>
+      </w:r>
+      <w:r>
+        <w:rPr>
+          <w:bCs/>
+          <w:b/>
+        </w:rPr>
+        <w:t xml:space="preserve"> </w:t>
+      </w:r>
+      <w:r>
+        <w:rPr>
+          <w:bCs/>
+          <w:b/>
+        </w:rPr>
+        <w:t xml:space="preserve">of these runs to Table S2, or delete this sentence.]</w:t>
       </w:r>
       <w:r>
         <w:t xml:space="preserve"> </w:t>
@@ -6583,7 +7334,7 @@
         <w:t xml:space="preserve"> </w:t>
       </w:r>
       <w:r>
-        <w:t xml:space="preserve">D3(BJ) single points on the relaxed Pr_VO and Rb_VO cells gave dispersion contributions of −10.29 and −10.09 eV (Table S5). Because D3 is an additive geometric correction, the electronic part of each single point should reproduce the production total energy; it does so to 0.006 eV for Rb_VO but lies 0.037 eV above the production value for Pr_VO, which indicates that the from-scratch single point converged to a slightly different electronic solution of the smeared Pr_VO cell.</w:t>
+        <w:t xml:space="preserve">D3(BJ) single points on the relaxed Pr_VO and Rb_VO cells gave dispersion contributions of −10.29 and −10.09 eV (Table S5). Because D3 is an additive geometric correction, the electronic part of each single point should reproduce the production total energy. It does so to 0.006 eV for Rb_VO but lies 0.037 eV above the production value for Pr_VO, which indicates that the from-scratch single point converged to a slightly different electronic solution of the smeared Pr_VO cell.</w:t>
       </w:r>
       <w:r>
         <w:t xml:space="preserve"> </w:t>
@@ -6721,7 +7472,7 @@
           <w:bCs/>
           <w:b/>
         </w:rPr>
-        <w:t xml:space="preserve">reference (about 6 h per cell on the stated hardware) so that both the individual formation energies and their difference can be corrected, or delete this paragraph.]</w:t>
+        <w:t xml:space="preserve">reference (about 6 h per cell on the hardware listed in Table S6) so that both the individual formation energies and their difference can be corrected, or delete this paragraph.]</w:t>
       </w:r>
     </w:p>
     <w:p>
@@ -6769,7 +7520,7 @@
         <w:t xml:space="preserve"> </w:t>
       </w:r>
       <w:r>
-        <w:t xml:space="preserve">sites are still within one lattice parameter of the periodic images of the dopant; it indicates a preference for the production site over the two more distant positions sampled but is not a global search, the nearest-neighbour candidate has not been established as tested (Section 2.3), site degeneracies are not given, and no corresponding sampling was performed for the Rb cell.</w:t>
+        <w:t xml:space="preserve">sites are still within one lattice parameter of the periodic images of the dopant. It indicates a preference for the production site over the two more distant positions sampled but is not a global search. The nearest-neighbour candidate has not been established as tested (Section 2.3), site degeneracies are not given, and no corresponding sampling was performed for the Rb cell.</w:t>
       </w:r>
       <w:r>
         <w:t xml:space="preserve"> </w:t>
@@ -6829,13 +7580,13 @@
           <w:bCs/>
           <w:b/>
         </w:rPr>
-        <w:t xml:space="preserve">[AUTHOR ACTION: these two values are inconsistent with the mean Ti and O populations of Table S3, from which the sum rule gives +2.04 e (Pr) and +0.87 e (Rb); re-extract all four numbers from ACF.dat. Also state that the two cells share the same atom ordering and which oxygen index was removed in each, and report the grid used; Bader grid convergence was not tested.]</w:t>
-      </w:r>
-      <w:r>
-        <w:t xml:space="preserve"> </w:t>
-      </w:r>
-      <w:r>
-        <w:t xml:space="preserve">Relative to the Pr_VO cell, the 31 oxygen atoms of Rb_VO hold 0.97 e less in total, with the depletion concentrated on one oxygen in the second coordination shell of Rb (−0.26 e, O8) and a second oxygen (−0.14 e, O30), five further oxygens contributing −0.05 to −0.09 e each; the 15 Ti atoms show a uniform mean depletion of −0.012 e (−0.18 e in total) and no Ti differs by more than 0.05 e. No Ti site shows the excess of a few tenths of an electron, relative to the other Ti sites, that a localised Ti</w:t>
+        <w:t xml:space="preserve">[AUTHOR ACTION: these two values are inconsistent with the mean Ti and O populations of Table S3, from which the sum rule gives +2.04 e (Pr) and +0.87 e (Rb); re-extract all four numbers from ACF.dat. Also state that the two cells share the same atom ordering and which oxygen index was removed in each, and report the grid used; Bader grid convergence was not tested. Give the distances of O8 and O30 from Rb and from the vacancy, since the depletion maximum lies outside the first coordination shell of Rb.]</w:t>
+      </w:r>
+      <w:r>
+        <w:t xml:space="preserve"> </w:t>
+      </w:r>
+      <w:r>
+        <w:t xml:space="preserve">Relative to the Pr_VO cell, the 31 oxygen atoms of Rb_VO hold 0.97 e less in total, with the depletion concentrated on one oxygen in the second coordination shell of Rb (−0.26 e, O8) and a second oxygen (−0.14 e, O30), five further oxygens contributing −0.05 to −0.09 e each. The 15 Ti atoms show a uniform mean depletion of −0.012 e (−0.18 e in total) and no Ti differs by more than 0.05 e. No Ti site shows the excess of a few tenths of an electron, relative to the other Ti sites, that a localised Ti</w:t>
       </w:r>
       <w:r>
         <w:rPr>
@@ -6847,21 +7598,119 @@
         <w:t xml:space="preserve"> </w:t>
       </w:r>
       <w:r>
-        <w:t xml:space="preserve">centre would produce, although differences of that size approach the 0.05 e threshold quoted and the test is therefore indicative rather than decisive. The comparison is between cells of different composition, so the differences contain chemical polarisation by the dopant as well as carrier redistribution, and Bader charges are not orbital occupations; the result is therefore supporting evidence that the unpaired spin of Rb_VO resides mainly on oxygen, not a quantitative hole count. A same-composition comparison (Rb_VO at q = 0 versus q = +1, or the spin density itself) would be more direct.</w:t>
-      </w:r>
-      <w:r>
-        <w:t xml:space="preserve"> </w:t>
-      </w:r>
-      <w:r>
-        <w:rPr>
-          <w:bCs/>
-          <w:b/>
-        </w:rPr>
-        <w:t xml:space="preserve">[AUTHOR ACTION: add the spin-density isosurface of Rb_VO, which the pp.x output already allows, as Figure S4; it is the most direct evidence of where the hole sits.]</w:t>
-      </w:r>
-      <w:r>
-        <w:t xml:space="preserve"> </w:t>
-      </w:r>
+        <w:t xml:space="preserve">centre would produce, although the expected size of that signal was not calibrated on a reference cell containing a Ti</w:t>
+      </w:r>
+      <w:r>
+        <w:rPr>
+          <w:vertAlign w:val="superscript"/>
+        </w:rPr>
+        <w:t xml:space="preserve">3+</w:t>
+      </w:r>
+      <w:r>
+        <w:t xml:space="preserve"> </w:t>
+      </w:r>
+      <w:r>
+        <w:t xml:space="preserve">centre, so the test is indicative rather than decisive. The comparison is between cells of different composition, so the differences contain chemical polarisation by the dopant as well as carrier redistribution, and Bader charges are not orbital occupations; the two cells also differ by two carriers (the net excess electron of Pr_VO and the residual hole of Rb_VO, Table 1), whose contributions to the oxygen depletion this comparison cannot separate; the result is therefore compatible with an oxygen-centred hole in Rb_VO, but it is not a hole count and carries no spin information. A same-composition comparison (Rb_VO at q = 0 versus q = +1, or the spin density itself) would be more direct.</w:t>
+      </w:r>
+      <w:r>
+        <w:t xml:space="preserve"> </w:t>
+      </w:r>
+      <w:r>
+        <w:rPr>
+          <w:bCs/>
+          <w:b/>
+        </w:rPr>
+        <w:t xml:space="preserve">[AUTHOR ACTION: add the spin-density isosurface of Rb_VO, which the pp.x output already allows, as Figure S4; it is the most direct evidence of where the hole sits. Until this figure and the site-projected moments requested in Section 3.4 exist, no reported observable establishes localisation; the title therefore reads</w:t>
+      </w:r>
+      <w:r>
+        <w:rPr>
+          <w:bCs/>
+          <w:b/>
+        </w:rPr>
+        <w:t xml:space="preserve"> </w:t>
+      </w:r>
+      <w:r>
+        <w:rPr>
+          <w:bCs/>
+          <w:b/>
+        </w:rPr>
+        <w:t xml:space="preserve">“</w:t>
+      </w:r>
+      <w:r>
+        <w:rPr>
+          <w:bCs/>
+          <w:b/>
+        </w:rPr>
+        <w:t xml:space="preserve">Dopant-Induced Holes</w:t>
+      </w:r>
+      <w:r>
+        <w:rPr>
+          <w:bCs/>
+          <w:b/>
+        </w:rPr>
+        <w:t xml:space="preserve">”</w:t>
+      </w:r>
+      <w:r>
+        <w:rPr>
+          <w:bCs/>
+          <w:b/>
+        </w:rPr>
+        <w:t xml:space="preserve"> </w:t>
+      </w:r>
+      <w:r>
+        <w:rPr>
+          <w:bCs/>
+          <w:b/>
+        </w:rPr>
+        <w:t xml:space="preserve">and can return to</w:t>
+      </w:r>
+      <w:r>
+        <w:rPr>
+          <w:bCs/>
+          <w:b/>
+        </w:rPr>
+        <w:t xml:space="preserve"> </w:t>
+      </w:r>
+      <w:r>
+        <w:rPr>
+          <w:bCs/>
+          <w:b/>
+        </w:rPr>
+        <w:t xml:space="preserve">“</w:t>
+      </w:r>
+      <w:r>
+        <w:rPr>
+          <w:bCs/>
+          <w:b/>
+        </w:rPr>
+        <w:t xml:space="preserve">Hole Localisation</w:t>
+      </w:r>
+      <w:r>
+        <w:rPr>
+          <w:bCs/>
+          <w:b/>
+        </w:rPr>
+        <w:t xml:space="preserve">”</w:t>
+      </w:r>
+      <w:r>
+        <w:rPr>
+          <w:bCs/>
+          <w:b/>
+        </w:rPr>
+        <w:t xml:space="preserve"> </w:t>
+      </w:r>
+      <w:r>
+        <w:rPr>
+          <w:bCs/>
+          <w:b/>
+        </w:rPr>
+        <w:t xml:space="preserve">only if the spin density shows a localised hole.]</w:t>
+      </w:r>
+    </w:p>
+    <w:p>
+      <w:pPr>
+        <w:pStyle w:val="BodyText"/>
+      </w:pPr>
       <w:r>
         <w:rPr>
           <w:bCs/>
@@ -6885,7 +7734,7 @@
         <w:t xml:space="preserve"> </w:t>
       </w:r>
       <w:r>
-        <w:t xml:space="preserve">The three formation energies of Table 2 fall in the order pristine (+4.74 eV) &gt; Pr (+1.29 eV) &gt; Rb (−4.06 eV), which is the order of the formal hole count of the vacancy-free cells (0, 1, 3; Table 1). A neutral vacancy releases two electrons. In the pristine cell both must occupy conduction-band-derived states, and the full cost of oxygen removal is paid. In the Pr cell one of the two can instead fill the single acceptor-like hole introduced by Pr</w:t>
+        <w:t xml:space="preserve">The three formation energies of Table 2 fall in the order pristine (+4.74 eV) &gt; Pr (+1.29 eV) &gt; Rb (−4.06 eV), which is the order of the formal hole count of the vacancy-free cells (0, 1, 3; Table 1) and also of increasing cation radius (Section 4.3). A neutral vacancy releases two electrons. In the pristine cell both must occupy conduction-band-derived states, and the full cost of oxygen removal is paid. In the Pr cell one of the two can instead fill the single acceptor-like hole introduced by Pr</w:t>
       </w:r>
       <w:r>
         <w:rPr>
@@ -6903,7 +7752,35 @@
         <w:t xml:space="preserve">+</w:t>
       </w:r>
       <w:r>
-        <w:t xml:space="preserve">. Transferring an electron from a conduction-band-like state to an oxygen-2p-derived hole near the valence-band edge recovers an energy of the order of the band gap, so reductions of several eV per transferred electron are expected and are what is found (3.45 eV for one electron in the Pr cell, 8.81 eV for two in the Rb cell). The per-electron gains are not equal, because the two dopants also differ in the electrostatic and elastic environment they create around the vacancy site; the two-dopant design cannot decompose the formation-energy difference into these contributions.</w:t>
+        <w:t xml:space="preserve">. Transferring an electron from a conduction-band-like state to an oxygen-2p-derived hole near the valence-band edge recovers an energy of the order of the band gap, so reductions of a few eV per transferred electron are expected; the reductions found (3.45 eV for one electron in the Pr cell, 8.81 eV for two in the Rb cell) are of that order but not equal per electron.</w:t>
+      </w:r>
+      <w:r>
+        <w:t xml:space="preserve"> </w:t>
+      </w:r>
+      <w:r>
+        <w:rPr>
+          <w:bCs/>
+          <w:b/>
+        </w:rPr>
+        <w:t xml:space="preserve">[AUTHOR ACTION: report the PBE+U band gap of the pristine cell (Section 3.6) and compare it with these per-electron reductions; the valence-to-conduction-band separation visible in Figure 4 appears smaller than either.]</w:t>
+      </w:r>
+      <w:r>
+        <w:t xml:space="preserve"> </w:t>
+      </w:r>
+      <w:r>
+        <w:t xml:space="preserve">The reductions also contain an electrostatic and elastic interaction between the vacancy and the dopant, as the dependence of E</w:t>
+      </w:r>
+      <w:r>
+        <w:rPr>
+          <w:vertAlign w:val="subscript"/>
+        </w:rPr>
+        <w:t xml:space="preserve">f</w:t>
+      </w:r>
+      <w:r>
+        <w:t xml:space="preserve"> </w:t>
+      </w:r>
+      <w:r>
+        <w:t xml:space="preserve">on the vacancy site in the Pr cell indicates (Section 3.7); the two-dopant design cannot decompose the formation-energy difference into these contributions.</w:t>
       </w:r>
     </w:p>
     <w:p>
@@ -6921,7 +7798,7 @@
         <w:t xml:space="preserve"> </w:t>
       </w:r>
       <w:r>
-        <w:t xml:space="preserve">The Rb result reproduces, in anatase, the behaviour that Carey and Nolan found for alkali dopants in α-Cr</w:t>
+        <w:t xml:space="preserve">The Rb result parallels, in anatase, the behaviour that Carey and Nolan found for alkali dopants in α-Cr</w:t>
       </w:r>
       <w:r>
         <w:rPr>
@@ -6951,7 +7828,7 @@
         <w:t xml:space="preserve"> </w:t>
       </w:r>
       <w:r>
-        <w:t xml:space="preserve">formation energy is strongly reduced and oxygen holes are localised with an O-2p Hubbard term [17], and it agrees in sign with the experimental vacancy-formation trend reported for Rb-doped TiO</w:t>
+        <w:t xml:space="preserve">formation energy is strongly reduced and oxygen holes are localised with an O-2p Hubbard term [16]. It also agrees in sign with the experimental vacancy-formation trend reported for Rb-doped TiO</w:t>
       </w:r>
       <w:r>
         <w:rPr>
@@ -6963,7 +7840,19 @@
         <w:t xml:space="preserve"> </w:t>
       </w:r>
       <w:r>
-        <w:t xml:space="preserve">by Tian et al. [16]. Because only one alkali was studied here, the radius dependence found by Carey and Nolan across Li–Rb is not tested. The Pr result is consistent with the trivalent-dopant picture of Iwaszuk and Nolan for rutile [18]: the vacancy is not spontaneous at the oxygen-rich reference, but its cost is reduced by 3.45 eV relative to the pristine host, so V</w:t>
+        <w:t xml:space="preserve">by Tian et al. [15]. Because only one alkali was studied here, the radius dependence found by Carey and Nolan across Li–Rb is not tested. The Pr result is consistent with the trivalent-dopant picture of Iwaszuk and Nolan for rutile [17]: the vacancy is not spontaneous at the oxygen-rich reference, but its cost is reduced by 3.45 eV relative to the pristine host, so vacancy formation near Pr becomes accessible as the oxygen chemical potential is lowered; one vacancy per Pr over-compensates the dopant (Table 1), and the fully compensated 2Pr</w:t>
+      </w:r>
+      <w:r>
+        <w:rPr>
+          <w:vertAlign w:val="subscript"/>
+        </w:rPr>
+        <w:t xml:space="preserve">Ti</w:t>
+      </w:r>
+      <w:r>
+        <w:t xml:space="preserve"> </w:t>
+      </w:r>
+      <w:r>
+        <w:t xml:space="preserve">+ V</w:t>
       </w:r>
       <w:r>
         <w:rPr>
@@ -6975,7 +7864,7 @@
         <w:t xml:space="preserve"> </w:t>
       </w:r>
       <w:r>
-        <w:t xml:space="preserve">compensation becomes accessible as the oxygen chemical potential is lowered. With E</w:t>
+        <w:t xml:space="preserve">configuration that corresponds to vacancy compensation of a trivalent dopant was not computed. With E</w:t>
       </w:r>
       <w:r>
         <w:rPr>
@@ -7002,7 +7891,7 @@
         <w:t xml:space="preserve">O</w:t>
       </w:r>
       <w:r>
-        <w:t xml:space="preserve">, oxygen removal next to Pr becomes exothermic once μ</w:t>
+        <w:t xml:space="preserve">, oxygen removal near Pr has a negative formation energy once μ</w:t>
       </w:r>
       <w:r>
         <w:rPr>
@@ -7014,7 +7903,7 @@
         <w:t xml:space="preserve"> </w:t>
       </w:r>
       <w:r>
-        <w:t xml:space="preserve">falls more than 1.29 eV below the O</w:t>
+        <w:t xml:space="preserve">falls more than 1.29 eV below ½E(O</w:t>
       </w:r>
       <w:r>
         <w:rPr>
@@ -7023,10 +7912,7 @@
         <w:t xml:space="preserve">2</w:t>
       </w:r>
       <w:r>
-        <w:t xml:space="preserve"> </w:t>
-      </w:r>
-      <w:r>
-        <w:t xml:space="preserve">reference; whether that lies within the stability field of TiO</w:t>
+        <w:t xml:space="preserve">), a threshold that carries the common offset of the PBE O</w:t>
       </w:r>
       <w:r>
         <w:rPr>
@@ -7038,6 +7924,18 @@
         <w:t xml:space="preserve"> </w:t>
       </w:r>
       <w:r>
+        <w:t xml:space="preserve">reference (Section 2.7); whether that lies within the stability field of TiO</w:t>
+      </w:r>
+      <w:r>
+        <w:rPr>
+          <w:vertAlign w:val="subscript"/>
+        </w:rPr>
+        <w:t xml:space="preserve">2</w:t>
+      </w:r>
+      <w:r>
+        <w:t xml:space="preserve"> </w:t>
+      </w:r>
+      <w:r>
         <w:t xml:space="preserve">against lower oxides was not evaluated (Section 5). The preference for the production vacancy site over the two more distant sites sampled (Section 3.7) is in the same direction as the Pr–V</w:t>
       </w:r>
       <w:r>
@@ -7050,7 +7948,45 @@
         <w:t xml:space="preserve"> </w:t>
       </w:r>
       <w:r>
-        <w:t xml:space="preserve">association reported for Pr adsorbed at the anatase (101) surface by Vural et al. [27], although adsorption and bulk substitution are different situations and only four sites were sampled here. The localisation of the Pr-induced hole when an oxygen-site U is present parallels the oxygen-hole states reported for trivalent dopants in rutile by Iwaszuk and Nolan [18]; the observation for Cu-doped anatase that the dopant provides an empty gap state that accepts vacancy electrons [49] is a chemical analogy rather than evidence for the Pr case.</w:t>
+        <w:t xml:space="preserve">association reported for Pr adsorbed at the anatase (101) surface by Vural et al. [26], although adsorption and bulk substitution are different situations and only four sites were sampled here.</w:t>
+      </w:r>
+      <w:r>
+        <w:t xml:space="preserve"> </w:t>
+      </w:r>
+      <w:r>
+        <w:rPr>
+          <w:bCs/>
+          <w:b/>
+        </w:rPr>
+        <w:t xml:space="preserve">[AUTHOR ACTION: confirm from the full text of Vural et al., with a page or figure reference, that they report a Pr–V</w:t>
+      </w:r>
+      <w:r>
+        <w:rPr>
+          <w:vertAlign w:val="subscript"/>
+          <w:bCs/>
+          <w:b/>
+        </w:rPr>
+        <w:t xml:space="preserve">O</w:t>
+      </w:r>
+      <w:r>
+        <w:rPr>
+          <w:bCs/>
+          <w:b/>
+        </w:rPr>
+        <w:t xml:space="preserve"> </w:t>
+      </w:r>
+      <w:r>
+        <w:rPr>
+          <w:bCs/>
+          <w:b/>
+        </w:rPr>
+        <w:t xml:space="preserve">association; the institutional records of their abstract describe Pr-induced gap states, optical activity and benzoic-acid adsorption but do not mention oxygen vacancies. If the association is not reported there, delete this sentence.]</w:t>
+      </w:r>
+      <w:r>
+        <w:t xml:space="preserve"> </w:t>
+      </w:r>
+      <w:r>
+        <w:t xml:space="preserve">The spin polarisation of the Pr-induced hole when an oxygen-site U is present parallels the oxygen-hole states reported for trivalent dopants in rutile by Iwaszuk and Nolan [17].</w:t>
       </w:r>
     </w:p>
     <w:p>
@@ -7101,7 +8037,7 @@
         <w:t xml:space="preserve">4+</w:t>
       </w:r>
       <w:r>
-        <w:t xml:space="preserve">), in ionic radius (0.99 versus 1.52 Å [28]), in bonding (a 5d-bearing trivalent cation versus a closed-shell alkali) and in accessible oxidation states. Both are larger than Ti</w:t>
+        <w:t xml:space="preserve">), in ionic radius (0.99 versus 1.52 Å [27]), in bonding (a 5d-bearing trivalent cation versus a closed-shell alkali) and in accessible oxidation states. Both are larger than Ti</w:t>
       </w:r>
       <w:r>
         <w:rPr>
@@ -7131,7 +8067,7 @@
         <w:t xml:space="preserve">O</w:t>
       </w:r>
       <w:r>
-        <w:t xml:space="preserve">); it does not hold size constant, and no strain or fixed-geometry decomposition was computed, so the contrast cannot be apportioned between electronic and elastic contributions. What can be said is that the sign and magnitude of the contrast are those expected from the electron count and that no size-based argument predicts them. Isolating the two variables would require a controlled series within the same protocol, for example La</w:t>
+        <w:t xml:space="preserve">) at the oxygen-rich reference; it does not hold size constant, and no strain or fixed-geometry decomposition was computed, so the contrast cannot be apportioned between electronic and elastic contributions. What can be said is that the sign of the contrast and the size of the reductions are consistent with the electron count; because the ordering pristine &gt; Pr &gt; Rb is also the order of increasing cation radius (0.605, 0.99 and 1.52 Å) and Carey and Nolan found a radius dependence at fixed alkali valence [16], a size-based explanation of the ordering is not excluded. Isolating the two variables would require a controlled series within the same protocol, for example La</w:t>
       </w:r>
       <w:r>
         <w:rPr>
@@ -7164,7 +8100,7 @@
         <w:t xml:space="preserve"> </w:t>
       </w:r>
       <w:r>
-        <w:t xml:space="preserve">(same valence, radii from 1.03 to 0.745 Å) and K</w:t>
+        <w:t xml:space="preserve">(same valence, radii from 1.03 to 0.745 Å [27]) and K</w:t>
       </w:r>
       <w:r>
         <w:rPr>
@@ -7215,7 +8151,28 @@
         <w:t xml:space="preserve"> </w:t>
       </w:r>
       <w:r>
-        <w:t xml:space="preserve">The vacancy-free Pr cell is non-magnetic with U on Ti-3d only and carries a localised oxygen hole with U on O-2p (Section 3.4). The dual-U result is the one consistent with the electron count and with the behaviour of the Rb cells, but it rests on a U(O-2p) value transferred from Cr</w:t>
+        <w:t xml:space="preserve">The vacancy-free Pr cell is non-magnetic with U on Ti-3d only and carries one unpaired spin (m</w:t>
+      </w:r>
+      <w:r>
+        <w:rPr>
+          <w:vertAlign w:val="subscript"/>
+        </w:rPr>
+        <w:t xml:space="preserve">abs</w:t>
+      </w:r>
+      <w:r>
+        <w:t xml:space="preserve"> </w:t>
+      </w:r>
+      <w:r>
+        <w:t xml:space="preserve">= 1.00 μ</w:t>
+      </w:r>
+      <w:r>
+        <w:rPr>
+          <w:vertAlign w:val="subscript"/>
+        </w:rPr>
+        <w:t xml:space="preserve">B</w:t>
+      </w:r>
+      <w:r>
+        <w:t xml:space="preserve">), expected but not yet shown to reside on oxygen, with U on O-2p (Section 3.4). Both solutions contain the one formal hole; the dual-U result is the one in which the spin count equals the hole count, as in the dual-U Rb cells, but it rests on a U(O-2p) value transferred from Cr</w:t>
       </w:r>
       <w:r>
         <w:rPr>
@@ -7236,7 +8193,7 @@
         <w:t xml:space="preserve"> </w:t>
       </w:r>
       <w:r>
-        <w:t xml:space="preserve">and on calculations that have not been extended to the vacancy cell or to the formation-energy cycle. Until those are available, the Pr-substituted parent should be described as having one hole whose localisation depends on the treatment of oxygen correlation; it is neither closed-shell nor demonstrably trap-free. For the vacancy-containing Pr cell, the Ti-3d-only treatment places the net carrier, one excess electron, in conduction-band-derived states (Table 1 and Figure 4); this conclusion rests on a single smeared non-magnetic solution and one magnetic trial, has not been tested with the oxygen-site term, and concerns a cell with one carrier per 570 Å</w:t>
+        <w:t xml:space="preserve">and on calculations that have not been extended to the vacancy cell or to the formation-energy cycle. Until those are available, the Pr-substituted parent should be described as having one hole whose localisation depends on the treatment of oxygen correlation; it is neither closed-shell nor demonstrably trap-free. For the vacancy-containing Pr cell, the Ti-3d-only treatment places the net carrier, one excess electron, in conduction-band-derived states (Table 1 for the count, Figure 4 for the placement); this conclusion rests on a single smeared non-magnetic solution and one magnetic trial, has not been tested with the oxygen-site term, and concerns a cell with one carrier per 570 Å</w:t>
       </w:r>
       <w:r>
         <w:rPr>
@@ -7263,7 +8220,7 @@
         <w:t xml:space="preserve"> </w:t>
       </w:r>
       <w:r>
-        <w:t xml:space="preserve">The results support, within this protocol and host, the use of the formal charge mismatch as a first screening variable for whether a substitutional dopant will promote or resist oxygen-vacancy formation: the trivalent dopant studied leaves the vacancy uphill at the oxygen-rich limit and the monovalent dopant studied makes it spontaneous. Extending this to other dopants of the same formal charge, and the three statements that follow, are hypotheses that this work motivates but does not test. (i) Trivalent rare-earth dopants other than Pr (La, Nd, Sm) should behave like Pr in the V</w:t>
+        <w:t xml:space="preserve">The results are consistent, within this protocol and host, with the formal charge mismatch as a candidate screening variable for how strongly a substitutional acceptor lowers the oxygen-vacancy formation energy: both dopants studied lower it, the trivalent dopant leaving the vacancy uphill at the oxygen-rich limit and the monovalent dopant making it spontaneous there. Extending this to other dopants of the same formal charge, and the three statements that follow, are hypotheses that this work motivates but does not test. (i) Trivalent rare-earth dopants other than Pr (La, Nd, Sm) should behave like Pr in the V</w:t>
       </w:r>
       <w:r>
         <w:rPr>
@@ -7311,7 +8268,7 @@
         <w:t xml:space="preserve">O</w:t>
       </w:r>
       <w:r>
-        <w:t xml:space="preserve">), being the electronic mirror image of the alkali case. (iii) The oxygen-hole states generated by alkali substitution are candidates for recombination centres at an ETL/absorber interface. Testing (iii) requires interface models, charge-transition levels with finite-size corrections and carrier-capture calculations, none of which are reported here, so no ranking of dopants by device performance is made.</w:t>
+        <w:t xml:space="preserve">), having a +1 e mismatch, the electronic counterpart of the trivalent case. (iii) The acceptor states introduced by alkali substitution are candidates for recombination centres at an ETL/absorber interface. Testing (iii) requires interface models, charge-transition levels with finite-size corrections and carrier-capture calculations, none of which are reported here, so no ranking of dopants by device performance is made.</w:t>
       </w:r>
     </w:p>
     <w:p>
@@ -7345,7 +8302,16 @@
         <w:t xml:space="preserve"> </w:t>
       </w:r>
       <w:r>
-        <w:t xml:space="preserve">One dopant and one vacancy per 2×2×1 cell correspond to 6.25 % cation and 3.1 % anion substitution. Defect–image interactions are not corrected; absolute formation energies at the dilute limit may differ by several tenths of an eV. (ii)</w:t>
+        <w:t xml:space="preserve">One dopant and one vacancy per 2×2×1 cell correspond to 6.25 % cation substitution and 3.1 % anion vacancies. Defect–image interactions and band filling by the net carrier of each vacancy cell are not corrected; absolute formation energies at the dilute limit may differ by several tenths of an eV, and because the Pr cell carries a conduction electron and the Rb cell a valence hole these terms need not cancel in ΔE</w:t>
+      </w:r>
+      <w:r>
+        <w:rPr>
+          <w:vertAlign w:val="subscript"/>
+        </w:rPr>
+        <w:t xml:space="preserve">f</w:t>
+      </w:r>
+      <w:r>
+        <w:t xml:space="preserve">. (ii)</w:t>
       </w:r>
       <w:r>
         <w:t xml:space="preserve"> </w:t>
@@ -7361,7 +8327,7 @@
         <w:t xml:space="preserve"> </w:t>
       </w:r>
       <w:r>
-        <w:t xml:space="preserve">Production relaxations are Γ-only. Total energies are 22–25 meV per atom above the 3×3×2 values; formation energies rely on cancellation within each host, and the 2×2×2 check bounds the residual at 0.10–0.14 eV on each E</w:t>
+        <w:t xml:space="preserve">Production relaxations are Γ-only. Total energies differ by 22–25 meV per atom from the 3×3×2 values (sign to be confirmed, Section 3.7); formation energies rely on cancellation within each host, and the 2×2×2 check shifts each doped-host E</w:t>
       </w:r>
       <w:r>
         <w:rPr>
@@ -7373,7 +8339,7 @@
         <w:t xml:space="preserve"> </w:t>
       </w:r>
       <w:r>
-        <w:t xml:space="preserve">and 0.04 eV on ΔE</w:t>
+        <w:t xml:space="preserve">by 0.10–0.14 eV and ΔE</w:t>
       </w:r>
       <w:r>
         <w:rPr>
@@ -7382,7 +8348,22 @@
         <w:t xml:space="preserve">f</w:t>
       </w:r>
       <w:r>
-        <w:t xml:space="preserve">. (iii)</w:t>
+        <w:t xml:space="preserve"> </w:t>
+      </w:r>
+      <w:r>
+        <w:t xml:space="preserve">by 0.04 eV, which estimates rather than bounds the residual; the pristine E</w:t>
+      </w:r>
+      <w:r>
+        <w:rPr>
+          <w:vertAlign w:val="subscript"/>
+        </w:rPr>
+        <w:t xml:space="preserve">f</w:t>
+      </w:r>
+      <w:r>
+        <w:t xml:space="preserve"> </w:t>
+      </w:r>
+      <w:r>
+        <w:t xml:space="preserve">was not checked. (iii)</w:t>
       </w:r>
       <w:r>
         <w:t xml:space="preserve"> </w:t>
@@ -7398,7 +8379,7 @@
         <w:t xml:space="preserve"> </w:t>
       </w:r>
       <w:r>
-        <w:t xml:space="preserve">40 Ry was not tested against a higher cut-off; comparable studies use 55 Ry for the same species [14]. (iv)</w:t>
+        <w:t xml:space="preserve">40 Ry was not tested against a higher cut-off; a comparable anatase study uses 55 Ry [13]. (iv)</w:t>
       </w:r>
       <w:r>
         <w:t xml:space="preserve"> </w:t>
@@ -7495,7 +8476,31 @@
         <w:t xml:space="preserve"> </w:t>
       </w:r>
       <w:r>
-        <w:t xml:space="preserve">One magnetic trial was performed, for Pr_VO; occupations, smearing and symmetry settings were not varied, and two nearly degenerate spin solutions of Rb_VO were found but not ranked (Section 3.3). (vi)</w:t>
+        <w:t xml:space="preserve">One magnetic trial was performed, for Pr_VO; occupations, smearing and symmetry settings were not varied, and two nearly degenerate spin solutions of Rb_VO were found but not ranked (Section 3.3). Because E</w:t>
+      </w:r>
+      <w:r>
+        <w:rPr>
+          <w:vertAlign w:val="subscript"/>
+        </w:rPr>
+        <w:t xml:space="preserve">f</w:t>
+      </w:r>
+      <w:r>
+        <w:t xml:space="preserve"> </w:t>
+      </w:r>
+      <w:r>
+        <w:t xml:space="preserve">is a difference of total energies, a lower-energy spin solution of any parent or vacancy cell, in particular of Pr_perfect, which was not given a magnetic trial, would shift the corresponding E</w:t>
+      </w:r>
+      <w:r>
+        <w:rPr>
+          <w:vertAlign w:val="subscript"/>
+        </w:rPr>
+        <w:t xml:space="preserve">f</w:t>
+      </w:r>
+      <w:r>
+        <w:t xml:space="preserve"> </w:t>
+      </w:r>
+      <w:r>
+        <w:t xml:space="preserve">by the same amount. (vi)</w:t>
       </w:r>
       <w:r>
         <w:t xml:space="preserve"> </w:t>
@@ -7532,7 +8537,7 @@
         <w:t xml:space="preserve"> </w:t>
       </w:r>
       <w:r>
-        <w:t xml:space="preserve">change of oxidation state cannot be examined with it, and none is claimed. (vii)</w:t>
+        <w:t xml:space="preserve">change of oxidation state cannot be examined with it, and none is claimed; the trivalent state, and with it the formal carrier counts of the Pr cells in Table 1, is imposed by this choice rather than tested. (vii)</w:t>
       </w:r>
       <w:r>
         <w:t xml:space="preserve"> </w:t>
@@ -7576,45 +8581,7 @@
         <w:t xml:space="preserve"> </w:t>
       </w:r>
       <w:r>
-        <w:t xml:space="preserve">≈ 5.8</w:t>
-      </w:r>
-      <w:r>
-        <w:t xml:space="preserve"> </w:t>
-      </w:r>
-      <w:r>
-        <w:rPr>
-          <w:bCs/>
-          <w:b/>
-        </w:rPr>
-        <w:t xml:space="preserve">[NEEDS CITATION: source for ε</w:t>
-      </w:r>
-      <w:r>
-        <w:rPr>
-          <w:vertAlign w:val="subscript"/>
-          <w:bCs/>
-          <w:b/>
-        </w:rPr>
-        <w:t xml:space="preserve">∞</w:t>
-      </w:r>
-      <w:r>
-        <w:rPr>
-          <w:bCs/>
-          <w:b/>
-        </w:rPr>
-        <w:t xml:space="preserve"> </w:t>
-      </w:r>
-      <w:r>
-        <w:rPr>
-          <w:bCs/>
-          <w:b/>
-        </w:rPr>
-        <w:t xml:space="preserve">of anatase]</w:t>
-      </w:r>
-      <w:r>
-        <w:t xml:space="preserve"> </w:t>
-      </w:r>
-      <w:r>
-        <w:t xml:space="preserve">would give a first-order monopole correction of a few tenths of an eV for q = +1 at this cell size and four times that for q = +2; the static constant of anatase is much larger and would reduce the estimate, so these numbers are upper bounds and are not used. (ix)</w:t>
+        <w:t xml:space="preserve">≈ 5.8 (in-plane value tabulated by Arrigoni and Madsen [14]) would give a first-order monopole correction [39] of a few tenths of an eV for q = +1 at this cell size and four times that for q = +2. The static constant of anatase is much larger and would reduce the estimate, so these numbers are upper bounds and are not used. (ix)</w:t>
       </w:r>
       <w:r>
         <w:t xml:space="preserve"> </w:t>
@@ -7691,7 +8658,7 @@
         <w:t xml:space="preserve"> </w:t>
       </w:r>
       <w:r>
-        <w:t xml:space="preserve">per cell was computed; sequential vacancies, the fully compensated 2 Rb + 3 V</w:t>
+        <w:t xml:space="preserve">per cell was computed; sequential vacancies, the fully compensated 2 Pr + 1 V</w:t>
       </w:r>
       <w:r>
         <w:rPr>
@@ -7703,7 +8670,19 @@
         <w:t xml:space="preserve"> </w:t>
       </w:r>
       <w:r>
-        <w:t xml:space="preserve">stoichiometry, cation vacancies, interstitials and dopant clustering were not. (xi)</w:t>
+        <w:t xml:space="preserve">and 2 Rb + 3 V</w:t>
+      </w:r>
+      <w:r>
+        <w:rPr>
+          <w:vertAlign w:val="subscript"/>
+        </w:rPr>
+        <w:t xml:space="preserve">O</w:t>
+      </w:r>
+      <w:r>
+        <w:t xml:space="preserve"> </w:t>
+      </w:r>
+      <w:r>
+        <w:t xml:space="preserve">stoichiometries, cation vacancies, interstitials and dopant clustering were not. (xi)</w:t>
       </w:r>
       <w:r>
         <w:t xml:space="preserve"> </w:t>
@@ -7751,7 +8730,7 @@
         <w:t xml:space="preserve"> </w:t>
       </w:r>
       <w:r>
-        <w:t xml:space="preserve">The comparison is between cells of different composition and is supporting rather than quantitative evidence. (xiv)</w:t>
+        <w:t xml:space="preserve">The comparison is between cells that differ in composition and by two carriers, and is compatible with, rather than evidence for, an oxygen-centred hole. (xiv)</w:t>
       </w:r>
       <w:r>
         <w:t xml:space="preserve"> </w:t>
@@ -7787,7 +8766,7 @@
         <w:pStyle w:val="BodyText"/>
       </w:pPr>
       <w:r>
-        <w:t xml:space="preserve">Using one PBE+U protocol in the same 2×2×1 anatase supercell, we find neutral oxygen-vacancy formation energies of +4.74 eV (pristine), +1.29 eV (Pr-substituted) and −4.06 eV (Rb-substituted) at the oxygen-rich reference. Both substitutions lower the cost of oxygen removal; Pr leaves it uphill and Rb makes it spontaneous, a 5.36 eV contrast that is stable to 0.04 eV against the k-mesh. The ordering follows the formal electron count: one hole per Pr</w:t>
+        <w:t xml:space="preserve">Using one PBE+U protocol in the same 2×2×1 anatase supercell, we find neutral oxygen-vacancy formation energies of +4.74 eV (pristine), +1.29 eV (Pr-substituted) and −4.06 eV (Rb-substituted) at the oxygen-rich reference. Both substitutions lower the cost of oxygen removal; Pr leaves it uphill and Rb makes it spontaneous. The Pr–Rb contrast of 5.36 eV changes by 0.04 eV between Γ-only and 2×2×2 sampling. The ordering follows the formal electron count: one hole per Pr</w:t>
       </w:r>
       <w:r>
         <w:rPr>
@@ -7808,7 +8787,7 @@
         <w:t xml:space="preserve">+</w:t>
       </w:r>
       <w:r>
-        <w:t xml:space="preserve">, with a single vacancy over-compensating Pr and leaving one residual hole in the Rb cell. The Rb cells carry unpaired spin in every treatment tested, which the oxygen-site Hubbard calculation and the Bader comparison place mainly on oxygen, and a charged-cell series reaches three unpaired spins per Rb</w:t>
+        <w:t xml:space="preserve">, with a single vacancy over-compensating Pr and leaving one residual hole in the Rb cell. The Rb cells carry unpaired spin in every treatment tested, which the oxygen-site Hubbard calculation and the Bader comparison are compatible with placing mainly on oxygen (site-projected moments and the spin density have not yet been analysed), and a charged-cell series reaches three unpaired spins per Rb</w:t>
       </w:r>
       <w:r>
         <w:rPr>
@@ -7817,7 +8796,7 @@
         <w:t xml:space="preserve">+</w:t>
       </w:r>
       <w:r>
-        <w:t xml:space="preserve">. The Pr cells converge to non-magnetic smeared solutions with U on Ti-3d only, but the vacancy-free Pr cell develops a localised hole when U is also placed on O-2p, so the localisation picture for Pr-substituted anatase is method dependent and a closed-shell, trap-free description of it is not supported. The two-dopant comparison is consistent with charge-compensation control of oxygen-vacancy energetics in this host and provides a common-protocol benchmark for the two dopant families, but it does not separate oxidation state from ionic size and bonding, and it does not establish interfacial recombination behaviour. Completing the dual-U formation-energy cycles, tightening the relaxations and adding a matched-valence dopant series are the natural next steps.</w:t>
+        <w:t xml:space="preserve">. The Pr cells converge to non-magnetic smeared solutions with U on Ti-3d only, but the vacancy-free Pr cell develops an unpaired spin when U is also placed on O-2p, so the spin state of the hole in Pr-substituted anatase is method dependent and a closed-shell, trap-free description of that material is not supported. The two-dopant comparison is consistent with charge-compensation control of oxygen-vacancy energetics in this host and provides common-protocol values for one trivalent and one monovalent dopant, but it does not separate oxidation state from ionic size and bonding, and it does not establish interfacial recombination behaviour. Completing the dual-U formation-energy cycles, tightening the relaxations and adding a matched-valence dopant series are the natural next steps.</w:t>
       </w:r>
     </w:p>
     <w:p>
@@ -7916,7 +8895,23 @@
         <w:pStyle w:val="BodyText"/>
       </w:pPr>
       <w:r>
-        <w:t xml:space="preserve">During the preparation of this work the authors used Claude (Anthropic) to restructure and edit the text, to check the internal consistency of numbers, cross-references and citations, and to produce the plotting scripts for Figures 2 and 3 from the authors’ computed values. After using this tool the authors reviewed and edited the content as needed and take full responsibility for the content of the publication. All calculations, analyses, interpretations and conclusions are the authors’ own.</w:t>
+        <w:t xml:space="preserve">During the preparation of this work the authors used Claude (Anthropic) to restructure and edit the text, to check the internal consistency of numbers, cross-references and citations, and to produce the plotting scripts for Figures 2 and 3 and the graphical abstract from the authors’ computed values.</w:t>
+      </w:r>
+      <w:r>
+        <w:t xml:space="preserve"> </w:t>
+      </w:r>
+      <w:r>
+        <w:rPr>
+          <w:bCs/>
+          <w:b/>
+        </w:rPr>
+        <w:t xml:space="preserve">[AUTHOR ACTION: the same tool also wrote figures/patch_labels.py, which raster-patched text labels on the interim artwork of Figures 1, 4, S1 and S2. Elsevier does not permit generative-AI or AI-assisted tools to create or alter images, or to produce graphical-abstract artwork; before submission, regenerate Figures 1, 4, S1 and S2 and the graphical abstract with the authors’ own scripts from the raw data and amend this statement accordingly, or agree the use with the editorial office and disclose it here.]</w:t>
+      </w:r>
+      <w:r>
+        <w:t xml:space="preserve"> </w:t>
+      </w:r>
+      <w:r>
+        <w:t xml:space="preserve">After using this tool the authors reviewed and edited the content as needed and take full responsibility for the content of the publication. All calculations, analyses, interpretations and conclusions are the authors’ own.</w:t>
       </w:r>
     </w:p>
     <w:p>
@@ -7998,7 +8993,7 @@
         <w:pStyle w:val="BodyText"/>
       </w:pPr>
       <w:r>
-        <w:t xml:space="preserve">The Quantum ESPRESSO input files, converged output files, pseudopotential files, Bader output tables, PDOS data, the full-precision energy ledger (Table S9), the run manifest (Table S10) and the Python scripts that generate every figure are deposited at Zenodo under DOI</w:t>
+        <w:t xml:space="preserve">The Quantum ESPRESSO input files, converged output files, pseudopotential files, Bader output tables, projected-density-of-states data, the full-precision energy ledger (Table S9), the run manifest (Table S10) and the Python scripts that generate every figure are deposited at Zenodo under DOI</w:t>
       </w:r>
       <w:r>
         <w:t xml:space="preserve"> </w:t>
@@ -8031,7 +9026,7 @@
         <w:pStyle w:val="BodyText"/>
       </w:pPr>
       <w:r>
-        <w:t xml:space="preserve">The authors declare no competing financial or personal interests.</w:t>
+        <w:t xml:space="preserve">The authors declare that they have no known competing financial interests or personal relationships that could have appeared to influence the work reported in this paper.</w:t>
       </w:r>
     </w:p>
     <w:p>
@@ -8048,541 +9043,378 @@
     </w:p>
     <w:p>
       <w:pPr>
-        <w:numPr>
-          <w:ilvl w:val="0"/>
-          <w:numId w:val="1002"/>
-        </w:numPr>
-      </w:pPr>
-      <w:r>
-        <w:t xml:space="preserve">Pecunia, V.; Occhipinti, L. G.; Hoye, R. L. Z. Emerging Indoor Photovoltaic Technologies for Sustainable Internet of Things. Adv. Energy Mater. 2021, 11, 2100698. DOI: 10.1002/aenm.202100698.</w:t>
-      </w:r>
-    </w:p>
-    <w:p>
-      <w:pPr>
-        <w:numPr>
-          <w:ilvl w:val="0"/>
-          <w:numId w:val="1002"/>
-        </w:numPr>
-      </w:pPr>
-      <w:r>
-        <w:t xml:space="preserve">Duan, J.; Zhao, Y.; He, B.; Tang, Q. High-Purity Inorganic Perovskite Films for Solar Cells with 9.72% Efficiency. Angew. Chem. Int. Ed. 2018, 57, 3787–3791. DOI: 10.1002/anie.201800019.</w:t>
-      </w:r>
-    </w:p>
-    <w:p>
-      <w:pPr>
-        <w:numPr>
-          <w:ilvl w:val="0"/>
-          <w:numId w:val="1002"/>
-        </w:numPr>
-      </w:pPr>
-      <w:r>
-        <w:t xml:space="preserve">Kavan, L.; Vlčková Živcová, Z.; Zlámalová, M.; Zakeeruddin, S. M.; Grätzel, M. Electron-Selective Layers for Dye-Sensitized Solar Cells Based on TiO2 and SnO2. J. Phys. Chem. C 2020, 124, 6512–6521. DOI: 10.1021/acs.jpcc.9b11883.</w:t>
-      </w:r>
-    </w:p>
-    <w:p>
-      <w:pPr>
-        <w:numPr>
-          <w:ilvl w:val="0"/>
-          <w:numId w:val="1002"/>
-        </w:numPr>
-      </w:pPr>
-      <w:r>
-        <w:t xml:space="preserve">Nagar, M. R.; Shahnawaz; Yadav, R. A. K.; Lin, J.-T.; Jou, J.-H. Nanocomposite Electron-Transport Layer Incorporated Highly Efficient OLED. ACS Appl. Electron. Mater. 2020, 2, 1545–1554. DOI: 10.1021/acsaelm.0c00166.</w:t>
-      </w:r>
-    </w:p>
-    <w:p>
-      <w:pPr>
-        <w:numPr>
-          <w:ilvl w:val="0"/>
-          <w:numId w:val="1002"/>
-        </w:numPr>
-      </w:pPr>
-      <w:r>
-        <w:t xml:space="preserve">Xie, H.; Li, N.; Chen, X.; Jiang, J.; Zhao, X. Surface Oxygen Vacancies Promoted Photodegradation of Benzene on TiO2 Film. Appl. Surf. Sci. 2020, 511, 145597. DOI: 10.1016/j.apsusc.2020.145597.</w:t>
-      </w:r>
-    </w:p>
-    <w:p>
-      <w:pPr>
-        <w:numPr>
-          <w:ilvl w:val="0"/>
-          <w:numId w:val="1002"/>
-        </w:numPr>
-      </w:pPr>
-      <w:r>
-        <w:t xml:space="preserve">Kreft, S.; Wei, D.; Junge, H.; Beller, M. Recent Advances on TiO2-Based Photocatalytic CO2 Reduction. EnergyChem 2020, 2, 100044. DOI: 10.1016/j.enchem.2020.100044.</w:t>
-      </w:r>
-    </w:p>
-    <w:p>
-      <w:pPr>
-        <w:numPr>
-          <w:ilvl w:val="0"/>
-          <w:numId w:val="1002"/>
-        </w:numPr>
-      </w:pPr>
-      <w:r>
-        <w:t xml:space="preserve">Yin, W.; Wen, B.; Ge, Q.; Teobaldi, G.; Liu, L. Effect of Crystal Field on the Formation and Diffusion of Oxygen Vacancy at Anatase (101) Surface and Sub-Surface. Prog. Nat. Sci.: Mater. Int. 2020, 30, 128–134. DOI: 10.1016/j.pnsc.2020.01.001.</w:t>
-      </w:r>
-    </w:p>
-    <w:p>
-      <w:pPr>
-        <w:numPr>
-          <w:ilvl w:val="0"/>
-          <w:numId w:val="1002"/>
-        </w:numPr>
-      </w:pPr>
-      <w:r>
-        <w:t xml:space="preserve">Li, Z.; Zhang, X.; Zhang, L.; Xu, C.; Zhang, Y. Pathway Alteration of Water Splitting via Oxygen Vacancy Formation on Anatase Titanium Dioxide in Photothermal Catalysis. J. Phys. Chem. C 2020, 124, 26214–26221. DOI: 10.1021/acs.jpcc.0c07117.</w:t>
-      </w:r>
-    </w:p>
-    <w:p>
-      <w:pPr>
-        <w:numPr>
-          <w:ilvl w:val="0"/>
-          <w:numId w:val="1002"/>
-        </w:numPr>
-      </w:pPr>
-      <w:r>
-        <w:t xml:space="preserve">Knez, D.; Dražić, G.; Chaluvadi, S. K.; Rossi, G.; Ciancio, R. Unveiling Oxygen Vacancy Superstructures in Reduced Anatase Thin Films. Nano Lett. 2020, 20, 6444–6451. DOI: 10.1021/acs.nanolett.0c02125.</w:t>
-      </w:r>
-    </w:p>
-    <w:p>
-      <w:pPr>
-        <w:numPr>
-          <w:ilvl w:val="0"/>
-          <w:numId w:val="1002"/>
-        </w:numPr>
-      </w:pPr>
-      <w:r>
-        <w:t xml:space="preserve">Bigi, C.; Tang, Z.; Pierantozzi, G. M.; Panaccione, G.; Selloni, A. Distinct Behaviour of Localised and Delocalised Carriers in Anatase TiO2 (001) during Reaction with O2. Phys. Rev. Mater. 2020, 4, 025801. DOI: 10.1103/PhysRevMaterials.4.025801.</w:t>
-      </w:r>
-    </w:p>
-    <w:p>
-      <w:pPr>
-        <w:numPr>
-          <w:ilvl w:val="0"/>
-          <w:numId w:val="1002"/>
-        </w:numPr>
-      </w:pPr>
-      <w:r>
-        <w:t xml:space="preserve">Bai, X.; Jia, J.; Du, Y.; Liu, E.; Fan, J. Multi-Level Trapped Electrons System in Enhancing Photocatalytic Activity of TiO2 Nanosheets for Simultaneous Reduction of Cr(VI) and RhB Degradation. Appl. Surf. Sci. 2020, 504, 144298. DOI: 10.1016/j.apsusc.2019.144298.</w:t>
-      </w:r>
-    </w:p>
-    <w:p>
-      <w:pPr>
-        <w:numPr>
-          <w:ilvl w:val="0"/>
-          <w:numId w:val="1002"/>
-        </w:numPr>
-      </w:pPr>
-      <w:r>
-        <w:t xml:space="preserve">Yang, Y.; Zhang, Z.; Fang, W.-H.; Fernández-Alberti, S.; Long, R. Unraveling the Quantum Dynamics Origin of High Photocatalytic Activity in Nitrogen-Doped Anatase TiO2: Time-Domain Ab Initio Analysis. J. Mater. Chem. A 2020, 8, 25235–25244. DOI: 10.1039/d0ta08712b.</w:t>
-      </w:r>
-    </w:p>
-    <w:p>
-      <w:pPr>
-        <w:numPr>
-          <w:ilvl w:val="0"/>
-          <w:numId w:val="1002"/>
-        </w:numPr>
-      </w:pPr>
-      <w:r>
-        <w:t xml:space="preserve">Yin, W.-J.; Wen, B.; Zhou, C.; Selloni, A.; Liu, L.-M. Excess Electrons in Reduced Rutile and Anatase TiO2. Surf. Sci. Rep. 2018, 73, 58–82. DOI: 10.1016/j.surfrep.2018.02.003.</w:t>
-      </w:r>
-    </w:p>
-    <w:p>
-      <w:pPr>
-        <w:numPr>
-          <w:ilvl w:val="0"/>
-          <w:numId w:val="1002"/>
-        </w:numPr>
-      </w:pPr>
-      <w:r>
-        <w:t xml:space="preserve">Raghav, A.; Hanindriyo, A. T.; Utimula, K.; Abbasnejad, M.; Maezono, R.; Panda, E. Intrinsic Electronic Defect States of Anatase Using Density Functional Theory. Comput. Mater. Sci. 2020, 184, 109925. DOI: 10.1016/j.commatsci.2020.109925.</w:t>
-      </w:r>
-    </w:p>
-    <w:p>
-      <w:pPr>
-        <w:numPr>
-          <w:ilvl w:val="0"/>
-          <w:numId w:val="1002"/>
-        </w:numPr>
-      </w:pPr>
-      <w:r>
-        <w:t xml:space="preserve">Arrigoni, M.; Madsen, G. K. H. A Comparative First-Principles Investigation on the Defect Chemistry of TiO2 Anatase. J. Chem. Phys. 2020, 152, 044110. DOI: 10.1063/1.5138902.</w:t>
-      </w:r>
-    </w:p>
-    <w:p>
-      <w:pPr>
-        <w:numPr>
-          <w:ilvl w:val="0"/>
-          <w:numId w:val="1002"/>
-        </w:numPr>
-      </w:pPr>
-      <w:r>
-        <w:t xml:space="preserve">Tian, X.; Zeng, Z.; He, Y.; Lei, L.; Yu, C.; Zhang, X. Rb Doping and Lattice Strain Synergistically Engineering Oxygen Vacancies in TiO2 for Stable High-Contrast Photoreversible Colour Switching. Adv. Funct. Mater. 2025, 35, 2423514. DOI: 10.1002/adfm.202423514.</w:t>
-      </w:r>
-    </w:p>
-    <w:p>
-      <w:pPr>
-        <w:numPr>
-          <w:ilvl w:val="0"/>
-          <w:numId w:val="1002"/>
-        </w:numPr>
-      </w:pPr>
-      <w:r>
-        <w:t xml:space="preserve">Carey, J. J.; Nolan, M. Enhancing the Oxygen Vacancy Formation and Migration in Bulk Chromium(III) Oxide by Alkali Metal Doping: A Change from Isotropic to Anisotropic Oxygen Diffusion. J. Mater. Chem. A 2017, 5, 15613–15630. DOI: 10.1039/c7ta00315c.</w:t>
-      </w:r>
-    </w:p>
-    <w:p>
-      <w:pPr>
-        <w:numPr>
-          <w:ilvl w:val="0"/>
-          <w:numId w:val="1002"/>
-        </w:numPr>
-      </w:pPr>
-      <w:r>
-        <w:t xml:space="preserve">Iwaszuk, A.; Nolan, M. Charge Compensation in Trivalent Cation Doped Bulk Rutile TiO2. J. Phys.: Condens. Matter 2011, 23, 334207. DOI: 10.1088/0953-8984/23/33/334207.</w:t>
-      </w:r>
-    </w:p>
-    <w:p>
-      <w:pPr>
-        <w:numPr>
-          <w:ilvl w:val="0"/>
-          <w:numId w:val="1002"/>
-        </w:numPr>
-      </w:pPr>
-      <w:r>
-        <w:t xml:space="preserve">Han, X.; Amrane, N.; Zhang, Z.; Benkraouda, M. Interplay between Gd and Oxygen Vacancy on the Electronic Properties and Defect Chemistry of Gd-Doped CeO2: A DFT+U Study. Chem. Phys. 2020, 534, 110741. DOI: 10.1016/j.chemphys.2020.110741.</w:t>
-      </w:r>
-    </w:p>
-    <w:p>
-      <w:pPr>
-        <w:numPr>
-          <w:ilvl w:val="0"/>
-          <w:numId w:val="1002"/>
-        </w:numPr>
-      </w:pPr>
-      <w:r>
-        <w:t xml:space="preserve">Polliotto, V.; Albanese, E.; Livraghi, S.; Pacchioni, G.; Giamello, E. Structural, Electronic and Photochemical Properties of Cerium-Doped Zirconium Titanate. Catal. Today 2020, 340, 49–58. DOI: 10.1016/j.cattod.2018.09.026.</w:t>
-      </w:r>
-    </w:p>
-    <w:p>
-      <w:pPr>
-        <w:numPr>
-          <w:ilvl w:val="0"/>
-          <w:numId w:val="1002"/>
-        </w:numPr>
-      </w:pPr>
-      <w:r>
-        <w:t xml:space="preserve">Mazierski, P.; Mikołajczyk, A.; Grzyb, T.; Zaleska-Medynska, A.; Nadolna, J. On the Excitation Mechanism of Visible Responsible Er-TiO2 System Proved by Experimental and Theoretical Investigations for Boosting Photocatalytic Activity. Appl. Surf. Sci. 2020, 527, 146815. DOI: 10.1016/j.apsusc.2020.146815.</w:t>
-      </w:r>
-    </w:p>
-    <w:p>
-      <w:pPr>
-        <w:numPr>
-          <w:ilvl w:val="0"/>
-          <w:numId w:val="1002"/>
-        </w:numPr>
-      </w:pPr>
-      <w:r>
-        <w:t xml:space="preserve">Ahmad, A.; Yerlikaya, G.; Ur Rehman, M. Z.; Paksoy, H.; Kardaş, G. Enhanced Photoelectrochemical Water Splitting Using Gadolinium Doped Titanium Dioxide Nanorod Array Photoanodes. Int. J. Hydrogen Energy 2020, 45, 2515–2526. DOI: 10.1016/j.ijhydene.2019.11.117.</w:t>
-      </w:r>
-    </w:p>
-    <w:p>
-      <w:pPr>
-        <w:numPr>
-          <w:ilvl w:val="0"/>
-          <w:numId w:val="1002"/>
-        </w:numPr>
-      </w:pPr>
-      <w:r>
-        <w:t xml:space="preserve">Chen, W.; Yuan, P.; Zhang, S.; Sun, Q.; Liang, E.; Jia, Y. Electronic Properties of Anatase TiO2 Doped by Lanthanides: A DFT+U Study. Physica B 2012, 407, 1038–1043. DOI: 10.1016/j.physb.2011.12.126.</w:t>
-      </w:r>
-    </w:p>
-    <w:p>
-      <w:pPr>
-        <w:numPr>
-          <w:ilvl w:val="0"/>
-          <w:numId w:val="1002"/>
-        </w:numPr>
-      </w:pPr>
-      <w:r>
-        <w:t xml:space="preserve">Chen, H.; Yao, L.; Yang, S.; Wang, Y.; Liang, X.; Huang, Y. First-Principles Study on Electronic and Optical Properties in Pr-Doped Anatase TiO2. Adv. Mater. Res. 2014, 924, 260–268. DOI: 10.4028/www.scientific.net/AMR.924.260.</w:t>
-      </w:r>
-    </w:p>
-    <w:p>
-      <w:pPr>
-        <w:numPr>
-          <w:ilvl w:val="0"/>
-          <w:numId w:val="1002"/>
-        </w:numPr>
-      </w:pPr>
-      <w:r>
-        <w:t xml:space="preserve">Albuquerque, A. R.; Bruix, A.; dos Santos, I. M. G.; Sambrano, J. R.; Illas, F. DFT Study on Ce-Doped Anatase TiO2: Nature of Ce3+ and Ti3+ Centers Triggered by Oxygen Vacancy Formation. J. Phys. Chem. C 2014, 118, 9677–9689. DOI: 10.1021/jp501757f.</w:t>
-      </w:r>
-    </w:p>
-    <w:p>
-      <w:pPr>
-        <w:numPr>
-          <w:ilvl w:val="0"/>
-          <w:numId w:val="1002"/>
-        </w:numPr>
-      </w:pPr>
-      <w:r>
-        <w:t xml:space="preserve">Bahmanrokh, G.; Cazorla, C.; Mofarah, S. S.; Koshy, P.; Sorrell, C. C. Band Gap Engineering of Ce-Doped Anatase TiO2 through Solid Solubility Mechanisms and New Defect Equilibria Formalism. Nanoscale 2020, 12, 4916–4934. DOI: 10.1039/c9nr08604h.</w:t>
-      </w:r>
-    </w:p>
-    <w:p>
-      <w:pPr>
-        <w:numPr>
-          <w:ilvl w:val="0"/>
-          <w:numId w:val="1002"/>
-        </w:numPr>
-      </w:pPr>
-      <w:r>
-        <w:t xml:space="preserve">Vural, K. B.; Kaderoğlu, Ç.; Ellialtıoğlu, Ş. Density Functional Theory Investigation of Pr Adsorption on the Anatase TiO2(101) Surface for Photovoltaic Applications. Appl. Surf. Sci. 2023, 612, 156042. DOI: 10.1016/j.apsusc.2022.156042.</w:t>
-      </w:r>
-    </w:p>
-    <w:p>
-      <w:pPr>
-        <w:numPr>
-          <w:ilvl w:val="0"/>
-          <w:numId w:val="1002"/>
-        </w:numPr>
-      </w:pPr>
-      <w:r>
-        <w:t xml:space="preserve">Shannon, R. D. Revised Effective Ionic Radii and Systematic Studies of Interatomic Distances in Halides and Chalcogenides. Acta Crystallogr. A 1976, 32, 751–767. DOI: 10.1107/S0567739476001551.</w:t>
-      </w:r>
-    </w:p>
-    <w:p>
-      <w:pPr>
-        <w:numPr>
-          <w:ilvl w:val="0"/>
-          <w:numId w:val="1002"/>
-        </w:numPr>
-      </w:pPr>
-      <w:r>
-        <w:t xml:space="preserve">Li, Z.-X.; He, G.-Q.; Kong, B.; Zeng, T.-X.; Zhang, J. Hybrid Density Functional Studies for the Effect of Oxygen Vacancy on the Visible Light Photocatalytic Activity in M (M = Li, Na, K, Rb, Cs)-Doped α-Bi2O3. J. Phys. Chem. Solids 2020, 144, 109581. DOI: 10.1016/j.jpcs.2020.109581.</w:t>
-      </w:r>
-    </w:p>
-    <w:p>
-      <w:pPr>
-        <w:numPr>
-          <w:ilvl w:val="0"/>
-          <w:numId w:val="1002"/>
-        </w:numPr>
-      </w:pPr>
-      <w:r>
-        <w:t xml:space="preserve">Kröger, F. A.; Vink, H. J. Relations between the Concentrations of Imperfections in Crystalline Solids. Solid State Phys. 1956, 3, 307–435. DOI: 10.1016/S0081-1947(08)60135-6.</w:t>
-      </w:r>
-    </w:p>
-    <w:p>
-      <w:pPr>
-        <w:numPr>
-          <w:ilvl w:val="0"/>
-          <w:numId w:val="1002"/>
-        </w:numPr>
-      </w:pPr>
-      <w:r>
-        <w:t xml:space="preserve">Giannozzi, P.; Andreussi, O.; Brumme, T.; Bunau, O.; et al. Advanced Capabilities for Materials Modelling with Quantum ESPRESSO. J. Phys.: Condens. Matter 2017, 29, 465901. DOI: 10.1088/1361-648X/aa8f79.</w:t>
-      </w:r>
-    </w:p>
-    <w:p>
-      <w:pPr>
-        <w:numPr>
-          <w:ilvl w:val="0"/>
-          <w:numId w:val="1002"/>
-        </w:numPr>
-      </w:pPr>
-      <w:r>
-        <w:t xml:space="preserve">Giannozzi, P.; Baseggio, O.; Bonfà, P.; Brunato, D.; et al. Quantum ESPRESSO toward the Exascale. J. Chem. Phys. 2020, 152, 154105. DOI: 10.1063/5.0005082.</w:t>
-      </w:r>
-    </w:p>
-    <w:p>
-      <w:pPr>
-        <w:numPr>
-          <w:ilvl w:val="0"/>
-          <w:numId w:val="1002"/>
-        </w:numPr>
-      </w:pPr>
-      <w:r>
-        <w:t xml:space="preserve">Perdew, J. P.; Burke, K.; Ernzerhof, M. Generalized Gradient Approximation Made Simple. Phys. Rev. Lett. 1996, 77, 3865–3868. DOI: 10.1103/PhysRevLett.77.3865.</w:t>
-      </w:r>
-    </w:p>
-    <w:p>
-      <w:pPr>
-        <w:numPr>
-          <w:ilvl w:val="0"/>
-          <w:numId w:val="1002"/>
-        </w:numPr>
-      </w:pPr>
-      <w:r>
-        <w:t xml:space="preserve">Dal Corso, A. Pseudopotentials Periodic Table: From H to Pu. Comput. Mater. Sci. 2014, 95, 337–350. DOI: 10.1016/j.commatsci.2014.07.043. PSlibrary 1.0.0 PAW set, https://www.quantum-espresso.org/pseudopotentials/ and https://github.com/dalcorso/pslibrary (accessed 2026-10-02).</w:t>
-      </w:r>
-    </w:p>
-    <w:p>
-      <w:pPr>
-        <w:numPr>
-          <w:ilvl w:val="0"/>
-          <w:numId w:val="1002"/>
-        </w:numPr>
-      </w:pPr>
-      <w:r>
-        <w:t xml:space="preserve">Dudarev, S. L.; Botton, G. A.; Savrasov, S. Y.; Humphreys, C. J.; Sutton, A. P. Electron-Energy-Loss Spectra and the Structural Stability of Nickel Oxide: An LSDA+U Study. Phys. Rev. B 1998, 57, 1505–1509. DOI: 10.1103/PhysRevB.57.1505.</w:t>
-      </w:r>
-    </w:p>
-    <w:p>
-      <w:pPr>
-        <w:numPr>
-          <w:ilvl w:val="0"/>
-          <w:numId w:val="1002"/>
-        </w:numPr>
-      </w:pPr>
-      <w:r>
-        <w:t xml:space="preserve">Deák, P.; Kullgren, J.; Frauenheim, T. Polarons and Oxygen Vacancies at the Surface of Anatase TiO2. Phys. Status Solidi RRL 2014, 8, 583–586. DOI: 10.1002/pssr.201409139.</w:t>
-      </w:r>
-    </w:p>
-    <w:p>
-      <w:pPr>
-        <w:numPr>
-          <w:ilvl w:val="0"/>
-          <w:numId w:val="1002"/>
-        </w:numPr>
-      </w:pPr>
-      <w:r>
-        <w:t xml:space="preserve">Morgan, B. J.; Watson, G. W. A DFT+U Description of Oxygen Vacancies at the TiO2 Rutile (110) Surface. Surf. Sci. 2007, 601, 5034–5041. DOI: 10.1016/j.susc.2007.08.025.</w:t>
-      </w:r>
-    </w:p>
-    <w:p>
-      <w:pPr>
-        <w:numPr>
-          <w:ilvl w:val="0"/>
-          <w:numId w:val="1002"/>
-        </w:numPr>
-      </w:pPr>
-      <w:r>
-        <w:t xml:space="preserve">Anisimov, V. I.; Zaanen, J.; Andersen, O. K. Band Theory and Mott Insulators: Hubbard U Instead of Stoner I. Phys. Rev. B 1991, 44, 943–954. DOI: 10.1103/PhysRevB.44.943.</w:t>
-      </w:r>
-    </w:p>
-    <w:p>
-      <w:pPr>
-        <w:numPr>
-          <w:ilvl w:val="0"/>
-          <w:numId w:val="1002"/>
-        </w:numPr>
-      </w:pPr>
-      <w:r>
-        <w:t xml:space="preserve">Cococcioni, M.; de Gironcoli, S. Linear Response Approach to the Calculation of the Effective Interaction Parameters in the LDA+U Method. Phys. Rev. B 2005, 71, 035105. DOI: 10.1103/PhysRevB.71.035105.</w:t>
-      </w:r>
-    </w:p>
-    <w:p>
-      <w:pPr>
-        <w:numPr>
-          <w:ilvl w:val="0"/>
-          <w:numId w:val="1002"/>
-        </w:numPr>
-      </w:pPr>
-      <w:r>
-        <w:t xml:space="preserve">Freysoldt, C.; Grabowski, B.; Hickel, T.; Neugebauer, J.; Kresse, G.; Janotti, A.; Van de Walle, C. G. First-Principles Calculations for Point Defects in Solids. Rev. Mod. Phys. 2014, 86, 253–305. DOI: 10.1103/RevModPhys.86.253.</w:t>
-      </w:r>
-    </w:p>
-    <w:p>
-      <w:pPr>
-        <w:numPr>
-          <w:ilvl w:val="0"/>
-          <w:numId w:val="1002"/>
-        </w:numPr>
-      </w:pPr>
-      <w:r>
-        <w:t xml:space="preserve">Heyd, J.; Scuseria, G. E.; Ernzerhof, M. Hybrid Functionals Based on a Screened Coulomb Potential. J. Chem. Phys. 2003, 118, 8207–8215. DOI: 10.1063/1.1564060.</w:t>
-      </w:r>
-    </w:p>
-    <w:p>
-      <w:pPr>
-        <w:numPr>
-          <w:ilvl w:val="0"/>
-          <w:numId w:val="1002"/>
-        </w:numPr>
-      </w:pPr>
-      <w:r>
-        <w:t xml:space="preserve">Krukau, A. V.; Vydrov, O. A.; Izmaylov, A. F.; Scuseria, G. E. Influence of the Exchange Screening Parameter on the Performance of Screened Hybrid Functionals. J. Chem. Phys. 2006, 125, 224106. DOI: 10.1063/1.2404663.</w:t>
-      </w:r>
-    </w:p>
-    <w:p>
-      <w:pPr>
-        <w:numPr>
-          <w:ilvl w:val="0"/>
-          <w:numId w:val="1002"/>
-        </w:numPr>
-      </w:pPr>
-      <w:r>
-        <w:t xml:space="preserve">Grimme, S.; Antony, J.; Ehrlich, S.; Krieg, H. A Consistent and Accurate Ab Initio Parametrization of Density Functional Dispersion Correction (DFT-D) for the 94 Elements H–Pu. J. Chem. Phys. 2010, 132, 154104. DOI: 10.1063/1.3382344.</w:t>
-      </w:r>
-    </w:p>
-    <w:p>
-      <w:pPr>
-        <w:numPr>
-          <w:ilvl w:val="0"/>
-          <w:numId w:val="1002"/>
-        </w:numPr>
-      </w:pPr>
-      <w:r>
-        <w:t xml:space="preserve">Grimme, S.; Ehrlich, S.; Goerigk, L. Effect of the Damping Function in Dispersion Corrected Density Functional Theory. J. Comput. Chem. 2011, 32, 1456–1465. DOI: 10.1002/jcc.21759.</w:t>
-      </w:r>
-    </w:p>
-    <w:p>
-      <w:pPr>
-        <w:numPr>
-          <w:ilvl w:val="0"/>
-          <w:numId w:val="1002"/>
-        </w:numPr>
-      </w:pPr>
-      <w:r>
-        <w:t xml:space="preserve">Torres, A. E.; Rodriguez-Pineda, J.; Zanella, R. Relevance of Dispersion and the Electronic Spin in the DFT+U Approach for the Description of Pristine and Defective TiO2 Anatase. ACS Omega 2021, 6, 23170–23180. DOI: 10.1021/acsomega.1c02818.</w:t>
-      </w:r>
-    </w:p>
-    <w:p>
-      <w:pPr>
-        <w:numPr>
-          <w:ilvl w:val="0"/>
-          <w:numId w:val="1002"/>
-        </w:numPr>
-      </w:pPr>
-      <w:r>
-        <w:t xml:space="preserve">Henkelman, G.; Arnaldsson, A.; Jónsson, H. A Fast and Robust Algorithm for Bader Decomposition of Charge Density. Comput. Mater. Sci. 2006, 36, 354–360. DOI: 10.1016/j.commatsci.2005.04.010.</w:t>
-      </w:r>
-    </w:p>
-    <w:p>
-      <w:pPr>
-        <w:numPr>
-          <w:ilvl w:val="0"/>
-          <w:numId w:val="1002"/>
-        </w:numPr>
-      </w:pPr>
-      <w:r>
-        <w:t xml:space="preserve">Tang, W.; Sanville, E.; Henkelman, G. A Grid-Based Bader Analysis Algorithm without Lattice Bias. J. Phys.: Condens. Matter 2009, 21, 084204. DOI: 10.1088/0953-8984/21/8/084204.</w:t>
-      </w:r>
-    </w:p>
-    <w:p>
-      <w:pPr>
-        <w:numPr>
-          <w:ilvl w:val="0"/>
-          <w:numId w:val="1002"/>
-        </w:numPr>
-      </w:pPr>
-      <w:r>
-        <w:t xml:space="preserve">Boonchun, A.; Reunchan, P.; Umezawa, N. Energetics of Native Defects in Anatase TiO2: A Hybrid Density Functional Study. Phys. Chem. Chem. Phys. 2016, 18, 30040–30046. DOI: 10.1039/C6CP05798E.</w:t>
-      </w:r>
-    </w:p>
-    <w:p>
-      <w:pPr>
-        <w:numPr>
-          <w:ilvl w:val="0"/>
-          <w:numId w:val="1002"/>
-        </w:numPr>
-      </w:pPr>
-      <w:r>
-        <w:t xml:space="preserve">Wang, Y.; Deng, S.; Liu, B.; Jin, Y. Mechanistic Understanding on the Role of Cu Species over the CuOx/TiO2 Catalyst for CO2 Photoreduction. ACS Omega 2020, 5, 18050–18063. DOI: 10.1021/acsomega.0c01514.</w:t>
+        <w:pStyle w:val="BodyText"/>
+      </w:pPr>
+      <w:r>
+        <w:t xml:space="preserve">[1] Pecunia, V.; Occhipinti, L. G.; Hoye, R. L. Z. Emerging Indoor Photovoltaic Technologies for Sustainable Internet of Things. Adv. Energy Mater. 2021, 11, 2100698. DOI: 10.1002/aenm.202100698.</w:t>
+      </w:r>
+    </w:p>
+    <w:p>
+      <w:pPr>
+        <w:pStyle w:val="BodyText"/>
+      </w:pPr>
+      <w:r>
+        <w:t xml:space="preserve">[2] Duan, J.; Zhao, Y.; He, B.; Tang, Q. High-Purity Inorganic Perovskite Films for Solar Cells with 9.72% Efficiency. Angew. Chem. Int. Ed. 2018, 57, 3787–3791. DOI: 10.1002/anie.201800019.</w:t>
+      </w:r>
+    </w:p>
+    <w:p>
+      <w:pPr>
+        <w:pStyle w:val="BodyText"/>
+      </w:pPr>
+      <w:r>
+        <w:t xml:space="preserve">[3] Kavan, L.; Vlčková Živcová, Z.; Zlámalová, M.; Zakeeruddin, S. M.; Grätzel, M. Electron-Selective Layers for Dye-Sensitized Solar Cells Based on TiO2 and SnO2. J. Phys. Chem. C 2020, 124, 6512–6521. DOI: 10.1021/acs.jpcc.9b11883.</w:t>
+      </w:r>
+    </w:p>
+    <w:p>
+      <w:pPr>
+        <w:pStyle w:val="BodyText"/>
+      </w:pPr>
+      <w:r>
+        <w:t xml:space="preserve">[4] Nagar, M. R.; Shahnawaz; Yadav, R. A. K.; Lin, J.-T.; Jou, J.-H. Nanocomposite Electron-Transport Layer Incorporated Highly Efficient OLED. ACS Appl. Electron. Mater. 2020, 2, 1545–1554. DOI: 10.1021/acsaelm.0c00166.</w:t>
+      </w:r>
+    </w:p>
+    <w:p>
+      <w:pPr>
+        <w:pStyle w:val="BodyText"/>
+      </w:pPr>
+      <w:r>
+        <w:t xml:space="preserve">[5] Xie, H.; Li, N.; Chen, X.; Jiang, J.; Zhao, X. Surface Oxygen Vacancies Promoted Photodegradation of Benzene on TiO2 Film. Appl. Surf. Sci. 2020, 511, 145597. DOI: 10.1016/j.apsusc.2020.145597.</w:t>
+      </w:r>
+    </w:p>
+    <w:p>
+      <w:pPr>
+        <w:pStyle w:val="BodyText"/>
+      </w:pPr>
+      <w:r>
+        <w:t xml:space="preserve">[6] Kreft, S.; Wei, D.; Junge, H.; Beller, M. Recent Advances on TiO2-Based Photocatalytic CO2 Reduction. EnergyChem 2020, 2, 100044. DOI: 10.1016/j.enchem.2020.100044.</w:t>
+      </w:r>
+    </w:p>
+    <w:p>
+      <w:pPr>
+        <w:pStyle w:val="BodyText"/>
+      </w:pPr>
+      <w:r>
+        <w:t xml:space="preserve">[7] Yin, W.-J.; Wen, B.; Ge, Q.; Wei, X.; Teobaldi, G.; Liu, L.-M. Effect of Crystal Field on the Formation and Diffusion of Oxygen Vacancy at Anatase (101) Surface and Sub-Surface. Prog. Nat. Sci.: Mater. Int. 2020, 30, 128–133. DOI: 10.1016/j.pnsc.2020.01.001.</w:t>
+      </w:r>
+    </w:p>
+    <w:p>
+      <w:pPr>
+        <w:pStyle w:val="BodyText"/>
+      </w:pPr>
+      <w:r>
+        <w:t xml:space="preserve">[8] Li, Z.; Zhang, X.; Zhang, L.; Xu, C.; Zhang, Y. Pathway Alteration of Water Splitting via Oxygen Vacancy Formation on Anatase Titanium Dioxide in Photothermal Catalysis. J. Phys. Chem. C 2020, 124, 26214–26221. DOI: 10.1021/acs.jpcc.0c07117.</w:t>
+      </w:r>
+    </w:p>
+    <w:p>
+      <w:pPr>
+        <w:pStyle w:val="BodyText"/>
+      </w:pPr>
+      <w:r>
+        <w:t xml:space="preserve">[9] Knez, D.; Dražić, G.; Chaluvadi, S. K.; Rossi, G.; Ciancio, R. Unveiling Oxygen Vacancy Superstructures in Reduced Anatase Thin Films. Nano Lett. 2020, 20, 6444–6451. DOI: 10.1021/acs.nanolett.0c02125.</w:t>
+      </w:r>
+    </w:p>
+    <w:p>
+      <w:pPr>
+        <w:pStyle w:val="BodyText"/>
+      </w:pPr>
+      <w:r>
+        <w:t xml:space="preserve">[10] Bigi, C.; Tang, Z.; Pierantozzi, G. M.; Panaccione, G.; Selloni, A. Distinct Behavior of Localized and Delocalized Carriers in Anatase TiO2 (001) during Reaction with O2. Phys. Rev. Mater. 2020, 4, 025801. DOI: 10.1103/PhysRevMaterials.4.025801.</w:t>
+      </w:r>
+    </w:p>
+    <w:p>
+      <w:pPr>
+        <w:pStyle w:val="BodyText"/>
+      </w:pPr>
+      <w:r>
+        <w:t xml:space="preserve">[11] Bai, X.; Jia, J.; Du, Y.; Liu, E.; Fan, J. Multi-Level Trapped Electrons System in Enhancing Photocatalytic Activity of TiO2 Nanosheets for Simultaneous Reduction of Cr(VI) and RhB Degradation. Appl. Surf. Sci. 2020, 504, 144298. DOI: 10.1016/j.apsusc.2019.144298.</w:t>
+      </w:r>
+    </w:p>
+    <w:p>
+      <w:pPr>
+        <w:pStyle w:val="BodyText"/>
+      </w:pPr>
+      <w:r>
+        <w:t xml:space="preserve">[12] Yin, W.-J.; Wen, B.; Zhou, C.; Selloni, A.; Liu, L.-M. Excess Electrons in Reduced Rutile and Anatase TiO2. Surf. Sci. Rep. 2018, 73, 58–82. DOI: 10.1016/j.surfrep.2018.02.003.</w:t>
+      </w:r>
+    </w:p>
+    <w:p>
+      <w:pPr>
+        <w:pStyle w:val="BodyText"/>
+      </w:pPr>
+      <w:r>
+        <w:t xml:space="preserve">[13] Raghav, A.; Hanindriyo, A. T.; Utimula, K.; Abbasnejad, M.; Maezono, R.; Panda, E. Intrinsic Electronic Defect States of Anatase Using Density Functional Theory. Comput. Mater. Sci. 2020, 184, 109925. DOI: 10.1016/j.commatsci.2020.109925.</w:t>
+      </w:r>
+    </w:p>
+    <w:p>
+      <w:pPr>
+        <w:pStyle w:val="BodyText"/>
+      </w:pPr>
+      <w:r>
+        <w:t xml:space="preserve">[14] Arrigoni, M.; Madsen, G. K. H. A Comparative First-Principles Investigation on the Defect Chemistry of TiO2 Anatase. J. Chem. Phys. 2020, 152, 044110. DOI: 10.1063/1.5138902.</w:t>
+      </w:r>
+    </w:p>
+    <w:p>
+      <w:pPr>
+        <w:pStyle w:val="BodyText"/>
+      </w:pPr>
+      <w:r>
+        <w:t xml:space="preserve">[15] Tian, X.; Zeng, Z.; He, Y.; Lei, L.; Yu, C.; Zhang, X. Rb Doping and Lattice Strain Synergistically Engineering Oxygen Vacancies in TiO2 for Stable High-Contrast Photoreversible Color Switching. Adv. Funct. Mater. 2025, 35, 2423514. DOI: 10.1002/adfm.202423514.</w:t>
+      </w:r>
+    </w:p>
+    <w:p>
+      <w:pPr>
+        <w:pStyle w:val="BodyText"/>
+      </w:pPr>
+      <w:r>
+        <w:t xml:space="preserve">[16] Carey, J. J.; Nolan, M. Enhancing the Oxygen Vacancy Formation and Migration in Bulk Chromium(III) Oxide by Alkali Metal Doping: A Change from Isotropic to Anisotropic Oxygen Diffusion. J. Mater. Chem. A 2017, 5, 15613–15630. DOI: 10.1039/c7ta00315c.</w:t>
+      </w:r>
+    </w:p>
+    <w:p>
+      <w:pPr>
+        <w:pStyle w:val="BodyText"/>
+      </w:pPr>
+      <w:r>
+        <w:t xml:space="preserve">[17] Iwaszuk, A.; Nolan, M. Charge Compensation in Trivalent Cation Doped Bulk Rutile TiO2. J. Phys.: Condens. Matter 2011, 23, 334207. DOI: 10.1088/0953-8984/23/33/334207.</w:t>
+      </w:r>
+    </w:p>
+    <w:p>
+      <w:pPr>
+        <w:pStyle w:val="BodyText"/>
+      </w:pPr>
+      <w:r>
+        <w:t xml:space="preserve">[18] Han, X.; Amrane, N.; Zhang, Z.; Benkraouda, M. Interplay between Gd and Oxygen Vacancy on the Electronic Properties and Defect Chemistry of Gd-Doped CeO2: A DFT+U Study. Chem. Phys. 2020, 534, 110741. DOI: 10.1016/j.chemphys.2020.110741.</w:t>
+      </w:r>
+    </w:p>
+    <w:p>
+      <w:pPr>
+        <w:pStyle w:val="BodyText"/>
+      </w:pPr>
+      <w:r>
+        <w:t xml:space="preserve">[19] Polliotto, V.; Albanese, E.; Livraghi, S.; Pacchioni, G.; Giamello, E. Structural, Electronic and Photochemical Properties of Cerium-Doped Zirconium Titanate. Catal. Today 2020, 340, 49–58. DOI: 10.1016/j.cattod.2018.09.026.</w:t>
+      </w:r>
+    </w:p>
+    <w:p>
+      <w:pPr>
+        <w:pStyle w:val="BodyText"/>
+      </w:pPr>
+      <w:r>
+        <w:t xml:space="preserve">[20] Mazierski, P.; Mikołajczyk, A.; Grzyb, T.; Zaleska-Medynska, A.; Nadolna, J. On the Excitation Mechanism of Visible Responsible Er-TiO2 System Proved by Experimental and Theoretical Investigations for Boosting Photocatalytic Activity. Appl. Surf. Sci. 2020, 527, 146815. DOI: 10.1016/j.apsusc.2020.146815.</w:t>
+      </w:r>
+    </w:p>
+    <w:p>
+      <w:pPr>
+        <w:pStyle w:val="BodyText"/>
+      </w:pPr>
+      <w:r>
+        <w:t xml:space="preserve">[21] Ahmad, A.; Yerlikaya, G.; Ur Rehman, M. Z.; Paksoy, H.; Kardaş, G. Enhanced Photoelectrochemical Water Splitting Using Gadolinium Doped Titanium Dioxide Nanorod Array Photoanodes. Int. J. Hydrogen Energy 2020, 45, 2515–2526. DOI: 10.1016/j.ijhydene.2019.11.117.</w:t>
+      </w:r>
+    </w:p>
+    <w:p>
+      <w:pPr>
+        <w:pStyle w:val="BodyText"/>
+      </w:pPr>
+      <w:r>
+        <w:t xml:space="preserve">[22] Chen, W.; Yuan, P.; Zhang, S.; Sun, Q.; Liang, E.; Jia, Y. Electronic Properties of Anatase TiO2 Doped by Lanthanides: A DFT+U Study. Physica B 2012, 407, 1038–1043. DOI: 10.1016/j.physb.2011.12.126.</w:t>
+      </w:r>
+    </w:p>
+    <w:p>
+      <w:pPr>
+        <w:pStyle w:val="BodyText"/>
+      </w:pPr>
+      <w:r>
+        <w:t xml:space="preserve">[23] Chen, H.; Yao, L.; Yang, S.; Wang, Y.; Liang, X.; Huang, Y. First-Principles Study on Electronic and Optical Properties in Pr-Doped Anatase TiO2. Adv. Mater. Res. 2014, 924, 260–268. DOI: 10.4028/www.scientific.net/AMR.924.260.</w:t>
+      </w:r>
+    </w:p>
+    <w:p>
+      <w:pPr>
+        <w:pStyle w:val="BodyText"/>
+      </w:pPr>
+      <w:r>
+        <w:t xml:space="preserve">[24] Albuquerque, A. R.; Bruix, A.; dos Santos, I. M. G.; Sambrano, J. R.; Illas, F. DFT Study on Ce-Doped Anatase TiO2: Nature of Ce3+ and Ti3+ Centers Triggered by Oxygen Vacancy Formation. J. Phys. Chem. C 2014, 118, 9677–9689. DOI: 10.1021/jp501757f.</w:t>
+      </w:r>
+    </w:p>
+    <w:p>
+      <w:pPr>
+        <w:pStyle w:val="BodyText"/>
+      </w:pPr>
+      <w:r>
+        <w:t xml:space="preserve">[25] Bahmanrokh, G.; Cazorla, C.; Mofarah, S. S.; Koshy, P.; Sorrell, C. C. Band Gap Engineering of Ce-Doped Anatase TiO2 through Solid Solubility Mechanisms and New Defect Equilibria Formalism. Nanoscale 2020, 12, 4916–4934. DOI: 10.1039/c9nr08604h.</w:t>
+      </w:r>
+    </w:p>
+    <w:p>
+      <w:pPr>
+        <w:pStyle w:val="BodyText"/>
+      </w:pPr>
+      <w:r>
+        <w:t xml:space="preserve">[26] Vural, K. B.; Kaderoğlu, Ç.; Ellialtıoğlu, Ş. Density Functional Theory Investigation of Pr Adsorption on the Anatase TiO2(101) Surface for Photovoltaic Applications. Appl. Surf. Sci. 2023, 612, 156042. DOI: 10.1016/j.apsusc.2022.156042.</w:t>
+      </w:r>
+    </w:p>
+    <w:p>
+      <w:pPr>
+        <w:pStyle w:val="BodyText"/>
+      </w:pPr>
+      <w:r>
+        <w:t xml:space="preserve">[27] Shannon, R. D. Revised Effective Ionic Radii and Systematic Studies of Interatomic Distances in Halides and Chalcogenides. Acta Crystallogr., Sect. A 1976, 32, 751–767. DOI: 10.1107/S0567739476001551.</w:t>
+      </w:r>
+    </w:p>
+    <w:p>
+      <w:pPr>
+        <w:pStyle w:val="BodyText"/>
+      </w:pPr>
+      <w:r>
+        <w:t xml:space="preserve">[28] Li, Z.-X.; He, G.-Q.; Kong, B.; Zeng, T.-X.; Zhang, J. Hybrid Density Functional Studies for the Effect of Oxygen Vacancy on the Visible Light Photocatalytic Activity in M (M = Li, Na, K, Rb, Cs)-Doped α-Bi2O3. J. Phys. Chem. Solids 2020, 144, 109581. DOI: 10.1016/j.jpcs.2020.109581.</w:t>
+      </w:r>
+    </w:p>
+    <w:p>
+      <w:pPr>
+        <w:pStyle w:val="BodyText"/>
+      </w:pPr>
+      <w:r>
+        <w:t xml:space="preserve">[29] Kröger, F. A.; Vink, H. J. Relations between the Concentrations of Imperfections in Crystalline Solids. Solid State Phys. 1956, 3, 307–435. DOI: 10.1016/S0081-1947(08)60135-6.</w:t>
+      </w:r>
+    </w:p>
+    <w:p>
+      <w:pPr>
+        <w:pStyle w:val="BodyText"/>
+      </w:pPr>
+      <w:r>
+        <w:t xml:space="preserve">[30] Giannozzi, P.; Andreussi, O.; Brumme, T.; Bunau, O.; et al. Advanced Capabilities for Materials Modelling with Quantum ESPRESSO. J. Phys.: Condens. Matter 2017, 29, 465901. DOI: 10.1088/1361-648X/aa8f79.</w:t>
+      </w:r>
+    </w:p>
+    <w:p>
+      <w:pPr>
+        <w:pStyle w:val="BodyText"/>
+      </w:pPr>
+      <w:r>
+        <w:t xml:space="preserve">[31] Giannozzi, P.; Baseggio, O.; Bonfà, P.; Brunato, D.; et al. Quantum ESPRESSO toward the Exascale. J. Chem. Phys. 2020, 152, 154105. DOI: 10.1063/5.0005082.</w:t>
+      </w:r>
+    </w:p>
+    <w:p>
+      <w:pPr>
+        <w:pStyle w:val="BodyText"/>
+      </w:pPr>
+      <w:r>
+        <w:t xml:space="preserve">[32] Perdew, J. P.; Burke, K.; Ernzerhof, M. Generalized Gradient Approximation Made Simple. Phys. Rev. Lett. 1996, 77, 3865–3868. DOI: 10.1103/PhysRevLett.77.3865.</w:t>
+      </w:r>
+    </w:p>
+    <w:p>
+      <w:pPr>
+        <w:pStyle w:val="BodyText"/>
+      </w:pPr>
+      <w:r>
+        <w:t xml:space="preserve">[33] Dal Corso, A. Pseudopotentials Periodic Table: From H to Pu. Comput. Mater. Sci. 2014, 95, 337–350. DOI: 10.1016/j.commatsci.2014.07.043. PSlibrary 1.0.0 PAW set, https://www.quantum-espresso.org/pseudopotentials/ and https://github.com/dalcorso/pslibrary (accessed 2026-10-02).</w:t>
+      </w:r>
+    </w:p>
+    <w:p>
+      <w:pPr>
+        <w:pStyle w:val="BodyText"/>
+      </w:pPr>
+      <w:r>
+        <w:t xml:space="preserve">[34] Dudarev, S. L.; Botton, G. A.; Savrasov, S. Y.; Humphreys, C. J.; Sutton, A. P. Electron-Energy-Loss Spectra and the Structural Stability of Nickel Oxide: An LSDA+U Study. Phys. Rev. B 1998, 57, 1505–1509. DOI: 10.1103/PhysRevB.57.1505.</w:t>
+      </w:r>
+    </w:p>
+    <w:p>
+      <w:pPr>
+        <w:pStyle w:val="BodyText"/>
+      </w:pPr>
+      <w:r>
+        <w:t xml:space="preserve">[35] Deák, P.; Kullgren, J.; Frauenheim, T. Polarons and Oxygen Vacancies at the Surface of Anatase TiO2. Phys. Status Solidi RRL 2014, 8, 583–586. DOI: 10.1002/pssr.201409139.</w:t>
+      </w:r>
+    </w:p>
+    <w:p>
+      <w:pPr>
+        <w:pStyle w:val="BodyText"/>
+      </w:pPr>
+      <w:r>
+        <w:t xml:space="preserve">[36] Morgan, B. J.; Watson, G. W. A DFT+U Description of Oxygen Vacancies at the TiO2 Rutile (110) Surface. Surf. Sci. 2007, 601, 5034–5041. DOI: 10.1016/j.susc.2007.08.025.</w:t>
+      </w:r>
+    </w:p>
+    <w:p>
+      <w:pPr>
+        <w:pStyle w:val="BodyText"/>
+      </w:pPr>
+      <w:r>
+        <w:t xml:space="preserve">[37] Anisimov, V. I.; Zaanen, J.; Andersen, O. K. Band Theory and Mott Insulators: Hubbard U Instead of Stoner I. Phys. Rev. B 1991, 44, 943–954. DOI: 10.1103/PhysRevB.44.943.</w:t>
+      </w:r>
+    </w:p>
+    <w:p>
+      <w:pPr>
+        <w:pStyle w:val="BodyText"/>
+      </w:pPr>
+      <w:r>
+        <w:t xml:space="preserve">[38] Cococcioni, M.; de Gironcoli, S. Linear Response Approach to the Calculation of the Effective Interaction Parameters in the LDA+U Method. Phys. Rev. B 2005, 71, 035105. DOI: 10.1103/PhysRevB.71.035105.</w:t>
+      </w:r>
+    </w:p>
+    <w:p>
+      <w:pPr>
+        <w:pStyle w:val="BodyText"/>
+      </w:pPr>
+      <w:r>
+        <w:t xml:space="preserve">[39] Freysoldt, C.; Grabowski, B.; Hickel, T.; Neugebauer, J.; Kresse, G.; Janotti, A.; Van de Walle, C. G. First-Principles Calculations for Point Defects in Solids. Rev. Mod. Phys. 2014, 86, 253–305. DOI: 10.1103/RevModPhys.86.253.</w:t>
+      </w:r>
+    </w:p>
+    <w:p>
+      <w:pPr>
+        <w:pStyle w:val="BodyText"/>
+      </w:pPr>
+      <w:r>
+        <w:t xml:space="preserve">[40] Heyd, J.; Scuseria, G. E.; Ernzerhof, M. Hybrid Functionals Based on a Screened Coulomb Potential. J. Chem. Phys. 2003, 118, 8207–8215. DOI: 10.1063/1.1564060.</w:t>
+      </w:r>
+    </w:p>
+    <w:p>
+      <w:pPr>
+        <w:pStyle w:val="BodyText"/>
+      </w:pPr>
+      <w:r>
+        <w:t xml:space="preserve">[41] Krukau, A. V.; Vydrov, O. A.; Izmaylov, A. F.; Scuseria, G. E. Influence of the Exchange Screening Parameter on the Performance of Screened Hybrid Functionals. J. Chem. Phys. 2006, 125, 224106. DOI: 10.1063/1.2404663.</w:t>
+      </w:r>
+    </w:p>
+    <w:p>
+      <w:pPr>
+        <w:pStyle w:val="BodyText"/>
+      </w:pPr>
+      <w:r>
+        <w:t xml:space="preserve">[42] Grimme, S.; Antony, J.; Ehrlich, S.; Krieg, H. A Consistent and Accurate Ab Initio Parametrization of Density Functional Dispersion Correction (DFT-D) for the 94 Elements H–Pu. J. Chem. Phys. 2010, 132, 154104. DOI: 10.1063/1.3382344.</w:t>
+      </w:r>
+    </w:p>
+    <w:p>
+      <w:pPr>
+        <w:pStyle w:val="BodyText"/>
+      </w:pPr>
+      <w:r>
+        <w:t xml:space="preserve">[43] Grimme, S.; Ehrlich, S.; Goerigk, L. Effect of the Damping Function in Dispersion Corrected Density Functional Theory. J. Comput. Chem. 2011, 32, 1456–1465. DOI: 10.1002/jcc.21759.</w:t>
+      </w:r>
+    </w:p>
+    <w:p>
+      <w:pPr>
+        <w:pStyle w:val="BodyText"/>
+      </w:pPr>
+      <w:r>
+        <w:t xml:space="preserve">[44] Torres, A. E.; Rodriguez-Pineda, J.; Zanella, R. Relevance of Dispersion and the Electronic Spin in the DFT+U Approach for the Description of Pristine and Defective TiO2 Anatase. ACS Omega 2021, 6, 23170–23180. DOI: 10.1021/acsomega.1c02818.</w:t>
+      </w:r>
+    </w:p>
+    <w:p>
+      <w:pPr>
+        <w:pStyle w:val="BodyText"/>
+      </w:pPr>
+      <w:r>
+        <w:t xml:space="preserve">[45] Henkelman, G.; Arnaldsson, A.; Jónsson, H. A Fast and Robust Algorithm for Bader Decomposition of Charge Density. Comput. Mater. Sci. 2006, 36, 354–360. DOI: 10.1016/j.commatsci.2005.04.010.</w:t>
+      </w:r>
+    </w:p>
+    <w:p>
+      <w:pPr>
+        <w:pStyle w:val="BodyText"/>
+      </w:pPr>
+      <w:r>
+        <w:t xml:space="preserve">[46] Tang, W.; Sanville, E.; Henkelman, G. A Grid-Based Bader Analysis Algorithm without Lattice Bias. J. Phys.: Condens. Matter 2009, 21, 084204. DOI: 10.1088/0953-8984/21/8/084204.</w:t>
+      </w:r>
+    </w:p>
+    <w:p>
+      <w:pPr>
+        <w:pStyle w:val="BodyText"/>
+      </w:pPr>
+      <w:r>
+        <w:t xml:space="preserve">[47] Boonchun, A.; Reunchan, P.; Umezawa, N. Energetics of Native Defects in Anatase TiO2: A Hybrid Density Functional Study. Phys. Chem. Chem. Phys. 2016, 18, 30040–30046. DOI: 10.1039/c6cp05798e.</w:t>
       </w:r>
     </w:p>
     <w:bookmarkEnd w:id="32"/>
@@ -8777,126 +9609,11 @@
       </w:pPr>
     </w:lvl>
   </w:abstractNum>
-  <w:abstractNum w:abstractNumId="99431">
-    <w:nsid w:val="A99431"/>
-    <w:multiLevelType w:val="multilevel"/>
-    <w:lvl w:ilvl="0">
-      <w:start w:val="1"/>
-      <w:numFmt w:val="decimal"/>
-      <w:lvlText w:val="(%1)"/>
-      <w:lvlJc w:val="left"/>
-      <w:pPr>
-        <w:ind w:left="720" w:hanging="480"/>
-      </w:pPr>
-    </w:lvl>
-    <w:lvl w:ilvl="1">
-      <w:start w:val="1"/>
-      <w:numFmt w:val="decimal"/>
-      <w:lvlText w:val="(%2)"/>
-      <w:lvlJc w:val="left"/>
-      <w:pPr>
-        <w:ind w:left="1440" w:hanging="480"/>
-      </w:pPr>
-    </w:lvl>
-    <w:lvl w:ilvl="2">
-      <w:start w:val="1"/>
-      <w:numFmt w:val="decimal"/>
-      <w:lvlText w:val="(%3)"/>
-      <w:lvlJc w:val="left"/>
-      <w:pPr>
-        <w:ind w:left="2160" w:hanging="480"/>
-      </w:pPr>
-    </w:lvl>
-    <w:lvl w:ilvl="3">
-      <w:start w:val="1"/>
-      <w:numFmt w:val="decimal"/>
-      <w:lvlText w:val="(%4)"/>
-      <w:lvlJc w:val="left"/>
-      <w:pPr>
-        <w:ind w:left="2880" w:hanging="480"/>
-      </w:pPr>
-    </w:lvl>
-    <w:lvl w:ilvl="4">
-      <w:start w:val="1"/>
-      <w:numFmt w:val="decimal"/>
-      <w:lvlText w:val="(%5)"/>
-      <w:lvlJc w:val="left"/>
-      <w:pPr>
-        <w:ind w:left="3600" w:hanging="480"/>
-      </w:pPr>
-    </w:lvl>
-    <w:lvl w:ilvl="5">
-      <w:start w:val="1"/>
-      <w:numFmt w:val="decimal"/>
-      <w:lvlText w:val="(%6)"/>
-      <w:lvlJc w:val="left"/>
-      <w:pPr>
-        <w:ind w:left="4320" w:hanging="480"/>
-      </w:pPr>
-    </w:lvl>
-    <w:lvl w:ilvl="6">
-      <w:start w:val="1"/>
-      <w:numFmt w:val="decimal"/>
-      <w:lvlText w:val="(%7)"/>
-      <w:lvlJc w:val="left"/>
-      <w:pPr>
-        <w:ind w:left="5040" w:hanging="480"/>
-      </w:pPr>
-    </w:lvl>
-    <w:lvl w:ilvl="7">
-      <w:start w:val="1"/>
-      <w:numFmt w:val="decimal"/>
-      <w:lvlText w:val="(%8)"/>
-      <w:lvlJc w:val="left"/>
-      <w:pPr>
-        <w:ind w:left="5760" w:hanging="480"/>
-      </w:pPr>
-    </w:lvl>
-    <w:lvl w:ilvl="8">
-      <w:start w:val="1"/>
-      <w:numFmt w:val="decimal"/>
-      <w:lvlText w:val="(%9)"/>
-      <w:lvlJc w:val="left"/>
-      <w:pPr>
-        <w:ind w:left="6480" w:hanging="480"/>
-      </w:pPr>
-    </w:lvl>
-  </w:abstractNum>
   <w:num w:numId="1000">
     <w:abstractNumId w:val="990"/>
   </w:num>
   <w:num w:numId="1001">
     <w:abstractNumId w:val="99531"/>
-    <w:lvlOverride w:ilvl="0">
-      <w:startOverride w:val="1"/>
-    </w:lvlOverride>
-    <w:lvlOverride w:ilvl="1">
-      <w:startOverride w:val="1"/>
-    </w:lvlOverride>
-    <w:lvlOverride w:ilvl="2">
-      <w:startOverride w:val="1"/>
-    </w:lvlOverride>
-    <w:lvlOverride w:ilvl="3">
-      <w:startOverride w:val="1"/>
-    </w:lvlOverride>
-    <w:lvlOverride w:ilvl="4">
-      <w:startOverride w:val="1"/>
-    </w:lvlOverride>
-    <w:lvlOverride w:ilvl="5">
-      <w:startOverride w:val="1"/>
-    </w:lvlOverride>
-    <w:lvlOverride w:ilvl="6">
-      <w:startOverride w:val="1"/>
-    </w:lvlOverride>
-    <w:lvlOverride w:ilvl="7">
-      <w:startOverride w:val="1"/>
-    </w:lvlOverride>
-    <w:lvlOverride w:ilvl="8">
-      <w:startOverride w:val="1"/>
-    </w:lvlOverride>
-  </w:num>
-  <w:num w:numId="1002">
-    <w:abstractNumId w:val="99431"/>
     <w:lvlOverride w:ilvl="0">
       <w:startOverride w:val="1"/>
     </w:lvlOverride>

--- a/DFT_paper_revision/manuscript_v4/Ghadimimehr_DFT_TiO2_PrRb_v4_MANUSCRIPT.docx
+++ b/DFT_paper_revision/manuscript_v4/Ghadimimehr_DFT_TiO2_PrRb_v4_MANUSCRIPT.docx
@@ -211,7 +211,7 @@
         <w:t xml:space="preserve">O</w:t>
       </w:r>
       <w:r>
-        <w:t xml:space="preserve">) in wide-gap oxide electron-transport layers cause trap-assisted recombination, and aliovalent substitution is the usual lever for controlling them; trivalent rare-earth and monovalent alkali dopants have, however, rarely been compared in the same host with the same protocol. Here we compare Pr</w:t>
+        <w:t xml:space="preserve">) in wide-gap oxide electron-transport layers cause trap-assisted recombination; aliovalent substitution is the usual lever for controlling them, yet trivalent rare-earth and monovalent alkali dopants have rarely been compared under one protocol. We compare Pr</w:t>
       </w:r>
       <w:r>
         <w:rPr>
@@ -280,7 +280,7 @@
         <w:t xml:space="preserve"> </w:t>
       </w:r>
       <w:r>
-        <w:t xml:space="preserve">formation energy falls from +4.74 eV in pristine anatase to +1.29 eV in the Pr-substituted cell and −4.06 eV in the Rb-substituted cell. Both substitutions lower the cost of oxygen removal, leaving the Pr cell uphill and the Rb cell downhill; the 5.36 eV Pr–Rb contrast changes by only 0.04 eV on a 2×2×2 k-mesh. The ordering follows the formal electron count, one hole per Pr</w:t>
+        <w:t xml:space="preserve">formation energy falls from +4.74 eV in pristine anatase to +1.29 eV in the Pr-substituted cell and −4.06 eV in the Rb-substituted cell; the 5.36 eV Pr–Rb contrast changes by 0.04 eV on a 2×2×2 k-mesh. The ordering follows the formal electron count, one hole per Pr</w:t>
       </w:r>
       <w:r>
         <w:rPr>
@@ -301,7 +301,7 @@
         <w:t xml:space="preserve">+</w:t>
       </w:r>
       <w:r>
-        <w:t xml:space="preserve">, so one vacancy over-compensates Pr and leaves one residual hole with Rb. The Rb cells carry unpaired spin in every treatment tested, reaching an absolute magnetisation of 2.99 μ</w:t>
+        <w:t xml:space="preserve">, so one vacancy over-compensates Pr and leaves one residual hole with Rb. That hole is an empty minority-spin O-2p state with 0.59 μ</w:t>
       </w:r>
       <w:r>
         <w:rPr>
@@ -313,7 +313,7 @@
         <w:t xml:space="preserve"> </w:t>
       </w:r>
       <w:r>
-        <w:t xml:space="preserve">for the +2-charged vacancy cell, consistent with three holes per Rb. With U on Ti-3d only, the Pr cells converge to non-magnetic smeared solutions, but the vacancy-free Pr cell develops an unpaired spin (1.00 μ</w:t>
+        <w:t xml:space="preserve">on one oxygen bonded to Rb; the Rb ion itself moves 1.27 Å towards the vacancy, so relaxation also contributes to the Rb result. The Rb cells carry unpaired spin in every treatment tested; the +2-charged vacancy cell reaches a total magnetisation of 2.99 μ</w:t>
       </w:r>
       <w:r>
         <w:rPr>
@@ -322,7 +322,7 @@
         <w:t xml:space="preserve">B</w:t>
       </w:r>
       <w:r>
-        <w:t xml:space="preserve">) once an oxygen-2p Hubbard term is added, so its spin state is method dependent. The results are consistent with charge-compensation control of V</w:t>
+        <w:t xml:space="preserve">. With U on Ti-3d only the Pr cells converge to non-magnetic smeared solutions, but the vacancy-free Pr cell develops one unpaired spin when an O-2p Hubbard term is added, so its spin state is method dependent. The results are consistent with charge-compensation control of V</w:t>
       </w:r>
       <w:r>
         <w:rPr>
@@ -334,7 +334,7 @@
         <w:t xml:space="preserve"> </w:t>
       </w:r>
       <w:r>
-        <w:t xml:space="preserve">energetics in this host; the two-dopant design does not separate oxidation state from size and bonding.</w:t>
+        <w:t xml:space="preserve">energetics; the two-dopant design does not separate oxidation state from size and bonding.</w:t>
       </w:r>
     </w:p>
     <w:p>
@@ -815,23 +815,7 @@
         <w:t xml:space="preserve"> </w:t>
       </w:r>
       <w:r>
-        <w:t xml:space="preserve">lanthanide family, which is generated for the trivalent ion with the 4f electrons frozen in the core; its 11 valence electrons comprise the 5s, 5p, 5d and 6s/6p shells (the generation configuration uses fractional 6s/6p occupations).</w:t>
-      </w:r>
-      <w:r>
-        <w:t xml:space="preserve"> </w:t>
-      </w:r>
-      <w:r>
-        <w:rPr>
-          <w:bCs/>
-          <w:b/>
-        </w:rPr>
-        <w:t xml:space="preserve">[AUTHOR ACTION: copy the exact valence configuration from the UPF header into Table 1 and Table S7.]</w:t>
-      </w:r>
-      <w:r>
-        <w:t xml:space="preserve"> </w:t>
-      </w:r>
-      <w:r>
-        <w:t xml:space="preserve">The Pr-4f states are therefore not variational in the present calculations, and no conclusion about 4f occupation or 4f hybridisation can be drawn from them (Section 5). The Bader electron totals of the Pr</w:t>
+        <w:t xml:space="preserve">lanthanide family, which is generated for the trivalent ion with the 4f electrons frozen in the core; its 11 valence electrons comprise the 5s, 5p, 5d and 6s/6p shells (the generation configuration uses fractional 6s/6p occupations). The Pr-4f states are therefore not variational in the present calculations, and no conclusion about 4f occupation or 4f hybridisation can be drawn from them (Section 5). The Bader electron totals of the Pr</w:t>
       </w:r>
       <w:r>
         <w:rPr>
@@ -879,17 +863,17 @@
         <w:t xml:space="preserve"> </w:t>
       </w:r>
       <w:r>
-        <w:t xml:space="preserve">cells (376.998 and 374.998 e, Table S3) reproduce the counts in Table 1 and confirm the valence assignment.</w:t>
-      </w:r>
-      <w:r>
-        <w:t xml:space="preserve"> </w:t>
-      </w:r>
-      <w:r>
-        <w:rPr>
-          <w:bCs/>
-          <w:b/>
-        </w:rPr>
-        <w:t xml:space="preserve">[AUTHOR ACTION: insert the SHA-256 hashes of the four UPF files used, and copy the</w:t>
+        <w:t xml:space="preserve">cells (376.998 and 374.998 e, Table S3) reproduce the counts in Table 1 and confirm the valence assignment. Table S7 lists the MD5 checksums printed by pw.x and the atomic wavefunctions that projwfc.x reads from each dataset (Ti 3s/3p/3d, O 2s/2p, Pr 5p/5d, Rb 4s); the Pr dataset contains no 4f wavefunction.</w:t>
+      </w:r>
+      <w:r>
+        <w:t xml:space="preserve"> </w:t>
+      </w:r>
+      <w:r>
+        <w:rPr>
+          <w:bCs/>
+          <w:b/>
+        </w:rPr>
+        <w:t xml:space="preserve">[AUTHOR ACTION: add the MD5 checksum of the Pr dataset and the</w:t>
       </w:r>
       <w:r>
         <w:rPr>
@@ -931,7 +915,7 @@
           <w:bCs/>
           <w:b/>
         </w:rPr>
-        <w:t xml:space="preserve">block of each UPF header into Table S7.]</w:t>
+        <w:t xml:space="preserve">block of each UPF header to Table S7.]</w:t>
       </w:r>
       <w:r>
         <w:t xml:space="preserve"> </w:t>
@@ -2406,287 +2390,563 @@
         <w:t xml:space="preserve"> </w:t>
       </w:r>
       <w:r>
-        <w:t xml:space="preserve">in each doped cell is an oxygen atom in the neighbourhood of the dopant site; three alternative sites in the Pr cell are examined in Section 3.7.</w:t>
-      </w:r>
-      <w:r>
-        <w:t xml:space="preserve"> </w:t>
-      </w:r>
-      <w:r>
-        <w:rPr>
-          <w:bCs/>
-          <w:b/>
-        </w:rPr>
-        <w:t xml:space="preserve">[AUTHOR ACTION: state the atom index and the relaxed dopant–O distance of the production V</w:t>
-      </w:r>
-      <w:r>
-        <w:rPr>
-          <w:vertAlign w:val="subscript"/>
-          <w:bCs/>
-          <w:b/>
+        <w:t xml:space="preserve">is a first-shell oxygen of the dopant site: in the relaxed Rb_VO coordinates the vacant position is an equatorial oxygen site 1.95 Å from the ideal cation position (Section 3.1, Table S8), and the two doped cells have identical atom ordering in their outputs, consistent with the same vacancy. Three alternative sites in the Pr cell are examined in Section 3.7; a second first-shell candidate (index O3 of the orchestration script) was planned but not computed.</w:t>
+      </w:r>
+      <w:r>
+        <w:t xml:space="preserve"> </w:t>
+      </w:r>
+      <w:r>
+        <w:rPr>
+          <w:bCs/>
+          <w:b/>
+        </w:rPr>
+        <w:t xml:space="preserve">[AUTHOR ACTION: confirm from the Pr_VO input that the same oxygen was removed, and give the relaxed first-shell Pr–O distances in Table S8; the value ≈2.17 Å quoted for the production site in earlier drafts is well below the Shannon-radius sum of 2.39 Å for six-fold Pr</w:t>
+      </w:r>
+      <w:r>
+        <w:rPr>
+          <w:vertAlign w:val="superscript"/>
+          <w:bCs/>
+          <w:b/>
+        </w:rPr>
+        <w:t xml:space="preserve">3+</w:t>
+      </w:r>
+      <w:r>
+        <w:rPr>
+          <w:bCs/>
+          <w:b/>
+        </w:rPr>
+        <w:t xml:space="preserve">–O</w:t>
+      </w:r>
+      <w:r>
+        <w:rPr>
+          <w:vertAlign w:val="superscript"/>
+          <w:bCs/>
+          <w:b/>
+        </w:rPr>
+        <w:t xml:space="preserve">2−</w:t>
+      </w:r>
+      <w:r>
+        <w:rPr>
+          <w:bCs/>
+          <w:b/>
+        </w:rPr>
+        <w:t xml:space="preserve">.]</w:t>
+      </w:r>
+    </w:p>
+    <w:p>
+      <w:pPr>
+        <w:pStyle w:val="BodyText"/>
+      </w:pPr>
+      <w:r>
+        <w:rPr>
+          <w:bCs/>
+          <w:b/>
+        </w:rPr>
+        <w:t xml:space="preserve">2.4 Brillouin-zone sampling and electronic settings.</w:t>
+      </w:r>
+      <w:r>
+        <w:t xml:space="preserve"> </w:t>
+      </w:r>
+      <w:r>
+        <w:t xml:space="preserve">Production relaxations used Γ-point sampling, a choice made in earlier work on larger (108-atom) anatase defect cells only for hybrid-functional calculations [14].</w:t>
+      </w:r>
+      <w:r>
+        <w:t xml:space="preserve"> </w:t>
+      </w:r>
+      <w:r>
+        <w:rPr>
+          <w:bCs/>
+          <w:b/>
+        </w:rPr>
+        <w:t xml:space="preserve">[AUTHOR ACTION: confirm this against the published version of Arrigoni and Madsen; their arXiv preprint (1912.07260) uses denser meshes for DFT+U and a Γ-only grid only for the hybrid calculations.]</w:t>
+      </w:r>
+      <w:r>
+        <w:t xml:space="preserve"> </w:t>
+      </w:r>
+      <w:r>
+        <w:t xml:space="preserve">Single-point total energies on the Γ-relaxed geometries were recomputed on a 2×2×2 Monkhorst–Pack mesh for all four doped cells, and the projected densities of states and Löwdin moments were obtained from non-self-consistent calculations on a 2×2×2 mesh (Figure 4; Supporting Information, Section S2); the k-mesh dependence of the formation-energy contrast is reported in Section 3.7. All calculations were spin-polarised (nspin = 2). Fractional occupations were treated with Gaussian smearing. The single-point inputs derived from the production runs (U sweep, Section 3.7) use degauss = 0.005 Ry, whereas the converged pristine-V</w:t>
+      </w:r>
+      <w:r>
+        <w:rPr>
+          <w:vertAlign w:val="subscript"/>
         </w:rPr>
         <w:t xml:space="preserve">O</w:t>
       </w:r>
       <w:r>
-        <w:rPr>
-          <w:bCs/>
-          <w:b/>
-        </w:rPr>
-        <w:t xml:space="preserve"> </w:t>
-      </w:r>
-      <w:r>
-        <w:rPr>
-          <w:bCs/>
-          <w:b/>
-        </w:rPr>
-        <w:t xml:space="preserve">in both cells. The earlier draft stated that the nearest-neighbour oxygen (index O3, 2.17 Å from Pr) was not tested, whereas SI Table S4 describes the production site as the closest oxygen at ≈2.17 Å; reconcile from the input files before any statement about nearest-neighbour preference is made. Also give the relaxed first-shell dopant–O bond lengths for Pr and Rb (six values each) as Table S8; note that 2.17 Å is well below the Shannon-radius sum of 2.39 Å for six-fold Pr</w:t>
+        <w:t xml:space="preserve"> </w:t>
+      </w:r>
+      <w:r>
+        <w:t xml:space="preserve">relaxation (Section S1) and the self-consistent runs that regenerated the densities for the projected densities of states used 0.01 Ry (Table S10).</w:t>
+      </w:r>
+      <w:r>
+        <w:t xml:space="preserve"> </w:t>
+      </w:r>
+      <w:r>
+        <w:rPr>
+          <w:bCs/>
+          <w:b/>
+        </w:rPr>
+        <w:t xml:space="preserve">[AUTHOR ACTION: confirm degauss = 0.005 Ry in the production relaxation inputs.]</w:t>
+      </w:r>
+      <w:r>
+        <w:t xml:space="preserve"> </w:t>
+      </w:r>
+      <w:r>
+        <w:t xml:space="preserve">With smearing, the total energy printed by pw.x is the smearing free energy; the entropy term is small when few states lie near the Fermi level but has not been tabulated.</w:t>
+      </w:r>
+      <w:r>
+        <w:t xml:space="preserve"> </w:t>
+      </w:r>
+      <w:r>
+        <w:rPr>
+          <w:bCs/>
+          <w:b/>
+        </w:rPr>
+        <w:t xml:space="preserve">[AUTHOR ACTION: report the</w:t>
+      </w:r>
+      <w:r>
+        <w:rPr>
+          <w:bCs/>
+          <w:b/>
+        </w:rPr>
+        <w:t xml:space="preserve"> </w:t>
+      </w:r>
+      <w:r>
+        <w:rPr>
+          <w:bCs/>
+          <w:b/>
+        </w:rPr>
+        <w:t xml:space="preserve">“</w:t>
+      </w:r>
+      <w:r>
+        <w:rPr>
+          <w:bCs/>
+          <w:b/>
+        </w:rPr>
+        <w:t xml:space="preserve">smearing contrib. (−TS)</w:t>
+      </w:r>
+      <w:r>
+        <w:rPr>
+          <w:bCs/>
+          <w:b/>
+        </w:rPr>
+        <w:t xml:space="preserve">”</w:t>
+      </w:r>
+      <w:r>
+        <w:rPr>
+          <w:bCs/>
+          <w:b/>
+        </w:rPr>
+        <w:t xml:space="preserve"> </w:t>
+      </w:r>
+      <w:r>
+        <w:rPr>
+          <w:bCs/>
+          <w:b/>
+        </w:rPr>
+        <w:t xml:space="preserve">line for every cell in Table S10; if it exceeds 0.01 Ry for any defect cell, report internal energies as well.]</w:t>
+      </w:r>
+      <w:r>
+        <w:t xml:space="preserve"> </w:t>
+      </w:r>
+      <w:r>
+        <w:t xml:space="preserve">The electronic self-consistency threshold was 1×10</w:t>
       </w:r>
       <w:r>
         <w:rPr>
           <w:vertAlign w:val="superscript"/>
-          <w:bCs/>
-          <w:b/>
-        </w:rPr>
-        <w:t xml:space="preserve">3+</w:t>
-      </w:r>
-      <w:r>
-        <w:rPr>
-          <w:bCs/>
-          <w:b/>
-        </w:rPr>
-        <w:t xml:space="preserve">–O</w:t>
+        </w:rPr>
+        <w:t xml:space="preserve">−8</w:t>
+      </w:r>
+      <w:r>
+        <w:t xml:space="preserve"> </w:t>
+      </w:r>
+      <w:r>
+        <w:t xml:space="preserve">Ry. Symmetry was handled by the code’s default detection.</w:t>
+      </w:r>
+      <w:r>
+        <w:t xml:space="preserve"> </w:t>
+      </w:r>
+      <w:r>
+        <w:rPr>
+          <w:bCs/>
+          <w:b/>
+        </w:rPr>
+        <w:t xml:space="preserve">[AUTHOR ACTION: state whether nosym or any magnetisation constraint (tot_magnetization, constrained_magnetization) was used in any run.]</w:t>
+      </w:r>
+    </w:p>
+    <w:p>
+      <w:pPr>
+        <w:pStyle w:val="BodyText"/>
+      </w:pPr>
+      <w:r>
+        <w:rPr>
+          <w:bCs/>
+          <w:b/>
+        </w:rPr>
+        <w:t xml:space="preserve">2.5 Magnetisation conventions and spin initialisation.</w:t>
+      </w:r>
+      <w:r>
+        <w:t xml:space="preserve"> </w:t>
+      </w:r>
+      <w:r>
+        <w:t xml:space="preserve">Two quantities are reported throughout: the total (net) magnetisation m = ∫[ρ</w:t>
+      </w:r>
+      <w:r>
+        <w:rPr>
+          <w:vertAlign w:val="subscript"/>
+        </w:rPr>
+        <w:t xml:space="preserve">↑</w:t>
+      </w:r>
+      <w:r>
+        <w:t xml:space="preserve">(r) − ρ</w:t>
+      </w:r>
+      <w:r>
+        <w:rPr>
+          <w:vertAlign w:val="subscript"/>
+        </w:rPr>
+        <w:t xml:space="preserve">↓</w:t>
+      </w:r>
+      <w:r>
+        <w:t xml:space="preserve">(r)] dr, which can be of either sign, and the absolute magnetisation m</w:t>
+      </w:r>
+      <w:r>
+        <w:rPr>
+          <w:vertAlign w:val="subscript"/>
+        </w:rPr>
+        <w:t xml:space="preserve">abs</w:t>
+      </w:r>
+      <w:r>
+        <w:t xml:space="preserve"> </w:t>
+      </w:r>
+      <w:r>
+        <w:t xml:space="preserve">= ∫|ρ</w:t>
+      </w:r>
+      <w:r>
+        <w:rPr>
+          <w:vertAlign w:val="subscript"/>
+        </w:rPr>
+        <w:t xml:space="preserve">↑</w:t>
+      </w:r>
+      <w:r>
+        <w:t xml:space="preserve">(r) − ρ</w:t>
+      </w:r>
+      <w:r>
+        <w:rPr>
+          <w:vertAlign w:val="subscript"/>
+        </w:rPr>
+        <w:t xml:space="preserve">↓</w:t>
+      </w:r>
+      <w:r>
+        <w:t xml:space="preserve">(r)| dr. For a single unpaired electron, localised or delocalised, both are close to 1 μ</w:t>
+      </w:r>
+      <w:r>
+        <w:rPr>
+          <w:vertAlign w:val="subscript"/>
+        </w:rPr>
+        <w:t xml:space="preserve">B</w:t>
+      </w:r>
+      <w:r>
+        <w:t xml:space="preserve">, so neither quantity measures localisation; m</w:t>
+      </w:r>
+      <w:r>
+        <w:rPr>
+          <w:vertAlign w:val="subscript"/>
+        </w:rPr>
+        <w:t xml:space="preserve">abs</w:t>
+      </w:r>
+      <w:r>
+        <w:t xml:space="preserve"> </w:t>
+      </w:r>
+      <w:r>
+        <w:t xml:space="preserve">&gt; |m| indicates spin density of both signs. The run log records starting_magnetization = 0 on every species for the production relaxations, and the single-point inputs derived from them use the same setting; pw.x accepts explicitly set zero values with nspin = 2 and stops only when starting_magnetization is not set for any species. From a spin-symmetric start a moment develops only if the symmetric solution is unstable and numerical noise (here the randomised starting wavefunctions) breaks the symmetry, as happened for both Rb cells; the same start can leave a calculation in a non-magnetic solution when a magnetic one exists.</w:t>
+      </w:r>
+      <w:r>
+        <w:t xml:space="preserve"> </w:t>
+      </w:r>
+      <w:r>
+        <w:rPr>
+          <w:bCs/>
+          <w:b/>
+        </w:rPr>
+        <w:t xml:space="preserve">[AUTHOR ACTION: confirm the starting_magnetization values from the production input files.]</w:t>
+      </w:r>
+      <w:r>
+        <w:t xml:space="preserve"> </w:t>
+      </w:r>
+      <w:r>
+        <w:t xml:space="preserve">For this reason the Pr_VO cell was re-relaxed from a magnetic start with starting_magnetization = 0.3 on Ti and 0.5 on the dopant under a separate prefix, and the two total energies were compared (Section 3.3). These starting values are fractions of the valence charge in the Quantum ESPRESSO convention, not site moments in μ</w:t>
+      </w:r>
+      <w:r>
+        <w:rPr>
+          <w:vertAlign w:val="subscript"/>
+        </w:rPr>
+        <w:t xml:space="preserve">B</w:t>
+      </w:r>
+      <w:r>
+        <w:t xml:space="preserve">. The converged pristine-V</w:t>
+      </w:r>
+      <w:r>
+        <w:rPr>
+          <w:vertAlign w:val="subscript"/>
+        </w:rPr>
+        <w:t xml:space="preserve">O</w:t>
+      </w:r>
+      <w:r>
+        <w:t xml:space="preserve"> </w:t>
+      </w:r>
+      <w:r>
+        <w:t xml:space="preserve">relaxation started from 0.05 on Ti and O and ended non-magnetic (Section S1), and the self-consistent run preceding the Rb_VO projected densities of states started from 0.3 on Ti and reproduced the production Fermi energy (7.1329 eV). No magnetic start was tried for Pristine_perfect or, with U on Ti-3d only, for Pr_perfect. A wider search over site-specific and antiparallel seeds was not performed, and the non-magnetic solutions are therefore described below as the lowest-energy solutions among those tested rather than as established ground states.</w:t>
+      </w:r>
+    </w:p>
+    <w:p>
+      <w:pPr>
+        <w:pStyle w:val="BodyText"/>
+      </w:pPr>
+      <w:r>
+        <w:rPr>
+          <w:bCs/>
+          <w:b/>
+        </w:rPr>
+        <w:t xml:space="preserve">2.6 Geometry optimisation.</w:t>
+      </w:r>
+      <w:r>
+        <w:t xml:space="preserve"> </w:t>
+      </w:r>
+      <w:r>
+        <w:t xml:space="preserve">Ionic positions were relaxed with BFGS until the largest force component fell below 0.005 Ry/Bohr (0.129 eV/Å). For the doped cells, charge mixing was damped (mixing_beta = 0.1) and the BFGS history shortened (bfgs_ndim = 3) to suppress oscillation about shallow minima; the pristine V</w:t>
+      </w:r>
+      <w:r>
+        <w:rPr>
+          <w:vertAlign w:val="subscript"/>
+        </w:rPr>
+        <w:t xml:space="preserve">O</w:t>
+      </w:r>
+      <w:r>
+        <w:t xml:space="preserve"> </w:t>
+      </w:r>
+      <w:r>
+        <w:t xml:space="preserve">cell was first attempted with mixing_beta = 0.3 (mixing_mode = local-TF) and converged only after the changes described in Section S1. The final maximum forces were 0.0026, 0.0042, 0.0037 and 0.0040 Ry/Bohr (0.067, 0.108, 0.095 and 0.103 eV/Å) for Pr_perfect, Pr_VO, Rb_perfect and Rb_VO. The run log lists an earlier pristine perfect run as a single-point calculation with a residual force of 0.0225 Ry/Bohr (0.58 eV/Å); if the production pristine energy is also unrelaxed, relaxing it would lower E(Pristine_perfect) and raise the pristine formation energy of Table 2 by the relaxation energy.</w:t>
+      </w:r>
+      <w:r>
+        <w:t xml:space="preserve"> </w:t>
+      </w:r>
+      <w:r>
+        <w:rPr>
+          <w:bCs/>
+          <w:b/>
+        </w:rPr>
+        <w:t xml:space="preserve">[AUTHOR ACTION: state whether the production Pristine_perfect energy (−4275.01530 Ry) comes from a relaxed geometry and give its maximum residual force; if not, relax it and update Table 2.]</w:t>
+      </w:r>
+      <w:r>
+        <w:t xml:space="preserve"> </w:t>
+      </w:r>
+      <w:r>
+        <w:t xml:space="preserve">The Pr_VO relaxation was stopped manually after the force fell below the threshold while the BFGS step oscillated; the energy change over the last iterations was below 1×10</w:t>
       </w:r>
       <w:r>
         <w:rPr>
           <w:vertAlign w:val="superscript"/>
-          <w:bCs/>
-          <w:b/>
-        </w:rPr>
-        <w:t xml:space="preserve">2−</w:t>
-      </w:r>
-      <w:r>
-        <w:rPr>
-          <w:bCs/>
-          <w:b/>
-        </w:rPr>
-        <w:t xml:space="preserve">.]</w:t>
-      </w:r>
-    </w:p>
-    <w:p>
-      <w:pPr>
-        <w:pStyle w:val="BodyText"/>
-      </w:pPr>
-      <w:r>
-        <w:rPr>
-          <w:bCs/>
-          <w:b/>
-        </w:rPr>
-        <w:t xml:space="preserve">2.4 Brillouin-zone sampling and electronic settings.</w:t>
-      </w:r>
-      <w:r>
-        <w:t xml:space="preserve"> </w:t>
-      </w:r>
-      <w:r>
-        <w:t xml:space="preserve">Production relaxations used Γ-point sampling, a choice made in earlier work on larger (108-atom) anatase defect cells only for hybrid-functional calculations [14].</w:t>
-      </w:r>
-      <w:r>
-        <w:t xml:space="preserve"> </w:t>
-      </w:r>
-      <w:r>
-        <w:rPr>
-          <w:bCs/>
-          <w:b/>
-        </w:rPr>
-        <w:t xml:space="preserve">[AUTHOR ACTION: confirm this against the published version of Arrigoni and Madsen; their arXiv preprint (1912.07260) uses denser meshes for DFT+U and a Γ-only grid only for the hybrid calculations.]</w:t>
-      </w:r>
-      <w:r>
-        <w:t xml:space="preserve"> </w:t>
-      </w:r>
-      <w:r>
-        <w:t xml:space="preserve">Single-point total energies on the Γ-relaxed geometries were recomputed on a 2×2×2 Monkhorst–Pack mesh for all four doped cells, and the projected densities of states were obtained from non-self-consistent calculations on a 2×2×2 mesh (Supporting Information, Figures S1 and S2); the k-mesh dependence of the formation-energy contrast is reported in Section 3.7. All calculations were spin-polarised (nspin = 2). Fractional occupations were treated with Gaussian smearing.</w:t>
-      </w:r>
-      <w:r>
-        <w:t xml:space="preserve"> </w:t>
-      </w:r>
-      <w:r>
-        <w:rPr>
-          <w:bCs/>
-          <w:b/>
-        </w:rPr>
-        <w:t xml:space="preserve">[AUTHOR ACTION: state the smearing width (degauss) used in the production relaxations; the Supporting Information records 0.005 Ry for the first pristine-V</w:t>
-      </w:r>
-      <w:r>
-        <w:rPr>
-          <w:vertAlign w:val="subscript"/>
-          <w:bCs/>
-          <w:b/>
+        </w:rPr>
+        <w:t xml:space="preserve">−9</w:t>
+      </w:r>
+      <w:r>
+        <w:t xml:space="preserve"> </w:t>
+      </w:r>
+      <w:r>
+        <w:t xml:space="preserve">Ry.</w:t>
+      </w:r>
+      <w:r>
+        <w:t xml:space="preserve"> </w:t>
+      </w:r>
+      <w:r>
+        <w:rPr>
+          <w:bCs/>
+          <w:b/>
+        </w:rPr>
+        <w:t xml:space="preserve">[AUTHOR ACTION: state etot_conv_thr and forc_conv_thr of the production inputs; with the maximum force below 0.005 Ry/Bohr for several steps (Figure S3) and an energy change below 1×10</w:t>
+      </w:r>
+      <w:r>
+        <w:rPr>
+          <w:vertAlign w:val="superscript"/>
+          <w:bCs/>
+          <w:b/>
+        </w:rPr>
+        <w:t xml:space="preserve">−9</w:t>
+      </w:r>
+      <w:r>
+        <w:rPr>
+          <w:bCs/>
+          <w:b/>
+        </w:rPr>
+        <w:t xml:space="preserve"> </w:t>
+      </w:r>
+      <w:r>
+        <w:rPr>
+          <w:bCs/>
+          <w:b/>
+        </w:rPr>
+        <w:t xml:space="preserve">Ry, pw.x would normally have terminated by itself unless a tighter threshold was set.]</w:t>
+      </w:r>
+      <w:r>
+        <w:t xml:space="preserve"> </w:t>
+      </w:r>
+      <w:r>
+        <w:t xml:space="preserve">This tolerance is looser than the 0.01–0.03 eV/Å commonly used for defect energetics, and its consequences are discussed in Section 5. Force trajectories are shown in Figure S3.</w:t>
+      </w:r>
+    </w:p>
+    <w:p>
+      <w:pPr>
+        <w:pStyle w:val="BodyText"/>
+      </w:pPr>
+      <w:r>
+        <w:rPr>
+          <w:bCs/>
+          <w:b/>
+        </w:rPr>
+        <w:t xml:space="preserve">2.7 Formation energies.</w:t>
+      </w:r>
+      <w:r>
+        <w:t xml:space="preserve"> </w:t>
+      </w:r>
+      <w:r>
+        <w:t xml:space="preserve">The neutral V</w:t>
+      </w:r>
+      <w:r>
+        <w:rPr>
+          <w:vertAlign w:val="subscript"/>
         </w:rPr>
         <w:t xml:space="preserve">O</w:t>
       </w:r>
       <w:r>
-        <w:rPr>
-          <w:bCs/>
-          <w:b/>
-        </w:rPr>
-        <w:t xml:space="preserve"> </w:t>
-      </w:r>
-      <w:r>
-        <w:rPr>
-          <w:bCs/>
-          <w:b/>
-        </w:rPr>
-        <w:t xml:space="preserve">attempt and 0.01 Ry for the converged one.]</w:t>
-      </w:r>
-      <w:r>
-        <w:t xml:space="preserve"> </w:t>
-      </w:r>
-      <w:r>
-        <w:t xml:space="preserve">With smearing, the total energy printed by pw.x is the smearing free energy; the entropy term is small when few states lie near the Fermi level but has not been tabulated.</w:t>
-      </w:r>
-      <w:r>
-        <w:t xml:space="preserve"> </w:t>
-      </w:r>
-      <w:r>
-        <w:rPr>
-          <w:bCs/>
-          <w:b/>
-        </w:rPr>
-        <w:t xml:space="preserve">[AUTHOR ACTION: report the</w:t>
-      </w:r>
-      <w:r>
-        <w:rPr>
-          <w:bCs/>
-          <w:b/>
-        </w:rPr>
-        <w:t xml:space="preserve"> </w:t>
-      </w:r>
-      <w:r>
-        <w:rPr>
-          <w:bCs/>
-          <w:b/>
-        </w:rPr>
-        <w:t xml:space="preserve">“</w:t>
-      </w:r>
-      <w:r>
-        <w:rPr>
-          <w:bCs/>
-          <w:b/>
-        </w:rPr>
-        <w:t xml:space="preserve">smearing contrib. (−TS)</w:t>
-      </w:r>
-      <w:r>
-        <w:rPr>
-          <w:bCs/>
-          <w:b/>
-        </w:rPr>
-        <w:t xml:space="preserve">”</w:t>
-      </w:r>
-      <w:r>
-        <w:rPr>
-          <w:bCs/>
-          <w:b/>
-        </w:rPr>
-        <w:t xml:space="preserve"> </w:t>
-      </w:r>
-      <w:r>
-        <w:rPr>
-          <w:bCs/>
-          <w:b/>
-        </w:rPr>
-        <w:t xml:space="preserve">line for every cell in Table S10; if it exceeds 0.01 Ry for any defect cell, report internal energies as well.]</w:t>
-      </w:r>
-      <w:r>
-        <w:t xml:space="preserve"> </w:t>
-      </w:r>
-      <w:r>
-        <w:t xml:space="preserve">The electronic self-consistency threshold was 1×10</w:t>
+        <w:t xml:space="preserve"> </w:t>
+      </w:r>
+      <w:r>
+        <w:t xml:space="preserve">formation energy of host X was evaluated as</w:t>
+      </w:r>
+    </w:p>
+    <w:p>
+      <w:pPr>
+        <w:pStyle w:val="BodyText"/>
+      </w:pPr>
+      <w:r>
+        <w:t xml:space="preserve">E</w:t>
+      </w:r>
+      <w:r>
+        <w:rPr>
+          <w:vertAlign w:val="subscript"/>
+        </w:rPr>
+        <w:t xml:space="preserve">f</w:t>
+      </w:r>
+      <w:r>
+        <w:t xml:space="preserve">(V</w:t>
+      </w:r>
+      <w:r>
+        <w:rPr>
+          <w:vertAlign w:val="subscript"/>
+        </w:rPr>
+        <w:t xml:space="preserve">O</w:t>
       </w:r>
       <w:r>
         <w:rPr>
           <w:vertAlign w:val="superscript"/>
         </w:rPr>
-        <w:t xml:space="preserve">−8</w:t>
-      </w:r>
-      <w:r>
-        <w:t xml:space="preserve"> </w:t>
-      </w:r>
-      <w:r>
-        <w:t xml:space="preserve">Ry. Symmetry was handled by the code’s default detection.</w:t>
-      </w:r>
-      <w:r>
-        <w:t xml:space="preserve"> </w:t>
-      </w:r>
-      <w:r>
-        <w:rPr>
-          <w:bCs/>
-          <w:b/>
-        </w:rPr>
-        <w:t xml:space="preserve">[AUTHOR ACTION: state whether nosym or any magnetisation constraint (tot_magnetization, constrained_magnetization) was used in any run.]</w:t>
-      </w:r>
-    </w:p>
-    <w:p>
-      <w:pPr>
-        <w:pStyle w:val="BodyText"/>
-      </w:pPr>
-      <w:r>
-        <w:rPr>
-          <w:bCs/>
-          <w:b/>
-        </w:rPr>
-        <w:t xml:space="preserve">2.5 Magnetisation conventions and spin initialisation.</w:t>
-      </w:r>
-      <w:r>
-        <w:t xml:space="preserve"> </w:t>
-      </w:r>
-      <w:r>
-        <w:t xml:space="preserve">Two quantities are reported throughout: the total (net) magnetisation m = ∫[ρ</w:t>
-      </w:r>
-      <w:r>
-        <w:rPr>
-          <w:vertAlign w:val="subscript"/>
-        </w:rPr>
-        <w:t xml:space="preserve">↑</w:t>
-      </w:r>
-      <w:r>
-        <w:t xml:space="preserve">(r) − ρ</w:t>
-      </w:r>
-      <w:r>
-        <w:rPr>
-          <w:vertAlign w:val="subscript"/>
-        </w:rPr>
-        <w:t xml:space="preserve">↓</w:t>
-      </w:r>
-      <w:r>
-        <w:t xml:space="preserve">(r)] dr, which can be of either sign, and the absolute magnetisation m</w:t>
-      </w:r>
-      <w:r>
-        <w:rPr>
-          <w:vertAlign w:val="subscript"/>
-        </w:rPr>
-        <w:t xml:space="preserve">abs</w:t>
-      </w:r>
-      <w:r>
-        <w:t xml:space="preserve"> </w:t>
-      </w:r>
-      <w:r>
-        <w:t xml:space="preserve">= ∫|ρ</w:t>
-      </w:r>
-      <w:r>
-        <w:rPr>
-          <w:vertAlign w:val="subscript"/>
-        </w:rPr>
-        <w:t xml:space="preserve">↑</w:t>
-      </w:r>
-      <w:r>
-        <w:t xml:space="preserve">(r) − ρ</w:t>
-      </w:r>
-      <w:r>
-        <w:rPr>
-          <w:vertAlign w:val="subscript"/>
-        </w:rPr>
-        <w:t xml:space="preserve">↓</w:t>
-      </w:r>
-      <w:r>
-        <w:t xml:space="preserve">(r)| dr. For a single unpaired electron, localised or delocalised, both are close to 1 μ</w:t>
+        <w:t xml:space="preserve">0</w:t>
+      </w:r>
+      <w:r>
+        <w:t xml:space="preserve">; X) = E(X with V</w:t>
+      </w:r>
+      <w:r>
+        <w:rPr>
+          <w:vertAlign w:val="subscript"/>
+        </w:rPr>
+        <w:t xml:space="preserve">O</w:t>
+      </w:r>
+      <w:r>
+        <w:t xml:space="preserve">, q = 0) − E(X perfect, q = 0) + μ</w:t>
+      </w:r>
+      <w:r>
+        <w:rPr>
+          <w:vertAlign w:val="subscript"/>
+        </w:rPr>
+        <w:t xml:space="preserve">O</w:t>
+      </w:r>
+      <w:r>
+        <w:t xml:space="preserve">, with μ</w:t>
+      </w:r>
+      <w:r>
+        <w:rPr>
+          <w:vertAlign w:val="subscript"/>
+        </w:rPr>
+        <w:t xml:space="preserve">O</w:t>
+      </w:r>
+      <w:r>
+        <w:t xml:space="preserve"> </w:t>
+      </w:r>
+      <w:r>
+        <w:t xml:space="preserve">= ½E(O</w:t>
+      </w:r>
+      <w:r>
+        <w:rPr>
+          <w:vertAlign w:val="subscript"/>
+        </w:rPr>
+        <w:t xml:space="preserve">2</w:t>
+      </w:r>
+      <w:r>
+        <w:t xml:space="preserve">) + Δμ</w:t>
+      </w:r>
+      <w:r>
+        <w:rPr>
+          <w:vertAlign w:val="subscript"/>
+        </w:rPr>
+        <w:t xml:space="preserve">O</w:t>
+      </w:r>
+      <w:r>
+        <w:t xml:space="preserve"> </w:t>
+      </w:r>
+      <w:r>
+        <w:t xml:space="preserve">and Δμ</w:t>
+      </w:r>
+      <w:r>
+        <w:rPr>
+          <w:vertAlign w:val="subscript"/>
+        </w:rPr>
+        <w:t xml:space="preserve">O</w:t>
+      </w:r>
+      <w:r>
+        <w:t xml:space="preserve"> </w:t>
+      </w:r>
+      <w:r>
+        <w:t xml:space="preserve">= 0,</w:t>
+      </w:r>
+    </w:p>
+    <w:p>
+      <w:pPr>
+        <w:pStyle w:val="BodyText"/>
+      </w:pPr>
+      <w:r>
+        <w:t xml:space="preserve">where E(O</w:t>
+      </w:r>
+      <w:r>
+        <w:rPr>
+          <w:vertAlign w:val="subscript"/>
+        </w:rPr>
+        <w:t xml:space="preserve">2</w:t>
+      </w:r>
+      <w:r>
+        <w:t xml:space="preserve">) is the total energy of an isolated O</w:t>
+      </w:r>
+      <w:r>
+        <w:rPr>
+          <w:vertAlign w:val="subscript"/>
+        </w:rPr>
+        <w:t xml:space="preserve">2</w:t>
+      </w:r>
+      <w:r>
+        <w:t xml:space="preserve"> </w:t>
+      </w:r>
+      <w:r>
+        <w:t xml:space="preserve">molecule in a 12 Å cubic box computed with the same settings; it converged to the triplet ground state (m = 2.00 μ</w:t>
       </w:r>
       <w:r>
         <w:rPr>
@@ -2695,142 +2955,67 @@
         <w:t xml:space="preserve">B</w:t>
       </w:r>
       <w:r>
-        <w:t xml:space="preserve">, so neither quantity measures localisation; m</w:t>
-      </w:r>
-      <w:r>
-        <w:rPr>
-          <w:vertAlign w:val="subscript"/>
-        </w:rPr>
-        <w:t xml:space="preserve">abs</w:t>
-      </w:r>
-      <w:r>
-        <w:t xml:space="preserve"> </w:t>
-      </w:r>
-      <w:r>
-        <w:t xml:space="preserve">&gt; |m| indicates spin density of both signs. Production relaxations were started from a small, symmetry-breaking starting magnetisation.</w:t>
-      </w:r>
-      <w:r>
-        <w:t xml:space="preserve"> </w:t>
-      </w:r>
-      <w:r>
-        <w:rPr>
-          <w:bCs/>
-          <w:b/>
-        </w:rPr>
-        <w:t xml:space="preserve">[AUTHOR ACTION: state the starting_magnetization value of each species in the production inputs. Quantum ESPRESSO requires a non-zero value for at least one species in an nspin = 2 run, and Section S1 records 0.05 on both species for the pristine V</w:t>
-      </w:r>
-      <w:r>
-        <w:rPr>
-          <w:vertAlign w:val="subscript"/>
-          <w:bCs/>
-          <w:b/>
+        <w:t xml:space="preserve">) and ½E(O</w:t>
+      </w:r>
+      <w:r>
+        <w:rPr>
+          <w:vertAlign w:val="subscript"/>
+        </w:rPr>
+        <w:t xml:space="preserve">2</w:t>
+      </w:r>
+      <w:r>
+        <w:t xml:space="preserve">) = −41.51621 Ry (−564.857 eV). This is the oxygen-rich electronic-energy reference; no finite-temperature gas-phase correction or competing-phase analysis was applied, and the values are conditional oxygen-removal energies from the already substituted cells rather than equilibrium vacancy concentrations [39]. The known overbinding of O</w:t>
+      </w:r>
+      <w:r>
+        <w:rPr>
+          <w:vertAlign w:val="subscript"/>
+        </w:rPr>
+        <w:t xml:space="preserve">2</w:t>
+      </w:r>
+      <w:r>
+        <w:t xml:space="preserve"> </w:t>
+      </w:r>
+      <w:r>
+        <w:t xml:space="preserve">by PBE [14] shifts all absolute formation energies at this reference by a common amount and cancels in differences between hosts; no empirical correction was applied. Formation energies were evaluated from unrounded Rydberg totals and are reported to 0.01 eV; the full-precision ledger is Table S9. The comparative quantity ΔE</w:t>
+      </w:r>
+      <w:r>
+        <w:rPr>
+          <w:vertAlign w:val="subscript"/>
+        </w:rPr>
+        <w:t xml:space="preserve">f</w:t>
+      </w:r>
+      <w:r>
+        <w:t xml:space="preserve"> </w:t>
+      </w:r>
+      <w:r>
+        <w:t xml:space="preserve">= E</w:t>
+      </w:r>
+      <w:r>
+        <w:rPr>
+          <w:vertAlign w:val="subscript"/>
+        </w:rPr>
+        <w:t xml:space="preserve">f</w:t>
+      </w:r>
+      <w:r>
+        <w:t xml:space="preserve">(V</w:t>
+      </w:r>
+      <w:r>
+        <w:rPr>
+          <w:vertAlign w:val="subscript"/>
         </w:rPr>
         <w:t xml:space="preserve">O</w:t>
       </w:r>
       <w:r>
-        <w:rPr>
-          <w:bCs/>
-          <w:b/>
-        </w:rPr>
-        <w:t xml:space="preserve"> </w:t>
-      </w:r>
-      <w:r>
-        <w:rPr>
-          <w:bCs/>
-          <w:b/>
-        </w:rPr>
-        <w:t xml:space="preserve">cell; the earlier wording</w:t>
-      </w:r>
-      <w:r>
-        <w:rPr>
-          <w:bCs/>
-          <w:b/>
-        </w:rPr>
-        <w:t xml:space="preserve"> </w:t>
-      </w:r>
-      <w:r>
-        <w:rPr>
-          <w:bCs/>
-          <w:b/>
-        </w:rPr>
-        <w:t xml:space="preserve">“</w:t>
-      </w:r>
-      <w:r>
-        <w:rPr>
-          <w:bCs/>
-          <w:b/>
-        </w:rPr>
-        <w:t xml:space="preserve">zero magnetisation on all species</w:t>
-      </w:r>
-      <w:r>
-        <w:rPr>
-          <w:bCs/>
-          <w:b/>
-        </w:rPr>
-        <w:t xml:space="preserve">”</w:t>
-      </w:r>
-      <w:r>
-        <w:rPr>
-          <w:bCs/>
-          <w:b/>
-        </w:rPr>
-        <w:t xml:space="preserve"> </w:t>
-      </w:r>
-      <w:r>
-        <w:rPr>
-          <w:bCs/>
-          <w:b/>
-        </w:rPr>
-        <w:t xml:space="preserve">cannot be correct as written.]</w:t>
-      </w:r>
-      <w:r>
-        <w:t xml:space="preserve"> </w:t>
-      </w:r>
-      <w:r>
-        <w:t xml:space="preserve">Because a near-zero start can trap a calculation in a non-magnetic solution, the Pr_VO cell was re-relaxed from a magnetic start with starting_magnetization = 0.3 on Ti and 0.5 on the dopant under a separate prefix, and the two total energies were compared (Section 3.3). These starting values are fractions of the valence charge in the Quantum ESPRESSO convention, not site moments in μ</w:t>
-      </w:r>
-      <w:r>
-        <w:rPr>
-          <w:vertAlign w:val="subscript"/>
-        </w:rPr>
-        <w:t xml:space="preserve">B</w:t>
-      </w:r>
-      <w:r>
-        <w:t xml:space="preserve">.</w:t>
-      </w:r>
-      <w:r>
-        <w:t xml:space="preserve"> </w:t>
-      </w:r>
-      <w:r>
-        <w:rPr>
-          <w:bCs/>
-          <w:b/>
-        </w:rPr>
-        <w:t xml:space="preserve">[AUTHOR ACTION: state whether equivalent magnetic-start trials were run for Pristine_perfect, Pristine_VO and Pr_perfect and report their outcomes; if not, say so here.]</w:t>
-      </w:r>
-      <w:r>
-        <w:t xml:space="preserve"> </w:t>
-      </w:r>
-      <w:r>
-        <w:t xml:space="preserve">A wider search over site-specific and antiparallel seeds was not performed, and the non-magnetic solutions are therefore described below as the lowest-energy solutions among those tested rather than as established ground states.</w:t>
-      </w:r>
-    </w:p>
-    <w:p>
-      <w:pPr>
-        <w:pStyle w:val="BodyText"/>
-      </w:pPr>
-      <w:r>
-        <w:rPr>
-          <w:bCs/>
-          <w:b/>
-        </w:rPr>
-        <w:t xml:space="preserve">2.6 Geometry optimisation.</w:t>
-      </w:r>
-      <w:r>
-        <w:t xml:space="preserve"> </w:t>
-      </w:r>
-      <w:r>
-        <w:t xml:space="preserve">Ionic positions were relaxed with BFGS until the largest force component fell below 0.005 Ry/Bohr (0.129 eV/Å). For the doped cells, charge mixing was damped (mixing_beta = 0.1) and the BFGS history shortened (bfgs_ndim = 3) to suppress oscillation about shallow minima; the pristine V</w:t>
+        <w:t xml:space="preserve">; Pr) − E</w:t>
+      </w:r>
+      <w:r>
+        <w:rPr>
+          <w:vertAlign w:val="subscript"/>
+        </w:rPr>
+        <w:t xml:space="preserve">f</w:t>
+      </w:r>
+      <w:r>
+        <w:t xml:space="preserve">(V</w:t>
       </w:r>
       <w:r>
         <w:rPr>
@@ -2839,32 +3024,47 @@
         <w:t xml:space="preserve">O</w:t>
       </w:r>
       <w:r>
-        <w:t xml:space="preserve"> </w:t>
-      </w:r>
-      <w:r>
-        <w:t xml:space="preserve">cell was first attempted with mixing_beta = 0.3 (mixing_mode = local-TF) and converged only after the changes described in Section S1. The final maximum forces were 0.0026, 0.0042, 0.0037 and 0.0040 Ry/Bohr (0.067, 0.108, 0.095 and 0.103 eV/Å) for Pr_perfect, Pr_VO, Rb_perfect and Rb_VO. The Pr_VO relaxation was stopped manually after the force fell below the threshold while the BFGS step oscillated; the energy change over the last iterations was below 1×10</w:t>
+        <w:t xml:space="preserve">; Rb) is independent of the oxygen reference.</w:t>
+      </w:r>
+    </w:p>
+    <w:p>
+      <w:pPr>
+        <w:pStyle w:val="BodyText"/>
+      </w:pPr>
+      <w:r>
+        <w:rPr>
+          <w:bCs/>
+          <w:b/>
+        </w:rPr>
+        <w:t xml:space="preserve">2.8 Additional calculations.</w:t>
+      </w:r>
+      <w:r>
+        <w:t xml:space="preserve"> </w:t>
+      </w:r>
+      <w:r>
+        <w:t xml:space="preserve">(i) Charged cells: Pr_VO and Rb_VO were relaxed at q = +1 and +2 with a uniform compensating background; no image-charge or potential-alignment correction was applied, so these cells are used only for their spin state and not for transition levels. (ii) U sweep: single-point calculations on the Pristine_perfect, Pr_VO and Rb_VO geometries of the production runs at U(Ti-3d) = 3.0, 4.0 and 4.5 eV. (iii) HSE06: one single-point calculation on the production Pristine_perfect geometry with exact-exchange fraction 0.25 and screening parameter 0.106 Bohr</w:t>
       </w:r>
       <w:r>
         <w:rPr>
           <w:vertAlign w:val="superscript"/>
         </w:rPr>
-        <w:t xml:space="preserve">−9</w:t>
-      </w:r>
-      <w:r>
-        <w:t xml:space="preserve"> </w:t>
-      </w:r>
-      <w:r>
-        <w:t xml:space="preserve">Ry.</w:t>
-      </w:r>
-      <w:r>
-        <w:t xml:space="preserve"> </w:t>
-      </w:r>
-      <w:r>
-        <w:rPr>
-          <w:bCs/>
-          <w:b/>
-        </w:rPr>
-        <w:t xml:space="preserve">[AUTHOR ACTION: state etot_conv_thr and forc_conv_thr of the production inputs; with the maximum force below 0.005 Ry/Bohr for several steps (Figure S3) and an energy change below 1×10</w:t>
+        <w:t xml:space="preserve">−1</w:t>
+      </w:r>
+      <w:r>
+        <w:t xml:space="preserve"> </w:t>
+      </w:r>
+      <w:r>
+        <w:t xml:space="preserve">[40,41], Γ-only, 40 Ry, without the Hubbard term.</w:t>
+      </w:r>
+      <w:r>
+        <w:t xml:space="preserve"> </w:t>
+      </w:r>
+      <w:r>
+        <w:rPr>
+          <w:bCs/>
+          <w:b/>
+        </w:rPr>
+        <w:t xml:space="preserve">[AUTHOR ACTION: confirm the exact screening_parameter value in the input (0.106 Bohr</w:t>
       </w:r>
       <w:r>
         <w:rPr>
@@ -2872,45 +3072,105 @@
           <w:bCs/>
           <w:b/>
         </w:rPr>
-        <w:t xml:space="preserve">−9</w:t>
-      </w:r>
-      <w:r>
-        <w:rPr>
-          <w:bCs/>
-          <w:b/>
-        </w:rPr>
-        <w:t xml:space="preserve"> </w:t>
-      </w:r>
-      <w:r>
-        <w:rPr>
-          <w:bCs/>
-          <w:b/>
-        </w:rPr>
-        <w:t xml:space="preserve">Ry, pw.x would normally have terminated by itself unless a tighter threshold was set.]</w:t>
-      </w:r>
-      <w:r>
-        <w:t xml:space="preserve"> </w:t>
-      </w:r>
-      <w:r>
-        <w:t xml:space="preserve">This tolerance is looser than the 0.01–0.03 eV/Å commonly used for defect energetics, and its consequences are discussed in Section 5. Force trajectories are shown in Figure S3.</w:t>
-      </w:r>
-    </w:p>
-    <w:p>
-      <w:pPr>
-        <w:pStyle w:val="BodyText"/>
-      </w:pPr>
-      <w:r>
-        <w:rPr>
-          <w:bCs/>
-          <w:b/>
-        </w:rPr>
-        <w:t xml:space="preserve">2.7 Formation energies.</w:t>
-      </w:r>
-      <w:r>
-        <w:t xml:space="preserve"> </w:t>
-      </w:r>
-      <w:r>
-        <w:t xml:space="preserve">The neutral V</w:t>
+        <w:t xml:space="preserve">−1</w:t>
+      </w:r>
+      <w:r>
+        <w:rPr>
+          <w:bCs/>
+          <w:b/>
+        </w:rPr>
+        <w:t xml:space="preserve"> </w:t>
+      </w:r>
+      <w:r>
+        <w:rPr>
+          <w:bCs/>
+          <w:b/>
+        </w:rPr>
+        <w:t xml:space="preserve">corresponds to 0.2 Å</w:t>
+      </w:r>
+      <w:r>
+        <w:rPr>
+          <w:vertAlign w:val="superscript"/>
+          <w:bCs/>
+          <w:b/>
+        </w:rPr>
+        <w:t xml:space="preserve">−1</w:t>
+      </w:r>
+      <w:r>
+        <w:rPr>
+          <w:bCs/>
+          <w:b/>
+        </w:rPr>
+        <w:t xml:space="preserve">; the canonical HSE06 value is 0.11 Bohr</w:t>
+      </w:r>
+      <w:r>
+        <w:rPr>
+          <w:vertAlign w:val="superscript"/>
+          <w:bCs/>
+          <w:b/>
+        </w:rPr>
+        <w:t xml:space="preserve">−1</w:t>
+      </w:r>
+      <w:r>
+        <w:rPr>
+          <w:bCs/>
+          <w:b/>
+        </w:rPr>
+        <w:t xml:space="preserve">), the exx q-grid, ecutfock, the EXX convergence threshold and number of outer iterations, and that the +U term was switched off. The HSE06 total energy (−3926.67 Ry) differs from the PBE+U total of the same cell (−4275.02 Ry) by 348 Ry, which a change of functional alone cannot produce; state which pseudopotential datasets were used in the hybrid run and whether exact exchange was evaluated with the PAW datasets. If different datasets were used, the Fermi-energy comparison in Section 3.6 must be removed.]</w:t>
+      </w:r>
+      <w:r>
+        <w:t xml:space="preserve"> </w:t>
+      </w:r>
+      <w:r>
+        <w:t xml:space="preserve">(iv) Dispersion: single-point energies for Pr_VO and Rb_VO with the Grimme D3 correction and Becke–Johnson damping [42,43], without three-body terms, following the DFT+U+D3 protocol used for defective anatase by Torres et al. [44]; the single points were started from scratch on the production geometries. (v) Alternative vacancy sites: three additional Pr_VO cells with the vacancy at atom indices O1, O7 and O17 of the production input. (vi) Bader analysis of Pr_VO and Rb_VO from pp.x charge densities with the Henkelman grid algorithm [45,46].</w:t>
+      </w:r>
+      <w:r>
+        <w:t xml:space="preserve"> </w:t>
+      </w:r>
+      <w:r>
+        <w:rPr>
+          <w:bCs/>
+          <w:b/>
+        </w:rPr>
+        <w:t xml:space="preserve">[AUTHOR ACTION: state the FFT grid used for the pp.x density, whether the PAW all-electron reconstruction was included, and the Bader code version (v1.05 is given in the SI).]</w:t>
+      </w:r>
+      <w:r>
+        <w:t xml:space="preserve"> </w:t>
+      </w:r>
+      <w:r>
+        <w:t xml:space="preserve">(vii) Projected densities of states, Löwdin charges and Löwdin spin polarisations from projwfc.x, on 2×2×2 non-self-consistent runs (tetrahedron occupations; 260 bands for Pr_VO and 226 for Rb_VO) that start from a Γ-only self-consistent density regenerated on the final relaxation geometry; Gaussian broadening 0.01 Ry (0.136 eV), energy step 0.02 eV, spilling parameters 0.0030 (Pr_VO) and 0.0032 (Rb_VO) (Section S2). Löwdin populations depend on the projector basis and are used only to locate the spin density.</w:t>
+      </w:r>
+    </w:p>
+    <w:p>
+      <w:pPr>
+        <w:pStyle w:val="BodyText"/>
+      </w:pPr>
+      <w:r>
+        <w:rPr>
+          <w:bCs/>
+          <w:b/>
+        </w:rPr>
+        <w:t xml:space="preserve">3. Results</w:t>
+      </w:r>
+    </w:p>
+    <w:p>
+      <w:pPr>
+        <w:pStyle w:val="BodyText"/>
+      </w:pPr>
+      <w:r>
+        <w:rPr>
+          <w:bCs/>
+          <w:b/>
+        </w:rPr>
+        <w:t xml:space="preserve">3.1 Structural relaxation</w:t>
+      </w:r>
+    </w:p>
+    <w:p>
+      <w:pPr>
+        <w:pStyle w:val="BodyText"/>
+      </w:pPr>
+      <w:r>
+        <w:t xml:space="preserve">All four doped supercells relaxed to maximum forces below the 0.005 Ry/Bohr threshold (Section 2.6; Pr_VO and Rb_VO trajectories in Figure S3). The pristine V</w:t>
       </w:r>
       <w:r>
         <w:rPr>
@@ -2922,387 +3182,17 @@
         <w:t xml:space="preserve"> </w:t>
       </w:r>
       <w:r>
-        <w:t xml:space="preserve">formation energy of host X was evaluated as</w:t>
-      </w:r>
-    </w:p>
-    <w:p>
-      <w:pPr>
-        <w:pStyle w:val="BodyText"/>
-      </w:pPr>
-      <w:r>
-        <w:t xml:space="preserve">E</w:t>
-      </w:r>
-      <w:r>
-        <w:rPr>
-          <w:vertAlign w:val="subscript"/>
-        </w:rPr>
-        <w:t xml:space="preserve">f</w:t>
-      </w:r>
-      <w:r>
-        <w:t xml:space="preserve">(V</w:t>
-      </w:r>
-      <w:r>
-        <w:rPr>
-          <w:vertAlign w:val="subscript"/>
-        </w:rPr>
-        <w:t xml:space="preserve">O</w:t>
-      </w:r>
-      <w:r>
-        <w:rPr>
-          <w:vertAlign w:val="superscript"/>
-        </w:rPr>
-        <w:t xml:space="preserve">0</w:t>
-      </w:r>
-      <w:r>
-        <w:t xml:space="preserve">; X) = E(X with V</w:t>
-      </w:r>
-      <w:r>
-        <w:rPr>
-          <w:vertAlign w:val="subscript"/>
-        </w:rPr>
-        <w:t xml:space="preserve">O</w:t>
-      </w:r>
-      <w:r>
-        <w:t xml:space="preserve">, q = 0) − E(X perfect, q = 0) + μ</w:t>
-      </w:r>
-      <w:r>
-        <w:rPr>
-          <w:vertAlign w:val="subscript"/>
-        </w:rPr>
-        <w:t xml:space="preserve">O</w:t>
-      </w:r>
-      <w:r>
-        <w:t xml:space="preserve">, with μ</w:t>
-      </w:r>
-      <w:r>
-        <w:rPr>
-          <w:vertAlign w:val="subscript"/>
-        </w:rPr>
-        <w:t xml:space="preserve">O</w:t>
-      </w:r>
-      <w:r>
-        <w:t xml:space="preserve"> </w:t>
-      </w:r>
-      <w:r>
-        <w:t xml:space="preserve">= ½E(O</w:t>
-      </w:r>
-      <w:r>
-        <w:rPr>
-          <w:vertAlign w:val="subscript"/>
-        </w:rPr>
-        <w:t xml:space="preserve">2</w:t>
-      </w:r>
-      <w:r>
-        <w:t xml:space="preserve">) + Δμ</w:t>
-      </w:r>
-      <w:r>
-        <w:rPr>
-          <w:vertAlign w:val="subscript"/>
-        </w:rPr>
-        <w:t xml:space="preserve">O</w:t>
-      </w:r>
-      <w:r>
-        <w:t xml:space="preserve"> </w:t>
-      </w:r>
-      <w:r>
-        <w:t xml:space="preserve">and Δμ</w:t>
-      </w:r>
-      <w:r>
-        <w:rPr>
-          <w:vertAlign w:val="subscript"/>
-        </w:rPr>
-        <w:t xml:space="preserve">O</w:t>
-      </w:r>
-      <w:r>
-        <w:t xml:space="preserve"> </w:t>
-      </w:r>
-      <w:r>
-        <w:t xml:space="preserve">= 0,</w:t>
-      </w:r>
-    </w:p>
-    <w:p>
-      <w:pPr>
-        <w:pStyle w:val="BodyText"/>
-      </w:pPr>
-      <w:r>
-        <w:t xml:space="preserve">where E(O</w:t>
-      </w:r>
-      <w:r>
-        <w:rPr>
-          <w:vertAlign w:val="subscript"/>
-        </w:rPr>
-        <w:t xml:space="preserve">2</w:t>
-      </w:r>
-      <w:r>
-        <w:t xml:space="preserve">) is the total energy of an isolated O</w:t>
-      </w:r>
-      <w:r>
-        <w:rPr>
-          <w:vertAlign w:val="subscript"/>
-        </w:rPr>
-        <w:t xml:space="preserve">2</w:t>
-      </w:r>
-      <w:r>
-        <w:t xml:space="preserve"> </w:t>
-      </w:r>
-      <w:r>
-        <w:t xml:space="preserve">molecule in a 12 Å cubic box computed with the same settings; it converged to the triplet ground state (m = 2.00 μ</w:t>
-      </w:r>
-      <w:r>
-        <w:rPr>
-          <w:vertAlign w:val="subscript"/>
-        </w:rPr>
-        <w:t xml:space="preserve">B</w:t>
-      </w:r>
-      <w:r>
-        <w:t xml:space="preserve">) and ½E(O</w:t>
-      </w:r>
-      <w:r>
-        <w:rPr>
-          <w:vertAlign w:val="subscript"/>
-        </w:rPr>
-        <w:t xml:space="preserve">2</w:t>
-      </w:r>
-      <w:r>
-        <w:t xml:space="preserve">) = −41.51621 Ry (−564.857 eV). This is the oxygen-rich electronic-energy reference; no finite-temperature gas-phase correction or competing-phase analysis was applied, and the values are conditional oxygen-removal energies from the already substituted cells rather than equilibrium vacancy concentrations [39]. The known overbinding of O</w:t>
-      </w:r>
-      <w:r>
-        <w:rPr>
-          <w:vertAlign w:val="subscript"/>
-        </w:rPr>
-        <w:t xml:space="preserve">2</w:t>
-      </w:r>
-      <w:r>
-        <w:t xml:space="preserve"> </w:t>
-      </w:r>
-      <w:r>
-        <w:t xml:space="preserve">by PBE [14] shifts all absolute formation energies at this reference by a common amount and cancels in differences between hosts; no empirical correction was applied. Formation energies were evaluated from unrounded Rydberg totals and are reported to 0.01 eV; the full-precision ledger is Table S9. The comparative quantity ΔE</w:t>
-      </w:r>
-      <w:r>
-        <w:rPr>
-          <w:vertAlign w:val="subscript"/>
-        </w:rPr>
-        <w:t xml:space="preserve">f</w:t>
-      </w:r>
-      <w:r>
-        <w:t xml:space="preserve"> </w:t>
-      </w:r>
-      <w:r>
-        <w:t xml:space="preserve">= E</w:t>
-      </w:r>
-      <w:r>
-        <w:rPr>
-          <w:vertAlign w:val="subscript"/>
-        </w:rPr>
-        <w:t xml:space="preserve">f</w:t>
-      </w:r>
-      <w:r>
-        <w:t xml:space="preserve">(V</w:t>
-      </w:r>
-      <w:r>
-        <w:rPr>
-          <w:vertAlign w:val="subscript"/>
-        </w:rPr>
-        <w:t xml:space="preserve">O</w:t>
-      </w:r>
-      <w:r>
-        <w:t xml:space="preserve">; Pr) − E</w:t>
-      </w:r>
-      <w:r>
-        <w:rPr>
-          <w:vertAlign w:val="subscript"/>
-        </w:rPr>
-        <w:t xml:space="preserve">f</w:t>
-      </w:r>
-      <w:r>
-        <w:t xml:space="preserve">(V</w:t>
-      </w:r>
-      <w:r>
-        <w:rPr>
-          <w:vertAlign w:val="subscript"/>
-        </w:rPr>
-        <w:t xml:space="preserve">O</w:t>
-      </w:r>
-      <w:r>
-        <w:t xml:space="preserve">; Rb) is independent of the oxygen reference.</w:t>
-      </w:r>
-    </w:p>
-    <w:p>
-      <w:pPr>
-        <w:pStyle w:val="BodyText"/>
-      </w:pPr>
-      <w:r>
-        <w:rPr>
-          <w:bCs/>
-          <w:b/>
-        </w:rPr>
-        <w:t xml:space="preserve">2.8 Additional calculations.</w:t>
-      </w:r>
-      <w:r>
-        <w:t xml:space="preserve"> </w:t>
-      </w:r>
-      <w:r>
-        <w:t xml:space="preserve">(i) Charged cells: Pr_VO and Rb_VO were relaxed at q = +1 and +2 with a uniform compensating background; no image-charge or potential-alignment correction was applied, so these cells are used only for their spin state and not for transition levels. (ii) U sweep: single-point calculations on the relaxed Pristine_perfect, Pr_VO and Rb_VO cells at U(Ti-3d) = 3.0, 4.0 and 4.5 eV. (iii) HSE06: one single-point calculation on the relaxed Pristine_perfect cell with exact-exchange fraction 0.25 and screening parameter 0.106 Bohr</w:t>
-      </w:r>
-      <w:r>
-        <w:rPr>
-          <w:vertAlign w:val="superscript"/>
-        </w:rPr>
-        <w:t xml:space="preserve">−1</w:t>
-      </w:r>
-      <w:r>
-        <w:t xml:space="preserve"> </w:t>
-      </w:r>
-      <w:r>
-        <w:t xml:space="preserve">[40,41], Γ-only, 40 Ry, without the Hubbard term.</w:t>
-      </w:r>
-      <w:r>
-        <w:t xml:space="preserve"> </w:t>
-      </w:r>
-      <w:r>
-        <w:rPr>
-          <w:bCs/>
-          <w:b/>
-        </w:rPr>
-        <w:t xml:space="preserve">[AUTHOR ACTION: confirm the exact screening_parameter value in the input (0.106 Bohr</w:t>
-      </w:r>
-      <w:r>
-        <w:rPr>
-          <w:vertAlign w:val="superscript"/>
-          <w:bCs/>
-          <w:b/>
-        </w:rPr>
-        <w:t xml:space="preserve">−1</w:t>
-      </w:r>
-      <w:r>
-        <w:rPr>
-          <w:bCs/>
-          <w:b/>
-        </w:rPr>
-        <w:t xml:space="preserve"> </w:t>
-      </w:r>
-      <w:r>
-        <w:rPr>
-          <w:bCs/>
-          <w:b/>
-        </w:rPr>
-        <w:t xml:space="preserve">corresponds to 0.2 Å</w:t>
-      </w:r>
-      <w:r>
-        <w:rPr>
-          <w:vertAlign w:val="superscript"/>
-          <w:bCs/>
-          <w:b/>
-        </w:rPr>
-        <w:t xml:space="preserve">−1</w:t>
-      </w:r>
-      <w:r>
-        <w:rPr>
-          <w:bCs/>
-          <w:b/>
-        </w:rPr>
-        <w:t xml:space="preserve">; the canonical HSE06 value is 0.11 Bohr</w:t>
-      </w:r>
-      <w:r>
-        <w:rPr>
-          <w:vertAlign w:val="superscript"/>
-          <w:bCs/>
-          <w:b/>
-        </w:rPr>
-        <w:t xml:space="preserve">−1</w:t>
-      </w:r>
-      <w:r>
-        <w:rPr>
-          <w:bCs/>
-          <w:b/>
-        </w:rPr>
-        <w:t xml:space="preserve">), the exx q-grid, ecutfock, the EXX convergence threshold and number of outer iterations, and that the +U term was switched off. The HSE06 total energy (−3926.67 Ry) differs from the PBE+U total of the same cell (−4275.02 Ry) by 348 Ry, which a change of functional alone cannot produce; state which pseudopotential datasets were used in the hybrid run and whether exact exchange was evaluated with the PAW datasets. If different datasets were used, the Fermi-energy comparison in Section 3.6 must be removed.]</w:t>
-      </w:r>
-      <w:r>
-        <w:t xml:space="preserve"> </w:t>
-      </w:r>
-      <w:r>
-        <w:t xml:space="preserve">(iv) Dispersion: single-point energies for Pr_VO and Rb_VO with the Grimme D3 correction and Becke–Johnson damping [42,43], without three-body terms, following the DFT+U+D3 protocol used for defective anatase by Torres et al. [44]; the single points were started from scratch on the production geometries. (v) Alternative vacancy sites: three additional Pr_VO cells with the vacancy at atom indices O1, O7 and O17 of the production input. (vi) Bader analysis of Pr_VO and Rb_VO from pp.x charge densities with the Henkelman grid algorithm [45,46].</w:t>
-      </w:r>
-      <w:r>
-        <w:t xml:space="preserve"> </w:t>
-      </w:r>
-      <w:r>
-        <w:rPr>
-          <w:bCs/>
-          <w:b/>
-        </w:rPr>
-        <w:t xml:space="preserve">[AUTHOR ACTION: state the FFT grid used for the pp.x density, whether the PAW all-electron reconstruction was included, and the Bader code version (v1.05 is given in the SI).]</w:t>
-      </w:r>
-      <w:r>
-        <w:t xml:space="preserve"> </w:t>
-      </w:r>
-      <w:r>
-        <w:t xml:space="preserve">(vii) Projected densities of states from projwfc.x on 2×2×2 non-self-consistent runs.</w:t>
-      </w:r>
-      <w:r>
-        <w:t xml:space="preserve"> </w:t>
-      </w:r>
-      <w:r>
-        <w:rPr>
-          <w:bCs/>
-          <w:b/>
-        </w:rPr>
-        <w:t xml:space="preserve">[AUTHOR ACTION: state the Gaussian broadening used in projwfc.x and the number of bands.]</w:t>
-      </w:r>
-    </w:p>
-    <w:p>
-      <w:pPr>
-        <w:pStyle w:val="BodyText"/>
-      </w:pPr>
-      <w:r>
-        <w:rPr>
-          <w:bCs/>
-          <w:b/>
-        </w:rPr>
-        <w:t xml:space="preserve">3. Results</w:t>
-      </w:r>
-    </w:p>
-    <w:p>
-      <w:pPr>
-        <w:pStyle w:val="BodyText"/>
-      </w:pPr>
-      <w:r>
-        <w:rPr>
-          <w:bCs/>
-          <w:b/>
-        </w:rPr>
-        <w:t xml:space="preserve">3.1 Structural relaxation</w:t>
-      </w:r>
-    </w:p>
-    <w:p>
-      <w:pPr>
-        <w:pStyle w:val="BodyText"/>
-      </w:pPr>
-      <w:r>
-        <w:t xml:space="preserve">All four doped supercells relaxed to maximum forces below the 0.005 Ry/Bohr threshold (Section 2.6; Pr_VO and Rb_VO trajectories in Figure S3). The pristine V</w:t>
-      </w:r>
-      <w:r>
-        <w:rPr>
-          <w:vertAlign w:val="subscript"/>
-        </w:rPr>
-        <w:t xml:space="preserve">O</w:t>
-      </w:r>
-      <w:r>
-        <w:t xml:space="preserve"> </w:t>
-      </w:r>
-      <w:r>
-        <w:t xml:space="preserve">cell, which required a modified mixing scheme to converge (Section S1), was stopped at 0.0056 Ry/Bohr, slightly above the threshold. The relaxed Pr_VO and Rb_VO cells are shown in Figure 1. The production vacancy lies in the neighbourhood of the dopant in both cells (Section 2.3).</w:t>
-      </w:r>
-      <w:r>
-        <w:t xml:space="preserve"> </w:t>
-      </w:r>
-      <w:r>
-        <w:rPr>
-          <w:bCs/>
-          <w:b/>
-        </w:rPr>
-        <w:t xml:space="preserve">[AUTHOR ACTION: add one sentence on the relaxed first-shell dopant–O distances and the outward relaxation of the six O neighbours around Pr and Rb relative to Ti–O = 1.94/1.97 Å in the pristine cell, from Table S8.]</w:t>
+        <w:t xml:space="preserve">cell, which required a modified mixing scheme to converge (Section S1), was stopped at 0.0056 Ry/Bohr, slightly above the threshold. Figure 1 shows the (010) atomic plane that contains the dopant site and the vacancy, at ideal positions and in the relaxed Rb_VO cell as read from its final coordinates (Table S8). The vacant site is an equatorial first-shell oxygen of the dopant site, 1.95 Å from the ideal cation position. In the relaxed cell the Rb ion has moved 1.27 Å from that position towards the vacancy and lies 0.87 Å from the vacant oxygen site; its four nearest oxygens are at 2.54 (two), 2.56 and 2.71 Å and the next two at 2.95 and 3.07 Å. The two Ti atoms that were bonded to the removed oxygen have moved away from it, to 2.36 and 2.38 Å from the vacant site (ideal Ti–O distances 2.03 and 1.95 Å). The large monovalent ion thus occupies part of the space vacated by the oxygen, so structural relaxation is part of the energy released when the vacancy forms next to Rb (Sections 3.2 and 4.3).</w:t>
+      </w:r>
+      <w:r>
+        <w:t xml:space="preserve"> </w:t>
+      </w:r>
+      <w:r>
+        <w:rPr>
+          <w:bCs/>
+          <w:b/>
+        </w:rPr>
+        <w:t xml:space="preserve">[AUTHOR ACTION: the relaxed Pr_VO coordinates were not available for this revision; place the pw.x output of the relaxed Pr_VO cell in figures/data/ so that make_fig1_structures.py adds panel (c), and state the Pr displacement and Pr–O distances here.]</w:t>
       </w:r>
       <w:r>
         <w:t xml:space="preserve"> </w:t>
@@ -3318,14 +3208,14 @@
       <w:r>
         <w:drawing>
           <wp:inline>
-            <wp:extent cx="5334000" cy="3071374"/>
+            <wp:extent cx="5334000" cy="2971800"/>
             <wp:effectExtent b="0" l="0" r="0" t="0"/>
             <wp:docPr descr="" title="" id="21" name="Picture"/>
             <a:graphic>
               <a:graphicData uri="http://schemas.openxmlformats.org/drawingml/2006/picture">
                 <pic:pic>
                   <pic:nvPicPr>
-                    <pic:cNvPr descr="../figures/Fig1_structures_patched.png" id="22" name="Picture"/>
+                    <pic:cNvPr descr="../figures/Fig1_structures_v4.png" id="22" name="Picture"/>
                     <pic:cNvPicPr>
                       <a:picLocks noChangeArrowheads="1" noChangeAspect="1"/>
                     </pic:cNvPicPr>
@@ -3339,7 +3229,7 @@
                   <pic:spPr bwMode="auto">
                     <a:xfrm>
                       <a:off x="0" y="0"/>
-                      <a:ext cx="5334000" cy="3071374"/>
+                      <a:ext cx="5334000" cy="2971800"/>
                     </a:xfrm>
                     <a:prstGeom prst="rect">
                       <a:avLst/>
@@ -3367,109 +3257,154 @@
           <w:iCs/>
           <w:i/>
         </w:rPr>
-        <w:t xml:space="preserve">Figure 1. Relaxed 2×2×1 anatase supercells with one substitutional dopant and one oxygen vacancy (PBE+U, U(Ti-3d) = 3.5 eV, Γ-only). (a) Pr</w:t>
-      </w:r>
-      <w:r>
-        <w:rPr>
-          <w:vertAlign w:val="subscript"/>
-          <w:iCs/>
-          <w:i/>
-        </w:rPr>
-        <w:t xml:space="preserve">Ti</w:t>
-      </w:r>
-      <w:r>
-        <w:rPr>
-          <w:iCs/>
-          <w:i/>
-        </w:rPr>
-        <w:t xml:space="preserve"> </w:t>
-      </w:r>
-      <w:r>
-        <w:rPr>
-          <w:iCs/>
-          <w:i/>
-        </w:rPr>
-        <w:t xml:space="preserve">+ V</w:t>
-      </w:r>
-      <w:r>
-        <w:rPr>
-          <w:vertAlign w:val="subscript"/>
-          <w:iCs/>
-          <w:i/>
+        <w:t xml:space="preserve">Figure 1. The (010) atomic plane containing the dopant site and the oxygen vacancy. (a) Ideal anatase positions built with the lattice parameters of this work (a = 7.63632 Å, c = 9.77900 Å, u = 0.208), with the dopant on the substituted Ti site and the vacant oxygen site marked by a dashed circle. (b) The same plane in the relaxed Rb_VO cell (PBE+U, U(Ti-3d) = 3.5 eV, Γ-only), from the final coordinates of the production relaxation. Arrows give the displacement of each in-plane atom from its ideal site after removal of the mean displacement; the dotted circle marks the ideal Rb site. The oxygen drawn in blue (O8) carries the largest Löwdin spin polarisation (+0.59 μ</w:t>
+      </w:r>
+      <w:r>
+        <w:rPr>
+          <w:vertAlign w:val="subscript"/>
+          <w:iCs/>
+          <w:i/>
+        </w:rPr>
+        <w:t xml:space="preserve">B</w:t>
+      </w:r>
+      <w:r>
+        <w:rPr>
+          <w:iCs/>
+          <w:i/>
+        </w:rPr>
+        <w:t xml:space="preserve">; Section 3.6, Figure S1). Grey: Ti; red: O; orange: Rb. Only atoms in the plane are drawn, so each Ti shows fewer than six bonds. Plotted from the pw.x output by figures/make_fig1_structures.py.</w:t>
+      </w:r>
+    </w:p>
+    <w:p>
+      <w:pPr>
+        <w:pStyle w:val="BodyText"/>
+      </w:pPr>
+      <w:r>
+        <w:rPr>
+          <w:bCs/>
+          <w:b/>
+        </w:rPr>
+        <w:t xml:space="preserve">3.2 Oxygen-vacancy formation energies</w:t>
+      </w:r>
+    </w:p>
+    <w:p>
+      <w:pPr>
+        <w:pStyle w:val="BodyText"/>
+      </w:pPr>
+      <w:r>
+        <w:t xml:space="preserve">Table 2 lists the neutral V</w:t>
+      </w:r>
+      <w:r>
+        <w:rPr>
+          <w:vertAlign w:val="subscript"/>
         </w:rPr>
         <w:t xml:space="preserve">O</w:t>
       </w:r>
       <w:r>
-        <w:rPr>
-          <w:iCs/>
-          <w:i/>
-        </w:rPr>
-        <w:t xml:space="preserve"> </w:t>
-      </w:r>
-      <w:r>
-        <w:rPr>
-          <w:iCs/>
-          <w:i/>
-        </w:rPr>
-        <w:t xml:space="preserve">(PrTi</w:t>
-      </w:r>
-      <w:r>
-        <w:rPr>
-          <w:vertAlign w:val="subscript"/>
-          <w:iCs/>
-          <w:i/>
-        </w:rPr>
-        <w:t xml:space="preserve">15</w:t>
-      </w:r>
-      <w:r>
-        <w:rPr>
-          <w:iCs/>
-          <w:i/>
+        <w:t xml:space="preserve"> </w:t>
+      </w:r>
+      <w:r>
+        <w:t xml:space="preserve">formation energies at the oxygen-rich reference μ</w:t>
+      </w:r>
+      <w:r>
+        <w:rPr>
+          <w:vertAlign w:val="subscript"/>
         </w:rPr>
         <w:t xml:space="preserve">O</w:t>
       </w:r>
       <w:r>
-        <w:rPr>
-          <w:vertAlign w:val="subscript"/>
-          <w:iCs/>
-          <w:i/>
-        </w:rPr>
-        <w:t xml:space="preserve">31</w:t>
-      </w:r>
-      <w:r>
-        <w:rPr>
-          <w:iCs/>
-          <w:i/>
-        </w:rPr>
-        <w:t xml:space="preserve">, 47 atoms), non-magnetic solution (m = 0). (b) Rb</w:t>
-      </w:r>
-      <w:r>
-        <w:rPr>
-          <w:vertAlign w:val="subscript"/>
-          <w:iCs/>
-          <w:i/>
-        </w:rPr>
-        <w:t xml:space="preserve">Ti</w:t>
-      </w:r>
-      <w:r>
-        <w:rPr>
-          <w:iCs/>
-          <w:i/>
-        </w:rPr>
-        <w:t xml:space="preserve"> </w:t>
-      </w:r>
-      <w:r>
-        <w:rPr>
-          <w:iCs/>
-          <w:i/>
-        </w:rPr>
-        <w:t xml:space="preserve">+ V</w:t>
-      </w:r>
-      <w:r>
-        <w:rPr>
-          <w:vertAlign w:val="subscript"/>
-          <w:iCs/>
-          <w:i/>
+        <w:t xml:space="preserve"> </w:t>
+      </w:r>
+      <w:r>
+        <w:t xml:space="preserve">= ½E(O</w:t>
+      </w:r>
+      <w:r>
+        <w:rPr>
+          <w:vertAlign w:val="subscript"/>
+        </w:rPr>
+        <w:t xml:space="preserve">2</w:t>
+      </w:r>
+      <w:r>
+        <w:t xml:space="preserve">), and Figure 2 displays them. In pristine anatase E</w:t>
+      </w:r>
+      <w:r>
+        <w:rPr>
+          <w:vertAlign w:val="subscript"/>
+        </w:rPr>
+        <w:t xml:space="preserve">f</w:t>
+      </w:r>
+      <w:r>
+        <w:t xml:space="preserve"> </w:t>
+      </w:r>
+      <w:r>
+        <w:t xml:space="preserve">= +4.74 eV. In the Pr-substituted cell E</w:t>
+      </w:r>
+      <w:r>
+        <w:rPr>
+          <w:vertAlign w:val="subscript"/>
+        </w:rPr>
+        <w:t xml:space="preserve">f</w:t>
+      </w:r>
+      <w:r>
+        <w:t xml:space="preserve"> </w:t>
+      </w:r>
+      <w:r>
+        <w:t xml:space="preserve">= +1.29 eV, and in the Rb-substituted cell E</w:t>
+      </w:r>
+      <w:r>
+        <w:rPr>
+          <w:vertAlign w:val="subscript"/>
+        </w:rPr>
+        <w:t xml:space="preserve">f</w:t>
+      </w:r>
+      <w:r>
+        <w:t xml:space="preserve"> </w:t>
+      </w:r>
+      <w:r>
+        <w:t xml:space="preserve">= −4.06 eV. Both substitutions lower the cost of removing an oxygen atom near the dopant site relative to pristine TiO</w:t>
+      </w:r>
+      <w:r>
+        <w:rPr>
+          <w:vertAlign w:val="subscript"/>
+        </w:rPr>
+        <w:t xml:space="preserve">2</w:t>
+      </w:r>
+      <w:r>
+        <w:t xml:space="preserve">, by 3.45 eV for Pr and 8.81 eV for Rb (differences of the unrounded values). At this reference the Pr cell remains uphill, so oxygen removal is not spontaneous; the Rb cell is downhill, so the vacancy-free Rb-substituted cell is unstable against oxygen loss. Part of the Rb reduction is structural: the Rb ion moves 1.27 Å into the space vacated by the oxygen (Section 3.1), and the energy of this relaxation has not been separated from the electronic contribution. The Pr–Rb contrast ΔE</w:t>
+      </w:r>
+      <w:r>
+        <w:rPr>
+          <w:vertAlign w:val="subscript"/>
+        </w:rPr>
+        <w:t xml:space="preserve">f</w:t>
+      </w:r>
+      <w:r>
+        <w:t xml:space="preserve"> </w:t>
+      </w:r>
+      <w:r>
+        <w:t xml:space="preserve">is 5.36 eV (5.356 eV from the unrounded totals; the value 5.35 eV obtained by subtracting the rounded entries is a rounding artefact).</w:t>
+      </w:r>
+    </w:p>
+    <w:p>
+      <w:pPr>
+        <w:pStyle w:val="BodyText"/>
+      </w:pPr>
+      <w:r>
+        <w:rPr>
+          <w:iCs/>
+          <w:i/>
+          <w:bCs/>
+          <w:b/>
+        </w:rPr>
+        <w:t xml:space="preserve">Table 2. Neutral oxygen-vacancy formation energies at μ</w:t>
+      </w:r>
+      <w:r>
+        <w:rPr>
+          <w:vertAlign w:val="subscript"/>
+          <w:iCs/>
+          <w:i/>
+          <w:bCs/>
+          <w:b/>
         </w:rPr>
         <w:t xml:space="preserve">O</w:t>
       </w:r>
@@ -3477,410 +3412,70 @@
         <w:rPr>
           <w:iCs/>
           <w:i/>
-        </w:rPr>
-        <w:t xml:space="preserve"> </w:t>
-      </w:r>
-      <w:r>
-        <w:rPr>
-          <w:iCs/>
-          <w:i/>
-        </w:rPr>
-        <w:t xml:space="preserve">(RbTi</w:t>
-      </w:r>
-      <w:r>
-        <w:rPr>
-          <w:vertAlign w:val="subscript"/>
-          <w:iCs/>
-          <w:i/>
-        </w:rPr>
-        <w:t xml:space="preserve">15</w:t>
-      </w:r>
-      <w:r>
-        <w:rPr>
-          <w:iCs/>
-          <w:i/>
-        </w:rPr>
-        <w:t xml:space="preserve">O</w:t>
-      </w:r>
-      <w:r>
-        <w:rPr>
-          <w:vertAlign w:val="subscript"/>
-          <w:iCs/>
-          <w:i/>
-        </w:rPr>
-        <w:t xml:space="preserve">31</w:t>
-      </w:r>
-      <w:r>
-        <w:rPr>
-          <w:iCs/>
-          <w:i/>
-        </w:rPr>
-        <w:t xml:space="preserve">, 47 atoms), m = −0.97 μ</w:t>
-      </w:r>
-      <w:r>
-        <w:rPr>
-          <w:vertAlign w:val="subscript"/>
-          <w:iCs/>
-          <w:i/>
-        </w:rPr>
-        <w:t xml:space="preserve">B</w:t>
-      </w:r>
-      <w:r>
-        <w:rPr>
-          <w:iCs/>
-          <w:i/>
-        </w:rPr>
-        <w:t xml:space="preserve">, m</w:t>
-      </w:r>
-      <w:r>
-        <w:rPr>
-          <w:vertAlign w:val="subscript"/>
-          <w:iCs/>
-          <w:i/>
-        </w:rPr>
-        <w:t xml:space="preserve">abs</w:t>
-      </w:r>
-      <w:r>
-        <w:rPr>
-          <w:iCs/>
-          <w:i/>
-        </w:rPr>
-        <w:t xml:space="preserve"> </w:t>
-      </w:r>
-      <w:r>
-        <w:rPr>
-          <w:iCs/>
-          <w:i/>
-        </w:rPr>
-        <w:t xml:space="preserve">= 1.21 μ</w:t>
-      </w:r>
-      <w:r>
-        <w:rPr>
-          <w:vertAlign w:val="subscript"/>
-          <w:iCs/>
-          <w:i/>
-        </w:rPr>
-        <w:t xml:space="preserve">B</w:t>
-      </w:r>
-      <w:r>
-        <w:rPr>
-          <w:iCs/>
-          <w:i/>
-        </w:rPr>
-        <w:t xml:space="preserve">. Grey: Ti; red: O; green: Pr; maroon: Rb; dashed circle: vacancy position; dashed box: supercell.</w:t>
-      </w:r>
-      <w:r>
-        <w:rPr>
-          <w:iCs/>
-          <w:i/>
-        </w:rPr>
-        <w:t xml:space="preserve"> </w:t>
-      </w:r>
-      <w:r>
-        <w:rPr>
-          <w:bCs/>
-          <w:b/>
-          <w:iCs/>
-          <w:i/>
-        </w:rPr>
-        <w:t xml:space="preserve">[AUTHOR ACTION: the panel subtitles of the interim artwork were patched to match this caption; the two panels of the interim artwork show coincident atomic positions, including the dopant first shell, so they cannot both be the relaxed geometries described in this caption and in the artwork title (</w:t>
-      </w:r>
-      <w:r>
-        <w:rPr>
-          <w:bCs/>
-          <w:b/>
-          <w:iCs/>
-          <w:i/>
-        </w:rPr>
-        <w:t xml:space="preserve">“</w:t>
-      </w:r>
-      <w:r>
-        <w:rPr>
-          <w:bCs/>
-          <w:b/>
-          <w:iCs/>
-          <w:i/>
-        </w:rPr>
-        <w:t xml:space="preserve">PBE+U relaxed</w:t>
-      </w:r>
-      <w:r>
-        <w:rPr>
-          <w:bCs/>
-          <w:b/>
-          <w:iCs/>
-          <w:i/>
-        </w:rPr>
-        <w:t xml:space="preserve">”</w:t>
-      </w:r>
-      <w:r>
-        <w:rPr>
-          <w:bCs/>
-          <w:b/>
-          <w:iCs/>
-          <w:i/>
-        </w:rPr>
-        <w:t xml:space="preserve">); regenerate the figure from the relaxed coordinates of each cell and add the vacancy atom index and dopant–V</w:t>
-      </w:r>
-      <w:r>
-        <w:rPr>
-          <w:vertAlign w:val="subscript"/>
-          <w:bCs/>
-          <w:b/>
-          <w:iCs/>
-          <w:i/>
-        </w:rPr>
-        <w:t xml:space="preserve">O</w:t>
-      </w:r>
-      <w:r>
-        <w:rPr>
-          <w:bCs/>
-          <w:b/>
-          <w:iCs/>
-          <w:i/>
-        </w:rPr>
-        <w:t xml:space="preserve"> </w:t>
-      </w:r>
-      <w:r>
-        <w:rPr>
-          <w:bCs/>
-          <w:b/>
-          <w:iCs/>
-          <w:i/>
-        </w:rPr>
-        <w:t xml:space="preserve">distance to each panel.]</w:t>
-      </w:r>
-    </w:p>
-    <w:p>
-      <w:pPr>
-        <w:pStyle w:val="BodyText"/>
-      </w:pPr>
-      <w:r>
-        <w:rPr>
-          <w:bCs/>
-          <w:b/>
-        </w:rPr>
-        <w:t xml:space="preserve">3.2 Oxygen-vacancy formation energies</w:t>
-      </w:r>
-    </w:p>
-    <w:p>
-      <w:pPr>
-        <w:pStyle w:val="BodyText"/>
-      </w:pPr>
-      <w:r>
-        <w:t xml:space="preserve">Table 2 lists the neutral V</w:t>
-      </w:r>
-      <w:r>
-        <w:rPr>
-          <w:vertAlign w:val="subscript"/>
-        </w:rPr>
-        <w:t xml:space="preserve">O</w:t>
-      </w:r>
-      <w:r>
-        <w:t xml:space="preserve"> </w:t>
-      </w:r>
-      <w:r>
-        <w:t xml:space="preserve">formation energies at the oxygen-rich reference μ</w:t>
-      </w:r>
-      <w:r>
-        <w:rPr>
-          <w:vertAlign w:val="subscript"/>
-        </w:rPr>
-        <w:t xml:space="preserve">O</w:t>
-      </w:r>
-      <w:r>
-        <w:t xml:space="preserve"> </w:t>
-      </w:r>
-      <w:r>
+          <w:bCs/>
+          <w:b/>
+        </w:rPr>
+        <w:t xml:space="preserve"> </w:t>
+      </w:r>
+      <w:r>
+        <w:rPr>
+          <w:iCs/>
+          <w:i/>
+          <w:bCs/>
+          <w:b/>
+        </w:rPr>
         <w:t xml:space="preserve">= ½E(O</w:t>
       </w:r>
       <w:r>
         <w:rPr>
           <w:vertAlign w:val="subscript"/>
+          <w:iCs/>
+          <w:i/>
+          <w:bCs/>
+          <w:b/>
         </w:rPr>
         <w:t xml:space="preserve">2</w:t>
       </w:r>
       <w:r>
-        <w:t xml:space="preserve">), and Figure 2 displays them. In pristine anatase E</w:t>
-      </w:r>
-      <w:r>
-        <w:rPr>
-          <w:vertAlign w:val="subscript"/>
+        <w:rPr>
+          <w:iCs/>
+          <w:i/>
+          <w:bCs/>
+          <w:b/>
+        </w:rPr>
+        <w:t xml:space="preserve">) (PBE+U, U(Ti-3d) = 3.5 eV, 40 Ry).</w:t>
+      </w:r>
+      <w:r>
+        <w:t xml:space="preserve"> </w:t>
+      </w:r>
+      <w:r>
+        <w:rPr>
+          <w:iCs/>
+          <w:i/>
+        </w:rPr>
+        <w:t xml:space="preserve">Total energies are the converged Γ-only values in Ry; E</w:t>
+      </w:r>
+      <w:r>
+        <w:rPr>
+          <w:vertAlign w:val="subscript"/>
+          <w:iCs/>
+          <w:i/>
         </w:rPr>
         <w:t xml:space="preserve">f</w:t>
       </w:r>
       <w:r>
-        <w:t xml:space="preserve"> </w:t>
-      </w:r>
-      <w:r>
-        <w:t xml:space="preserve">= +4.74 eV. In the Pr-substituted cell E</w:t>
-      </w:r>
-      <w:r>
-        <w:rPr>
-          <w:vertAlign w:val="subscript"/>
-        </w:rPr>
-        <w:t xml:space="preserve">f</w:t>
-      </w:r>
-      <w:r>
-        <w:t xml:space="preserve"> </w:t>
-      </w:r>
-      <w:r>
-        <w:t xml:space="preserve">= +1.29 eV, and in the Rb-substituted cell E</w:t>
-      </w:r>
-      <w:r>
-        <w:rPr>
-          <w:vertAlign w:val="subscript"/>
-        </w:rPr>
-        <w:t xml:space="preserve">f</w:t>
-      </w:r>
-      <w:r>
-        <w:t xml:space="preserve"> </w:t>
-      </w:r>
-      <w:r>
-        <w:t xml:space="preserve">= −4.06 eV. Both substitutions lower the cost of removing an oxygen atom near the dopant site relative to pristine TiO</w:t>
-      </w:r>
-      <w:r>
-        <w:rPr>
-          <w:vertAlign w:val="subscript"/>
-        </w:rPr>
-        <w:t xml:space="preserve">2</w:t>
-      </w:r>
-      <w:r>
-        <w:t xml:space="preserve">, by 3.45 eV for Pr and 8.81 eV for Rb (differences of the unrounded values). At this reference the Pr cell remains uphill, so oxygen removal is not spontaneous; the Rb cell is downhill, so the vacancy-free Rb-substituted cell is unstable against oxygen loss. The Pr–Rb contrast ΔE</w:t>
-      </w:r>
-      <w:r>
-        <w:rPr>
-          <w:vertAlign w:val="subscript"/>
-        </w:rPr>
-        <w:t xml:space="preserve">f</w:t>
-      </w:r>
-      <w:r>
-        <w:t xml:space="preserve"> </w:t>
-      </w:r>
-      <w:r>
-        <w:t xml:space="preserve">is 5.36 eV (5.356 eV from the unrounded totals; the value 5.35 eV obtained by subtracting the rounded entries is a rounding artefact).</w:t>
-      </w:r>
-    </w:p>
-    <w:p>
-      <w:pPr>
-        <w:pStyle w:val="BodyText"/>
-      </w:pPr>
-      <w:r>
-        <w:rPr>
-          <w:iCs/>
-          <w:i/>
-          <w:bCs/>
-          <w:b/>
-        </w:rPr>
-        <w:t xml:space="preserve">Table 2. Neutral oxygen-vacancy formation energies at μ</w:t>
-      </w:r>
-      <w:r>
-        <w:rPr>
-          <w:vertAlign w:val="subscript"/>
-          <w:iCs/>
-          <w:i/>
-          <w:bCs/>
-          <w:b/>
-        </w:rPr>
-        <w:t xml:space="preserve">O</w:t>
-      </w:r>
-      <w:r>
-        <w:rPr>
-          <w:iCs/>
-          <w:i/>
-          <w:bCs/>
-          <w:b/>
-        </w:rPr>
-        <w:t xml:space="preserve"> </w:t>
-      </w:r>
-      <w:r>
-        <w:rPr>
-          <w:iCs/>
-          <w:i/>
-          <w:bCs/>
-          <w:b/>
-        </w:rPr>
-        <w:t xml:space="preserve">= ½E(O</w:t>
-      </w:r>
-      <w:r>
-        <w:rPr>
-          <w:vertAlign w:val="subscript"/>
-          <w:iCs/>
-          <w:i/>
-          <w:bCs/>
-          <w:b/>
-        </w:rPr>
-        <w:t xml:space="preserve">2</w:t>
-      </w:r>
-      <w:r>
-        <w:rPr>
-          <w:iCs/>
-          <w:i/>
-          <w:bCs/>
-          <w:b/>
-        </w:rPr>
-        <w:t xml:space="preserve">) (PBE+U, U(Ti-3d) = 3.5 eV, 40 Ry).</w:t>
-      </w:r>
-      <w:r>
-        <w:t xml:space="preserve"> </w:t>
-      </w:r>
-      <w:r>
-        <w:rPr>
-          <w:iCs/>
-          <w:i/>
-        </w:rPr>
-        <w:t xml:space="preserve">Total energies are the converged Γ-only values in Ry; E</w:t>
-      </w:r>
-      <w:r>
-        <w:rPr>
-          <w:vertAlign w:val="subscript"/>
-          <w:iCs/>
-          <w:i/>
-        </w:rPr>
-        <w:t xml:space="preserve">f</w:t>
-      </w:r>
-      <w:r>
-        <w:rPr>
-          <w:iCs/>
-          <w:i/>
-        </w:rPr>
-        <w:t xml:space="preserve"> </w:t>
-      </w:r>
-      <w:r>
-        <w:rPr>
-          <w:iCs/>
-          <w:i/>
-        </w:rPr>
-        <w:t xml:space="preserve">is computed from the unrounded totals (full ledger in Table S9). The last column gives the single-point result on the Γ-relaxed geometry with a 2×2×2 k-mesh. The Γ-to-2×2×2 shift is −0.10 eV (Pr) and −0.14 eV (Rb) and was not evaluated for the pristine formation energy; the Pr–Rb difference shifts by +0.04 eV.</w:t>
-      </w:r>
-      <w:r>
-        <w:rPr>
-          <w:iCs/>
-          <w:i/>
-        </w:rPr>
-        <w:t xml:space="preserve"> </w:t>
-      </w:r>
-      <w:r>
-        <w:rPr>
-          <w:bCs/>
-          <w:b/>
-          <w:iCs/>
-          <w:i/>
-        </w:rPr>
-        <w:t xml:space="preserve">[AUTHOR ACTION: confirm the Rb_VO 2×2×2 run from its output file (Section S4, Table S6); the Rb entry of this column, the +5.39 eV contrast and the 0.04 eV shift quoted in the Abstract and Conclusions all depend on it.]</w:t>
-      </w:r>
-      <w:r>
-        <w:rPr>
-          <w:iCs/>
-          <w:i/>
-        </w:rPr>
-        <w:t xml:space="preserve"> </w:t>
-      </w:r>
-      <w:r>
-        <w:rPr>
-          <w:iCs/>
-          <w:i/>
-        </w:rPr>
-        <w:t xml:space="preserve">Smearing, cut-off and relaxation-tolerance contributions to the absolute values have not been quantified (Sections 2.4 and 5).</w:t>
+        <w:rPr>
+          <w:iCs/>
+          <w:i/>
+        </w:rPr>
+        <w:t xml:space="preserve"> </w:t>
+      </w:r>
+      <w:r>
+        <w:rPr>
+          <w:iCs/>
+          <w:i/>
+        </w:rPr>
+        <w:t xml:space="preserve">is computed from the unrounded totals (full ledger in Table S9). The last column gives the single-point result on the Γ-relaxed geometry with a 2×2×2 k-mesh. The Γ-to-2×2×2 shift is −0.10 eV (Pr) and −0.14 eV (Rb) and was not evaluated for the pristine formation energy; the Pr–Rb difference shifts by +0.04 eV. The 2×2×2 Pr_VO and Rb_VO energies are runs of the k-mesh series (Table S2a), which start from scratch and therefore include small offsets from the relaxation endpoints (Section 3.7). Smearing, cut-off and relaxation-tolerance contributions to the absolute values have not been quantified (Sections 2.4 and 5).</w:t>
       </w:r>
     </w:p>
     <w:tbl>
@@ -4708,57 +4303,160 @@
         <w:t xml:space="preserve">B</w:t>
       </w:r>
       <w:r>
-        <w:t xml:space="preserve">, 0.281 eV above the non-magnetic solution in smearing free energy (Section 2.4), which includes a −TS term that favours fractionally occupied solutions. The non-magnetic solution is therefore the lower of the two solutions tested at this smearing, and a broader search over spin seeds and local distortions would be needed to establish it as the ground state.</w:t>
-      </w:r>
-      <w:r>
-        <w:t xml:space="preserve"> </w:t>
-      </w:r>
-      <w:r>
-        <w:rPr>
-          <w:bCs/>
-          <w:b/>
-        </w:rPr>
-        <w:t xml:space="preserve">[AUTHOR ACTION: report the fractional occupations of the states within ±0.3 eV of E</w:t>
-      </w:r>
-      <w:r>
-        <w:rPr>
-          <w:vertAlign w:val="subscript"/>
-          <w:bCs/>
-          <w:b/>
+        <w:t xml:space="preserve">. In smearing free energy (Section 2.4) it lies 0.281 eV above the non-magnetic energy logged with it for comparison and 0.394 eV above the final production energy (Table S9, runs 4, 24 and 25); this free energy includes a −TS term that favours fractionally occupied solutions. The non-magnetic solution is therefore the lower of the two solutions tested at this smearing, and a broader search over spin seeds and local distortions would be needed to establish it as the ground state. For Pr_VO the smeared character is documented by the projected densities of states, in which the occupied conduction-band states have equal weight in the two spin channels, and by the Löwdin analysis, in which no site carries more than 0.001 μ</w:t>
+      </w:r>
+      <w:r>
+        <w:rPr>
+          <w:vertAlign w:val="subscript"/>
+        </w:rPr>
+        <w:t xml:space="preserve">B</w:t>
+      </w:r>
+      <w:r>
+        <w:t xml:space="preserve"> </w:t>
+      </w:r>
+      <w:r>
+        <w:t xml:space="preserve">(Section 3.6).</w:t>
+      </w:r>
+      <w:r>
+        <w:t xml:space="preserve"> </w:t>
+      </w:r>
+      <w:r>
+        <w:rPr>
+          <w:bCs/>
+          <w:b/>
+        </w:rPr>
+        <w:t xml:space="preserve">[AUTHOR ACTION: document the occupations of the non-magnetic Pr_perfect solution in the same way.]</w:t>
+      </w:r>
+      <w:r>
+        <w:t xml:space="preserve"> </w:t>
+      </w:r>
+      <w:r>
+        <w:t xml:space="preserve">The isolated O</w:t>
+      </w:r>
+      <w:r>
+        <w:rPr>
+          <w:vertAlign w:val="subscript"/>
+        </w:rPr>
+        <w:t xml:space="preserve">2</w:t>
+      </w:r>
+      <w:r>
+        <w:t xml:space="preserve"> </w:t>
+      </w:r>
+      <w:r>
+        <w:t xml:space="preserve">reference converged to its triplet (m = 2.00 μ</w:t>
+      </w:r>
+      <w:r>
+        <w:rPr>
+          <w:vertAlign w:val="subscript"/>
+        </w:rPr>
+        <w:t xml:space="preserve">B</w:t>
+      </w:r>
+      <w:r>
+        <w:t xml:space="preserve">), which is the expected check of the spin-polarised pipeline.</w:t>
+      </w:r>
+    </w:p>
+    <w:p>
+      <w:pPr>
+        <w:pStyle w:val="BodyText"/>
+      </w:pPr>
+      <w:r>
+        <w:t xml:space="preserve">The Rb cells behave differently. Rb_perfect converged to m = 1.00 μ</w:t>
+      </w:r>
+      <w:r>
+        <w:rPr>
+          <w:vertAlign w:val="subscript"/>
+        </w:rPr>
+        <w:t xml:space="preserve">B</w:t>
+      </w:r>
+      <w:r>
+        <w:t xml:space="preserve"> </w:t>
+      </w:r>
+      <w:r>
+        <w:t xml:space="preserve">(m</w:t>
+      </w:r>
+      <w:r>
+        <w:rPr>
+          <w:vertAlign w:val="subscript"/>
+        </w:rPr>
+        <w:t xml:space="preserve">abs</w:t>
+      </w:r>
+      <w:r>
+        <w:t xml:space="preserve"> </w:t>
+      </w:r>
+      <w:r>
+        <w:t xml:space="preserve">= 1.00 μ</w:t>
+      </w:r>
+      <w:r>
+        <w:rPr>
+          <w:vertAlign w:val="subscript"/>
+        </w:rPr>
+        <w:t xml:space="preserve">B</w:t>
+      </w:r>
+      <w:r>
+        <w:t xml:space="preserve">) from the production starting magnetisation, and Rb_VO to m = −0.97 μ</w:t>
+      </w:r>
+      <w:r>
+        <w:rPr>
+          <w:vertAlign w:val="subscript"/>
+        </w:rPr>
+        <w:t xml:space="preserve">B</w:t>
+      </w:r>
+      <w:r>
+        <w:t xml:space="preserve"> </w:t>
+      </w:r>
+      <w:r>
+        <w:t xml:space="preserve">with m</w:t>
+      </w:r>
+      <w:r>
+        <w:rPr>
+          <w:vertAlign w:val="subscript"/>
+        </w:rPr>
+        <w:t xml:space="preserve">abs</w:t>
+      </w:r>
+      <w:r>
+        <w:t xml:space="preserve"> </w:t>
+      </w:r>
+      <w:r>
+        <w:t xml:space="preserve">= 1.21 μ</w:t>
+      </w:r>
+      <w:r>
+        <w:rPr>
+          <w:vertAlign w:val="subscript"/>
+        </w:rPr>
+        <w:t xml:space="preserve">B</w:t>
+      </w:r>
+      <w:r>
+        <w:t xml:space="preserve">. Single-point calculations started from zero magnetisation on the final Rb_VO geometry, at the production U without and with the D3 term (Section 3.7) and at other U values (Table S1), converge instead to m = 1.00 μ</w:t>
+      </w:r>
+      <w:r>
+        <w:rPr>
+          <w:vertAlign w:val="subscript"/>
+        </w:rPr>
+        <w:t xml:space="preserve">B</w:t>
+      </w:r>
+      <w:r>
+        <w:t xml:space="preserve">. The two solutions are nearly degenerate: the from-scratch Γ single point (m = 1.00 μ</w:t>
+      </w:r>
+      <w:r>
+        <w:rPr>
+          <w:vertAlign w:val="subscript"/>
+        </w:rPr>
+        <w:t xml:space="preserve">B</w:t>
+      </w:r>
+      <w:r>
+        <w:t xml:space="preserve">, E</w:t>
+      </w:r>
+      <w:r>
+        <w:rPr>
+          <w:vertAlign w:val="subscript"/>
         </w:rPr>
         <w:t xml:space="preserve">F</w:t>
       </w:r>
       <w:r>
-        <w:rPr>
-          <w:bCs/>
-          <w:b/>
-        </w:rPr>
-        <w:t xml:space="preserve"> </w:t>
-      </w:r>
-      <w:r>
-        <w:rPr>
-          <w:bCs/>
-          <w:b/>
-        </w:rPr>
-        <w:t xml:space="preserve">for the non-magnetic Pr_perfect and Pr_VO solutions, so that the smeared character asserted here is documented.]</w:t>
-      </w:r>
-      <w:r>
-        <w:t xml:space="preserve"> </w:t>
-      </w:r>
-      <w:r>
-        <w:t xml:space="preserve">The isolated O</w:t>
-      </w:r>
-      <w:r>
-        <w:rPr>
-          <w:vertAlign w:val="subscript"/>
-        </w:rPr>
-        <w:t xml:space="preserve">2</w:t>
-      </w:r>
-      <w:r>
-        <w:t xml:space="preserve"> </w:t>
-      </w:r>
-      <w:r>
-        <w:t xml:space="preserve">reference converged to its triplet (m = 2.00 μ</w:t>
+        <w:t xml:space="preserve"> </w:t>
+      </w:r>
+      <w:r>
+        <w:t xml:space="preserve">= 7.120 eV) lies 6.4 meV above the last relaxation step (m = −0.97 μ</w:t>
       </w:r>
       <w:r>
         <w:rPr>
@@ -4767,15 +4465,19 @@
         <w:t xml:space="preserve">B</w:t>
       </w:r>
       <w:r>
-        <w:t xml:space="preserve">), which is the expected check of the spin-polarised pipeline.</w:t>
-      </w:r>
-    </w:p>
-    <w:p>
-      <w:pPr>
-        <w:pStyle w:val="BodyText"/>
-      </w:pPr>
-      <w:r>
-        <w:t xml:space="preserve">The Rb cells behave differently. Rb_perfect converged to m = 1.00 μ</w:t>
+        <w:t xml:space="preserve">, m</w:t>
+      </w:r>
+      <w:r>
+        <w:rPr>
+          <w:vertAlign w:val="subscript"/>
+        </w:rPr>
+        <w:t xml:space="preserve">abs</w:t>
+      </w:r>
+      <w:r>
+        <w:t xml:space="preserve"> </w:t>
+      </w:r>
+      <w:r>
+        <w:t xml:space="preserve">= 1.21 μ</w:t>
       </w:r>
       <w:r>
         <w:rPr>
@@ -4784,10 +4486,19 @@
         <w:t xml:space="preserve">B</w:t>
       </w:r>
       <w:r>
-        <w:t xml:space="preserve"> </w:t>
-      </w:r>
-      <w:r>
-        <w:t xml:space="preserve">(m</w:t>
+        <w:t xml:space="preserve">, E</w:t>
+      </w:r>
+      <w:r>
+        <w:rPr>
+          <w:vertAlign w:val="subscript"/>
+        </w:rPr>
+        <w:t xml:space="preserve">F</w:t>
+      </w:r>
+      <w:r>
+        <w:t xml:space="preserve"> </w:t>
+      </w:r>
+      <w:r>
+        <w:t xml:space="preserve">= 7.133 eV; Table S2a). The self-consistent run that preceded the projected densities of states, started from 0.3 on Ti, reproduced the production Fermi energy and is taken to be the production solution, with the opposite (arbitrary) sign of m. With three formal holes in Rb_perfect and one residual hole in Rb_VO (Table 1), the Ti-3d-only Hubbard treatment thus yields one unpaired spin in each Rb cell; the remaining two holes of Rb_perfect are spin-paired in this treatment (m</w:t>
       </w:r>
       <w:r>
         <w:rPr>
@@ -4799,7 +4510,19 @@
         <w:t xml:space="preserve"> </w:t>
       </w:r>
       <w:r>
-        <w:t xml:space="preserve">= 1.00 μ</w:t>
+        <w:t xml:space="preserve">= |m| excludes antiparallel moments), a point that the oxygen-site Hubbard test of Section 3.4 revisits. The excess of m</w:t>
+      </w:r>
+      <w:r>
+        <w:rPr>
+          <w:vertAlign w:val="subscript"/>
+        </w:rPr>
+        <w:t xml:space="preserve">abs</w:t>
+      </w:r>
+      <w:r>
+        <w:t xml:space="preserve"> </w:t>
+      </w:r>
+      <w:r>
+        <w:t xml:space="preserve">over |m| in Rb_VO (0.24 μ</w:t>
       </w:r>
       <w:r>
         <w:rPr>
@@ -4808,7 +4531,7 @@
         <w:t xml:space="preserve">B</w:t>
       </w:r>
       <w:r>
-        <w:t xml:space="preserve">) from the production starting magnetisation, and Rb_VO to m = −0.97 μ</w:t>
+        <w:t xml:space="preserve">) indicates regions of spin density of the opposite sign, which can arise from spin polarisation of the surrounding ions whether the hole is localised or delocalised, so this quantity does not by itself fix the degree of localisation; the Löwdin analysis (Section 3.6) finds a weak antiparallel polarisation of the Ti sublattice (−0.12 μ</w:t>
       </w:r>
       <w:r>
         <w:rPr>
@@ -4820,113 +4543,7 @@
         <w:t xml:space="preserve"> </w:t>
       </w:r>
       <w:r>
-        <w:t xml:space="preserve">with m</w:t>
-      </w:r>
-      <w:r>
-        <w:rPr>
-          <w:vertAlign w:val="subscript"/>
-        </w:rPr>
-        <w:t xml:space="preserve">abs</w:t>
-      </w:r>
-      <w:r>
-        <w:t xml:space="preserve"> </w:t>
-      </w:r>
-      <w:r>
-        <w:t xml:space="preserve">= 1.21 μ</w:t>
-      </w:r>
-      <w:r>
-        <w:rPr>
-          <w:vertAlign w:val="subscript"/>
-        </w:rPr>
-        <w:t xml:space="preserve">B</w:t>
-      </w:r>
-      <w:r>
-        <w:t xml:space="preserve">. Single-point calculations started from scratch on the final Rb_VO geometry, at the production U (with the D3 term, Section 3.7) and at other U values (Table S1), converge instead to m</w:t>
-      </w:r>
-      <w:r>
-        <w:rPr>
-          <w:vertAlign w:val="subscript"/>
-        </w:rPr>
-        <w:t xml:space="preserve">abs</w:t>
-      </w:r>
-      <w:r>
-        <w:t xml:space="preserve"> </w:t>
-      </w:r>
-      <w:r>
-        <w:t xml:space="preserve">= 1.00 μ</w:t>
-      </w:r>
-      <w:r>
-        <w:rPr>
-          <w:vertAlign w:val="subscript"/>
-        </w:rPr>
-        <w:t xml:space="preserve">B</w:t>
-      </w:r>
-      <w:r>
-        <w:t xml:space="preserve">. The relaxed cell therefore has two nearly degenerate spin solutions of this kind, and which one is lower in energy has not been established.</w:t>
-      </w:r>
-      <w:r>
-        <w:t xml:space="preserve"> </w:t>
-      </w:r>
-      <w:r>
-        <w:rPr>
-          <w:bCs/>
-          <w:b/>
-        </w:rPr>
-        <w:t xml:space="preserve">[AUTHOR ACTION: compare the total energy of a from-scratch single point at U = 3.5 eV without D3 on the final Rb_VO geometry with the last relaxation step, and report both solutions’ m and m</w:t>
-      </w:r>
-      <w:r>
-        <w:rPr>
-          <w:vertAlign w:val="subscript"/>
-          <w:bCs/>
-          <w:b/>
-        </w:rPr>
-        <w:t xml:space="preserve">abs</w:t>
-      </w:r>
-      <w:r>
-        <w:rPr>
-          <w:bCs/>
-          <w:b/>
-        </w:rPr>
-        <w:t xml:space="preserve">.]</w:t>
-      </w:r>
-      <w:r>
-        <w:t xml:space="preserve"> </w:t>
-      </w:r>
-      <w:r>
-        <w:t xml:space="preserve">With three formal holes in Rb_perfect and one residual hole in Rb_VO (Table 1), the Ti-3d-only Hubbard treatment thus yields one unpaired spin in each Rb cell; the remaining two holes of Rb_perfect are spin-paired in this treatment (m</w:t>
-      </w:r>
-      <w:r>
-        <w:rPr>
-          <w:vertAlign w:val="subscript"/>
-        </w:rPr>
-        <w:t xml:space="preserve">abs</w:t>
-      </w:r>
-      <w:r>
-        <w:t xml:space="preserve"> </w:t>
-      </w:r>
-      <w:r>
-        <w:t xml:space="preserve">= |m| excludes antiparallel moments), a point that the oxygen-site Hubbard test of Section 3.4 revisits. The excess of m</w:t>
-      </w:r>
-      <w:r>
-        <w:rPr>
-          <w:vertAlign w:val="subscript"/>
-        </w:rPr>
-        <w:t xml:space="preserve">abs</w:t>
-      </w:r>
-      <w:r>
-        <w:t xml:space="preserve"> </w:t>
-      </w:r>
-      <w:r>
-        <w:t xml:space="preserve">over |m| in Rb_VO (0.24 μ</w:t>
-      </w:r>
-      <w:r>
-        <w:rPr>
-          <w:vertAlign w:val="subscript"/>
-        </w:rPr>
-        <w:t xml:space="preserve">B</w:t>
-      </w:r>
-      <w:r>
-        <w:t xml:space="preserve">) indicates regions of spin density of the opposite sign, which can arise from spin polarisation of the surrounding ions whether the hole is localised or delocalised, so this quantity does not by itself fix the degree of localisation.</w:t>
+        <w:t xml:space="preserve">in total), which accounts for part of the excess.</w:t>
       </w:r>
     </w:p>
     <w:p>
@@ -5244,42 +4861,37 @@
               <w:jc w:val="left"/>
             </w:pPr>
             <w:r>
+              <w:t xml:space="preserve">0.00</w:t>
+            </w:r>
+            <w:r>
+              <w:t xml:space="preserve"> </w:t>
+            </w:r>
+            <w:r>
               <w:rPr>
-                <w:bCs/>
-                <w:b/>
+                <w:vertAlign w:val="superscript"/>
               </w:rPr>
-              <w:t xml:space="preserve">[AUTHOR ACTION: m]</w:t>
-            </w:r>
-          </w:p>
-        </w:tc>
-        <w:tc>
-          <w:tcPr/>
-          <w:p>
-            <w:pPr>
-              <w:pStyle w:val="Compact"/>
-              <w:jc w:val="left"/>
-            </w:pPr>
+              <w:t xml:space="preserve">c</w:t>
+            </w:r>
+          </w:p>
+        </w:tc>
+        <w:tc>
+          <w:tcPr/>
+          <w:p>
+            <w:pPr>
+              <w:pStyle w:val="Compact"/>
+              <w:jc w:val="left"/>
+            </w:pPr>
+            <w:r>
+              <w:t xml:space="preserve">–</w:t>
+            </w:r>
+            <w:r>
+              <w:t xml:space="preserve"> </w:t>
+            </w:r>
             <w:r>
               <w:rPr>
-                <w:bCs/>
-                <w:b/>
+                <w:vertAlign w:val="superscript"/>
               </w:rPr>
-              <w:t xml:space="preserve">[AUTHOR ACTION: m</w:t>
-            </w:r>
-            <w:r>
-              <w:rPr>
-                <w:vertAlign w:val="subscript"/>
-                <w:bCs/>
-                <w:b/>
-              </w:rPr>
-              <w:t xml:space="preserve">abs</w:t>
-            </w:r>
-            <w:r>
-              <w:rPr>
-                <w:bCs/>
-                <w:b/>
-              </w:rPr>
-              <w:t xml:space="preserve">]</w:t>
+              <w:t xml:space="preserve">c</w:t>
             </w:r>
           </w:p>
         </w:tc>
@@ -5384,7 +4996,93 @@
               <w:jc w:val="left"/>
             </w:pPr>
             <w:r>
-              <w:t xml:space="preserve">–</w:t>
+              <w:t xml:space="preserve">7.40</w:t>
+            </w:r>
+          </w:p>
+        </w:tc>
+        <w:tc>
+          <w:tcPr/>
+          <w:p>
+            <w:pPr>
+              <w:pStyle w:val="Compact"/>
+              <w:jc w:val="left"/>
+            </w:pPr>
+            <w:r>
+              <w:t xml:space="preserve">non-magnetic (smeared)</w:t>
+            </w:r>
+          </w:p>
+        </w:tc>
+      </w:tr>
+      <w:tr>
+        <w:tc>
+          <w:tcPr/>
+          <w:p>
+            <w:pPr>
+              <w:pStyle w:val="Compact"/>
+              <w:jc w:val="left"/>
+            </w:pPr>
+            <w:r>
+              <w:t xml:space="preserve">Pr_VO</w:t>
+            </w:r>
+          </w:p>
+        </w:tc>
+        <w:tc>
+          <w:tcPr/>
+          <w:p>
+            <w:pPr>
+              <w:pStyle w:val="Compact"/>
+              <w:jc w:val="left"/>
+            </w:pPr>
+            <w:r>
+              <w:t xml:space="preserve">377</w:t>
+            </w:r>
+          </w:p>
+        </w:tc>
+        <w:tc>
+          <w:tcPr/>
+          <w:p>
+            <w:pPr>
+              <w:pStyle w:val="Compact"/>
+              <w:jc w:val="left"/>
+            </w:pPr>
+            <w:r>
+              <w:t xml:space="preserve">0.00</w:t>
+            </w:r>
+          </w:p>
+        </w:tc>
+        <w:tc>
+          <w:tcPr/>
+          <w:p>
+            <w:pPr>
+              <w:pStyle w:val="Compact"/>
+              <w:jc w:val="left"/>
+            </w:pPr>
+            <w:r>
+              <w:t xml:space="preserve">0.00</w:t>
+            </w:r>
+          </w:p>
+        </w:tc>
+        <w:tc>
+          <w:tcPr/>
+          <w:p>
+            <w:pPr>
+              <w:pStyle w:val="Compact"/>
+              <w:jc w:val="left"/>
+            </w:pPr>
+            <w:r>
+              <w:t xml:space="preserve">9.99</w:t>
+            </w:r>
+          </w:p>
+        </w:tc>
+        <w:tc>
+          <w:tcPr/>
+          <w:p>
+            <w:pPr>
+              <w:pStyle w:val="Compact"/>
+              <w:jc w:val="left"/>
+            </w:pPr>
+            <w:r>
+              <w:t xml:space="preserve">non-magnetic (smeared); magnetic trial +0.28 to +0.39 eV</w:t>
             </w:r>
             <w:r>
               <w:t xml:space="preserve"> </w:t>
@@ -5393,19 +5091,7 @@
               <w:rPr>
                 <w:vertAlign w:val="superscript"/>
               </w:rPr>
-              <w:t xml:space="preserve">b</w:t>
-            </w:r>
-          </w:p>
-        </w:tc>
-        <w:tc>
-          <w:tcPr/>
-          <w:p>
-            <w:pPr>
-              <w:pStyle w:val="Compact"/>
-              <w:jc w:val="left"/>
-            </w:pPr>
-            <w:r>
-              <w:t xml:space="preserve">non-magnetic (smeared)</w:t>
+              <w:t xml:space="preserve">d</w:t>
             </w:r>
           </w:p>
         </w:tc>
@@ -5419,67 +5105,67 @@
               <w:jc w:val="left"/>
             </w:pPr>
             <w:r>
-              <w:t xml:space="preserve">Pr_VO</w:t>
-            </w:r>
-          </w:p>
-        </w:tc>
-        <w:tc>
-          <w:tcPr/>
-          <w:p>
-            <w:pPr>
-              <w:pStyle w:val="Compact"/>
-              <w:jc w:val="left"/>
-            </w:pPr>
-            <w:r>
-              <w:t xml:space="preserve">377</w:t>
-            </w:r>
-          </w:p>
-        </w:tc>
-        <w:tc>
-          <w:tcPr/>
-          <w:p>
-            <w:pPr>
-              <w:pStyle w:val="Compact"/>
-              <w:jc w:val="left"/>
-            </w:pPr>
-            <w:r>
-              <w:t xml:space="preserve">0.00</w:t>
-            </w:r>
-          </w:p>
-        </w:tc>
-        <w:tc>
-          <w:tcPr/>
-          <w:p>
-            <w:pPr>
-              <w:pStyle w:val="Compact"/>
-              <w:jc w:val="left"/>
-            </w:pPr>
-            <w:r>
-              <w:t xml:space="preserve">0.00</w:t>
-            </w:r>
-          </w:p>
-        </w:tc>
-        <w:tc>
-          <w:tcPr/>
-          <w:p>
-            <w:pPr>
-              <w:pStyle w:val="Compact"/>
-              <w:jc w:val="left"/>
-            </w:pPr>
-            <w:r>
-              <w:t xml:space="preserve">9.99</w:t>
-            </w:r>
-          </w:p>
-        </w:tc>
-        <w:tc>
-          <w:tcPr/>
-          <w:p>
-            <w:pPr>
-              <w:pStyle w:val="Compact"/>
-              <w:jc w:val="left"/>
-            </w:pPr>
-            <w:r>
-              <w:t xml:space="preserve">non-magnetic (smeared); magnetic trial +0.281 eV</w:t>
+              <w:t xml:space="preserve">Rb_perfect</w:t>
+            </w:r>
+          </w:p>
+        </w:tc>
+        <w:tc>
+          <w:tcPr/>
+          <w:p>
+            <w:pPr>
+              <w:pStyle w:val="Compact"/>
+              <w:jc w:val="left"/>
+            </w:pPr>
+            <w:r>
+              <w:t xml:space="preserve">381</w:t>
+            </w:r>
+          </w:p>
+        </w:tc>
+        <w:tc>
+          <w:tcPr/>
+          <w:p>
+            <w:pPr>
+              <w:pStyle w:val="Compact"/>
+              <w:jc w:val="left"/>
+            </w:pPr>
+            <w:r>
+              <w:t xml:space="preserve">1.00</w:t>
+            </w:r>
+          </w:p>
+        </w:tc>
+        <w:tc>
+          <w:tcPr/>
+          <w:p>
+            <w:pPr>
+              <w:pStyle w:val="Compact"/>
+              <w:jc w:val="left"/>
+            </w:pPr>
+            <w:r>
+              <w:t xml:space="preserve">1.00</w:t>
+            </w:r>
+          </w:p>
+        </w:tc>
+        <w:tc>
+          <w:tcPr/>
+          <w:p>
+            <w:pPr>
+              <w:pStyle w:val="Compact"/>
+              <w:jc w:val="left"/>
+            </w:pPr>
+            <w:r>
+              <w:t xml:space="preserve">7.35</w:t>
+            </w:r>
+          </w:p>
+        </w:tc>
+        <w:tc>
+          <w:tcPr/>
+          <w:p>
+            <w:pPr>
+              <w:pStyle w:val="Compact"/>
+              <w:jc w:val="left"/>
+            </w:pPr>
+            <w:r>
+              <w:t xml:space="preserve">one unpaired spin</w:t>
             </w:r>
           </w:p>
         </w:tc>
@@ -5493,89 +5179,6 @@
               <w:jc w:val="left"/>
             </w:pPr>
             <w:r>
-              <w:t xml:space="preserve">Rb_perfect</w:t>
-            </w:r>
-          </w:p>
-        </w:tc>
-        <w:tc>
-          <w:tcPr/>
-          <w:p>
-            <w:pPr>
-              <w:pStyle w:val="Compact"/>
-              <w:jc w:val="left"/>
-            </w:pPr>
-            <w:r>
-              <w:t xml:space="preserve">381</w:t>
-            </w:r>
-          </w:p>
-        </w:tc>
-        <w:tc>
-          <w:tcPr/>
-          <w:p>
-            <w:pPr>
-              <w:pStyle w:val="Compact"/>
-              <w:jc w:val="left"/>
-            </w:pPr>
-            <w:r>
-              <w:t xml:space="preserve">1.00</w:t>
-            </w:r>
-          </w:p>
-        </w:tc>
-        <w:tc>
-          <w:tcPr/>
-          <w:p>
-            <w:pPr>
-              <w:pStyle w:val="Compact"/>
-              <w:jc w:val="left"/>
-            </w:pPr>
-            <w:r>
-              <w:t xml:space="preserve">1.00</w:t>
-            </w:r>
-          </w:p>
-        </w:tc>
-        <w:tc>
-          <w:tcPr/>
-          <w:p>
-            <w:pPr>
-              <w:pStyle w:val="Compact"/>
-              <w:jc w:val="left"/>
-            </w:pPr>
-            <w:r>
-              <w:t xml:space="preserve">–</w:t>
-            </w:r>
-            <w:r>
-              <w:t xml:space="preserve"> </w:t>
-            </w:r>
-            <w:r>
-              <w:rPr>
-                <w:vertAlign w:val="superscript"/>
-              </w:rPr>
-              <w:t xml:space="preserve">b</w:t>
-            </w:r>
-          </w:p>
-        </w:tc>
-        <w:tc>
-          <w:tcPr/>
-          <w:p>
-            <w:pPr>
-              <w:pStyle w:val="Compact"/>
-              <w:jc w:val="left"/>
-            </w:pPr>
-            <w:r>
-              <w:t xml:space="preserve">one unpaired spin</w:t>
-            </w:r>
-          </w:p>
-        </w:tc>
-      </w:tr>
-      <w:tr>
-        <w:tc>
-          <w:tcPr/>
-          <w:p>
-            <w:pPr>
-              <w:pStyle w:val="Compact"/>
-              <w:jc w:val="left"/>
-            </w:pPr>
-            <w:r>
               <w:t xml:space="preserve">Rb_VO</w:t>
             </w:r>
           </w:p>
@@ -5636,7 +5239,7 @@
               <w:jc w:val="left"/>
             </w:pPr>
             <w:r>
-              <w:t xml:space="preserve">one unpaired spin</w:t>
+              <w:t xml:space="preserve">one unpaired spin (O-2p hole, Section 3.6)</w:t>
             </w:r>
           </w:p>
         </w:tc>
@@ -5738,53 +5341,50 @@
           <w:iCs/>
           <w:i/>
         </w:rPr>
-        <w:t xml:space="preserve">b</w:t>
-      </w:r>
-      <w:r>
-        <w:rPr>
-          <w:iCs/>
-          <w:i/>
-        </w:rPr>
-        <w:t xml:space="preserve"> </w:t>
-      </w:r>
-      <w:r>
-        <w:rPr>
-          <w:iCs/>
-          <w:i/>
-        </w:rPr>
-        <w:t xml:space="preserve">Fermi energy not tabulated for this cell.</w:t>
-      </w:r>
-      <w:r>
-        <w:t xml:space="preserve"> </w:t>
-      </w:r>
-      <w:r>
-        <w:rPr>
-          <w:bCs/>
-          <w:b/>
-        </w:rPr>
-        <w:t xml:space="preserve">[AUTHOR ACTION: insert E</w:t>
-      </w:r>
-      <w:r>
-        <w:rPr>
-          <w:vertAlign w:val="subscript"/>
-          <w:bCs/>
-          <w:b/>
-        </w:rPr>
-        <w:t xml:space="preserve">F</w:t>
-      </w:r>
-      <w:r>
-        <w:rPr>
-          <w:bCs/>
-          <w:b/>
-        </w:rPr>
-        <w:t xml:space="preserve"> </w:t>
-      </w:r>
-      <w:r>
-        <w:rPr>
-          <w:bCs/>
-          <w:b/>
-        </w:rPr>
-        <w:t xml:space="preserve">of Pr_perfect and Rb_perfect from the production output files.]</w:t>
+        <w:t xml:space="preserve">c</w:t>
+      </w:r>
+      <w:r>
+        <w:rPr>
+          <w:iCs/>
+          <w:i/>
+        </w:rPr>
+        <w:t xml:space="preserve"> </w:t>
+      </w:r>
+      <w:r>
+        <w:rPr>
+          <w:iCs/>
+          <w:i/>
+        </w:rPr>
+        <w:t xml:space="preserve">Reported as non-magnetic in Section S1; the printed values were not available for this revision.</w:t>
+      </w:r>
+      <w:r>
+        <w:rPr>
+          <w:iCs/>
+          <w:i/>
+        </w:rPr>
+        <w:t xml:space="preserve"> </w:t>
+      </w:r>
+      <w:r>
+        <w:rPr>
+          <w:vertAlign w:val="superscript"/>
+          <w:iCs/>
+          <w:i/>
+        </w:rPr>
+        <w:t xml:space="preserve">d</w:t>
+      </w:r>
+      <w:r>
+        <w:rPr>
+          <w:iCs/>
+          <w:i/>
+        </w:rPr>
+        <w:t xml:space="preserve"> </w:t>
+      </w:r>
+      <w:r>
+        <w:rPr>
+          <w:iCs/>
+          <w:i/>
+        </w:rPr>
+        <w:t xml:space="preserve">Relative to the non-magnetic energy logged with the trial (+0.281 eV) and to the final production energy (+0.394 eV).</w:t>
       </w:r>
     </w:p>
     <w:p>
@@ -5922,35 +5522,38 @@
         <w:pStyle w:val="BodyText"/>
       </w:pPr>
       <w:r>
-        <w:t xml:space="preserve">Because a Ti-3d-only Hubbard term provides no localising potential for holes on the oxygen sublattice, the three vacancy-free cells and Rb_VO were recomputed with an additional U = 5.5 eV on O-2p (Section 2.2), referred to below as the dual-U treatment.</w:t>
-      </w:r>
-      <w:r>
-        <w:t xml:space="preserve"> </w:t>
-      </w:r>
-      <w:r>
-        <w:rPr>
-          <w:bCs/>
-          <w:b/>
-        </w:rPr>
-        <w:t xml:space="preserve">[AUTHOR ACTION: state for each of the four dual-U cells whether it was relaxed or computed as a single point, and add the Rb_perfect and Rb_VO dual-U total energies to Tables S5 and S9.]</w:t>
-      </w:r>
-      <w:r>
-        <w:t xml:space="preserve"> </w:t>
-      </w:r>
-      <w:r>
-        <w:t xml:space="preserve">The results are collected in Table 4. The pristine control remains non-magnetic (m</w:t>
-      </w:r>
-      <w:r>
-        <w:rPr>
-          <w:vertAlign w:val="subscript"/>
+        <w:t xml:space="preserve">Because a Ti-3d-only Hubbard term provides no localising potential for holes on the oxygen sublattice, the three vacancy-free cells and Rb_VO were recomputed with an additional U = 5.5 eV on O-2p (Section 2.2), referred to below as the dual-U treatment. The pristine control is a single point; Pr_perfect and Rb_perfect were relaxed; the Rb_VO relaxation had not completed when its result was logged, so the Rb_VO entry is preliminary (Table S5). The magnetisations logged for these runs are total magnetisations m.</w:t>
+      </w:r>
+      <w:r>
+        <w:t xml:space="preserve"> </w:t>
+      </w:r>
+      <w:r>
+        <w:rPr>
+          <w:bCs/>
+          <w:b/>
+        </w:rPr>
+        <w:t xml:space="preserve">[AUTHOR ACTION: confirm from the output whether the dual-U Rb_VO relaxation finished, and give its final energy, m and m</w:t>
+      </w:r>
+      <w:r>
+        <w:rPr>
+          <w:vertAlign w:val="subscript"/>
+          <w:bCs/>
+          <w:b/>
         </w:rPr>
         <w:t xml:space="preserve">abs</w:t>
       </w:r>
       <w:r>
-        <w:t xml:space="preserve"> </w:t>
-      </w:r>
-      <w:r>
-        <w:t xml:space="preserve">= 0.00 μ</w:t>
+        <w:rPr>
+          <w:bCs/>
+          <w:b/>
+        </w:rPr>
+        <w:t xml:space="preserve">.]</w:t>
+      </w:r>
+      <w:r>
+        <w:t xml:space="preserve"> </w:t>
+      </w:r>
+      <w:r>
+        <w:t xml:space="preserve">The results are collected in Table 4. The pristine control remains non-magnetic (m = 0.00 μ</w:t>
       </w:r>
       <w:r>
         <w:rPr>
@@ -5959,168 +5562,150 @@
         <w:t xml:space="preserve">B</w:t>
       </w:r>
       <w:r>
-        <w:t xml:space="preserve">), so the oxygen term does not induce magnetism in a cell without carriers; this control does not test whether the term biases hole-containing cells towards spin-polarised solutions. Rb_perfect changes from m</w:t>
-      </w:r>
-      <w:r>
-        <w:rPr>
-          <w:vertAlign w:val="subscript"/>
+        <w:t xml:space="preserve">), so the oxygen term does not induce magnetism in a cell without carriers; this control does not test whether the term biases hole-containing cells towards spin-polarised solutions. Rb_perfect changes from m = 1.00 to m = 3.00 μ</w:t>
+      </w:r>
+      <w:r>
+        <w:rPr>
+          <w:vertAlign w:val="subscript"/>
+        </w:rPr>
+        <w:t xml:space="preserve">B</w:t>
+      </w:r>
+      <w:r>
+        <w:t xml:space="preserve">, i.e. the three formal holes of Table 1 become three parallel unpaired spins once the oxygen term is present (their localisation has not been established from site-projected moments); Rb_VO gives m = 1.00 μ</w:t>
+      </w:r>
+      <w:r>
+        <w:rPr>
+          <w:vertAlign w:val="subscript"/>
+        </w:rPr>
+        <w:t xml:space="preserve">B</w:t>
+      </w:r>
+      <w:r>
+        <w:t xml:space="preserve"> </w:t>
+      </w:r>
+      <w:r>
+        <w:t xml:space="preserve">(preliminary), the single residual hole after two have been filled by the vacancy electrons. Pr_perfect changes from the non-magnetic smeared solution to m = 1.00 μ</w:t>
+      </w:r>
+      <w:r>
+        <w:rPr>
+          <w:vertAlign w:val="subscript"/>
+        </w:rPr>
+        <w:t xml:space="preserve">B</w:t>
+      </w:r>
+      <w:r>
+        <w:t xml:space="preserve">, with a maximum residual force of 0.0049 Ry/Bohr; the one formal hole of the Pr substitution thus becomes spin-polarised when the oxygen term is present. Its printed Fermi energy (6.69 eV) lies 0.53 eV below that of the dual-U pristine cell (7.22 eV), which is the direction expected when E</w:t>
+      </w:r>
+      <w:r>
+        <w:rPr>
+          <w:vertAlign w:val="subscript"/>
+        </w:rPr>
+        <w:t xml:space="preserve">F</w:t>
+      </w:r>
+      <w:r>
+        <w:t xml:space="preserve"> </w:t>
+      </w:r>
+      <w:r>
+        <w:t xml:space="preserve">is pinned at a hole state near the valence-band edge instead of lying in the gap of an insulating cell, whether or not that hole is localised, although, as for all Fermi energies in this work (Section 3.6), the unaligned difference is a qualitative indicator only. Because the localising term was placed on O-2p, the spins are expected to reside on oxygen, but this has not been confirmed from site-projected moments or spin densities.</w:t>
+      </w:r>
+      <w:r>
+        <w:t xml:space="preserve"> </w:t>
+      </w:r>
+      <w:r>
+        <w:rPr>
+          <w:bCs/>
+          <w:b/>
+        </w:rPr>
+        <w:t xml:space="preserve">[AUTHOR ACTION: report m</w:t>
+      </w:r>
+      <w:r>
+        <w:rPr>
+          <w:vertAlign w:val="subscript"/>
+          <w:bCs/>
+          <w:b/>
         </w:rPr>
         <w:t xml:space="preserve">abs</w:t>
       </w:r>
       <w:r>
-        <w:t xml:space="preserve"> </w:t>
-      </w:r>
-      <w:r>
-        <w:t xml:space="preserve">= 1.00 to 3.00 μ</w:t>
-      </w:r>
-      <w:r>
-        <w:rPr>
-          <w:vertAlign w:val="subscript"/>
-        </w:rPr>
-        <w:t xml:space="preserve">B</w:t>
-      </w:r>
-      <w:r>
-        <w:t xml:space="preserve">, i.e. the three formal holes of Table 1 become three unpaired spins once the oxygen term is present (their localisation has not been established from site-projected moments); Rb_VO gives 1.00 μ</w:t>
-      </w:r>
-      <w:r>
-        <w:rPr>
-          <w:vertAlign w:val="subscript"/>
-        </w:rPr>
-        <w:t xml:space="preserve">B</w:t>
-      </w:r>
-      <w:r>
-        <w:t xml:space="preserve">, the single residual hole after two have been filled by the vacancy electrons. Pr_perfect changes from the non-magnetic smeared solution to m</w:t>
-      </w:r>
-      <w:r>
-        <w:rPr>
-          <w:vertAlign w:val="subscript"/>
+        <w:rPr>
+          <w:bCs/>
+          <w:b/>
+        </w:rPr>
+        <w:t xml:space="preserve"> </w:t>
+      </w:r>
+      <w:r>
+        <w:rPr>
+          <w:bCs/>
+          <w:b/>
+        </w:rPr>
+        <w:t xml:space="preserve">and the Löwdin site moments of dual-U Rb_perfect and Pr_perfect (projwfc.x on the existing outputs).]</w:t>
+      </w:r>
+      <w:r>
+        <w:t xml:space="preserve"> </w:t>
+      </w:r>
+      <w:r>
+        <w:t xml:space="preserve">The formal hole count of each dual-U cell is matched by its spin count: one per Pr</w:t>
+      </w:r>
+      <w:r>
+        <w:rPr>
+          <w:vertAlign w:val="superscript"/>
+        </w:rPr>
+        <w:t xml:space="preserve">3+</w:t>
+      </w:r>
+      <w:r>
+        <w:t xml:space="preserve"> </w:t>
+      </w:r>
+      <w:r>
+        <w:t xml:space="preserve">(a trivalent state imposed by the 4f-in-core dataset, Section 2.1), three per Rb</w:t>
+      </w:r>
+      <w:r>
+        <w:rPr>
+          <w:vertAlign w:val="superscript"/>
+        </w:rPr>
+        <w:t xml:space="preserve">+</w:t>
+      </w:r>
+      <w:r>
+        <w:t xml:space="preserve"> </w:t>
+      </w:r>
+      <w:r>
+        <w:t xml:space="preserve">and one in Rb_VO, in line with the Kröger–Vink bookkeeping.</w:t>
+      </w:r>
+    </w:p>
+    <w:p>
+      <w:pPr>
+        <w:pStyle w:val="BodyText"/>
+      </w:pPr>
+      <w:r>
+        <w:rPr>
+          <w:iCs/>
+          <w:i/>
+          <w:bCs/>
+          <w:b/>
+        </w:rPr>
+        <w:t xml:space="preserve">Table 4. Effect of an oxygen-site Hubbard term (U(O-2p) = 5.5 eV added to U(Ti-3d) = 3.5 eV) on the magnetisation of the vacancy-free and vacancy-containing cells.</w:t>
+      </w:r>
+      <w:r>
+        <w:t xml:space="preserve"> </w:t>
+      </w:r>
+      <w:r>
+        <w:rPr>
+          <w:iCs/>
+          <w:i/>
+        </w:rPr>
+        <w:t xml:space="preserve">m: total magnetisation; m</w:t>
+      </w:r>
+      <w:r>
+        <w:rPr>
+          <w:vertAlign w:val="subscript"/>
+          <w:iCs/>
+          <w:i/>
         </w:rPr>
         <w:t xml:space="preserve">abs</w:t>
       </w:r>
       <w:r>
-        <w:t xml:space="preserve"> </w:t>
-      </w:r>
-      <w:r>
-        <w:t xml:space="preserve">= 1.00 μ</w:t>
-      </w:r>
-      <w:r>
-        <w:rPr>
-          <w:vertAlign w:val="subscript"/>
-        </w:rPr>
-        <w:t xml:space="preserve">B</w:t>
-      </w:r>
-      <w:r>
-        <w:t xml:space="preserve">, with a maximum residual force of 0.0049 Ry/Bohr; the one formal hole of the Pr substitution thus becomes spin-polarised when the oxygen term is present. Its printed Fermi energy (6.69 eV) lies 0.53 eV below that of the dual-U pristine cell (7.22 eV), which is the direction expected when E</w:t>
-      </w:r>
-      <w:r>
-        <w:rPr>
-          <w:vertAlign w:val="subscript"/>
-        </w:rPr>
-        <w:t xml:space="preserve">F</w:t>
-      </w:r>
-      <w:r>
-        <w:t xml:space="preserve"> </w:t>
-      </w:r>
-      <w:r>
-        <w:t xml:space="preserve">is pinned at a hole state near the valence-band edge instead of lying in the gap of an insulating cell, whether or not that hole is localised, although, as for all Fermi energies in this work (Section 3.6), the unaligned difference is a qualitative indicator only. Because the localising term was placed on O-2p, the spins are expected to reside on oxygen, but this has not been confirmed from site-projected moments or spin densities.</w:t>
-      </w:r>
-      <w:r>
-        <w:t xml:space="preserve"> </w:t>
-      </w:r>
-      <w:r>
-        <w:rPr>
-          <w:bCs/>
-          <w:b/>
-        </w:rPr>
-        <w:t xml:space="preserve">[AUTHOR ACTION: report m as well as m</w:t>
-      </w:r>
-      <w:r>
-        <w:rPr>
-          <w:vertAlign w:val="subscript"/>
-          <w:bCs/>
-          <w:b/>
-        </w:rPr>
-        <w:t xml:space="preserve">abs</w:t>
-      </w:r>
-      <w:r>
-        <w:rPr>
-          <w:bCs/>
-          <w:b/>
-        </w:rPr>
-        <w:t xml:space="preserve"> </w:t>
-      </w:r>
-      <w:r>
-        <w:rPr>
-          <w:bCs/>
-          <w:b/>
-        </w:rPr>
-        <w:t xml:space="preserve">for the dual-U cells (m = 3.00 μ</w:t>
-      </w:r>
-      <w:r>
-        <w:rPr>
-          <w:vertAlign w:val="subscript"/>
-          <w:bCs/>
-          <w:b/>
-        </w:rPr>
-        <w:t xml:space="preserve">B</w:t>
-      </w:r>
-      <w:r>
-        <w:rPr>
-          <w:bCs/>
-          <w:b/>
-        </w:rPr>
-        <w:t xml:space="preserve"> </w:t>
-      </w:r>
-      <w:r>
-        <w:rPr>
-          <w:bCs/>
-          <w:b/>
-        </w:rPr>
-        <w:t xml:space="preserve">is required for the three Rb spins to be parallel) and the site-projected moments or spin density of dual-U Rb_perfect and Pr_perfect.]</w:t>
-      </w:r>
-      <w:r>
-        <w:t xml:space="preserve"> </w:t>
-      </w:r>
-      <w:r>
-        <w:t xml:space="preserve">The formal hole count of each dual-U cell is matched by its spin count: one per Pr</w:t>
-      </w:r>
-      <w:r>
-        <w:rPr>
-          <w:vertAlign w:val="superscript"/>
-        </w:rPr>
-        <w:t xml:space="preserve">3+</w:t>
-      </w:r>
-      <w:r>
-        <w:t xml:space="preserve"> </w:t>
-      </w:r>
-      <w:r>
-        <w:t xml:space="preserve">(a trivalent state imposed by the 4f-in-core dataset, Section 2.1), three per Rb</w:t>
-      </w:r>
-      <w:r>
-        <w:rPr>
-          <w:vertAlign w:val="superscript"/>
-        </w:rPr>
-        <w:t xml:space="preserve">+</w:t>
-      </w:r>
-      <w:r>
-        <w:t xml:space="preserve"> </w:t>
-      </w:r>
-      <w:r>
-        <w:t xml:space="preserve">and one in Rb_VO, in line with the Kröger–Vink bookkeeping.</w:t>
-      </w:r>
-    </w:p>
-    <w:p>
-      <w:pPr>
-        <w:pStyle w:val="BodyText"/>
-      </w:pPr>
-      <w:r>
-        <w:rPr>
-          <w:iCs/>
-          <w:i/>
-          <w:bCs/>
-          <w:b/>
-        </w:rPr>
-        <w:t xml:space="preserve">Table 4. Effect of an oxygen-site Hubbard term (U(O-2p) = 5.5 eV added to U(Ti-3d) = 3.5 eV) on the absolute magnetisation of the vacancy-free and vacancy-containing cells.</w:t>
+        <w:rPr>
+          <w:iCs/>
+          <w:i/>
+        </w:rPr>
+        <w:t xml:space="preserve">: absolute magnetisation (not recorded for the dual-U runs).</w:t>
       </w:r>
     </w:p>
     <w:tbl>
@@ -6160,7 +5745,7 @@
               <w:jc w:val="left"/>
             </w:pPr>
             <w:r>
-              <w:t xml:space="preserve">m</w:t>
+              <w:t xml:space="preserve">m / m</w:t>
             </w:r>
             <w:r>
               <w:rPr>
@@ -6190,16 +5775,7 @@
               <w:jc w:val="left"/>
             </w:pPr>
             <w:r>
-              <w:t xml:space="preserve">m</w:t>
-            </w:r>
-            <w:r>
-              <w:rPr>
-                <w:vertAlign w:val="subscript"/>
-              </w:rPr>
-              <w:t xml:space="preserve">abs</w:t>
-            </w:r>
-            <w:r>
-              <w:t xml:space="preserve">, Ti-3d + O-2p U (μ</w:t>
+              <w:t xml:space="preserve">m, Ti-3d + O-2p U (μ</w:t>
             </w:r>
             <w:r>
               <w:rPr>
@@ -6246,19 +5822,19 @@
               <w:jc w:val="left"/>
             </w:pPr>
             <w:r>
-              <w:t xml:space="preserve">0.00</w:t>
-            </w:r>
-          </w:p>
-        </w:tc>
-        <w:tc>
-          <w:tcPr/>
-          <w:p>
-            <w:pPr>
-              <w:pStyle w:val="Compact"/>
-              <w:jc w:val="left"/>
-            </w:pPr>
-            <w:r>
-              <w:t xml:space="preserve">0.00</w:t>
+              <w:t xml:space="preserve">0.00 / 0.00</w:t>
+            </w:r>
+          </w:p>
+        </w:tc>
+        <w:tc>
+          <w:tcPr/>
+          <w:p>
+            <w:pPr>
+              <w:pStyle w:val="Compact"/>
+              <w:jc w:val="left"/>
+            </w:pPr>
+            <w:r>
+              <w:t xml:space="preserve">0.00 (single point)</w:t>
             </w:r>
           </w:p>
         </w:tc>
@@ -6296,19 +5872,19 @@
               <w:jc w:val="left"/>
             </w:pPr>
             <w:r>
-              <w:t xml:space="preserve">0.00</w:t>
-            </w:r>
-          </w:p>
-        </w:tc>
-        <w:tc>
-          <w:tcPr/>
-          <w:p>
-            <w:pPr>
-              <w:pStyle w:val="Compact"/>
-              <w:jc w:val="left"/>
-            </w:pPr>
-            <w:r>
-              <w:t xml:space="preserve">1.00</w:t>
+              <w:t xml:space="preserve">0.00 / 0.00</w:t>
+            </w:r>
+          </w:p>
+        </w:tc>
+        <w:tc>
+          <w:tcPr/>
+          <w:p>
+            <w:pPr>
+              <w:pStyle w:val="Compact"/>
+              <w:jc w:val="left"/>
+            </w:pPr>
+            <w:r>
+              <w:t xml:space="preserve">1.00 (relaxed)</w:t>
             </w:r>
           </w:p>
         </w:tc>
@@ -6346,7 +5922,7 @@
               <w:jc w:val="left"/>
             </w:pPr>
             <w:r>
-              <w:t xml:space="preserve">0.00</w:t>
+              <w:t xml:space="preserve">0.00 / 0.00</w:t>
             </w:r>
           </w:p>
         </w:tc>
@@ -6396,19 +5972,19 @@
               <w:jc w:val="left"/>
             </w:pPr>
             <w:r>
-              <w:t xml:space="preserve">1.00</w:t>
-            </w:r>
-          </w:p>
-        </w:tc>
-        <w:tc>
-          <w:tcPr/>
-          <w:p>
-            <w:pPr>
-              <w:pStyle w:val="Compact"/>
-              <w:jc w:val="left"/>
-            </w:pPr>
-            <w:r>
-              <w:t xml:space="preserve">3.00</w:t>
+              <w:t xml:space="preserve">1.00 / 1.00</w:t>
+            </w:r>
+          </w:p>
+        </w:tc>
+        <w:tc>
+          <w:tcPr/>
+          <w:p>
+            <w:pPr>
+              <w:pStyle w:val="Compact"/>
+              <w:jc w:val="left"/>
+            </w:pPr>
+            <w:r>
+              <w:t xml:space="preserve">3.00 (relaxed)</w:t>
             </w:r>
           </w:p>
         </w:tc>
@@ -6446,19 +6022,19 @@
               <w:jc w:val="left"/>
             </w:pPr>
             <w:r>
-              <w:t xml:space="preserve">1.21</w:t>
-            </w:r>
-          </w:p>
-        </w:tc>
-        <w:tc>
-          <w:tcPr/>
-          <w:p>
-            <w:pPr>
-              <w:pStyle w:val="Compact"/>
-              <w:jc w:val="left"/>
-            </w:pPr>
-            <w:r>
-              <w:t xml:space="preserve">1.00</w:t>
+              <w:t xml:space="preserve">−0.97 / 1.21</w:t>
+            </w:r>
+          </w:p>
+        </w:tc>
+        <w:tc>
+          <w:tcPr/>
+          <w:p>
+            <w:pPr>
+              <w:pStyle w:val="Compact"/>
+              <w:jc w:val="left"/>
+            </w:pPr>
+            <w:r>
+              <w:t xml:space="preserve">1.00 (preliminary)</w:t>
             </w:r>
           </w:p>
         </w:tc>
@@ -6541,7 +6117,19 @@
         <w:pStyle w:val="BodyText"/>
       </w:pPr>
       <w:r>
-        <w:t xml:space="preserve">Relaxations of Pr_VO and Rb_VO at q = +1 and +2 (uniform background, no finite-size correction) converged in 216, 549, 293 and 360 ionic steps respectively; the raw total energies are listed in Table S9. Because the periodic-image electrostatics of a charged 2×2×1 cell are uncorrected, these energies are not used to derive ionisation energies or transition levels. The spin state is used as a diagnostic. For Pr_VO the absolute magnetisation remains 0.00 μ</w:t>
+        <w:t xml:space="preserve">Relaxations of Pr_VO and Rb_VO at q = +1 and +2 (uniform background, no finite-size correction) converged in 216, 549, 293 and 360 ionic steps respectively; the raw total energies are listed in Table S9. Because the periodic-image electrostatics of a charged 2×2×1 cell are uncorrected, these energies are not used to derive ionisation energies or transition levels. The spin state is used as a diagnostic. For Pr_VO both m and m</w:t>
+      </w:r>
+      <w:r>
+        <w:rPr>
+          <w:vertAlign w:val="subscript"/>
+        </w:rPr>
+        <w:t xml:space="preserve">abs</w:t>
+      </w:r>
+      <w:r>
+        <w:t xml:space="preserve"> </w:t>
+      </w:r>
+      <w:r>
+        <w:t xml:space="preserve">remain 0.00 μ</w:t>
       </w:r>
       <w:r>
         <w:rPr>
@@ -6553,7 +6141,7 @@
         <w:t xml:space="preserve"> </w:t>
       </w:r>
       <w:r>
-        <w:t xml:space="preserve">at q = 0, +1 and +2: the q = +1 cell (376 electrons) has no formal carriers, and the one formal hole of the q = +2 cell (375 electrons) remains unpolarised, as in Pr_perfect under the same treatment. For Rb_VO the absolute magnetisation rises from 1.21 μ</w:t>
+        <w:t xml:space="preserve">at q = 0, +1 and +2: the q = +1 cell (376 electrons) has no formal carriers, and the one formal hole of the q = +2 cell (375 electrons) remains unpolarised, as in Pr_perfect under the same treatment. For Rb_VO the magnitude of the total magnetisation rises from 0.97 μ</w:t>
       </w:r>
       <w:r>
         <w:rPr>
@@ -6589,7 +6177,31 @@
         <w:t xml:space="preserve"> </w:t>
       </w:r>
       <w:r>
-        <w:t xml:space="preserve">(q = +2). Each electron removed from the Rb cell therefore uncovers one further unpaired spin, and the q = +2 endpoint corresponds to the three holes per Rb</w:t>
+        <w:t xml:space="preserve">(q = +2); the absolute magnetisation is 1.21 μ</w:t>
+      </w:r>
+      <w:r>
+        <w:rPr>
+          <w:vertAlign w:val="subscript"/>
+        </w:rPr>
+        <w:t xml:space="preserve">B</w:t>
+      </w:r>
+      <w:r>
+        <w:t xml:space="preserve"> </w:t>
+      </w:r>
+      <w:r>
+        <w:t xml:space="preserve">at q = 0 and 3.82 μ</w:t>
+      </w:r>
+      <w:r>
+        <w:rPr>
+          <w:vertAlign w:val="subscript"/>
+        </w:rPr>
+        <w:t xml:space="preserve">B</w:t>
+      </w:r>
+      <w:r>
+        <w:t xml:space="preserve"> </w:t>
+      </w:r>
+      <w:r>
+        <w:t xml:space="preserve">at q = +2 (not recorded at q = +1), so the charged cells also contain spin density of the opposite sign. Each electron removed from the Rb cell therefore uncovers one further unpaired spin, and the q = +2 endpoint corresponds to the three holes per Rb</w:t>
       </w:r>
       <w:r>
         <w:rPr>
@@ -6623,7 +6235,7 @@
           <w:bCs/>
           <w:b/>
         </w:rPr>
-        <w:t xml:space="preserve">[AUTHOR ACTION: report m and m</w:t>
+        <w:t xml:space="preserve">[AUTHOR ACTION: add m</w:t>
       </w:r>
       <w:r>
         <w:rPr>
@@ -6645,199 +6257,330 @@
           <w:bCs/>
           <w:b/>
         </w:rPr>
-        <w:t xml:space="preserve">separately for each charge state; the values quoted in the FINAL draft appear to be m</w:t>
-      </w:r>
-      <w:r>
-        <w:rPr>
-          <w:vertAlign w:val="subscript"/>
-          <w:bCs/>
-          <w:b/>
+        <w:t xml:space="preserve">of the q = +1 Rb_VO cell from its output.]</w:t>
+      </w:r>
+      <w:r>
+        <w:t xml:space="preserve"> </w:t>
+      </w:r>
+      <w:r>
+        <w:t xml:space="preserve">The two probes are not fully independent, since both are PBE+U calculations on the same geometry family, but they rely on different mechanisms (an added localising potential versus electron removal) and agree.</w:t>
+      </w:r>
+    </w:p>
+    <w:p>
+      <w:pPr>
+        <w:pStyle w:val="BodyText"/>
+      </w:pPr>
+      <w:r>
+        <w:rPr>
+          <w:bCs/>
+          <w:b/>
+        </w:rPr>
+        <w:t xml:space="preserve">3.6 Electronic-structure diagnostics</w:t>
+      </w:r>
+    </w:p>
+    <w:p>
+      <w:pPr>
+        <w:pStyle w:val="BodyText"/>
+      </w:pPr>
+      <w:r>
+        <w:rPr>
+          <w:iCs/>
+          <w:i/>
+        </w:rPr>
+        <w:t xml:space="preserve">Fermi energies.</w:t>
+      </w:r>
+      <w:r>
+        <w:t xml:space="preserve"> </w:t>
+      </w:r>
+      <w:r>
+        <w:t xml:space="preserve">The Fermi energies printed for the production cells (Table 3) are 7.89 eV (pristine), 9.99 eV (Pr_VO) and 7.13 eV (Rb_VO). They are referenced to each cell’s own average electrostatic potential and are not aligned to a common vacuum or core level; in the insulating pristine cell the printed value lies in the gap at a position set by the smearing rather than by a physical level (the same Γ-only cell prints 7.89 eV in the production run and 8.24 eV in a single point of the k-mesh series at the same total energy, Table S2a). The differences (+2.10 eV for Pr_VO and −0.76 eV for Rb_VO relative to pristine; 2.86 eV between the two doped vacancy cells) should therefore be read as qualitative indicators and not as band offsets or carrier-density shifts. With that caveat, the large upward shift in Pr_VO is consistent with the net excess electron of Table 1 occupying conduction-band states in a cell containing one carrier per 570 Å</w:t>
+      </w:r>
+      <w:r>
+        <w:rPr>
+          <w:vertAlign w:val="superscript"/>
+        </w:rPr>
+        <w:t xml:space="preserve">3</w:t>
+      </w:r>
+      <w:r>
+        <w:t xml:space="preserve"> </w:t>
+      </w:r>
+      <w:r>
+        <w:t xml:space="preserve">(1.75×10</w:t>
+      </w:r>
+      <w:r>
+        <w:rPr>
+          <w:vertAlign w:val="superscript"/>
+        </w:rPr>
+        <w:t xml:space="preserve">21</w:t>
+      </w:r>
+      <w:r>
+        <w:t xml:space="preserve"> </w:t>
+      </w:r>
+      <w:r>
+        <w:t xml:space="preserve">cm</w:t>
+      </w:r>
+      <w:r>
+        <w:rPr>
+          <w:vertAlign w:val="superscript"/>
+        </w:rPr>
+        <w:t xml:space="preserve">−3</w:t>
+      </w:r>
+      <w:r>
+        <w:t xml:space="preserve">), and the small downward shift in Rb_VO is consistent with a partly filled oxygen-derived state near the valence-band edge. At realistic ETL carrier densities (10</w:t>
+      </w:r>
+      <w:r>
+        <w:rPr>
+          <w:vertAlign w:val="superscript"/>
+        </w:rPr>
+        <w:t xml:space="preserve">17</w:t>
+      </w:r>
+      <w:r>
+        <w:t xml:space="preserve">–10</w:t>
+      </w:r>
+      <w:r>
+        <w:rPr>
+          <w:vertAlign w:val="superscript"/>
+        </w:rPr>
+        <w:t xml:space="preserve">19</w:t>
+      </w:r>
+      <w:r>
+        <w:t xml:space="preserve"> </w:t>
+      </w:r>
+      <w:r>
+        <w:t xml:space="preserve">cm</w:t>
+      </w:r>
+      <w:r>
+        <w:rPr>
+          <w:vertAlign w:val="superscript"/>
+        </w:rPr>
+        <w:t xml:space="preserve">−3</w:t>
+      </w:r>
+      <w:r>
+        <w:t xml:space="preserve">) the corresponding conduction-band filling would be far smaller; no estimate is attempted here.</w:t>
+      </w:r>
+      <w:r>
+        <w:t xml:space="preserve"> </w:t>
+      </w:r>
+      <w:r>
+        <w:rPr>
+          <w:bCs/>
+          <w:b/>
+        </w:rPr>
+        <w:t xml:space="preserve">[AUTHOR ACTION: if the Fermi-energy comparison is retained, align the cells by the average O-1s or Ti-2p core level, or by the macroscopic average potential far from the defect, and report the valence-band maximum and conduction-band minimum of each cell.]</w:t>
+      </w:r>
+    </w:p>
+    <w:p>
+      <w:pPr>
+        <w:pStyle w:val="BodyText"/>
+      </w:pPr>
+      <w:r>
+        <w:rPr>
+          <w:iCs/>
+          <w:i/>
+        </w:rPr>
+        <w:t xml:space="preserve">Projected densities of states and site moments.</w:t>
+      </w:r>
+      <w:r>
+        <w:t xml:space="preserve"> </w:t>
+      </w:r>
+      <w:r>
+        <w:t xml:space="preserve">Figure 4 shows the spin-resolved projected densities of states of Pr_VO and Rb_VO from 2×2×2 non-self-consistent calculations on the relaxed cells (Section 2.8), and Figure S2 the spin-summed densities of states. In Pr_VO the O-2p valence band ends about 2.9 eV below E</w:t>
+      </w:r>
+      <w:r>
+        <w:rPr>
+          <w:vertAlign w:val="subscript"/>
+        </w:rPr>
+        <w:t xml:space="preserve">F</w:t>
+      </w:r>
+      <w:r>
+        <w:t xml:space="preserve"> </w:t>
+      </w:r>
+      <w:r>
+        <w:t xml:space="preserve">and the Fermi level lies in the Ti-3d conduction band. The occupied conduction-band states within 0.6 eV below E</w:t>
+      </w:r>
+      <w:r>
+        <w:rPr>
+          <w:vertAlign w:val="subscript"/>
+        </w:rPr>
+        <w:t xml:space="preserve">F</w:t>
+      </w:r>
+      <w:r>
+        <w:t xml:space="preserve"> </w:t>
+      </w:r>
+      <w:r>
+        <w:t xml:space="preserve">have equal weight in the two spin channels (0.70 states each in the broadened DOS, 95 % Ti-3d), no feature appears inside the gap at this broadening, and the Pr-5d projection is small at both band edges. No site carries a Löwdin spin polarisation above 0.001 μ</w:t>
+      </w:r>
+      <w:r>
+        <w:rPr>
+          <w:vertAlign w:val="subscript"/>
+        </w:rPr>
+        <w:t xml:space="preserve">B</w:t>
+      </w:r>
+      <w:r>
+        <w:t xml:space="preserve">, so the net excess electron is spin-paired over delocalised conduction-band states: this is the smeared solution of Section 3.3. The Pr-4f states are frozen in the core and cannot appear (Section 2.1). In Rb_VO the Fermi level lies at the top of the O-2p valence band and an empty state lies just above it in one spin channel only: between E</w:t>
+      </w:r>
+      <w:r>
+        <w:rPr>
+          <w:vertAlign w:val="subscript"/>
+        </w:rPr>
+        <w:t xml:space="preserve">F</w:t>
+      </w:r>
+      <w:r>
+        <w:t xml:space="preserve"> </w:t>
+      </w:r>
+      <w:r>
+        <w:t xml:space="preserve">and E</w:t>
+      </w:r>
+      <w:r>
+        <w:rPr>
+          <w:vertAlign w:val="subscript"/>
+        </w:rPr>
+        <w:t xml:space="preserve">F</w:t>
+      </w:r>
+      <w:r>
+        <w:t xml:space="preserve"> </w:t>
+      </w:r>
+      <w:r>
+        <w:t xml:space="preserve">+ 0.6 eV the minority channel holds 0.79 states and the majority channel none, and 93 % of the minority weight is O-2p (Ti-3d 5 %). This empty minority-spin state is the residual hole of Table 1. The Löwdin moments locate it (Figure S1, Section S2.2). Of the total of +1.01 μ</w:t>
+      </w:r>
+      <w:r>
+        <w:rPr>
+          <w:vertAlign w:val="subscript"/>
+        </w:rPr>
+        <w:t xml:space="preserve">B</w:t>
+      </w:r>
+      <w:r>
+        <w:t xml:space="preserve">, +0.59 μ</w:t>
+      </w:r>
+      <w:r>
+        <w:rPr>
+          <w:vertAlign w:val="subscript"/>
+        </w:rPr>
+        <w:t xml:space="preserve">B</w:t>
+      </w:r>
+      <w:r>
+        <w:t xml:space="preserve"> </w:t>
+      </w:r>
+      <w:r>
+        <w:t xml:space="preserve">sits on a single oxygen, O8, and +0.11 μ</w:t>
+      </w:r>
+      <w:r>
+        <w:rPr>
+          <w:vertAlign w:val="subscript"/>
+        </w:rPr>
+        <w:t xml:space="preserve">B</w:t>
+      </w:r>
+      <w:r>
+        <w:t xml:space="preserve"> </w:t>
+      </w:r>
+      <w:r>
+        <w:t xml:space="preserve">on each of two further oxygens, O6 and O17; the oxygen sublattice carries +1.12 μ</w:t>
+      </w:r>
+      <w:r>
+        <w:rPr>
+          <w:vertAlign w:val="subscript"/>
+        </w:rPr>
+        <w:t xml:space="preserve">B</w:t>
+      </w:r>
+      <w:r>
+        <w:t xml:space="preserve"> </w:t>
+      </w:r>
+      <w:r>
+        <w:t xml:space="preserve">in total, the Ti sublattice −0.12 μ</w:t>
+      </w:r>
+      <w:r>
+        <w:rPr>
+          <w:vertAlign w:val="subscript"/>
+        </w:rPr>
+        <w:t xml:space="preserve">B</w:t>
+      </w:r>
+      <w:r>
+        <w:t xml:space="preserve"> </w:t>
+      </w:r>
+      <w:r>
+        <w:t xml:space="preserve">(at most −0.03 μ</w:t>
+      </w:r>
+      <w:r>
+        <w:rPr>
+          <w:vertAlign w:val="subscript"/>
+        </w:rPr>
+        <w:t xml:space="preserve">B</w:t>
+      </w:r>
+      <w:r>
+        <w:t xml:space="preserve"> </w:t>
+      </w:r>
+      <w:r>
+        <w:t xml:space="preserve">on any Ti) and Rb none. O8 is bonded to the displaced Rb ion (2.56 Å) and to two Ti atoms (1.96 Å) and lies 3.40 Å from the vacant site; it is also the oxygen with the largest Bader depletion (Section 3.7). The residual hole is therefore an O-2p hole centred on one oxygen next to the dopant, with smaller weight on its oxygen neighbours and no Ti</w:t>
+      </w:r>
+      <w:r>
+        <w:rPr>
+          <w:vertAlign w:val="superscript"/>
+        </w:rPr>
+        <w:t xml:space="preserve">3+</w:t>
+      </w:r>
+      <w:r>
+        <w:t xml:space="preserve"> </w:t>
+      </w:r>
+      <w:r>
+        <w:t xml:space="preserve">character. The sum of the magnitudes of the Löwdin moments (1.24 μ</w:t>
+      </w:r>
+      <w:r>
+        <w:rPr>
+          <w:vertAlign w:val="subscript"/>
+        </w:rPr>
+        <w:t xml:space="preserve">B</w:t>
+      </w:r>
+      <w:r>
+        <w:t xml:space="preserve">) is close to m</w:t>
+      </w:r>
+      <w:r>
+        <w:rPr>
+          <w:vertAlign w:val="subscript"/>
         </w:rPr>
         <w:t xml:space="preserve">abs</w:t>
       </w:r>
       <w:r>
-        <w:rPr>
-          <w:bCs/>
-          <w:b/>
-        </w:rPr>
-        <w:t xml:space="preserve">.]</w:t>
-      </w:r>
-      <w:r>
-        <w:t xml:space="preserve"> </w:t>
-      </w:r>
-      <w:r>
-        <w:t xml:space="preserve">The two probes are not fully independent, since both are PBE+U calculations on the same geometry family, but they rely on different mechanisms (an added localising potential versus electron removal) and agree.</w:t>
-      </w:r>
-    </w:p>
-    <w:p>
-      <w:pPr>
-        <w:pStyle w:val="BodyText"/>
-      </w:pPr>
-      <w:r>
-        <w:rPr>
-          <w:bCs/>
-          <w:b/>
-        </w:rPr>
-        <w:t xml:space="preserve">3.6 Electronic-structure diagnostics</w:t>
-      </w:r>
-    </w:p>
-    <w:p>
-      <w:pPr>
-        <w:pStyle w:val="BodyText"/>
-      </w:pPr>
-      <w:r>
-        <w:rPr>
-          <w:iCs/>
-          <w:i/>
-        </w:rPr>
-        <w:t xml:space="preserve">Fermi energies.</w:t>
-      </w:r>
-      <w:r>
-        <w:t xml:space="preserve"> </w:t>
-      </w:r>
-      <w:r>
-        <w:t xml:space="preserve">The Fermi energies printed for the production cells (Table 3) are 7.89 eV (pristine), 9.99 eV (Pr_VO) and 7.13 eV (Rb_VO). They are referenced to each cell’s own average electrostatic potential and are not aligned to a common vacuum or core level; in the insulating pristine cell the printed value lies in the gap at a position set by the smearing rather than by a physical level. The differences (+2.10 eV for Pr_VO and −0.76 eV for Rb_VO relative to pristine; 2.86 eV between the two doped vacancy cells) should therefore be read as qualitative indicators and not as band offsets or carrier-density shifts. With that caveat, the large upward shift in Pr_VO is consistent with the net excess electron of Table 1 occupying conduction-band states in a cell containing one carrier per 570 Å</w:t>
+        <w:t xml:space="preserve"> </w:t>
+      </w:r>
+      <w:r>
+        <w:t xml:space="preserve">(1.21 μ</w:t>
+      </w:r>
+      <w:r>
+        <w:rPr>
+          <w:vertAlign w:val="subscript"/>
+        </w:rPr>
+        <w:t xml:space="preserve">B</w:t>
+      </w:r>
+      <w:r>
+        <w:t xml:space="preserve">). Löwdin moments depend on the projector basis, so these numbers locate the spin density rather than quantify it. The separation between the valence-band top and the conduction-band onset is about 2.4–2.5 eV in both cells (onsets taken where the total DOS reaches 0.5 states eV</w:t>
       </w:r>
       <w:r>
         <w:rPr>
           <w:vertAlign w:val="superscript"/>
         </w:rPr>
-        <w:t xml:space="preserve">3</w:t>
-      </w:r>
-      <w:r>
-        <w:t xml:space="preserve"> </w:t>
-      </w:r>
-      <w:r>
-        <w:t xml:space="preserve">(1.75×10</w:t>
-      </w:r>
-      <w:r>
-        <w:rPr>
-          <w:vertAlign w:val="superscript"/>
-        </w:rPr>
-        <w:t xml:space="preserve">21</w:t>
-      </w:r>
-      <w:r>
-        <w:t xml:space="preserve"> </w:t>
-      </w:r>
-      <w:r>
-        <w:t xml:space="preserve">cm</w:t>
-      </w:r>
-      <w:r>
-        <w:rPr>
-          <w:vertAlign w:val="superscript"/>
-        </w:rPr>
-        <w:t xml:space="preserve">−3</w:t>
-      </w:r>
-      <w:r>
-        <w:t xml:space="preserve">), and the small downward shift in Rb_VO is consistent with a partly filled oxygen-derived state near the valence-band edge. At realistic ETL carrier densities (10</w:t>
-      </w:r>
-      <w:r>
-        <w:rPr>
-          <w:vertAlign w:val="superscript"/>
-        </w:rPr>
-        <w:t xml:space="preserve">17</w:t>
-      </w:r>
-      <w:r>
-        <w:t xml:space="preserve">–10</w:t>
-      </w:r>
-      <w:r>
-        <w:rPr>
-          <w:vertAlign w:val="superscript"/>
-        </w:rPr>
-        <w:t xml:space="preserve">19</w:t>
-      </w:r>
-      <w:r>
-        <w:t xml:space="preserve"> </w:t>
-      </w:r>
-      <w:r>
-        <w:t xml:space="preserve">cm</w:t>
-      </w:r>
-      <w:r>
-        <w:rPr>
-          <w:vertAlign w:val="superscript"/>
-        </w:rPr>
-        <w:t xml:space="preserve">−3</w:t>
-      </w:r>
-      <w:r>
-        <w:t xml:space="preserve">) the corresponding conduction-band filling would be far smaller; no estimate is attempted here.</w:t>
-      </w:r>
-      <w:r>
-        <w:t xml:space="preserve"> </w:t>
-      </w:r>
-      <w:r>
-        <w:rPr>
-          <w:bCs/>
-          <w:b/>
-        </w:rPr>
-        <w:t xml:space="preserve">[AUTHOR ACTION: if the Fermi-energy comparison is retained, align the cells by the average O-1s or Ti-2p core level, or by the macroscopic average potential far from the defect, and report the valence-band maximum and conduction-band minimum of each cell.]</w:t>
-      </w:r>
-    </w:p>
-    <w:p>
-      <w:pPr>
-        <w:pStyle w:val="BodyText"/>
-      </w:pPr>
-      <w:r>
-        <w:rPr>
-          <w:iCs/>
-          <w:i/>
-        </w:rPr>
-        <w:t xml:space="preserve">Projected densities of states.</w:t>
-      </w:r>
-      <w:r>
-        <w:t xml:space="preserve"> </w:t>
-      </w:r>
-      <w:r>
-        <w:t xml:space="preserve">Figure 4 shows the spin-resolved projected densities of states of Pr_VO and Rb_VO from 2×2×2 non-self-consistent calculations on the relaxed cells; Figure S1 shows the Pr_VO dopant channels separately and Figure S2 the spin-summed densities of states of both cells. In Pr_VO the occupied states near E</w:t>
-      </w:r>
-      <w:r>
-        <w:rPr>
-          <w:vertAlign w:val="subscript"/>
-        </w:rPr>
-        <w:t xml:space="preserve">F</w:t>
-      </w:r>
-      <w:r>
-        <w:t xml:space="preserve"> </w:t>
-      </w:r>
-      <w:r>
-        <w:t xml:space="preserve">are conduction-band states of Ti-3d character, the O-2p valence band lies about 3 eV lower, no feature appears inside the gap at the broadening used (a weak Ti-3d shoulder is visible at the conduction-band onset), and the Pr-5d projection is small at both band edges. The Pr-4f states are frozen in the core and cannot appear (Section 2.1). In Rb_VO the Fermi level lies at the top of the valence band and a spin-split feature with both O-2p and Ti-3d weight is present within about 0.3 eV of E</w:t>
-      </w:r>
-      <w:r>
-        <w:rPr>
-          <w:vertAlign w:val="subscript"/>
-        </w:rPr>
-        <w:t xml:space="preserve">F</w:t>
-      </w:r>
-      <w:r>
-        <w:t xml:space="preserve"> </w:t>
-      </w:r>
-      <w:r>
-        <w:t xml:space="preserve">(inset); it is occupied in one spin channel and empty in the other, which accounts for the unpaired spin of Table 3. The species-summed projection gives the relative O-2p and Ti-3d weight of this feature but not its distribution over sites; the Bader differences of Section 3.7 are compatible with predominantly O-2p character, and the dual-U magnetisation of Section 3.4 does not by itself establish it.</w:t>
-      </w:r>
-      <w:r>
-        <w:t xml:space="preserve"> </w:t>
-      </w:r>
-      <w:r>
-        <w:rPr>
-          <w:bCs/>
-          <w:b/>
-        </w:rPr>
-        <w:t xml:space="preserve">[AUTHOR ACTION: from the existing projwfc.x output, add site-resolved O-2p and Ti-3d projections of the Rb_VO gap state and its integrated occupation per spin channel (Figure S4), and state the energy resolution of the DOS.]</w:t>
-      </w:r>
-      <w:r>
-        <w:t xml:space="preserve"> </w:t>
-      </w:r>
-      <w:r>
-        <w:t xml:space="preserve">The Fermi energy of Pr_VO in Figure 4 (10.31 eV, 2×2×2 non-self-consistent) differs from the Γ-only self-consistent value (9.99 eV) because of the k-mesh dependence of the conduction-band filling; the Rb_VO Fermi energy is mesh-stable (7.13 versus 7.14 eV).</w:t>
-      </w:r>
-      <w:r>
-        <w:t xml:space="preserve"> </w:t>
-      </w:r>
-      <w:r>
-        <w:rPr>
-          <w:bCs/>
-          <w:b/>
-        </w:rPr>
-        <w:t xml:space="preserve">[AUTHOR ACTION: report the 2×2×2 non-self-consistent Fermi energy of the pristine cell.]</w:t>
+        <w:t xml:space="preserve">−1</w:t>
+      </w:r>
+      <w:r>
+        <w:t xml:space="preserve">). In the run used for Figure 4 the net moment is positive, so the hole appears in the spin-down channel; the sign of m is arbitrary in a collinear calculation, and the production relaxation (m = −0.97 μ</w:t>
+      </w:r>
+      <w:r>
+        <w:rPr>
+          <w:vertAlign w:val="subscript"/>
+        </w:rPr>
+        <w:t xml:space="preserve">B</w:t>
+      </w:r>
+      <w:r>
+        <w:t xml:space="preserve">) corresponds to the same solution with the spins interchanged (Section 3.3). The Fermi energy of Pr_VO in Figure 4 (10.31 eV, 2×2×2 non-self-consistent) differs from the Γ-only self-consistent value (9.99 eV) because of the k-mesh dependence of the conduction-band filling; the Rb_VO Fermi energy is mesh-stable (7.13 versus 7.14 eV).</w:t>
+      </w:r>
+      <w:r>
+        <w:t xml:space="preserve"> </w:t>
+      </w:r>
+      <w:r>
+        <w:rPr>
+          <w:bCs/>
+          <w:b/>
+        </w:rPr>
+        <w:t xml:space="preserve">[AUTHOR ACTION (optional): add the Rb_VO spin-density isosurface (pp.x, plot_num = 6) as Figure S4 to complement the Löwdin moments.]</w:t>
       </w:r>
     </w:p>
     <w:p>
@@ -6847,14 +6590,14 @@
       <w:r>
         <w:drawing>
           <wp:inline>
-            <wp:extent cx="5334000" cy="5717146"/>
+            <wp:extent cx="5334000" cy="4510667"/>
             <wp:effectExtent b="0" l="0" r="0" t="0"/>
             <wp:docPr descr="" title="" id="30" name="Picture"/>
             <a:graphic>
               <a:graphicData uri="http://schemas.openxmlformats.org/drawingml/2006/picture">
                 <pic:pic>
                   <pic:nvPicPr>
-                    <pic:cNvPr descr="../figures/Fig4_PDOS_patched.png" id="31" name="Picture"/>
+                    <pic:cNvPr descr="../figures/Fig4_PDOS_v4.png" id="31" name="Picture"/>
                     <pic:cNvPicPr>
                       <a:picLocks noChangeArrowheads="1" noChangeAspect="1"/>
                     </pic:cNvPicPr>
@@ -6868,7 +6611,7 @@
                   <pic:spPr bwMode="auto">
                     <a:xfrm>
                       <a:off x="0" y="0"/>
-                      <a:ext cx="5334000" cy="5717146"/>
+                      <a:ext cx="5334000" cy="4510667"/>
                     </a:xfrm>
                     <a:prstGeom prst="rect">
                       <a:avLst/>
@@ -6896,7 +6639,7 @@
           <w:iCs/>
           <w:i/>
         </w:rPr>
-        <w:t xml:space="preserve">Figure 4. Spin-resolved projected densities of states of Pr_VO (top) and Rb_VO (bottom) from non-self-consistent 2×2×2 calculations on the relaxed cells (PBE+U, U(Ti-3d) = 3.5 eV). Spin-up plotted upward, spin-down downward. Filled blue: Ti-3d; red: O-2p; purple: dopant 5d (Pr) or 4d (Rb); grey: total. Energies are relative to each cell’s Fermi level. Inset: region around E</w:t>
+        <w:t xml:space="preserve">Figure 4. Spin-resolved projected densities of states of (a) Pr_VO and (c) Rb_VO, with (b, d) the region within ±1 eV of E</w:t>
       </w:r>
       <w:r>
         <w:rPr>
@@ -6911,446 +6654,593 @@
           <w:iCs/>
           <w:i/>
         </w:rPr>
-        <w:t xml:space="preserve"> </w:t>
-      </w:r>
-      <w:r>
-        <w:rPr>
-          <w:iCs/>
-          <w:i/>
-        </w:rPr>
-        <w:t xml:space="preserve">of Rb_VO showing the spin-split feature at the valence-band edge, occupied in one spin channel and empty in the other, with mixed O-2p/Ti-3d weight.</w:t>
-      </w:r>
-      <w:r>
-        <w:rPr>
-          <w:iCs/>
-          <w:i/>
-        </w:rPr>
-        <w:t xml:space="preserve"> </w:t>
-      </w:r>
-      <w:r>
-        <w:rPr>
-          <w:bCs/>
-          <w:b/>
-          <w:iCs/>
-          <w:i/>
-        </w:rPr>
-        <w:t xml:space="preserve">[AUTHOR ACTION: in the interim artwork the arrow labelled</w:t>
-      </w:r>
-      <w:r>
-        <w:rPr>
-          <w:bCs/>
-          <w:b/>
-          <w:iCs/>
-          <w:i/>
-        </w:rPr>
-        <w:t xml:space="preserve"> </w:t>
-      </w:r>
-      <w:r>
-        <w:rPr>
-          <w:bCs/>
-          <w:b/>
-          <w:iCs/>
-          <w:i/>
-        </w:rPr>
+        <w:t xml:space="preserve">, from 2×2×2 non-self-consistent calculations on the relaxed cells (PBE+U, U(Ti-3d) = 3.5 eV; tetrahedron occupations; Gaussian broadening 0.01 Ry). Spin up is plotted upwards and spin down downwards; energies are relative to each cell’s Fermi level (10.31 and 7.14 eV). Filled blue: Ti-3d summed over 15 Ti; orange: O-2p summed over 31 O; green: Pr-5d multiplied by 5; grey: total. The Rb dataset has no d projector, so no dopant-d channel exists for Rb_VO. In (b) the occupied conduction-band states have equal weight in the two spin channels (0.70 states each between −0.6 eV and E</w:t>
+      </w:r>
+      <w:r>
+        <w:rPr>
+          <w:vertAlign w:val="subscript"/>
+          <w:iCs/>
+          <w:i/>
+        </w:rPr>
+        <w:t xml:space="preserve">F</w:t>
+      </w:r>
+      <w:r>
+        <w:rPr>
+          <w:iCs/>
+          <w:i/>
+        </w:rPr>
+        <w:t xml:space="preserve">, 95 % Ti-3d). In (d) the empty state just above E</w:t>
+      </w:r>
+      <w:r>
+        <w:rPr>
+          <w:vertAlign w:val="subscript"/>
+          <w:iCs/>
+          <w:i/>
+        </w:rPr>
+        <w:t xml:space="preserve">F</w:t>
+      </w:r>
+      <w:r>
+        <w:rPr>
+          <w:iCs/>
+          <w:i/>
+        </w:rPr>
+        <w:t xml:space="preserve"> </w:t>
+      </w:r>
+      <w:r>
+        <w:rPr>
+          <w:iCs/>
+          <w:i/>
+        </w:rPr>
+        <w:t xml:space="preserve">appears in the spin-down channel only (0.79 states between E</w:t>
+      </w:r>
+      <w:r>
+        <w:rPr>
+          <w:vertAlign w:val="subscript"/>
+          <w:iCs/>
+          <w:i/>
+        </w:rPr>
+        <w:t xml:space="preserve">F</w:t>
+      </w:r>
+      <w:r>
+        <w:rPr>
+          <w:iCs/>
+          <w:i/>
+        </w:rPr>
+        <w:t xml:space="preserve"> </w:t>
+      </w:r>
+      <w:r>
+        <w:rPr>
+          <w:iCs/>
+          <w:i/>
+        </w:rPr>
+        <w:t xml:space="preserve">and +0.6 eV, 93 % O-2p; spin up 0.00). Plotted without smoothing from the summed projwfc.x output by figures/make_pdos_figures.py.</w:t>
+      </w:r>
+    </w:p>
+    <w:p>
+      <w:pPr>
+        <w:pStyle w:val="BodyText"/>
+      </w:pPr>
+      <w:r>
+        <w:rPr>
+          <w:iCs/>
+          <w:i/>
+        </w:rPr>
+        <w:t xml:space="preserve">Hybrid-functional check on the pristine cell.</w:t>
+      </w:r>
+      <w:r>
+        <w:t xml:space="preserve"> </w:t>
+      </w:r>
+      <w:r>
+        <w:t xml:space="preserve">A single-point HSE06 calculation on the production Pristine_perfect geometry (Section 2.8) gave a non-magnetic solution (m</w:t>
+      </w:r>
+      <w:r>
+        <w:rPr>
+          <w:vertAlign w:val="subscript"/>
+        </w:rPr>
+        <w:t xml:space="preserve">abs</w:t>
+      </w:r>
+      <w:r>
+        <w:t xml:space="preserve"> </w:t>
+      </w:r>
+      <w:r>
+        <w:t xml:space="preserve">= 0.00 μ</w:t>
+      </w:r>
+      <w:r>
+        <w:rPr>
+          <w:vertAlign w:val="subscript"/>
+        </w:rPr>
+        <w:t xml:space="preserve">B</w:t>
+      </w:r>
+      <w:r>
+        <w:t xml:space="preserve">), a total energy of −3926.66858 Ry and a Fermi energy of 8.286 eV, 0.40 eV above the PBE+U value. The shift of the printed Fermi energy is not a band-gap measurement, and the hybrid total energy is not comparable with the PBE+U totals (Section 2.8). The check establishes only that the non-magnetic pristine state survives the change of functional, which is expected for a closed-shell cell without carriers; no hybrid calculation was performed on the doped or defective cells, so the dopant contrast of Table 2 and the localisation results of Sections 3.3–3.5 have not been verified at the hybrid level.</w:t>
+      </w:r>
+      <w:r>
+        <w:t xml:space="preserve"> </w:t>
+      </w:r>
+      <w:r>
+        <w:rPr>
+          <w:bCs/>
+          <w:b/>
+        </w:rPr>
+        <w:t xml:space="preserve">[AUTHOR ACTION: if the HSE06 result is retained, report the PBE+U and HSE06 band gaps of the pristine cell from the eigenvalues and resolve the pseudopotential question raised in Section 2.8.]</w:t>
+      </w:r>
+    </w:p>
+    <w:p>
+      <w:pPr>
+        <w:pStyle w:val="BodyText"/>
+      </w:pPr>
+      <w:r>
+        <w:rPr>
+          <w:bCs/>
+          <w:b/>
+        </w:rPr>
+        <w:t xml:space="preserve">3.7 Sensitivity tests</w:t>
+      </w:r>
+    </w:p>
+    <w:p>
+      <w:pPr>
+        <w:pStyle w:val="BodyText"/>
+      </w:pPr>
+      <w:r>
+        <w:rPr>
+          <w:iCs/>
+          <w:i/>
+        </w:rPr>
+        <w:t xml:space="preserve">Hubbard U.</w:t>
+      </w:r>
+      <w:r>
+        <w:t xml:space="preserve"> </w:t>
+      </w:r>
+      <w:r>
+        <w:t xml:space="preserve">Single-point calculations at U(Ti-3d) = 3.0, 4.0 and 4.5 eV on the production Pristine_perfect, Pr_VO and Rb_VO geometries (Table S1) leave the magnetisations unchanged in kind. Pr_VO is non-magnetic at every U, and Rb_VO carries one unpaired spin at every U (m = 1.00 μ</w:t>
+      </w:r>
+      <w:r>
+        <w:rPr>
+          <w:vertAlign w:val="subscript"/>
+        </w:rPr>
+        <w:t xml:space="preserve">B</w:t>
+      </w:r>
+      <w:r>
+        <w:t xml:space="preserve"> </w:t>
+      </w:r>
+      <w:r>
+        <w:t xml:space="preserve">in the from-scratch single points, versus m = −0.97 μ</w:t>
+      </w:r>
+      <w:r>
+        <w:rPr>
+          <w:vertAlign w:val="subscript"/>
+        </w:rPr>
+        <w:t xml:space="preserve">B</w:t>
+      </w:r>
+      <w:r>
+        <w:t xml:space="preserve">, m</w:t>
+      </w:r>
+      <w:r>
+        <w:rPr>
+          <w:vertAlign w:val="subscript"/>
+        </w:rPr>
+        <w:t xml:space="preserve">abs</w:t>
+      </w:r>
+      <w:r>
+        <w:t xml:space="preserve"> </w:t>
+      </w:r>
+      <w:r>
+        <w:t xml:space="preserve">= 1.21 μ</w:t>
+      </w:r>
+      <w:r>
+        <w:rPr>
+          <w:vertAlign w:val="subscript"/>
+        </w:rPr>
+        <w:t xml:space="preserve">B</w:t>
+      </w:r>
+      <w:r>
+        <w:t xml:space="preserve"> </w:t>
+      </w:r>
+      <w:r>
+        <w:t xml:space="preserve">in the final relaxation step at U = 3.5 eV; see Section 3.3 for the two solutions). The printed Fermi energies of Pr_VO and Rb_VO vary by at most 0.26 eV across the 1.5 eV range; that of the insulating pristine cell lies in the gap and is not a physical level (Section 3.6). The total energies vary smoothly with U, by 6.1–6.6 eV per 0.5 eV step in all three cells. The qualitative Pr/Rb distinction in spin state is therefore not tied to the particular U(Ti-3d) used at fixed geometry; formation energies were not recomputed in the sweep.</w:t>
+      </w:r>
+    </w:p>
+    <w:p>
+      <w:pPr>
+        <w:pStyle w:val="BodyText"/>
+      </w:pPr>
+      <w:r>
+        <w:rPr>
+          <w:iCs/>
+          <w:i/>
+        </w:rPr>
+        <w:t xml:space="preserve">k-mesh.</w:t>
+      </w:r>
+      <w:r>
+        <w:t xml:space="preserve"> </w:t>
+      </w:r>
+      <w:r>
+        <w:t xml:space="preserve">For Pristine_perfect, Pr_VO and Rb_VO the total energy was computed at Γ, 2×2×1, 2×2×2 and 3×3×2 meshes at U = 3.5 eV. The Γ-only energies differ from the 3×3×2 values by 1.05, 1.08 and 1.16 eV per cell (22, 23 and 25 meV per atom), whereas the 2×2×1 energies are within 1.15, 1.05 and 0.42 meV per atom of 3×3×2. The Γ-only energies lie below the 3×3×2 values, and the 2×2×2 energies of the same series lie 0.2, 1.5 and 2.1 meV per atom above them for Pr_VO, Rb_VO and Pristine_perfect (Table S2a), so convergence beyond 2×2×1 is at the 1–2 meV per atom level and is not monotonic across mesh families. The Γ-only production energies are therefore not converged in absolute terms, and the formation energies of Table 2 rely on cancellation between the perfect and defective cell of the same host rather than on convergence of each total energy. The 2×2×2 column of Table 2 quantifies the residual: −0.10 eV (Pr), −0.14 eV (Rb) and +0.04 eV on their difference. Because the k-mesh single points start from scratch, the Γ-to-2×2×2 shifts include the differences between the from-scratch and relaxation-endpoint solutions at Γ (0.038 eV for Pr_VO and 6.4 meV for Rb_VO, Table S2a), which lie within the stated mesh dependence. A complete formation-energy cycle exists only at Γ and, for the doped hosts, at 2×2×2. The total magnetisations are mesh-independent: 0.00 μ</w:t>
+      </w:r>
+      <w:r>
+        <w:rPr>
+          <w:vertAlign w:val="subscript"/>
+        </w:rPr>
+        <w:t xml:space="preserve">B</w:t>
+      </w:r>
+      <w:r>
+        <w:t xml:space="preserve"> </w:t>
+      </w:r>
+      <w:r>
+        <w:t xml:space="preserve">for Pristine_perfect and Pr_VO and 0.99–1.00 μ</w:t>
+      </w:r>
+      <w:r>
+        <w:rPr>
+          <w:vertAlign w:val="subscript"/>
+        </w:rPr>
+        <w:t xml:space="preserve">B</w:t>
+      </w:r>
+      <w:r>
+        <w:t xml:space="preserve"> </w:t>
+      </w:r>
+      <w:r>
+        <w:t xml:space="preserve">for Rb_VO at every mesh, the latter being the from-scratch Rb_VO solution of Section 3.3.</w:t>
+      </w:r>
+    </w:p>
+    <w:p>
+      <w:pPr>
+        <w:pStyle w:val="BodyText"/>
+      </w:pPr>
+      <w:r>
+        <w:rPr>
+          <w:iCs/>
+          <w:i/>
+        </w:rPr>
+        <w:t xml:space="preserve">Dispersion.</w:t>
+      </w:r>
+      <w:r>
+        <w:t xml:space="preserve"> </w:t>
+      </w:r>
+      <w:r>
+        <w:t xml:space="preserve">D3(BJ) single points on the relaxed Pr_VO and Rb_VO cells gave dispersion contributions of −10.29 and −10.09 eV (Table S5). Because D3 is an additive geometric correction, the electronic part of each single point should reproduce the production total energy. It does so to 0.006 eV for Rb_VO but lies 0.038 eV above the production value for Pr_VO. The electronic part of the Pr_VO D3 single point is identical, to 10</w:t>
+      </w:r>
+      <w:r>
+        <w:rPr>
+          <w:vertAlign w:val="superscript"/>
+        </w:rPr>
+        <w:t xml:space="preserve">−5</w:t>
+      </w:r>
+      <w:r>
+        <w:t xml:space="preserve"> </w:t>
+      </w:r>
+      <w:r>
+        <w:t xml:space="preserve">Ry, to the from-scratch Γ single point of the k-mesh series (Table S2a), so the offset belongs to the from-scratch SCF solution of the smeared Pr_VO cell and not to the D3 term. The dispersion energies of the perfect substituted cells and of the O</w:t>
+      </w:r>
+      <w:r>
+        <w:rPr>
+          <w:vertAlign w:val="subscript"/>
+        </w:rPr>
+        <w:t xml:space="preserve">2</w:t>
+      </w:r>
+      <w:r>
+        <w:t xml:space="preserve"> </w:t>
+      </w:r>
+      <w:r>
+        <w:t xml:space="preserve">reference were not computed, so the dispersion correction to E</w:t>
+      </w:r>
+      <w:r>
+        <w:rPr>
+          <w:vertAlign w:val="subscript"/>
+        </w:rPr>
+        <w:t xml:space="preserve">f</w:t>
+      </w:r>
+      <w:r>
+        <w:t xml:space="preserve">(V</w:t>
+      </w:r>
+      <w:r>
+        <w:rPr>
+          <w:vertAlign w:val="subscript"/>
+        </w:rPr>
+        <w:t xml:space="preserve">O</w:t>
+      </w:r>
+      <w:r>
+        <w:t xml:space="preserve">) and to ΔE</w:t>
+      </w:r>
+      <w:r>
+        <w:rPr>
+          <w:vertAlign w:val="subscript"/>
+        </w:rPr>
+        <w:t xml:space="preserve">f</w:t>
+      </w:r>
+      <w:r>
+        <w:t xml:space="preserve"> </w:t>
+      </w:r>
+      <w:r>
+        <w:t xml:space="preserve">cannot be reconstructed from these results: the correction to the contrast requires [D3(Pr_VO) − D3(Pr_perfect)] − [D3(Rb_VO) − D3(Rb_perfect)], of which only the two defective-cell terms are available. The effect of dispersion on the vacancy energetics is therefore undetermined. The D3 single points give m = 0.00 μ</w:t>
+      </w:r>
+      <w:r>
+        <w:rPr>
+          <w:vertAlign w:val="subscript"/>
+        </w:rPr>
+        <w:t xml:space="preserve">B</w:t>
+      </w:r>
+      <w:r>
+        <w:t xml:space="preserve"> </w:t>
+      </w:r>
+      <w:r>
+        <w:t xml:space="preserve">(Pr_VO) and 1.00 μ</w:t>
+      </w:r>
+      <w:r>
+        <w:rPr>
+          <w:vertAlign w:val="subscript"/>
+        </w:rPr>
+        <w:t xml:space="preserve">B</w:t>
+      </w:r>
+      <w:r>
+        <w:t xml:space="preserve"> </w:t>
+      </w:r>
+      <w:r>
+        <w:t xml:space="preserve">(Rb_VO) and Fermi energies within 0.02 eV of the production values; the Rb_VO value is the from-scratch solution discussed in Section 3.3, not the production solution (m = −0.97 μ</w:t>
+      </w:r>
+      <w:r>
+        <w:rPr>
+          <w:vertAlign w:val="subscript"/>
+        </w:rPr>
+        <w:t xml:space="preserve">B</w:t>
+      </w:r>
+      <w:r>
+        <w:t xml:space="preserve">, m</w:t>
+      </w:r>
+      <w:r>
+        <w:rPr>
+          <w:vertAlign w:val="subscript"/>
+        </w:rPr>
+        <w:t xml:space="preserve">abs</w:t>
+      </w:r>
+      <w:r>
+        <w:t xml:space="preserve"> </w:t>
+      </w:r>
+      <w:r>
+        <w:t xml:space="preserve">= 1.21 μ</w:t>
+      </w:r>
+      <w:r>
+        <w:rPr>
+          <w:vertAlign w:val="subscript"/>
+        </w:rPr>
+        <w:t xml:space="preserve">B</w:t>
+      </w:r>
+      <w:r>
+        <w:t xml:space="preserve">).</w:t>
+      </w:r>
+      <w:r>
+        <w:t xml:space="preserve"> </w:t>
+      </w:r>
+      <w:r>
+        <w:rPr>
+          <w:bCs/>
+          <w:b/>
+        </w:rPr>
+        <w:t xml:space="preserve">[AUTHOR ACTION: run D3 single points on Pr_perfect, Rb_perfect and the O</w:t>
+      </w:r>
+      <w:r>
+        <w:rPr>
+          <w:vertAlign w:val="subscript"/>
+          <w:bCs/>
+          <w:b/>
+        </w:rPr>
+        <w:t xml:space="preserve">2</w:t>
+      </w:r>
+      <w:r>
+        <w:rPr>
+          <w:bCs/>
+          <w:b/>
+        </w:rPr>
+        <w:t xml:space="preserve"> </w:t>
+      </w:r>
+      <w:r>
+        <w:rPr>
+          <w:bCs/>
+          <w:b/>
+        </w:rPr>
+        <w:t xml:space="preserve">reference (about 6 h per cell on the hardware listed in Table S6) so that both the individual formation energies and their difference can be corrected, or delete this paragraph.]</w:t>
+      </w:r>
+    </w:p>
+    <w:p>
+      <w:pPr>
+        <w:pStyle w:val="BodyText"/>
+      </w:pPr>
+      <w:r>
+        <w:rPr>
+          <w:iCs/>
+          <w:i/>
+        </w:rPr>
+        <w:t xml:space="preserve">Alternative vacancy sites in the Pr cell.</w:t>
+      </w:r>
+      <w:r>
+        <w:t xml:space="preserve"> </w:t>
+      </w:r>
+      <w:r>
+        <w:t xml:space="preserve">Three further Pr_VO cells were relaxed with the vacancy at the oxygen indices O1, O7 and O17 of the production input (Table S4). Sites O1 and O17 are symmetry-equivalent second-shell positions (Pr–O = 3.99 Å) and give E</w:t>
+      </w:r>
+      <w:r>
+        <w:rPr>
+          <w:vertAlign w:val="subscript"/>
+        </w:rPr>
+        <w:t xml:space="preserve">f</w:t>
+      </w:r>
+      <w:r>
+        <w:t xml:space="preserve"> </w:t>
+      </w:r>
+      <w:r>
+        <w:t xml:space="preserve">= +2.07 eV each, agreeing to 0.1 meV; the more distant site O7 (4.94 Å) gives +2.72 eV. The production site is thus the lowest of the four sampled sites by 0.78 eV. This is a comparison among selected configurations in a 2×2×1 cell, where</w:t>
+      </w:r>
+      <w:r>
+        <w:t xml:space="preserve"> </w:t>
+      </w:r>
+      <w:r>
         <w:t xml:space="preserve">“</w:t>
       </w:r>
       <w:r>
-        <w:rPr>
-          <w:bCs/>
-          <w:b/>
-          <w:iCs/>
-          <w:i/>
-        </w:rPr>
-        <w:t xml:space="preserve">gap state</w:t>
-      </w:r>
-      <w:r>
-        <w:rPr>
-          <w:bCs/>
-          <w:b/>
-          <w:iCs/>
-          <w:i/>
-        </w:rPr>
+        <w:t xml:space="preserve">distant</w:t>
+      </w:r>
+      <w:r>
         <w:t xml:space="preserve">”</w:t>
       </w:r>
       <w:r>
-        <w:rPr>
-          <w:bCs/>
-          <w:b/>
-          <w:iCs/>
-          <w:i/>
-        </w:rPr>
-        <w:t xml:space="preserve"> </w:t>
-      </w:r>
-      <w:r>
-        <w:rPr>
-          <w:bCs/>
-          <w:b/>
-          <w:iCs/>
-          <w:i/>
-        </w:rPr>
-        <w:t xml:space="preserve">points at the spin-up valence-band edge, the spin-down feature lies mostly above E</w:t>
-      </w:r>
-      <w:r>
-        <w:rPr>
-          <w:vertAlign w:val="subscript"/>
-          <w:bCs/>
-          <w:b/>
-          <w:iCs/>
-          <w:i/>
-        </w:rPr>
-        <w:t xml:space="preserve">F</w:t>
-      </w:r>
-      <w:r>
-        <w:rPr>
-          <w:bCs/>
-          <w:b/>
-          <w:iCs/>
-          <w:i/>
-        </w:rPr>
-        <w:t xml:space="preserve">, and its Ti-3d weight is barely visible beside the O-2p projection; redraw the inset from the projwfc.x data so that the occupied and empty spin components described in Section 3.6 are identified.]</w:t>
-      </w:r>
-      <w:r>
-        <w:rPr>
-          <w:iCs/>
-          <w:i/>
-        </w:rPr>
-        <w:t xml:space="preserve"> </w:t>
-      </w:r>
-      <w:r>
-        <w:rPr>
-          <w:bCs/>
-          <w:b/>
-          <w:iCs/>
-          <w:i/>
-        </w:rPr>
-        <w:t xml:space="preserve">[AUTHOR ACTION: the title, panel subtitles and inset label of the interim artwork were patched to match this caption; regenerate from the projwfc.x output with the broadening and band count stated and the source run identifiers recorded in the figure script, and check the Rb_VO spin-down Ti-3d channel, which appears to be missing from the valence band in the current plot; the inset is drawn over the Rb_VO spin-down valence band and hides it, so place the inset where it covers no data and give it axis labels, and restore the top frame of the Rb_VO panel, which the interim label patch erased. The empty (hole) part of the Rb_VO feature at E</w:t>
-      </w:r>
-      <w:r>
-        <w:rPr>
-          <w:vertAlign w:val="subscript"/>
-          <w:bCs/>
-          <w:b/>
-          <w:iCs/>
-          <w:i/>
-        </w:rPr>
-        <w:t xml:space="preserve">F</w:t>
-      </w:r>
-      <w:r>
-        <w:rPr>
-          <w:bCs/>
-          <w:b/>
-          <w:iCs/>
-          <w:i/>
-        </w:rPr>
-        <w:t xml:space="preserve"> </w:t>
-      </w:r>
-      <w:r>
-        <w:rPr>
-          <w:bCs/>
-          <w:b/>
-          <w:iCs/>
-          <w:i/>
-        </w:rPr>
-        <w:t xml:space="preserve">is plotted in the spin-down channel, which implies m &gt; 0, whereas Table 3 gives m = −0.97 μ</w:t>
-      </w:r>
-      <w:r>
-        <w:rPr>
-          <w:vertAlign w:val="subscript"/>
-          <w:bCs/>
-          <w:b/>
-          <w:iCs/>
-          <w:i/>
+        <w:t xml:space="preserve"> </w:t>
+      </w:r>
+      <w:r>
+        <w:t xml:space="preserve">sites are still within one lattice parameter of the periodic images of the dopant. It indicates a preference for the production site over the two more distant positions sampled but is not a global search. The production site is itself a first-shell oxygen of the dopant site (Section 2.3); a second first-shell candidate was not computed, site multiplicities are not given, and no corresponding sampling was performed for the Rb cell. The positions of the removed oxygens are listed in Table S4.</w:t>
+      </w:r>
+      <w:r>
+        <w:t xml:space="preserve"> </w:t>
+      </w:r>
+      <w:r>
+        <w:rPr>
+          <w:bCs/>
+          <w:b/>
+        </w:rPr>
+        <w:t xml:space="preserve">[AUTHOR ACTION: if possible, add two Rb_VO sites (a second first-shell and a second-shell oxygen).]</w:t>
+      </w:r>
+    </w:p>
+    <w:p>
+      <w:pPr>
+        <w:pStyle w:val="BodyText"/>
+      </w:pPr>
+      <w:r>
+        <w:rPr>
+          <w:iCs/>
+          <w:i/>
+        </w:rPr>
+        <w:t xml:space="preserve">Bader charges.</w:t>
+      </w:r>
+      <w:r>
+        <w:t xml:space="preserve"> </w:t>
+      </w:r>
+      <w:r>
+        <w:t xml:space="preserve">Bader analysis of the relaxed Pr_VO and Rb_VO cells (Table S3) gives dopant charges of +2.14 e (Pr) and +0.82 e (Rb) relative to the PAW valence, consistent with the +3 and +1 formal states after the usual reduction of Bader charges relative to formal values.</w:t>
+      </w:r>
+      <w:r>
+        <w:t xml:space="preserve"> </w:t>
+      </w:r>
+      <w:r>
+        <w:rPr>
+          <w:bCs/>
+          <w:b/>
+        </w:rPr>
+        <w:t xml:space="preserve">[AUTHOR ACTION: these two values are inconsistent with the mean Ti and O populations of Table S3, from which the sum rule gives +2.04 e (Pr) and +0.87 e (Rb); re-extract all four numbers from ACF.dat. Also state that the two cells share the same atom ordering and which oxygen index was removed in each, and report the grid used; Bader grid convergence was not tested. ]</w:t>
+      </w:r>
+      <w:r>
+        <w:t xml:space="preserve"> </w:t>
+      </w:r>
+      <w:r>
+        <w:t xml:space="preserve">Relative to the Pr_VO cell, the 31 oxygen atoms of Rb_VO hold 0.97 e less in total, with the depletion concentrated on one oxygen bonded to the displaced Rb ion (−0.26 e, O8; Rb–O8 = 2.56 Å, 3.40 Å from the vacant site) and a second oxygen (−0.14 e, O30; 3.07 Å from Rb), five further oxygens contributing −0.05 to −0.09 e each. The 15 Ti atoms show a uniform mean depletion of −0.012 e (−0.18 e in total) and no Ti differs by more than 0.05 e. No Ti site shows the excess of a few tenths of an electron, relative to the other Ti sites, that a localised Ti</w:t>
+      </w:r>
+      <w:r>
+        <w:rPr>
+          <w:vertAlign w:val="superscript"/>
+        </w:rPr>
+        <w:t xml:space="preserve">3+</w:t>
+      </w:r>
+      <w:r>
+        <w:t xml:space="preserve"> </w:t>
+      </w:r>
+      <w:r>
+        <w:t xml:space="preserve">centre would produce, although the expected size of that signal was not calibrated on a reference cell containing a Ti</w:t>
+      </w:r>
+      <w:r>
+        <w:rPr>
+          <w:vertAlign w:val="superscript"/>
+        </w:rPr>
+        <w:t xml:space="preserve">3+</w:t>
+      </w:r>
+      <w:r>
+        <w:t xml:space="preserve"> </w:t>
+      </w:r>
+      <w:r>
+        <w:t xml:space="preserve">centre, so the test is indicative rather than decisive. The comparison is between cells of different composition, so the differences contain chemical polarisation by the dopant as well as carrier redistribution, and Bader charges are not orbital occupations; the two cells also differ by two carriers (the net excess electron of Pr_VO and the residual hole of Rb_VO, Table 1), whose contributions to the oxygen depletion this comparison cannot separate; the result is therefore compatible with an oxygen-centred hole in Rb_VO, but it is not a hole count and carries no spin information. The Löwdin analysis of Section 3.6 supplies the spin information: the oxygen with the largest Bader depletion, O8, also carries the largest spin moment (+0.59 μ</w:t>
+      </w:r>
+      <w:r>
+        <w:rPr>
+          <w:vertAlign w:val="subscript"/>
         </w:rPr>
         <w:t xml:space="preserve">B</w:t>
       </w:r>
       <w:r>
-        <w:rPr>
-          <w:bCs/>
-          <w:b/>
-          <w:iCs/>
-          <w:i/>
-        </w:rPr>
-        <w:t xml:space="preserve">; check the spin labelling and state which of the two Rb_VO solutions (Section 3.3) the non-self-consistent run used. Replace the inset label</w:t>
-      </w:r>
-      <w:r>
-        <w:rPr>
-          <w:bCs/>
-          <w:b/>
-          <w:iCs/>
-          <w:i/>
-        </w:rPr>
-        <w:t xml:space="preserve"> </w:t>
-      </w:r>
-      <w:r>
-        <w:rPr>
-          <w:bCs/>
-          <w:b/>
-          <w:iCs/>
-          <w:i/>
-        </w:rPr>
-        <w:t xml:space="preserve">“</w:t>
-      </w:r>
-      <w:r>
-        <w:rPr>
-          <w:bCs/>
-          <w:b/>
-          <w:iCs/>
-          <w:i/>
-        </w:rPr>
-        <w:t xml:space="preserve">gap state</w:t>
-      </w:r>
-      <w:r>
-        <w:rPr>
-          <w:bCs/>
-          <w:b/>
-          <w:iCs/>
-          <w:i/>
-        </w:rPr>
-        <w:t xml:space="preserve">”</w:t>
-      </w:r>
-      <w:r>
-        <w:rPr>
-          <w:bCs/>
-          <w:b/>
-          <w:iCs/>
-          <w:i/>
-        </w:rPr>
-        <w:t xml:space="preserve">: the feature is contiguous with the valence-band edge.]</w:t>
-      </w:r>
-    </w:p>
-    <w:p>
-      <w:pPr>
-        <w:pStyle w:val="BodyText"/>
-      </w:pPr>
-      <w:r>
-        <w:rPr>
-          <w:iCs/>
-          <w:i/>
-        </w:rPr>
-        <w:t xml:space="preserve">Hybrid-functional check on the pristine cell.</w:t>
-      </w:r>
-      <w:r>
-        <w:t xml:space="preserve"> </w:t>
-      </w:r>
-      <w:r>
-        <w:t xml:space="preserve">A single-point HSE06 calculation on the relaxed Pristine_perfect cell (Section 2.8) gave a non-magnetic solution (m</w:t>
-      </w:r>
-      <w:r>
-        <w:rPr>
-          <w:vertAlign w:val="subscript"/>
-        </w:rPr>
-        <w:t xml:space="preserve">abs</w:t>
-      </w:r>
-      <w:r>
-        <w:t xml:space="preserve"> </w:t>
-      </w:r>
-      <w:r>
-        <w:t xml:space="preserve">= 0.00 μ</w:t>
-      </w:r>
-      <w:r>
-        <w:rPr>
-          <w:vertAlign w:val="subscript"/>
-        </w:rPr>
-        <w:t xml:space="preserve">B</w:t>
-      </w:r>
-      <w:r>
-        <w:t xml:space="preserve">), a total energy of −3926.66858 Ry and a Fermi energy of 8.286 eV, 0.40 eV above the PBE+U value. The shift of the printed Fermi energy is not a band-gap measurement, and the hybrid total energy is not comparable with the PBE+U totals (Section 2.8). The check establishes only that the non-magnetic pristine state survives the change of functional, which is expected for a closed-shell cell without carriers; no hybrid calculation was performed on the doped or defective cells, so the dopant contrast of Table 2 and the localisation results of Sections 3.3–3.5 have not been verified at the hybrid level.</w:t>
-      </w:r>
-      <w:r>
-        <w:t xml:space="preserve"> </w:t>
-      </w:r>
-      <w:r>
-        <w:rPr>
-          <w:bCs/>
-          <w:b/>
-        </w:rPr>
-        <w:t xml:space="preserve">[AUTHOR ACTION: if the HSE06 result is retained, report the PBE+U and HSE06 band gaps of the pristine cell from the eigenvalues and resolve the pseudopotential question raised in Section 2.8.]</w:t>
-      </w:r>
-    </w:p>
-    <w:p>
-      <w:pPr>
-        <w:pStyle w:val="BodyText"/>
-      </w:pPr>
-      <w:r>
-        <w:rPr>
-          <w:bCs/>
-          <w:b/>
-        </w:rPr>
-        <w:t xml:space="preserve">3.7 Sensitivity tests</w:t>
-      </w:r>
-    </w:p>
-    <w:p>
-      <w:pPr>
-        <w:pStyle w:val="BodyText"/>
-      </w:pPr>
-      <w:r>
-        <w:rPr>
-          <w:iCs/>
-          <w:i/>
-        </w:rPr>
-        <w:t xml:space="preserve">Hubbard U.</w:t>
-      </w:r>
-      <w:r>
-        <w:t xml:space="preserve"> </w:t>
-      </w:r>
-      <w:r>
-        <w:t xml:space="preserve">Single-point calculations at U(Ti-3d) = 3.0, 4.0 and 4.5 eV on the relaxed Pristine_perfect, Pr_VO and Rb_VO cells (Table S1) leave the magnetisations unchanged in kind. Pr_VO is non-magnetic at every U, and Rb_VO carries one unpaired spin at every U (m</w:t>
-      </w:r>
-      <w:r>
-        <w:rPr>
-          <w:vertAlign w:val="subscript"/>
-        </w:rPr>
-        <w:t xml:space="preserve">abs</w:t>
-      </w:r>
-      <w:r>
-        <w:t xml:space="preserve"> </w:t>
-      </w:r>
-      <w:r>
-        <w:t xml:space="preserve">= 1.00 μ</w:t>
-      </w:r>
-      <w:r>
-        <w:rPr>
-          <w:vertAlign w:val="subscript"/>
-        </w:rPr>
-        <w:t xml:space="preserve">B</w:t>
-      </w:r>
-      <w:r>
-        <w:t xml:space="preserve"> </w:t>
-      </w:r>
-      <w:r>
-        <w:t xml:space="preserve">in the from-scratch single points, versus 1.21 μ</w:t>
-      </w:r>
-      <w:r>
-        <w:rPr>
-          <w:vertAlign w:val="subscript"/>
-        </w:rPr>
-        <w:t xml:space="preserve">B</w:t>
-      </w:r>
-      <w:r>
-        <w:t xml:space="preserve"> </w:t>
-      </w:r>
-      <w:r>
-        <w:t xml:space="preserve">in the final relaxation step at U = 3.5 eV; see Section 3.3 for the two solutions). The printed Fermi energies vary by at most 0.26 eV across the 1.5 eV range. The qualitative Pr/Rb distinction in spin state is therefore not tied to the particular U(Ti-3d) used at fixed geometry; formation energies were not recomputed in the sweep.</w:t>
-      </w:r>
-    </w:p>
-    <w:p>
-      <w:pPr>
-        <w:pStyle w:val="BodyText"/>
-      </w:pPr>
-      <w:r>
-        <w:rPr>
-          <w:iCs/>
-          <w:i/>
-        </w:rPr>
-        <w:t xml:space="preserve">k-mesh.</w:t>
-      </w:r>
-      <w:r>
-        <w:t xml:space="preserve"> </w:t>
-      </w:r>
-      <w:r>
-        <w:t xml:space="preserve">For Pristine_perfect, Pr_VO and Rb_VO the total energy was computed at Γ, 2×2×1, 2×2×2 and 3×3×2 meshes at U = 3.5 eV. The Γ-only energies differ from the 3×3×2 values by 1.05, 1.08 and 1.16 eV per cell (22, 23 and 25 meV per atom), whereas the 2×2×1 energies are within 1.15, 1.05 and 0.42 meV per atom of 3×3×2. The 2×2×2 energies of Table S2 lie 1.13 and 1.24 eV above the Γ-only values for Pr_VO and Rb_VO, i.e. 0.05–0.08 eV (1–2 meV per atom) above the 3×3×2 values if the Γ-only energies lie below them, so convergence beyond 2×2×1 is at the 1–2 meV per atom level and is not monotonic across mesh families.</w:t>
-      </w:r>
-      <w:r>
-        <w:t xml:space="preserve"> </w:t>
-      </w:r>
-      <w:r>
-        <w:rPr>
-          <w:bCs/>
-          <w:b/>
-        </w:rPr>
-        <w:t xml:space="preserve">[AUTHOR ACTION: confirm from the output files that the Γ-only energies lie below the 3×3×2 values; Table S9 (runs 4 and 9, 6 and 11) places the 2×2×2 energies above the Γ-only ones, which is consistent with the quoted 3×3×2 offsets only for that sign.]</w:t>
-      </w:r>
-      <w:r>
-        <w:t xml:space="preserve"> </w:t>
-      </w:r>
-      <w:r>
-        <w:t xml:space="preserve">The Γ-only production energies are therefore not converged in absolute terms, and the formation energies of Table 2 rely on cancellation between the perfect and defective cell of the same host rather than on convergence of each total energy. The 2×2×2 column of Table 2 quantifies the residual: −0.10 eV (Pr), −0.14 eV (Rb) and +0.04 eV on their difference. A complete formation-energy cycle exists only at Γ and, for the doped hosts, at 2×2×2. The magnetisations are mesh-independent.</w:t>
-      </w:r>
-      <w:r>
-        <w:t xml:space="preserve"> </w:t>
-      </w:r>
-      <w:r>
-        <w:rPr>
-          <w:bCs/>
-          <w:b/>
-        </w:rPr>
-        <w:t xml:space="preserve">[AUTHOR ACTION: state which of the two Rb_VO spin solutions of Section 3.3 the k-mesh and 2×2×2 single points converged to, and from which SCF density the 2×2×2 PDOS of Figure 4 was computed.]</w:t>
-      </w:r>
-      <w:r>
-        <w:t xml:space="preserve"> </w:t>
-      </w:r>
-      <w:r>
-        <w:rPr>
-          <w:bCs/>
-          <w:b/>
-        </w:rPr>
-        <w:t xml:space="preserve">[AUTHOR ACTION: no magnetisation from the 2×2×1, 2×2×2 or 3×3×2 runs is tabulated; add m and m</w:t>
-      </w:r>
-      <w:r>
-        <w:rPr>
-          <w:vertAlign w:val="subscript"/>
-          <w:bCs/>
-          <w:b/>
-        </w:rPr>
-        <w:t xml:space="preserve">abs</w:t>
-      </w:r>
-      <w:r>
-        <w:rPr>
-          <w:bCs/>
-          <w:b/>
-        </w:rPr>
-        <w:t xml:space="preserve"> </w:t>
-      </w:r>
-      <w:r>
-        <w:rPr>
-          <w:bCs/>
-          <w:b/>
-        </w:rPr>
-        <w:t xml:space="preserve">of these runs to Table S2, or delete this sentence.]</w:t>
-      </w:r>
-      <w:r>
-        <w:t xml:space="preserve"> </w:t>
-      </w:r>
-      <w:r>
-        <w:rPr>
-          <w:bCs/>
-          <w:b/>
-        </w:rPr>
-        <w:t xml:space="preserve">[AUTHOR ACTION: Table S2 currently lists only the Γ and 2×2×2 energies of the four doped cells; add the 2×2×1, 2×2×2 and 3×3×2 energies of Pristine_perfect, Pr_VO and Rb_VO quoted in this paragraph, with run identifiers, and confirm the 2×2×2 values against the 3×3×2 ones.]</w:t>
-      </w:r>
-    </w:p>
-    <w:p>
-      <w:pPr>
-        <w:pStyle w:val="BodyText"/>
-      </w:pPr>
-      <w:r>
-        <w:rPr>
-          <w:iCs/>
-          <w:i/>
-        </w:rPr>
-        <w:t xml:space="preserve">Dispersion.</w:t>
-      </w:r>
-      <w:r>
-        <w:t xml:space="preserve"> </w:t>
-      </w:r>
-      <w:r>
-        <w:t xml:space="preserve">D3(BJ) single points on the relaxed Pr_VO and Rb_VO cells gave dispersion contributions of −10.29 and −10.09 eV (Table S5). Because D3 is an additive geometric correction, the electronic part of each single point should reproduce the production total energy. It does so to 0.006 eV for Rb_VO but lies 0.037 eV above the production value for Pr_VO, which indicates that the from-scratch single point converged to a slightly different electronic solution of the smeared Pr_VO cell.</w:t>
-      </w:r>
-      <w:r>
-        <w:t xml:space="preserve"> </w:t>
-      </w:r>
-      <w:r>
-        <w:rPr>
-          <w:bCs/>
-          <w:b/>
-        </w:rPr>
-        <w:t xml:space="preserve">[AUTHOR ACTION: check the convergence and occupations of the Pr_VO D3 single point and report the discrepancy’s origin.]</w:t>
-      </w:r>
-      <w:r>
-        <w:t xml:space="preserve"> </w:t>
-      </w:r>
-      <w:r>
-        <w:t xml:space="preserve">The dispersion energies of the perfect substituted cells and of the O</w:t>
+        <w:t xml:space="preserve">). A same-composition comparison (Rb_VO at q = 0 versus q = +1, or the spin density itself) would be more direct.</w:t>
+      </w:r>
+    </w:p>
+    <w:p>
+      <w:pPr>
+        <w:pStyle w:val="BodyText"/>
+      </w:pPr>
+      <w:r>
+        <w:rPr>
+          <w:bCs/>
+          <w:b/>
+        </w:rPr>
+        <w:t xml:space="preserve">4. Discussion</w:t>
+      </w:r>
+    </w:p>
+    <w:p>
+      <w:pPr>
+        <w:pStyle w:val="BodyText"/>
+      </w:pPr>
+      <w:r>
+        <w:rPr>
+          <w:bCs/>
+          <w:b/>
+        </w:rPr>
+        <w:t xml:space="preserve">4.1 The energetic ordering follows the formal electron count.</w:t>
+      </w:r>
+      <w:r>
+        <w:t xml:space="preserve"> </w:t>
+      </w:r>
+      <w:r>
+        <w:t xml:space="preserve">The three formation energies of Table 2 fall in the order pristine (+4.74 eV) &gt; Pr (+1.29 eV) &gt; Rb (−4.06 eV), which is the order of the formal hole count of the vacancy-free cells (0, 1, 3; Table 1) and also of increasing cation radius (Section 4.3). A neutral vacancy releases two electrons. In the pristine cell both must occupy conduction-band-derived states, and the full cost of oxygen removal is paid. In the Pr cell one of the two can instead fill the single acceptor-like hole introduced by Pr</w:t>
+      </w:r>
+      <w:r>
+        <w:rPr>
+          <w:vertAlign w:val="superscript"/>
+        </w:rPr>
+        <w:t xml:space="preserve">3+</w:t>
+      </w:r>
+      <w:r>
+        <w:t xml:space="preserve">, and in the Rb cell both can fill two of the three holes introduced by Rb</w:t>
+      </w:r>
+      <w:r>
+        <w:rPr>
+          <w:vertAlign w:val="superscript"/>
+        </w:rPr>
+        <w:t xml:space="preserve">+</w:t>
+      </w:r>
+      <w:r>
+        <w:t xml:space="preserve">. Transferring an electron from a conduction-band-like state to an oxygen-2p-derived hole near the valence-band edge recovers an energy of the order of the band gap, so reductions of a few eV per transferred electron are expected; the reductions found (3.45 eV for one electron in the Pr cell, 8.81 eV for two in the Rb cell) are of that order but not equal per electron. The valence-to-conduction-band separation in the projected densities of states of the two vacancy cells is about 2.4–2.5 eV (Section 3.6), smaller than either per-electron reduction (3.45 eV for Pr, 4.40 eV per electron for Rb), so electron transfer across the gap does not account for the reductions on its own. The remainder must come from the electrostatic interaction between the vacancy and the dopant, which the dependence of E</w:t>
+      </w:r>
+      <w:r>
+        <w:rPr>
+          <w:vertAlign w:val="subscript"/>
+        </w:rPr>
+        <w:t xml:space="preserve">f</w:t>
+      </w:r>
+      <w:r>
+        <w:t xml:space="preserve"> </w:t>
+      </w:r>
+      <w:r>
+        <w:t xml:space="preserve">on the vacancy site in the Pr cell indicates (Section 3.7), and from lattice relaxation, which in the Rb cell includes a 1.27 Å displacement of the Rb ion into the space vacated by the oxygen (Section 3.1); the two-dopant design cannot decompose the formation-energy difference into these contributions.</w:t>
+      </w:r>
+    </w:p>
+    <w:p>
+      <w:pPr>
+        <w:pStyle w:val="BodyText"/>
+      </w:pPr>
+      <w:r>
+        <w:rPr>
+          <w:bCs/>
+          <w:b/>
+        </w:rPr>
+        <w:t xml:space="preserve">4.2 Relation to previous work.</w:t>
+      </w:r>
+      <w:r>
+        <w:t xml:space="preserve"> </w:t>
+      </w:r>
+      <w:r>
+        <w:t xml:space="preserve">The Rb result parallels, in anatase, the behaviour that Carey and Nolan found for alkali dopants in α-Cr</w:t>
       </w:r>
       <w:r>
         <w:rPr>
@@ -7359,10 +7249,64 @@
         <w:t xml:space="preserve">2</w:t>
       </w:r>
       <w:r>
-        <w:t xml:space="preserve"> </w:t>
-      </w:r>
-      <w:r>
-        <w:t xml:space="preserve">reference were not computed, so the dispersion correction to E</w:t>
+        <w:t xml:space="preserve">O</w:t>
+      </w:r>
+      <w:r>
+        <w:rPr>
+          <w:vertAlign w:val="subscript"/>
+        </w:rPr>
+        <w:t xml:space="preserve">3</w:t>
+      </w:r>
+      <w:r>
+        <w:t xml:space="preserve">, where the V</w:t>
+      </w:r>
+      <w:r>
+        <w:rPr>
+          <w:vertAlign w:val="subscript"/>
+        </w:rPr>
+        <w:t xml:space="preserve">O</w:t>
+      </w:r>
+      <w:r>
+        <w:t xml:space="preserve"> </w:t>
+      </w:r>
+      <w:r>
+        <w:t xml:space="preserve">formation energy is strongly reduced and oxygen holes are localised with an O-2p Hubbard term [16]. It also agrees in sign with the experimental vacancy-formation trend reported for Rb-doped TiO</w:t>
+      </w:r>
+      <w:r>
+        <w:rPr>
+          <w:vertAlign w:val="subscript"/>
+        </w:rPr>
+        <w:t xml:space="preserve">2</w:t>
+      </w:r>
+      <w:r>
+        <w:t xml:space="preserve"> </w:t>
+      </w:r>
+      <w:r>
+        <w:t xml:space="preserve">by Tian et al. [15]. Because only one alkali was studied here, the radius dependence found by Carey and Nolan across Li–Rb is not tested. The Pr result is consistent with the trivalent-dopant picture of Iwaszuk and Nolan for rutile [17]: the vacancy is not spontaneous at the oxygen-rich reference, but its cost is reduced by 3.45 eV relative to the pristine host, so vacancy formation near Pr becomes accessible as the oxygen chemical potential is lowered; one vacancy per Pr over-compensates the dopant (Table 1), and the fully compensated 2Pr</w:t>
+      </w:r>
+      <w:r>
+        <w:rPr>
+          <w:vertAlign w:val="subscript"/>
+        </w:rPr>
+        <w:t xml:space="preserve">Ti</w:t>
+      </w:r>
+      <w:r>
+        <w:t xml:space="preserve"> </w:t>
+      </w:r>
+      <w:r>
+        <w:t xml:space="preserve">+ V</w:t>
+      </w:r>
+      <w:r>
+        <w:rPr>
+          <w:vertAlign w:val="subscript"/>
+        </w:rPr>
+        <w:t xml:space="preserve">O</w:t>
+      </w:r>
+      <w:r>
+        <w:t xml:space="preserve"> </w:t>
+      </w:r>
+      <w:r>
+        <w:t xml:space="preserve">configuration that corresponds to vacancy compensation of a trivalent dopant was not computed. With E</w:t>
       </w:r>
       <w:r>
         <w:rPr>
@@ -7380,7 +7324,174 @@
         <w:t xml:space="preserve">O</w:t>
       </w:r>
       <w:r>
-        <w:t xml:space="preserve">) and to ΔE</w:t>
+        <w:t xml:space="preserve">; Pr) = 1.29 eV + Δμ</w:t>
+      </w:r>
+      <w:r>
+        <w:rPr>
+          <w:vertAlign w:val="subscript"/>
+        </w:rPr>
+        <w:t xml:space="preserve">O</w:t>
+      </w:r>
+      <w:r>
+        <w:t xml:space="preserve">, oxygen removal near Pr has a negative formation energy once μ</w:t>
+      </w:r>
+      <w:r>
+        <w:rPr>
+          <w:vertAlign w:val="subscript"/>
+        </w:rPr>
+        <w:t xml:space="preserve">O</w:t>
+      </w:r>
+      <w:r>
+        <w:t xml:space="preserve"> </w:t>
+      </w:r>
+      <w:r>
+        <w:t xml:space="preserve">falls more than 1.29 eV below ½E(O</w:t>
+      </w:r>
+      <w:r>
+        <w:rPr>
+          <w:vertAlign w:val="subscript"/>
+        </w:rPr>
+        <w:t xml:space="preserve">2</w:t>
+      </w:r>
+      <w:r>
+        <w:t xml:space="preserve">), a threshold that carries the common offset of the PBE O</w:t>
+      </w:r>
+      <w:r>
+        <w:rPr>
+          <w:vertAlign w:val="subscript"/>
+        </w:rPr>
+        <w:t xml:space="preserve">2</w:t>
+      </w:r>
+      <w:r>
+        <w:t xml:space="preserve"> </w:t>
+      </w:r>
+      <w:r>
+        <w:t xml:space="preserve">reference (Section 2.7); whether that lies within the stability field of TiO</w:t>
+      </w:r>
+      <w:r>
+        <w:rPr>
+          <w:vertAlign w:val="subscript"/>
+        </w:rPr>
+        <w:t xml:space="preserve">2</w:t>
+      </w:r>
+      <w:r>
+        <w:t xml:space="preserve"> </w:t>
+      </w:r>
+      <w:r>
+        <w:t xml:space="preserve">against lower oxides was not evaluated (Section 5). The preference for the production vacancy site over the two more distant sites sampled (Section 3.7) is in the same direction as the Pr–V</w:t>
+      </w:r>
+      <w:r>
+        <w:rPr>
+          <w:vertAlign w:val="subscript"/>
+        </w:rPr>
+        <w:t xml:space="preserve">O</w:t>
+      </w:r>
+      <w:r>
+        <w:t xml:space="preserve"> </w:t>
+      </w:r>
+      <w:r>
+        <w:t xml:space="preserve">association reported for Pr adsorbed at the anatase (101) surface by Vural et al. [26], although adsorption and bulk substitution are different situations and only four sites were sampled here.</w:t>
+      </w:r>
+      <w:r>
+        <w:t xml:space="preserve"> </w:t>
+      </w:r>
+      <w:r>
+        <w:rPr>
+          <w:bCs/>
+          <w:b/>
+        </w:rPr>
+        <w:t xml:space="preserve">[AUTHOR ACTION: confirm from the full text of Vural et al., with a page or figure reference, that they report a Pr–V</w:t>
+      </w:r>
+      <w:r>
+        <w:rPr>
+          <w:vertAlign w:val="subscript"/>
+          <w:bCs/>
+          <w:b/>
+        </w:rPr>
+        <w:t xml:space="preserve">O</w:t>
+      </w:r>
+      <w:r>
+        <w:rPr>
+          <w:bCs/>
+          <w:b/>
+        </w:rPr>
+        <w:t xml:space="preserve"> </w:t>
+      </w:r>
+      <w:r>
+        <w:rPr>
+          <w:bCs/>
+          <w:b/>
+        </w:rPr>
+        <w:t xml:space="preserve">association; the institutional records of their abstract describe Pr-induced gap states, optical activity and benzoic-acid adsorption but do not mention oxygen vacancies. If the association is not reported there, delete this sentence.]</w:t>
+      </w:r>
+      <w:r>
+        <w:t xml:space="preserve"> </w:t>
+      </w:r>
+      <w:r>
+        <w:t xml:space="preserve">The spin polarisation of the Pr-induced hole when an oxygen-site U is present parallels the oxygen-hole states reported for trivalent dopants in rutile by Iwaszuk and Nolan [17].</w:t>
+      </w:r>
+    </w:p>
+    <w:p>
+      <w:pPr>
+        <w:pStyle w:val="BodyText"/>
+      </w:pPr>
+      <w:r>
+        <w:rPr>
+          <w:bCs/>
+          <w:b/>
+        </w:rPr>
+        <w:t xml:space="preserve">4.3 What the two-dopant comparison does and does not isolate.</w:t>
+      </w:r>
+      <w:r>
+        <w:t xml:space="preserve"> </w:t>
+      </w:r>
+      <w:r>
+        <w:t xml:space="preserve">Pr</w:t>
+      </w:r>
+      <w:r>
+        <w:rPr>
+          <w:vertAlign w:val="superscript"/>
+        </w:rPr>
+        <w:t xml:space="preserve">3+</w:t>
+      </w:r>
+      <w:r>
+        <w:t xml:space="preserve"> </w:t>
+      </w:r>
+      <w:r>
+        <w:t xml:space="preserve">and Rb</w:t>
+      </w:r>
+      <w:r>
+        <w:rPr>
+          <w:vertAlign w:val="superscript"/>
+        </w:rPr>
+        <w:t xml:space="preserve">+</w:t>
+      </w:r>
+      <w:r>
+        <w:t xml:space="preserve"> </w:t>
+      </w:r>
+      <w:r>
+        <w:t xml:space="preserve">differ in formal charge (−1 versus −3 e relative to Ti</w:t>
+      </w:r>
+      <w:r>
+        <w:rPr>
+          <w:vertAlign w:val="superscript"/>
+        </w:rPr>
+        <w:t xml:space="preserve">4+</w:t>
+      </w:r>
+      <w:r>
+        <w:t xml:space="preserve">), in ionic radius (0.99 versus 1.52 Å [27]), in bonding (a 5d-bearing trivalent cation versus a closed-shell alkali) and in accessible oxidation states. Both are larger than Ti</w:t>
+      </w:r>
+      <w:r>
+        <w:rPr>
+          <w:vertAlign w:val="superscript"/>
+        </w:rPr>
+        <w:t xml:space="preserve">4+</w:t>
+      </w:r>
+      <w:r>
+        <w:t xml:space="preserve"> </w:t>
+      </w:r>
+      <w:r>
+        <w:t xml:space="preserve">(0.605 Å), so the comparison does show that a large size mismatch is compatible with either sign of E</w:t>
       </w:r>
       <w:r>
         <w:rPr>
@@ -7389,204 +7500,16 @@
         <w:t xml:space="preserve">f</w:t>
       </w:r>
       <w:r>
-        <w:t xml:space="preserve"> </w:t>
-      </w:r>
-      <w:r>
-        <w:t xml:space="preserve">cannot be reconstructed from these results: the correction to the contrast requires [D3(Pr_VO) − D3(Pr_perfect)] − [D3(Rb_VO) − D3(Rb_perfect)], of which only the two defective-cell terms are available. The effect of dispersion on the vacancy energetics is therefore undetermined. The D3 single points give m</w:t>
-      </w:r>
-      <w:r>
-        <w:rPr>
-          <w:vertAlign w:val="subscript"/>
-        </w:rPr>
-        <w:t xml:space="preserve">abs</w:t>
-      </w:r>
-      <w:r>
-        <w:t xml:space="preserve"> </w:t>
-      </w:r>
-      <w:r>
-        <w:t xml:space="preserve">= 0.00 μ</w:t>
-      </w:r>
-      <w:r>
-        <w:rPr>
-          <w:vertAlign w:val="subscript"/>
-        </w:rPr>
-        <w:t xml:space="preserve">B</w:t>
-      </w:r>
-      <w:r>
-        <w:t xml:space="preserve"> </w:t>
-      </w:r>
-      <w:r>
-        <w:t xml:space="preserve">(Pr_VO) and 1.00 μ</w:t>
-      </w:r>
-      <w:r>
-        <w:rPr>
-          <w:vertAlign w:val="subscript"/>
-        </w:rPr>
-        <w:t xml:space="preserve">B</w:t>
-      </w:r>
-      <w:r>
-        <w:t xml:space="preserve"> </w:t>
-      </w:r>
-      <w:r>
-        <w:t xml:space="preserve">(Rb_VO) and Fermi energies within 0.02 eV of the production values; the Rb_VO value is the from-scratch solution discussed in Section 3.3, not the 1.21 μ</w:t>
-      </w:r>
-      <w:r>
-        <w:rPr>
-          <w:vertAlign w:val="subscript"/>
-        </w:rPr>
-        <w:t xml:space="preserve">B</w:t>
-      </w:r>
-      <w:r>
-        <w:t xml:space="preserve"> </w:t>
-      </w:r>
-      <w:r>
-        <w:t xml:space="preserve">of the final relaxation step.</w:t>
-      </w:r>
-      <w:r>
-        <w:t xml:space="preserve"> </w:t>
-      </w:r>
-      <w:r>
-        <w:rPr>
-          <w:bCs/>
-          <w:b/>
-        </w:rPr>
-        <w:t xml:space="preserve">[AUTHOR ACTION: run D3 single points on Pr_perfect, Rb_perfect and the O</w:t>
-      </w:r>
-      <w:r>
-        <w:rPr>
-          <w:vertAlign w:val="subscript"/>
-          <w:bCs/>
-          <w:b/>
-        </w:rPr>
-        <w:t xml:space="preserve">2</w:t>
-      </w:r>
-      <w:r>
-        <w:rPr>
-          <w:bCs/>
-          <w:b/>
-        </w:rPr>
-        <w:t xml:space="preserve"> </w:t>
-      </w:r>
-      <w:r>
-        <w:rPr>
-          <w:bCs/>
-          <w:b/>
-        </w:rPr>
-        <w:t xml:space="preserve">reference (about 6 h per cell on the hardware listed in Table S6) so that both the individual formation energies and their difference can be corrected, or delete this paragraph.]</w:t>
-      </w:r>
-    </w:p>
-    <w:p>
-      <w:pPr>
-        <w:pStyle w:val="BodyText"/>
-      </w:pPr>
-      <w:r>
-        <w:rPr>
-          <w:iCs/>
-          <w:i/>
-        </w:rPr>
-        <w:t xml:space="preserve">Alternative vacancy sites in the Pr cell.</w:t>
-      </w:r>
-      <w:r>
-        <w:t xml:space="preserve"> </w:t>
-      </w:r>
-      <w:r>
-        <w:t xml:space="preserve">Three further Pr_VO cells were relaxed with the vacancy at the oxygen indices O1, O7 and O17 of the production input (Table S4). Sites O1 and O17 are symmetry-equivalent second-shell positions (Pr–O = 3.99 Å) and give E</w:t>
-      </w:r>
-      <w:r>
-        <w:rPr>
-          <w:vertAlign w:val="subscript"/>
-        </w:rPr>
-        <w:t xml:space="preserve">f</w:t>
-      </w:r>
-      <w:r>
-        <w:t xml:space="preserve"> </w:t>
-      </w:r>
-      <w:r>
-        <w:t xml:space="preserve">= +2.07 eV each, agreeing to 0.1 meV; the more distant site O7 (4.94 Å) gives +2.72 eV. The production site is thus the lowest of the four sampled sites by 0.78 eV. This is a comparison among selected configurations in a 2×2×1 cell, where</w:t>
-      </w:r>
-      <w:r>
-        <w:t xml:space="preserve"> </w:t>
-      </w:r>
-      <w:r>
-        <w:t xml:space="preserve">“</w:t>
-      </w:r>
-      <w:r>
-        <w:t xml:space="preserve">distant</w:t>
-      </w:r>
-      <w:r>
-        <w:t xml:space="preserve">”</w:t>
-      </w:r>
-      <w:r>
-        <w:t xml:space="preserve"> </w:t>
-      </w:r>
-      <w:r>
-        <w:t xml:space="preserve">sites are still within one lattice parameter of the periodic images of the dopant. It indicates a preference for the production site over the two more distant positions sampled but is not a global search. The nearest-neighbour candidate has not been established as tested (Section 2.3), site degeneracies are not given, and no corresponding sampling was performed for the Rb cell.</w:t>
-      </w:r>
-      <w:r>
-        <w:t xml:space="preserve"> </w:t>
-      </w:r>
-      <w:r>
-        <w:rPr>
-          <w:bCs/>
-          <w:b/>
-        </w:rPr>
-        <w:t xml:space="preserve">[AUTHOR ACTION: list the index, coordinates, minimum-image Pr–V</w:t>
-      </w:r>
-      <w:r>
-        <w:rPr>
-          <w:vertAlign w:val="subscript"/>
-          <w:bCs/>
-          <w:b/>
+        <w:t xml:space="preserve">(V</w:t>
+      </w:r>
+      <w:r>
+        <w:rPr>
+          <w:vertAlign w:val="subscript"/>
         </w:rPr>
         <w:t xml:space="preserve">O</w:t>
       </w:r>
       <w:r>
-        <w:rPr>
-          <w:bCs/>
-          <w:b/>
-        </w:rPr>
-        <w:t xml:space="preserve"> </w:t>
-      </w:r>
-      <w:r>
-        <w:rPr>
-          <w:bCs/>
-          <w:b/>
-        </w:rPr>
-        <w:t xml:space="preserve">distance and multiplicity of all four sites in Table S4, state whether the nearest-neighbour oxygen (O3, 2.17 Å) was among them, and if possible add two Rb_VO sites (nearest and a second-shell oxygen).]</w:t>
-      </w:r>
-    </w:p>
-    <w:p>
-      <w:pPr>
-        <w:pStyle w:val="BodyText"/>
-      </w:pPr>
-      <w:r>
-        <w:rPr>
-          <w:iCs/>
-          <w:i/>
-        </w:rPr>
-        <w:t xml:space="preserve">Bader charges.</w:t>
-      </w:r>
-      <w:r>
-        <w:t xml:space="preserve"> </w:t>
-      </w:r>
-      <w:r>
-        <w:t xml:space="preserve">Bader analysis of the relaxed Pr_VO and Rb_VO cells (Table S3) gives dopant charges of +2.14 e (Pr) and +0.82 e (Rb) relative to the PAW valence, consistent with the +3 and +1 formal states after the usual reduction of Bader charges relative to formal values.</w:t>
-      </w:r>
-      <w:r>
-        <w:t xml:space="preserve"> </w:t>
-      </w:r>
-      <w:r>
-        <w:rPr>
-          <w:bCs/>
-          <w:b/>
-        </w:rPr>
-        <w:t xml:space="preserve">[AUTHOR ACTION: these two values are inconsistent with the mean Ti and O populations of Table S3, from which the sum rule gives +2.04 e (Pr) and +0.87 e (Rb); re-extract all four numbers from ACF.dat. Also state that the two cells share the same atom ordering and which oxygen index was removed in each, and report the grid used; Bader grid convergence was not tested. Give the distances of O8 and O30 from Rb and from the vacancy, since the depletion maximum lies outside the first coordination shell of Rb.]</w:t>
-      </w:r>
-      <w:r>
-        <w:t xml:space="preserve"> </w:t>
-      </w:r>
-      <w:r>
-        <w:t xml:space="preserve">Relative to the Pr_VO cell, the 31 oxygen atoms of Rb_VO hold 0.97 e less in total, with the depletion concentrated on one oxygen in the second coordination shell of Rb (−0.26 e, O8) and a second oxygen (−0.14 e, O30), five further oxygens contributing −0.05 to −0.09 e each. The 15 Ti atoms show a uniform mean depletion of −0.012 e (−0.18 e in total) and no Ti differs by more than 0.05 e. No Ti site shows the excess of a few tenths of an electron, relative to the other Ti sites, that a localised Ti</w:t>
+        <w:t xml:space="preserve">) at the oxygen-rich reference; it does not hold size constant, and no strain or fixed-geometry decomposition was computed, so the contrast cannot be apportioned between electronic and elastic contributions. What can be said is that the sign of the contrast and the size of the reductions are consistent with the electron count; because the ordering pristine &gt; Pr &gt; Rb is also the order of increasing cation radius (0.605, 0.99 and 1.52 Å) and Carey and Nolan found a radius dependence at fixed alkali valence [16], a size-based explanation of the ordering is not excluded. The relaxed Rb_VO cell gives a direct indication of the elastic part: the Rb ion moves 1.27 Å off the cation site into the space vacated by the adjacent oxygen (Section 3.1), a relaxation channel that only an adjacent vacancy opens and that a smaller ion would exploit less, but whose energy has not been separated from the electronic contribution. Isolating the two variables would require a controlled series within the same protocol, for example La</w:t>
       </w:r>
       <w:r>
         <w:rPr>
@@ -7595,10 +7518,7 @@
         <w:t xml:space="preserve">3+</w:t>
       </w:r>
       <w:r>
-        <w:t xml:space="preserve"> </w:t>
-      </w:r>
-      <w:r>
-        <w:t xml:space="preserve">centre would produce, although the expected size of that signal was not calibrated on a reference cell containing a Ti</w:t>
+        <w:t xml:space="preserve">, Y</w:t>
       </w:r>
       <w:r>
         <w:rPr>
@@ -7610,131 +7530,7 @@
         <w:t xml:space="preserve"> </w:t>
       </w:r>
       <w:r>
-        <w:t xml:space="preserve">centre, so the test is indicative rather than decisive. The comparison is between cells of different composition, so the differences contain chemical polarisation by the dopant as well as carrier redistribution, and Bader charges are not orbital occupations; the two cells also differ by two carriers (the net excess electron of Pr_VO and the residual hole of Rb_VO, Table 1), whose contributions to the oxygen depletion this comparison cannot separate; the result is therefore compatible with an oxygen-centred hole in Rb_VO, but it is not a hole count and carries no spin information. A same-composition comparison (Rb_VO at q = 0 versus q = +1, or the spin density itself) would be more direct.</w:t>
-      </w:r>
-      <w:r>
-        <w:t xml:space="preserve"> </w:t>
-      </w:r>
-      <w:r>
-        <w:rPr>
-          <w:bCs/>
-          <w:b/>
-        </w:rPr>
-        <w:t xml:space="preserve">[AUTHOR ACTION: add the spin-density isosurface of Rb_VO, which the pp.x output already allows, as Figure S4; it is the most direct evidence of where the hole sits. Until this figure and the site-projected moments requested in Section 3.4 exist, no reported observable establishes localisation; the title therefore reads</w:t>
-      </w:r>
-      <w:r>
-        <w:rPr>
-          <w:bCs/>
-          <w:b/>
-        </w:rPr>
-        <w:t xml:space="preserve"> </w:t>
-      </w:r>
-      <w:r>
-        <w:rPr>
-          <w:bCs/>
-          <w:b/>
-        </w:rPr>
-        <w:t xml:space="preserve">“</w:t>
-      </w:r>
-      <w:r>
-        <w:rPr>
-          <w:bCs/>
-          <w:b/>
-        </w:rPr>
-        <w:t xml:space="preserve">Dopant-Induced Holes</w:t>
-      </w:r>
-      <w:r>
-        <w:rPr>
-          <w:bCs/>
-          <w:b/>
-        </w:rPr>
-        <w:t xml:space="preserve">”</w:t>
-      </w:r>
-      <w:r>
-        <w:rPr>
-          <w:bCs/>
-          <w:b/>
-        </w:rPr>
-        <w:t xml:space="preserve"> </w:t>
-      </w:r>
-      <w:r>
-        <w:rPr>
-          <w:bCs/>
-          <w:b/>
-        </w:rPr>
-        <w:t xml:space="preserve">and can return to</w:t>
-      </w:r>
-      <w:r>
-        <w:rPr>
-          <w:bCs/>
-          <w:b/>
-        </w:rPr>
-        <w:t xml:space="preserve"> </w:t>
-      </w:r>
-      <w:r>
-        <w:rPr>
-          <w:bCs/>
-          <w:b/>
-        </w:rPr>
-        <w:t xml:space="preserve">“</w:t>
-      </w:r>
-      <w:r>
-        <w:rPr>
-          <w:bCs/>
-          <w:b/>
-        </w:rPr>
-        <w:t xml:space="preserve">Hole Localisation</w:t>
-      </w:r>
-      <w:r>
-        <w:rPr>
-          <w:bCs/>
-          <w:b/>
-        </w:rPr>
-        <w:t xml:space="preserve">”</w:t>
-      </w:r>
-      <w:r>
-        <w:rPr>
-          <w:bCs/>
-          <w:b/>
-        </w:rPr>
-        <w:t xml:space="preserve"> </w:t>
-      </w:r>
-      <w:r>
-        <w:rPr>
-          <w:bCs/>
-          <w:b/>
-        </w:rPr>
-        <w:t xml:space="preserve">only if the spin density shows a localised hole.]</w:t>
-      </w:r>
-    </w:p>
-    <w:p>
-      <w:pPr>
-        <w:pStyle w:val="BodyText"/>
-      </w:pPr>
-      <w:r>
-        <w:rPr>
-          <w:bCs/>
-          <w:b/>
-        </w:rPr>
-        <w:t xml:space="preserve">4. Discussion</w:t>
-      </w:r>
-    </w:p>
-    <w:p>
-      <w:pPr>
-        <w:pStyle w:val="BodyText"/>
-      </w:pPr>
-      <w:r>
-        <w:rPr>
-          <w:bCs/>
-          <w:b/>
-        </w:rPr>
-        <w:t xml:space="preserve">4.1 The energetic ordering follows the formal electron count.</w:t>
-      </w:r>
-      <w:r>
-        <w:t xml:space="preserve"> </w:t>
-      </w:r>
-      <w:r>
-        <w:t xml:space="preserve">The three formation energies of Table 2 fall in the order pristine (+4.74 eV) &gt; Pr (+1.29 eV) &gt; Rb (−4.06 eV), which is the order of the formal hole count of the vacancy-free cells (0, 1, 3; Table 1) and also of increasing cation radius (Section 4.3). A neutral vacancy releases two electrons. In the pristine cell both must occupy conduction-band-derived states, and the full cost of oxygen removal is paid. In the Pr cell one of the two can instead fill the single acceptor-like hole introduced by Pr</w:t>
+        <w:t xml:space="preserve">and Sc</w:t>
       </w:r>
       <w:r>
         <w:rPr>
@@ -7743,7 +7539,10 @@
         <w:t xml:space="preserve">3+</w:t>
       </w:r>
       <w:r>
-        <w:t xml:space="preserve">, and in the Rb cell both can fill two of the three holes introduced by Rb</w:t>
+        <w:t xml:space="preserve"> </w:t>
+      </w:r>
+      <w:r>
+        <w:t xml:space="preserve">(same valence, radii from 1.03 to 0.745 Å [27]) and K</w:t>
       </w:r>
       <w:r>
         <w:rPr>
@@ -7752,271 +7551,22 @@
         <w:t xml:space="preserve">+</w:t>
       </w:r>
       <w:r>
-        <w:t xml:space="preserve">. Transferring an electron from a conduction-band-like state to an oxygen-2p-derived hole near the valence-band edge recovers an energy of the order of the band gap, so reductions of a few eV per transferred electron are expected; the reductions found (3.45 eV for one electron in the Pr cell, 8.81 eV for two in the Rb cell) are of that order but not equal per electron.</w:t>
-      </w:r>
-      <w:r>
-        <w:t xml:space="preserve"> </w:t>
-      </w:r>
-      <w:r>
-        <w:rPr>
-          <w:bCs/>
-          <w:b/>
-        </w:rPr>
-        <w:t xml:space="preserve">[AUTHOR ACTION: report the PBE+U band gap of the pristine cell (Section 3.6) and compare it with these per-electron reductions; the valence-to-conduction-band separation visible in Figure 4 appears smaller than either.]</w:t>
-      </w:r>
-      <w:r>
-        <w:t xml:space="preserve"> </w:t>
-      </w:r>
-      <w:r>
-        <w:t xml:space="preserve">The reductions also contain an electrostatic and elastic interaction between the vacancy and the dopant, as the dependence of E</w:t>
-      </w:r>
-      <w:r>
-        <w:rPr>
-          <w:vertAlign w:val="subscript"/>
-        </w:rPr>
-        <w:t xml:space="preserve">f</w:t>
-      </w:r>
-      <w:r>
-        <w:t xml:space="preserve"> </w:t>
-      </w:r>
-      <w:r>
-        <w:t xml:space="preserve">on the vacancy site in the Pr cell indicates (Section 3.7); the two-dopant design cannot decompose the formation-energy difference into these contributions.</w:t>
-      </w:r>
-    </w:p>
-    <w:p>
-      <w:pPr>
-        <w:pStyle w:val="BodyText"/>
-      </w:pPr>
-      <w:r>
-        <w:rPr>
-          <w:bCs/>
-          <w:b/>
-        </w:rPr>
-        <w:t xml:space="preserve">4.2 Relation to previous work.</w:t>
-      </w:r>
-      <w:r>
-        <w:t xml:space="preserve"> </w:t>
-      </w:r>
-      <w:r>
-        <w:t xml:space="preserve">The Rb result parallels, in anatase, the behaviour that Carey and Nolan found for alkali dopants in α-Cr</w:t>
-      </w:r>
-      <w:r>
-        <w:rPr>
-          <w:vertAlign w:val="subscript"/>
-        </w:rPr>
-        <w:t xml:space="preserve">2</w:t>
-      </w:r>
-      <w:r>
-        <w:t xml:space="preserve">O</w:t>
-      </w:r>
-      <w:r>
-        <w:rPr>
-          <w:vertAlign w:val="subscript"/>
-        </w:rPr>
-        <w:t xml:space="preserve">3</w:t>
-      </w:r>
-      <w:r>
-        <w:t xml:space="preserve">, where the V</w:t>
-      </w:r>
-      <w:r>
-        <w:rPr>
-          <w:vertAlign w:val="subscript"/>
-        </w:rPr>
-        <w:t xml:space="preserve">O</w:t>
-      </w:r>
-      <w:r>
-        <w:t xml:space="preserve"> </w:t>
-      </w:r>
-      <w:r>
-        <w:t xml:space="preserve">formation energy is strongly reduced and oxygen holes are localised with an O-2p Hubbard term [16]. It also agrees in sign with the experimental vacancy-formation trend reported for Rb-doped TiO</w:t>
-      </w:r>
-      <w:r>
-        <w:rPr>
-          <w:vertAlign w:val="subscript"/>
-        </w:rPr>
-        <w:t xml:space="preserve">2</w:t>
-      </w:r>
-      <w:r>
-        <w:t xml:space="preserve"> </w:t>
-      </w:r>
-      <w:r>
-        <w:t xml:space="preserve">by Tian et al. [15]. Because only one alkali was studied here, the radius dependence found by Carey and Nolan across Li–Rb is not tested. The Pr result is consistent with the trivalent-dopant picture of Iwaszuk and Nolan for rutile [17]: the vacancy is not spontaneous at the oxygen-rich reference, but its cost is reduced by 3.45 eV relative to the pristine host, so vacancy formation near Pr becomes accessible as the oxygen chemical potential is lowered; one vacancy per Pr over-compensates the dopant (Table 1), and the fully compensated 2Pr</w:t>
-      </w:r>
-      <w:r>
-        <w:rPr>
-          <w:vertAlign w:val="subscript"/>
-        </w:rPr>
-        <w:t xml:space="preserve">Ti</w:t>
-      </w:r>
-      <w:r>
-        <w:t xml:space="preserve"> </w:t>
-      </w:r>
-      <w:r>
-        <w:t xml:space="preserve">+ V</w:t>
-      </w:r>
-      <w:r>
-        <w:rPr>
-          <w:vertAlign w:val="subscript"/>
-        </w:rPr>
-        <w:t xml:space="preserve">O</w:t>
-      </w:r>
-      <w:r>
-        <w:t xml:space="preserve"> </w:t>
-      </w:r>
-      <w:r>
-        <w:t xml:space="preserve">configuration that corresponds to vacancy compensation of a trivalent dopant was not computed. With E</w:t>
-      </w:r>
-      <w:r>
-        <w:rPr>
-          <w:vertAlign w:val="subscript"/>
-        </w:rPr>
-        <w:t xml:space="preserve">f</w:t>
-      </w:r>
-      <w:r>
-        <w:t xml:space="preserve">(V</w:t>
-      </w:r>
-      <w:r>
-        <w:rPr>
-          <w:vertAlign w:val="subscript"/>
-        </w:rPr>
-        <w:t xml:space="preserve">O</w:t>
-      </w:r>
-      <w:r>
-        <w:t xml:space="preserve">; Pr) = 1.29 eV + Δμ</w:t>
-      </w:r>
-      <w:r>
-        <w:rPr>
-          <w:vertAlign w:val="subscript"/>
-        </w:rPr>
-        <w:t xml:space="preserve">O</w:t>
-      </w:r>
-      <w:r>
-        <w:t xml:space="preserve">, oxygen removal near Pr has a negative formation energy once μ</w:t>
-      </w:r>
-      <w:r>
-        <w:rPr>
-          <w:vertAlign w:val="subscript"/>
-        </w:rPr>
-        <w:t xml:space="preserve">O</w:t>
-      </w:r>
-      <w:r>
-        <w:t xml:space="preserve"> </w:t>
-      </w:r>
-      <w:r>
-        <w:t xml:space="preserve">falls more than 1.29 eV below ½E(O</w:t>
-      </w:r>
-      <w:r>
-        <w:rPr>
-          <w:vertAlign w:val="subscript"/>
-        </w:rPr>
-        <w:t xml:space="preserve">2</w:t>
-      </w:r>
-      <w:r>
-        <w:t xml:space="preserve">), a threshold that carries the common offset of the PBE O</w:t>
-      </w:r>
-      <w:r>
-        <w:rPr>
-          <w:vertAlign w:val="subscript"/>
-        </w:rPr>
-        <w:t xml:space="preserve">2</w:t>
-      </w:r>
-      <w:r>
-        <w:t xml:space="preserve"> </w:t>
-      </w:r>
-      <w:r>
-        <w:t xml:space="preserve">reference (Section 2.7); whether that lies within the stability field of TiO</w:t>
-      </w:r>
-      <w:r>
-        <w:rPr>
-          <w:vertAlign w:val="subscript"/>
-        </w:rPr>
-        <w:t xml:space="preserve">2</w:t>
-      </w:r>
-      <w:r>
-        <w:t xml:space="preserve"> </w:t>
-      </w:r>
-      <w:r>
-        <w:t xml:space="preserve">against lower oxides was not evaluated (Section 5). The preference for the production vacancy site over the two more distant sites sampled (Section 3.7) is in the same direction as the Pr–V</w:t>
-      </w:r>
-      <w:r>
-        <w:rPr>
-          <w:vertAlign w:val="subscript"/>
-        </w:rPr>
-        <w:t xml:space="preserve">O</w:t>
-      </w:r>
-      <w:r>
-        <w:t xml:space="preserve"> </w:t>
-      </w:r>
-      <w:r>
-        <w:t xml:space="preserve">association reported for Pr adsorbed at the anatase (101) surface by Vural et al. [26], although adsorption and bulk substitution are different situations and only four sites were sampled here.</w:t>
-      </w:r>
-      <w:r>
-        <w:t xml:space="preserve"> </w:t>
-      </w:r>
-      <w:r>
-        <w:rPr>
-          <w:bCs/>
-          <w:b/>
-        </w:rPr>
-        <w:t xml:space="preserve">[AUTHOR ACTION: confirm from the full text of Vural et al., with a page or figure reference, that they report a Pr–V</w:t>
-      </w:r>
-      <w:r>
-        <w:rPr>
-          <w:vertAlign w:val="subscript"/>
-          <w:bCs/>
-          <w:b/>
-        </w:rPr>
-        <w:t xml:space="preserve">O</w:t>
-      </w:r>
-      <w:r>
-        <w:rPr>
-          <w:bCs/>
-          <w:b/>
-        </w:rPr>
-        <w:t xml:space="preserve"> </w:t>
-      </w:r>
-      <w:r>
-        <w:rPr>
-          <w:bCs/>
-          <w:b/>
-        </w:rPr>
-        <w:t xml:space="preserve">association; the institutional records of their abstract describe Pr-induced gap states, optical activity and benzoic-acid adsorption but do not mention oxygen vacancies. If the association is not reported there, delete this sentence.]</w:t>
-      </w:r>
-      <w:r>
-        <w:t xml:space="preserve"> </w:t>
-      </w:r>
-      <w:r>
-        <w:t xml:space="preserve">The spin polarisation of the Pr-induced hole when an oxygen-site U is present parallels the oxygen-hole states reported for trivalent dopants in rutile by Iwaszuk and Nolan [17].</w:t>
-      </w:r>
-    </w:p>
-    <w:p>
-      <w:pPr>
-        <w:pStyle w:val="BodyText"/>
-      </w:pPr>
-      <w:r>
-        <w:rPr>
-          <w:bCs/>
-          <w:b/>
-        </w:rPr>
-        <w:t xml:space="preserve">4.3 What the two-dopant comparison does and does not isolate.</w:t>
-      </w:r>
-      <w:r>
-        <w:t xml:space="preserve"> </w:t>
-      </w:r>
-      <w:r>
-        <w:t xml:space="preserve">Pr</w:t>
+        <w:t xml:space="preserve"> </w:t>
+      </w:r>
+      <w:r>
+        <w:t xml:space="preserve">and Na</w:t>
       </w:r>
       <w:r>
         <w:rPr>
           <w:vertAlign w:val="superscript"/>
         </w:rPr>
-        <w:t xml:space="preserve">3+</w:t>
-      </w:r>
-      <w:r>
-        <w:t xml:space="preserve"> </w:t>
-      </w:r>
-      <w:r>
-        <w:t xml:space="preserve">and Rb</w:t>
+        <w:t xml:space="preserve">+</w:t>
+      </w:r>
+      <w:r>
+        <w:t xml:space="preserve"> </w:t>
+      </w:r>
+      <w:r>
+        <w:t xml:space="preserve">(same valence as Rb</w:t>
       </w:r>
       <w:r>
         <w:rPr>
@@ -8025,114 +7575,6 @@
         <w:t xml:space="preserve">+</w:t>
       </w:r>
       <w:r>
-        <w:t xml:space="preserve"> </w:t>
-      </w:r>
-      <w:r>
-        <w:t xml:space="preserve">differ in formal charge (−1 versus −3 e relative to Ti</w:t>
-      </w:r>
-      <w:r>
-        <w:rPr>
-          <w:vertAlign w:val="superscript"/>
-        </w:rPr>
-        <w:t xml:space="preserve">4+</w:t>
-      </w:r>
-      <w:r>
-        <w:t xml:space="preserve">), in ionic radius (0.99 versus 1.52 Å [27]), in bonding (a 5d-bearing trivalent cation versus a closed-shell alkali) and in accessible oxidation states. Both are larger than Ti</w:t>
-      </w:r>
-      <w:r>
-        <w:rPr>
-          <w:vertAlign w:val="superscript"/>
-        </w:rPr>
-        <w:t xml:space="preserve">4+</w:t>
-      </w:r>
-      <w:r>
-        <w:t xml:space="preserve"> </w:t>
-      </w:r>
-      <w:r>
-        <w:t xml:space="preserve">(0.605 Å), so the comparison does show that a large size mismatch is compatible with either sign of E</w:t>
-      </w:r>
-      <w:r>
-        <w:rPr>
-          <w:vertAlign w:val="subscript"/>
-        </w:rPr>
-        <w:t xml:space="preserve">f</w:t>
-      </w:r>
-      <w:r>
-        <w:t xml:space="preserve">(V</w:t>
-      </w:r>
-      <w:r>
-        <w:rPr>
-          <w:vertAlign w:val="subscript"/>
-        </w:rPr>
-        <w:t xml:space="preserve">O</w:t>
-      </w:r>
-      <w:r>
-        <w:t xml:space="preserve">) at the oxygen-rich reference; it does not hold size constant, and no strain or fixed-geometry decomposition was computed, so the contrast cannot be apportioned between electronic and elastic contributions. What can be said is that the sign of the contrast and the size of the reductions are consistent with the electron count; because the ordering pristine &gt; Pr &gt; Rb is also the order of increasing cation radius (0.605, 0.99 and 1.52 Å) and Carey and Nolan found a radius dependence at fixed alkali valence [16], a size-based explanation of the ordering is not excluded. Isolating the two variables would require a controlled series within the same protocol, for example La</w:t>
-      </w:r>
-      <w:r>
-        <w:rPr>
-          <w:vertAlign w:val="superscript"/>
-        </w:rPr>
-        <w:t xml:space="preserve">3+</w:t>
-      </w:r>
-      <w:r>
-        <w:t xml:space="preserve">, Y</w:t>
-      </w:r>
-      <w:r>
-        <w:rPr>
-          <w:vertAlign w:val="superscript"/>
-        </w:rPr>
-        <w:t xml:space="preserve">3+</w:t>
-      </w:r>
-      <w:r>
-        <w:t xml:space="preserve"> </w:t>
-      </w:r>
-      <w:r>
-        <w:t xml:space="preserve">and Sc</w:t>
-      </w:r>
-      <w:r>
-        <w:rPr>
-          <w:vertAlign w:val="superscript"/>
-        </w:rPr>
-        <w:t xml:space="preserve">3+</w:t>
-      </w:r>
-      <w:r>
-        <w:t xml:space="preserve"> </w:t>
-      </w:r>
-      <w:r>
-        <w:t xml:space="preserve">(same valence, radii from 1.03 to 0.745 Å [27]) and K</w:t>
-      </w:r>
-      <w:r>
-        <w:rPr>
-          <w:vertAlign w:val="superscript"/>
-        </w:rPr>
-        <w:t xml:space="preserve">+</w:t>
-      </w:r>
-      <w:r>
-        <w:t xml:space="preserve"> </w:t>
-      </w:r>
-      <w:r>
-        <w:t xml:space="preserve">and Na</w:t>
-      </w:r>
-      <w:r>
-        <w:rPr>
-          <w:vertAlign w:val="superscript"/>
-        </w:rPr>
-        <w:t xml:space="preserve">+</w:t>
-      </w:r>
-      <w:r>
-        <w:t xml:space="preserve"> </w:t>
-      </w:r>
-      <w:r>
-        <w:t xml:space="preserve">(same valence as Rb</w:t>
-      </w:r>
-      <w:r>
-        <w:rPr>
-          <w:vertAlign w:val="superscript"/>
-        </w:rPr>
-        <w:t xml:space="preserve">+</w:t>
-      </w:r>
-      <w:r>
         <w:t xml:space="preserve">, smaller radii), together with fixed-geometry single points to separate electronic from relaxation contributions.</w:t>
       </w:r>
     </w:p>
@@ -8151,19 +7593,7 @@
         <w:t xml:space="preserve"> </w:t>
       </w:r>
       <w:r>
-        <w:t xml:space="preserve">The vacancy-free Pr cell is non-magnetic with U on Ti-3d only and carries one unpaired spin (m</w:t>
-      </w:r>
-      <w:r>
-        <w:rPr>
-          <w:vertAlign w:val="subscript"/>
-        </w:rPr>
-        <w:t xml:space="preserve">abs</w:t>
-      </w:r>
-      <w:r>
-        <w:t xml:space="preserve"> </w:t>
-      </w:r>
-      <w:r>
-        <w:t xml:space="preserve">= 1.00 μ</w:t>
+        <w:t xml:space="preserve">The vacancy-free Pr cell is non-magnetic with U on Ti-3d only and carries one unpaired spin (m = 1.00 μ</w:t>
       </w:r>
       <w:r>
         <w:rPr>
@@ -8327,7 +7757,7 @@
         <w:t xml:space="preserve"> </w:t>
       </w:r>
       <w:r>
-        <w:t xml:space="preserve">Production relaxations are Γ-only. Total energies differ by 22–25 meV per atom from the 3×3×2 values (sign to be confirmed, Section 3.7); formation energies rely on cancellation within each host, and the 2×2×2 check shifts each doped-host E</w:t>
+        <w:t xml:space="preserve">Production relaxations are Γ-only. Γ-only total energies lie 22–25 meV per atom below the 3×3×2 values (Section 3.7); formation energies rely on cancellation within each host, and the 2×2×2 check shifts each doped-host E</w:t>
       </w:r>
       <w:r>
         <w:rPr>
@@ -8407,7 +7837,7 @@
         <w:t xml:space="preserve"> </w:t>
       </w:r>
       <w:r>
-        <w:t xml:space="preserve">relaxation ended at 0.0056 Ry/Bohr. The effect of tighter relaxation on the energetics and on the localisation results has not been tested.</w:t>
+        <w:t xml:space="preserve">relaxation ended at 0.0056 Ry/Bohr. Whether the production pristine perfect cell was relaxed has to be confirmed (Section 2.6); if it was not, the pristine formation energy and the reductions relative to it are underestimated by its relaxation energy. The effect of tighter relaxation on the energetics and on the localisation results has not been tested.</w:t>
       </w:r>
       <w:r>
         <w:t xml:space="preserve"> </w:t>
@@ -8476,7 +7906,7 @@
         <w:t xml:space="preserve"> </w:t>
       </w:r>
       <w:r>
-        <w:t xml:space="preserve">One magnetic trial was performed, for Pr_VO; occupations, smearing and symmetry settings were not varied, and two nearly degenerate spin solutions of Rb_VO were found but not ranked (Section 3.3). Because E</w:t>
+        <w:t xml:space="preserve">The production relaxations started from zero magnetisation (Section 2.5), and one magnetic trial was performed, for Pr_VO; occupations, smearing and symmetry settings were not varied, and two spin solutions of Rb_VO were found that differ by 6.4 meV (Section 3.3). Because E</w:t>
       </w:r>
       <w:r>
         <w:rPr>
@@ -8553,7 +7983,7 @@
         <w:t xml:space="preserve"> </w:t>
       </w:r>
       <w:r>
-        <w:t xml:space="preserve">U(O-2p) = 5.5 eV is transferred, not derived for anatase; the dual-U treatment was applied to the vacancy-free cells and Rb_VO but not to Pr_VO or to the formation-energy cycles. (viii)</w:t>
+        <w:t xml:space="preserve">U(O-2p) = 5.5 eV is transferred, not derived for anatase; the dual-U treatment was applied to the vacancy-free cells and Rb_VO (whose relaxation was not completed when logged) but not to Pr_VO or to the formation-energy cycles. (viii)</w:t>
       </w:r>
       <w:r>
         <w:t xml:space="preserve"> </w:t>
@@ -8724,13 +8154,13 @@
           <w:iCs/>
           <w:i/>
         </w:rPr>
-        <w:t xml:space="preserve">Bader analysis.</w:t>
-      </w:r>
-      <w:r>
-        <w:t xml:space="preserve"> </w:t>
-      </w:r>
-      <w:r>
-        <w:t xml:space="preserve">The comparison is between cells that differ in composition and by two carriers, and is compatible with, rather than evidence for, an oxygen-centred hole. (xiv)</w:t>
+        <w:t xml:space="preserve">Charge and spin analysis.</w:t>
+      </w:r>
+      <w:r>
+        <w:t xml:space="preserve"> </w:t>
+      </w:r>
+      <w:r>
+        <w:t xml:space="preserve">The Bader comparison is between cells that differ in composition and by two carriers. The Löwdin moments that place the Rb_VO hole mainly on one oxygen depend on the projector basis and have not been cross-checked with a spin-density isosurface or another partitioning; for Pr_perfect and the dual-U cells no site-resolved analysis exists. (xiv)</w:t>
       </w:r>
       <w:r>
         <w:t xml:space="preserve"> </w:t>
@@ -8787,7 +8217,16 @@
         <w:t xml:space="preserve">+</w:t>
       </w:r>
       <w:r>
-        <w:t xml:space="preserve">, with a single vacancy over-compensating Pr and leaving one residual hole in the Rb cell. The Rb cells carry unpaired spin in every treatment tested, which the oxygen-site Hubbard calculation and the Bader comparison are compatible with placing mainly on oxygen (site-projected moments and the spin density have not yet been analysed), and a charged-cell series reaches three unpaired spins per Rb</w:t>
+        <w:t xml:space="preserve">, with a single vacancy over-compensating Pr and leaving one residual hole in the Rb cell. The Rb cells carry unpaired spin in every treatment tested. In Rb_VO the residual hole is an empty minority-spin O-2p state whose Löwdin moment sits mainly on one oxygen bonded to the Rb ion (0.59 of 1.01 μ</w:t>
+      </w:r>
+      <w:r>
+        <w:rPr>
+          <w:vertAlign w:val="subscript"/>
+        </w:rPr>
+        <w:t xml:space="preserve">B</w:t>
+      </w:r>
+      <w:r>
+        <w:t xml:space="preserve">), and the Rb ion has moved 1.27 Å towards the vacancy, so lattice relaxation contributes to the Rb energetics; a charged-cell series reaches three unpaired spins per Rb</w:t>
       </w:r>
       <w:r>
         <w:rPr>
@@ -8895,17 +8334,17 @@
         <w:pStyle w:val="BodyText"/>
       </w:pPr>
       <w:r>
-        <w:t xml:space="preserve">During the preparation of this work the authors used Claude (Anthropic) to restructure and edit the text, to check the internal consistency of numbers, cross-references and citations, and to produce the plotting scripts for Figures 2 and 3 and the graphical abstract from the authors’ computed values.</w:t>
-      </w:r>
-      <w:r>
-        <w:t xml:space="preserve"> </w:t>
-      </w:r>
-      <w:r>
-        <w:rPr>
-          <w:bCs/>
-          <w:b/>
-        </w:rPr>
-        <w:t xml:space="preserve">[AUTHOR ACTION: the same tool also wrote figures/patch_labels.py, which raster-patched text labels on the interim artwork of Figures 1, 4, S1 and S2. Elsevier does not permit generative-AI or AI-assisted tools to create or alter images, or to produce graphical-abstract artwork; before submission, regenerate Figures 1, 4, S1 and S2 and the graphical abstract with the authors’ own scripts from the raw data and amend this statement accordingly, or agree the use with the editorial office and disclose it here.]</w:t>
+        <w:t xml:space="preserve">During the preparation of this work the authors used Claude (Anthropic) to restructure and edit the text, to check the internal consistency of numbers, cross-references and citations, and to write the plotting scripts that draw Figures 1–4, S1 and S2 and the graphical abstract directly from the authors’ Quantum ESPRESSO outputs and computed values, without altering any data.</w:t>
+      </w:r>
+      <w:r>
+        <w:t xml:space="preserve"> </w:t>
+      </w:r>
+      <w:r>
+        <w:rPr>
+          <w:bCs/>
+          <w:b/>
+        </w:rPr>
+        <w:t xml:space="preserve">[AUTHOR ACTION: Figure S3 is still interim artwork whose text labels were raster-patched by figures/patch_labels.py; regenerate it from the force data of the relaxation outputs. Elsevier does not permit generative-AI or AI-assisted tools to create or alter images or to produce graphical-abstract artwork; confirm with the editorial office that data plots drawn by AI-assisted plotting scripts are acceptable, or regenerate them with the authors’ own scripts, and amend this statement accordingly.]</w:t>
       </w:r>
       <w:r>
         <w:t xml:space="preserve"> </w:t>
@@ -8993,7 +8432,7 @@
         <w:pStyle w:val="BodyText"/>
       </w:pPr>
       <w:r>
-        <w:t xml:space="preserve">The Quantum ESPRESSO input files, converged output files, pseudopotential files, Bader output tables, projected-density-of-states data, the full-precision energy ledger (Table S9), the run manifest (Table S10) and the Python scripts that generate every figure are deposited at Zenodo under DOI</w:t>
+        <w:t xml:space="preserve">The Quantum ESPRESSO input files, converged output files, pseudopotential files, Bader output tables, projected-density-of-states and Löwdin data, the full-precision energy ledger (Table S9), the run manifest (Table S10) and the Python scripts that generate every figure are deposited at Zenodo under DOI</w:t>
       </w:r>
       <w:r>
         <w:t xml:space="preserve"> </w:t>
@@ -9126,7 +8565,7 @@
         <w:pStyle w:val="BodyText"/>
       </w:pPr>
       <w:r>
-        <w:t xml:space="preserve">[11] Bai, X.; Jia, J.; Du, Y.; Liu, E.; Fan, J. Multi-Level Trapped Electrons System in Enhancing Photocatalytic Activity of TiO2 Nanosheets for Simultaneous Reduction of Cr(VI) and RhB Degradation. Appl. Surf. Sci. 2020, 504, 144298. DOI: 10.1016/j.apsusc.2019.144298.</w:t>
+        <w:t xml:space="preserve">[11] Bai, X.; Jia, J.; Du, Y.; Liu, E.; Fan, J. Multi-Level Trapped Electrons System in Enhancing Photocatalytic Activity of TiO2 Nanosheets for Simultaneous Reduction of Cr(VI) and RhB Degradation. Appl. Surf. Sci. 2020, 503, 144298. DOI: 10.1016/j.apsusc.2019.144298.</w:t>
       </w:r>
     </w:p>
     <w:p>
@@ -9190,7 +8629,7 @@
         <w:pStyle w:val="BodyText"/>
       </w:pPr>
       <w:r>
-        <w:t xml:space="preserve">[19] Polliotto, V.; Albanese, E.; Livraghi, S.; Pacchioni, G.; Giamello, E. Structural, Electronic and Photochemical Properties of Cerium-Doped Zirconium Titanate. Catal. Today 2020, 340, 49–58. DOI: 10.1016/j.cattod.2018.09.026.</w:t>
+        <w:t xml:space="preserve">[19] Polliotto, V.; Albanese, E.; Livraghi, S.; Pacchioni, G.; Giamello, E. Structural, Electronic and Photochemical Properties of Cerium-Doped Zirconium Titanate. Catal. Today 2020, 340, 49–57. DOI: 10.1016/j.cattod.2018.09.026.</w:t>
       </w:r>
     </w:p>
     <w:p>
@@ -9206,15 +8645,15 @@
         <w:pStyle w:val="BodyText"/>
       </w:pPr>
       <w:r>
-        <w:t xml:space="preserve">[21] Ahmad, A.; Yerlikaya, G.; Ur Rehman, M. Z.; Paksoy, H.; Kardaş, G. Enhanced Photoelectrochemical Water Splitting Using Gadolinium Doped Titanium Dioxide Nanorod Array Photoanodes. Int. J. Hydrogen Energy 2020, 45, 2515–2526. DOI: 10.1016/j.ijhydene.2019.11.117.</w:t>
-      </w:r>
-    </w:p>
-    <w:p>
-      <w:pPr>
-        <w:pStyle w:val="BodyText"/>
-      </w:pPr>
-      <w:r>
-        <w:t xml:space="preserve">[22] Chen, W.; Yuan, P.; Zhang, S.; Sun, Q.; Liang, E.; Jia, Y. Electronic Properties of Anatase TiO2 Doped by Lanthanides: A DFT+U Study. Physica B 2012, 407, 1038–1043. DOI: 10.1016/j.physb.2011.12.126.</w:t>
+        <w:t xml:space="preserve">[21] Ahmad, A.; Yerlikaya, G.; Ur Rehman, M. Z.; Paksoy, H.; Kardaş, G. Enhanced Photoelectrochemical Water Splitting Using Gadolinium Doped Titanium Dioxide Nanorod Array Photoanodes. Int. J. Hydrogen Energy 2020, 45, 2709. DOI: 10.1016/j.ijhydene.2019.11.117.</w:t>
+      </w:r>
+    </w:p>
+    <w:p>
+      <w:pPr>
+        <w:pStyle w:val="BodyText"/>
+      </w:pPr>
+      <w:r>
+        <w:t xml:space="preserve">[22] Chen, W.; Yuan, P.; Zhang, S.; Sun, Q.; Liang, E.; Jia, Y. Electronic Properties of Anatase TiO2 Doped by Lanthanides: A DFT+U Study. Physica B 2012, 407, 1038–1043. DOI: 10.1016/j.physb.2012.01.085.</w:t>
       </w:r>
     </w:p>
     <w:p>
@@ -9246,7 +8685,7 @@
         <w:pStyle w:val="BodyText"/>
       </w:pPr>
       <w:r>
-        <w:t xml:space="preserve">[26] Vural, K. B.; Kaderoğlu, Ç.; Ellialtıoğlu, Ş. Density Functional Theory Investigation of Pr Adsorption on the Anatase TiO2(101) Surface for Photovoltaic Applications. Appl. Surf. Sci. 2023, 612, 156042. DOI: 10.1016/j.apsusc.2022.156042.</w:t>
+        <w:t xml:space="preserve">[26] Vural, K. B.; Kaderoğlu, Ç.; Ellialtıoğlu, Ş. Density Functional Theory Investigation of Pr Adsorption on the Anatase TiO2(101) Surface for Photovoltaic Applications. Appl. Surf. Sci. 2023, 613, 156042. DOI: 10.1016/j.apsusc.2022.156042.</w:t>
       </w:r>
     </w:p>
     <w:p>
@@ -9390,7 +8829,7 @@
         <w:pStyle w:val="BodyText"/>
       </w:pPr>
       <w:r>
-        <w:t xml:space="preserve">[44] Torres, A. E.; Rodriguez-Pineda, J.; Zanella, R. Relevance of Dispersion and the Electronic Spin in the DFT+U Approach for the Description of Pristine and Defective TiO2 Anatase. ACS Omega 2021, 6, 23170–23180. DOI: 10.1021/acsomega.1c02818.</w:t>
+        <w:t xml:space="preserve">[44] Torres, A. E.; Rodríguez-Pineda, J.; Zanella, R. Relevance of Dispersion and the Electronic Spin in the DFT+U Approach for the Description of Pristine and Defective TiO2 Anatase. ACS Omega 2021, 6, 23170–23180. DOI: 10.1021/acsomega.1c02761.</w:t>
       </w:r>
     </w:p>
     <w:p>

--- a/DFT_paper_revision/manuscript_v4/Ghadimimehr_DFT_TiO2_PrRb_v4_MANUSCRIPT.docx
+++ b/DFT_paper_revision/manuscript_v4/Ghadimimehr_DFT_TiO2_PrRb_v4_MANUSCRIPT.docx
@@ -517,7 +517,23 @@
         <w:t xml:space="preserve"> </w:t>
       </w:r>
       <w:r>
-        <w:t xml:space="preserve">site the formal charge mismatch is −1 e per site. Several DFT+U and experimental studies of lanthanide-doped TiO</w:t>
+        <w:t xml:space="preserve">site the formal charge mismatch is −1 e per site. Lanthanide substitution in anatase has been studied with DFT+U for Ce, Pr, Eu and Gd, including Pr together with an oxygen vacancy [19], for Pr in the bulk [20] and for Er at the (101) surface together with oxygen or titanium vacancies [21]; for Ce-doped zirconium titanate both hole formation and oxygen-vacancy formation have been considered as compensation channels, with electron paramagnetic resonance pointing to vacancy compensation [22].</w:t>
+      </w:r>
+      <w:r>
+        <w:t xml:space="preserve"> </w:t>
+      </w:r>
+      <w:r>
+        <w:rPr>
+          <w:bCs/>
+          <w:b/>
+        </w:rPr>
+        <w:t xml:space="preserve">[AUTHOR ACTION: confirm from the full text what Chen et al. (2014) report on the compensation of Pr in anatase.]</w:t>
+      </w:r>
+      <w:r>
+        <w:t xml:space="preserve"> </w:t>
+      </w:r>
+      <w:r>
+        <w:t xml:space="preserve">The picture is not universal: Iwaszuk and Nolan showed for trivalent dopants in bulk rutile that oxygen-vacancy compensation can compete with, and in some cases dominate, electronic compensation [17]. The coupling between a lanthanide dopant and an oxygen vacancy has been analysed for Ce-doped anatase [23] and Gd-doped CeO</w:t>
       </w:r>
       <w:r>
         <w:rPr>
@@ -529,42 +545,77 @@
         <w:t xml:space="preserve"> </w:t>
       </w:r>
       <w:r>
-        <w:t xml:space="preserve">and related oxides describe this deficit as accommodated electronically, by rehybridisation at the valence-band edge or by a change of dopant oxidation state [19–23]</w:t>
-      </w:r>
-      <w:r>
-        <w:t xml:space="preserve"> </w:t>
-      </w:r>
-      <w:r>
-        <w:rPr>
-          <w:bCs/>
-          <w:b/>
-        </w:rPr>
-        <w:t xml:space="preserve">[AUTHOR ACTION: confirm from the full texts that each of these five studies describes electronic accommodation of the dopant charge; Ahmad et al. is an experimental photoelectrochemistry study of Gd-doped TiO</w:t>
-      </w:r>
-      <w:r>
-        <w:rPr>
-          <w:vertAlign w:val="subscript"/>
-          <w:bCs/>
-          <w:b/>
+        <w:t xml:space="preserve">[18], and Bahmanrokh et al. proposed a defect-equilibria formalism for Ce-doped anatase in which both channels appear [24]</w:t>
+      </w:r>
+      <w:r>
+        <w:t xml:space="preserve"> </w:t>
+      </w:r>
+      <w:r>
+        <w:rPr>
+          <w:bCs/>
+          <w:b/>
+        </w:rPr>
+        <w:t xml:space="preserve">[AUTHOR ACTION: confirm from the full text that both electronic and vacancy compensation appear in that formalism.]</w:t>
+      </w:r>
+      <w:r>
+        <w:t xml:space="preserve">. Pr in particular has been studied as an adsorbate on the anatase (101) surface [25] and as a substituent in the bulk [19,20], and is an attractive test case, here modelled as trivalent with a 4f-in-core dataset (Section 2.1), because its ionic radius (0.99 Å in six-fold coordination [26]) is far from that of Ti</w:t>
+      </w:r>
+      <w:r>
+        <w:rPr>
+          <w:vertAlign w:val="superscript"/>
+        </w:rPr>
+        <w:t xml:space="preserve">4+</w:t>
+      </w:r>
+      <w:r>
+        <w:t xml:space="preserve"> </w:t>
+      </w:r>
+      <w:r>
+        <w:t xml:space="preserve">(0.605 Å). For monovalent alkali dopants the mismatch is −3 e per site, and the available evidence points consistently to V</w:t>
+      </w:r>
+      <w:r>
+        <w:rPr>
+          <w:vertAlign w:val="subscript"/>
+        </w:rPr>
+        <w:t xml:space="preserve">O</w:t>
+      </w:r>
+      <w:r>
+        <w:t xml:space="preserve"> </w:t>
+      </w:r>
+      <w:r>
+        <w:t xml:space="preserve">formation as the compensation channel. Carey and Nolan found that Li, Na, K and Rb substitution in α-Cr</w:t>
+      </w:r>
+      <w:r>
+        <w:rPr>
+          <w:vertAlign w:val="subscript"/>
         </w:rPr>
         <w:t xml:space="preserve">2</w:t>
       </w:r>
       <w:r>
-        <w:rPr>
-          <w:bCs/>
-          <w:b/>
-        </w:rPr>
-        <w:t xml:space="preserve"> </w:t>
-      </w:r>
-      <w:r>
-        <w:rPr>
-          <w:bCs/>
-          <w:b/>
-        </w:rPr>
-        <w:t xml:space="preserve">nanorods and Polliotto et al. concern zirconium titanate, so drop any that do not.]</w:t>
-      </w:r>
-      <w:r>
-        <w:t xml:space="preserve">. The picture is not universal: Iwaszuk and Nolan showed for trivalent dopants in bulk rutile that oxygen-vacancy compensation can compete with, and in some cases dominate, electronic compensation [17]. The coupling between a lanthanide dopant and an oxygen vacancy has been analysed for Ce-doped anatase [24] and Gd-doped CeO</w:t>
+        <w:t xml:space="preserve">O</w:t>
+      </w:r>
+      <w:r>
+        <w:rPr>
+          <w:vertAlign w:val="subscript"/>
+        </w:rPr>
+        <w:t xml:space="preserve">3</w:t>
+      </w:r>
+      <w:r>
+        <w:t xml:space="preserve"> </w:t>
+      </w:r>
+      <w:r>
+        <w:t xml:space="preserve">strongly reduces the V</w:t>
+      </w:r>
+      <w:r>
+        <w:rPr>
+          <w:vertAlign w:val="subscript"/>
+        </w:rPr>
+        <w:t xml:space="preserve">O</w:t>
+      </w:r>
+      <w:r>
+        <w:t xml:space="preserve"> </w:t>
+      </w:r>
+      <w:r>
+        <w:t xml:space="preserve">formation energy, with the larger alkalis having the larger effect [16]. Hybrid-functional work on alkali-doped α-Bi</w:t>
       </w:r>
       <w:r>
         <w:rPr>
@@ -573,35 +624,63 @@
         <w:t xml:space="preserve">2</w:t>
       </w:r>
       <w:r>
-        <w:t xml:space="preserve"> </w:t>
-      </w:r>
-      <w:r>
-        <w:t xml:space="preserve">[18], and Bahmanrokh et al. proposed a defect-equilibria formalism for Ce-doped anatase in which both channels appear [25]</w:t>
-      </w:r>
-      <w:r>
-        <w:t xml:space="preserve"> </w:t>
-      </w:r>
-      <w:r>
-        <w:rPr>
-          <w:bCs/>
-          <w:b/>
-        </w:rPr>
-        <w:t xml:space="preserve">[AUTHOR ACTION: confirm from the full text that both electronic and vacancy compensation appear in that formalism.]</w:t>
-      </w:r>
-      <w:r>
-        <w:t xml:space="preserve">. Pr in particular has been treated at the anatase (101) surface [26] and in the bulk [23], and is an attractive test case, here modelled as trivalent with a 4f-in-core dataset (Section 2.1), because its ionic radius (0.99 Å in six-fold coordination [27]) is far from that of Ti</w:t>
+        <w:t xml:space="preserve">O</w:t>
+      </w:r>
+      <w:r>
+        <w:rPr>
+          <w:vertAlign w:val="subscript"/>
+        </w:rPr>
+        <w:t xml:space="preserve">3</w:t>
+      </w:r>
+      <w:r>
+        <w:t xml:space="preserve"> </w:t>
+      </w:r>
+      <w:r>
+        <w:t xml:space="preserve">reached a similar conclusion [27], and Tian et al. recently combined experiment and calculation to show that Rb doping, in synergy with lattice strain, promotes oxygen-vacancy formation in TiO</w:t>
+      </w:r>
+      <w:r>
+        <w:rPr>
+          <w:vertAlign w:val="subscript"/>
+        </w:rPr>
+        <w:t xml:space="preserve">2</w:t>
+      </w:r>
+      <w:r>
+        <w:t xml:space="preserve"> </w:t>
+      </w:r>
+      <w:r>
+        <w:t xml:space="preserve">[15].</w:t>
+      </w:r>
+    </w:p>
+    <w:p>
+      <w:pPr>
+        <w:pStyle w:val="BodyText"/>
+      </w:pPr>
+      <w:r>
+        <w:t xml:space="preserve">What is missing is a comparison of the two dopant families in the same anatase host with the same supercell, pseudopotentials, Hubbard treatment and oxygen reference; the Rb case of Tian et al., for example, is embedded in a strained photochromic system and is not paired with a trivalent dopant. Without such a comparison, differences between published trivalent and monovalent results cannot be separated from differences in host, protocol or reference state. The comparison is also a useful test of the Kröger–Vink bookkeeping that is routinely invoked for dopant selection [28]: a Pr</w:t>
       </w:r>
       <w:r>
         <w:rPr>
           <w:vertAlign w:val="superscript"/>
         </w:rPr>
-        <w:t xml:space="preserve">4+</w:t>
-      </w:r>
-      <w:r>
-        <w:t xml:space="preserve"> </w:t>
-      </w:r>
-      <w:r>
-        <w:t xml:space="preserve">(0.605 Å). For monovalent alkali dopants the mismatch is −3 e per site, and the available evidence points consistently to V</w:t>
+        <w:t xml:space="preserve">3+</w:t>
+      </w:r>
+      <w:r>
+        <w:t xml:space="preserve"> </w:t>
+      </w:r>
+      <w:r>
+        <w:t xml:space="preserve">substitution should leave one hole and a Rb</w:t>
+      </w:r>
+      <w:r>
+        <w:rPr>
+          <w:vertAlign w:val="superscript"/>
+        </w:rPr>
+        <w:t xml:space="preserve">+</w:t>
+      </w:r>
+      <w:r>
+        <w:t xml:space="preserve"> </w:t>
+      </w:r>
+      <w:r>
+        <w:t xml:space="preserve">substitution three, so a single neutral V</w:t>
       </w:r>
       <w:r>
         <w:rPr>
@@ -613,28 +692,27 @@
         <w:t xml:space="preserve"> </w:t>
       </w:r>
       <w:r>
-        <w:t xml:space="preserve">formation as the compensation channel. Carey and Nolan found that Li, Na, K and Rb substitution in α-Cr</w:t>
-      </w:r>
-      <w:r>
-        <w:rPr>
-          <w:vertAlign w:val="subscript"/>
-        </w:rPr>
-        <w:t xml:space="preserve">2</w:t>
-      </w:r>
-      <w:r>
+        <w:t xml:space="preserve">(two electrons) should over-compensate Pr and under-compensate Rb.</w:t>
+      </w:r>
+    </w:p>
+    <w:p>
+      <w:pPr>
+        <w:pStyle w:val="BodyText"/>
+      </w:pPr>
+      <w:r>
+        <w:t xml:space="preserve">This work provides that bounded comparison. Using one PBE+U protocol we compute the neutral V</w:t>
+      </w:r>
+      <w:r>
+        <w:rPr>
+          <w:vertAlign w:val="subscript"/>
+        </w:rPr>
         <w:t xml:space="preserve">O</w:t>
       </w:r>
       <w:r>
-        <w:rPr>
-          <w:vertAlign w:val="subscript"/>
-        </w:rPr>
-        <w:t xml:space="preserve">3</w:t>
-      </w:r>
-      <w:r>
-        <w:t xml:space="preserve"> </w:t>
-      </w:r>
-      <w:r>
-        <w:t xml:space="preserve">strongly reduces the V</w:t>
+        <w:t xml:space="preserve"> </w:t>
+      </w:r>
+      <w:r>
+        <w:t xml:space="preserve">formation energy in pristine, Pr-substituted and Rb-substituted 2×2×1 anatase supercells, characterise the spin state and electron count of each cell, and test the sensitivity of the localisation picture to an oxygen-site Hubbard term. We also report charged-cell spin trends, Bader-charge differences, a hybrid-functional check on the pristine cell, dispersion-corrected single points, a k-mesh verification and alternative vacancy sites. We state explicitly which conclusions the two-dopant design supports: it establishes the ordering and magnitude of the V</w:t>
       </w:r>
       <w:r>
         <w:rPr>
@@ -646,124 +724,15 @@
         <w:t xml:space="preserve"> </w:t>
       </w:r>
       <w:r>
-        <w:t xml:space="preserve">formation energy, with the larger alkalis having the larger effect [16]. Hybrid-functional work on alkali-doped α-Bi</w:t>
-      </w:r>
-      <w:r>
-        <w:rPr>
-          <w:vertAlign w:val="subscript"/>
-        </w:rPr>
-        <w:t xml:space="preserve">2</w:t>
-      </w:r>
-      <w:r>
+        <w:t xml:space="preserve">energetics within this protocol and shows that they follow the formal charge count, but it does not isolate oxidation state from ionic radius or dopant-specific bonding, and it does not establish device-level recombination behaviour. The bulk formation energies reported here are the reference against which surface and interface V</w:t>
+      </w:r>
+      <w:r>
+        <w:rPr>
+          <w:vertAlign w:val="subscript"/>
+        </w:rPr>
         <w:t xml:space="preserve">O</w:t>
       </w:r>
       <w:r>
-        <w:rPr>
-          <w:vertAlign w:val="subscript"/>
-        </w:rPr>
-        <w:t xml:space="preserve">3</w:t>
-      </w:r>
-      <w:r>
-        <w:t xml:space="preserve"> </w:t>
-      </w:r>
-      <w:r>
-        <w:t xml:space="preserve">reached a similar conclusion [28], and Tian et al. recently combined experiment and calculation to show that Rb doping, in synergy with lattice strain, promotes oxygen-vacancy formation in TiO</w:t>
-      </w:r>
-      <w:r>
-        <w:rPr>
-          <w:vertAlign w:val="subscript"/>
-        </w:rPr>
-        <w:t xml:space="preserve">2</w:t>
-      </w:r>
-      <w:r>
-        <w:t xml:space="preserve"> </w:t>
-      </w:r>
-      <w:r>
-        <w:t xml:space="preserve">[15].</w:t>
-      </w:r>
-    </w:p>
-    <w:p>
-      <w:pPr>
-        <w:pStyle w:val="BodyText"/>
-      </w:pPr>
-      <w:r>
-        <w:t xml:space="preserve">What is missing is a comparison of the two dopant families in the same anatase host with the same supercell, pseudopotentials, Hubbard treatment and oxygen reference; the Rb case of Tian et al., for example, is embedded in a strained photochromic system and is not paired with a trivalent dopant. Without such a comparison, differences between published trivalent and monovalent results cannot be separated from differences in host, protocol or reference state. The comparison is also a useful test of the Kröger–Vink bookkeeping that is routinely invoked for dopant selection [29]: a Pr</w:t>
-      </w:r>
-      <w:r>
-        <w:rPr>
-          <w:vertAlign w:val="superscript"/>
-        </w:rPr>
-        <w:t xml:space="preserve">3+</w:t>
-      </w:r>
-      <w:r>
-        <w:t xml:space="preserve"> </w:t>
-      </w:r>
-      <w:r>
-        <w:t xml:space="preserve">substitution should leave one hole and a Rb</w:t>
-      </w:r>
-      <w:r>
-        <w:rPr>
-          <w:vertAlign w:val="superscript"/>
-        </w:rPr>
-        <w:t xml:space="preserve">+</w:t>
-      </w:r>
-      <w:r>
-        <w:t xml:space="preserve"> </w:t>
-      </w:r>
-      <w:r>
-        <w:t xml:space="preserve">substitution three, so a single neutral V</w:t>
-      </w:r>
-      <w:r>
-        <w:rPr>
-          <w:vertAlign w:val="subscript"/>
-        </w:rPr>
-        <w:t xml:space="preserve">O</w:t>
-      </w:r>
-      <w:r>
-        <w:t xml:space="preserve"> </w:t>
-      </w:r>
-      <w:r>
-        <w:t xml:space="preserve">(two electrons) should over-compensate Pr and under-compensate Rb.</w:t>
-      </w:r>
-    </w:p>
-    <w:p>
-      <w:pPr>
-        <w:pStyle w:val="BodyText"/>
-      </w:pPr>
-      <w:r>
-        <w:t xml:space="preserve">This work provides that bounded comparison. Using one PBE+U protocol we compute the neutral V</w:t>
-      </w:r>
-      <w:r>
-        <w:rPr>
-          <w:vertAlign w:val="subscript"/>
-        </w:rPr>
-        <w:t xml:space="preserve">O</w:t>
-      </w:r>
-      <w:r>
-        <w:t xml:space="preserve"> </w:t>
-      </w:r>
-      <w:r>
-        <w:t xml:space="preserve">formation energy in pristine, Pr-substituted and Rb-substituted 2×2×1 anatase supercells, characterise the spin state and electron count of each cell, and test the sensitivity of the localisation picture to an oxygen-site Hubbard term. We also report charged-cell spin trends, Bader-charge differences, a hybrid-functional check on the pristine cell, dispersion-corrected single points, a k-mesh verification and alternative vacancy sites. We state explicitly which conclusions the two-dopant design supports: it establishes the ordering and magnitude of the V</w:t>
-      </w:r>
-      <w:r>
-        <w:rPr>
-          <w:vertAlign w:val="subscript"/>
-        </w:rPr>
-        <w:t xml:space="preserve">O</w:t>
-      </w:r>
-      <w:r>
-        <w:t xml:space="preserve"> </w:t>
-      </w:r>
-      <w:r>
-        <w:t xml:space="preserve">energetics within this protocol and shows that they follow the formal charge count, but it does not isolate oxidation state from ionic radius or dopant-specific bonding, and it does not establish device-level recombination behaviour. The bulk formation energies reported here are the reference against which surface and interface V</w:t>
-      </w:r>
-      <w:r>
-        <w:rPr>
-          <w:vertAlign w:val="subscript"/>
-        </w:rPr>
-        <w:t xml:space="preserve">O</w:t>
-      </w:r>
-      <w:r>
         <w:t xml:space="preserve"> </w:t>
       </w:r>
       <w:r>
@@ -797,7 +766,7 @@
         <w:t xml:space="preserve"> </w:t>
       </w:r>
       <w:r>
-        <w:t xml:space="preserve">All calculations were performed with Quantum ESPRESSO v7.5 [30,31] (hardware and wall times in Table S6) using the PBE exchange–correlation functional [32] and projector-augmented-wave (PAW) datasets from PSlibrary 1.0.0 [33]: Ti.pbe-spn-kjpaw_psl.1.0.0, O.pbe-n-kjpaw_psl.1.0.0, Pr.pbe-spdn-kjpaw_psl.1.0.0 and Rb.pbe-spn-kjpaw_psl.1.0.0. The valence configurations and electron counts of these datasets are listed in Table 1 because they fix the electron count of every supercell. The Pr dataset belongs to the PSlibrary</w:t>
+        <w:t xml:space="preserve">All calculations were performed with Quantum ESPRESSO v7.5 [29,30] (hardware and wall times in Table S6) using the PBE exchange–correlation functional [31] and projector-augmented-wave (PAW) datasets from PSlibrary 1.0.0 [32]: Ti.pbe-spn-kjpaw_psl.1.0.0, O.pbe-n-kjpaw_psl.1.0.0, Pr.pbe-spdn-kjpaw_psl.1.0.0 and Rb.pbe-spn-kjpaw_psl.1.0.0. The valence configurations and electron counts of these datasets are listed in Table 1 because they fix the electron count of every supercell. The Pr dataset belongs to the PSlibrary</w:t>
       </w:r>
       <w:r>
         <w:t xml:space="preserve"> </w:t>
@@ -2211,7 +2180,7 @@
         <w:t xml:space="preserve"> </w:t>
       </w:r>
       <w:r>
-        <w:t xml:space="preserve">A Hubbard term in the rotationally invariant Dudarev form [34], which is the form implemented behind the HUBBARD card of Quantum ESPRESSO 7.x, was applied to the Ti-3d manifold with U</w:t>
+        <w:t xml:space="preserve">A Hubbard term in the rotationally invariant Dudarev form [33], which is the form implemented behind the HUBBARD card of Quantum ESPRESSO 7.x, was applied to the Ti-3d manifold with U</w:t>
       </w:r>
       <w:r>
         <w:rPr>
@@ -2235,23 +2204,23 @@
         <w:t xml:space="preserve"> </w:t>
       </w:r>
       <w:r>
-        <w:t xml:space="preserve">is written U, U(Ti-3d) or U(O-2p) in the rest of the paper. Deák et al. note that this value is close to an ab initio determination of U for anatase [35], and it has been used for Er-doped anatase [20] and for anatase (101) defect chemistry [7]; other anatase work uses U = 4.2 eV [13], a value originally fitted for the rutile (110) surface [36], or larger values [14]. Literature U values obtained with other projector schemes are not strictly transferable to the ortho-atomic projectors used here, and the sensitivity of the present results to U is reported in Section 3.7.</w:t>
-      </w:r>
-      <w:r>
-        <w:t xml:space="preserve"> </w:t>
-      </w:r>
-      <w:r>
-        <w:rPr>
-          <w:bCs/>
-          <w:b/>
-        </w:rPr>
-        <w:t xml:space="preserve">[AUTHOR ACTION: verify against the full texts that Mazierski et al. and Yin et al. used U(Ti-3d) = 3.5 eV and that Deák et al. quote an ab initio anatase value near 3.5 eV.]</w:t>
-      </w:r>
-      <w:r>
-        <w:t xml:space="preserve"> </w:t>
-      </w:r>
-      <w:r>
-        <w:t xml:space="preserve">The DFT+U approach rests on the formulation of Anisimov et al. [37]; linear-response determination of U [38] was not performed for any cell in this work. For the oxygen-site tests of Section 3.4 an additional U</w:t>
+        <w:t xml:space="preserve">is written U, U(Ti-3d) or U(O-2p) in the rest of the paper. Deák et al. note that this value is close to an ab initio determination of U for anatase [34], and it has been used for Er-doped anatase [21] and for anatase (101) defect chemistry [7]; other anatase work uses U = 4.2 eV [13], a value originally fitted for the rutile (110) surface [35], or larger values [14]. Literature U values obtained with other projector schemes are not strictly transferable to the ortho-atomic projectors used here, and the sensitivity of the present results to U is reported in Section 3.7.</w:t>
+      </w:r>
+      <w:r>
+        <w:t xml:space="preserve"> </w:t>
+      </w:r>
+      <w:r>
+        <w:rPr>
+          <w:bCs/>
+          <w:b/>
+        </w:rPr>
+        <w:t xml:space="preserve">[AUTHOR ACTION: verify against the full text that Deák et al. quote an ab initio anatase value near 3.5 eV (the values of Mazierski et al. and Yin et al. were checked against their texts).]</w:t>
+      </w:r>
+      <w:r>
+        <w:t xml:space="preserve"> </w:t>
+      </w:r>
+      <w:r>
+        <w:t xml:space="preserve">The DFT+U approach rests on the formulation of Anisimov et al. [36]; linear-response determination of U [37] was not performed for any cell in this work. For the oxygen-site tests of Section 3.4 an additional U</w:t>
       </w:r>
       <w:r>
         <w:rPr>
@@ -2448,23 +2417,7 @@
         <w:t xml:space="preserve"> </w:t>
       </w:r>
       <w:r>
-        <w:t xml:space="preserve">Production relaxations used Γ-point sampling, a choice made in earlier work on larger (108-atom) anatase defect cells only for hybrid-functional calculations [14].</w:t>
-      </w:r>
-      <w:r>
-        <w:t xml:space="preserve"> </w:t>
-      </w:r>
-      <w:r>
-        <w:rPr>
-          <w:bCs/>
-          <w:b/>
-        </w:rPr>
-        <w:t xml:space="preserve">[AUTHOR ACTION: confirm this against the published version of Arrigoni and Madsen; their arXiv preprint (1912.07260) uses denser meshes for DFT+U and a Γ-only grid only for the hybrid calculations.]</w:t>
-      </w:r>
-      <w:r>
-        <w:t xml:space="preserve"> </w:t>
-      </w:r>
-      <w:r>
-        <w:t xml:space="preserve">Single-point total energies on the Γ-relaxed geometries were recomputed on a 2×2×2 Monkhorst–Pack mesh for all four doped cells, and the projected densities of states and Löwdin moments were obtained from non-self-consistent calculations on a 2×2×2 mesh (Figure 4; Supporting Information, Section S2); the k-mesh dependence of the formation-energy contrast is reported in Section 3.7. All calculations were spin-polarised (nspin = 2). Fractional occupations were treated with Gaussian smearing. The single-point inputs derived from the production runs (U sweep, Section 3.7) use degauss = 0.005 Ry, whereas the converged pristine-V</w:t>
+        <w:t xml:space="preserve">Production relaxations used Γ-point sampling; in earlier anatase defect work a Γ-only grid was used only for the hybrid-functional calculations, with denser meshes otherwise [14]. Single-point total energies on the Γ-relaxed geometries were recomputed on a 2×2×2 Monkhorst–Pack mesh for all four doped cells, and the projected densities of states and Löwdin moments were obtained from non-self-consistent calculations on a 2×2×2 mesh (Figure 4; Supporting Information, Section S2); the k-mesh dependence of the formation-energy contrast is reported in Section 3.7. All calculations were spin-polarised (nspin = 2). Fractional occupations were treated with Gaussian smearing. The single-point inputs derived from the production runs (U sweep, Section 3.7) use degauss = 0.005 Ry, whereas the converged pristine-V</w:t>
       </w:r>
       <w:r>
         <w:rPr>
@@ -2964,7 +2917,7 @@
         <w:t xml:space="preserve">2</w:t>
       </w:r>
       <w:r>
-        <w:t xml:space="preserve">) = −41.51621 Ry (−564.857 eV). This is the oxygen-rich electronic-energy reference; no finite-temperature gas-phase correction or competing-phase analysis was applied, and the values are conditional oxygen-removal energies from the already substituted cells rather than equilibrium vacancy concentrations [39]. The known overbinding of O</w:t>
+        <w:t xml:space="preserve">) = −41.51621 Ry (−564.857 eV). This is the oxygen-rich electronic-energy reference; no finite-temperature gas-phase correction or competing-phase analysis was applied, and the values are conditional oxygen-removal energies from the already substituted cells rather than equilibrium vacancy concentrations [38]. The known overbinding of O</w:t>
       </w:r>
       <w:r>
         <w:rPr>
@@ -3054,7 +3007,7 @@
         <w:t xml:space="preserve"> </w:t>
       </w:r>
       <w:r>
-        <w:t xml:space="preserve">[40,41], Γ-only, 40 Ry, without the Hubbard term.</w:t>
+        <w:t xml:space="preserve">[39,40], Γ-only, 40 Ry, without the Hubbard term.</w:t>
       </w:r>
       <w:r>
         <w:t xml:space="preserve"> </w:t>
@@ -3122,7 +3075,7 @@
         <w:t xml:space="preserve"> </w:t>
       </w:r>
       <w:r>
-        <w:t xml:space="preserve">(iv) Dispersion: single-point energies for Pr_VO and Rb_VO with the Grimme D3 correction and Becke–Johnson damping [42,43], without three-body terms, following the DFT+U+D3 protocol used for defective anatase by Torres et al. [44]; the single points were started from scratch on the production geometries. (v) Alternative vacancy sites: three additional Pr_VO cells with the vacancy at atom indices O1, O7 and O17 of the production input. (vi) Bader analysis of Pr_VO and Rb_VO from pp.x charge densities with the Henkelman grid algorithm [45,46].</w:t>
+        <w:t xml:space="preserve">(iv) Dispersion: single-point energies for Pr_VO and Rb_VO with the Grimme D3 correction and Becke–Johnson damping [41,42], without three-body terms, as in the DFT+U+D3 study of pristine and defective anatase by Torres et al., who used PBEsol-D3 with U = 3 eV for the defective (001) surface [43]; the single points were started from scratch on the production geometries. (v) Alternative vacancy sites: three additional Pr_VO cells with the vacancy at atom indices O1, O7 and O17 of the production input. (vi) Bader analysis of Pr_VO and Rb_VO from pp.x charge densities with the Henkelman grid algorithm [44,45].</w:t>
       </w:r>
       <w:r>
         <w:t xml:space="preserve"> </w:t>
@@ -4120,17 +4073,29 @@
         <w:pStyle w:val="BodyText"/>
       </w:pPr>
       <w:r>
-        <w:t xml:space="preserve">The pristine value lies within the 4.0–5.0 eV range reported for the neutral bulk vacancy in anatase with DFT+U [14] and below the 5.3–5.5 eV obtained with HSE06 at the oxygen-rich limit [35,47]</w:t>
-      </w:r>
-      <w:r>
-        <w:t xml:space="preserve"> </w:t>
-      </w:r>
-      <w:r>
-        <w:rPr>
-          <w:bCs/>
-          <w:b/>
-        </w:rPr>
-        <w:t xml:space="preserve">[NEEDS CITATION: the bulk-anatase hybrid-functional V</w:t>
+        <w:t xml:space="preserve">Previous bulk-anatase studies report the neutral-vacancy formation energy at the oxygen-rich limit only graphically, with PBE+U (U = 5.8 eV on Ti-3d) and a reduced-exchange hybrid (HSE15) by Arrigoni and Madsen [14] and with HSE06 in a 108-atom cell by Boonchun et al. [46]; because their protocols differ from the uncorrected PBE+U value at a PBE O</w:t>
+      </w:r>
+      <w:r>
+        <w:rPr>
+          <w:vertAlign w:val="subscript"/>
+        </w:rPr>
+        <w:t xml:space="preserve">2</w:t>
+      </w:r>
+      <w:r>
+        <w:t xml:space="preserve"> </w:t>
+      </w:r>
+      <w:r>
+        <w:t xml:space="preserve">reference used here, a numerical comparison is not attempted, and the pristine value is used only as the internal reference for the two doped hosts.</w:t>
+      </w:r>
+      <w:r>
+        <w:t xml:space="preserve"> </w:t>
+      </w:r>
+      <w:r>
+        <w:rPr>
+          <w:bCs/>
+          <w:b/>
+        </w:rPr>
+        <w:t xml:space="preserve">[AUTHOR ACTION: if a numerical comparison is wanted, read the oxygen-rich neutral-V</w:t>
       </w:r>
       <w:r>
         <w:rPr>
@@ -4152,54 +4117,7 @@
           <w:bCs/>
           <w:b/>
         </w:rPr>
-        <w:t xml:space="preserve">study of Deák et al. is Deák, Aradi and Frauenheim, Phys. Rev. B 92 (2015) 045204 (cited as such by Arrigoni and Madsen), rather than the surface paper cited here; if the value is taken from that study, add it to refs.py and cite it in place of Deak2014.]</w:t>
-      </w:r>
-      <w:r>
-        <w:t xml:space="preserve">, as expected for a semi-local functional with a PBE O</w:t>
-      </w:r>
-      <w:r>
-        <w:rPr>
-          <w:vertAlign w:val="subscript"/>
-        </w:rPr>
-        <w:t xml:space="preserve">2</w:t>
-      </w:r>
-      <w:r>
-        <w:t xml:space="preserve"> </w:t>
-      </w:r>
-      <w:r>
-        <w:t xml:space="preserve">reference. This is a consistency check, not a validation of the protocol.</w:t>
-      </w:r>
-      <w:r>
-        <w:t xml:space="preserve"> </w:t>
-      </w:r>
-      <w:r>
-        <w:rPr>
-          <w:bCs/>
-          <w:b/>
-        </w:rPr>
-        <w:t xml:space="preserve">[AUTHOR ACTION: verify the Arrigoni–Madsen, Boonchun and Deák values and their oxygen-chemical-potential conditions against the full texts. Note that Arrigoni and Madsen used a larger U (5.8 eV in their arXiv preprint), fitted elemental-energy corrections to their DFT+U energies and a reduced exact-exchange fraction (HSE15) in their hybrid calculations, so their values are not directly comparable with an uncorrected PBE+U value at a PBE O</w:t>
-      </w:r>
-      <w:r>
-        <w:rPr>
-          <w:vertAlign w:val="subscript"/>
-          <w:bCs/>
-          <w:b/>
-        </w:rPr>
-        <w:t xml:space="preserve">2</w:t>
-      </w:r>
-      <w:r>
-        <w:rPr>
-          <w:bCs/>
-          <w:b/>
-        </w:rPr>
-        <w:t xml:space="preserve"> </w:t>
-      </w:r>
-      <w:r>
-        <w:rPr>
-          <w:bCs/>
-          <w:b/>
-        </w:rPr>
-        <w:t xml:space="preserve">reference.]</w:t>
+        <w:t xml:space="preserve">values from Fig. 5 of Arrigoni and Madsen and Fig. 1 of Boonchun et al. and state them with their chemical-potential definitions.]</w:t>
       </w:r>
       <w:r>
         <w:t xml:space="preserve"> </w:t>
@@ -6731,7 +6649,77 @@
         <w:t xml:space="preserve"> </w:t>
       </w:r>
       <w:r>
-        <w:t xml:space="preserve">A single-point HSE06 calculation on the production Pristine_perfect geometry (Section 2.8) gave a non-magnetic solution (m</w:t>
+        <w:t xml:space="preserve">A single-point HSE06 calculation on the production Pristine_perfect geometry (Section 2.8) gave a non-magnetic solution (m = 0.00 μ</w:t>
+      </w:r>
+      <w:r>
+        <w:rPr>
+          <w:vertAlign w:val="subscript"/>
+        </w:rPr>
+        <w:t xml:space="preserve">B</w:t>
+      </w:r>
+      <w:r>
+        <w:t xml:space="preserve">), a total energy of −3926.66858 Ry and a Fermi energy of 8.286 eV, 0.40 eV above the PBE+U value. The shift of the printed Fermi energy is not a band-gap measurement, and the hybrid total energy is not comparable with the PBE+U totals (Section 2.8). The check establishes only that the non-magnetic pristine state survives the change of functional, which is expected for a closed-shell cell without carriers; no hybrid calculation was performed on the doped or defective cells, so the dopant contrast of Table 2 and the localisation results of Sections 3.3–3.5 have not been verified at the hybrid level.</w:t>
+      </w:r>
+      <w:r>
+        <w:t xml:space="preserve"> </w:t>
+      </w:r>
+      <w:r>
+        <w:rPr>
+          <w:bCs/>
+          <w:b/>
+        </w:rPr>
+        <w:t xml:space="preserve">[AUTHOR ACTION: if the HSE06 result is retained, report the PBE+U and HSE06 band gaps of the pristine cell from the eigenvalues and resolve the pseudopotential question raised in Section 2.8.]</w:t>
+      </w:r>
+    </w:p>
+    <w:p>
+      <w:pPr>
+        <w:pStyle w:val="BodyText"/>
+      </w:pPr>
+      <w:r>
+        <w:rPr>
+          <w:bCs/>
+          <w:b/>
+        </w:rPr>
+        <w:t xml:space="preserve">3.7 Sensitivity tests</w:t>
+      </w:r>
+    </w:p>
+    <w:p>
+      <w:pPr>
+        <w:pStyle w:val="BodyText"/>
+      </w:pPr>
+      <w:r>
+        <w:rPr>
+          <w:iCs/>
+          <w:i/>
+        </w:rPr>
+        <w:t xml:space="preserve">Hubbard U.</w:t>
+      </w:r>
+      <w:r>
+        <w:t xml:space="preserve"> </w:t>
+      </w:r>
+      <w:r>
+        <w:t xml:space="preserve">Single-point calculations at U(Ti-3d) = 3.0, 4.0 and 4.5 eV on the production Pristine_perfect, Pr_VO and Rb_VO geometries (Table S1) leave the magnetisations unchanged in kind. Pr_VO is non-magnetic at every U, and Rb_VO carries one unpaired spin at every U (m = 1.00 μ</w:t>
+      </w:r>
+      <w:r>
+        <w:rPr>
+          <w:vertAlign w:val="subscript"/>
+        </w:rPr>
+        <w:t xml:space="preserve">B</w:t>
+      </w:r>
+      <w:r>
+        <w:t xml:space="preserve"> </w:t>
+      </w:r>
+      <w:r>
+        <w:t xml:space="preserve">in the from-scratch single points, versus m = −0.97 μ</w:t>
+      </w:r>
+      <w:r>
+        <w:rPr>
+          <w:vertAlign w:val="subscript"/>
+        </w:rPr>
+        <w:t xml:space="preserve">B</w:t>
+      </w:r>
+      <w:r>
+        <w:t xml:space="preserve">, m</w:t>
       </w:r>
       <w:r>
         <w:rPr>
@@ -6743,7 +6731,7 @@
         <w:t xml:space="preserve"> </w:t>
       </w:r>
       <w:r>
-        <w:t xml:space="preserve">= 0.00 μ</w:t>
+        <w:t xml:space="preserve">= 1.21 μ</w:t>
       </w:r>
       <w:r>
         <w:rPr>
@@ -6752,47 +6740,28 @@
         <w:t xml:space="preserve">B</w:t>
       </w:r>
       <w:r>
-        <w:t xml:space="preserve">), a total energy of −3926.66858 Ry and a Fermi energy of 8.286 eV, 0.40 eV above the PBE+U value. The shift of the printed Fermi energy is not a band-gap measurement, and the hybrid total energy is not comparable with the PBE+U totals (Section 2.8). The check establishes only that the non-magnetic pristine state survives the change of functional, which is expected for a closed-shell cell without carriers; no hybrid calculation was performed on the doped or defective cells, so the dopant contrast of Table 2 and the localisation results of Sections 3.3–3.5 have not been verified at the hybrid level.</w:t>
-      </w:r>
-      <w:r>
-        <w:t xml:space="preserve"> </w:t>
-      </w:r>
-      <w:r>
-        <w:rPr>
-          <w:bCs/>
-          <w:b/>
-        </w:rPr>
-        <w:t xml:space="preserve">[AUTHOR ACTION: if the HSE06 result is retained, report the PBE+U and HSE06 band gaps of the pristine cell from the eigenvalues and resolve the pseudopotential question raised in Section 2.8.]</w:t>
-      </w:r>
-    </w:p>
-    <w:p>
-      <w:pPr>
-        <w:pStyle w:val="BodyText"/>
-      </w:pPr>
-      <w:r>
-        <w:rPr>
-          <w:bCs/>
-          <w:b/>
-        </w:rPr>
-        <w:t xml:space="preserve">3.7 Sensitivity tests</w:t>
-      </w:r>
-    </w:p>
-    <w:p>
-      <w:pPr>
-        <w:pStyle w:val="BodyText"/>
-      </w:pPr>
-      <w:r>
-        <w:rPr>
-          <w:iCs/>
-          <w:i/>
-        </w:rPr>
-        <w:t xml:space="preserve">Hubbard U.</w:t>
-      </w:r>
-      <w:r>
-        <w:t xml:space="preserve"> </w:t>
-      </w:r>
-      <w:r>
-        <w:t xml:space="preserve">Single-point calculations at U(Ti-3d) = 3.0, 4.0 and 4.5 eV on the production Pristine_perfect, Pr_VO and Rb_VO geometries (Table S1) leave the magnetisations unchanged in kind. Pr_VO is non-magnetic at every U, and Rb_VO carries one unpaired spin at every U (m = 1.00 μ</w:t>
+        <w:t xml:space="preserve"> </w:t>
+      </w:r>
+      <w:r>
+        <w:t xml:space="preserve">in the final relaxation step at U = 3.5 eV; see Section 3.3 for the two solutions). The printed Fermi energies of Pr_VO and Rb_VO vary by at most 0.26 eV across the 1.5 eV range; that of the insulating pristine cell lies in the gap and is not a physical level (Section 3.6). The total energies vary smoothly with U, by 6.1–6.6 eV per 0.5 eV step in all three cells. The qualitative Pr/Rb distinction in spin state is therefore not tied to the particular U(Ti-3d) used at fixed geometry; formation energies were not recomputed in the sweep.</w:t>
+      </w:r>
+    </w:p>
+    <w:p>
+      <w:pPr>
+        <w:pStyle w:val="BodyText"/>
+      </w:pPr>
+      <w:r>
+        <w:rPr>
+          <w:iCs/>
+          <w:i/>
+        </w:rPr>
+        <w:t xml:space="preserve">k-mesh.</w:t>
+      </w:r>
+      <w:r>
+        <w:t xml:space="preserve"> </w:t>
+      </w:r>
+      <w:r>
+        <w:t xml:space="preserve">For Pristine_perfect, Pr_VO and Rb_VO the total energy was computed at Γ, 2×2×1, 2×2×2 and 3×3×2 meshes at U = 3.5 eV. The Γ-only energies differ from the 3×3×2 values by 1.05, 1.08 and 1.16 eV per cell (22, 23 and 25 meV per atom), whereas the 2×2×1 energies are within 1.15, 1.05 and 0.42 meV per atom of 3×3×2. The Γ-only energies lie below the 3×3×2 values, and the 2×2×2 energies of the same series lie 0.2, 1.5 and 2.1 meV per atom above them for Pr_VO, Rb_VO and Pristine_perfect (Table S2a), so convergence beyond 2×2×1 is at the 1–2 meV per atom level and is not monotonic across mesh families. The Γ-only production energies are therefore not converged in absolute terms, and the formation energies of Table 2 rely on cancellation between the perfect and defective cell of the same host rather than on convergence of each total energy. The 2×2×2 column of Table 2 quantifies the residual: −0.10 eV (Pr), −0.14 eV (Rb) and +0.04 eV on their difference. Because the k-mesh single points start from scratch, the Γ-to-2×2×2 shifts include the differences between the from-scratch and relaxation-endpoint solutions at Γ (0.038 eV for Pr_VO and 6.4 meV for Rb_VO, Table S2a), which lie within the stated mesh dependence. A complete formation-energy cycle exists only at Γ and, for the doped hosts, at 2×2×2. The total magnetisations are mesh-independent: 0.00 μ</w:t>
       </w:r>
       <w:r>
         <w:rPr>
@@ -6804,7 +6773,7 @@
         <w:t xml:space="preserve"> </w:t>
       </w:r>
       <w:r>
-        <w:t xml:space="preserve">in the from-scratch single points, versus m = −0.97 μ</w:t>
+        <w:t xml:space="preserve">for Pristine_perfect and Pr_VO and 0.99–1.00 μ</w:t>
       </w:r>
       <w:r>
         <w:rPr>
@@ -6813,6 +6782,114 @@
         <w:t xml:space="preserve">B</w:t>
       </w:r>
       <w:r>
+        <w:t xml:space="preserve"> </w:t>
+      </w:r>
+      <w:r>
+        <w:t xml:space="preserve">for Rb_VO at every mesh, the latter being the from-scratch Rb_VO solution of Section 3.3.</w:t>
+      </w:r>
+    </w:p>
+    <w:p>
+      <w:pPr>
+        <w:pStyle w:val="BodyText"/>
+      </w:pPr>
+      <w:r>
+        <w:rPr>
+          <w:iCs/>
+          <w:i/>
+        </w:rPr>
+        <w:t xml:space="preserve">Dispersion.</w:t>
+      </w:r>
+      <w:r>
+        <w:t xml:space="preserve"> </w:t>
+      </w:r>
+      <w:r>
+        <w:t xml:space="preserve">D3(BJ) single points on the relaxed Pr_VO and Rb_VO cells gave dispersion contributions of −10.29 and −10.09 eV (Table S5). Because D3 is an additive geometric correction, the electronic part of each single point should reproduce the production total energy. It does so to 0.006 eV for Rb_VO but lies 0.038 eV above the production value for Pr_VO. The electronic part of the Pr_VO D3 single point is identical, to 10</w:t>
+      </w:r>
+      <w:r>
+        <w:rPr>
+          <w:vertAlign w:val="superscript"/>
+        </w:rPr>
+        <w:t xml:space="preserve">−5</w:t>
+      </w:r>
+      <w:r>
+        <w:t xml:space="preserve"> </w:t>
+      </w:r>
+      <w:r>
+        <w:t xml:space="preserve">Ry, to the from-scratch Γ single point of the k-mesh series (Table S2a), so the offset belongs to the from-scratch SCF solution of the smeared Pr_VO cell and not to the D3 term. The dispersion energies of the perfect substituted cells and of the O</w:t>
+      </w:r>
+      <w:r>
+        <w:rPr>
+          <w:vertAlign w:val="subscript"/>
+        </w:rPr>
+        <w:t xml:space="preserve">2</w:t>
+      </w:r>
+      <w:r>
+        <w:t xml:space="preserve"> </w:t>
+      </w:r>
+      <w:r>
+        <w:t xml:space="preserve">reference were not computed, so the dispersion correction to E</w:t>
+      </w:r>
+      <w:r>
+        <w:rPr>
+          <w:vertAlign w:val="subscript"/>
+        </w:rPr>
+        <w:t xml:space="preserve">f</w:t>
+      </w:r>
+      <w:r>
+        <w:t xml:space="preserve">(V</w:t>
+      </w:r>
+      <w:r>
+        <w:rPr>
+          <w:vertAlign w:val="subscript"/>
+        </w:rPr>
+        <w:t xml:space="preserve">O</w:t>
+      </w:r>
+      <w:r>
+        <w:t xml:space="preserve">) and to ΔE</w:t>
+      </w:r>
+      <w:r>
+        <w:rPr>
+          <w:vertAlign w:val="subscript"/>
+        </w:rPr>
+        <w:t xml:space="preserve">f</w:t>
+      </w:r>
+      <w:r>
+        <w:t xml:space="preserve"> </w:t>
+      </w:r>
+      <w:r>
+        <w:t xml:space="preserve">cannot be reconstructed from these results: the correction to the contrast requires [D3(Pr_VO) − D3(Pr_perfect)] − [D3(Rb_VO) − D3(Rb_perfect)], of which only the two defective-cell terms are available. The effect of dispersion on the vacancy energetics is therefore undetermined. The D3 single points give m = 0.00 μ</w:t>
+      </w:r>
+      <w:r>
+        <w:rPr>
+          <w:vertAlign w:val="subscript"/>
+        </w:rPr>
+        <w:t xml:space="preserve">B</w:t>
+      </w:r>
+      <w:r>
+        <w:t xml:space="preserve"> </w:t>
+      </w:r>
+      <w:r>
+        <w:t xml:space="preserve">(Pr_VO) and 1.00 μ</w:t>
+      </w:r>
+      <w:r>
+        <w:rPr>
+          <w:vertAlign w:val="subscript"/>
+        </w:rPr>
+        <w:t xml:space="preserve">B</w:t>
+      </w:r>
+      <w:r>
+        <w:t xml:space="preserve"> </w:t>
+      </w:r>
+      <w:r>
+        <w:t xml:space="preserve">(Rb_VO) and Fermi energies within 0.02 eV of the production values; the Rb_VO value is the from-scratch solution discussed in Section 3.3, not the production solution (m = −0.97 μ</w:t>
+      </w:r>
+      <w:r>
+        <w:rPr>
+          <w:vertAlign w:val="subscript"/>
+        </w:rPr>
+        <w:t xml:space="preserve">B</w:t>
+      </w:r>
+      <w:r>
         <w:t xml:space="preserve">, m</w:t>
       </w:r>
       <w:r>
@@ -6834,28 +6911,155 @@
         <w:t xml:space="preserve">B</w:t>
       </w:r>
       <w:r>
-        <w:t xml:space="preserve"> </w:t>
-      </w:r>
-      <w:r>
-        <w:t xml:space="preserve">in the final relaxation step at U = 3.5 eV; see Section 3.3 for the two solutions). The printed Fermi energies of Pr_VO and Rb_VO vary by at most 0.26 eV across the 1.5 eV range; that of the insulating pristine cell lies in the gap and is not a physical level (Section 3.6). The total energies vary smoothly with U, by 6.1–6.6 eV per 0.5 eV step in all three cells. The qualitative Pr/Rb distinction in spin state is therefore not tied to the particular U(Ti-3d) used at fixed geometry; formation energies were not recomputed in the sweep.</w:t>
-      </w:r>
-    </w:p>
-    <w:p>
-      <w:pPr>
-        <w:pStyle w:val="BodyText"/>
-      </w:pPr>
-      <w:r>
-        <w:rPr>
-          <w:iCs/>
-          <w:i/>
-        </w:rPr>
-        <w:t xml:space="preserve">k-mesh.</w:t>
-      </w:r>
-      <w:r>
-        <w:t xml:space="preserve"> </w:t>
-      </w:r>
-      <w:r>
-        <w:t xml:space="preserve">For Pristine_perfect, Pr_VO and Rb_VO the total energy was computed at Γ, 2×2×1, 2×2×2 and 3×3×2 meshes at U = 3.5 eV. The Γ-only energies differ from the 3×3×2 values by 1.05, 1.08 and 1.16 eV per cell (22, 23 and 25 meV per atom), whereas the 2×2×1 energies are within 1.15, 1.05 and 0.42 meV per atom of 3×3×2. The Γ-only energies lie below the 3×3×2 values, and the 2×2×2 energies of the same series lie 0.2, 1.5 and 2.1 meV per atom above them for Pr_VO, Rb_VO and Pristine_perfect (Table S2a), so convergence beyond 2×2×1 is at the 1–2 meV per atom level and is not monotonic across mesh families. The Γ-only production energies are therefore not converged in absolute terms, and the formation energies of Table 2 rely on cancellation between the perfect and defective cell of the same host rather than on convergence of each total energy. The 2×2×2 column of Table 2 quantifies the residual: −0.10 eV (Pr), −0.14 eV (Rb) and +0.04 eV on their difference. Because the k-mesh single points start from scratch, the Γ-to-2×2×2 shifts include the differences between the from-scratch and relaxation-endpoint solutions at Γ (0.038 eV for Pr_VO and 6.4 meV for Rb_VO, Table S2a), which lie within the stated mesh dependence. A complete formation-energy cycle exists only at Γ and, for the doped hosts, at 2×2×2. The total magnetisations are mesh-independent: 0.00 μ</w:t>
+        <w:t xml:space="preserve">).</w:t>
+      </w:r>
+      <w:r>
+        <w:t xml:space="preserve"> </w:t>
+      </w:r>
+      <w:r>
+        <w:rPr>
+          <w:bCs/>
+          <w:b/>
+        </w:rPr>
+        <w:t xml:space="preserve">[AUTHOR ACTION: run D3 single points on Pr_perfect, Rb_perfect and the O</w:t>
+      </w:r>
+      <w:r>
+        <w:rPr>
+          <w:vertAlign w:val="subscript"/>
+          <w:bCs/>
+          <w:b/>
+        </w:rPr>
+        <w:t xml:space="preserve">2</w:t>
+      </w:r>
+      <w:r>
+        <w:rPr>
+          <w:bCs/>
+          <w:b/>
+        </w:rPr>
+        <w:t xml:space="preserve"> </w:t>
+      </w:r>
+      <w:r>
+        <w:rPr>
+          <w:bCs/>
+          <w:b/>
+        </w:rPr>
+        <w:t xml:space="preserve">reference (about 6 h per cell on the hardware listed in Table S6) so that both the individual formation energies and their difference can be corrected, or delete this paragraph.]</w:t>
+      </w:r>
+    </w:p>
+    <w:p>
+      <w:pPr>
+        <w:pStyle w:val="BodyText"/>
+      </w:pPr>
+      <w:r>
+        <w:rPr>
+          <w:iCs/>
+          <w:i/>
+        </w:rPr>
+        <w:t xml:space="preserve">Alternative vacancy sites in the Pr cell.</w:t>
+      </w:r>
+      <w:r>
+        <w:t xml:space="preserve"> </w:t>
+      </w:r>
+      <w:r>
+        <w:t xml:space="preserve">Three further Pr_VO cells were relaxed with the vacancy at the oxygen indices O1, O7 and O17 of the production input (Table S4). Sites O1 and O17 are symmetry-equivalent second-shell positions (Pr–O = 3.99 Å) and give E</w:t>
+      </w:r>
+      <w:r>
+        <w:rPr>
+          <w:vertAlign w:val="subscript"/>
+        </w:rPr>
+        <w:t xml:space="preserve">f</w:t>
+      </w:r>
+      <w:r>
+        <w:t xml:space="preserve"> </w:t>
+      </w:r>
+      <w:r>
+        <w:t xml:space="preserve">= +2.07 eV each, agreeing to 0.1 meV; the more distant site O7 (4.94 Å) gives +2.72 eV. The production site is thus the lowest of the four sampled sites by 0.78 eV. This is a comparison among selected configurations in a 2×2×1 cell, where</w:t>
+      </w:r>
+      <w:r>
+        <w:t xml:space="preserve"> </w:t>
+      </w:r>
+      <w:r>
+        <w:t xml:space="preserve">“</w:t>
+      </w:r>
+      <w:r>
+        <w:t xml:space="preserve">distant</w:t>
+      </w:r>
+      <w:r>
+        <w:t xml:space="preserve">”</w:t>
+      </w:r>
+      <w:r>
+        <w:t xml:space="preserve"> </w:t>
+      </w:r>
+      <w:r>
+        <w:t xml:space="preserve">sites are still within one lattice parameter of the periodic images of the dopant. It indicates a preference for the production site over the two more distant positions sampled but is not a global search. The production site is itself a first-shell oxygen of the dopant site (Section 2.3); a second first-shell candidate was not computed, site multiplicities are not given, and no corresponding sampling was performed for the Rb cell. The positions of the removed oxygens are listed in Table S4.</w:t>
+      </w:r>
+      <w:r>
+        <w:t xml:space="preserve"> </w:t>
+      </w:r>
+      <w:r>
+        <w:rPr>
+          <w:bCs/>
+          <w:b/>
+        </w:rPr>
+        <w:t xml:space="preserve">[AUTHOR ACTION: if possible, add two Rb_VO sites (a second first-shell and a second-shell oxygen).]</w:t>
+      </w:r>
+    </w:p>
+    <w:p>
+      <w:pPr>
+        <w:pStyle w:val="BodyText"/>
+      </w:pPr>
+      <w:r>
+        <w:rPr>
+          <w:iCs/>
+          <w:i/>
+        </w:rPr>
+        <w:t xml:space="preserve">Bader charges.</w:t>
+      </w:r>
+      <w:r>
+        <w:t xml:space="preserve"> </w:t>
+      </w:r>
+      <w:r>
+        <w:t xml:space="preserve">Bader analysis of the relaxed Pr_VO and Rb_VO cells (Table S3) gives dopant charges of +2.14 e (Pr) and +0.82 e (Rb) relative to the PAW valence, consistent with the +3 and +1 formal states after the usual reduction of Bader charges relative to formal values.</w:t>
+      </w:r>
+      <w:r>
+        <w:t xml:space="preserve"> </w:t>
+      </w:r>
+      <w:r>
+        <w:rPr>
+          <w:bCs/>
+          <w:b/>
+        </w:rPr>
+        <w:t xml:space="preserve">[AUTHOR ACTION: these two values are inconsistent with the mean Ti and O populations of Table S3, from which the sum rule gives +2.04 e (Pr) and +0.87 e (Rb); re-extract all four numbers from ACF.dat. Also state that the two cells share the same atom ordering and which oxygen index was removed in each, and report the grid used; Bader grid convergence was not tested. ]</w:t>
+      </w:r>
+      <w:r>
+        <w:t xml:space="preserve"> </w:t>
+      </w:r>
+      <w:r>
+        <w:t xml:space="preserve">Relative to the Pr_VO cell, the 31 oxygen atoms of Rb_VO hold 0.97 e less in total, with the depletion concentrated on one oxygen bonded to the displaced Rb ion (−0.26 e, O8; Rb–O8 = 2.56 Å, 3.40 Å from the vacant site) and a second oxygen (−0.14 e, O30; 3.07 Å from Rb), five further oxygens contributing −0.05 to −0.09 e each. The 15 Ti atoms show a uniform mean depletion of −0.012 e (−0.18 e in total) and no Ti differs by more than 0.05 e. No Ti site shows the excess of a few tenths of an electron, relative to the other Ti sites, that a localised Ti</w:t>
+      </w:r>
+      <w:r>
+        <w:rPr>
+          <w:vertAlign w:val="superscript"/>
+        </w:rPr>
+        <w:t xml:space="preserve">3+</w:t>
+      </w:r>
+      <w:r>
+        <w:t xml:space="preserve"> </w:t>
+      </w:r>
+      <w:r>
+        <w:t xml:space="preserve">centre would produce, although the expected size of that signal was not calibrated on a reference cell containing a Ti</w:t>
+      </w:r>
+      <w:r>
+        <w:rPr>
+          <w:vertAlign w:val="superscript"/>
+        </w:rPr>
+        <w:t xml:space="preserve">3+</w:t>
+      </w:r>
+      <w:r>
+        <w:t xml:space="preserve"> </w:t>
+      </w:r>
+      <w:r>
+        <w:t xml:space="preserve">centre, so the test is indicative rather than decisive. The comparison is between cells of different composition, so the differences contain chemical polarisation by the dopant as well as carrier redistribution, and Bader charges are not orbital occupations; the two cells also differ by two carriers (the net excess electron of Pr_VO and the residual hole of Rb_VO, Table 1), whose contributions to the oxygen depletion this comparison cannot separate; the result is therefore compatible with an oxygen-centred hole in Rb_VO, but it is not a hole count and carries no spin information. The Löwdin analysis of Section 3.6 supplies the spin information: the oxygen with the largest Bader depletion, O8, also carries the largest spin moment (+0.59 μ</w:t>
       </w:r>
       <w:r>
         <w:rPr>
@@ -6864,52 +7068,85 @@
         <w:t xml:space="preserve">B</w:t>
       </w:r>
       <w:r>
-        <w:t xml:space="preserve"> </w:t>
-      </w:r>
-      <w:r>
-        <w:t xml:space="preserve">for Pristine_perfect and Pr_VO and 0.99–1.00 μ</w:t>
-      </w:r>
-      <w:r>
-        <w:rPr>
-          <w:vertAlign w:val="subscript"/>
-        </w:rPr>
-        <w:t xml:space="preserve">B</w:t>
-      </w:r>
-      <w:r>
-        <w:t xml:space="preserve"> </w:t>
-      </w:r>
-      <w:r>
-        <w:t xml:space="preserve">for Rb_VO at every mesh, the latter being the from-scratch Rb_VO solution of Section 3.3.</w:t>
-      </w:r>
-    </w:p>
-    <w:p>
-      <w:pPr>
-        <w:pStyle w:val="BodyText"/>
-      </w:pPr>
-      <w:r>
-        <w:rPr>
-          <w:iCs/>
-          <w:i/>
-        </w:rPr>
-        <w:t xml:space="preserve">Dispersion.</w:t>
-      </w:r>
-      <w:r>
-        <w:t xml:space="preserve"> </w:t>
-      </w:r>
-      <w:r>
-        <w:t xml:space="preserve">D3(BJ) single points on the relaxed Pr_VO and Rb_VO cells gave dispersion contributions of −10.29 and −10.09 eV (Table S5). Because D3 is an additive geometric correction, the electronic part of each single point should reproduce the production total energy. It does so to 0.006 eV for Rb_VO but lies 0.038 eV above the production value for Pr_VO. The electronic part of the Pr_VO D3 single point is identical, to 10</w:t>
+        <w:t xml:space="preserve">). A same-composition comparison (Rb_VO at q = 0 versus q = +1, or the spin density itself) would be more direct.</w:t>
+      </w:r>
+    </w:p>
+    <w:p>
+      <w:pPr>
+        <w:pStyle w:val="BodyText"/>
+      </w:pPr>
+      <w:r>
+        <w:rPr>
+          <w:bCs/>
+          <w:b/>
+        </w:rPr>
+        <w:t xml:space="preserve">4. Discussion</w:t>
+      </w:r>
+    </w:p>
+    <w:p>
+      <w:pPr>
+        <w:pStyle w:val="BodyText"/>
+      </w:pPr>
+      <w:r>
+        <w:rPr>
+          <w:bCs/>
+          <w:b/>
+        </w:rPr>
+        <w:t xml:space="preserve">4.1 The energetic ordering follows the formal electron count.</w:t>
+      </w:r>
+      <w:r>
+        <w:t xml:space="preserve"> </w:t>
+      </w:r>
+      <w:r>
+        <w:t xml:space="preserve">The three formation energies of Table 2 fall in the order pristine (+4.74 eV) &gt; Pr (+1.29 eV) &gt; Rb (−4.06 eV), which is the order of the formal hole count of the vacancy-free cells (0, 1, 3; Table 1) and also of increasing cation radius (Section 4.3). A neutral vacancy releases two electrons. In the pristine cell both must occupy conduction-band-derived states, and the full cost of oxygen removal is paid. In the Pr cell one of the two can instead fill the single acceptor-like hole introduced by Pr</w:t>
       </w:r>
       <w:r>
         <w:rPr>
           <w:vertAlign w:val="superscript"/>
         </w:rPr>
-        <w:t xml:space="preserve">−5</w:t>
-      </w:r>
-      <w:r>
-        <w:t xml:space="preserve"> </w:t>
-      </w:r>
-      <w:r>
-        <w:t xml:space="preserve">Ry, to the from-scratch Γ single point of the k-mesh series (Table S2a), so the offset belongs to the from-scratch SCF solution of the smeared Pr_VO cell and not to the D3 term. The dispersion energies of the perfect substituted cells and of the O</w:t>
+        <w:t xml:space="preserve">3+</w:t>
+      </w:r>
+      <w:r>
+        <w:t xml:space="preserve">, and in the Rb cell both can fill two of the three holes introduced by Rb</w:t>
+      </w:r>
+      <w:r>
+        <w:rPr>
+          <w:vertAlign w:val="superscript"/>
+        </w:rPr>
+        <w:t xml:space="preserve">+</w:t>
+      </w:r>
+      <w:r>
+        <w:t xml:space="preserve">. Transferring an electron from a conduction-band-like state to an oxygen-2p-derived hole near the valence-band edge recovers an energy of the order of the band gap, so reductions of a few eV per transferred electron are expected; the reductions found (3.45 eV for one electron in the Pr cell, 8.81 eV for two in the Rb cell) are of that order but not equal per electron. The valence-to-conduction-band separation in the projected densities of states of the two vacancy cells is about 2.4–2.5 eV (Section 3.6), smaller than either per-electron reduction (3.45 eV for Pr, 4.40 eV per electron for Rb), so electron transfer across the gap does not account for the reductions on its own. The remainder must come from the electrostatic interaction between the vacancy and the dopant, which the dependence of E</w:t>
+      </w:r>
+      <w:r>
+        <w:rPr>
+          <w:vertAlign w:val="subscript"/>
+        </w:rPr>
+        <w:t xml:space="preserve">f</w:t>
+      </w:r>
+      <w:r>
+        <w:t xml:space="preserve"> </w:t>
+      </w:r>
+      <w:r>
+        <w:t xml:space="preserve">on the vacancy site in the Pr cell indicates (Section 3.7), and from lattice relaxation, which in the Rb cell includes a 1.27 Å displacement of the Rb ion into the space vacated by the oxygen (Section 3.1); the two-dopant design cannot decompose the formation-energy difference into these contributions.</w:t>
+      </w:r>
+    </w:p>
+    <w:p>
+      <w:pPr>
+        <w:pStyle w:val="BodyText"/>
+      </w:pPr>
+      <w:r>
+        <w:rPr>
+          <w:bCs/>
+          <w:b/>
+        </w:rPr>
+        <w:t xml:space="preserve">4.2 Relation to previous work.</w:t>
+      </w:r>
+      <w:r>
+        <w:t xml:space="preserve"> </w:t>
+      </w:r>
+      <w:r>
+        <w:t xml:space="preserve">The Rb result parallels, in anatase, the behaviour that Carey and Nolan found for alkali dopants in α-Cr</w:t>
       </w:r>
       <w:r>
         <w:rPr>
@@ -6918,10 +7155,64 @@
         <w:t xml:space="preserve">2</w:t>
       </w:r>
       <w:r>
-        <w:t xml:space="preserve"> </w:t>
-      </w:r>
-      <w:r>
-        <w:t xml:space="preserve">reference were not computed, so the dispersion correction to E</w:t>
+        <w:t xml:space="preserve">O</w:t>
+      </w:r>
+      <w:r>
+        <w:rPr>
+          <w:vertAlign w:val="subscript"/>
+        </w:rPr>
+        <w:t xml:space="preserve">3</w:t>
+      </w:r>
+      <w:r>
+        <w:t xml:space="preserve">, where the V</w:t>
+      </w:r>
+      <w:r>
+        <w:rPr>
+          <w:vertAlign w:val="subscript"/>
+        </w:rPr>
+        <w:t xml:space="preserve">O</w:t>
+      </w:r>
+      <w:r>
+        <w:t xml:space="preserve"> </w:t>
+      </w:r>
+      <w:r>
+        <w:t xml:space="preserve">formation energy is strongly reduced and oxygen holes are localised with an O-2p Hubbard term [16]. It also agrees in sign with the experimental vacancy-formation trend reported for Rb-doped TiO</w:t>
+      </w:r>
+      <w:r>
+        <w:rPr>
+          <w:vertAlign w:val="subscript"/>
+        </w:rPr>
+        <w:t xml:space="preserve">2</w:t>
+      </w:r>
+      <w:r>
+        <w:t xml:space="preserve"> </w:t>
+      </w:r>
+      <w:r>
+        <w:t xml:space="preserve">by Tian et al. [15]. Because only one alkali was studied here, the radius dependence found by Carey and Nolan across Li–Rb is not tested. The Pr result is consistent with the trivalent-dopant picture of Iwaszuk and Nolan for rutile [17]: the vacancy is not spontaneous at the oxygen-rich reference, but its cost is reduced by 3.45 eV relative to the pristine host, so vacancy formation near Pr becomes accessible as the oxygen chemical potential is lowered; one vacancy per Pr over-compensates the dopant (Table 1), and the fully compensated 2Pr</w:t>
+      </w:r>
+      <w:r>
+        <w:rPr>
+          <w:vertAlign w:val="subscript"/>
+        </w:rPr>
+        <w:t xml:space="preserve">Ti</w:t>
+      </w:r>
+      <w:r>
+        <w:t xml:space="preserve"> </w:t>
+      </w:r>
+      <w:r>
+        <w:t xml:space="preserve">+ V</w:t>
+      </w:r>
+      <w:r>
+        <w:rPr>
+          <w:vertAlign w:val="subscript"/>
+        </w:rPr>
+        <w:t xml:space="preserve">O</w:t>
+      </w:r>
+      <w:r>
+        <w:t xml:space="preserve"> </w:t>
+      </w:r>
+      <w:r>
+        <w:t xml:space="preserve">configuration that corresponds to vacancy compensation of a trivalent dopant was not computed. With E</w:t>
       </w:r>
       <w:r>
         <w:rPr>
@@ -6939,7 +7230,124 @@
         <w:t xml:space="preserve">O</w:t>
       </w:r>
       <w:r>
-        <w:t xml:space="preserve">) and to ΔE</w:t>
+        <w:t xml:space="preserve">; Pr) = 1.29 eV + Δμ</w:t>
+      </w:r>
+      <w:r>
+        <w:rPr>
+          <w:vertAlign w:val="subscript"/>
+        </w:rPr>
+        <w:t xml:space="preserve">O</w:t>
+      </w:r>
+      <w:r>
+        <w:t xml:space="preserve">, oxygen removal near Pr has a negative formation energy once μ</w:t>
+      </w:r>
+      <w:r>
+        <w:rPr>
+          <w:vertAlign w:val="subscript"/>
+        </w:rPr>
+        <w:t xml:space="preserve">O</w:t>
+      </w:r>
+      <w:r>
+        <w:t xml:space="preserve"> </w:t>
+      </w:r>
+      <w:r>
+        <w:t xml:space="preserve">falls more than 1.29 eV below ½E(O</w:t>
+      </w:r>
+      <w:r>
+        <w:rPr>
+          <w:vertAlign w:val="subscript"/>
+        </w:rPr>
+        <w:t xml:space="preserve">2</w:t>
+      </w:r>
+      <w:r>
+        <w:t xml:space="preserve">), a threshold that carries the common offset of the PBE O</w:t>
+      </w:r>
+      <w:r>
+        <w:rPr>
+          <w:vertAlign w:val="subscript"/>
+        </w:rPr>
+        <w:t xml:space="preserve">2</w:t>
+      </w:r>
+      <w:r>
+        <w:t xml:space="preserve"> </w:t>
+      </w:r>
+      <w:r>
+        <w:t xml:space="preserve">reference (Section 2.7); whether that lies within the stability field of TiO</w:t>
+      </w:r>
+      <w:r>
+        <w:rPr>
+          <w:vertAlign w:val="subscript"/>
+        </w:rPr>
+        <w:t xml:space="preserve">2</w:t>
+      </w:r>
+      <w:r>
+        <w:t xml:space="preserve"> </w:t>
+      </w:r>
+      <w:r>
+        <w:t xml:space="preserve">against lower oxides was not evaluated (Section 5). The spin polarisation of the Pr-induced hole when an oxygen-site U is present parallels the oxygen-hole states reported for trivalent dopants in rutile by Iwaszuk and Nolan [17].</w:t>
+      </w:r>
+    </w:p>
+    <w:p>
+      <w:pPr>
+        <w:pStyle w:val="BodyText"/>
+      </w:pPr>
+      <w:r>
+        <w:rPr>
+          <w:bCs/>
+          <w:b/>
+        </w:rPr>
+        <w:t xml:space="preserve">4.3 What the two-dopant comparison does and does not isolate.</w:t>
+      </w:r>
+      <w:r>
+        <w:t xml:space="preserve"> </w:t>
+      </w:r>
+      <w:r>
+        <w:t xml:space="preserve">Pr</w:t>
+      </w:r>
+      <w:r>
+        <w:rPr>
+          <w:vertAlign w:val="superscript"/>
+        </w:rPr>
+        <w:t xml:space="preserve">3+</w:t>
+      </w:r>
+      <w:r>
+        <w:t xml:space="preserve"> </w:t>
+      </w:r>
+      <w:r>
+        <w:t xml:space="preserve">and Rb</w:t>
+      </w:r>
+      <w:r>
+        <w:rPr>
+          <w:vertAlign w:val="superscript"/>
+        </w:rPr>
+        <w:t xml:space="preserve">+</w:t>
+      </w:r>
+      <w:r>
+        <w:t xml:space="preserve"> </w:t>
+      </w:r>
+      <w:r>
+        <w:t xml:space="preserve">differ in formal charge (−1 versus −3 e relative to Ti</w:t>
+      </w:r>
+      <w:r>
+        <w:rPr>
+          <w:vertAlign w:val="superscript"/>
+        </w:rPr>
+        <w:t xml:space="preserve">4+</w:t>
+      </w:r>
+      <w:r>
+        <w:t xml:space="preserve">), in ionic radius (0.99 versus 1.52 Å [26]), in bonding (a 5d-bearing trivalent cation versus a closed-shell alkali) and in accessible oxidation states. Both are larger than Ti</w:t>
+      </w:r>
+      <w:r>
+        <w:rPr>
+          <w:vertAlign w:val="superscript"/>
+        </w:rPr>
+        <w:t xml:space="preserve">4+</w:t>
+      </w:r>
+      <w:r>
+        <w:t xml:space="preserve"> </w:t>
+      </w:r>
+      <w:r>
+        <w:t xml:space="preserve">(0.605 Å), so the comparison does show that a large size mismatch is compatible with either sign of E</w:t>
       </w:r>
       <w:r>
         <w:rPr>
@@ -6948,188 +7356,16 @@
         <w:t xml:space="preserve">f</w:t>
       </w:r>
       <w:r>
-        <w:t xml:space="preserve"> </w:t>
-      </w:r>
-      <w:r>
-        <w:t xml:space="preserve">cannot be reconstructed from these results: the correction to the contrast requires [D3(Pr_VO) − D3(Pr_perfect)] − [D3(Rb_VO) − D3(Rb_perfect)], of which only the two defective-cell terms are available. The effect of dispersion on the vacancy energetics is therefore undetermined. The D3 single points give m = 0.00 μ</w:t>
-      </w:r>
-      <w:r>
-        <w:rPr>
-          <w:vertAlign w:val="subscript"/>
-        </w:rPr>
-        <w:t xml:space="preserve">B</w:t>
-      </w:r>
-      <w:r>
-        <w:t xml:space="preserve"> </w:t>
-      </w:r>
-      <w:r>
-        <w:t xml:space="preserve">(Pr_VO) and 1.00 μ</w:t>
-      </w:r>
-      <w:r>
-        <w:rPr>
-          <w:vertAlign w:val="subscript"/>
-        </w:rPr>
-        <w:t xml:space="preserve">B</w:t>
-      </w:r>
-      <w:r>
-        <w:t xml:space="preserve"> </w:t>
-      </w:r>
-      <w:r>
-        <w:t xml:space="preserve">(Rb_VO) and Fermi energies within 0.02 eV of the production values; the Rb_VO value is the from-scratch solution discussed in Section 3.3, not the production solution (m = −0.97 μ</w:t>
-      </w:r>
-      <w:r>
-        <w:rPr>
-          <w:vertAlign w:val="subscript"/>
-        </w:rPr>
-        <w:t xml:space="preserve">B</w:t>
-      </w:r>
-      <w:r>
-        <w:t xml:space="preserve">, m</w:t>
-      </w:r>
-      <w:r>
-        <w:rPr>
-          <w:vertAlign w:val="subscript"/>
-        </w:rPr>
-        <w:t xml:space="preserve">abs</w:t>
-      </w:r>
-      <w:r>
-        <w:t xml:space="preserve"> </w:t>
-      </w:r>
-      <w:r>
-        <w:t xml:space="preserve">= 1.21 μ</w:t>
-      </w:r>
-      <w:r>
-        <w:rPr>
-          <w:vertAlign w:val="subscript"/>
-        </w:rPr>
-        <w:t xml:space="preserve">B</w:t>
-      </w:r>
-      <w:r>
-        <w:t xml:space="preserve">).</w:t>
-      </w:r>
-      <w:r>
-        <w:t xml:space="preserve"> </w:t>
-      </w:r>
-      <w:r>
-        <w:rPr>
-          <w:bCs/>
-          <w:b/>
-        </w:rPr>
-        <w:t xml:space="preserve">[AUTHOR ACTION: run D3 single points on Pr_perfect, Rb_perfect and the O</w:t>
-      </w:r>
-      <w:r>
-        <w:rPr>
-          <w:vertAlign w:val="subscript"/>
-          <w:bCs/>
-          <w:b/>
-        </w:rPr>
-        <w:t xml:space="preserve">2</w:t>
-      </w:r>
-      <w:r>
-        <w:rPr>
-          <w:bCs/>
-          <w:b/>
-        </w:rPr>
-        <w:t xml:space="preserve"> </w:t>
-      </w:r>
-      <w:r>
-        <w:rPr>
-          <w:bCs/>
-          <w:b/>
-        </w:rPr>
-        <w:t xml:space="preserve">reference (about 6 h per cell on the hardware listed in Table S6) so that both the individual formation energies and their difference can be corrected, or delete this paragraph.]</w:t>
-      </w:r>
-    </w:p>
-    <w:p>
-      <w:pPr>
-        <w:pStyle w:val="BodyText"/>
-      </w:pPr>
-      <w:r>
-        <w:rPr>
-          <w:iCs/>
-          <w:i/>
-        </w:rPr>
-        <w:t xml:space="preserve">Alternative vacancy sites in the Pr cell.</w:t>
-      </w:r>
-      <w:r>
-        <w:t xml:space="preserve"> </w:t>
-      </w:r>
-      <w:r>
-        <w:t xml:space="preserve">Three further Pr_VO cells were relaxed with the vacancy at the oxygen indices O1, O7 and O17 of the production input (Table S4). Sites O1 and O17 are symmetry-equivalent second-shell positions (Pr–O = 3.99 Å) and give E</w:t>
-      </w:r>
-      <w:r>
-        <w:rPr>
-          <w:vertAlign w:val="subscript"/>
-        </w:rPr>
-        <w:t xml:space="preserve">f</w:t>
-      </w:r>
-      <w:r>
-        <w:t xml:space="preserve"> </w:t>
-      </w:r>
-      <w:r>
-        <w:t xml:space="preserve">= +2.07 eV each, agreeing to 0.1 meV; the more distant site O7 (4.94 Å) gives +2.72 eV. The production site is thus the lowest of the four sampled sites by 0.78 eV. This is a comparison among selected configurations in a 2×2×1 cell, where</w:t>
-      </w:r>
-      <w:r>
-        <w:t xml:space="preserve"> </w:t>
-      </w:r>
-      <w:r>
-        <w:t xml:space="preserve">“</w:t>
-      </w:r>
-      <w:r>
-        <w:t xml:space="preserve">distant</w:t>
-      </w:r>
-      <w:r>
-        <w:t xml:space="preserve">”</w:t>
-      </w:r>
-      <w:r>
-        <w:t xml:space="preserve"> </w:t>
-      </w:r>
-      <w:r>
-        <w:t xml:space="preserve">sites are still within one lattice parameter of the periodic images of the dopant. It indicates a preference for the production site over the two more distant positions sampled but is not a global search. The production site is itself a first-shell oxygen of the dopant site (Section 2.3); a second first-shell candidate was not computed, site multiplicities are not given, and no corresponding sampling was performed for the Rb cell. The positions of the removed oxygens are listed in Table S4.</w:t>
-      </w:r>
-      <w:r>
-        <w:t xml:space="preserve"> </w:t>
-      </w:r>
-      <w:r>
-        <w:rPr>
-          <w:bCs/>
-          <w:b/>
-        </w:rPr>
-        <w:t xml:space="preserve">[AUTHOR ACTION: if possible, add two Rb_VO sites (a second first-shell and a second-shell oxygen).]</w:t>
-      </w:r>
-    </w:p>
-    <w:p>
-      <w:pPr>
-        <w:pStyle w:val="BodyText"/>
-      </w:pPr>
-      <w:r>
-        <w:rPr>
-          <w:iCs/>
-          <w:i/>
-        </w:rPr>
-        <w:t xml:space="preserve">Bader charges.</w:t>
-      </w:r>
-      <w:r>
-        <w:t xml:space="preserve"> </w:t>
-      </w:r>
-      <w:r>
-        <w:t xml:space="preserve">Bader analysis of the relaxed Pr_VO and Rb_VO cells (Table S3) gives dopant charges of +2.14 e (Pr) and +0.82 e (Rb) relative to the PAW valence, consistent with the +3 and +1 formal states after the usual reduction of Bader charges relative to formal values.</w:t>
-      </w:r>
-      <w:r>
-        <w:t xml:space="preserve"> </w:t>
-      </w:r>
-      <w:r>
-        <w:rPr>
-          <w:bCs/>
-          <w:b/>
-        </w:rPr>
-        <w:t xml:space="preserve">[AUTHOR ACTION: these two values are inconsistent with the mean Ti and O populations of Table S3, from which the sum rule gives +2.04 e (Pr) and +0.87 e (Rb); re-extract all four numbers from ACF.dat. Also state that the two cells share the same atom ordering and which oxygen index was removed in each, and report the grid used; Bader grid convergence was not tested. ]</w:t>
-      </w:r>
-      <w:r>
-        <w:t xml:space="preserve"> </w:t>
-      </w:r>
-      <w:r>
-        <w:t xml:space="preserve">Relative to the Pr_VO cell, the 31 oxygen atoms of Rb_VO hold 0.97 e less in total, with the depletion concentrated on one oxygen bonded to the displaced Rb ion (−0.26 e, O8; Rb–O8 = 2.56 Å, 3.40 Å from the vacant site) and a second oxygen (−0.14 e, O30; 3.07 Å from Rb), five further oxygens contributing −0.05 to −0.09 e each. The 15 Ti atoms show a uniform mean depletion of −0.012 e (−0.18 e in total) and no Ti differs by more than 0.05 e. No Ti site shows the excess of a few tenths of an electron, relative to the other Ti sites, that a localised Ti</w:t>
+        <w:t xml:space="preserve">(V</w:t>
+      </w:r>
+      <w:r>
+        <w:rPr>
+          <w:vertAlign w:val="subscript"/>
+        </w:rPr>
+        <w:t xml:space="preserve">O</w:t>
+      </w:r>
+      <w:r>
+        <w:t xml:space="preserve">) at the oxygen-rich reference; it does not hold size constant, and no strain or fixed-geometry decomposition was computed, so the contrast cannot be apportioned between electronic and elastic contributions. What can be said is that the sign of the contrast and the size of the reductions are consistent with the electron count; because the ordering pristine &gt; Pr &gt; Rb is also the order of increasing cation radius (0.605, 0.99 and 1.52 Å) and Carey and Nolan found a radius dependence at fixed alkali valence [16], a size-based explanation of the ordering is not excluded. The relaxed Rb_VO cell gives a direct indication of the elastic part: the Rb ion moves 1.27 Å off the cation site into the space vacated by the adjacent oxygen (Section 3.1), a relaxation channel that only an adjacent vacancy opens and that a smaller ion would exploit less, but whose energy has not been separated from the electronic contribution. Isolating the two variables would require a controlled series within the same protocol, for example La</w:t>
       </w:r>
       <w:r>
         <w:rPr>
@@ -7138,10 +7374,7 @@
         <w:t xml:space="preserve">3+</w:t>
       </w:r>
       <w:r>
-        <w:t xml:space="preserve"> </w:t>
-      </w:r>
-      <w:r>
-        <w:t xml:space="preserve">centre would produce, although the expected size of that signal was not calibrated on a reference cell containing a Ti</w:t>
+        <w:t xml:space="preserve">, Y</w:t>
       </w:r>
       <w:r>
         <w:rPr>
@@ -7153,46 +7386,7 @@
         <w:t xml:space="preserve"> </w:t>
       </w:r>
       <w:r>
-        <w:t xml:space="preserve">centre, so the test is indicative rather than decisive. The comparison is between cells of different composition, so the differences contain chemical polarisation by the dopant as well as carrier redistribution, and Bader charges are not orbital occupations; the two cells also differ by two carriers (the net excess electron of Pr_VO and the residual hole of Rb_VO, Table 1), whose contributions to the oxygen depletion this comparison cannot separate; the result is therefore compatible with an oxygen-centred hole in Rb_VO, but it is not a hole count and carries no spin information. The Löwdin analysis of Section 3.6 supplies the spin information: the oxygen with the largest Bader depletion, O8, also carries the largest spin moment (+0.59 μ</w:t>
-      </w:r>
-      <w:r>
-        <w:rPr>
-          <w:vertAlign w:val="subscript"/>
-        </w:rPr>
-        <w:t xml:space="preserve">B</w:t>
-      </w:r>
-      <w:r>
-        <w:t xml:space="preserve">). A same-composition comparison (Rb_VO at q = 0 versus q = +1, or the spin density itself) would be more direct.</w:t>
-      </w:r>
-    </w:p>
-    <w:p>
-      <w:pPr>
-        <w:pStyle w:val="BodyText"/>
-      </w:pPr>
-      <w:r>
-        <w:rPr>
-          <w:bCs/>
-          <w:b/>
-        </w:rPr>
-        <w:t xml:space="preserve">4. Discussion</w:t>
-      </w:r>
-    </w:p>
-    <w:p>
-      <w:pPr>
-        <w:pStyle w:val="BodyText"/>
-      </w:pPr>
-      <w:r>
-        <w:rPr>
-          <w:bCs/>
-          <w:b/>
-        </w:rPr>
-        <w:t xml:space="preserve">4.1 The energetic ordering follows the formal electron count.</w:t>
-      </w:r>
-      <w:r>
-        <w:t xml:space="preserve"> </w:t>
-      </w:r>
-      <w:r>
-        <w:t xml:space="preserve">The three formation energies of Table 2 fall in the order pristine (+4.74 eV) &gt; Pr (+1.29 eV) &gt; Rb (−4.06 eV), which is the order of the formal hole count of the vacancy-free cells (0, 1, 3; Table 1) and also of increasing cation radius (Section 4.3). A neutral vacancy releases two electrons. In the pristine cell both must occupy conduction-band-derived states, and the full cost of oxygen removal is paid. In the Pr cell one of the two can instead fill the single acceptor-like hole introduced by Pr</w:t>
+        <w:t xml:space="preserve">and Sc</w:t>
       </w:r>
       <w:r>
         <w:rPr>
@@ -7201,348 +7395,10 @@
         <w:t xml:space="preserve">3+</w:t>
       </w:r>
       <w:r>
-        <w:t xml:space="preserve">, and in the Rb cell both can fill two of the three holes introduced by Rb</w:t>
-      </w:r>
-      <w:r>
-        <w:rPr>
-          <w:vertAlign w:val="superscript"/>
-        </w:rPr>
-        <w:t xml:space="preserve">+</w:t>
-      </w:r>
-      <w:r>
-        <w:t xml:space="preserve">. Transferring an electron from a conduction-band-like state to an oxygen-2p-derived hole near the valence-band edge recovers an energy of the order of the band gap, so reductions of a few eV per transferred electron are expected; the reductions found (3.45 eV for one electron in the Pr cell, 8.81 eV for two in the Rb cell) are of that order but not equal per electron. The valence-to-conduction-band separation in the projected densities of states of the two vacancy cells is about 2.4–2.5 eV (Section 3.6), smaller than either per-electron reduction (3.45 eV for Pr, 4.40 eV per electron for Rb), so electron transfer across the gap does not account for the reductions on its own. The remainder must come from the electrostatic interaction between the vacancy and the dopant, which the dependence of E</w:t>
-      </w:r>
-      <w:r>
-        <w:rPr>
-          <w:vertAlign w:val="subscript"/>
-        </w:rPr>
-        <w:t xml:space="preserve">f</w:t>
-      </w:r>
-      <w:r>
-        <w:t xml:space="preserve"> </w:t>
-      </w:r>
-      <w:r>
-        <w:t xml:space="preserve">on the vacancy site in the Pr cell indicates (Section 3.7), and from lattice relaxation, which in the Rb cell includes a 1.27 Å displacement of the Rb ion into the space vacated by the oxygen (Section 3.1); the two-dopant design cannot decompose the formation-energy difference into these contributions.</w:t>
-      </w:r>
-    </w:p>
-    <w:p>
-      <w:pPr>
-        <w:pStyle w:val="BodyText"/>
-      </w:pPr>
-      <w:r>
-        <w:rPr>
-          <w:bCs/>
-          <w:b/>
-        </w:rPr>
-        <w:t xml:space="preserve">4.2 Relation to previous work.</w:t>
-      </w:r>
-      <w:r>
-        <w:t xml:space="preserve"> </w:t>
-      </w:r>
-      <w:r>
-        <w:t xml:space="preserve">The Rb result parallels, in anatase, the behaviour that Carey and Nolan found for alkali dopants in α-Cr</w:t>
-      </w:r>
-      <w:r>
-        <w:rPr>
-          <w:vertAlign w:val="subscript"/>
-        </w:rPr>
-        <w:t xml:space="preserve">2</w:t>
-      </w:r>
-      <w:r>
-        <w:t xml:space="preserve">O</w:t>
-      </w:r>
-      <w:r>
-        <w:rPr>
-          <w:vertAlign w:val="subscript"/>
-        </w:rPr>
-        <w:t xml:space="preserve">3</w:t>
-      </w:r>
-      <w:r>
-        <w:t xml:space="preserve">, where the V</w:t>
-      </w:r>
-      <w:r>
-        <w:rPr>
-          <w:vertAlign w:val="subscript"/>
-        </w:rPr>
-        <w:t xml:space="preserve">O</w:t>
-      </w:r>
-      <w:r>
-        <w:t xml:space="preserve"> </w:t>
-      </w:r>
-      <w:r>
-        <w:t xml:space="preserve">formation energy is strongly reduced and oxygen holes are localised with an O-2p Hubbard term [16]. It also agrees in sign with the experimental vacancy-formation trend reported for Rb-doped TiO</w:t>
-      </w:r>
-      <w:r>
-        <w:rPr>
-          <w:vertAlign w:val="subscript"/>
-        </w:rPr>
-        <w:t xml:space="preserve">2</w:t>
-      </w:r>
-      <w:r>
-        <w:t xml:space="preserve"> </w:t>
-      </w:r>
-      <w:r>
-        <w:t xml:space="preserve">by Tian et al. [15]. Because only one alkali was studied here, the radius dependence found by Carey and Nolan across Li–Rb is not tested. The Pr result is consistent with the trivalent-dopant picture of Iwaszuk and Nolan for rutile [17]: the vacancy is not spontaneous at the oxygen-rich reference, but its cost is reduced by 3.45 eV relative to the pristine host, so vacancy formation near Pr becomes accessible as the oxygen chemical potential is lowered; one vacancy per Pr over-compensates the dopant (Table 1), and the fully compensated 2Pr</w:t>
-      </w:r>
-      <w:r>
-        <w:rPr>
-          <w:vertAlign w:val="subscript"/>
-        </w:rPr>
-        <w:t xml:space="preserve">Ti</w:t>
-      </w:r>
-      <w:r>
-        <w:t xml:space="preserve"> </w:t>
-      </w:r>
-      <w:r>
-        <w:t xml:space="preserve">+ V</w:t>
-      </w:r>
-      <w:r>
-        <w:rPr>
-          <w:vertAlign w:val="subscript"/>
-        </w:rPr>
-        <w:t xml:space="preserve">O</w:t>
-      </w:r>
-      <w:r>
-        <w:t xml:space="preserve"> </w:t>
-      </w:r>
-      <w:r>
-        <w:t xml:space="preserve">configuration that corresponds to vacancy compensation of a trivalent dopant was not computed. With E</w:t>
-      </w:r>
-      <w:r>
-        <w:rPr>
-          <w:vertAlign w:val="subscript"/>
-        </w:rPr>
-        <w:t xml:space="preserve">f</w:t>
-      </w:r>
-      <w:r>
-        <w:t xml:space="preserve">(V</w:t>
-      </w:r>
-      <w:r>
-        <w:rPr>
-          <w:vertAlign w:val="subscript"/>
-        </w:rPr>
-        <w:t xml:space="preserve">O</w:t>
-      </w:r>
-      <w:r>
-        <w:t xml:space="preserve">; Pr) = 1.29 eV + Δμ</w:t>
-      </w:r>
-      <w:r>
-        <w:rPr>
-          <w:vertAlign w:val="subscript"/>
-        </w:rPr>
-        <w:t xml:space="preserve">O</w:t>
-      </w:r>
-      <w:r>
-        <w:t xml:space="preserve">, oxygen removal near Pr has a negative formation energy once μ</w:t>
-      </w:r>
-      <w:r>
-        <w:rPr>
-          <w:vertAlign w:val="subscript"/>
-        </w:rPr>
-        <w:t xml:space="preserve">O</w:t>
-      </w:r>
-      <w:r>
-        <w:t xml:space="preserve"> </w:t>
-      </w:r>
-      <w:r>
-        <w:t xml:space="preserve">falls more than 1.29 eV below ½E(O</w:t>
-      </w:r>
-      <w:r>
-        <w:rPr>
-          <w:vertAlign w:val="subscript"/>
-        </w:rPr>
-        <w:t xml:space="preserve">2</w:t>
-      </w:r>
-      <w:r>
-        <w:t xml:space="preserve">), a threshold that carries the common offset of the PBE O</w:t>
-      </w:r>
-      <w:r>
-        <w:rPr>
-          <w:vertAlign w:val="subscript"/>
-        </w:rPr>
-        <w:t xml:space="preserve">2</w:t>
-      </w:r>
-      <w:r>
-        <w:t xml:space="preserve"> </w:t>
-      </w:r>
-      <w:r>
-        <w:t xml:space="preserve">reference (Section 2.7); whether that lies within the stability field of TiO</w:t>
-      </w:r>
-      <w:r>
-        <w:rPr>
-          <w:vertAlign w:val="subscript"/>
-        </w:rPr>
-        <w:t xml:space="preserve">2</w:t>
-      </w:r>
-      <w:r>
-        <w:t xml:space="preserve"> </w:t>
-      </w:r>
-      <w:r>
-        <w:t xml:space="preserve">against lower oxides was not evaluated (Section 5). The preference for the production vacancy site over the two more distant sites sampled (Section 3.7) is in the same direction as the Pr–V</w:t>
-      </w:r>
-      <w:r>
-        <w:rPr>
-          <w:vertAlign w:val="subscript"/>
-        </w:rPr>
-        <w:t xml:space="preserve">O</w:t>
-      </w:r>
-      <w:r>
-        <w:t xml:space="preserve"> </w:t>
-      </w:r>
-      <w:r>
-        <w:t xml:space="preserve">association reported for Pr adsorbed at the anatase (101) surface by Vural et al. [26], although adsorption and bulk substitution are different situations and only four sites were sampled here.</w:t>
-      </w:r>
-      <w:r>
-        <w:t xml:space="preserve"> </w:t>
-      </w:r>
-      <w:r>
-        <w:rPr>
-          <w:bCs/>
-          <w:b/>
-        </w:rPr>
-        <w:t xml:space="preserve">[AUTHOR ACTION: confirm from the full text of Vural et al., with a page or figure reference, that they report a Pr–V</w:t>
-      </w:r>
-      <w:r>
-        <w:rPr>
-          <w:vertAlign w:val="subscript"/>
-          <w:bCs/>
-          <w:b/>
-        </w:rPr>
-        <w:t xml:space="preserve">O</w:t>
-      </w:r>
-      <w:r>
-        <w:rPr>
-          <w:bCs/>
-          <w:b/>
-        </w:rPr>
-        <w:t xml:space="preserve"> </w:t>
-      </w:r>
-      <w:r>
-        <w:rPr>
-          <w:bCs/>
-          <w:b/>
-        </w:rPr>
-        <w:t xml:space="preserve">association; the institutional records of their abstract describe Pr-induced gap states, optical activity and benzoic-acid adsorption but do not mention oxygen vacancies. If the association is not reported there, delete this sentence.]</w:t>
-      </w:r>
-      <w:r>
-        <w:t xml:space="preserve"> </w:t>
-      </w:r>
-      <w:r>
-        <w:t xml:space="preserve">The spin polarisation of the Pr-induced hole when an oxygen-site U is present parallels the oxygen-hole states reported for trivalent dopants in rutile by Iwaszuk and Nolan [17].</w:t>
-      </w:r>
-    </w:p>
-    <w:p>
-      <w:pPr>
-        <w:pStyle w:val="BodyText"/>
-      </w:pPr>
-      <w:r>
-        <w:rPr>
-          <w:bCs/>
-          <w:b/>
-        </w:rPr>
-        <w:t xml:space="preserve">4.3 What the two-dopant comparison does and does not isolate.</w:t>
-      </w:r>
-      <w:r>
-        <w:t xml:space="preserve"> </w:t>
-      </w:r>
-      <w:r>
-        <w:t xml:space="preserve">Pr</w:t>
-      </w:r>
-      <w:r>
-        <w:rPr>
-          <w:vertAlign w:val="superscript"/>
-        </w:rPr>
-        <w:t xml:space="preserve">3+</w:t>
-      </w:r>
-      <w:r>
-        <w:t xml:space="preserve"> </w:t>
-      </w:r>
-      <w:r>
-        <w:t xml:space="preserve">and Rb</w:t>
-      </w:r>
-      <w:r>
-        <w:rPr>
-          <w:vertAlign w:val="superscript"/>
-        </w:rPr>
-        <w:t xml:space="preserve">+</w:t>
-      </w:r>
-      <w:r>
-        <w:t xml:space="preserve"> </w:t>
-      </w:r>
-      <w:r>
-        <w:t xml:space="preserve">differ in formal charge (−1 versus −3 e relative to Ti</w:t>
-      </w:r>
-      <w:r>
-        <w:rPr>
-          <w:vertAlign w:val="superscript"/>
-        </w:rPr>
-        <w:t xml:space="preserve">4+</w:t>
-      </w:r>
-      <w:r>
-        <w:t xml:space="preserve">), in ionic radius (0.99 versus 1.52 Å [27]), in bonding (a 5d-bearing trivalent cation versus a closed-shell alkali) and in accessible oxidation states. Both are larger than Ti</w:t>
-      </w:r>
-      <w:r>
-        <w:rPr>
-          <w:vertAlign w:val="superscript"/>
-        </w:rPr>
-        <w:t xml:space="preserve">4+</w:t>
-      </w:r>
-      <w:r>
-        <w:t xml:space="preserve"> </w:t>
-      </w:r>
-      <w:r>
-        <w:t xml:space="preserve">(0.605 Å), so the comparison does show that a large size mismatch is compatible with either sign of E</w:t>
-      </w:r>
-      <w:r>
-        <w:rPr>
-          <w:vertAlign w:val="subscript"/>
-        </w:rPr>
-        <w:t xml:space="preserve">f</w:t>
-      </w:r>
-      <w:r>
-        <w:t xml:space="preserve">(V</w:t>
-      </w:r>
-      <w:r>
-        <w:rPr>
-          <w:vertAlign w:val="subscript"/>
-        </w:rPr>
-        <w:t xml:space="preserve">O</w:t>
-      </w:r>
-      <w:r>
-        <w:t xml:space="preserve">) at the oxygen-rich reference; it does not hold size constant, and no strain or fixed-geometry decomposition was computed, so the contrast cannot be apportioned between electronic and elastic contributions. What can be said is that the sign of the contrast and the size of the reductions are consistent with the electron count; because the ordering pristine &gt; Pr &gt; Rb is also the order of increasing cation radius (0.605, 0.99 and 1.52 Å) and Carey and Nolan found a radius dependence at fixed alkali valence [16], a size-based explanation of the ordering is not excluded. The relaxed Rb_VO cell gives a direct indication of the elastic part: the Rb ion moves 1.27 Å off the cation site into the space vacated by the adjacent oxygen (Section 3.1), a relaxation channel that only an adjacent vacancy opens and that a smaller ion would exploit less, but whose energy has not been separated from the electronic contribution. Isolating the two variables would require a controlled series within the same protocol, for example La</w:t>
-      </w:r>
-      <w:r>
-        <w:rPr>
-          <w:vertAlign w:val="superscript"/>
-        </w:rPr>
-        <w:t xml:space="preserve">3+</w:t>
-      </w:r>
-      <w:r>
-        <w:t xml:space="preserve">, Y</w:t>
-      </w:r>
-      <w:r>
-        <w:rPr>
-          <w:vertAlign w:val="superscript"/>
-        </w:rPr>
-        <w:t xml:space="preserve">3+</w:t>
-      </w:r>
-      <w:r>
-        <w:t xml:space="preserve"> </w:t>
-      </w:r>
-      <w:r>
-        <w:t xml:space="preserve">and Sc</w:t>
-      </w:r>
-      <w:r>
-        <w:rPr>
-          <w:vertAlign w:val="superscript"/>
-        </w:rPr>
-        <w:t xml:space="preserve">3+</w:t>
-      </w:r>
-      <w:r>
-        <w:t xml:space="preserve"> </w:t>
-      </w:r>
-      <w:r>
-        <w:t xml:space="preserve">(same valence, radii from 1.03 to 0.745 Å [27]) and K</w:t>
+        <w:t xml:space="preserve"> </w:t>
+      </w:r>
+      <w:r>
+        <w:t xml:space="preserve">(same valence, radii from 1.03 to 0.745 Å [26]) and K</w:t>
       </w:r>
       <w:r>
         <w:rPr>
@@ -8011,7 +7867,7 @@
         <w:t xml:space="preserve"> </w:t>
       </w:r>
       <w:r>
-        <w:t xml:space="preserve">≈ 5.8 (in-plane value tabulated by Arrigoni and Madsen [14]) would give a first-order monopole correction [39] of a few tenths of an eV for q = +1 at this cell size and four times that for q = +2. The static constant of anatase is much larger and would reduce the estimate, so these numbers are upper bounds and are not used. (ix)</w:t>
+        <w:t xml:space="preserve">≈ 5.8 (experimental in-plane value, 5.82, as tabulated by Arrigoni and Madsen [14]) would give a first-order monopole correction [38] of a few tenths of an eV for q = +1 at this cell size and four times that for q = +2. The static constant of anatase is much larger and would reduce the estimate, so these numbers are upper bounds and are not used. (ix)</w:t>
       </w:r>
       <w:r>
         <w:t xml:space="preserve"> </w:t>
@@ -8533,7 +8389,7 @@
         <w:pStyle w:val="BodyText"/>
       </w:pPr>
       <w:r>
-        <w:t xml:space="preserve">[7] Yin, W.-J.; Wen, B.; Ge, Q.; Wei, X.; Teobaldi, G.; Liu, L.-M. Effect of Crystal Field on the Formation and Diffusion of Oxygen Vacancy at Anatase (101) Surface and Sub-Surface. Prog. Nat. Sci.: Mater. Int. 2020, 30, 128–133. DOI: 10.1016/j.pnsc.2020.01.001.</w:t>
+        <w:t xml:space="preserve">[7] Yin, W.; Wen, B.; Ge, Q.; Wei, X.; Teobaldi, G.; Liu, L. Effect of Crystal Field on the Formation and Diffusion of Oxygen Vacancy at Anatase (101) Surface and Sub-Surface. Prog. Nat. Sci.: Mater. Int. 2020, 30, 128–133. DOI: 10.1016/j.pnsc.2020.01.001.</w:t>
       </w:r>
     </w:p>
     <w:p>
@@ -8565,7 +8421,7 @@
         <w:pStyle w:val="BodyText"/>
       </w:pPr>
       <w:r>
-        <w:t xml:space="preserve">[11] Bai, X.; Jia, J.; Du, Y.; Liu, E.; Fan, J. Multi-Level Trapped Electrons System in Enhancing Photocatalytic Activity of TiO2 Nanosheets for Simultaneous Reduction of Cr(VI) and RhB Degradation. Appl. Surf. Sci. 2020, 503, 144298. DOI: 10.1016/j.apsusc.2019.144298.</w:t>
+        <w:t xml:space="preserve">[11] Bai, X.; Jia, J.; Du, Y.; Hu, X.; Li, J.; Liu, E.; Fan, J. Multi-Level Trapped Electrons System in Enhancing Photocatalytic Activity of TiO2 Nanosheets for Simultaneous Reduction of Cr(VI) and RhB Degradation. Appl. Surf. Sci. 2020, 503, 144298. DOI: 10.1016/j.apsusc.2019.144298.</w:t>
       </w:r>
     </w:p>
     <w:p>
@@ -8629,231 +8485,223 @@
         <w:pStyle w:val="BodyText"/>
       </w:pPr>
       <w:r>
-        <w:t xml:space="preserve">[19] Polliotto, V.; Albanese, E.; Livraghi, S.; Pacchioni, G.; Giamello, E. Structural, Electronic and Photochemical Properties of Cerium-Doped Zirconium Titanate. Catal. Today 2020, 340, 49–57. DOI: 10.1016/j.cattod.2018.09.026.</w:t>
-      </w:r>
-    </w:p>
-    <w:p>
-      <w:pPr>
-        <w:pStyle w:val="BodyText"/>
-      </w:pPr>
-      <w:r>
-        <w:t xml:space="preserve">[20] Mazierski, P.; Mikołajczyk, A.; Grzyb, T.; Zaleska-Medynska, A.; Nadolna, J. On the Excitation Mechanism of Visible Responsible Er-TiO2 System Proved by Experimental and Theoretical Investigations for Boosting Photocatalytic Activity. Appl. Surf. Sci. 2020, 527, 146815. DOI: 10.1016/j.apsusc.2020.146815.</w:t>
-      </w:r>
-    </w:p>
-    <w:p>
-      <w:pPr>
-        <w:pStyle w:val="BodyText"/>
-      </w:pPr>
-      <w:r>
-        <w:t xml:space="preserve">[21] Ahmad, A.; Yerlikaya, G.; Ur Rehman, M. Z.; Paksoy, H.; Kardaş, G. Enhanced Photoelectrochemical Water Splitting Using Gadolinium Doped Titanium Dioxide Nanorod Array Photoanodes. Int. J. Hydrogen Energy 2020, 45, 2709. DOI: 10.1016/j.ijhydene.2019.11.117.</w:t>
-      </w:r>
-    </w:p>
-    <w:p>
-      <w:pPr>
-        <w:pStyle w:val="BodyText"/>
-      </w:pPr>
-      <w:r>
-        <w:t xml:space="preserve">[22] Chen, W.; Yuan, P.; Zhang, S.; Sun, Q.; Liang, E.; Jia, Y. Electronic Properties of Anatase TiO2 Doped by Lanthanides: A DFT+U Study. Physica B 2012, 407, 1038–1043. DOI: 10.1016/j.physb.2012.01.085.</w:t>
-      </w:r>
-    </w:p>
-    <w:p>
-      <w:pPr>
-        <w:pStyle w:val="BodyText"/>
-      </w:pPr>
-      <w:r>
-        <w:t xml:space="preserve">[23] Chen, H.; Yao, L.; Yang, S.; Wang, Y.; Liang, X.; Huang, Y. First-Principles Study on Electronic and Optical Properties in Pr-Doped Anatase TiO2. Adv. Mater. Res. 2014, 924, 260–268. DOI: 10.4028/www.scientific.net/AMR.924.260.</w:t>
-      </w:r>
-    </w:p>
-    <w:p>
-      <w:pPr>
-        <w:pStyle w:val="BodyText"/>
-      </w:pPr>
-      <w:r>
-        <w:t xml:space="preserve">[24] Albuquerque, A. R.; Bruix, A.; dos Santos, I. M. G.; Sambrano, J. R.; Illas, F. DFT Study on Ce-Doped Anatase TiO2: Nature of Ce3+ and Ti3+ Centers Triggered by Oxygen Vacancy Formation. J. Phys. Chem. C 2014, 118, 9677–9689. DOI: 10.1021/jp501757f.</w:t>
-      </w:r>
-    </w:p>
-    <w:p>
-      <w:pPr>
-        <w:pStyle w:val="BodyText"/>
-      </w:pPr>
-      <w:r>
-        <w:t xml:space="preserve">[25] Bahmanrokh, G.; Cazorla, C.; Mofarah, S. S.; Koshy, P.; Sorrell, C. C. Band Gap Engineering of Ce-Doped Anatase TiO2 through Solid Solubility Mechanisms and New Defect Equilibria Formalism. Nanoscale 2020, 12, 4916–4934. DOI: 10.1039/c9nr08604h.</w:t>
-      </w:r>
-    </w:p>
-    <w:p>
-      <w:pPr>
-        <w:pStyle w:val="BodyText"/>
-      </w:pPr>
-      <w:r>
-        <w:t xml:space="preserve">[26] Vural, K. B.; Kaderoğlu, Ç.; Ellialtıoğlu, Ş. Density Functional Theory Investigation of Pr Adsorption on the Anatase TiO2(101) Surface for Photovoltaic Applications. Appl. Surf. Sci. 2023, 613, 156042. DOI: 10.1016/j.apsusc.2022.156042.</w:t>
-      </w:r>
-    </w:p>
-    <w:p>
-      <w:pPr>
-        <w:pStyle w:val="BodyText"/>
-      </w:pPr>
-      <w:r>
-        <w:t xml:space="preserve">[27] Shannon, R. D. Revised Effective Ionic Radii and Systematic Studies of Interatomic Distances in Halides and Chalcogenides. Acta Crystallogr., Sect. A 1976, 32, 751–767. DOI: 10.1107/S0567739476001551.</w:t>
-      </w:r>
-    </w:p>
-    <w:p>
-      <w:pPr>
-        <w:pStyle w:val="BodyText"/>
-      </w:pPr>
-      <w:r>
-        <w:t xml:space="preserve">[28] Li, Z.-X.; He, G.-Q.; Kong, B.; Zeng, T.-X.; Zhang, J. Hybrid Density Functional Studies for the Effect of Oxygen Vacancy on the Visible Light Photocatalytic Activity in M (M = Li, Na, K, Rb, Cs)-Doped α-Bi2O3. J. Phys. Chem. Solids 2020, 144, 109581. DOI: 10.1016/j.jpcs.2020.109581.</w:t>
-      </w:r>
-    </w:p>
-    <w:p>
-      <w:pPr>
-        <w:pStyle w:val="BodyText"/>
-      </w:pPr>
-      <w:r>
-        <w:t xml:space="preserve">[29] Kröger, F. A.; Vink, H. J. Relations between the Concentrations of Imperfections in Crystalline Solids. Solid State Phys. 1956, 3, 307–435. DOI: 10.1016/S0081-1947(08)60135-6.</w:t>
-      </w:r>
-    </w:p>
-    <w:p>
-      <w:pPr>
-        <w:pStyle w:val="BodyText"/>
-      </w:pPr>
-      <w:r>
-        <w:t xml:space="preserve">[30] Giannozzi, P.; Andreussi, O.; Brumme, T.; Bunau, O.; et al. Advanced Capabilities for Materials Modelling with Quantum ESPRESSO. J. Phys.: Condens. Matter 2017, 29, 465901. DOI: 10.1088/1361-648X/aa8f79.</w:t>
-      </w:r>
-    </w:p>
-    <w:p>
-      <w:pPr>
-        <w:pStyle w:val="BodyText"/>
-      </w:pPr>
-      <w:r>
-        <w:t xml:space="preserve">[31] Giannozzi, P.; Baseggio, O.; Bonfà, P.; Brunato, D.; et al. Quantum ESPRESSO toward the Exascale. J. Chem. Phys. 2020, 152, 154105. DOI: 10.1063/5.0005082.</w:t>
-      </w:r>
-    </w:p>
-    <w:p>
-      <w:pPr>
-        <w:pStyle w:val="BodyText"/>
-      </w:pPr>
-      <w:r>
-        <w:t xml:space="preserve">[32] Perdew, J. P.; Burke, K.; Ernzerhof, M. Generalized Gradient Approximation Made Simple. Phys. Rev. Lett. 1996, 77, 3865–3868. DOI: 10.1103/PhysRevLett.77.3865.</w:t>
-      </w:r>
-    </w:p>
-    <w:p>
-      <w:pPr>
-        <w:pStyle w:val="BodyText"/>
-      </w:pPr>
-      <w:r>
-        <w:t xml:space="preserve">[33] Dal Corso, A. Pseudopotentials Periodic Table: From H to Pu. Comput. Mater. Sci. 2014, 95, 337–350. DOI: 10.1016/j.commatsci.2014.07.043. PSlibrary 1.0.0 PAW set, https://www.quantum-espresso.org/pseudopotentials/ and https://github.com/dalcorso/pslibrary (accessed 2026-10-02).</w:t>
-      </w:r>
-    </w:p>
-    <w:p>
-      <w:pPr>
-        <w:pStyle w:val="BodyText"/>
-      </w:pPr>
-      <w:r>
-        <w:t xml:space="preserve">[34] Dudarev, S. L.; Botton, G. A.; Savrasov, S. Y.; Humphreys, C. J.; Sutton, A. P. Electron-Energy-Loss Spectra and the Structural Stability of Nickel Oxide: An LSDA+U Study. Phys. Rev. B 1998, 57, 1505–1509. DOI: 10.1103/PhysRevB.57.1505.</w:t>
-      </w:r>
-    </w:p>
-    <w:p>
-      <w:pPr>
-        <w:pStyle w:val="BodyText"/>
-      </w:pPr>
-      <w:r>
-        <w:t xml:space="preserve">[35] Deák, P.; Kullgren, J.; Frauenheim, T. Polarons and Oxygen Vacancies at the Surface of Anatase TiO2. Phys. Status Solidi RRL 2014, 8, 583–586. DOI: 10.1002/pssr.201409139.</w:t>
-      </w:r>
-    </w:p>
-    <w:p>
-      <w:pPr>
-        <w:pStyle w:val="BodyText"/>
-      </w:pPr>
-      <w:r>
-        <w:t xml:space="preserve">[36] Morgan, B. J.; Watson, G. W. A DFT+U Description of Oxygen Vacancies at the TiO2 Rutile (110) Surface. Surf. Sci. 2007, 601, 5034–5041. DOI: 10.1016/j.susc.2007.08.025.</w:t>
-      </w:r>
-    </w:p>
-    <w:p>
-      <w:pPr>
-        <w:pStyle w:val="BodyText"/>
-      </w:pPr>
-      <w:r>
-        <w:t xml:space="preserve">[37] Anisimov, V. I.; Zaanen, J.; Andersen, O. K. Band Theory and Mott Insulators: Hubbard U Instead of Stoner I. Phys. Rev. B 1991, 44, 943–954. DOI: 10.1103/PhysRevB.44.943.</w:t>
-      </w:r>
-    </w:p>
-    <w:p>
-      <w:pPr>
-        <w:pStyle w:val="BodyText"/>
-      </w:pPr>
-      <w:r>
-        <w:t xml:space="preserve">[38] Cococcioni, M.; de Gironcoli, S. Linear Response Approach to the Calculation of the Effective Interaction Parameters in the LDA+U Method. Phys. Rev. B 2005, 71, 035105. DOI: 10.1103/PhysRevB.71.035105.</w:t>
-      </w:r>
-    </w:p>
-    <w:p>
-      <w:pPr>
-        <w:pStyle w:val="BodyText"/>
-      </w:pPr>
-      <w:r>
-        <w:t xml:space="preserve">[39] Freysoldt, C.; Grabowski, B.; Hickel, T.; Neugebauer, J.; Kresse, G.; Janotti, A.; Van de Walle, C. G. First-Principles Calculations for Point Defects in Solids. Rev. Mod. Phys. 2014, 86, 253–305. DOI: 10.1103/RevModPhys.86.253.</w:t>
-      </w:r>
-    </w:p>
-    <w:p>
-      <w:pPr>
-        <w:pStyle w:val="BodyText"/>
-      </w:pPr>
-      <w:r>
-        <w:t xml:space="preserve">[40] Heyd, J.; Scuseria, G. E.; Ernzerhof, M. Hybrid Functionals Based on a Screened Coulomb Potential. J. Chem. Phys. 2003, 118, 8207–8215. DOI: 10.1063/1.1564060.</w:t>
-      </w:r>
-    </w:p>
-    <w:p>
-      <w:pPr>
-        <w:pStyle w:val="BodyText"/>
-      </w:pPr>
-      <w:r>
-        <w:t xml:space="preserve">[41] Krukau, A. V.; Vydrov, O. A.; Izmaylov, A. F.; Scuseria, G. E. Influence of the Exchange Screening Parameter on the Performance of Screened Hybrid Functionals. J. Chem. Phys. 2006, 125, 224106. DOI: 10.1063/1.2404663.</w:t>
-      </w:r>
-    </w:p>
-    <w:p>
-      <w:pPr>
-        <w:pStyle w:val="BodyText"/>
-      </w:pPr>
-      <w:r>
-        <w:t xml:space="preserve">[42] Grimme, S.; Antony, J.; Ehrlich, S.; Krieg, H. A Consistent and Accurate Ab Initio Parametrization of Density Functional Dispersion Correction (DFT-D) for the 94 Elements H–Pu. J. Chem. Phys. 2010, 132, 154104. DOI: 10.1063/1.3382344.</w:t>
-      </w:r>
-    </w:p>
-    <w:p>
-      <w:pPr>
-        <w:pStyle w:val="BodyText"/>
-      </w:pPr>
-      <w:r>
-        <w:t xml:space="preserve">[43] Grimme, S.; Ehrlich, S.; Goerigk, L. Effect of the Damping Function in Dispersion Corrected Density Functional Theory. J. Comput. Chem. 2011, 32, 1456–1465. DOI: 10.1002/jcc.21759.</w:t>
-      </w:r>
-    </w:p>
-    <w:p>
-      <w:pPr>
-        <w:pStyle w:val="BodyText"/>
-      </w:pPr>
-      <w:r>
-        <w:t xml:space="preserve">[44] Torres, A. E.; Rodríguez-Pineda, J.; Zanella, R. Relevance of Dispersion and the Electronic Spin in the DFT+U Approach for the Description of Pristine and Defective TiO2 Anatase. ACS Omega 2021, 6, 23170–23180. DOI: 10.1021/acsomega.1c02761.</w:t>
-      </w:r>
-    </w:p>
-    <w:p>
-      <w:pPr>
-        <w:pStyle w:val="BodyText"/>
-      </w:pPr>
-      <w:r>
-        <w:t xml:space="preserve">[45] Henkelman, G.; Arnaldsson, A.; Jónsson, H. A Fast and Robust Algorithm for Bader Decomposition of Charge Density. Comput. Mater. Sci. 2006, 36, 354–360. DOI: 10.1016/j.commatsci.2005.04.010.</w:t>
-      </w:r>
-    </w:p>
-    <w:p>
-      <w:pPr>
-        <w:pStyle w:val="BodyText"/>
-      </w:pPr>
-      <w:r>
-        <w:t xml:space="preserve">[46] Tang, W.; Sanville, E.; Henkelman, G. A Grid-Based Bader Analysis Algorithm without Lattice Bias. J. Phys.: Condens. Matter 2009, 21, 084204. DOI: 10.1088/0953-8984/21/8/084204.</w:t>
-      </w:r>
-    </w:p>
-    <w:p>
-      <w:pPr>
-        <w:pStyle w:val="BodyText"/>
-      </w:pPr>
-      <w:r>
-        <w:t xml:space="preserve">[47] Boonchun, A.; Reunchan, P.; Umezawa, N. Energetics of Native Defects in Anatase TiO2: A Hybrid Density Functional Study. Phys. Chem. Chem. Phys. 2016, 18, 30040–30046. DOI: 10.1039/c6cp05798e.</w:t>
+        <w:t xml:space="preserve">[19] Chen, W.; Yuan, P.; Zhang, S.; Sun, Q.; Liang, E.; Jia, Y. Electronic Properties of Anatase TiO2 Doped by Lanthanides: A DFT+U Study. Physica B 2012, 407, 1038–1043. DOI: 10.1016/j.physb.2012.01.085.</w:t>
+      </w:r>
+    </w:p>
+    <w:p>
+      <w:pPr>
+        <w:pStyle w:val="BodyText"/>
+      </w:pPr>
+      <w:r>
+        <w:t xml:space="preserve">[20] Chen, H.; Yao, L.; Yang, S.; Wang, Y.; Liang, X.; Huang, Y. First-Principles Study on Electronic and Optical Properties in Pr-Doped Anatase TiO2. Adv. Mater. Res. 2014, 924, 260–268. DOI: 10.4028/www.scientific.net/AMR.924.260.</w:t>
+      </w:r>
+    </w:p>
+    <w:p>
+      <w:pPr>
+        <w:pStyle w:val="BodyText"/>
+      </w:pPr>
+      <w:r>
+        <w:t xml:space="preserve">[21] Mazierski, P.; Mikołajczyk, A.; Grzyb, T.; Arellano Caicedo, P. N.; Wei, Z.; Kowalska, E.; Pinto, H. P.; Zaleska-Medynska, A.; Nadolna, J. On the Excitation Mechanism of Visible Responsible Er-TiO2 System Proved by Experimental and Theoretical Investigations for Boosting Photocatalytic Activity. Appl. Surf. Sci. 2020, 527, 146815. DOI: 10.1016/j.apsusc.2020.146815.</w:t>
+      </w:r>
+    </w:p>
+    <w:p>
+      <w:pPr>
+        <w:pStyle w:val="BodyText"/>
+      </w:pPr>
+      <w:r>
+        <w:t xml:space="preserve">[22] Polliotto, V.; Albanese, E.; Livraghi, S.; Agnoli, S.; Pacchioni, G.; Giamello, E. Structural, Electronic and Photochemical Properties of Cerium-Doped Zirconium Titanate. Catal. Today 2020, 340, 49–57. DOI: 10.1016/j.cattod.2018.09.026.</w:t>
+      </w:r>
+    </w:p>
+    <w:p>
+      <w:pPr>
+        <w:pStyle w:val="BodyText"/>
+      </w:pPr>
+      <w:r>
+        <w:t xml:space="preserve">[23] Albuquerque, A. R.; Bruix, A.; dos Santos, I. M. G.; Sambrano, J. R.; Illas, F. DFT Study on Ce-Doped Anatase TiO2: Nature of Ce3+ and Ti3+ Centers Triggered by Oxygen Vacancy Formation. J. Phys. Chem. C 2014, 118, 9677–9689. DOI: 10.1021/jp501757f.</w:t>
+      </w:r>
+    </w:p>
+    <w:p>
+      <w:pPr>
+        <w:pStyle w:val="BodyText"/>
+      </w:pPr>
+      <w:r>
+        <w:t xml:space="preserve">[24] Bahmanrokh, G.; Cazorla, C.; Mofarah, S. S.; Koshy, P.; Sorrell, C. C. Band Gap Engineering of Ce-Doped Anatase TiO2 through Solid Solubility Mechanisms and New Defect Equilibria Formalism. Nanoscale 2020, 12, 4916–4934. DOI: 10.1039/c9nr08604h.</w:t>
+      </w:r>
+    </w:p>
+    <w:p>
+      <w:pPr>
+        <w:pStyle w:val="BodyText"/>
+      </w:pPr>
+      <w:r>
+        <w:t xml:space="preserve">[25] Vural, K. B.; Kaderoğlu, Ç.; Ellialtıoğlu, Ş. Density Functional Theory Investigation of Pr Adsorption on the Anatase TiO2(101) Surface for Photovoltaic Applications. Appl. Surf. Sci. 2023, 613, 156042. DOI: 10.1016/j.apsusc.2022.156042.</w:t>
+      </w:r>
+    </w:p>
+    <w:p>
+      <w:pPr>
+        <w:pStyle w:val="BodyText"/>
+      </w:pPr>
+      <w:r>
+        <w:t xml:space="preserve">[26] Shannon, R. D. Revised Effective Ionic Radii and Systematic Studies of Interatomic Distances in Halides and Chalcogenides. Acta Crystallogr., Sect. A 1976, 32, 751–767. DOI: 10.1107/S0567739476001551.</w:t>
+      </w:r>
+    </w:p>
+    <w:p>
+      <w:pPr>
+        <w:pStyle w:val="BodyText"/>
+      </w:pPr>
+      <w:r>
+        <w:t xml:space="preserve">[27] Li, Z.-X.; He, G.-Q.; Kong, B.; Zeng, T.-X.; Zhang, J. Hybrid Density Functional Studies for the Effect of Oxygen Vacancy on the Visible Light Photocatalytic Activity in M (M = Li, Na, K, Rb, Cs)-Doped α-Bi2O3. J. Phys. Chem. Solids 2020, 144, 109581. DOI: 10.1016/j.jpcs.2020.109581.</w:t>
+      </w:r>
+    </w:p>
+    <w:p>
+      <w:pPr>
+        <w:pStyle w:val="BodyText"/>
+      </w:pPr>
+      <w:r>
+        <w:t xml:space="preserve">[28] Kröger, F. A.; Vink, H. J. Relations between the Concentrations of Imperfections in Crystalline Solids. Solid State Phys. 1956, 3, 307–435. DOI: 10.1016/S0081-1947(08)60135-6.</w:t>
+      </w:r>
+    </w:p>
+    <w:p>
+      <w:pPr>
+        <w:pStyle w:val="BodyText"/>
+      </w:pPr>
+      <w:r>
+        <w:t xml:space="preserve">[29] Giannozzi, P.; Andreussi, O.; Brumme, T.; Bunau, O.; et al. Advanced Capabilities for Materials Modelling with Quantum ESPRESSO. J. Phys.: Condens. Matter 2017, 29, 465901. DOI: 10.1088/1361-648X/aa8f79.</w:t>
+      </w:r>
+    </w:p>
+    <w:p>
+      <w:pPr>
+        <w:pStyle w:val="BodyText"/>
+      </w:pPr>
+      <w:r>
+        <w:t xml:space="preserve">[30] Giannozzi, P.; Baseggio, O.; Bonfà, P.; Brunato, D.; et al. Quantum ESPRESSO toward the Exascale. J. Chem. Phys. 2020, 152, 154105. DOI: 10.1063/5.0005082.</w:t>
+      </w:r>
+    </w:p>
+    <w:p>
+      <w:pPr>
+        <w:pStyle w:val="BodyText"/>
+      </w:pPr>
+      <w:r>
+        <w:t xml:space="preserve">[31] Perdew, J. P.; Burke, K.; Ernzerhof, M. Generalized Gradient Approximation Made Simple. Phys. Rev. Lett. 1996, 77, 3865–3868. DOI: 10.1103/PhysRevLett.77.3865.</w:t>
+      </w:r>
+    </w:p>
+    <w:p>
+      <w:pPr>
+        <w:pStyle w:val="BodyText"/>
+      </w:pPr>
+      <w:r>
+        <w:t xml:space="preserve">[32] Dal Corso, A. Pseudopotentials Periodic Table: From H to Pu. Comput. Mater. Sci. 2014, 95, 337–350. DOI: 10.1016/j.commatsci.2014.07.043. PSlibrary 1.0.0 PAW set, https://www.quantum-espresso.org/pseudopotentials/ and https://github.com/dalcorso/pslibrary (accessed 2026-10-02).</w:t>
+      </w:r>
+    </w:p>
+    <w:p>
+      <w:pPr>
+        <w:pStyle w:val="BodyText"/>
+      </w:pPr>
+      <w:r>
+        <w:t xml:space="preserve">[33] Dudarev, S. L.; Botton, G. A.; Savrasov, S. Y.; Humphreys, C. J.; Sutton, A. P. Electron-Energy-Loss Spectra and the Structural Stability of Nickel Oxide: An LSDA+U Study. Phys. Rev. B 1998, 57, 1505–1509. DOI: 10.1103/PhysRevB.57.1505.</w:t>
+      </w:r>
+    </w:p>
+    <w:p>
+      <w:pPr>
+        <w:pStyle w:val="BodyText"/>
+      </w:pPr>
+      <w:r>
+        <w:t xml:space="preserve">[34] Deák, P.; Kullgren, J.; Frauenheim, T. Polarons and Oxygen Vacancies at the Surface of Anatase TiO2. Phys. Status Solidi RRL 2014, 8, 583–586. DOI: 10.1002/pssr.201409139.</w:t>
+      </w:r>
+    </w:p>
+    <w:p>
+      <w:pPr>
+        <w:pStyle w:val="BodyText"/>
+      </w:pPr>
+      <w:r>
+        <w:t xml:space="preserve">[35] Morgan, B. J.; Watson, G. W. A DFT+U Description of Oxygen Vacancies at the TiO2 Rutile (110) Surface. Surf. Sci. 2007, 601, 5034–5041. DOI: 10.1016/j.susc.2007.08.025.</w:t>
+      </w:r>
+    </w:p>
+    <w:p>
+      <w:pPr>
+        <w:pStyle w:val="BodyText"/>
+      </w:pPr>
+      <w:r>
+        <w:t xml:space="preserve">[36] Anisimov, V. I.; Zaanen, J.; Andersen, O. K. Band Theory and Mott Insulators: Hubbard U Instead of Stoner I. Phys. Rev. B 1991, 44, 943–954. DOI: 10.1103/PhysRevB.44.943.</w:t>
+      </w:r>
+    </w:p>
+    <w:p>
+      <w:pPr>
+        <w:pStyle w:val="BodyText"/>
+      </w:pPr>
+      <w:r>
+        <w:t xml:space="preserve">[37] Cococcioni, M.; de Gironcoli, S. Linear Response Approach to the Calculation of the Effective Interaction Parameters in the LDA+U Method. Phys. Rev. B 2005, 71, 035105. DOI: 10.1103/PhysRevB.71.035105.</w:t>
+      </w:r>
+    </w:p>
+    <w:p>
+      <w:pPr>
+        <w:pStyle w:val="BodyText"/>
+      </w:pPr>
+      <w:r>
+        <w:t xml:space="preserve">[38] Freysoldt, C.; Grabowski, B.; Hickel, T.; Neugebauer, J.; Kresse, G.; Janotti, A.; Van de Walle, C. G. First-Principles Calculations for Point Defects in Solids. Rev. Mod. Phys. 2014, 86, 253–305. DOI: 10.1103/RevModPhys.86.253.</w:t>
+      </w:r>
+    </w:p>
+    <w:p>
+      <w:pPr>
+        <w:pStyle w:val="BodyText"/>
+      </w:pPr>
+      <w:r>
+        <w:t xml:space="preserve">[39] Heyd, J.; Scuseria, G. E.; Ernzerhof, M. Hybrid Functionals Based on a Screened Coulomb Potential. J. Chem. Phys. 2003, 118, 8207–8215. DOI: 10.1063/1.1564060.</w:t>
+      </w:r>
+    </w:p>
+    <w:p>
+      <w:pPr>
+        <w:pStyle w:val="BodyText"/>
+      </w:pPr>
+      <w:r>
+        <w:t xml:space="preserve">[40] Krukau, A. V.; Vydrov, O. A.; Izmaylov, A. F.; Scuseria, G. E. Influence of the Exchange Screening Parameter on the Performance of Screened Hybrid Functionals. J. Chem. Phys. 2006, 125, 224106. DOI: 10.1063/1.2404663.</w:t>
+      </w:r>
+    </w:p>
+    <w:p>
+      <w:pPr>
+        <w:pStyle w:val="BodyText"/>
+      </w:pPr>
+      <w:r>
+        <w:t xml:space="preserve">[41] Grimme, S.; Antony, J.; Ehrlich, S.; Krieg, H. A Consistent and Accurate Ab Initio Parametrization of Density Functional Dispersion Correction (DFT-D) for the 94 Elements H–Pu. J. Chem. Phys. 2010, 132, 154104. DOI: 10.1063/1.3382344.</w:t>
+      </w:r>
+    </w:p>
+    <w:p>
+      <w:pPr>
+        <w:pStyle w:val="BodyText"/>
+      </w:pPr>
+      <w:r>
+        <w:t xml:space="preserve">[42] Grimme, S.; Ehrlich, S.; Goerigk, L. Effect of the Damping Function in Dispersion Corrected Density Functional Theory. J. Comput. Chem. 2011, 32, 1456–1465. DOI: 10.1002/jcc.21759.</w:t>
+      </w:r>
+    </w:p>
+    <w:p>
+      <w:pPr>
+        <w:pStyle w:val="BodyText"/>
+      </w:pPr>
+      <w:r>
+        <w:t xml:space="preserve">[43] Torres, A. E.; Rodríguez-Pineda, J.; Zanella, R. Relevance of Dispersion and the Electronic Spin in the DFT+U Approach for the Description of Pristine and Defective TiO2 Anatase. ACS Omega 2021, 6, 23170–23180. DOI: 10.1021/acsomega.1c02761.</w:t>
+      </w:r>
+    </w:p>
+    <w:p>
+      <w:pPr>
+        <w:pStyle w:val="BodyText"/>
+      </w:pPr>
+      <w:r>
+        <w:t xml:space="preserve">[44] Henkelman, G.; Arnaldsson, A.; Jónsson, H. A Fast and Robust Algorithm for Bader Decomposition of Charge Density. Comput. Mater. Sci. 2006, 36, 354–360. DOI: 10.1016/j.commatsci.2005.04.010.</w:t>
+      </w:r>
+    </w:p>
+    <w:p>
+      <w:pPr>
+        <w:pStyle w:val="BodyText"/>
+      </w:pPr>
+      <w:r>
+        <w:t xml:space="preserve">[45] Tang, W.; Sanville, E.; Henkelman, G. A Grid-Based Bader Analysis Algorithm without Lattice Bias. J. Phys.: Condens. Matter 2009, 21, 084204. DOI: 10.1088/0953-8984/21/8/084204.</w:t>
+      </w:r>
+    </w:p>
+    <w:p>
+      <w:pPr>
+        <w:pStyle w:val="BodyText"/>
+      </w:pPr>
+      <w:r>
+        <w:t xml:space="preserve">[46] Boonchun, A.; Reunchan, P.; Umezawa, N. Energetics of Native Defects in Anatase TiO2: A Hybrid Density Functional Study. Phys. Chem. Chem. Phys. 2016, 18, 30040–30046. DOI: 10.1039/c6cp05798e.</w:t>
       </w:r>
     </w:p>
     <w:bookmarkEnd w:id="32"/>

--- a/DFT_paper_revision/manuscript_v4/Ghadimimehr_DFT_TiO2_PrRb_v4_MANUSCRIPT.docx
+++ b/DFT_paper_revision/manuscript_v4/Ghadimimehr_DFT_TiO2_PrRb_v4_MANUSCRIPT.docx
@@ -517,23 +517,7 @@
         <w:t xml:space="preserve"> </w:t>
       </w:r>
       <w:r>
-        <w:t xml:space="preserve">site the formal charge mismatch is −1 e per site. Lanthanide substitution in anatase has been studied with DFT+U for Ce, Pr, Eu and Gd, including Pr together with an oxygen vacancy [19], for Pr in the bulk [20] and for Er at the (101) surface together with oxygen or titanium vacancies [21]; for Ce-doped zirconium titanate both hole formation and oxygen-vacancy formation have been considered as compensation channels, with electron paramagnetic resonance pointing to vacancy compensation [22].</w:t>
-      </w:r>
-      <w:r>
-        <w:t xml:space="preserve"> </w:t>
-      </w:r>
-      <w:r>
-        <w:rPr>
-          <w:bCs/>
-          <w:b/>
-        </w:rPr>
-        <w:t xml:space="preserve">[AUTHOR ACTION: confirm from the full text what Chen et al. (2014) report on the compensation of Pr in anatase.]</w:t>
-      </w:r>
-      <w:r>
-        <w:t xml:space="preserve"> </w:t>
-      </w:r>
-      <w:r>
-        <w:t xml:space="preserve">The picture is not universal: Iwaszuk and Nolan showed for trivalent dopants in bulk rutile that oxygen-vacancy compensation can compete with, and in some cases dominate, electronic compensation [17]. The coupling between a lanthanide dopant and an oxygen vacancy has been analysed for Ce-doped anatase [23] and Gd-doped CeO</w:t>
+        <w:t xml:space="preserve">site the formal charge mismatch is −1 e per site. Lanthanide substitution in anatase has been studied with DFT+U for Ce, Pr, Eu and Gd, including Pr together with an oxygen vacancy [19], for Pr in the bulk with plain GGA in a 12-atom cell [20] and for Er at the (101) surface together with oxygen or titanium vacancies [21]; for Ce-doped zirconium titanate both hole formation and oxygen-vacancy formation have been considered as compensation channels, with electron paramagnetic resonance pointing to vacancy compensation [22]. The picture is not universal: Iwaszuk and Nolan showed for trivalent dopants in bulk rutile that oxygen-vacancy compensation can compete with, and in some cases dominate, electronic compensation [17]. The coupling between a lanthanide dopant and an oxygen vacancy has been analysed for Ce-doped anatase [23] and Gd-doped CeO</w:t>
       </w:r>
       <w:r>
         <w:rPr>
@@ -545,20 +529,7 @@
         <w:t xml:space="preserve"> </w:t>
       </w:r>
       <w:r>
-        <w:t xml:space="preserve">[18], and Bahmanrokh et al. proposed a defect-equilibria formalism for Ce-doped anatase in which both channels appear [24]</w:t>
-      </w:r>
-      <w:r>
-        <w:t xml:space="preserve"> </w:t>
-      </w:r>
-      <w:r>
-        <w:rPr>
-          <w:bCs/>
-          <w:b/>
-        </w:rPr>
-        <w:t xml:space="preserve">[AUTHOR ACTION: confirm from the full text that both electronic and vacancy compensation appear in that formalism.]</w:t>
-      </w:r>
-      <w:r>
-        <w:t xml:space="preserve">. Pr in particular has been studied as an adsorbate on the anatase (101) surface [25] and as a substituent in the bulk [19,20], and is an attractive test case, here modelled as trivalent with a 4f-in-core dataset (Section 2.1), because its ionic radius (0.99 Å in six-fold coordination [26]) is far from that of Ti</w:t>
+        <w:t xml:space="preserve">[18], and Bahmanrokh et al. proposed a defect-equilibria formalism for Ce-doped anatase in which both channels appear [24]. Pr in particular has been studied as an adsorbate on the anatase (101) surface [25] and as a substituent in the bulk [19,20], and is an attractive test case, here modelled as trivalent with a 4f-in-core dataset (Section 2.1), because its ionic radius (0.99 Å in six-fold coordination [26]) is far from that of Ti</w:t>
       </w:r>
       <w:r>
         <w:rPr>
@@ -2204,23 +2175,7 @@
         <w:t xml:space="preserve"> </w:t>
       </w:r>
       <w:r>
-        <w:t xml:space="preserve">is written U, U(Ti-3d) or U(O-2p) in the rest of the paper. Deák et al. note that this value is close to an ab initio determination of U for anatase [34], and it has been used for Er-doped anatase [21] and for anatase (101) defect chemistry [7]; other anatase work uses U = 4.2 eV [13], a value originally fitted for the rutile (110) surface [35], or larger values [14]. Literature U values obtained with other projector schemes are not strictly transferable to the ortho-atomic projectors used here, and the sensitivity of the present results to U is reported in Section 3.7.</w:t>
-      </w:r>
-      <w:r>
-        <w:t xml:space="preserve"> </w:t>
-      </w:r>
-      <w:r>
-        <w:rPr>
-          <w:bCs/>
-          <w:b/>
-        </w:rPr>
-        <w:t xml:space="preserve">[AUTHOR ACTION: verify against the full text that Deák et al. quote an ab initio anatase value near 3.5 eV (the values of Mazierski et al. and Yin et al. were checked against their texts).]</w:t>
-      </w:r>
-      <w:r>
-        <w:t xml:space="preserve"> </w:t>
-      </w:r>
-      <w:r>
-        <w:t xml:space="preserve">The DFT+U approach rests on the formulation of Anisimov et al. [36]; linear-response determination of U [37] was not performed for any cell in this work. For the oxygen-site tests of Section 3.4 an additional U</w:t>
+        <w:t xml:space="preserve">is written U, U(Ti-3d) or U(O-2p) in the rest of the paper. This value is close to the first-principles linear-response value for the Ti-3d subspace of anatase (U = 3.57 eV, U</w:t>
       </w:r>
       <w:r>
         <w:rPr>
@@ -2232,6 +2187,18 @@
         <w:t xml:space="preserve"> </w:t>
       </w:r>
       <w:r>
+        <w:t xml:space="preserve">= U − J = 3.28 eV, with LDA [34]), and it has been used for Er-doped anatase [21] and for anatase (101) defect chemistry [7]; other anatase work uses U = 4.2 eV [13], a value originally fitted for the rutile (110) surface [35], or larger values [14]. Literature U values obtained with other projector schemes are not strictly transferable to the ortho-atomic projectors used here, and the sensitivity of the present results to U is reported in Section 3.7. The DFT+U approach rests on the formulation of Anisimov et al. [36]; linear-response determination of U [37] was not performed for any cell in this work. For the oxygen-site tests of Section 3.4 an additional U</w:t>
+      </w:r>
+      <w:r>
+        <w:rPr>
+          <w:vertAlign w:val="subscript"/>
+        </w:rPr>
+        <w:t xml:space="preserve">eff</w:t>
+      </w:r>
+      <w:r>
+        <w:t xml:space="preserve"> </w:t>
+      </w:r>
+      <w:r>
         <w:t xml:space="preserve">= 5.5 eV was placed on the O-2p manifold. This value is transferred from the Cr</w:t>
       </w:r>
       <w:r>
@@ -2253,7 +2220,19 @@
         <w:t xml:space="preserve"> </w:t>
       </w:r>
       <w:r>
-        <w:t xml:space="preserve">study of Carey and Nolan [16], where it was used together with a Cr-3d term to localise oxygen holes; it has not been derived for anatase and is treated here as a sensitivity parameter rather than a calibrated value.</w:t>
+        <w:t xml:space="preserve">study of Carey and Nolan [16], where it was used together with a Cr-3d term to localise oxygen holes; it has not been derived for anatase and is treated here as a sensitivity parameter rather than a calibrated value; for comparison, the linear-response value for the O-2p subspace of anatase is U</w:t>
+      </w:r>
+      <w:r>
+        <w:rPr>
+          <w:vertAlign w:val="subscript"/>
+        </w:rPr>
+        <w:t xml:space="preserve">eff</w:t>
+      </w:r>
+      <w:r>
+        <w:t xml:space="preserve"> </w:t>
+      </w:r>
+      <w:r>
+        <w:t xml:space="preserve">= 7.66 eV with LDA [34].</w:t>
       </w:r>
     </w:p>
     <w:p>
@@ -8525,7 +8504,7 @@
         <w:pStyle w:val="BodyText"/>
       </w:pPr>
       <w:r>
-        <w:t xml:space="preserve">[24] Bahmanrokh, G.; Cazorla, C.; Mofarah, S. S.; Koshy, P.; Sorrell, C. C. Band Gap Engineering of Ce-Doped Anatase TiO2 through Solid Solubility Mechanisms and New Defect Equilibria Formalism. Nanoscale 2020, 12, 4916–4934. DOI: 10.1039/c9nr08604h.</w:t>
+        <w:t xml:space="preserve">[24] Bahmanrokh, G.; Cazorla, C.; Mofarah, S. S.; Shahmiri, R.; Yao, Y.; Ismail, I.; Chen, W.-F.; Koshy, P.; Sorrell, C. C. Band Gap Engineering of Ce-Doped Anatase TiO2 through Solid Solubility Mechanisms and New Defect Equilibria Formalism. Nanoscale 2020, 12, 4916–4934. DOI: 10.1039/c9nr08604h.</w:t>
       </w:r>
     </w:p>
     <w:p>
@@ -8605,7 +8584,7 @@
         <w:pStyle w:val="BodyText"/>
       </w:pPr>
       <w:r>
-        <w:t xml:space="preserve">[34] Deák, P.; Kullgren, J.; Frauenheim, T. Polarons and Oxygen Vacancies at the Surface of Anatase TiO2. Phys. Status Solidi RRL 2014, 8, 583–586. DOI: 10.1002/pssr.201409139.</w:t>
+        <w:t xml:space="preserve">[34] Orhan, O. K.; O’Regan, D. D. First-Principles Hubbard U and Hund’s J Corrected Approximate Density Functional Theory Predicts an Accurate Fundamental Gap in Rutile and Anatase TiO2. Phys. Rev. B 2020, 101, 245137. DOI: 10.1103/PhysRevB.101.245137.</w:t>
       </w:r>
     </w:p>
     <w:p>

--- a/DFT_paper_revision/manuscript_v4/Ghadimimehr_DFT_TiO2_PrRb_v4_MANUSCRIPT.docx
+++ b/DFT_paper_revision/manuscript_v4/Ghadimimehr_DFT_TiO2_PrRb_v4_MANUSCRIPT.docx
@@ -166,7 +166,7 @@
         <w:t xml:space="preserve"> </w:t>
       </w:r>
       <w:r>
-        <w:t xml:space="preserve">This version implements the thirteen corrections of the Error Audit (E1–E13) and responds to the eighteen findings of the Reviewer/Editor Audit (R01–R18). All numerical values are unchanged from the FINAL draft and were re-derived from the Rydberg totals in the Supporting Information. Passages marked</w:t>
+        <w:t xml:space="preserve">This version implements the thirteen corrections of the Error Audit (E1–E13) and responds to the eighteen findings of the Reviewer/Editor Audit (R01–R18). The formation energies of the FINAL draft are unchanged and were re-derived from the Rydberg totals in the Supporting Information; values corrected or added from the authors’ output files are listed in the revision log. Passages marked</w:t>
       </w:r>
       <w:r>
         <w:t xml:space="preserve"> </w:t>
@@ -301,7 +301,7 @@
         <w:t xml:space="preserve">+</w:t>
       </w:r>
       <w:r>
-        <w:t xml:space="preserve">, so one vacancy over-compensates Pr and leaves one residual hole with Rb. That hole is an empty minority-spin O-2p state with 0.59 μ</w:t>
+        <w:t xml:space="preserve">, so one vacancy over-compensates Pr and leaves one residual hole with Rb. That hole is an empty minority-spin O-2p state; a Löwdin analysis puts 0.59 μ</w:t>
       </w:r>
       <w:r>
         <w:rPr>
@@ -313,7 +313,7 @@
         <w:t xml:space="preserve"> </w:t>
       </w:r>
       <w:r>
-        <w:t xml:space="preserve">on one oxygen bonded to Rb; the Rb ion itself moves 1.27 Å towards the vacancy, so relaxation also contributes to the Rb result. The Rb cells carry unpaired spin in every treatment tested; the +2-charged vacancy cell reaches a total magnetisation of 2.99 μ</w:t>
+        <w:t xml:space="preserve">of its moment on one oxygen bonded to Rb, and the Rb ion lies 1.27 Å off its ideal site, towards the vacancy. The Rb cells carry unpaired spin in every treatment tested; the +2-charged vacancy cell reaches a total magnetisation of 2.99 μ</w:t>
       </w:r>
       <w:r>
         <w:rPr>
@@ -517,7 +517,7 @@
         <w:t xml:space="preserve"> </w:t>
       </w:r>
       <w:r>
-        <w:t xml:space="preserve">site the formal charge mismatch is −1 e per site. Lanthanide substitution in anatase has been studied with DFT+U for Ce, Pr, Eu and Gd, including Pr together with an oxygen vacancy [19], for Pr in the bulk with plain GGA in a 12-atom cell [20] and for Er at the (101) surface together with oxygen or titanium vacancies [21]; for Ce-doped zirconium titanate both hole formation and oxygen-vacancy formation have been considered as compensation channels, with electron paramagnetic resonance pointing to vacancy compensation [22]. The picture is not universal: Iwaszuk and Nolan showed for trivalent dopants in bulk rutile that oxygen-vacancy compensation can compete with, and in some cases dominate, electronic compensation [17]. The coupling between a lanthanide dopant and an oxygen vacancy has been analysed for Ce-doped anatase [23] and Gd-doped CeO</w:t>
+        <w:t xml:space="preserve">site the formal charge mismatch is −1 e per site. Lanthanide substitution in anatase has been studied with DFT+U for Ce, Pr, Eu and Gd, including Pr together with an oxygen vacancy [19], and for Er at the (101) surface together with oxygen or titanium vacancies [20], and with plain GGA for Pr in a 12-atom bulk cell [21]; for Ce-doped zirconium titanate both hole formation and oxygen-vacancy formation have been considered as compensation channels, with electron paramagnetic resonance pointing to vacancy compensation [22]. The picture is not universal: Iwaszuk and Nolan showed for trivalent dopants in bulk rutile that oxygen-vacancy compensation can compete with, and in some cases dominate, electronic compensation [17]. The coupling between a lanthanide dopant and an oxygen vacancy has been analysed for Ce-doped anatase [23] and Gd-doped CeO</w:t>
       </w:r>
       <w:r>
         <w:rPr>
@@ -529,7 +529,7 @@
         <w:t xml:space="preserve"> </w:t>
       </w:r>
       <w:r>
-        <w:t xml:space="preserve">[18], and Bahmanrokh et al. proposed a defect-equilibria formalism for Ce-doped anatase in which both channels appear [24]. Pr in particular has been studied as an adsorbate on the anatase (101) surface [25] and as a substituent in the bulk [19,20], and is an attractive test case, here modelled as trivalent with a 4f-in-core dataset (Section 2.1), because its ionic radius (0.99 Å in six-fold coordination [26]) is far from that of Ti</w:t>
+        <w:t xml:space="preserve">[18], and Bahmanrokh et al. proposed a defect-equilibria formalism for Ce-doped anatase in which both channels appear [24]. Pr, which has also been studied as an adsorbate on the anatase (101) surface [25], is an attractive test case, here modelled as trivalent with a 4f-in-core dataset (Section 2.1), because its ionic radius (0.99 Å in six-fold coordination [26]) is far from that of Ti</w:t>
       </w:r>
       <w:r>
         <w:rPr>
@@ -2187,7 +2187,7 @@
         <w:t xml:space="preserve"> </w:t>
       </w:r>
       <w:r>
-        <w:t xml:space="preserve">= U − J = 3.28 eV, with LDA [34]), and it has been used for Er-doped anatase [21] and for anatase (101) defect chemistry [7]; other anatase work uses U = 4.2 eV [13], a value originally fitted for the rutile (110) surface [35], or larger values [14]. Literature U values obtained with other projector schemes are not strictly transferable to the ortho-atomic projectors used here, and the sensitivity of the present results to U is reported in Section 3.7. The DFT+U approach rests on the formulation of Anisimov et al. [36]; linear-response determination of U [37] was not performed for any cell in this work. For the oxygen-site tests of Section 3.4 an additional U</w:t>
+        <w:t xml:space="preserve">= U − J = 3.28 eV, with LDA [34]), and it has been used for Er-doped anatase [20] and for anatase (101) defect chemistry [7]; other anatase work uses U = 4.2 eV [13], a value originally fitted for the rutile (110) surface [35], or larger values [14]. Literature U values obtained with other projector schemes are not strictly transferable to the ortho-atomic projectors used here, and the sensitivity of the present results to U is reported in Section 3.7. The DFT+U approach rests on the formulation of Anisimov et al. [36]; linear-response determination of U [37] was not performed for any cell in this work. For the oxygen-site tests of Section 3.4 an additional U</w:t>
       </w:r>
       <w:r>
         <w:rPr>
@@ -2338,7 +2338,7 @@
         <w:t xml:space="preserve"> </w:t>
       </w:r>
       <w:r>
-        <w:t xml:space="preserve">is a first-shell oxygen of the dopant site: in the relaxed Rb_VO coordinates the vacant position is an equatorial oxygen site 1.95 Å from the ideal cation position (Section 3.1, Table S8), and the two doped cells have identical atom ordering in their outputs, consistent with the same vacancy. Three alternative sites in the Pr cell are examined in Section 3.7; a second first-shell candidate (index O3 of the orchestration script) was planned but not computed.</w:t>
+        <w:t xml:space="preserve">is a first-shell oxygen of the dopant site: in the relaxed Rb_VO coordinates the vacant position is an equatorial oxygen site 1.95 Å from the ideal cation position (Section 3.1, Table S8), and in Pr_VO the four lowest oxygen Löwdin populations are on O9, O11, O23 and O30, four of the five remaining first-shell oxygens of the dopant site, while Ti2 and Ti26, the two Ti bonded to the vacant site in the Rb cell, are among the three Ti with the highest 3d population, which is consistent with the same vacancy in both cells. Three alternative sites in the Pr cell are examined in Section 3.7.</w:t>
       </w:r>
       <w:r>
         <w:t xml:space="preserve"> </w:t>
@@ -2408,17 +2408,17 @@
         <w:t xml:space="preserve"> </w:t>
       </w:r>
       <w:r>
-        <w:t xml:space="preserve">relaxation (Section S1) and the self-consistent runs that regenerated the densities for the projected densities of states used 0.01 Ry (Table S10).</w:t>
-      </w:r>
-      <w:r>
-        <w:t xml:space="preserve"> </w:t>
-      </w:r>
-      <w:r>
-        <w:rPr>
-          <w:bCs/>
-          <w:b/>
-        </w:rPr>
-        <w:t xml:space="preserve">[AUTHOR ACTION: confirm degauss = 0.005 Ry in the production relaxation inputs.]</w:t>
+        <w:t xml:space="preserve">relaxation (Section S1) and the self-consistent runs that regenerated the densities for the projected densities of states used 0.01 Ry (Table S10); because the latter reproduce the production Rb_VO Fermi energy to 0.1 meV, the production value is not established.</w:t>
+      </w:r>
+      <w:r>
+        <w:t xml:space="preserve"> </w:t>
+      </w:r>
+      <w:r>
+        <w:rPr>
+          <w:bCs/>
+          <w:b/>
+        </w:rPr>
+        <w:t xml:space="preserve">[AUTHOR ACTION: state degauss of the production relaxations from their input files.]</w:t>
       </w:r>
       <w:r>
         <w:t xml:space="preserve"> </w:t>
@@ -2494,7 +2494,7 @@
         <w:t xml:space="preserve"> </w:t>
       </w:r>
       <w:r>
-        <w:t xml:space="preserve">Ry. Symmetry was handled by the code’s default detection.</w:t>
+        <w:t xml:space="preserve">Ry. Symmetry was handled by the code’s default detection; the Rb_VO cell retained a mirror plane (two symmetry operations in the pw.x output), so hole configurations that break it, for example localisation on only one of a mirror-related pair of oxygens, were excluded by construction.</w:t>
       </w:r>
       <w:r>
         <w:t xml:space="preserve"> </w:t>
@@ -2591,7 +2591,7 @@
         <w:t xml:space="preserve"> </w:t>
       </w:r>
       <w:r>
-        <w:t xml:space="preserve">&gt; |m| indicates spin density of both signs. The run log records starting_magnetization = 0 on every species for the production relaxations, and the single-point inputs derived from them use the same setting; pw.x accepts explicitly set zero values with nspin = 2 and stops only when starting_magnetization is not set for any species. From a spin-symmetric start a moment develops only if the symmetric solution is unstable and numerical noise (here the randomised starting wavefunctions) breaks the symmetry, as happened for both Rb cells; the same start can leave a calculation in a non-magnetic solution when a magnetic one exists.</w:t>
+        <w:t xml:space="preserve">&gt; |m| indicates spin density of both signs. The run log records starting_magnetization = 0 on every species for the production relaxations, and the single-point inputs derived from them use the same setting; pw.x accepts explicitly set zero values with nspin = 2 and stops only when starting_magnetization is set for no species and no total magnetisation is imposed. From a spin-symmetric start a moment develops only if the symmetric solution is unstable and numerical noise (for example from randomised starting wavefunctions, which the single-point inputs use) breaks the symmetry, as happened for both Rb cells; the same start can leave a calculation in a non-magnetic solution when a magnetic one exists.</w:t>
       </w:r>
       <w:r>
         <w:t xml:space="preserve"> </w:t>
@@ -3054,7 +3054,7 @@
         <w:t xml:space="preserve"> </w:t>
       </w:r>
       <w:r>
-        <w:t xml:space="preserve">(iv) Dispersion: single-point energies for Pr_VO and Rb_VO with the Grimme D3 correction and Becke–Johnson damping [41,42], without three-body terms, as in the DFT+U+D3 study of pristine and defective anatase by Torres et al., who used PBEsol-D3 with U = 3 eV for the defective (001) surface [43]; the single points were started from scratch on the production geometries. (v) Alternative vacancy sites: three additional Pr_VO cells with the vacancy at atom indices O1, O7 and O17 of the production input. (vi) Bader analysis of Pr_VO and Rb_VO from pp.x charge densities with the Henkelman grid algorithm [44,45].</w:t>
+        <w:t xml:space="preserve">(iv) Dispersion: single-point energies for Pr_VO and Rb_VO with the Grimme D3 correction and Becke–Johnson damping [41,42], without three-body terms (D3 has been combined with DFT+U for pristine and defective anatase by Torres et al., who used PBEsol-D3 with U = 3 eV for the defective (001) surface [43]); the single points were started from scratch on the production geometries. (v) Alternative vacancy sites: three additional Pr_VO cells with the vacancy at oxygen sites 1, 7 and 17 of the orchestration input (not the pw.x atom numbers used elsewhere). (vi) Bader analysis of Pr_VO and Rb_VO from pp.x charge densities with the Henkelman grid algorithm [44,45].</w:t>
       </w:r>
       <w:r>
         <w:t xml:space="preserve"> </w:t>
@@ -3114,7 +3114,28 @@
         <w:t xml:space="preserve"> </w:t>
       </w:r>
       <w:r>
-        <w:t xml:space="preserve">cell, which required a modified mixing scheme to converge (Section S1), was stopped at 0.0056 Ry/Bohr, slightly above the threshold. Figure 1 shows the (010) atomic plane that contains the dopant site and the vacancy, at ideal positions and in the relaxed Rb_VO cell as read from its final coordinates (Table S8). The vacant site is an equatorial first-shell oxygen of the dopant site, 1.95 Å from the ideal cation position. In the relaxed cell the Rb ion has moved 1.27 Å from that position towards the vacancy and lies 0.87 Å from the vacant oxygen site; its four nearest oxygens are at 2.54 (two), 2.56 and 2.71 Å and the next two at 2.95 and 3.07 Å. The two Ti atoms that were bonded to the removed oxygen have moved away from it, to 2.36 and 2.38 Å from the vacant site (ideal Ti–O distances 2.03 and 1.95 Å). The large monovalent ion thus occupies part of the space vacated by the oxygen, so structural relaxation is part of the energy released when the vacancy forms next to Rb (Sections 3.2 and 4.3).</w:t>
+        <w:t xml:space="preserve">cell, which required a modified mixing scheme to converge (Section S1), was stopped at 0.0056 Ry/Bohr, slightly above the threshold. Figure 1 shows the (010) atomic plane that contains the dopant site and the vacancy, at ideal positions and in the relaxed Rb_VO cell as read from its final coordinates (Table S8). The vacant site is an equatorial first-shell oxygen of the dopant site, 1.95 Å from the ideal cation position. In the relaxed cell the Rb ion has moved 1.27 Å from that position towards the vacancy and lies 0.87 Å from the vacant oxygen site; its four nearest oxygens are at 2.54 (two), 2.56 and 2.71 Å and the next two at 2.95 and 3.07 Å. The two Ti atoms that were bonded to the removed oxygen have moved away from it, to 2.36 and 2.38 Å from the vacant site (ideal Ti–O distances 2.03 and 1.95 Å). The large monovalent ion thus occupies part of the space vacated by the oxygen. The displacement is measured from the ideal anatase site, because the relaxed Rb_perfect coordinates were not available, and the shortest Rb–O distance (2.54 Å) is 0.38 Å below the Shannon-radius sum for six-fold Rb</w:t>
+      </w:r>
+      <w:r>
+        <w:rPr>
+          <w:vertAlign w:val="superscript"/>
+        </w:rPr>
+        <w:t xml:space="preserve">+</w:t>
+      </w:r>
+      <w:r>
+        <w:t xml:space="preserve">–O</w:t>
+      </w:r>
+      <w:r>
+        <w:rPr>
+          <w:vertAlign w:val="superscript"/>
+        </w:rPr>
+        <w:t xml:space="preserve">2−</w:t>
+      </w:r>
+      <w:r>
+        <w:t xml:space="preserve"> </w:t>
+      </w:r>
+      <w:r>
+        <w:t xml:space="preserve">(2.92 Å [26]), as for the short Pr–O distance noted in Section 2.3.</w:t>
       </w:r>
       <w:r>
         <w:t xml:space="preserve"> </w:t>
@@ -3189,7 +3210,7 @@
           <w:iCs/>
           <w:i/>
         </w:rPr>
-        <w:t xml:space="preserve">Figure 1. The (010) atomic plane containing the dopant site and the oxygen vacancy. (a) Ideal anatase positions built with the lattice parameters of this work (a = 7.63632 Å, c = 9.77900 Å, u = 0.208), with the dopant on the substituted Ti site and the vacant oxygen site marked by a dashed circle. (b) The same plane in the relaxed Rb_VO cell (PBE+U, U(Ti-3d) = 3.5 eV, Γ-only), from the final coordinates of the production relaxation. Arrows give the displacement of each in-plane atom from its ideal site after removal of the mean displacement; the dotted circle marks the ideal Rb site. The oxygen drawn in blue (O8) carries the largest Löwdin spin polarisation (+0.59 μ</w:t>
+        <w:t xml:space="preserve">Figure 1. The (010) atomic plane containing the dopant site and the oxygen vacancy. (a) Ideal anatase positions built with the lattice parameters of this work (a = 7.63632 Å, c = 9.77900 Å, u = 0.208), with the dopant on the substituted Ti site and the vacant oxygen site marked by a dashed circle. (b) The same plane in the relaxed Rb_VO cell (PBE+U, U(Ti-3d) = 3.5 eV, Γ-only), from the final coordinates of the production relaxation. Arrows give the displacement (where larger than 0.2 Å) of each in-plane atom from its ideal site after removal of the mean displacement; the dotted circle marks the ideal Rb site. The oxygen drawn in blue (O8) carries the largest Löwdin spin polarisation (+0.59 μ</w:t>
       </w:r>
       <w:r>
         <w:rPr>
@@ -3302,7 +3323,7 @@
         <w:t xml:space="preserve">2</w:t>
       </w:r>
       <w:r>
-        <w:t xml:space="preserve">, by 3.45 eV for Pr and 8.81 eV for Rb (differences of the unrounded values). At this reference the Pr cell remains uphill, so oxygen removal is not spontaneous; the Rb cell is downhill, so the vacancy-free Rb-substituted cell is unstable against oxygen loss. Part of the Rb reduction is structural: the Rb ion moves 1.27 Å into the space vacated by the oxygen (Section 3.1), and the energy of this relaxation has not been separated from the electronic contribution. The Pr–Rb contrast ΔE</w:t>
+        <w:t xml:space="preserve">, by 3.45 eV for Pr and 8.81 eV for Rb (differences of the unrounded values). At this reference the Pr cell remains uphill, so oxygen removal is not spontaneous; the Rb cell is downhill, so the vacancy-free Rb-substituted cell is unstable against oxygen loss. Structural relaxation may contribute to the Rb reduction: the Rb ion lies 1.27 Å off its ideal site, in the space vacated by the oxygen (Section 3.1). The relaxation energy of the Rb_VO cell was not computed, and the pristine and Pr values also contain relaxation, so its share of the reduction is unknown. The Pr–Rb contrast ΔE</w:t>
       </w:r>
       <w:r>
         <w:rPr>
@@ -4200,7 +4221,57 @@
         <w:t xml:space="preserve">B</w:t>
       </w:r>
       <w:r>
-        <w:t xml:space="preserve">. In smearing free energy (Section 2.4) it lies 0.281 eV above the non-magnetic energy logged with it for comparison and 0.394 eV above the final production energy (Table S9, runs 4, 24 and 25); this free energy includes a −TS term that favours fractionally occupied solutions. The non-magnetic solution is therefore the lower of the two solutions tested at this smearing, and a broader search over spin seeds and local distortions would be needed to establish it as the ground state. For Pr_VO the smeared character is documented by the projected densities of states, in which the occupied conduction-band states have equal weight in the two spin channels, and by the Löwdin analysis, in which no site carries more than 0.001 μ</w:t>
+        <w:t xml:space="preserve">. In smearing free energy (Section 2.4) it lies 0.281 eV above the non-magnetic energy logged with it for comparison and 0.394 eV above the final production energy (Table S9, runs 4, 24 and 25); this free energy includes a −TS term that favours fractionally occupied solutions. The non-magnetic solution is therefore the lower of the two solutions tested at this smearing, and a broader search over spin seeds and local distortions would be needed to establish it as the ground state. For Pr_VO the projected densities of states (Section 3.6) show that the net excess electron occupies Ti-3d conduction-band states with no gap state; because the non-self-consistent run inherits the m = 0 density, its equal spin channels and zero site moments follow by construction and do not test the spin state.</w:t>
+      </w:r>
+      <w:r>
+        <w:t xml:space="preserve"> </w:t>
+      </w:r>
+      <w:r>
+        <w:rPr>
+          <w:bCs/>
+          <w:b/>
+        </w:rPr>
+        <w:t xml:space="preserve">[AUTHOR ACTION: report the fractional occupations near E</w:t>
+      </w:r>
+      <w:r>
+        <w:rPr>
+          <w:vertAlign w:val="subscript"/>
+          <w:bCs/>
+          <w:b/>
+        </w:rPr>
+        <w:t xml:space="preserve">F</w:t>
+      </w:r>
+      <w:r>
+        <w:rPr>
+          <w:bCs/>
+          <w:b/>
+        </w:rPr>
+        <w:t xml:space="preserve"> </w:t>
+      </w:r>
+      <w:r>
+        <w:rPr>
+          <w:bCs/>
+          <w:b/>
+        </w:rPr>
+        <w:t xml:space="preserve">of the non-magnetic Pr_perfect and Pr_VO solutions from their self-consistent outputs.]</w:t>
+      </w:r>
+      <w:r>
+        <w:t xml:space="preserve"> </w:t>
+      </w:r>
+      <w:r>
+        <w:t xml:space="preserve">The isolated O</w:t>
+      </w:r>
+      <w:r>
+        <w:rPr>
+          <w:vertAlign w:val="subscript"/>
+        </w:rPr>
+        <w:t xml:space="preserve">2</w:t>
+      </w:r>
+      <w:r>
+        <w:t xml:space="preserve"> </w:t>
+      </w:r>
+      <w:r>
+        <w:t xml:space="preserve">reference converged to its triplet (m = 2.00 μ</w:t>
       </w:r>
       <w:r>
         <w:rPr>
@@ -4209,38 +4280,15 @@
         <w:t xml:space="preserve">B</w:t>
       </w:r>
       <w:r>
-        <w:t xml:space="preserve"> </w:t>
-      </w:r>
-      <w:r>
-        <w:t xml:space="preserve">(Section 3.6).</w:t>
-      </w:r>
-      <w:r>
-        <w:t xml:space="preserve"> </w:t>
-      </w:r>
-      <w:r>
-        <w:rPr>
-          <w:bCs/>
-          <w:b/>
-        </w:rPr>
-        <w:t xml:space="preserve">[AUTHOR ACTION: document the occupations of the non-magnetic Pr_perfect solution in the same way.]</w:t>
-      </w:r>
-      <w:r>
-        <w:t xml:space="preserve"> </w:t>
-      </w:r>
-      <w:r>
-        <w:t xml:space="preserve">The isolated O</w:t>
-      </w:r>
-      <w:r>
-        <w:rPr>
-          <w:vertAlign w:val="subscript"/>
-        </w:rPr>
-        <w:t xml:space="preserve">2</w:t>
-      </w:r>
-      <w:r>
-        <w:t xml:space="preserve"> </w:t>
-      </w:r>
-      <w:r>
-        <w:t xml:space="preserve">reference converged to its triplet (m = 2.00 μ</w:t>
+        <w:t xml:space="preserve">), which is the expected check of the spin-polarised pipeline.</w:t>
+      </w:r>
+    </w:p>
+    <w:p>
+      <w:pPr>
+        <w:pStyle w:val="BodyText"/>
+      </w:pPr>
+      <w:r>
+        <w:t xml:space="preserve">The Rb cells behave differently. Rb_perfect converged to m = 1.00 μ</w:t>
       </w:r>
       <w:r>
         <w:rPr>
@@ -4249,15 +4297,22 @@
         <w:t xml:space="preserve">B</w:t>
       </w:r>
       <w:r>
-        <w:t xml:space="preserve">), which is the expected check of the spin-polarised pipeline.</w:t>
-      </w:r>
-    </w:p>
-    <w:p>
-      <w:pPr>
-        <w:pStyle w:val="BodyText"/>
-      </w:pPr>
-      <w:r>
-        <w:t xml:space="preserve">The Rb cells behave differently. Rb_perfect converged to m = 1.00 μ</w:t>
+        <w:t xml:space="preserve"> </w:t>
+      </w:r>
+      <w:r>
+        <w:t xml:space="preserve">(m</w:t>
+      </w:r>
+      <w:r>
+        <w:rPr>
+          <w:vertAlign w:val="subscript"/>
+        </w:rPr>
+        <w:t xml:space="preserve">abs</w:t>
+      </w:r>
+      <w:r>
+        <w:t xml:space="preserve"> </w:t>
+      </w:r>
+      <w:r>
+        <w:t xml:space="preserve">= 1.00 μ</w:t>
       </w:r>
       <w:r>
         <w:rPr>
@@ -4266,10 +4321,19 @@
         <w:t xml:space="preserve">B</w:t>
       </w:r>
       <w:r>
-        <w:t xml:space="preserve"> </w:t>
-      </w:r>
-      <w:r>
-        <w:t xml:space="preserve">(m</w:t>
+        <w:t xml:space="preserve">) from the production starting magnetisation, and Rb_VO to m = −0.97 μ</w:t>
+      </w:r>
+      <w:r>
+        <w:rPr>
+          <w:vertAlign w:val="subscript"/>
+        </w:rPr>
+        <w:t xml:space="preserve">B</w:t>
+      </w:r>
+      <w:r>
+        <w:t xml:space="preserve"> </w:t>
+      </w:r>
+      <w:r>
+        <w:t xml:space="preserve">with m</w:t>
       </w:r>
       <w:r>
         <w:rPr>
@@ -4281,7 +4345,7 @@
         <w:t xml:space="preserve"> </w:t>
       </w:r>
       <w:r>
-        <w:t xml:space="preserve">= 1.00 μ</w:t>
+        <w:t xml:space="preserve">= 1.21 μ</w:t>
       </w:r>
       <w:r>
         <w:rPr>
@@ -4290,7 +4354,7 @@
         <w:t xml:space="preserve">B</w:t>
       </w:r>
       <w:r>
-        <w:t xml:space="preserve">) from the production starting magnetisation, and Rb_VO to m = −0.97 μ</w:t>
+        <w:t xml:space="preserve">. Single-point calculations started from zero magnetisation on the final Rb_VO geometry, at the production U without and with the D3 term (Section 3.7) and at other U values (Table S1), converge instead to m = 1.00 μ</w:t>
       </w:r>
       <w:r>
         <w:rPr>
@@ -4299,10 +4363,37 @@
         <w:t xml:space="preserve">B</w:t>
       </w:r>
       <w:r>
-        <w:t xml:space="preserve"> </w:t>
-      </w:r>
-      <w:r>
-        <w:t xml:space="preserve">with m</w:t>
+        <w:t xml:space="preserve">. The two solutions are nearly degenerate: the from-scratch Γ single point (m = 1.00 μ</w:t>
+      </w:r>
+      <w:r>
+        <w:rPr>
+          <w:vertAlign w:val="subscript"/>
+        </w:rPr>
+        <w:t xml:space="preserve">B</w:t>
+      </w:r>
+      <w:r>
+        <w:t xml:space="preserve">, E</w:t>
+      </w:r>
+      <w:r>
+        <w:rPr>
+          <w:vertAlign w:val="subscript"/>
+        </w:rPr>
+        <w:t xml:space="preserve">F</w:t>
+      </w:r>
+      <w:r>
+        <w:t xml:space="preserve"> </w:t>
+      </w:r>
+      <w:r>
+        <w:t xml:space="preserve">= 7.120 eV) lies 6.4 meV above the last relaxation step (m = −0.97 μ</w:t>
+      </w:r>
+      <w:r>
+        <w:rPr>
+          <w:vertAlign w:val="subscript"/>
+        </w:rPr>
+        <w:t xml:space="preserve">B</w:t>
+      </w:r>
+      <w:r>
+        <w:t xml:space="preserve">, m</w:t>
       </w:r>
       <w:r>
         <w:rPr>
@@ -4323,7 +4414,108 @@
         <w:t xml:space="preserve">B</w:t>
       </w:r>
       <w:r>
-        <w:t xml:space="preserve">. Single-point calculations started from zero magnetisation on the final Rb_VO geometry, at the production U without and with the D3 term (Section 3.7) and at other U values (Table S1), converge instead to m = 1.00 μ</w:t>
+        <w:t xml:space="preserve">, E</w:t>
+      </w:r>
+      <w:r>
+        <w:rPr>
+          <w:vertAlign w:val="subscript"/>
+        </w:rPr>
+        <w:t xml:space="preserve">F</w:t>
+      </w:r>
+      <w:r>
+        <w:t xml:space="preserve"> </w:t>
+      </w:r>
+      <w:r>
+        <w:t xml:space="preserve">= 7.133 eV; Tables S2a and S9). The self-consistent run that preceded the projected densities of states, started from 0.3 on Ti, reproduced the production Fermi energy to 0.1 meV, but the two solutions differ in E</w:t>
+      </w:r>
+      <w:r>
+        <w:rPr>
+          <w:vertAlign w:val="subscript"/>
+        </w:rPr>
+        <w:t xml:space="preserve">F</w:t>
+      </w:r>
+      <w:r>
+        <w:t xml:space="preserve"> </w:t>
+      </w:r>
+      <w:r>
+        <w:t xml:space="preserve">by only 13 meV and that run’s total energy was not compared, so Figure 4 is taken to represent both near-degenerate solutions.</w:t>
+      </w:r>
+      <w:r>
+        <w:t xml:space="preserve"> </w:t>
+      </w:r>
+      <w:r>
+        <w:rPr>
+          <w:bCs/>
+          <w:b/>
+        </w:rPr>
+        <w:t xml:space="preserve">[AUTHOR ACTION: report E</w:t>
+      </w:r>
+      <w:r>
+        <w:rPr>
+          <w:vertAlign w:val="subscript"/>
+          <w:bCs/>
+          <w:b/>
+        </w:rPr>
+        <w:t xml:space="preserve">tot</w:t>
+      </w:r>
+      <w:r>
+        <w:rPr>
+          <w:bCs/>
+          <w:b/>
+        </w:rPr>
+        <w:t xml:space="preserve">, m and m</w:t>
+      </w:r>
+      <w:r>
+        <w:rPr>
+          <w:vertAlign w:val="subscript"/>
+          <w:bCs/>
+          <w:b/>
+        </w:rPr>
+        <w:t xml:space="preserve">abs</w:t>
+      </w:r>
+      <w:r>
+        <w:rPr>
+          <w:bCs/>
+          <w:b/>
+        </w:rPr>
+        <w:t xml:space="preserve"> </w:t>
+      </w:r>
+      <w:r>
+        <w:rPr>
+          <w:bCs/>
+          <w:b/>
+        </w:rPr>
+        <w:t xml:space="preserve">of the self-consistent run that preceded the Rb_VO projected densities of states.]</w:t>
+      </w:r>
+      <w:r>
+        <w:t xml:space="preserve"> </w:t>
+      </w:r>
+      <w:r>
+        <w:t xml:space="preserve">With three formal holes in Rb_perfect and one residual hole in Rb_VO (Table 1), the Ti-3d-only Hubbard treatment thus yields one unpaired spin in each Rb cell; the remaining two holes of Rb_perfect are spin-paired in this treatment (m</w:t>
+      </w:r>
+      <w:r>
+        <w:rPr>
+          <w:vertAlign w:val="subscript"/>
+        </w:rPr>
+        <w:t xml:space="preserve">abs</w:t>
+      </w:r>
+      <w:r>
+        <w:t xml:space="preserve"> </w:t>
+      </w:r>
+      <w:r>
+        <w:t xml:space="preserve">= |m| excludes antiparallel moments), a point that the oxygen-site Hubbard test of Section 3.4 revisits. The excess of m</w:t>
+      </w:r>
+      <w:r>
+        <w:rPr>
+          <w:vertAlign w:val="subscript"/>
+        </w:rPr>
+        <w:t xml:space="preserve">abs</w:t>
+      </w:r>
+      <w:r>
+        <w:t xml:space="preserve"> </w:t>
+      </w:r>
+      <w:r>
+        <w:t xml:space="preserve">over |m| in Rb_VO (0.24 μ</w:t>
       </w:r>
       <w:r>
         <w:rPr>
@@ -4332,7 +4524,7 @@
         <w:t xml:space="preserve">B</w:t>
       </w:r>
       <w:r>
-        <w:t xml:space="preserve">. The two solutions are nearly degenerate: the from-scratch Γ single point (m = 1.00 μ</w:t>
+        <w:t xml:space="preserve">) indicates regions of spin density of the opposite sign, which can arise from spin polarisation of the surrounding ions whether the hole is localised or delocalised, so this quantity does not by itself fix the degree of localisation; the Löwdin analysis (Section 3.6) finds a weak antiparallel polarisation of the Ti sublattice (−0.12 μ</w:t>
       </w:r>
       <w:r>
         <w:rPr>
@@ -4341,19 +4533,10 @@
         <w:t xml:space="preserve">B</w:t>
       </w:r>
       <w:r>
-        <w:t xml:space="preserve">, E</w:t>
-      </w:r>
-      <w:r>
-        <w:rPr>
-          <w:vertAlign w:val="subscript"/>
-        </w:rPr>
-        <w:t xml:space="preserve">F</w:t>
-      </w:r>
-      <w:r>
-        <w:t xml:space="preserve"> </w:t>
-      </w:r>
-      <w:r>
-        <w:t xml:space="preserve">= 7.120 eV) lies 6.4 meV above the last relaxation step (m = −0.97 μ</w:t>
+        <w:t xml:space="preserve"> </w:t>
+      </w:r>
+      <w:r>
+        <w:t xml:space="preserve">in total), which accounts for essentially all of the 0.24 μ</w:t>
       </w:r>
       <w:r>
         <w:rPr>
@@ -4362,7 +4545,10 @@
         <w:t xml:space="preserve">B</w:t>
       </w:r>
       <w:r>
-        <w:t xml:space="preserve">, m</w:t>
+        <w:t xml:space="preserve"> </w:t>
+      </w:r>
+      <w:r>
+        <w:t xml:space="preserve">excess (m</w:t>
       </w:r>
       <w:r>
         <w:rPr>
@@ -4374,73 +4560,7 @@
         <w:t xml:space="preserve"> </w:t>
       </w:r>
       <w:r>
-        <w:t xml:space="preserve">= 1.21 μ</w:t>
-      </w:r>
-      <w:r>
-        <w:rPr>
-          <w:vertAlign w:val="subscript"/>
-        </w:rPr>
-        <w:t xml:space="preserve">B</w:t>
-      </w:r>
-      <w:r>
-        <w:t xml:space="preserve">, E</w:t>
-      </w:r>
-      <w:r>
-        <w:rPr>
-          <w:vertAlign w:val="subscript"/>
-        </w:rPr>
-        <w:t xml:space="preserve">F</w:t>
-      </w:r>
-      <w:r>
-        <w:t xml:space="preserve"> </w:t>
-      </w:r>
-      <w:r>
-        <w:t xml:space="preserve">= 7.133 eV; Table S2a). The self-consistent run that preceded the projected densities of states, started from 0.3 on Ti, reproduced the production Fermi energy and is taken to be the production solution, with the opposite (arbitrary) sign of m. With three formal holes in Rb_perfect and one residual hole in Rb_VO (Table 1), the Ti-3d-only Hubbard treatment thus yields one unpaired spin in each Rb cell; the remaining two holes of Rb_perfect are spin-paired in this treatment (m</w:t>
-      </w:r>
-      <w:r>
-        <w:rPr>
-          <w:vertAlign w:val="subscript"/>
-        </w:rPr>
-        <w:t xml:space="preserve">abs</w:t>
-      </w:r>
-      <w:r>
-        <w:t xml:space="preserve"> </w:t>
-      </w:r>
-      <w:r>
-        <w:t xml:space="preserve">= |m| excludes antiparallel moments), a point that the oxygen-site Hubbard test of Section 3.4 revisits. The excess of m</w:t>
-      </w:r>
-      <w:r>
-        <w:rPr>
-          <w:vertAlign w:val="subscript"/>
-        </w:rPr>
-        <w:t xml:space="preserve">abs</w:t>
-      </w:r>
-      <w:r>
-        <w:t xml:space="preserve"> </w:t>
-      </w:r>
-      <w:r>
-        <w:t xml:space="preserve">over |m| in Rb_VO (0.24 μ</w:t>
-      </w:r>
-      <w:r>
-        <w:rPr>
-          <w:vertAlign w:val="subscript"/>
-        </w:rPr>
-        <w:t xml:space="preserve">B</w:t>
-      </w:r>
-      <w:r>
-        <w:t xml:space="preserve">) indicates regions of spin density of the opposite sign, which can arise from spin polarisation of the surrounding ions whether the hole is localised or delocalised, so this quantity does not by itself fix the degree of localisation; the Löwdin analysis (Section 3.6) finds a weak antiparallel polarisation of the Ti sublattice (−0.12 μ</w:t>
-      </w:r>
-      <w:r>
-        <w:rPr>
-          <w:vertAlign w:val="subscript"/>
-        </w:rPr>
-        <w:t xml:space="preserve">B</w:t>
-      </w:r>
-      <w:r>
-        <w:t xml:space="preserve"> </w:t>
-      </w:r>
-      <w:r>
-        <w:t xml:space="preserve">in total), which accounts for part of the excess.</w:t>
+        <w:t xml:space="preserve">− |m| is twice the integrated spin density of the minority sign).</w:t>
       </w:r>
     </w:p>
     <w:p>
@@ -6190,7 +6310,7 @@
         <w:t xml:space="preserve"> </w:t>
       </w:r>
       <w:r>
-        <w:t xml:space="preserve">The Fermi energies printed for the production cells (Table 3) are 7.89 eV (pristine), 9.99 eV (Pr_VO) and 7.13 eV (Rb_VO). They are referenced to each cell’s own average electrostatic potential and are not aligned to a common vacuum or core level; in the insulating pristine cell the printed value lies in the gap at a position set by the smearing rather than by a physical level (the same Γ-only cell prints 7.89 eV in the production run and 8.24 eV in a single point of the k-mesh series at the same total energy, Table S2a). The differences (+2.10 eV for Pr_VO and −0.76 eV for Rb_VO relative to pristine; 2.86 eV between the two doped vacancy cells) should therefore be read as qualitative indicators and not as band offsets or carrier-density shifts. With that caveat, the large upward shift in Pr_VO is consistent with the net excess electron of Table 1 occupying conduction-band states in a cell containing one carrier per 570 Å</w:t>
+        <w:t xml:space="preserve">The Fermi energies printed for the production cells (Table 3) are 7.89 eV (pristine), 9.99 eV (Pr_VO) and 7.13 eV (Rb_VO). They are referenced to each cell’s own average electrostatic potential and are not aligned to a common vacuum or core level; in the insulating pristine cell the printed value lies in the gap at a position set by the smearing rather than by a physical level (the same Γ-only cell prints 7.89 eV in the production run and 8.24 eV in a single point of the k-mesh series at the same total energy, Table S2a). The differences (+2.10 eV for Pr_VO and −0.75 eV for Rb_VO relative to pristine; 2.86 eV between the two doped vacancy cells) should therefore be read as qualitative indicators and not as band offsets or carrier-density shifts. With that caveat, the large upward shift in Pr_VO is consistent with the net excess electron of Table 1 occupying conduction-band states in a cell containing one carrier per 570 Å</w:t>
       </w:r>
       <w:r>
         <w:rPr>
@@ -6293,7 +6413,7 @@
         <w:t xml:space="preserve"> </w:t>
       </w:r>
       <w:r>
-        <w:t xml:space="preserve">and the Fermi level lies in the Ti-3d conduction band. The occupied conduction-band states within 0.6 eV below E</w:t>
+        <w:t xml:space="preserve">and the Fermi level lies in the Ti-3d conduction band. The occupied conduction-band states are 95 % Ti-3d, no feature appears inside the gap at this broadening, and the Pr-5d projection is small at both band edges. The electron count fixes 0.5 occupied states per spin channel; the broadened DOS integrates to 0.70 per channel between E</w:t>
       </w:r>
       <w:r>
         <w:rPr>
@@ -6305,7 +6425,19 @@
         <w:t xml:space="preserve"> </w:t>
       </w:r>
       <w:r>
-        <w:t xml:space="preserve">have equal weight in the two spin channels (0.70 states each in the broadened DOS, 95 % Ti-3d), no feature appears inside the gap at this broadening, and the Pr-5d projection is small at both band edges. No site carries a Löwdin spin polarisation above 0.001 μ</w:t>
+        <w:t xml:space="preserve">− 0.6 eV and E</w:t>
+      </w:r>
+      <w:r>
+        <w:rPr>
+          <w:vertAlign w:val="subscript"/>
+        </w:rPr>
+        <w:t xml:space="preserve">F</w:t>
+      </w:r>
+      <w:r>
+        <w:t xml:space="preserve"> </w:t>
+      </w:r>
+      <w:r>
+        <w:t xml:space="preserve">because of the 0.136 eV Gaussian tails. Equal spin channels and Löwdin moments below 0.001 μ</w:t>
       </w:r>
       <w:r>
         <w:rPr>
@@ -6314,7 +6446,10 @@
         <w:t xml:space="preserve">B</w:t>
       </w:r>
       <w:r>
-        <w:t xml:space="preserve">, so the net excess electron is spin-paired over delocalised conduction-band states: this is the smeared solution of Section 3.3. The Pr-4f states are frozen in the core and cannot appear (Section 2.1). In Rb_VO the Fermi level lies at the top of the O-2p valence band and an empty state lies just above it in one spin channel only: between E</w:t>
+        <w:t xml:space="preserve"> </w:t>
+      </w:r>
+      <w:r>
+        <w:t xml:space="preserve">on every site follow from the m = 0 density on which this run is based (Section 3.3). The Pr-4f states are frozen in the core and cannot appear (Section 2.1). In Rb_VO the Fermi level lies at the top of the O-2p valence band and an empty state lies just above it in one spin channel only. In the eigenvalues it is a single minority-spin band 0.04–0.13 eV above E</w:t>
       </w:r>
       <w:r>
         <w:rPr>
@@ -6323,6 +6458,15 @@
         <w:t xml:space="preserve">F</w:t>
       </w:r>
       <w:r>
+        <w:t xml:space="preserve">, 2.5 eV below the next minority band; in the broadened DOS it carries 0.79 states between E</w:t>
+      </w:r>
+      <w:r>
+        <w:rPr>
+          <w:vertAlign w:val="subscript"/>
+        </w:rPr>
+        <w:t xml:space="preserve">F</w:t>
+      </w:r>
+      <w:r>
         <w:t xml:space="preserve"> </w:t>
       </w:r>
       <w:r>
@@ -6338,7 +6482,7 @@
         <w:t xml:space="preserve"> </w:t>
       </w:r>
       <w:r>
-        <w:t xml:space="preserve">+ 0.6 eV the minority channel holds 0.79 states and the majority channel none, and 93 % of the minority weight is O-2p (Ti-3d 5 %). This empty minority-spin state is the residual hole of Table 1. The Löwdin moments locate it (Figure S1, Section S2.2). Of the total of +1.01 μ</w:t>
+        <w:t xml:space="preserve">+ 0.6 eV in the minority channel and none in the majority channel, 93 % of it O-2p (Ti-3d 5 %). This empty minority-spin band is the residual hole of Table 1. The Löwdin moments locate it (Figure S1, Section S2.2). Of the total of +1.01 μ</w:t>
       </w:r>
       <w:r>
         <w:rPr>
@@ -6407,7 +6551,7 @@
         <w:t xml:space="preserve"> </w:t>
       </w:r>
       <w:r>
-        <w:t xml:space="preserve">on any Ti) and Rb none. O8 is bonded to the displaced Rb ion (2.56 Å) and to two Ti atoms (1.96 Å) and lies 3.40 Å from the vacant site; it is also the oxygen with the largest Bader depletion (Section 3.7). The residual hole is therefore an O-2p hole centred on one oxygen next to the dopant, with smaller weight on its oxygen neighbours and no Ti</w:t>
+        <w:t xml:space="preserve">on any Ti) and Rb none. O8 is bonded to the displaced Rb ion (2.56 Å) and to two Ti atoms (1.96 Å) and lies 3.39 Å from the vacant site; it is also the oxygen with the largest Bader depletion (Section 3.7). The residual hole is therefore an O-2p hole with the largest share of its Löwdin moment on one oxygen next to the dopant and the rest on neighbouring oxygens; no Ti</w:t>
       </w:r>
       <w:r>
         <w:rPr>
@@ -6419,7 +6563,7 @@
         <w:t xml:space="preserve"> </w:t>
       </w:r>
       <w:r>
-        <w:t xml:space="preserve">character. The sum of the magnitudes of the Löwdin moments (1.24 μ</w:t>
+        <w:t xml:space="preserve">centre forms. Because the relaxation retained the mirror plane of the cell (Section 2.4), configurations in which the hole sits on only one oxygen of a mirror-related pair were not sampled. The sum of the magnitudes of the Löwdin moments (1.24 μ</w:t>
       </w:r>
       <w:r>
         <w:rPr>
@@ -6449,7 +6593,16 @@
         <w:t xml:space="preserve">B</w:t>
       </w:r>
       <w:r>
-        <w:t xml:space="preserve">). Löwdin moments depend on the projector basis, so these numbers locate the spin density rather than quantify it. The separation between the valence-band top and the conduction-band onset is about 2.4–2.5 eV in both cells (onsets taken where the total DOS reaches 0.5 states eV</w:t>
+        <w:t xml:space="preserve">). Löwdin moments depend on the projector basis, so these numbers locate the spin density rather than quantify it. The Kohn–Sham gap of Rb_VO from the non-self-consistent eigenvalues is 2.87 eV in the majority channel (valence-band top 0.22 eV below E</w:t>
+      </w:r>
+      <w:r>
+        <w:rPr>
+          <w:vertAlign w:val="subscript"/>
+        </w:rPr>
+        <w:t xml:space="preserve">F</w:t>
+      </w:r>
+      <w:r>
+        <w:t xml:space="preserve">, conduction-band minimum 2.65 eV above it); in the broadened DOS of Pr_VO the valence-band top and the conduction-band onset are 2.46 eV apart at a threshold of 0.5 states eV</w:t>
       </w:r>
       <w:r>
         <w:rPr>
@@ -6458,7 +6611,7 @@
         <w:t xml:space="preserve">−1</w:t>
       </w:r>
       <w:r>
-        <w:t xml:space="preserve">). In the run used for Figure 4 the net moment is positive, so the hole appears in the spin-down channel; the sign of m is arbitrary in a collinear calculation, and the production relaxation (m = −0.97 μ</w:t>
+        <w:t xml:space="preserve">, which underestimates the eigenvalue gap because of the broadening. In the run used for Figure 4 the net moment is positive, so the hole appears in the spin-down channel; the sign of m is arbitrary in a collinear calculation (the production relaxation has m = −0.97 μ</w:t>
       </w:r>
       <w:r>
         <w:rPr>
@@ -6467,7 +6620,17 @@
         <w:t xml:space="preserve">B</w:t>
       </w:r>
       <w:r>
-        <w:t xml:space="preserve">) corresponds to the same solution with the spins interchanged (Section 3.3). The Fermi energy of Pr_VO in Figure 4 (10.31 eV, 2×2×2 non-self-consistent) differs from the Γ-only self-consistent value (9.99 eV) because of the k-mesh dependence of the conduction-band filling; the Rb_VO Fermi energy is mesh-stable (7.13 versus 7.14 eV).</w:t>
+        <w:t xml:space="preserve">). The Fermi energy of Pr_VO in Figure 4 (10.31 eV, 2×2×2 non-self-consistent) differs from the Γ-only self-consistent value (9.99 eV) because of the k-mesh dependence of the conduction-band filling; the Rb_VO Fermi energy is mesh-stable (7.13 versus 7.14 eV). In the non-self-consistent Rb_VO run pw.x reported 33–37 unconverged eigenvalues per k-point; in a Davidson calculation with 226 bands these are normally the highest bands, well above the hole band (band 188 of the minority channel) and the conduction-band minimum, but the upper conduction-band PDOS should be confirmed.</w:t>
+      </w:r>
+      <w:r>
+        <w:t xml:space="preserve"> </w:t>
+      </w:r>
+      <w:r>
+        <w:rPr>
+          <w:bCs/>
+          <w:b/>
+        </w:rPr>
+        <w:t xml:space="preserve">[AUTHOR ACTION: repeat the non-self-consistent step with diago_full_acc = .true., and report the eigenvalue gap of Pr_VO.]</w:t>
       </w:r>
       <w:r>
         <w:t xml:space="preserve"> </w:t>
@@ -6551,7 +6714,7 @@
           <w:iCs/>
           <w:i/>
         </w:rPr>
-        <w:t xml:space="preserve">, from 2×2×2 non-self-consistent calculations on the relaxed cells (PBE+U, U(Ti-3d) = 3.5 eV; tetrahedron occupations; Gaussian broadening 0.01 Ry). Spin up is plotted upwards and spin down downwards; energies are relative to each cell’s Fermi level (10.31 and 7.14 eV). Filled blue: Ti-3d summed over 15 Ti; orange: O-2p summed over 31 O; green: Pr-5d multiplied by 5; grey: total. The Rb dataset has no d projector, so no dopant-d channel exists for Rb_VO. In (b) the occupied conduction-band states have equal weight in the two spin channels (0.70 states each between −0.6 eV and E</w:t>
+        <w:t xml:space="preserve">, from 2×2×2 non-self-consistent calculations on the relaxed cells (PBE+U, U(Ti-3d) = 3.5 eV; tetrahedron occupations; Gaussian broadening 0.01 Ry). Spin up is plotted upwards and spin down downwards; energies are relative to each cell’s Fermi level (10.31 and 7.14 eV). Filled blue: Ti-3d summed over 15 Ti; orange: O-2p summed over 31 O; green: Pr-5d multiplied by 5; grey: total. The Rb dataset has no d projector, so no dopant-d channel exists for Rb_VO. In (b) the occupied conduction-band states have equal weight in the two spin channels, as the m = 0 density implies (95 % Ti-3d; the broadened DOS holds 0.70 states per channel between −0.6 eV and E</w:t>
       </w:r>
       <w:r>
         <w:rPr>
@@ -6566,7 +6729,14 @@
           <w:iCs/>
           <w:i/>
         </w:rPr>
-        <w:t xml:space="preserve">, 95 % Ti-3d). In (d) the empty state just above E</w:t>
+        <w:t xml:space="preserve"> </w:t>
+      </w:r>
+      <w:r>
+        <w:rPr>
+          <w:iCs/>
+          <w:i/>
+        </w:rPr>
+        <w:t xml:space="preserve">for 0.5 electrons). In (d) the empty band just above E</w:t>
       </w:r>
       <w:r>
         <w:rPr>
@@ -6588,7 +6758,7 @@
           <w:iCs/>
           <w:i/>
         </w:rPr>
-        <w:t xml:space="preserve">appears in the spin-down channel only (0.79 states between E</w:t>
+        <w:t xml:space="preserve">(0.04–0.13 eV in the eigenvalues) appears in the spin-down channel only (93 % O-2p; broadened weight 0.79 states between E</w:t>
       </w:r>
       <w:r>
         <w:rPr>
@@ -6610,7 +6780,7 @@
           <w:iCs/>
           <w:i/>
         </w:rPr>
-        <w:t xml:space="preserve">and +0.6 eV, 93 % O-2p; spin up 0.00). Plotted without smoothing from the summed projwfc.x output by figures/make_pdos_figures.py.</w:t>
+        <w:t xml:space="preserve">and +0.6 eV). Plotted without smoothing from the summed projwfc.x output by figures/make_pdos_figures.py.</w:t>
       </w:r>
     </w:p>
     <w:p>
@@ -6740,7 +6910,7 @@
         <w:t xml:space="preserve"> </w:t>
       </w:r>
       <w:r>
-        <w:t xml:space="preserve">For Pristine_perfect, Pr_VO and Rb_VO the total energy was computed at Γ, 2×2×1, 2×2×2 and 3×3×2 meshes at U = 3.5 eV. The Γ-only energies differ from the 3×3×2 values by 1.05, 1.08 and 1.16 eV per cell (22, 23 and 25 meV per atom), whereas the 2×2×1 energies are within 1.15, 1.05 and 0.42 meV per atom of 3×3×2. The Γ-only energies lie below the 3×3×2 values, and the 2×2×2 energies of the same series lie 0.2, 1.5 and 2.1 meV per atom above them for Pr_VO, Rb_VO and Pristine_perfect (Table S2a), so convergence beyond 2×2×1 is at the 1–2 meV per atom level and is not monotonic across mesh families. The Γ-only production energies are therefore not converged in absolute terms, and the formation energies of Table 2 rely on cancellation between the perfect and defective cell of the same host rather than on convergence of each total energy. The 2×2×2 column of Table 2 quantifies the residual: −0.10 eV (Pr), −0.14 eV (Rb) and +0.04 eV on their difference. Because the k-mesh single points start from scratch, the Γ-to-2×2×2 shifts include the differences between the from-scratch and relaxation-endpoint solutions at Γ (0.038 eV for Pr_VO and 6.4 meV for Rb_VO, Table S2a), which lie within the stated mesh dependence. A complete formation-energy cycle exists only at Γ and, for the doped hosts, at 2×2×2. The total magnetisations are mesh-independent: 0.00 μ</w:t>
+        <w:t xml:space="preserve">For Pristine_perfect, Pr_VO and Rb_VO the total energy was computed at Γ, 2×2×1, 2×2×2 and 3×3×2 meshes at U = 3.5 eV. The Γ-only energies differ from the 3×3×2 values by 1.05, 1.08 and 1.16 eV per cell (22, 23 and 25 meV per atom), whereas the 2×2×1 energies are within 1.15, 1.05 and 0.42 meV per atom of 3×3×2. The Γ-only energies lie below the 3×3×2 values, and the 2×2×2 energies of the same series lie 0.2, 1.5 and 2.1 meV per atom above them for Pr_VO, Rb_VO and Pristine_perfect (Table S2a), so convergence beyond 2×2×1 is at the 1–2 meV per atom level and is not monotonic across mesh families. The Γ-only production energies are therefore not converged in absolute terms, and the formation energies of Table 2 rely on cancellation between the perfect and defective cell of the same host rather than on convergence of each total energy. The 2×2×2 column of Table 2 quantifies the residual: −0.10 eV (Pr), −0.14 eV (Rb) and +0.04 eV on their difference. Because the k-mesh single points start from scratch, the Γ-to-2×2×2 shifts include the differences between the from-scratch and relaxation-endpoint solutions at Γ (0.038 eV for Pr_VO and 6.4 meV for Rb_VO, Table S2a). If these offsets carry over to 2×2×2, they account for essentially all of the +0.04 eV change in the contrast (leaving 0.006 eV); the perfect-cell 2×2×2 runs were not checked for such offsets. A complete formation-energy cycle exists only at Γ and, for the doped hosts, at 2×2×2. The total magnetisations are mesh-independent: 0.00 μ</w:t>
       </w:r>
       <w:r>
         <w:rPr>
@@ -6794,7 +6964,7 @@
         <w:t xml:space="preserve"> </w:t>
       </w:r>
       <w:r>
-        <w:t xml:space="preserve">Ry, to the from-scratch Γ single point of the k-mesh series (Table S2a), so the offset belongs to the from-scratch SCF solution of the smeared Pr_VO cell and not to the D3 term. The dispersion energies of the perfect substituted cells and of the O</w:t>
+        <w:t xml:space="preserve">Ry, to the from-scratch Γ single point of the k-mesh series (Table S2a), so the offset is common to the from-scratch single points and is not caused by the D3 term; its origin (a different smeared solution, a smearing difference or the manually stopped relaxation) has not been established. The dispersion energies of the perfect substituted cells and of the O</w:t>
       </w:r>
       <w:r>
         <w:rPr>
@@ -6940,7 +7110,7 @@
         <w:t xml:space="preserve"> </w:t>
       </w:r>
       <w:r>
-        <w:t xml:space="preserve">Three further Pr_VO cells were relaxed with the vacancy at the oxygen indices O1, O7 and O17 of the production input (Table S4). Sites O1 and O17 are symmetry-equivalent second-shell positions (Pr–O = 3.99 Å) and give E</w:t>
+        <w:t xml:space="preserve">Three further Pr_VO cells were relaxed with the vacancy at oxygen sites 1, 7 and 17 of the orchestration input (Table S4; these labels are not the pw.x atom numbers used elsewhere). Sites 1 and 17 are symmetry-equivalent second-shell positions (Pr–O = 3.99 Å) and give E</w:t>
       </w:r>
       <w:r>
         <w:rPr>
@@ -6952,7 +7122,7 @@
         <w:t xml:space="preserve"> </w:t>
       </w:r>
       <w:r>
-        <w:t xml:space="preserve">= +2.07 eV each, agreeing to 0.1 meV; the more distant site O7 (4.94 Å) gives +2.72 eV. The production site is thus the lowest of the four sampled sites by 0.78 eV. This is a comparison among selected configurations in a 2×2×1 cell, where</w:t>
+        <w:t xml:space="preserve">= +2.07 eV each, agreeing to 0.1 meV; the more distant site 7 (4.94 Å) gives +2.72 eV. The production site is thus the lowest of the four sampled sites by 0.78 eV. This is a comparison among selected configurations in a 2×2×1 cell, where</w:t>
       </w:r>
       <w:r>
         <w:t xml:space="preserve"> </w:t>
@@ -6970,7 +7140,7 @@
         <w:t xml:space="preserve"> </w:t>
       </w:r>
       <w:r>
-        <w:t xml:space="preserve">sites are still within one lattice parameter of the periodic images of the dopant. It indicates a preference for the production site over the two more distant positions sampled but is not a global search. The production site is itself a first-shell oxygen of the dopant site (Section 2.3); a second first-shell candidate was not computed, site multiplicities are not given, and no corresponding sampling was performed for the Rb cell. The positions of the removed oxygens are listed in Table S4.</w:t>
+        <w:t xml:space="preserve">sites are still within one lattice parameter of the periodic images of the dopant. It indicates a preference for the production site over the two more distant positions sampled but is not a global search. The production site is a first-shell oxygen of the dopant site in the Rb cell, and the Löwdin populations of Pr_VO are consistent with the same site (Section 2.3); other first-shell sites were not computed, site multiplicities are not given, and no corresponding sampling was performed for the Rb cell. The positions of the removed oxygens are listed in Table S4.</w:t>
       </w:r>
       <w:r>
         <w:t xml:space="preserve"> </w:t>
@@ -7008,13 +7178,13 @@
           <w:bCs/>
           <w:b/>
         </w:rPr>
-        <w:t xml:space="preserve">[AUTHOR ACTION: these two values are inconsistent with the mean Ti and O populations of Table S3, from which the sum rule gives +2.04 e (Pr) and +0.87 e (Rb); re-extract all four numbers from ACF.dat. Also state that the two cells share the same atom ordering and which oxygen index was removed in each, and report the grid used; Bader grid convergence was not tested. ]</w:t>
-      </w:r>
-      <w:r>
-        <w:t xml:space="preserve"> </w:t>
-      </w:r>
-      <w:r>
-        <w:t xml:space="preserve">Relative to the Pr_VO cell, the 31 oxygen atoms of Rb_VO hold 0.97 e less in total, with the depletion concentrated on one oxygen bonded to the displaced Rb ion (−0.26 e, O8; Rb–O8 = 2.56 Å, 3.40 Å from the vacant site) and a second oxygen (−0.14 e, O30; 3.07 Å from Rb), five further oxygens contributing −0.05 to −0.09 e each. The 15 Ti atoms show a uniform mean depletion of −0.012 e (−0.18 e in total) and no Ti differs by more than 0.05 e. No Ti site shows the excess of a few tenths of an electron, relative to the other Ti sites, that a localised Ti</w:t>
+        <w:t xml:space="preserve">[AUTHOR ACTION: these two values are inconsistent with the mean Ti and O populations of Table S3, from which the sum rule gives +2.04 e (Pr) and +0.87 e (Rb); re-extract all four numbers from ACF.dat. Also report the grid used; Bader grid convergence was not tested.]</w:t>
+      </w:r>
+      <w:r>
+        <w:t xml:space="preserve"> </w:t>
+      </w:r>
+      <w:r>
+        <w:t xml:space="preserve">Relative to the Pr_VO cell, the 31 oxygen atoms of Rb_VO hold 0.97 e less in total, with the depletion concentrated on one oxygen bonded to the displaced Rb ion (−0.26 e, O8; Rb–O8 = 2.56 Å, 3.39 Å from the vacant site) and a second oxygen (−0.14 e, O30; 3.07 Å from Rb), with five further oxygens contributing −0.05 to −0.09 e each. The 15 Ti atoms show a uniform mean depletion of −0.012 e (−0.18 e in total) and no Ti differs by more than 0.05 e. No Ti site shows the excess of a few tenths of an electron, relative to the other Ti sites, that a localised Ti</w:t>
       </w:r>
       <w:r>
         <w:rPr>
@@ -7095,7 +7265,7 @@
         <w:t xml:space="preserve">+</w:t>
       </w:r>
       <w:r>
-        <w:t xml:space="preserve">. Transferring an electron from a conduction-band-like state to an oxygen-2p-derived hole near the valence-band edge recovers an energy of the order of the band gap, so reductions of a few eV per transferred electron are expected; the reductions found (3.45 eV for one electron in the Pr cell, 8.81 eV for two in the Rb cell) are of that order but not equal per electron. The valence-to-conduction-band separation in the projected densities of states of the two vacancy cells is about 2.4–2.5 eV (Section 3.6), smaller than either per-electron reduction (3.45 eV for Pr, 4.40 eV per electron for Rb), so electron transfer across the gap does not account for the reductions on its own. The remainder must come from the electrostatic interaction between the vacancy and the dopant, which the dependence of E</w:t>
+        <w:t xml:space="preserve">. Transferring an electron from a conduction-band-like state to an oxygen-2p-derived hole near the valence-band edge recovers an energy of the order of the band gap, so reductions of a few eV per transferred electron are expected; the reductions found (3.45 eV for one electron in the Pr cell, 8.81 eV for two in the Rb cell) are of that order but not equal per electron. The Kohn–Sham gap of the Rb_VO cell is 2.87 eV and the band separation in the broadened densities of states of Pr_VO about 2.5 eV (Section 3.6), both smaller than either per-electron reduction (3.45 eV for Pr, 4.40 eV per electron for Rb), so electron transfer across the gap does not account for the reductions on its own. The remainder would have to come from other contributions, for example the electrostatic interaction between the vacancy and the dopant, which the dependence of E</w:t>
       </w:r>
       <w:r>
         <w:rPr>
@@ -7107,7 +7277,7 @@
         <w:t xml:space="preserve"> </w:t>
       </w:r>
       <w:r>
-        <w:t xml:space="preserve">on the vacancy site in the Pr cell indicates (Section 3.7), and from lattice relaxation, which in the Rb cell includes a 1.27 Å displacement of the Rb ion into the space vacated by the oxygen (Section 3.1); the two-dopant design cannot decompose the formation-energy difference into these contributions.</w:t>
+        <w:t xml:space="preserve">on the vacancy site in the Pr cell indicates (Section 3.7), lattice relaxation (the Rb ion lies 1.27 Å off its ideal site in Rb_VO, Section 3.1), band filling and interactions with periodic images; the two-dopant design cannot decompose the formation-energy difference into these contributions.</w:t>
       </w:r>
     </w:p>
     <w:p>
@@ -7344,7 +7514,7 @@
         <w:t xml:space="preserve">O</w:t>
       </w:r>
       <w:r>
-        <w:t xml:space="preserve">) at the oxygen-rich reference; it does not hold size constant, and no strain or fixed-geometry decomposition was computed, so the contrast cannot be apportioned between electronic and elastic contributions. What can be said is that the sign of the contrast and the size of the reductions are consistent with the electron count; because the ordering pristine &gt; Pr &gt; Rb is also the order of increasing cation radius (0.605, 0.99 and 1.52 Å) and Carey and Nolan found a radius dependence at fixed alkali valence [16], a size-based explanation of the ordering is not excluded. The relaxed Rb_VO cell gives a direct indication of the elastic part: the Rb ion moves 1.27 Å off the cation site into the space vacated by the adjacent oxygen (Section 3.1), a relaxation channel that only an adjacent vacancy opens and that a smaller ion would exploit less, but whose energy has not been separated from the electronic contribution. Isolating the two variables would require a controlled series within the same protocol, for example La</w:t>
+        <w:t xml:space="preserve">) at the oxygen-rich reference; it does not hold size constant, and no strain or fixed-geometry decomposition was computed, so the contrast cannot be apportioned between electronic and elastic contributions. What can be said is that the sign of the contrast and the size of the reductions are consistent with the electron count; because the ordering pristine &gt; Pr &gt; Rb is also the order of increasing cation radius (0.605, 0.99 and 1.52 Å) and Carey and Nolan found a radius dependence at fixed alkali valence [16], a size-based explanation of the ordering is not excluded. The relaxed Rb_VO cell shows that an elastic channel exists: the Rb ion lies 1.27 Å off its ideal site, in the space vacated by the adjacent oxygen (Section 3.1), but the energy of this relaxation has not been separated from the electronic contribution, and the corresponding Pr geometry has not been analysed. Isolating the two variables would require a controlled series within the same protocol, for example La</w:t>
       </w:r>
       <w:r>
         <w:rPr>
@@ -7741,7 +7911,19 @@
         <w:t xml:space="preserve"> </w:t>
       </w:r>
       <w:r>
-        <w:t xml:space="preserve">The production relaxations started from zero magnetisation (Section 2.5), and one magnetic trial was performed, for Pr_VO; occupations, smearing and symmetry settings were not varied, and two spin solutions of Rb_VO were found that differ by 6.4 meV (Section 3.3). Because E</w:t>
+        <w:t xml:space="preserve">The production relaxations of the doped cells started from zero magnetisation (the pristine V</w:t>
+      </w:r>
+      <w:r>
+        <w:rPr>
+          <w:vertAlign w:val="subscript"/>
+        </w:rPr>
+        <w:t xml:space="preserve">O</w:t>
+      </w:r>
+      <w:r>
+        <w:t xml:space="preserve"> </w:t>
+      </w:r>
+      <w:r>
+        <w:t xml:space="preserve">cell from 0.05; Section 2.5), and one magnetic trial was performed, for Pr_VO; occupations, smearing and symmetry settings were not varied, and two spin solutions of Rb_VO were found that differ by 6.4 meV (Section 3.3). Because E</w:t>
       </w:r>
       <w:r>
         <w:rPr>
@@ -7995,7 +8177,7 @@
         <w:t xml:space="preserve"> </w:t>
       </w:r>
       <w:r>
-        <w:t xml:space="preserve">The Bader comparison is between cells that differ in composition and by two carriers. The Löwdin moments that place the Rb_VO hole mainly on one oxygen depend on the projector basis and have not been cross-checked with a spin-density isosurface or another partitioning; for Pr_perfect and the dual-U cells no site-resolved analysis exists. (xiv)</w:t>
+        <w:t xml:space="preserve">The Bader comparison is between cells that differ in composition and by two carriers. The Löwdin moments that place the Rb_VO hole mainly on one oxygen depend on the projector basis and have not been cross-checked with a spin-density isosurface or another partitioning, and the relaxations retained the mirror plane of the defect cell, so hole configurations that break it were not sampled; for Pr_perfect and the dual-U cells no site-resolved analysis exists. (xiv)</w:t>
       </w:r>
       <w:r>
         <w:t xml:space="preserve"> </w:t>
@@ -8052,7 +8234,7 @@
         <w:t xml:space="preserve">+</w:t>
       </w:r>
       <w:r>
-        <w:t xml:space="preserve">, with a single vacancy over-compensating Pr and leaving one residual hole in the Rb cell. The Rb cells carry unpaired spin in every treatment tested. In Rb_VO the residual hole is an empty minority-spin O-2p state whose Löwdin moment sits mainly on one oxygen bonded to the Rb ion (0.59 of 1.01 μ</w:t>
+        <w:t xml:space="preserve">, with a single vacancy over-compensating Pr and leaving one residual hole in the Rb cell. The Rb cells carry unpaired spin in every treatment tested. In Rb_VO the residual hole is an empty minority-spin O-2p band whose Löwdin moment sits mainly on one oxygen bonded to the Rb ion (0.59 of 1.01 μ</w:t>
       </w:r>
       <w:r>
         <w:rPr>
@@ -8061,7 +8243,7 @@
         <w:t xml:space="preserve">B</w:t>
       </w:r>
       <w:r>
-        <w:t xml:space="preserve">), and the Rb ion has moved 1.27 Å towards the vacancy, so lattice relaxation contributes to the Rb energetics; a charged-cell series reaches three unpaired spins per Rb</w:t>
+        <w:t xml:space="preserve">), and the Rb ion lies 1.27 Å off its ideal site towards the vacancy; a charged-cell series reaches three unpaired spins per Rb</w:t>
       </w:r>
       <w:r>
         <w:rPr>
@@ -8472,15 +8654,15 @@
         <w:pStyle w:val="BodyText"/>
       </w:pPr>
       <w:r>
-        <w:t xml:space="preserve">[20] Chen, H.; Yao, L.; Yang, S.; Wang, Y.; Liang, X.; Huang, Y. First-Principles Study on Electronic and Optical Properties in Pr-Doped Anatase TiO2. Adv. Mater. Res. 2014, 924, 260–268. DOI: 10.4028/www.scientific.net/AMR.924.260.</w:t>
-      </w:r>
-    </w:p>
-    <w:p>
-      <w:pPr>
-        <w:pStyle w:val="BodyText"/>
-      </w:pPr>
-      <w:r>
-        <w:t xml:space="preserve">[21] Mazierski, P.; Mikołajczyk, A.; Grzyb, T.; Arellano Caicedo, P. N.; Wei, Z.; Kowalska, E.; Pinto, H. P.; Zaleska-Medynska, A.; Nadolna, J. On the Excitation Mechanism of Visible Responsible Er-TiO2 System Proved by Experimental and Theoretical Investigations for Boosting Photocatalytic Activity. Appl. Surf. Sci. 2020, 527, 146815. DOI: 10.1016/j.apsusc.2020.146815.</w:t>
+        <w:t xml:space="preserve">[20] Mazierski, P.; Mikołajczyk, A.; Grzyb, T.; Arellano Caicedo, P. N.; Wei, Z.; Kowalska, E.; Pinto, H. P.; Zaleska-Medynska, A.; Nadolna, J. On the Excitation Mechanism of Visible Responsible Er-TiO2 System Proved by Experimental and Theoretical Investigations for Boosting Photocatalytic Activity. Appl. Surf. Sci. 2020, 527, 146815. DOI: 10.1016/j.apsusc.2020.146815.</w:t>
+      </w:r>
+    </w:p>
+    <w:p>
+      <w:pPr>
+        <w:pStyle w:val="BodyText"/>
+      </w:pPr>
+      <w:r>
+        <w:t xml:space="preserve">[21] Chen, H.; Yao, L.; Yang, S.; Wang, Y.; Liang, X.; Huang, Y. First-Principles Study on Electronic and Optical Properties in Pr-Doped Anatase TiO2. Adv. Mater. Res. 2014, 924, 260–268. DOI: 10.4028/www.scientific.net/AMR.924.260.</w:t>
       </w:r>
     </w:p>
     <w:p>

--- a/DFT_paper_revision/manuscript_v4/Ghadimimehr_DFT_TiO2_PrRb_v4_MANUSCRIPT.docx
+++ b/DFT_paper_revision/manuscript_v4/Ghadimimehr_DFT_TiO2_PrRb_v4_MANUSCRIPT.docx
@@ -2232,7 +2232,7 @@
         <w:t xml:space="preserve"> </w:t>
       </w:r>
       <w:r>
-        <w:t xml:space="preserve">= 7.66 eV with LDA [34].</w:t>
+        <w:t xml:space="preserve">= 7.66 eV with LDA [34], and U can alternatively be fixed by enforcing piecewise linearity of the energy on polaronic defect states [38]; no such calibration was attempted here.</w:t>
       </w:r>
     </w:p>
     <w:p>
@@ -2896,7 +2896,7 @@
         <w:t xml:space="preserve">2</w:t>
       </w:r>
       <w:r>
-        <w:t xml:space="preserve">) = −41.51621 Ry (−564.857 eV). This is the oxygen-rich electronic-energy reference; no finite-temperature gas-phase correction or competing-phase analysis was applied, and the values are conditional oxygen-removal energies from the already substituted cells rather than equilibrium vacancy concentrations [38]. The known overbinding of O</w:t>
+        <w:t xml:space="preserve">) = −41.51621 Ry (−564.857 eV). This is the oxygen-rich electronic-energy reference; no finite-temperature gas-phase correction or competing-phase analysis was applied, and the values are conditional oxygen-removal energies from the already substituted cells rather than equilibrium vacancy concentrations [39]. The known overbinding of O</w:t>
       </w:r>
       <w:r>
         <w:rPr>
@@ -2986,7 +2986,7 @@
         <w:t xml:space="preserve"> </w:t>
       </w:r>
       <w:r>
-        <w:t xml:space="preserve">[39,40], Γ-only, 40 Ry, without the Hubbard term.</w:t>
+        <w:t xml:space="preserve">[40,41], Γ-only, 40 Ry, without the Hubbard term.</w:t>
       </w:r>
       <w:r>
         <w:t xml:space="preserve"> </w:t>
@@ -3048,13 +3048,13 @@
           <w:bCs/>
           <w:b/>
         </w:rPr>
-        <w:t xml:space="preserve">), the exx q-grid, ecutfock, the EXX convergence threshold and number of outer iterations, and that the +U term was switched off. The HSE06 total energy (−3926.67 Ry) differs from the PBE+U total of the same cell (−4275.02 Ry) by 348 Ry, which a change of functional alone cannot produce; state which pseudopotential datasets were used in the hybrid run and whether exact exchange was evaluated with the PAW datasets. If different datasets were used, the Fermi-energy comparison in Section 3.6 must be removed.]</w:t>
-      </w:r>
-      <w:r>
-        <w:t xml:space="preserve"> </w:t>
-      </w:r>
-      <w:r>
-        <w:t xml:space="preserve">(iv) Dispersion: single-point energies for Pr_VO and Rb_VO with the Grimme D3 correction and Becke–Johnson damping [41,42], without three-body terms (D3 has been combined with DFT+U for pristine and defective anatase by Torres et al., who used PBEsol-D3 with U = 3 eV for the defective (001) surface [43]); the single points were started from scratch on the production geometries. (v) Alternative vacancy sites: three additional Pr_VO cells with the vacancy at oxygen sites 1, 7 and 17 of the orchestration input (not the pw.x atom numbers used elsewhere). (vi) Bader analysis of Pr_VO and Rb_VO from pp.x charge densities with the Henkelman grid algorithm [44,45].</w:t>
+        <w:t xml:space="preserve">), the exx q-grid, ecutfock, the EXX convergence threshold and number of outer iterations, and that the +U term was switched off. The HSE06 total energy (−3926.67 Ry) differs from the PBE+U total of the same cell (−4275.02 Ry) by 348 Ry, which a change of functional alone cannot produce; state which pseudopotential datasets were used in the hybrid run and whether exact exchange was evaluated with the PAW datasets. Until these details are confirmed, the hybrid total and Fermi energies are not compared with the PBE+U values (Section 3.6); if they cannot be recovered, delete item (iii) and the hybrid paragraph of Section 3.6.]</w:t>
+      </w:r>
+      <w:r>
+        <w:t xml:space="preserve"> </w:t>
+      </w:r>
+      <w:r>
+        <w:t xml:space="preserve">(iv) Dispersion: single-point energies for Pr_VO and Rb_VO with the Grimme D3 correction and Becke–Johnson damping [42,43], without three-body terms (D3 has been combined with DFT+U for pristine and defective anatase by Torres et al., who used PBEsol-D3 with U = 3 eV for the defective (001) surface [44]); the single points were started from scratch on the production geometries. (v) Alternative vacancy sites: three additional Pr_VO cells with the vacancy at oxygen sites 1, 7 and 17 of the orchestration input (not the pw.x atom numbers used elsewhere). (vi) Bader analysis of Pr_VO and Rb_VO from pp.x charge densities with the Henkelman grid algorithm [45,46].</w:t>
       </w:r>
       <w:r>
         <w:t xml:space="preserve"> </w:t>
@@ -4073,7 +4073,7 @@
         <w:pStyle w:val="BodyText"/>
       </w:pPr>
       <w:r>
-        <w:t xml:space="preserve">Previous bulk-anatase studies report the neutral-vacancy formation energy at the oxygen-rich limit only graphically, with PBE+U (U = 5.8 eV on Ti-3d) and a reduced-exchange hybrid (HSE15) by Arrigoni and Madsen [14] and with HSE06 in a 108-atom cell by Boonchun et al. [46]; because their protocols differ from the uncorrected PBE+U value at a PBE O</w:t>
+        <w:t xml:space="preserve">Previous bulk-anatase studies report the neutral-vacancy formation energy at the oxygen-rich limit only graphically, with PBE+U (U = 5.8 eV on Ti-3d) and a reduced-exchange hybrid (HSE15) by Arrigoni and Madsen [14] and with HSE06 in a 108-atom cell by Boonchun et al. [47]; because their protocols differ from the uncorrected PBE+U value at a PBE O</w:t>
       </w:r>
       <w:r>
         <w:rPr>
@@ -4280,7 +4280,19 @@
         <w:t xml:space="preserve">B</w:t>
       </w:r>
       <w:r>
-        <w:t xml:space="preserve">), which is the expected check of the spin-polarised pipeline.</w:t>
+        <w:t xml:space="preserve">), which is the expected check of the spin-polarised pipeline, and the pristine V</w:t>
+      </w:r>
+      <w:r>
+        <w:rPr>
+          <w:vertAlign w:val="subscript"/>
+        </w:rPr>
+        <w:t xml:space="preserve">O</w:t>
+      </w:r>
+      <w:r>
+        <w:t xml:space="preserve"> </w:t>
+      </w:r>
+      <w:r>
+        <w:t xml:space="preserve">cell is non-magnetic (Section S1), in line with embedded coupled-cluster calculations that place the triplet of the neutral anatase vacancy 1.4 eV above a closed-shell colour-centre singlet [48].</w:t>
       </w:r>
     </w:p>
     <w:p>
@@ -6563,7 +6575,7 @@
         <w:t xml:space="preserve"> </w:t>
       </w:r>
       <w:r>
-        <w:t xml:space="preserve">centre forms. Because the relaxation retained the mirror plane of the cell (Section 2.4), configurations in which the hole sits on only one oxygen of a mirror-related pair were not sampled. The sum of the magnitudes of the Löwdin moments (1.24 μ</w:t>
+        <w:t xml:space="preserve">centre forms. Koopmans-compliant hybrid-functional calculations find that holes in bulk anatase self-trap on a single oxygen site [49,50]; the Rb_VO hole is consistent with that picture, here bound next to the dopant. Because the relaxation retained the mirror plane of the cell (Section 2.4), configurations in which the hole sits on only one oxygen of a mirror-related pair were not sampled. The sum of the magnitudes of the Löwdin moments (1.24 μ</w:t>
       </w:r>
       <w:r>
         <w:rPr>
@@ -6798,7 +6810,47 @@
         <w:t xml:space="preserve"> </w:t>
       </w:r>
       <w:r>
-        <w:t xml:space="preserve">A single-point HSE06 calculation on the production Pristine_perfect geometry (Section 2.8) gave a non-magnetic solution (m = 0.00 μ</w:t>
+        <w:t xml:space="preserve">A single-point HSE06 calculation on the production Pristine_perfect geometry (Section 2.8, Table S5) converged to a non-magnetic solution. Because the datasets and exact-exchange settings of the hybrid run have not been confirmed, its total energy and Fermi energy are not compared with the PBE+U values. The check establishes only that the non-magnetic pristine state survives the change of functional, which is expected for a closed-shell cell without carriers; no hybrid calculation was performed on the doped or defective cells, so the dopant contrast of Table 2 and the localisation results of Sections 3.3–3.5 have not been verified at the hybrid level.</w:t>
+      </w:r>
+      <w:r>
+        <w:t xml:space="preserve"> </w:t>
+      </w:r>
+      <w:r>
+        <w:rPr>
+          <w:bCs/>
+          <w:b/>
+        </w:rPr>
+        <w:t xml:space="preserve">[AUTHOR ACTION: if the HSE06 result is retained, report the PBE+U and HSE06 band gaps of the pristine cell from the eigenvalues and resolve the pseudopotential question raised in Section 2.8.]</w:t>
+      </w:r>
+    </w:p>
+    <w:p>
+      <w:pPr>
+        <w:pStyle w:val="BodyText"/>
+      </w:pPr>
+      <w:r>
+        <w:rPr>
+          <w:bCs/>
+          <w:b/>
+        </w:rPr>
+        <w:t xml:space="preserve">3.7 Sensitivity tests</w:t>
+      </w:r>
+    </w:p>
+    <w:p>
+      <w:pPr>
+        <w:pStyle w:val="BodyText"/>
+      </w:pPr>
+      <w:r>
+        <w:rPr>
+          <w:iCs/>
+          <w:i/>
+        </w:rPr>
+        <w:t xml:space="preserve">Hubbard U.</w:t>
+      </w:r>
+      <w:r>
+        <w:t xml:space="preserve"> </w:t>
+      </w:r>
+      <w:r>
+        <w:t xml:space="preserve">Single-point calculations at U(Ti-3d) = 3.0, 4.0 and 4.5 eV on the production Pristine_perfect, Pr_VO and Rb_VO geometries (Table S1) leave the magnetisations unchanged in kind. Pr_VO is non-magnetic at every U, and Rb_VO carries one unpaired spin at every U (m = 1.00 μ</w:t>
       </w:r>
       <w:r>
         <w:rPr>
@@ -6807,47 +6859,10 @@
         <w:t xml:space="preserve">B</w:t>
       </w:r>
       <w:r>
-        <w:t xml:space="preserve">), a total energy of −3926.66858 Ry and a Fermi energy of 8.286 eV, 0.40 eV above the PBE+U value. The shift of the printed Fermi energy is not a band-gap measurement, and the hybrid total energy is not comparable with the PBE+U totals (Section 2.8). The check establishes only that the non-magnetic pristine state survives the change of functional, which is expected for a closed-shell cell without carriers; no hybrid calculation was performed on the doped or defective cells, so the dopant contrast of Table 2 and the localisation results of Sections 3.3–3.5 have not been verified at the hybrid level.</w:t>
-      </w:r>
-      <w:r>
-        <w:t xml:space="preserve"> </w:t>
-      </w:r>
-      <w:r>
-        <w:rPr>
-          <w:bCs/>
-          <w:b/>
-        </w:rPr>
-        <w:t xml:space="preserve">[AUTHOR ACTION: if the HSE06 result is retained, report the PBE+U and HSE06 band gaps of the pristine cell from the eigenvalues and resolve the pseudopotential question raised in Section 2.8.]</w:t>
-      </w:r>
-    </w:p>
-    <w:p>
-      <w:pPr>
-        <w:pStyle w:val="BodyText"/>
-      </w:pPr>
-      <w:r>
-        <w:rPr>
-          <w:bCs/>
-          <w:b/>
-        </w:rPr>
-        <w:t xml:space="preserve">3.7 Sensitivity tests</w:t>
-      </w:r>
-    </w:p>
-    <w:p>
-      <w:pPr>
-        <w:pStyle w:val="BodyText"/>
-      </w:pPr>
-      <w:r>
-        <w:rPr>
-          <w:iCs/>
-          <w:i/>
-        </w:rPr>
-        <w:t xml:space="preserve">Hubbard U.</w:t>
-      </w:r>
-      <w:r>
-        <w:t xml:space="preserve"> </w:t>
-      </w:r>
-      <w:r>
-        <w:t xml:space="preserve">Single-point calculations at U(Ti-3d) = 3.0, 4.0 and 4.5 eV on the production Pristine_perfect, Pr_VO and Rb_VO geometries (Table S1) leave the magnetisations unchanged in kind. Pr_VO is non-magnetic at every U, and Rb_VO carries one unpaired spin at every U (m = 1.00 μ</w:t>
+        <w:t xml:space="preserve"> </w:t>
+      </w:r>
+      <w:r>
+        <w:t xml:space="preserve">in the from-scratch single points, versus m = −0.97 μ</w:t>
       </w:r>
       <w:r>
         <w:rPr>
@@ -6856,10 +6871,19 @@
         <w:t xml:space="preserve">B</w:t>
       </w:r>
       <w:r>
-        <w:t xml:space="preserve"> </w:t>
-      </w:r>
-      <w:r>
-        <w:t xml:space="preserve">in the from-scratch single points, versus m = −0.97 μ</w:t>
+        <w:t xml:space="preserve">, m</w:t>
+      </w:r>
+      <w:r>
+        <w:rPr>
+          <w:vertAlign w:val="subscript"/>
+        </w:rPr>
+        <w:t xml:space="preserve">abs</w:t>
+      </w:r>
+      <w:r>
+        <w:t xml:space="preserve"> </w:t>
+      </w:r>
+      <w:r>
+        <w:t xml:space="preserve">= 1.21 μ</w:t>
       </w:r>
       <w:r>
         <w:rPr>
@@ -6868,6 +6892,156 @@
         <w:t xml:space="preserve">B</w:t>
       </w:r>
       <w:r>
+        <w:t xml:space="preserve"> </w:t>
+      </w:r>
+      <w:r>
+        <w:t xml:space="preserve">in the final relaxation step at U = 3.5 eV; see Section 3.3 for the two solutions). The printed Fermi energies of Pr_VO and Rb_VO vary by at most 0.26 eV across the 1.5 eV range; that of the insulating pristine cell lies in the gap and is not a physical level (Section 3.6). The total energies vary smoothly with U, by 6.1–6.6 eV per 0.5 eV step in all three cells. The qualitative Pr/Rb distinction in spin state is therefore not tied to the particular U(Ti-3d) used at fixed geometry; formation energies were not recomputed in the sweep.</w:t>
+      </w:r>
+    </w:p>
+    <w:p>
+      <w:pPr>
+        <w:pStyle w:val="BodyText"/>
+      </w:pPr>
+      <w:r>
+        <w:rPr>
+          <w:iCs/>
+          <w:i/>
+        </w:rPr>
+        <w:t xml:space="preserve">k-mesh.</w:t>
+      </w:r>
+      <w:r>
+        <w:t xml:space="preserve"> </w:t>
+      </w:r>
+      <w:r>
+        <w:t xml:space="preserve">For Pristine_perfect, Pr_VO and Rb_VO the total energy was computed at Γ, 2×2×1, 2×2×2 and 3×3×2 meshes at U = 3.5 eV. The Γ-only energies differ from the 3×3×2 values by 1.05, 1.08 and 1.16 eV per cell (22, 23 and 25 meV per atom), whereas the 2×2×1 energies are within 1.15, 1.05 and 0.42 meV per atom of 3×3×2. The Γ-only energies lie below the 3×3×2 values, and the 2×2×2 energies of the same series lie 0.2, 1.5 and 2.1 meV per atom above them for Pr_VO, Rb_VO and Pristine_perfect (Table S2a), so convergence beyond 2×2×1 is at the 1–2 meV per atom level and is not monotonic across mesh families. The Γ-only production energies are therefore not converged in absolute terms, and the formation energies of Table 2 rely on cancellation between the perfect and defective cell of the same host rather than on convergence of each total energy. The 2×2×2 column of Table 2 quantifies the residual: −0.10 eV (Pr), −0.14 eV (Rb) and +0.04 eV on their difference. Because the k-mesh single points start from scratch, the Γ-to-2×2×2 shifts include the differences between the from-scratch and relaxation-endpoint solutions at Γ (0.038 eV for Pr_VO and 6.4 meV for Rb_VO, Table S2a). If these offsets carry over to 2×2×2, they account for essentially all of the +0.04 eV change in the contrast (leaving 0.006 eV); the perfect-cell 2×2×2 runs were not checked for such offsets. A complete formation-energy cycle exists only at Γ and, for the doped hosts, at 2×2×2. The total magnetisations are mesh-independent: 0.00 μ</w:t>
+      </w:r>
+      <w:r>
+        <w:rPr>
+          <w:vertAlign w:val="subscript"/>
+        </w:rPr>
+        <w:t xml:space="preserve">B</w:t>
+      </w:r>
+      <w:r>
+        <w:t xml:space="preserve"> </w:t>
+      </w:r>
+      <w:r>
+        <w:t xml:space="preserve">for Pristine_perfect and Pr_VO and 0.99–1.00 μ</w:t>
+      </w:r>
+      <w:r>
+        <w:rPr>
+          <w:vertAlign w:val="subscript"/>
+        </w:rPr>
+        <w:t xml:space="preserve">B</w:t>
+      </w:r>
+      <w:r>
+        <w:t xml:space="preserve"> </w:t>
+      </w:r>
+      <w:r>
+        <w:t xml:space="preserve">for Rb_VO at every mesh, the latter being the from-scratch Rb_VO solution of Section 3.3.</w:t>
+      </w:r>
+    </w:p>
+    <w:p>
+      <w:pPr>
+        <w:pStyle w:val="BodyText"/>
+      </w:pPr>
+      <w:r>
+        <w:rPr>
+          <w:iCs/>
+          <w:i/>
+        </w:rPr>
+        <w:t xml:space="preserve">Dispersion.</w:t>
+      </w:r>
+      <w:r>
+        <w:t xml:space="preserve"> </w:t>
+      </w:r>
+      <w:r>
+        <w:t xml:space="preserve">D3(BJ) single points on the relaxed Pr_VO and Rb_VO cells gave dispersion contributions of −10.29 and −10.09 eV (Table S5). Because D3 is an additive geometric correction, the electronic part of each single point should reproduce the production total energy. It does so to 0.006 eV for Rb_VO but lies 0.038 eV above the production value for Pr_VO. The electronic part of the Pr_VO D3 single point is identical, to 10</w:t>
+      </w:r>
+      <w:r>
+        <w:rPr>
+          <w:vertAlign w:val="superscript"/>
+        </w:rPr>
+        <w:t xml:space="preserve">−5</w:t>
+      </w:r>
+      <w:r>
+        <w:t xml:space="preserve"> </w:t>
+      </w:r>
+      <w:r>
+        <w:t xml:space="preserve">Ry, to the from-scratch Γ single point of the k-mesh series (Table S2a), so the offset is common to the from-scratch single points and is not caused by the D3 term; its origin (a different smeared solution, a smearing difference or the manually stopped relaxation) has not been established. The dispersion energies of the perfect substituted cells and of the O</w:t>
+      </w:r>
+      <w:r>
+        <w:rPr>
+          <w:vertAlign w:val="subscript"/>
+        </w:rPr>
+        <w:t xml:space="preserve">2</w:t>
+      </w:r>
+      <w:r>
+        <w:t xml:space="preserve"> </w:t>
+      </w:r>
+      <w:r>
+        <w:t xml:space="preserve">reference were not computed, so the dispersion correction to E</w:t>
+      </w:r>
+      <w:r>
+        <w:rPr>
+          <w:vertAlign w:val="subscript"/>
+        </w:rPr>
+        <w:t xml:space="preserve">f</w:t>
+      </w:r>
+      <w:r>
+        <w:t xml:space="preserve">(V</w:t>
+      </w:r>
+      <w:r>
+        <w:rPr>
+          <w:vertAlign w:val="subscript"/>
+        </w:rPr>
+        <w:t xml:space="preserve">O</w:t>
+      </w:r>
+      <w:r>
+        <w:t xml:space="preserve">) and to ΔE</w:t>
+      </w:r>
+      <w:r>
+        <w:rPr>
+          <w:vertAlign w:val="subscript"/>
+        </w:rPr>
+        <w:t xml:space="preserve">f</w:t>
+      </w:r>
+      <w:r>
+        <w:t xml:space="preserve"> </w:t>
+      </w:r>
+      <w:r>
+        <w:t xml:space="preserve">cannot be reconstructed from these results: the correction to the contrast requires [D3(Pr_VO) − D3(Pr_perfect)] − [D3(Rb_VO) − D3(Rb_perfect)], of which only the two defective-cell terms are available. The effect of dispersion on the vacancy energetics is therefore undetermined. The D3 single points give m = 0.00 μ</w:t>
+      </w:r>
+      <w:r>
+        <w:rPr>
+          <w:vertAlign w:val="subscript"/>
+        </w:rPr>
+        <w:t xml:space="preserve">B</w:t>
+      </w:r>
+      <w:r>
+        <w:t xml:space="preserve"> </w:t>
+      </w:r>
+      <w:r>
+        <w:t xml:space="preserve">(Pr_VO) and 1.00 μ</w:t>
+      </w:r>
+      <w:r>
+        <w:rPr>
+          <w:vertAlign w:val="subscript"/>
+        </w:rPr>
+        <w:t xml:space="preserve">B</w:t>
+      </w:r>
+      <w:r>
+        <w:t xml:space="preserve"> </w:t>
+      </w:r>
+      <w:r>
+        <w:t xml:space="preserve">(Rb_VO) and Fermi energies within 0.02 eV of the production values; the Rb_VO value is the from-scratch solution discussed in Section 3.3, not the production solution (m = −0.97 μ</w:t>
+      </w:r>
+      <w:r>
+        <w:rPr>
+          <w:vertAlign w:val="subscript"/>
+        </w:rPr>
+        <w:t xml:space="preserve">B</w:t>
+      </w:r>
+      <w:r>
         <w:t xml:space="preserve">, m</w:t>
       </w:r>
       <w:r>
@@ -6889,28 +7063,155 @@
         <w:t xml:space="preserve">B</w:t>
       </w:r>
       <w:r>
-        <w:t xml:space="preserve"> </w:t>
-      </w:r>
-      <w:r>
-        <w:t xml:space="preserve">in the final relaxation step at U = 3.5 eV; see Section 3.3 for the two solutions). The printed Fermi energies of Pr_VO and Rb_VO vary by at most 0.26 eV across the 1.5 eV range; that of the insulating pristine cell lies in the gap and is not a physical level (Section 3.6). The total energies vary smoothly with U, by 6.1–6.6 eV per 0.5 eV step in all three cells. The qualitative Pr/Rb distinction in spin state is therefore not tied to the particular U(Ti-3d) used at fixed geometry; formation energies were not recomputed in the sweep.</w:t>
-      </w:r>
-    </w:p>
-    <w:p>
-      <w:pPr>
-        <w:pStyle w:val="BodyText"/>
-      </w:pPr>
-      <w:r>
-        <w:rPr>
-          <w:iCs/>
-          <w:i/>
-        </w:rPr>
-        <w:t xml:space="preserve">k-mesh.</w:t>
-      </w:r>
-      <w:r>
-        <w:t xml:space="preserve"> </w:t>
-      </w:r>
-      <w:r>
-        <w:t xml:space="preserve">For Pristine_perfect, Pr_VO and Rb_VO the total energy was computed at Γ, 2×2×1, 2×2×2 and 3×3×2 meshes at U = 3.5 eV. The Γ-only energies differ from the 3×3×2 values by 1.05, 1.08 and 1.16 eV per cell (22, 23 and 25 meV per atom), whereas the 2×2×1 energies are within 1.15, 1.05 and 0.42 meV per atom of 3×3×2. The Γ-only energies lie below the 3×3×2 values, and the 2×2×2 energies of the same series lie 0.2, 1.5 and 2.1 meV per atom above them for Pr_VO, Rb_VO and Pristine_perfect (Table S2a), so convergence beyond 2×2×1 is at the 1–2 meV per atom level and is not monotonic across mesh families. The Γ-only production energies are therefore not converged in absolute terms, and the formation energies of Table 2 rely on cancellation between the perfect and defective cell of the same host rather than on convergence of each total energy. The 2×2×2 column of Table 2 quantifies the residual: −0.10 eV (Pr), −0.14 eV (Rb) and +0.04 eV on their difference. Because the k-mesh single points start from scratch, the Γ-to-2×2×2 shifts include the differences between the from-scratch and relaxation-endpoint solutions at Γ (0.038 eV for Pr_VO and 6.4 meV for Rb_VO, Table S2a). If these offsets carry over to 2×2×2, they account for essentially all of the +0.04 eV change in the contrast (leaving 0.006 eV); the perfect-cell 2×2×2 runs were not checked for such offsets. A complete formation-energy cycle exists only at Γ and, for the doped hosts, at 2×2×2. The total magnetisations are mesh-independent: 0.00 μ</w:t>
+        <w:t xml:space="preserve">).</w:t>
+      </w:r>
+      <w:r>
+        <w:t xml:space="preserve"> </w:t>
+      </w:r>
+      <w:r>
+        <w:rPr>
+          <w:bCs/>
+          <w:b/>
+        </w:rPr>
+        <w:t xml:space="preserve">[AUTHOR ACTION: run D3 single points on Pr_perfect, Rb_perfect and the O</w:t>
+      </w:r>
+      <w:r>
+        <w:rPr>
+          <w:vertAlign w:val="subscript"/>
+          <w:bCs/>
+          <w:b/>
+        </w:rPr>
+        <w:t xml:space="preserve">2</w:t>
+      </w:r>
+      <w:r>
+        <w:rPr>
+          <w:bCs/>
+          <w:b/>
+        </w:rPr>
+        <w:t xml:space="preserve"> </w:t>
+      </w:r>
+      <w:r>
+        <w:rPr>
+          <w:bCs/>
+          <w:b/>
+        </w:rPr>
+        <w:t xml:space="preserve">reference (about 6 h per cell on the hardware listed in Table S6) so that both the individual formation energies and their difference can be corrected, or delete this paragraph.]</w:t>
+      </w:r>
+    </w:p>
+    <w:p>
+      <w:pPr>
+        <w:pStyle w:val="BodyText"/>
+      </w:pPr>
+      <w:r>
+        <w:rPr>
+          <w:iCs/>
+          <w:i/>
+        </w:rPr>
+        <w:t xml:space="preserve">Alternative vacancy sites in the Pr cell.</w:t>
+      </w:r>
+      <w:r>
+        <w:t xml:space="preserve"> </w:t>
+      </w:r>
+      <w:r>
+        <w:t xml:space="preserve">Three further Pr_VO cells were relaxed with the vacancy at oxygen sites 1, 7 and 17 of the orchestration input (Table S4; these labels are not the pw.x atom numbers used elsewhere). Sites 1 and 17 are symmetry-equivalent second-shell positions (Pr–O = 3.99 Å) and give E</w:t>
+      </w:r>
+      <w:r>
+        <w:rPr>
+          <w:vertAlign w:val="subscript"/>
+        </w:rPr>
+        <w:t xml:space="preserve">f</w:t>
+      </w:r>
+      <w:r>
+        <w:t xml:space="preserve"> </w:t>
+      </w:r>
+      <w:r>
+        <w:t xml:space="preserve">= +2.07 eV each, agreeing to 0.1 meV; the more distant site 7 (4.94 Å) gives +2.72 eV. The production site is thus the lowest of the four sampled sites by 0.78 eV. This is a comparison among selected configurations in a 2×2×1 cell, where</w:t>
+      </w:r>
+      <w:r>
+        <w:t xml:space="preserve"> </w:t>
+      </w:r>
+      <w:r>
+        <w:t xml:space="preserve">“</w:t>
+      </w:r>
+      <w:r>
+        <w:t xml:space="preserve">distant</w:t>
+      </w:r>
+      <w:r>
+        <w:t xml:space="preserve">”</w:t>
+      </w:r>
+      <w:r>
+        <w:t xml:space="preserve"> </w:t>
+      </w:r>
+      <w:r>
+        <w:t xml:space="preserve">sites are still within one lattice parameter of the periodic images of the dopant. It indicates a preference for the production site over the two more distant positions sampled but is not a global search. Read as a dopant–vacancy association energy in this cell, moving the vacancy from the most distant sampled site to the production site releases 1.43 eV (0.78 eV from the second shell); because the distant site lies within one lattice parameter of periodic images of the dopant, this is not a dilute-limit binding energy. The production site is a first-shell oxygen of the dopant site in the Rb cell, and the Löwdin populations of Pr_VO are consistent with the same site (Section 2.3); other first-shell sites were not computed, site multiplicities are not given, and no corresponding sampling was performed for the Rb cell. The positions of the removed oxygens are listed in Table S4.</w:t>
+      </w:r>
+      <w:r>
+        <w:t xml:space="preserve"> </w:t>
+      </w:r>
+      <w:r>
+        <w:rPr>
+          <w:bCs/>
+          <w:b/>
+        </w:rPr>
+        <w:t xml:space="preserve">[AUTHOR ACTION: if possible, add two Rb_VO sites (a second first-shell and a second-shell oxygen).]</w:t>
+      </w:r>
+    </w:p>
+    <w:p>
+      <w:pPr>
+        <w:pStyle w:val="BodyText"/>
+      </w:pPr>
+      <w:r>
+        <w:rPr>
+          <w:iCs/>
+          <w:i/>
+        </w:rPr>
+        <w:t xml:space="preserve">Bader charges.</w:t>
+      </w:r>
+      <w:r>
+        <w:t xml:space="preserve"> </w:t>
+      </w:r>
+      <w:r>
+        <w:t xml:space="preserve">Bader analysis of the relaxed Pr_VO and Rb_VO cells (Table S3) gives dopant charges of +2.14 e (Pr) and +0.82 e (Rb) relative to the PAW valence, consistent with the +3 and +1 formal states after the usual reduction of Bader charges relative to formal values.</w:t>
+      </w:r>
+      <w:r>
+        <w:t xml:space="preserve"> </w:t>
+      </w:r>
+      <w:r>
+        <w:rPr>
+          <w:bCs/>
+          <w:b/>
+        </w:rPr>
+        <w:t xml:space="preserve">[AUTHOR ACTION: these two values are inconsistent with the mean Ti and O populations of Table S3, from which the sum rule gives +2.04 e (Pr) and +0.87 e (Rb); re-extract all four numbers from ACF.dat. Also report the grid used; Bader grid convergence was not tested.]</w:t>
+      </w:r>
+      <w:r>
+        <w:t xml:space="preserve"> </w:t>
+      </w:r>
+      <w:r>
+        <w:t xml:space="preserve">Relative to the Pr_VO cell, the 31 oxygen atoms of Rb_VO hold 0.97 e less in total, with the depletion concentrated on one oxygen bonded to the displaced Rb ion (−0.26 e, O8; Rb–O8 = 2.56 Å, 3.39 Å from the vacant site) and a second oxygen (−0.14 e, O30; 3.07 Å from Rb), with five further oxygens contributing −0.05 to −0.09 e each. The 15 Ti atoms show a uniform mean depletion of −0.012 e (−0.18 e in total) and no Ti differs by more than 0.05 e. No Ti site shows the excess of a few tenths of an electron, relative to the other Ti sites, that a localised Ti</w:t>
+      </w:r>
+      <w:r>
+        <w:rPr>
+          <w:vertAlign w:val="superscript"/>
+        </w:rPr>
+        <w:t xml:space="preserve">3+</w:t>
+      </w:r>
+      <w:r>
+        <w:t xml:space="preserve"> </w:t>
+      </w:r>
+      <w:r>
+        <w:t xml:space="preserve">centre would produce, although the expected size of that signal was not calibrated on a reference cell containing a Ti</w:t>
+      </w:r>
+      <w:r>
+        <w:rPr>
+          <w:vertAlign w:val="superscript"/>
+        </w:rPr>
+        <w:t xml:space="preserve">3+</w:t>
+      </w:r>
+      <w:r>
+        <w:t xml:space="preserve"> </w:t>
+      </w:r>
+      <w:r>
+        <w:t xml:space="preserve">centre, so the test is indicative rather than decisive. The comparison is between cells of different composition, so the differences contain chemical polarisation by the dopant as well as carrier redistribution, and Bader charges are not orbital occupations; the two cells also differ by two carriers (the net excess electron of Pr_VO and the residual hole of Rb_VO, Table 1), whose contributions to the oxygen depletion this comparison cannot separate; the result is therefore compatible with an oxygen-centred hole in Rb_VO, but it is not a hole count and carries no spin information. The Löwdin analysis of Section 3.6 supplies the spin information: the oxygen with the largest Bader depletion, O8, also carries the largest spin moment (+0.59 μ</w:t>
       </w:r>
       <w:r>
         <w:rPr>
@@ -6919,52 +7220,125 @@
         <w:t xml:space="preserve">B</w:t>
       </w:r>
       <w:r>
-        <w:t xml:space="preserve"> </w:t>
-      </w:r>
-      <w:r>
-        <w:t xml:space="preserve">for Pristine_perfect and Pr_VO and 0.99–1.00 μ</w:t>
-      </w:r>
-      <w:r>
-        <w:rPr>
-          <w:vertAlign w:val="subscript"/>
-        </w:rPr>
-        <w:t xml:space="preserve">B</w:t>
-      </w:r>
-      <w:r>
-        <w:t xml:space="preserve"> </w:t>
-      </w:r>
-      <w:r>
-        <w:t xml:space="preserve">for Rb_VO at every mesh, the latter being the from-scratch Rb_VO solution of Section 3.3.</w:t>
-      </w:r>
-    </w:p>
-    <w:p>
-      <w:pPr>
-        <w:pStyle w:val="BodyText"/>
-      </w:pPr>
-      <w:r>
-        <w:rPr>
-          <w:iCs/>
-          <w:i/>
-        </w:rPr>
-        <w:t xml:space="preserve">Dispersion.</w:t>
-      </w:r>
-      <w:r>
-        <w:t xml:space="preserve"> </w:t>
-      </w:r>
-      <w:r>
-        <w:t xml:space="preserve">D3(BJ) single points on the relaxed Pr_VO and Rb_VO cells gave dispersion contributions of −10.29 and −10.09 eV (Table S5). Because D3 is an additive geometric correction, the electronic part of each single point should reproduce the production total energy. It does so to 0.006 eV for Rb_VO but lies 0.038 eV above the production value for Pr_VO. The electronic part of the Pr_VO D3 single point is identical, to 10</w:t>
+        <w:t xml:space="preserve">). A same-composition comparison (Rb_VO at q = 0 versus q = +1, or the spin density itself) would be more direct.</w:t>
+      </w:r>
+    </w:p>
+    <w:p>
+      <w:pPr>
+        <w:pStyle w:val="BodyText"/>
+      </w:pPr>
+      <w:r>
+        <w:rPr>
+          <w:iCs/>
+          <w:i/>
+        </w:rPr>
+        <w:t xml:space="preserve">Uncertainty of the main results.</w:t>
+      </w:r>
+      <w:r>
+        <w:t xml:space="preserve"> </w:t>
+      </w:r>
+      <w:r>
+        <w:t xml:space="preserve">Of the numerical settings, only the k-mesh was varied for the formation energies: it shifts the individual values by 0.10–0.14 eV and the Pr–Rb contrast by 0.04 eV, an amount that the from-scratch offsets of the 2×2×2 single points could account for. The plane-wave cut-off, the smearing entropy, the residual forces, the supercell size and the oxygen-reference error were not quantified (Section 5). The O</w:t>
+      </w:r>
+      <w:r>
+        <w:rPr>
+          <w:vertAlign w:val="subscript"/>
+        </w:rPr>
+        <w:t xml:space="preserve">2</w:t>
+      </w:r>
+      <w:r>
+        <w:t xml:space="preserve"> </w:t>
+      </w:r>
+      <w:r>
+        <w:t xml:space="preserve">reference error and any error common to the two doped hosts cancel in the contrast; the untested contributions would have to amount to several eV to change the sign of the Rb value (−4.06 eV) or to remove the contrast (5.36 eV), whereas the sign of the Pr value (+1.29 eV) and the reductions relative to the pristine host are more sensitive, the latter also to the relaxation status of the pristine perfect cell (Section 2.6).</w:t>
+      </w:r>
+      <w:r>
+        <w:t xml:space="preserve"> </w:t>
+      </w:r>
+      <w:r>
+        <w:rPr>
+          <w:bCs/>
+          <w:b/>
+        </w:rPr>
+        <w:t xml:space="preserve">[AUTHOR ACTION: the cut-off, smearing and dispersion single points prepared in revision_calculations/ (jobs 1, 3 and 4) bound these contributions; add their results here.]</w:t>
+      </w:r>
+    </w:p>
+    <w:p>
+      <w:pPr>
+        <w:pStyle w:val="BodyText"/>
+      </w:pPr>
+      <w:r>
+        <w:rPr>
+          <w:bCs/>
+          <w:b/>
+        </w:rPr>
+        <w:t xml:space="preserve">4. Discussion</w:t>
+      </w:r>
+    </w:p>
+    <w:p>
+      <w:pPr>
+        <w:pStyle w:val="BodyText"/>
+      </w:pPr>
+      <w:r>
+        <w:rPr>
+          <w:bCs/>
+          <w:b/>
+        </w:rPr>
+        <w:t xml:space="preserve">4.1 The energetic ordering follows the formal electron count.</w:t>
+      </w:r>
+      <w:r>
+        <w:t xml:space="preserve"> </w:t>
+      </w:r>
+      <w:r>
+        <w:t xml:space="preserve">The three formation energies of Table 2 fall in the order pristine (+4.74 eV) &gt; Pr (+1.29 eV) &gt; Rb (−4.06 eV), which is the order of the formal hole count of the vacancy-free cells (0, 1, 3; Table 1) and also of increasing cation radius (Section 4.3). A neutral vacancy releases two electrons. In the pristine cell both must occupy conduction-band-derived states, and the full cost of oxygen removal is paid. In the Pr cell one of the two can instead fill the single acceptor-like hole introduced by Pr</w:t>
       </w:r>
       <w:r>
         <w:rPr>
           <w:vertAlign w:val="superscript"/>
         </w:rPr>
-        <w:t xml:space="preserve">−5</w:t>
-      </w:r>
-      <w:r>
-        <w:t xml:space="preserve"> </w:t>
-      </w:r>
-      <w:r>
-        <w:t xml:space="preserve">Ry, to the from-scratch Γ single point of the k-mesh series (Table S2a), so the offset is common to the from-scratch single points and is not caused by the D3 term; its origin (a different smeared solution, a smearing difference or the manually stopped relaxation) has not been established. The dispersion energies of the perfect substituted cells and of the O</w:t>
+        <w:t xml:space="preserve">3+</w:t>
+      </w:r>
+      <w:r>
+        <w:t xml:space="preserve">, and in the Rb cell both can fill two of the three holes introduced by Rb</w:t>
+      </w:r>
+      <w:r>
+        <w:rPr>
+          <w:vertAlign w:val="superscript"/>
+        </w:rPr>
+        <w:t xml:space="preserve">+</w:t>
+      </w:r>
+      <w:r>
+        <w:t xml:space="preserve">. Transferring an electron from a conduction-band-like state to an oxygen-2p-derived hole near the valence-band edge recovers an energy of the order of the band gap, so reductions of a few eV per transferred electron are expected; the reductions found (3.45 eV for one electron in the Pr cell, 8.81 eV for two in the Rb cell) are of that order but not equal per electron. The Kohn–Sham gap of the Rb_VO cell is 2.87 eV and the band separation in the broadened densities of states of Pr_VO about 2.5 eV (Section 3.6), both smaller than either per-electron reduction (3.45 eV for Pr, 4.40 eV per electron for Rb), so electron transfer across the gap does not account for the reductions on its own. The remainder would have to come from other contributions, for example the electrostatic interaction between the vacancy and the dopant, which the dependence of E</w:t>
+      </w:r>
+      <w:r>
+        <w:rPr>
+          <w:vertAlign w:val="subscript"/>
+        </w:rPr>
+        <w:t xml:space="preserve">f</w:t>
+      </w:r>
+      <w:r>
+        <w:t xml:space="preserve"> </w:t>
+      </w:r>
+      <w:r>
+        <w:t xml:space="preserve">on the vacancy site in the Pr cell indicates (Section 3.7), lattice relaxation (the Rb ion lies 1.27 Å off its ideal site in Rb_VO, Section 3.1), band filling and interactions with periodic images; the two-dopant design cannot decompose the formation-energy difference into these contributions.</w:t>
+      </w:r>
+    </w:p>
+    <w:p>
+      <w:pPr>
+        <w:pStyle w:val="BodyText"/>
+      </w:pPr>
+      <w:r>
+        <w:rPr>
+          <w:bCs/>
+          <w:b/>
+        </w:rPr>
+        <w:t xml:space="preserve">4.2 Relation to previous work.</w:t>
+      </w:r>
+      <w:r>
+        <w:t xml:space="preserve"> </w:t>
+      </w:r>
+      <w:r>
+        <w:t xml:space="preserve">The Rb result parallels, in anatase, the behaviour that Carey and Nolan found for alkali dopants in α-Cr</w:t>
       </w:r>
       <w:r>
         <w:rPr>
@@ -6973,10 +7347,64 @@
         <w:t xml:space="preserve">2</w:t>
       </w:r>
       <w:r>
-        <w:t xml:space="preserve"> </w:t>
-      </w:r>
-      <w:r>
-        <w:t xml:space="preserve">reference were not computed, so the dispersion correction to E</w:t>
+        <w:t xml:space="preserve">O</w:t>
+      </w:r>
+      <w:r>
+        <w:rPr>
+          <w:vertAlign w:val="subscript"/>
+        </w:rPr>
+        <w:t xml:space="preserve">3</w:t>
+      </w:r>
+      <w:r>
+        <w:t xml:space="preserve">, where the V</w:t>
+      </w:r>
+      <w:r>
+        <w:rPr>
+          <w:vertAlign w:val="subscript"/>
+        </w:rPr>
+        <w:t xml:space="preserve">O</w:t>
+      </w:r>
+      <w:r>
+        <w:t xml:space="preserve"> </w:t>
+      </w:r>
+      <w:r>
+        <w:t xml:space="preserve">formation energy is strongly reduced and oxygen holes are localised with an O-2p Hubbard term [16]. It also agrees in sign with the experimental vacancy-formation trend reported for Rb-doped TiO</w:t>
+      </w:r>
+      <w:r>
+        <w:rPr>
+          <w:vertAlign w:val="subscript"/>
+        </w:rPr>
+        <w:t xml:space="preserve">2</w:t>
+      </w:r>
+      <w:r>
+        <w:t xml:space="preserve"> </w:t>
+      </w:r>
+      <w:r>
+        <w:t xml:space="preserve">by Tian et al. [15]. Because only one alkali was studied here, the radius dependence found by Carey and Nolan across Li–Rb is not tested. The Pr result is consistent with the trivalent-dopant picture of Iwaszuk and Nolan for rutile [17]: the vacancy is not spontaneous at the oxygen-rich reference, but its cost is reduced by 3.45 eV relative to the pristine host, so vacancy formation near Pr becomes accessible as the oxygen chemical potential is lowered; one vacancy per Pr over-compensates the dopant (Table 1), and the fully compensated 2Pr</w:t>
+      </w:r>
+      <w:r>
+        <w:rPr>
+          <w:vertAlign w:val="subscript"/>
+        </w:rPr>
+        <w:t xml:space="preserve">Ti</w:t>
+      </w:r>
+      <w:r>
+        <w:t xml:space="preserve"> </w:t>
+      </w:r>
+      <w:r>
+        <w:t xml:space="preserve">+ V</w:t>
+      </w:r>
+      <w:r>
+        <w:rPr>
+          <w:vertAlign w:val="subscript"/>
+        </w:rPr>
+        <w:t xml:space="preserve">O</w:t>
+      </w:r>
+      <w:r>
+        <w:t xml:space="preserve"> </w:t>
+      </w:r>
+      <w:r>
+        <w:t xml:space="preserve">configuration that corresponds to vacancy compensation of a trivalent dopant was not computed. With E</w:t>
       </w:r>
       <w:r>
         <w:rPr>
@@ -6994,308 +7422,37 @@
         <w:t xml:space="preserve">O</w:t>
       </w:r>
       <w:r>
-        <w:t xml:space="preserve">) and to ΔE</w:t>
-      </w:r>
-      <w:r>
-        <w:rPr>
-          <w:vertAlign w:val="subscript"/>
-        </w:rPr>
-        <w:t xml:space="preserve">f</w:t>
-      </w:r>
-      <w:r>
-        <w:t xml:space="preserve"> </w:t>
-      </w:r>
-      <w:r>
-        <w:t xml:space="preserve">cannot be reconstructed from these results: the correction to the contrast requires [D3(Pr_VO) − D3(Pr_perfect)] − [D3(Rb_VO) − D3(Rb_perfect)], of which only the two defective-cell terms are available. The effect of dispersion on the vacancy energetics is therefore undetermined. The D3 single points give m = 0.00 μ</w:t>
-      </w:r>
-      <w:r>
-        <w:rPr>
-          <w:vertAlign w:val="subscript"/>
-        </w:rPr>
-        <w:t xml:space="preserve">B</w:t>
-      </w:r>
-      <w:r>
-        <w:t xml:space="preserve"> </w:t>
-      </w:r>
-      <w:r>
-        <w:t xml:space="preserve">(Pr_VO) and 1.00 μ</w:t>
-      </w:r>
-      <w:r>
-        <w:rPr>
-          <w:vertAlign w:val="subscript"/>
-        </w:rPr>
-        <w:t xml:space="preserve">B</w:t>
-      </w:r>
-      <w:r>
-        <w:t xml:space="preserve"> </w:t>
-      </w:r>
-      <w:r>
-        <w:t xml:space="preserve">(Rb_VO) and Fermi energies within 0.02 eV of the production values; the Rb_VO value is the from-scratch solution discussed in Section 3.3, not the production solution (m = −0.97 μ</w:t>
-      </w:r>
-      <w:r>
-        <w:rPr>
-          <w:vertAlign w:val="subscript"/>
-        </w:rPr>
-        <w:t xml:space="preserve">B</w:t>
-      </w:r>
-      <w:r>
-        <w:t xml:space="preserve">, m</w:t>
-      </w:r>
-      <w:r>
-        <w:rPr>
-          <w:vertAlign w:val="subscript"/>
-        </w:rPr>
-        <w:t xml:space="preserve">abs</w:t>
-      </w:r>
-      <w:r>
-        <w:t xml:space="preserve"> </w:t>
-      </w:r>
-      <w:r>
-        <w:t xml:space="preserve">= 1.21 μ</w:t>
-      </w:r>
-      <w:r>
-        <w:rPr>
-          <w:vertAlign w:val="subscript"/>
-        </w:rPr>
-        <w:t xml:space="preserve">B</w:t>
-      </w:r>
-      <w:r>
-        <w:t xml:space="preserve">).</w:t>
-      </w:r>
-      <w:r>
-        <w:t xml:space="preserve"> </w:t>
-      </w:r>
-      <w:r>
-        <w:rPr>
-          <w:bCs/>
-          <w:b/>
-        </w:rPr>
-        <w:t xml:space="preserve">[AUTHOR ACTION: run D3 single points on Pr_perfect, Rb_perfect and the O</w:t>
-      </w:r>
-      <w:r>
-        <w:rPr>
-          <w:vertAlign w:val="subscript"/>
-          <w:bCs/>
-          <w:b/>
+        <w:t xml:space="preserve">; Pr) = 1.29 eV + Δμ</w:t>
+      </w:r>
+      <w:r>
+        <w:rPr>
+          <w:vertAlign w:val="subscript"/>
+        </w:rPr>
+        <w:t xml:space="preserve">O</w:t>
+      </w:r>
+      <w:r>
+        <w:t xml:space="preserve">, oxygen removal near Pr has a negative formation energy once μ</w:t>
+      </w:r>
+      <w:r>
+        <w:rPr>
+          <w:vertAlign w:val="subscript"/>
+        </w:rPr>
+        <w:t xml:space="preserve">O</w:t>
+      </w:r>
+      <w:r>
+        <w:t xml:space="preserve"> </w:t>
+      </w:r>
+      <w:r>
+        <w:t xml:space="preserve">falls more than 1.29 eV below ½E(O</w:t>
+      </w:r>
+      <w:r>
+        <w:rPr>
+          <w:vertAlign w:val="subscript"/>
         </w:rPr>
         <w:t xml:space="preserve">2</w:t>
       </w:r>
       <w:r>
-        <w:rPr>
-          <w:bCs/>
-          <w:b/>
-        </w:rPr>
-        <w:t xml:space="preserve"> </w:t>
-      </w:r>
-      <w:r>
-        <w:rPr>
-          <w:bCs/>
-          <w:b/>
-        </w:rPr>
-        <w:t xml:space="preserve">reference (about 6 h per cell on the hardware listed in Table S6) so that both the individual formation energies and their difference can be corrected, or delete this paragraph.]</w:t>
-      </w:r>
-    </w:p>
-    <w:p>
-      <w:pPr>
-        <w:pStyle w:val="BodyText"/>
-      </w:pPr>
-      <w:r>
-        <w:rPr>
-          <w:iCs/>
-          <w:i/>
-        </w:rPr>
-        <w:t xml:space="preserve">Alternative vacancy sites in the Pr cell.</w:t>
-      </w:r>
-      <w:r>
-        <w:t xml:space="preserve"> </w:t>
-      </w:r>
-      <w:r>
-        <w:t xml:space="preserve">Three further Pr_VO cells were relaxed with the vacancy at oxygen sites 1, 7 and 17 of the orchestration input (Table S4; these labels are not the pw.x atom numbers used elsewhere). Sites 1 and 17 are symmetry-equivalent second-shell positions (Pr–O = 3.99 Å) and give E</w:t>
-      </w:r>
-      <w:r>
-        <w:rPr>
-          <w:vertAlign w:val="subscript"/>
-        </w:rPr>
-        <w:t xml:space="preserve">f</w:t>
-      </w:r>
-      <w:r>
-        <w:t xml:space="preserve"> </w:t>
-      </w:r>
-      <w:r>
-        <w:t xml:space="preserve">= +2.07 eV each, agreeing to 0.1 meV; the more distant site 7 (4.94 Å) gives +2.72 eV. The production site is thus the lowest of the four sampled sites by 0.78 eV. This is a comparison among selected configurations in a 2×2×1 cell, where</w:t>
-      </w:r>
-      <w:r>
-        <w:t xml:space="preserve"> </w:t>
-      </w:r>
-      <w:r>
-        <w:t xml:space="preserve">“</w:t>
-      </w:r>
-      <w:r>
-        <w:t xml:space="preserve">distant</w:t>
-      </w:r>
-      <w:r>
-        <w:t xml:space="preserve">”</w:t>
-      </w:r>
-      <w:r>
-        <w:t xml:space="preserve"> </w:t>
-      </w:r>
-      <w:r>
-        <w:t xml:space="preserve">sites are still within one lattice parameter of the periodic images of the dopant. It indicates a preference for the production site over the two more distant positions sampled but is not a global search. The production site is a first-shell oxygen of the dopant site in the Rb cell, and the Löwdin populations of Pr_VO are consistent with the same site (Section 2.3); other first-shell sites were not computed, site multiplicities are not given, and no corresponding sampling was performed for the Rb cell. The positions of the removed oxygens are listed in Table S4.</w:t>
-      </w:r>
-      <w:r>
-        <w:t xml:space="preserve"> </w:t>
-      </w:r>
-      <w:r>
-        <w:rPr>
-          <w:bCs/>
-          <w:b/>
-        </w:rPr>
-        <w:t xml:space="preserve">[AUTHOR ACTION: if possible, add two Rb_VO sites (a second first-shell and a second-shell oxygen).]</w:t>
-      </w:r>
-    </w:p>
-    <w:p>
-      <w:pPr>
-        <w:pStyle w:val="BodyText"/>
-      </w:pPr>
-      <w:r>
-        <w:rPr>
-          <w:iCs/>
-          <w:i/>
-        </w:rPr>
-        <w:t xml:space="preserve">Bader charges.</w:t>
-      </w:r>
-      <w:r>
-        <w:t xml:space="preserve"> </w:t>
-      </w:r>
-      <w:r>
-        <w:t xml:space="preserve">Bader analysis of the relaxed Pr_VO and Rb_VO cells (Table S3) gives dopant charges of +2.14 e (Pr) and +0.82 e (Rb) relative to the PAW valence, consistent with the +3 and +1 formal states after the usual reduction of Bader charges relative to formal values.</w:t>
-      </w:r>
-      <w:r>
-        <w:t xml:space="preserve"> </w:t>
-      </w:r>
-      <w:r>
-        <w:rPr>
-          <w:bCs/>
-          <w:b/>
-        </w:rPr>
-        <w:t xml:space="preserve">[AUTHOR ACTION: these two values are inconsistent with the mean Ti and O populations of Table S3, from which the sum rule gives +2.04 e (Pr) and +0.87 e (Rb); re-extract all four numbers from ACF.dat. Also report the grid used; Bader grid convergence was not tested.]</w:t>
-      </w:r>
-      <w:r>
-        <w:t xml:space="preserve"> </w:t>
-      </w:r>
-      <w:r>
-        <w:t xml:space="preserve">Relative to the Pr_VO cell, the 31 oxygen atoms of Rb_VO hold 0.97 e less in total, with the depletion concentrated on one oxygen bonded to the displaced Rb ion (−0.26 e, O8; Rb–O8 = 2.56 Å, 3.39 Å from the vacant site) and a second oxygen (−0.14 e, O30; 3.07 Å from Rb), with five further oxygens contributing −0.05 to −0.09 e each. The 15 Ti atoms show a uniform mean depletion of −0.012 e (−0.18 e in total) and no Ti differs by more than 0.05 e. No Ti site shows the excess of a few tenths of an electron, relative to the other Ti sites, that a localised Ti</w:t>
-      </w:r>
-      <w:r>
-        <w:rPr>
-          <w:vertAlign w:val="superscript"/>
-        </w:rPr>
-        <w:t xml:space="preserve">3+</w:t>
-      </w:r>
-      <w:r>
-        <w:t xml:space="preserve"> </w:t>
-      </w:r>
-      <w:r>
-        <w:t xml:space="preserve">centre would produce, although the expected size of that signal was not calibrated on a reference cell containing a Ti</w:t>
-      </w:r>
-      <w:r>
-        <w:rPr>
-          <w:vertAlign w:val="superscript"/>
-        </w:rPr>
-        <w:t xml:space="preserve">3+</w:t>
-      </w:r>
-      <w:r>
-        <w:t xml:space="preserve"> </w:t>
-      </w:r>
-      <w:r>
-        <w:t xml:space="preserve">centre, so the test is indicative rather than decisive. The comparison is between cells of different composition, so the differences contain chemical polarisation by the dopant as well as carrier redistribution, and Bader charges are not orbital occupations; the two cells also differ by two carriers (the net excess electron of Pr_VO and the residual hole of Rb_VO, Table 1), whose contributions to the oxygen depletion this comparison cannot separate; the result is therefore compatible with an oxygen-centred hole in Rb_VO, but it is not a hole count and carries no spin information. The Löwdin analysis of Section 3.6 supplies the spin information: the oxygen with the largest Bader depletion, O8, also carries the largest spin moment (+0.59 μ</w:t>
-      </w:r>
-      <w:r>
-        <w:rPr>
-          <w:vertAlign w:val="subscript"/>
-        </w:rPr>
-        <w:t xml:space="preserve">B</w:t>
-      </w:r>
-      <w:r>
-        <w:t xml:space="preserve">). A same-composition comparison (Rb_VO at q = 0 versus q = +1, or the spin density itself) would be more direct.</w:t>
-      </w:r>
-    </w:p>
-    <w:p>
-      <w:pPr>
-        <w:pStyle w:val="BodyText"/>
-      </w:pPr>
-      <w:r>
-        <w:rPr>
-          <w:bCs/>
-          <w:b/>
-        </w:rPr>
-        <w:t xml:space="preserve">4. Discussion</w:t>
-      </w:r>
-    </w:p>
-    <w:p>
-      <w:pPr>
-        <w:pStyle w:val="BodyText"/>
-      </w:pPr>
-      <w:r>
-        <w:rPr>
-          <w:bCs/>
-          <w:b/>
-        </w:rPr>
-        <w:t xml:space="preserve">4.1 The energetic ordering follows the formal electron count.</w:t>
-      </w:r>
-      <w:r>
-        <w:t xml:space="preserve"> </w:t>
-      </w:r>
-      <w:r>
-        <w:t xml:space="preserve">The three formation energies of Table 2 fall in the order pristine (+4.74 eV) &gt; Pr (+1.29 eV) &gt; Rb (−4.06 eV), which is the order of the formal hole count of the vacancy-free cells (0, 1, 3; Table 1) and also of increasing cation radius (Section 4.3). A neutral vacancy releases two electrons. In the pristine cell both must occupy conduction-band-derived states, and the full cost of oxygen removal is paid. In the Pr cell one of the two can instead fill the single acceptor-like hole introduced by Pr</w:t>
-      </w:r>
-      <w:r>
-        <w:rPr>
-          <w:vertAlign w:val="superscript"/>
-        </w:rPr>
-        <w:t xml:space="preserve">3+</w:t>
-      </w:r>
-      <w:r>
-        <w:t xml:space="preserve">, and in the Rb cell both can fill two of the three holes introduced by Rb</w:t>
-      </w:r>
-      <w:r>
-        <w:rPr>
-          <w:vertAlign w:val="superscript"/>
-        </w:rPr>
-        <w:t xml:space="preserve">+</w:t>
-      </w:r>
-      <w:r>
-        <w:t xml:space="preserve">. Transferring an electron from a conduction-band-like state to an oxygen-2p-derived hole near the valence-band edge recovers an energy of the order of the band gap, so reductions of a few eV per transferred electron are expected; the reductions found (3.45 eV for one electron in the Pr cell, 8.81 eV for two in the Rb cell) are of that order but not equal per electron. The Kohn–Sham gap of the Rb_VO cell is 2.87 eV and the band separation in the broadened densities of states of Pr_VO about 2.5 eV (Section 3.6), both smaller than either per-electron reduction (3.45 eV for Pr, 4.40 eV per electron for Rb), so electron transfer across the gap does not account for the reductions on its own. The remainder would have to come from other contributions, for example the electrostatic interaction between the vacancy and the dopant, which the dependence of E</w:t>
-      </w:r>
-      <w:r>
-        <w:rPr>
-          <w:vertAlign w:val="subscript"/>
-        </w:rPr>
-        <w:t xml:space="preserve">f</w:t>
-      </w:r>
-      <w:r>
-        <w:t xml:space="preserve"> </w:t>
-      </w:r>
-      <w:r>
-        <w:t xml:space="preserve">on the vacancy site in the Pr cell indicates (Section 3.7), lattice relaxation (the Rb ion lies 1.27 Å off its ideal site in Rb_VO, Section 3.1), band filling and interactions with periodic images; the two-dopant design cannot decompose the formation-energy difference into these contributions.</w:t>
-      </w:r>
-    </w:p>
-    <w:p>
-      <w:pPr>
-        <w:pStyle w:val="BodyText"/>
-      </w:pPr>
-      <w:r>
-        <w:rPr>
-          <w:bCs/>
-          <w:b/>
-        </w:rPr>
-        <w:t xml:space="preserve">4.2 Relation to previous work.</w:t>
-      </w:r>
-      <w:r>
-        <w:t xml:space="preserve"> </w:t>
-      </w:r>
-      <w:r>
-        <w:t xml:space="preserve">The Rb result parallels, in anatase, the behaviour that Carey and Nolan found for alkali dopants in α-Cr</w:t>
+        <w:t xml:space="preserve">), a threshold that carries the common offset of the PBE O</w:t>
       </w:r>
       <w:r>
         <w:rPr>
@@ -7304,28 +7461,46 @@
         <w:t xml:space="preserve">2</w:t>
       </w:r>
       <w:r>
+        <w:t xml:space="preserve"> </w:t>
+      </w:r>
+      <w:r>
+        <w:t xml:space="preserve">reference (Section 2.7); whether that lies within the stability field of TiO</w:t>
+      </w:r>
+      <w:r>
+        <w:rPr>
+          <w:vertAlign w:val="subscript"/>
+        </w:rPr>
+        <w:t xml:space="preserve">2</w:t>
+      </w:r>
+      <w:r>
+        <w:t xml:space="preserve"> </w:t>
+      </w:r>
+      <w:r>
+        <w:t xml:space="preserve">against lower oxides was not evaluated (Section 5). For Rb the formation energy is negative already at the oxygen-rich limit and decreases further as μ</w:t>
+      </w:r>
+      <w:r>
+        <w:rPr>
+          <w:vertAlign w:val="subscript"/>
+        </w:rPr>
         <w:t xml:space="preserve">O</w:t>
       </w:r>
       <w:r>
-        <w:rPr>
-          <w:vertAlign w:val="subscript"/>
-        </w:rPr>
-        <w:t xml:space="preserve">3</w:t>
-      </w:r>
-      <w:r>
-        <w:t xml:space="preserve">, where the V</w:t>
-      </w:r>
-      <w:r>
-        <w:rPr>
-          <w:vertAlign w:val="subscript"/>
-        </w:rPr>
-        <w:t xml:space="preserve">O</w:t>
-      </w:r>
-      <w:r>
-        <w:t xml:space="preserve"> </w:t>
-      </w:r>
-      <w:r>
-        <w:t xml:space="preserve">formation energy is strongly reduced and oxygen holes are localised with an O-2p Hubbard term [16]. It also agrees in sign with the experimental vacancy-formation trend reported for Rb-doped TiO</w:t>
+        <w:t xml:space="preserve"> </w:t>
+      </w:r>
+      <w:r>
+        <w:t xml:space="preserve">is lowered, so a vacancy-free Rb</w:t>
+      </w:r>
+      <w:r>
+        <w:rPr>
+          <w:vertAlign w:val="subscript"/>
+        </w:rPr>
+        <w:t xml:space="preserve">Ti</w:t>
+      </w:r>
+      <w:r>
+        <w:t xml:space="preserve"> </w:t>
+      </w:r>
+      <w:r>
+        <w:t xml:space="preserve">cell is not a stable reference at any oxygen chemical potential at which TiO</w:t>
       </w:r>
       <w:r>
         <w:rPr>
@@ -7337,103 +7512,7 @@
         <w:t xml:space="preserve"> </w:t>
       </w:r>
       <w:r>
-        <w:t xml:space="preserve">by Tian et al. [15]. Because only one alkali was studied here, the radius dependence found by Carey and Nolan across Li–Rb is not tested. The Pr result is consistent with the trivalent-dopant picture of Iwaszuk and Nolan for rutile [17]: the vacancy is not spontaneous at the oxygen-rich reference, but its cost is reduced by 3.45 eV relative to the pristine host, so vacancy formation near Pr becomes accessible as the oxygen chemical potential is lowered; one vacancy per Pr over-compensates the dopant (Table 1), and the fully compensated 2Pr</w:t>
-      </w:r>
-      <w:r>
-        <w:rPr>
-          <w:vertAlign w:val="subscript"/>
-        </w:rPr>
-        <w:t xml:space="preserve">Ti</w:t>
-      </w:r>
-      <w:r>
-        <w:t xml:space="preserve"> </w:t>
-      </w:r>
-      <w:r>
-        <w:t xml:space="preserve">+ V</w:t>
-      </w:r>
-      <w:r>
-        <w:rPr>
-          <w:vertAlign w:val="subscript"/>
-        </w:rPr>
-        <w:t xml:space="preserve">O</w:t>
-      </w:r>
-      <w:r>
-        <w:t xml:space="preserve"> </w:t>
-      </w:r>
-      <w:r>
-        <w:t xml:space="preserve">configuration that corresponds to vacancy compensation of a trivalent dopant was not computed. With E</w:t>
-      </w:r>
-      <w:r>
-        <w:rPr>
-          <w:vertAlign w:val="subscript"/>
-        </w:rPr>
-        <w:t xml:space="preserve">f</w:t>
-      </w:r>
-      <w:r>
-        <w:t xml:space="preserve">(V</w:t>
-      </w:r>
-      <w:r>
-        <w:rPr>
-          <w:vertAlign w:val="subscript"/>
-        </w:rPr>
-        <w:t xml:space="preserve">O</w:t>
-      </w:r>
-      <w:r>
-        <w:t xml:space="preserve">; Pr) = 1.29 eV + Δμ</w:t>
-      </w:r>
-      <w:r>
-        <w:rPr>
-          <w:vertAlign w:val="subscript"/>
-        </w:rPr>
-        <w:t xml:space="preserve">O</w:t>
-      </w:r>
-      <w:r>
-        <w:t xml:space="preserve">, oxygen removal near Pr has a negative formation energy once μ</w:t>
-      </w:r>
-      <w:r>
-        <w:rPr>
-          <w:vertAlign w:val="subscript"/>
-        </w:rPr>
-        <w:t xml:space="preserve">O</w:t>
-      </w:r>
-      <w:r>
-        <w:t xml:space="preserve"> </w:t>
-      </w:r>
-      <w:r>
-        <w:t xml:space="preserve">falls more than 1.29 eV below ½E(O</w:t>
-      </w:r>
-      <w:r>
-        <w:rPr>
-          <w:vertAlign w:val="subscript"/>
-        </w:rPr>
-        <w:t xml:space="preserve">2</w:t>
-      </w:r>
-      <w:r>
-        <w:t xml:space="preserve">), a threshold that carries the common offset of the PBE O</w:t>
-      </w:r>
-      <w:r>
-        <w:rPr>
-          <w:vertAlign w:val="subscript"/>
-        </w:rPr>
-        <w:t xml:space="preserve">2</w:t>
-      </w:r>
-      <w:r>
-        <w:t xml:space="preserve"> </w:t>
-      </w:r>
-      <w:r>
-        <w:t xml:space="preserve">reference (Section 2.7); whether that lies within the stability field of TiO</w:t>
-      </w:r>
-      <w:r>
-        <w:rPr>
-          <w:vertAlign w:val="subscript"/>
-        </w:rPr>
-        <w:t xml:space="preserve">2</w:t>
-      </w:r>
-      <w:r>
-        <w:t xml:space="preserve"> </w:t>
-      </w:r>
-      <w:r>
-        <w:t xml:space="preserve">against lower oxides was not evaluated (Section 5). The spin polarisation of the Pr-induced hole when an oxygen-site U is present parallels the oxygen-hole states reported for trivalent dopants in rutile by Iwaszuk and Nolan [17].</w:t>
+        <w:t xml:space="preserve">exists; whether Rb substitutes on the Ti site at all, rather than occupying interstitial or surface sites or forming a secondary phase, was not evaluated. The spin polarisation of the Pr-induced hole when an oxygen-site U is present parallels the oxygen-hole states reported for trivalent dopants in rutile by Iwaszuk and Nolan [17].</w:t>
       </w:r>
     </w:p>
     <w:p>
@@ -8028,7 +8107,7 @@
         <w:t xml:space="preserve"> </w:t>
       </w:r>
       <w:r>
-        <w:t xml:space="preserve">≈ 5.8 (experimental in-plane value, 5.82, as tabulated by Arrigoni and Madsen [14]) would give a first-order monopole correction [38] of a few tenths of an eV for q = +1 at this cell size and four times that for q = +2. The static constant of anatase is much larger and would reduce the estimate, so these numbers are upper bounds and are not used. (ix)</w:t>
+        <w:t xml:space="preserve">≈ 5.8 (experimental in-plane value, 5.82, as tabulated by Arrigoni and Madsen [14]) would give a first-order monopole correction [39] of a few tenths of an eV for q = +1 at this cell size and four times that for q = +2. The static constant of anatase is much larger and would reduce the estimate, so these numbers are upper bounds and are not used. (ix)</w:t>
       </w:r>
       <w:r>
         <w:t xml:space="preserve"> </w:t>
@@ -8077,7 +8156,19 @@
         <w:t xml:space="preserve"> </w:t>
       </w:r>
       <w:r>
-        <w:t xml:space="preserve">against lower oxides and competing phases were not evaluated, so no statement about the synthesisable phase of Rb-doped anatase is made. (x)</w:t>
+        <w:t xml:space="preserve">against lower oxides and competing Pr and Rb oxides were not evaluated, and the O</w:t>
+      </w:r>
+      <w:r>
+        <w:rPr>
+          <w:vertAlign w:val="subscript"/>
+        </w:rPr>
+        <w:t xml:space="preserve">2</w:t>
+      </w:r>
+      <w:r>
+        <w:t xml:space="preserve"> </w:t>
+      </w:r>
+      <w:r>
+        <w:t xml:space="preserve">overbinding of PBE was not corrected; no statement about the synthesisable phase of Rb-doped anatase is therefore made. (x)</w:t>
       </w:r>
       <w:r>
         <w:t xml:space="preserve"> </w:t>
@@ -8129,7 +8220,7 @@
         <w:t xml:space="preserve"> </w:t>
       </w:r>
       <w:r>
-        <w:t xml:space="preserve">stoichiometries, cation vacancies, interstitials and dopant clustering were not. (xi)</w:t>
+        <w:t xml:space="preserve">stoichiometries, cation vacancies, interstitials (including Rb interstitials, a plausible alternative for a large monovalent ion), surface sites and dopant clustering were not. (xi)</w:t>
       </w:r>
       <w:r>
         <w:t xml:space="preserve"> </w:t>
@@ -8798,71 +8889,103 @@
         <w:pStyle w:val="BodyText"/>
       </w:pPr>
       <w:r>
-        <w:t xml:space="preserve">[38] Freysoldt, C.; Grabowski, B.; Hickel, T.; Neugebauer, J.; Kresse, G.; Janotti, A.; Van de Walle, C. G. First-Principles Calculations for Point Defects in Solids. Rev. Mod. Phys. 2014, 86, 253–305. DOI: 10.1103/RevModPhys.86.253.</w:t>
-      </w:r>
-    </w:p>
-    <w:p>
-      <w:pPr>
-        <w:pStyle w:val="BodyText"/>
-      </w:pPr>
-      <w:r>
-        <w:t xml:space="preserve">[39] Heyd, J.; Scuseria, G. E.; Ernzerhof, M. Hybrid Functionals Based on a Screened Coulomb Potential. J. Chem. Phys. 2003, 118, 8207–8215. DOI: 10.1063/1.1564060.</w:t>
-      </w:r>
-    </w:p>
-    <w:p>
-      <w:pPr>
-        <w:pStyle w:val="BodyText"/>
-      </w:pPr>
-      <w:r>
-        <w:t xml:space="preserve">[40] Krukau, A. V.; Vydrov, O. A.; Izmaylov, A. F.; Scuseria, G. E. Influence of the Exchange Screening Parameter on the Performance of Screened Hybrid Functionals. J. Chem. Phys. 2006, 125, 224106. DOI: 10.1063/1.2404663.</w:t>
-      </w:r>
-    </w:p>
-    <w:p>
-      <w:pPr>
-        <w:pStyle w:val="BodyText"/>
-      </w:pPr>
-      <w:r>
-        <w:t xml:space="preserve">[41] Grimme, S.; Antony, J.; Ehrlich, S.; Krieg, H. A Consistent and Accurate Ab Initio Parametrization of Density Functional Dispersion Correction (DFT-D) for the 94 Elements H–Pu. J. Chem. Phys. 2010, 132, 154104. DOI: 10.1063/1.3382344.</w:t>
-      </w:r>
-    </w:p>
-    <w:p>
-      <w:pPr>
-        <w:pStyle w:val="BodyText"/>
-      </w:pPr>
-      <w:r>
-        <w:t xml:space="preserve">[42] Grimme, S.; Ehrlich, S.; Goerigk, L. Effect of the Damping Function in Dispersion Corrected Density Functional Theory. J. Comput. Chem. 2011, 32, 1456–1465. DOI: 10.1002/jcc.21759.</w:t>
-      </w:r>
-    </w:p>
-    <w:p>
-      <w:pPr>
-        <w:pStyle w:val="BodyText"/>
-      </w:pPr>
-      <w:r>
-        <w:t xml:space="preserve">[43] Torres, A. E.; Rodríguez-Pineda, J.; Zanella, R. Relevance of Dispersion and the Electronic Spin in the DFT+U Approach for the Description of Pristine and Defective TiO2 Anatase. ACS Omega 2021, 6, 23170–23180. DOI: 10.1021/acsomega.1c02761.</w:t>
-      </w:r>
-    </w:p>
-    <w:p>
-      <w:pPr>
-        <w:pStyle w:val="BodyText"/>
-      </w:pPr>
-      <w:r>
-        <w:t xml:space="preserve">[44] Henkelman, G.; Arnaldsson, A.; Jónsson, H. A Fast and Robust Algorithm for Bader Decomposition of Charge Density. Comput. Mater. Sci. 2006, 36, 354–360. DOI: 10.1016/j.commatsci.2005.04.010.</w:t>
-      </w:r>
-    </w:p>
-    <w:p>
-      <w:pPr>
-        <w:pStyle w:val="BodyText"/>
-      </w:pPr>
-      <w:r>
-        <w:t xml:space="preserve">[45] Tang, W.; Sanville, E.; Henkelman, G. A Grid-Based Bader Analysis Algorithm without Lattice Bias. J. Phys.: Condens. Matter 2009, 21, 084204. DOI: 10.1088/0953-8984/21/8/084204.</w:t>
-      </w:r>
-    </w:p>
-    <w:p>
-      <w:pPr>
-        <w:pStyle w:val="BodyText"/>
-      </w:pPr>
-      <w:r>
-        <w:t xml:space="preserve">[46] Boonchun, A.; Reunchan, P.; Umezawa, N. Energetics of Native Defects in Anatase TiO2: A Hybrid Density Functional Study. Phys. Chem. Chem. Phys. 2016, 18, 30040–30046. DOI: 10.1039/c6cp05798e.</w:t>
+        <w:t xml:space="preserve">[38] Falletta, S.; Pasquarello, A. Hubbard U through Polaronic Defect States. arXiv:2209.11341 [cond-mat.mtrl-sci], 2022.</w:t>
+      </w:r>
+    </w:p>
+    <w:p>
+      <w:pPr>
+        <w:pStyle w:val="BodyText"/>
+      </w:pPr>
+      <w:r>
+        <w:t xml:space="preserve">[39] Freysoldt, C.; Grabowski, B.; Hickel, T.; Neugebauer, J.; Kresse, G.; Janotti, A.; Van de Walle, C. G. First-Principles Calculations for Point Defects in Solids. Rev. Mod. Phys. 2014, 86, 253–305. DOI: 10.1103/RevModPhys.86.253.</w:t>
+      </w:r>
+    </w:p>
+    <w:p>
+      <w:pPr>
+        <w:pStyle w:val="BodyText"/>
+      </w:pPr>
+      <w:r>
+        <w:t xml:space="preserve">[40] Heyd, J.; Scuseria, G. E.; Ernzerhof, M. Hybrid Functionals Based on a Screened Coulomb Potential. J. Chem. Phys. 2003, 118, 8207–8215. DOI: 10.1063/1.1564060.</w:t>
+      </w:r>
+    </w:p>
+    <w:p>
+      <w:pPr>
+        <w:pStyle w:val="BodyText"/>
+      </w:pPr>
+      <w:r>
+        <w:t xml:space="preserve">[41] Krukau, A. V.; Vydrov, O. A.; Izmaylov, A. F.; Scuseria, G. E. Influence of the Exchange Screening Parameter on the Performance of Screened Hybrid Functionals. J. Chem. Phys. 2006, 125, 224106. DOI: 10.1063/1.2404663.</w:t>
+      </w:r>
+    </w:p>
+    <w:p>
+      <w:pPr>
+        <w:pStyle w:val="BodyText"/>
+      </w:pPr>
+      <w:r>
+        <w:t xml:space="preserve">[42] Grimme, S.; Antony, J.; Ehrlich, S.; Krieg, H. A Consistent and Accurate Ab Initio Parametrization of Density Functional Dispersion Correction (DFT-D) for the 94 Elements H–Pu. J. Chem. Phys. 2010, 132, 154104. DOI: 10.1063/1.3382344.</w:t>
+      </w:r>
+    </w:p>
+    <w:p>
+      <w:pPr>
+        <w:pStyle w:val="BodyText"/>
+      </w:pPr>
+      <w:r>
+        <w:t xml:space="preserve">[43] Grimme, S.; Ehrlich, S.; Goerigk, L. Effect of the Damping Function in Dispersion Corrected Density Functional Theory. J. Comput. Chem. 2011, 32, 1456–1465. DOI: 10.1002/jcc.21759.</w:t>
+      </w:r>
+    </w:p>
+    <w:p>
+      <w:pPr>
+        <w:pStyle w:val="BodyText"/>
+      </w:pPr>
+      <w:r>
+        <w:t xml:space="preserve">[44] Torres, A. E.; Rodríguez-Pineda, J.; Zanella, R. Relevance of Dispersion and the Electronic Spin in the DFT+U Approach for the Description of Pristine and Defective TiO2 Anatase. ACS Omega 2021, 6, 23170–23180. DOI: 10.1021/acsomega.1c02761.</w:t>
+      </w:r>
+    </w:p>
+    <w:p>
+      <w:pPr>
+        <w:pStyle w:val="BodyText"/>
+      </w:pPr>
+      <w:r>
+        <w:t xml:space="preserve">[45] Henkelman, G.; Arnaldsson, A.; Jónsson, H. A Fast and Robust Algorithm for Bader Decomposition of Charge Density. Comput. Mater. Sci. 2006, 36, 354–360. DOI: 10.1016/j.commatsci.2005.04.010.</w:t>
+      </w:r>
+    </w:p>
+    <w:p>
+      <w:pPr>
+        <w:pStyle w:val="BodyText"/>
+      </w:pPr>
+      <w:r>
+        <w:t xml:space="preserve">[46] Tang, W.; Sanville, E.; Henkelman, G. A Grid-Based Bader Analysis Algorithm without Lattice Bias. J. Phys.: Condens. Matter 2009, 21, 084204. DOI: 10.1088/0953-8984/21/8/084204.</w:t>
+      </w:r>
+    </w:p>
+    <w:p>
+      <w:pPr>
+        <w:pStyle w:val="BodyText"/>
+      </w:pPr>
+      <w:r>
+        <w:t xml:space="preserve">[47] Boonchun, A.; Reunchan, P.; Umezawa, N. Energetics of Native Defects in Anatase TiO2: A Hybrid Density Functional Study. Phys. Chem. Chem. Phys. 2016, 18, 30040–30046. DOI: 10.1039/c6cp05798e.</w:t>
+      </w:r>
+    </w:p>
+    <w:p>
+      <w:pPr>
+        <w:pStyle w:val="BodyText"/>
+      </w:pPr>
+      <w:r>
+        <w:t xml:space="preserve">[48] Chen, J.; Bogdanov, N. A.; Usvyat, D.; Fang, W.; Michaelides, A.; Alavi, A. The Color Center Singlet State of Oxygen Vacancies in TiO2. arXiv:2011.03269 [cond-mat.mtrl-sci], 2020.</w:t>
+      </w:r>
+    </w:p>
+    <w:p>
+      <w:pPr>
+        <w:pStyle w:val="BodyText"/>
+      </w:pPr>
+      <w:r>
+        <w:t xml:space="preserve">[49] McBride, S.; Chen, W.; Ćuk, T.; Hautier, G. Do Small Hole Polarons Form in Bulk Rutile TiO2? arXiv:2410.21452 [cond-mat.mtrl-sci], 2024.</w:t>
+      </w:r>
+    </w:p>
+    <w:p>
+      <w:pPr>
+        <w:pStyle w:val="BodyText"/>
+      </w:pPr>
+      <w:r>
+        <w:t xml:space="preserve">[50] Ahart, C. S.; Li, D.; Blumberger, J.; Liu, S. Polaron Transport in TiO2 from Machine Learning Molecular Dynamics. arXiv:2606.01763 [cond-mat.mtrl-sci], 2026.</w:t>
       </w:r>
     </w:p>
     <w:bookmarkEnd w:id="32"/>

--- a/DFT_paper_revision/manuscript_v4/Ghadimimehr_DFT_TiO2_PrRb_v4_MANUSCRIPT.docx
+++ b/DFT_paper_revision/manuscript_v4/Ghadimimehr_DFT_TiO2_PrRb_v4_MANUSCRIPT.docx
@@ -280,7 +280,7 @@
         <w:t xml:space="preserve"> </w:t>
       </w:r>
       <w:r>
-        <w:t xml:space="preserve">formation energy falls from +4.74 eV in pristine anatase to +1.29 eV in the Pr-substituted cell and −4.06 eV in the Rb-substituted cell; the 5.36 eV Pr–Rb contrast changes by 0.04 eV on a 2×2×2 k-mesh. The ordering follows the formal electron count, one hole per Pr</w:t>
+        <w:t xml:space="preserve">formation energy falls from +4.74 eV (lower bound) in pristine anatase to +1.29 eV in the Pr-substituted cell and −4.06 eV in the Rb-substituted cell; the 5.36 eV Pr–Rb contrast changes by 0.04 eV on a 2×2×2 k-mesh. The ordering follows the formal electron count, one hole per Pr</w:t>
       </w:r>
       <w:r>
         <w:rPr>
@@ -381,90 +381,358 @@
         <w:pStyle w:val="BodyText"/>
       </w:pPr>
       <w:r>
-        <w:t xml:space="preserve">Indoor photovoltaics are a leading candidate to replace disposable batteries in the growing population of low-power sensors [1]. Under the 200–1000 lx illumination typical of indoor spaces the open-circuit voltage is limited by non-radiative recombination</w:t>
-      </w:r>
-      <w:r>
-        <w:t xml:space="preserve"> </w:t>
-      </w:r>
+        <w:t xml:space="preserve">Indoor photovoltaics are a leading candidate to replace disposable batteries in the growing population of low-power sensors [1]. Because indoor illumination is orders of magnitude weaker than sunlight, the photocurrent is small and the open-circuit voltage is correspondingly sensitive to non-radiative recombination at defects, and wide-gap absorbers such as CsPbBr</w:t>
+      </w:r>
+      <w:r>
+        <w:rPr>
+          <w:vertAlign w:val="subscript"/>
+        </w:rPr>
+        <w:t xml:space="preserve">3</w:t>
+      </w:r>
+      <w:r>
+        <w:t xml:space="preserve"> </w:t>
+      </w:r>
+      <w:r>
+        <w:t xml:space="preserve">[2] are paired with n-type oxide electron-transport layers (ETLs), for example TiO</w:t>
+      </w:r>
+      <w:r>
+        <w:rPr>
+          <w:vertAlign w:val="subscript"/>
+        </w:rPr>
+        <w:t xml:space="preserve">2</w:t>
+      </w:r>
+      <w:r>
+        <w:t xml:space="preserve"> </w:t>
+      </w:r>
+      <w:r>
+        <w:t xml:space="preserve">or SnO</w:t>
+      </w:r>
+      <w:r>
+        <w:rPr>
+          <w:vertAlign w:val="subscript"/>
+        </w:rPr>
+        <w:t xml:space="preserve">2</w:t>
+      </w:r>
+      <w:r>
+        <w:t xml:space="preserve"> </w:t>
+      </w:r>
+      <w:r>
+        <w:t xml:space="preserve">[3]. The same oxides serve as electron-transport layers in organic light-emitting diodes [4]. In TiO</w:t>
+      </w:r>
+      <w:r>
+        <w:rPr>
+          <w:vertAlign w:val="subscript"/>
+        </w:rPr>
+        <w:t xml:space="preserve">2</w:t>
+      </w:r>
+      <w:r>
+        <w:t xml:space="preserve"> </w:t>
+      </w:r>
+      <w:r>
+        <w:t xml:space="preserve">the oxygen vacancy (V</w:t>
+      </w:r>
+      <w:r>
+        <w:rPr>
+          <w:vertAlign w:val="subscript"/>
+        </w:rPr>
+        <w:t xml:space="preserve">O</w:t>
+      </w:r>
+      <w:r>
+        <w:t xml:space="preserve">) is the dominant native defect: microscopy, photoemission, transient spectroscopy and first-principles work agree that its two excess electrons can either delocalise into the conduction band or localise as Ti</w:t>
+      </w:r>
+      <w:r>
+        <w:rPr>
+          <w:vertAlign w:val="superscript"/>
+        </w:rPr>
+        <w:t xml:space="preserve">3+</w:t>
+      </w:r>
+      <w:r>
+        <w:t xml:space="preserve"> </w:t>
+      </w:r>
+      <w:r>
+        <w:t xml:space="preserve">centres, and that the localised configuration acts as a trap [5–14]. Controlling the equilibrium V</w:t>
+      </w:r>
+      <w:r>
+        <w:rPr>
+          <w:vertAlign w:val="subscript"/>
+        </w:rPr>
+        <w:t xml:space="preserve">O</w:t>
+      </w:r>
+      <w:r>
+        <w:t xml:space="preserve"> </w:t>
+      </w:r>
+      <w:r>
+        <w:t xml:space="preserve">population of an ETL is therefore a materials-design problem, and substitutional aliovalent doping is a widely used lever [15–18].</w:t>
+      </w:r>
+    </w:p>
+    <w:p>
+      <w:pPr>
+        <w:pStyle w:val="BodyText"/>
+      </w:pPr>
+      <w:r>
+        <w:t xml:space="preserve">For trivalent dopants on the Ti</w:t>
+      </w:r>
+      <w:r>
+        <w:rPr>
+          <w:vertAlign w:val="superscript"/>
+        </w:rPr>
+        <w:t xml:space="preserve">4+</w:t>
+      </w:r>
+      <w:r>
+        <w:t xml:space="preserve"> </w:t>
+      </w:r>
+      <w:r>
+        <w:t xml:space="preserve">site the formal charge mismatch is −1 e per site. Lanthanide substitution in anatase has been studied with DFT+U for Ce, Pr, Eu and Gd, including Pr together with an oxygen vacancy [19], and for Er at the (101) surface together with oxygen or titanium vacancies [20], and with plain GGA for Pr in a 12-atom bulk cell [21]; for Ce-doped zirconium titanate both hole formation and oxygen-vacancy formation have been considered as compensation channels, with electron paramagnetic resonance pointing to vacancy compensation [22]. The picture is not universal: Iwaszuk and Nolan showed for trivalent dopants in bulk rutile that oxygen-vacancy compensation can compete with, and in some cases dominate, electronic compensation [17]. The coupling between a lanthanide dopant and an oxygen vacancy has been analysed for Ce-doped anatase [23] and Gd-doped CeO</w:t>
+      </w:r>
+      <w:r>
+        <w:rPr>
+          <w:vertAlign w:val="subscript"/>
+        </w:rPr>
+        <w:t xml:space="preserve">2</w:t>
+      </w:r>
+      <w:r>
+        <w:t xml:space="preserve"> </w:t>
+      </w:r>
+      <w:r>
+        <w:t xml:space="preserve">[18], and Bahmanrokh et al. proposed a defect-equilibria formalism for Ce-doped anatase in which both channels appear [24]. Pr, which has also been studied as an adsorbate on the anatase (101) surface [25], is an attractive test case, here modelled as trivalent with a 4f-in-core dataset (Section 2.1), because its ionic radius (0.99 Å in six-fold coordination [26]) is far from that of Ti</w:t>
+      </w:r>
+      <w:r>
+        <w:rPr>
+          <w:vertAlign w:val="superscript"/>
+        </w:rPr>
+        <w:t xml:space="preserve">4+</w:t>
+      </w:r>
+      <w:r>
+        <w:t xml:space="preserve"> </w:t>
+      </w:r>
+      <w:r>
+        <w:t xml:space="preserve">(0.605 Å). For monovalent alkali dopants the mismatch is −3 e per site, and the available evidence points consistently to V</w:t>
+      </w:r>
+      <w:r>
+        <w:rPr>
+          <w:vertAlign w:val="subscript"/>
+        </w:rPr>
+        <w:t xml:space="preserve">O</w:t>
+      </w:r>
+      <w:r>
+        <w:t xml:space="preserve"> </w:t>
+      </w:r>
+      <w:r>
+        <w:t xml:space="preserve">formation as the compensation channel. Carey and Nolan found that Li, Na, K and Rb substitution in α-Cr</w:t>
+      </w:r>
+      <w:r>
+        <w:rPr>
+          <w:vertAlign w:val="subscript"/>
+        </w:rPr>
+        <w:t xml:space="preserve">2</w:t>
+      </w:r>
+      <w:r>
+        <w:t xml:space="preserve">O</w:t>
+      </w:r>
+      <w:r>
+        <w:rPr>
+          <w:vertAlign w:val="subscript"/>
+        </w:rPr>
+        <w:t xml:space="preserve">3</w:t>
+      </w:r>
+      <w:r>
+        <w:t xml:space="preserve"> </w:t>
+      </w:r>
+      <w:r>
+        <w:t xml:space="preserve">strongly reduces the V</w:t>
+      </w:r>
+      <w:r>
+        <w:rPr>
+          <w:vertAlign w:val="subscript"/>
+        </w:rPr>
+        <w:t xml:space="preserve">O</w:t>
+      </w:r>
+      <w:r>
+        <w:t xml:space="preserve"> </w:t>
+      </w:r>
+      <w:r>
+        <w:t xml:space="preserve">formation energy, with the larger alkalis having the larger effect [16]. Hybrid-functional work on alkali-doped α-Bi</w:t>
+      </w:r>
+      <w:r>
+        <w:rPr>
+          <w:vertAlign w:val="subscript"/>
+        </w:rPr>
+        <w:t xml:space="preserve">2</w:t>
+      </w:r>
+      <w:r>
+        <w:t xml:space="preserve">O</w:t>
+      </w:r>
+      <w:r>
+        <w:rPr>
+          <w:vertAlign w:val="subscript"/>
+        </w:rPr>
+        <w:t xml:space="preserve">3</w:t>
+      </w:r>
+      <w:r>
+        <w:t xml:space="preserve"> </w:t>
+      </w:r>
+      <w:r>
+        <w:t xml:space="preserve">reached a similar conclusion [27], and Tian et al. recently combined experiment and calculation to show that Rb doping, in synergy with lattice strain, promotes oxygen-vacancy formation in TiO</w:t>
+      </w:r>
+      <w:r>
+        <w:rPr>
+          <w:vertAlign w:val="subscript"/>
+        </w:rPr>
+        <w:t xml:space="preserve">2</w:t>
+      </w:r>
+      <w:r>
+        <w:t xml:space="preserve"> </w:t>
+      </w:r>
+      <w:r>
+        <w:t xml:space="preserve">[15].</w:t>
+      </w:r>
+    </w:p>
+    <w:p>
+      <w:pPr>
+        <w:pStyle w:val="BodyText"/>
+      </w:pPr>
+      <w:r>
+        <w:t xml:space="preserve">What is missing is a comparison of the two dopant families in the same anatase host with the same supercell, pseudopotentials, Hubbard treatment and oxygen reference; the Rb case of Tian et al., for example, is embedded in a strained photochromic system and is not paired with a trivalent dopant. Without such a comparison, differences between published trivalent and monovalent results cannot be separated from differences in host, protocol or reference state. The comparison is also a useful test of the Kröger–Vink bookkeeping that is routinely invoked for dopant selection [28]: a Pr</w:t>
+      </w:r>
+      <w:r>
+        <w:rPr>
+          <w:vertAlign w:val="superscript"/>
+        </w:rPr>
+        <w:t xml:space="preserve">3+</w:t>
+      </w:r>
+      <w:r>
+        <w:t xml:space="preserve"> </w:t>
+      </w:r>
+      <w:r>
+        <w:t xml:space="preserve">substitution should leave one hole and a Rb</w:t>
+      </w:r>
+      <w:r>
+        <w:rPr>
+          <w:vertAlign w:val="superscript"/>
+        </w:rPr>
+        <w:t xml:space="preserve">+</w:t>
+      </w:r>
+      <w:r>
+        <w:t xml:space="preserve"> </w:t>
+      </w:r>
+      <w:r>
+        <w:t xml:space="preserve">substitution three, so a single neutral V</w:t>
+      </w:r>
+      <w:r>
+        <w:rPr>
+          <w:vertAlign w:val="subscript"/>
+        </w:rPr>
+        <w:t xml:space="preserve">O</w:t>
+      </w:r>
+      <w:r>
+        <w:t xml:space="preserve"> </w:t>
+      </w:r>
+      <w:r>
+        <w:t xml:space="preserve">(two electrons) should over-compensate Pr and under-compensate Rb.</w:t>
+      </w:r>
+    </w:p>
+    <w:p>
+      <w:pPr>
+        <w:pStyle w:val="BodyText"/>
+      </w:pPr>
+      <w:r>
+        <w:t xml:space="preserve">This work provides that bounded comparison. Using one PBE+U protocol we compute the neutral V</w:t>
+      </w:r>
+      <w:r>
+        <w:rPr>
+          <w:vertAlign w:val="subscript"/>
+        </w:rPr>
+        <w:t xml:space="preserve">O</w:t>
+      </w:r>
+      <w:r>
+        <w:t xml:space="preserve"> </w:t>
+      </w:r>
+      <w:r>
+        <w:t xml:space="preserve">formation energy in pristine, Pr-substituted and Rb-substituted 2×2×1 anatase supercells, characterise the spin state and electron count of each cell, and test the sensitivity of the localisation picture to an oxygen-site Hubbard term. We also report charged-cell spin trends, Bader-charge differences, a hybrid-functional check on the pristine cell, dispersion-corrected single points, a k-mesh verification and alternative vacancy sites. We state explicitly which conclusions the two-dopant design supports: it establishes the ordering and magnitude of the V</w:t>
+      </w:r>
+      <w:r>
+        <w:rPr>
+          <w:vertAlign w:val="subscript"/>
+        </w:rPr>
+        <w:t xml:space="preserve">O</w:t>
+      </w:r>
+      <w:r>
+        <w:t xml:space="preserve"> </w:t>
+      </w:r>
+      <w:r>
+        <w:t xml:space="preserve">energetics within this protocol and shows that they follow the formal charge count, but it does not isolate oxidation state from ionic radius or dopant-specific bonding, and it does not establish device-level recombination behaviour. The bulk formation energies reported here are the reference against which surface and interface V</w:t>
+      </w:r>
+      <w:r>
+        <w:rPr>
+          <w:vertAlign w:val="subscript"/>
+        </w:rPr>
+        <w:t xml:space="preserve">O</w:t>
+      </w:r>
+      <w:r>
+        <w:t xml:space="preserve"> </w:t>
+      </w:r>
+      <w:r>
+        <w:t xml:space="preserve">energetics in ETL films would be measured; interface models are outside the present scope. Section 2 describes the protocol, Section 3 reports structure, energetics, electronic structure and sensitivity tests, Section 4 discusses the results against prior work, Section 5 states the limitations and Section 6 concludes.</w:t>
+      </w:r>
+    </w:p>
+    <w:p>
+      <w:pPr>
+        <w:pStyle w:val="BodyText"/>
+      </w:pPr>
       <w:r>
         <w:rPr>
           <w:bCs/>
           <w:b/>
         </w:rPr>
-        <w:t xml:space="preserve">[NEEDS CITATION: typical indoor illuminance and the low-light V</w:t>
-      </w:r>
-      <w:r>
-        <w:rPr>
-          <w:vertAlign w:val="subscript"/>
+        <w:t xml:space="preserve">2. Computational Methods</w:t>
+      </w:r>
+    </w:p>
+    <w:p>
+      <w:pPr>
+        <w:pStyle w:val="BodyText"/>
+      </w:pPr>
+      <w:r>
+        <w:rPr>
           <w:bCs/>
           <w:b/>
         </w:rPr>
-        <w:t xml:space="preserve">oc</w:t>
-      </w:r>
-      <w:r>
-        <w:rPr>
-          <w:bCs/>
-          <w:b/>
-        </w:rPr>
-        <w:t xml:space="preserve"> </w:t>
-      </w:r>
-      <w:r>
-        <w:rPr>
-          <w:bCs/>
-          <w:b/>
-        </w:rPr>
-        <w:t xml:space="preserve">limitation; Pecunia et al. may serve if the full text supports both]</w:t>
-      </w:r>
-      <w:r>
-        <w:t xml:space="preserve">, and wide-gap absorbers such as CsPbBr</w:t>
-      </w:r>
-      <w:r>
-        <w:rPr>
-          <w:vertAlign w:val="subscript"/>
-        </w:rPr>
-        <w:t xml:space="preserve">3</w:t>
-      </w:r>
-      <w:r>
-        <w:t xml:space="preserve"> </w:t>
-      </w:r>
-      <w:r>
-        <w:t xml:space="preserve">[2] are paired with n-type oxide electron-transport layers (ETLs), for example TiO</w:t>
-      </w:r>
-      <w:r>
-        <w:rPr>
-          <w:vertAlign w:val="subscript"/>
-        </w:rPr>
-        <w:t xml:space="preserve">2</w:t>
-      </w:r>
-      <w:r>
-        <w:t xml:space="preserve"> </w:t>
-      </w:r>
-      <w:r>
-        <w:t xml:space="preserve">or SnO</w:t>
-      </w:r>
-      <w:r>
-        <w:rPr>
-          <w:vertAlign w:val="subscript"/>
-        </w:rPr>
-        <w:t xml:space="preserve">2</w:t>
-      </w:r>
-      <w:r>
-        <w:t xml:space="preserve"> </w:t>
-      </w:r>
-      <w:r>
-        <w:t xml:space="preserve">[3]. The same oxides serve as electron-transport layers in organic light-emitting diodes [4]. In TiO</w:t>
-      </w:r>
-      <w:r>
-        <w:rPr>
-          <w:vertAlign w:val="subscript"/>
-        </w:rPr>
-        <w:t xml:space="preserve">2</w:t>
-      </w:r>
-      <w:r>
-        <w:t xml:space="preserve"> </w:t>
-      </w:r>
-      <w:r>
-        <w:t xml:space="preserve">the oxygen vacancy (V</w:t>
+        <w:t xml:space="preserve">2.1 Code, functional and pseudopotentials.</w:t>
+      </w:r>
+      <w:r>
+        <w:t xml:space="preserve"> </w:t>
+      </w:r>
+      <w:r>
+        <w:t xml:space="preserve">All calculations were performed with Quantum ESPRESSO v7.5 [29,30] (hardware and wall times in Table S6) using the PBE exchange–correlation functional [31] and projector-augmented-wave (PAW) datasets from PSlibrary 1.0.0 [32]: Ti.pbe-spn-kjpaw_psl.1.0.0, O.pbe-n-kjpaw_psl.1.0.0, Pr.pbe-spdn-kjpaw_psl.1.0.0 and Rb.pbe-spn-kjpaw_psl.1.0.0. The valence configurations and electron counts of these datasets are listed in Table 1 because they fix the electron count of every supercell. The Pr dataset belongs to the PSlibrary</w:t>
+      </w:r>
+      <w:r>
+        <w:t xml:space="preserve"> </w:t>
+      </w:r>
+      <w:r>
+        <w:t xml:space="preserve">“</w:t>
+      </w:r>
+      <w:r>
+        <w:t xml:space="preserve">spdn</w:t>
+      </w:r>
+      <w:r>
+        <w:t xml:space="preserve">”</w:t>
+      </w:r>
+      <w:r>
+        <w:t xml:space="preserve"> </w:t>
+      </w:r>
+      <w:r>
+        <w:t xml:space="preserve">lanthanide family, which is generated for the trivalent ion with the 4f electrons frozen in the core; its 11 valence electrons comprise the 5s, 5p, 5d and 6s/6p shells (the generation configuration uses fractional 6s/6p occupations). The Pr-4f states are therefore not variational in the present calculations, and no conclusion about 4f occupation or 4f hybridisation can be drawn from them (Section 5). The Bader electron totals of the Pr</w:t>
+      </w:r>
+      <w:r>
+        <w:rPr>
+          <w:vertAlign w:val="subscript"/>
+        </w:rPr>
+        <w:t xml:space="preserve">Ti</w:t>
+      </w:r>
+      <w:r>
+        <w:t xml:space="preserve"> </w:t>
+      </w:r>
+      <w:r>
+        <w:t xml:space="preserve">+ V</w:t>
       </w:r>
       <w:r>
         <w:rPr>
@@ -473,19 +741,22 @@
         <w:t xml:space="preserve">O</w:t>
       </w:r>
       <w:r>
-        <w:t xml:space="preserve">) is the dominant native defect: microscopy, photoemission, transient spectroscopy and first-principles work agree that its two excess electrons can either delocalise into the conduction band or localise as Ti</w:t>
-      </w:r>
-      <w:r>
-        <w:rPr>
-          <w:vertAlign w:val="superscript"/>
-        </w:rPr>
-        <w:t xml:space="preserve">3+</w:t>
-      </w:r>
-      <w:r>
-        <w:t xml:space="preserve"> </w:t>
-      </w:r>
-      <w:r>
-        <w:t xml:space="preserve">centres, and that the localised configuration acts as a trap [5–14]. Controlling the equilibrium V</w:t>
+        <w:t xml:space="preserve"> </w:t>
+      </w:r>
+      <w:r>
+        <w:t xml:space="preserve">and Rb</w:t>
+      </w:r>
+      <w:r>
+        <w:rPr>
+          <w:vertAlign w:val="subscript"/>
+        </w:rPr>
+        <w:t xml:space="preserve">Ti</w:t>
+      </w:r>
+      <w:r>
+        <w:t xml:space="preserve"> </w:t>
+      </w:r>
+      <w:r>
+        <w:t xml:space="preserve">+ V</w:t>
       </w:r>
       <w:r>
         <w:rPr>
@@ -497,396 +768,7 @@
         <w:t xml:space="preserve"> </w:t>
       </w:r>
       <w:r>
-        <w:t xml:space="preserve">population of an ETL is therefore a materials-design problem, and substitutional aliovalent doping is a widely used lever [15–18].</w:t>
-      </w:r>
-    </w:p>
-    <w:p>
-      <w:pPr>
-        <w:pStyle w:val="BodyText"/>
-      </w:pPr>
-      <w:r>
-        <w:t xml:space="preserve">For trivalent dopants on the Ti</w:t>
-      </w:r>
-      <w:r>
-        <w:rPr>
-          <w:vertAlign w:val="superscript"/>
-        </w:rPr>
-        <w:t xml:space="preserve">4+</w:t>
-      </w:r>
-      <w:r>
-        <w:t xml:space="preserve"> </w:t>
-      </w:r>
-      <w:r>
-        <w:t xml:space="preserve">site the formal charge mismatch is −1 e per site. Lanthanide substitution in anatase has been studied with DFT+U for Ce, Pr, Eu and Gd, including Pr together with an oxygen vacancy [19], and for Er at the (101) surface together with oxygen or titanium vacancies [20], and with plain GGA for Pr in a 12-atom bulk cell [21]; for Ce-doped zirconium titanate both hole formation and oxygen-vacancy formation have been considered as compensation channels, with electron paramagnetic resonance pointing to vacancy compensation [22]. The picture is not universal: Iwaszuk and Nolan showed for trivalent dopants in bulk rutile that oxygen-vacancy compensation can compete with, and in some cases dominate, electronic compensation [17]. The coupling between a lanthanide dopant and an oxygen vacancy has been analysed for Ce-doped anatase [23] and Gd-doped CeO</w:t>
-      </w:r>
-      <w:r>
-        <w:rPr>
-          <w:vertAlign w:val="subscript"/>
-        </w:rPr>
-        <w:t xml:space="preserve">2</w:t>
-      </w:r>
-      <w:r>
-        <w:t xml:space="preserve"> </w:t>
-      </w:r>
-      <w:r>
-        <w:t xml:space="preserve">[18], and Bahmanrokh et al. proposed a defect-equilibria formalism for Ce-doped anatase in which both channels appear [24]. Pr, which has also been studied as an adsorbate on the anatase (101) surface [25], is an attractive test case, here modelled as trivalent with a 4f-in-core dataset (Section 2.1), because its ionic radius (0.99 Å in six-fold coordination [26]) is far from that of Ti</w:t>
-      </w:r>
-      <w:r>
-        <w:rPr>
-          <w:vertAlign w:val="superscript"/>
-        </w:rPr>
-        <w:t xml:space="preserve">4+</w:t>
-      </w:r>
-      <w:r>
-        <w:t xml:space="preserve"> </w:t>
-      </w:r>
-      <w:r>
-        <w:t xml:space="preserve">(0.605 Å). For monovalent alkali dopants the mismatch is −3 e per site, and the available evidence points consistently to V</w:t>
-      </w:r>
-      <w:r>
-        <w:rPr>
-          <w:vertAlign w:val="subscript"/>
-        </w:rPr>
-        <w:t xml:space="preserve">O</w:t>
-      </w:r>
-      <w:r>
-        <w:t xml:space="preserve"> </w:t>
-      </w:r>
-      <w:r>
-        <w:t xml:space="preserve">formation as the compensation channel. Carey and Nolan found that Li, Na, K and Rb substitution in α-Cr</w:t>
-      </w:r>
-      <w:r>
-        <w:rPr>
-          <w:vertAlign w:val="subscript"/>
-        </w:rPr>
-        <w:t xml:space="preserve">2</w:t>
-      </w:r>
-      <w:r>
-        <w:t xml:space="preserve">O</w:t>
-      </w:r>
-      <w:r>
-        <w:rPr>
-          <w:vertAlign w:val="subscript"/>
-        </w:rPr>
-        <w:t xml:space="preserve">3</w:t>
-      </w:r>
-      <w:r>
-        <w:t xml:space="preserve"> </w:t>
-      </w:r>
-      <w:r>
-        <w:t xml:space="preserve">strongly reduces the V</w:t>
-      </w:r>
-      <w:r>
-        <w:rPr>
-          <w:vertAlign w:val="subscript"/>
-        </w:rPr>
-        <w:t xml:space="preserve">O</w:t>
-      </w:r>
-      <w:r>
-        <w:t xml:space="preserve"> </w:t>
-      </w:r>
-      <w:r>
-        <w:t xml:space="preserve">formation energy, with the larger alkalis having the larger effect [16]. Hybrid-functional work on alkali-doped α-Bi</w:t>
-      </w:r>
-      <w:r>
-        <w:rPr>
-          <w:vertAlign w:val="subscript"/>
-        </w:rPr>
-        <w:t xml:space="preserve">2</w:t>
-      </w:r>
-      <w:r>
-        <w:t xml:space="preserve">O</w:t>
-      </w:r>
-      <w:r>
-        <w:rPr>
-          <w:vertAlign w:val="subscript"/>
-        </w:rPr>
-        <w:t xml:space="preserve">3</w:t>
-      </w:r>
-      <w:r>
-        <w:t xml:space="preserve"> </w:t>
-      </w:r>
-      <w:r>
-        <w:t xml:space="preserve">reached a similar conclusion [27], and Tian et al. recently combined experiment and calculation to show that Rb doping, in synergy with lattice strain, promotes oxygen-vacancy formation in TiO</w:t>
-      </w:r>
-      <w:r>
-        <w:rPr>
-          <w:vertAlign w:val="subscript"/>
-        </w:rPr>
-        <w:t xml:space="preserve">2</w:t>
-      </w:r>
-      <w:r>
-        <w:t xml:space="preserve"> </w:t>
-      </w:r>
-      <w:r>
-        <w:t xml:space="preserve">[15].</w:t>
-      </w:r>
-    </w:p>
-    <w:p>
-      <w:pPr>
-        <w:pStyle w:val="BodyText"/>
-      </w:pPr>
-      <w:r>
-        <w:t xml:space="preserve">What is missing is a comparison of the two dopant families in the same anatase host with the same supercell, pseudopotentials, Hubbard treatment and oxygen reference; the Rb case of Tian et al., for example, is embedded in a strained photochromic system and is not paired with a trivalent dopant. Without such a comparison, differences between published trivalent and monovalent results cannot be separated from differences in host, protocol or reference state. The comparison is also a useful test of the Kröger–Vink bookkeeping that is routinely invoked for dopant selection [28]: a Pr</w:t>
-      </w:r>
-      <w:r>
-        <w:rPr>
-          <w:vertAlign w:val="superscript"/>
-        </w:rPr>
-        <w:t xml:space="preserve">3+</w:t>
-      </w:r>
-      <w:r>
-        <w:t xml:space="preserve"> </w:t>
-      </w:r>
-      <w:r>
-        <w:t xml:space="preserve">substitution should leave one hole and a Rb</w:t>
-      </w:r>
-      <w:r>
-        <w:rPr>
-          <w:vertAlign w:val="superscript"/>
-        </w:rPr>
-        <w:t xml:space="preserve">+</w:t>
-      </w:r>
-      <w:r>
-        <w:t xml:space="preserve"> </w:t>
-      </w:r>
-      <w:r>
-        <w:t xml:space="preserve">substitution three, so a single neutral V</w:t>
-      </w:r>
-      <w:r>
-        <w:rPr>
-          <w:vertAlign w:val="subscript"/>
-        </w:rPr>
-        <w:t xml:space="preserve">O</w:t>
-      </w:r>
-      <w:r>
-        <w:t xml:space="preserve"> </w:t>
-      </w:r>
-      <w:r>
-        <w:t xml:space="preserve">(two electrons) should over-compensate Pr and under-compensate Rb.</w:t>
-      </w:r>
-    </w:p>
-    <w:p>
-      <w:pPr>
-        <w:pStyle w:val="BodyText"/>
-      </w:pPr>
-      <w:r>
-        <w:t xml:space="preserve">This work provides that bounded comparison. Using one PBE+U protocol we compute the neutral V</w:t>
-      </w:r>
-      <w:r>
-        <w:rPr>
-          <w:vertAlign w:val="subscript"/>
-        </w:rPr>
-        <w:t xml:space="preserve">O</w:t>
-      </w:r>
-      <w:r>
-        <w:t xml:space="preserve"> </w:t>
-      </w:r>
-      <w:r>
-        <w:t xml:space="preserve">formation energy in pristine, Pr-substituted and Rb-substituted 2×2×1 anatase supercells, characterise the spin state and electron count of each cell, and test the sensitivity of the localisation picture to an oxygen-site Hubbard term. We also report charged-cell spin trends, Bader-charge differences, a hybrid-functional check on the pristine cell, dispersion-corrected single points, a k-mesh verification and alternative vacancy sites. We state explicitly which conclusions the two-dopant design supports: it establishes the ordering and magnitude of the V</w:t>
-      </w:r>
-      <w:r>
-        <w:rPr>
-          <w:vertAlign w:val="subscript"/>
-        </w:rPr>
-        <w:t xml:space="preserve">O</w:t>
-      </w:r>
-      <w:r>
-        <w:t xml:space="preserve"> </w:t>
-      </w:r>
-      <w:r>
-        <w:t xml:space="preserve">energetics within this protocol and shows that they follow the formal charge count, but it does not isolate oxidation state from ionic radius or dopant-specific bonding, and it does not establish device-level recombination behaviour. The bulk formation energies reported here are the reference against which surface and interface V</w:t>
-      </w:r>
-      <w:r>
-        <w:rPr>
-          <w:vertAlign w:val="subscript"/>
-        </w:rPr>
-        <w:t xml:space="preserve">O</w:t>
-      </w:r>
-      <w:r>
-        <w:t xml:space="preserve"> </w:t>
-      </w:r>
-      <w:r>
-        <w:t xml:space="preserve">energetics in ETL films would be measured; interface models are outside the present scope. Section 2 describes the protocol, Section 3 reports structure, energetics, electronic structure and sensitivity tests, Section 4 discusses the results against prior work, Section 5 states the limitations and Section 6 concludes.</w:t>
-      </w:r>
-    </w:p>
-    <w:p>
-      <w:pPr>
-        <w:pStyle w:val="BodyText"/>
-      </w:pPr>
-      <w:r>
-        <w:rPr>
-          <w:bCs/>
-          <w:b/>
-        </w:rPr>
-        <w:t xml:space="preserve">2. Computational Methods</w:t>
-      </w:r>
-    </w:p>
-    <w:p>
-      <w:pPr>
-        <w:pStyle w:val="BodyText"/>
-      </w:pPr>
-      <w:r>
-        <w:rPr>
-          <w:bCs/>
-          <w:b/>
-        </w:rPr>
-        <w:t xml:space="preserve">2.1 Code, functional and pseudopotentials.</w:t>
-      </w:r>
-      <w:r>
-        <w:t xml:space="preserve"> </w:t>
-      </w:r>
-      <w:r>
-        <w:t xml:space="preserve">All calculations were performed with Quantum ESPRESSO v7.5 [29,30] (hardware and wall times in Table S6) using the PBE exchange–correlation functional [31] and projector-augmented-wave (PAW) datasets from PSlibrary 1.0.0 [32]: Ti.pbe-spn-kjpaw_psl.1.0.0, O.pbe-n-kjpaw_psl.1.0.0, Pr.pbe-spdn-kjpaw_psl.1.0.0 and Rb.pbe-spn-kjpaw_psl.1.0.0. The valence configurations and electron counts of these datasets are listed in Table 1 because they fix the electron count of every supercell. The Pr dataset belongs to the PSlibrary</w:t>
-      </w:r>
-      <w:r>
-        <w:t xml:space="preserve"> </w:t>
-      </w:r>
-      <w:r>
-        <w:t xml:space="preserve">“</w:t>
-      </w:r>
-      <w:r>
-        <w:t xml:space="preserve">spdn</w:t>
-      </w:r>
-      <w:r>
-        <w:t xml:space="preserve">”</w:t>
-      </w:r>
-      <w:r>
-        <w:t xml:space="preserve"> </w:t>
-      </w:r>
-      <w:r>
-        <w:t xml:space="preserve">lanthanide family, which is generated for the trivalent ion with the 4f electrons frozen in the core; its 11 valence electrons comprise the 5s, 5p, 5d and 6s/6p shells (the generation configuration uses fractional 6s/6p occupations). The Pr-4f states are therefore not variational in the present calculations, and no conclusion about 4f occupation or 4f hybridisation can be drawn from them (Section 5). The Bader electron totals of the Pr</w:t>
-      </w:r>
-      <w:r>
-        <w:rPr>
-          <w:vertAlign w:val="subscript"/>
-        </w:rPr>
-        <w:t xml:space="preserve">Ti</w:t>
-      </w:r>
-      <w:r>
-        <w:t xml:space="preserve"> </w:t>
-      </w:r>
-      <w:r>
-        <w:t xml:space="preserve">+ V</w:t>
-      </w:r>
-      <w:r>
-        <w:rPr>
-          <w:vertAlign w:val="subscript"/>
-        </w:rPr>
-        <w:t xml:space="preserve">O</w:t>
-      </w:r>
-      <w:r>
-        <w:t xml:space="preserve"> </w:t>
-      </w:r>
-      <w:r>
-        <w:t xml:space="preserve">and Rb</w:t>
-      </w:r>
-      <w:r>
-        <w:rPr>
-          <w:vertAlign w:val="subscript"/>
-        </w:rPr>
-        <w:t xml:space="preserve">Ti</w:t>
-      </w:r>
-      <w:r>
-        <w:t xml:space="preserve"> </w:t>
-      </w:r>
-      <w:r>
-        <w:t xml:space="preserve">+ V</w:t>
-      </w:r>
-      <w:r>
-        <w:rPr>
-          <w:vertAlign w:val="subscript"/>
-        </w:rPr>
-        <w:t xml:space="preserve">O</w:t>
-      </w:r>
-      <w:r>
-        <w:t xml:space="preserve"> </w:t>
-      </w:r>
-      <w:r>
-        <w:t xml:space="preserve">cells (376.998 and 374.998 e, Table S3) reproduce the counts in Table 1 and confirm the valence assignment. Table S7 lists the MD5 checksums printed by pw.x and the atomic wavefunctions that projwfc.x reads from each dataset (Ti 3s/3p/3d, O 2s/2p, Pr 5p/5d, Rb 4s); the Pr dataset contains no 4f wavefunction.</w:t>
-      </w:r>
-      <w:r>
-        <w:t xml:space="preserve"> </w:t>
-      </w:r>
-      <w:r>
-        <w:rPr>
-          <w:bCs/>
-          <w:b/>
-        </w:rPr>
-        <w:t xml:space="preserve">[AUTHOR ACTION: add the MD5 checksum of the Pr dataset and the</w:t>
-      </w:r>
-      <w:r>
-        <w:rPr>
-          <w:bCs/>
-          <w:b/>
-        </w:rPr>
-        <w:t xml:space="preserve"> </w:t>
-      </w:r>
-      <w:r>
-        <w:rPr>
-          <w:bCs/>
-          <w:b/>
-        </w:rPr>
-        <w:t xml:space="preserve">“</w:t>
-      </w:r>
-      <w:r>
-        <w:rPr>
-          <w:bCs/>
-          <w:b/>
-        </w:rPr>
-        <w:t xml:space="preserve">Valence configuration</w:t>
-      </w:r>
-      <w:r>
-        <w:rPr>
-          <w:bCs/>
-          <w:b/>
-        </w:rPr>
-        <w:t xml:space="preserve">”</w:t>
-      </w:r>
-      <w:r>
-        <w:rPr>
-          <w:bCs/>
-          <w:b/>
-        </w:rPr>
-        <w:t xml:space="preserve"> </w:t>
-      </w:r>
-      <w:r>
-        <w:rPr>
-          <w:bCs/>
-          <w:b/>
-        </w:rPr>
-        <w:t xml:space="preserve">block of each UPF header to Table S7.]</w:t>
-      </w:r>
-      <w:r>
-        <w:t xml:space="preserve"> </w:t>
-      </w:r>
-      <w:r>
-        <w:t xml:space="preserve">Kinetic-energy cut-offs of 40 Ry (wavefunctions) and 320 Ry (charge density) were used throughout. No cut-off convergence test was performed; comparable anatase defect work uses 55 Ry [13], and the consequences are discussed in Section 5.</w:t>
-      </w:r>
-      <w:r>
-        <w:t xml:space="preserve"> </w:t>
-      </w:r>
-      <w:r>
-        <w:rPr>
-          <w:bCs/>
-          <w:b/>
-        </w:rPr>
-        <w:t xml:space="preserve">[AUTHOR ACTION: quote the suggested minimum cut-offs printed in the headers of the four UPF files, and run one 55 Ry single point on Pr_perfect and Pr_VO to bound the cut-off error on E</w:t>
-      </w:r>
-      <w:r>
-        <w:rPr>
-          <w:vertAlign w:val="subscript"/>
-          <w:bCs/>
-          <w:b/>
-        </w:rPr>
-        <w:t xml:space="preserve">f</w:t>
-      </w:r>
-      <w:r>
-        <w:rPr>
-          <w:bCs/>
-          <w:b/>
-        </w:rPr>
-        <w:t xml:space="preserve">.]</w:t>
+        <w:t xml:space="preserve">cells (376.998 and 374.998 e, Table S3) reproduce the counts in Table 1 and confirm the valence assignment. Table S7 lists the MD5 checksums printed by pw.x (Ti, O and Rb; the Pr checksum was not recorded) and the atomic wavefunctions that projwfc.x reads from each dataset (Ti 3s/3p/3d, O 2s/2p, Pr 5p/5d, Rb 4s); the Pr dataset contains no 4f wavefunction. Kinetic-energy cut-offs of 40 Ry (wavefunctions) and 320 Ry (charge density) were used throughout. No cut-off convergence test was performed; comparable anatase defect work uses 55 Ry [13], and the consequences are discussed in Section 5.</w:t>
       </w:r>
     </w:p>
     <w:p>
@@ -2310,23 +2192,58 @@
         <w:t xml:space="preserve">−3</w:t>
       </w:r>
       <w:r>
-        <w:t xml:space="preserve">. These concentrations are far above the dilute limit relevant to ETLs, and all absolute quantities below should be read as those of a concentrated periodic defect array. Lattice parameters were taken from a variable-cell relaxation of the pristine cell and held fixed for all defect cells.</w:t>
-      </w:r>
-      <w:r>
-        <w:t xml:space="preserve"> </w:t>
-      </w:r>
+        <w:t xml:space="preserve">. These concentrations are far above the dilute limit relevant to ETLs, and all absolute quantities below should be read as those of a concentrated periodic defect array. Lattice parameters were taken from a variable-cell relaxation of the pristine cell and held fixed for all defect cells. That relaxation was performed on the 12-atom conventional cell; its k-mesh, cut-off and residual stress were not recorded in the run log. The production V</w:t>
+      </w:r>
+      <w:r>
+        <w:rPr>
+          <w:vertAlign w:val="subscript"/>
+        </w:rPr>
+        <w:t xml:space="preserve">O</w:t>
+      </w:r>
+      <w:r>
+        <w:t xml:space="preserve"> </w:t>
+      </w:r>
+      <w:r>
+        <w:t xml:space="preserve">is a first-shell oxygen of the dopant site: in the relaxed Rb_VO coordinates the vacant position is an equatorial oxygen site 1.95 Å from the ideal cation position (Section 3.1, Table S8), and in Pr_VO the four lowest oxygen Löwdin populations are on O9, O11, O23 and O30, four of the five remaining first-shell oxygens of the dopant site, while Ti2 and Ti26, the two Ti bonded to the vacant site in the Rb cell, are among the three Ti with the highest 3d population, which is consistent with the same vacancy in both cells. Three alternative sites in the Pr cell are examined in Section 3.7. The Pr_VO input was not re-inspected for this revision and the relaxed Pr_VO geometry was not analysed; the Pr–O distance of ≈2.17 Å quoted in earlier drafts is undocumented and is not used (the Shannon-radius sum for six-fold Pr</w:t>
+      </w:r>
+      <w:r>
+        <w:rPr>
+          <w:vertAlign w:val="superscript"/>
+        </w:rPr>
+        <w:t xml:space="preserve">3+</w:t>
+      </w:r>
+      <w:r>
+        <w:t xml:space="preserve">–O</w:t>
+      </w:r>
+      <w:r>
+        <w:rPr>
+          <w:vertAlign w:val="superscript"/>
+        </w:rPr>
+        <w:t xml:space="preserve">2−</w:t>
+      </w:r>
+      <w:r>
+        <w:t xml:space="preserve"> </w:t>
+      </w:r>
+      <w:r>
+        <w:t xml:space="preserve">is 2.39 Å [26]).</w:t>
+      </w:r>
+    </w:p>
+    <w:p>
+      <w:pPr>
+        <w:pStyle w:val="BodyText"/>
+      </w:pPr>
       <w:r>
         <w:rPr>
           <w:bCs/>
           <w:b/>
         </w:rPr>
-        <w:t xml:space="preserve">[AUTHOR ACTION: state the k-mesh, cut-off and residual stress of that variable-cell relaxation.]</w:t>
-      </w:r>
-      <w:r>
-        <w:t xml:space="preserve"> </w:t>
-      </w:r>
-      <w:r>
-        <w:t xml:space="preserve">The production V</w:t>
+        <w:t xml:space="preserve">2.4 Brillouin-zone sampling and electronic settings.</w:t>
+      </w:r>
+      <w:r>
+        <w:t xml:space="preserve"> </w:t>
+      </w:r>
+      <w:r>
+        <w:t xml:space="preserve">Production relaxations used Γ-point sampling; in earlier anatase defect work a Γ-only grid was used only for the hybrid-functional calculations, with denser meshes otherwise [14]. Single-point total energies on the Γ-relaxed geometries were recomputed on a 2×2×2 Monkhorst–Pack mesh for all four doped cells, and the projected densities of states and Löwdin moments were obtained from non-self-consistent calculations on a 2×2×2 mesh (Figure 4; Supporting Information, Section S2); the k-mesh dependence of the formation-energy contrast is reported in Section 3.7. All calculations were spin-polarised (nspin = 2). Fractional occupations were treated with Gaussian smearing. The single-point inputs derived from the production runs (U sweep, Section 3.7) use degauss = 0.005 Ry, whereas the converged pristine-V</w:t>
       </w:r>
       <w:r>
         <w:rPr>
@@ -2338,47 +2255,551 @@
         <w:t xml:space="preserve"> </w:t>
       </w:r>
       <w:r>
-        <w:t xml:space="preserve">is a first-shell oxygen of the dopant site: in the relaxed Rb_VO coordinates the vacant position is an equatorial oxygen site 1.95 Å from the ideal cation position (Section 3.1, Table S8), and in Pr_VO the four lowest oxygen Löwdin populations are on O9, O11, O23 and O30, four of the five remaining first-shell oxygens of the dopant site, while Ti2 and Ti26, the two Ti bonded to the vacant site in the Rb cell, are among the three Ti with the highest 3d population, which is consistent with the same vacancy in both cells. Three alternative sites in the Pr cell are examined in Section 3.7.</w:t>
-      </w:r>
-      <w:r>
-        <w:t xml:space="preserve"> </w:t>
-      </w:r>
+        <w:t xml:space="preserve">relaxation (Section S1) and the self-consistent runs that regenerated the densities for the projected densities of states used 0.01 Ry (Table S10); because the latter reproduce the production Rb_VO Fermi energy to 0.1 meV, the production value (0.005 or 0.01 Ry) is not established; the production input files were not re-inspected for this revision. With smearing, the total energy printed by pw.x is the smearing free energy; the entropy term is small when few states lie near the Fermi level but has not been tabulated. The −TS terms were not extracted from the outputs. For orientation, with Gaussian smearing a single level at E</w:t>
+      </w:r>
+      <w:r>
+        <w:rPr>
+          <w:vertAlign w:val="subscript"/>
+        </w:rPr>
+        <w:t xml:space="preserve">F</w:t>
+      </w:r>
+      <w:r>
+        <w:t xml:space="preserve"> </w:t>
+      </w:r>
+      <w:r>
+        <w:t xml:space="preserve">contributes σ/(2√π) per spin channel to −TS, about 0.02 eV at 0.005 Ry and 0.04 eV at 0.01 Ry; the term grows with the number of levels within σ of E</w:t>
+      </w:r>
+      <w:r>
+        <w:rPr>
+          <w:vertAlign w:val="subscript"/>
+        </w:rPr>
+        <w:t xml:space="preserve">F</w:t>
+      </w:r>
+      <w:r>
+        <w:t xml:space="preserve"> </w:t>
+      </w:r>
+      <w:r>
+        <w:t xml:space="preserve">and would have to reach several tenths of an eV to affect the spin-state comparisons of Section 3.3. The electronic self-consistency threshold was 1×10</w:t>
+      </w:r>
+      <w:r>
+        <w:rPr>
+          <w:vertAlign w:val="superscript"/>
+        </w:rPr>
+        <w:t xml:space="preserve">−8</w:t>
+      </w:r>
+      <w:r>
+        <w:t xml:space="preserve"> </w:t>
+      </w:r>
+      <w:r>
+        <w:t xml:space="preserve">Ry. Symmetry was handled by the code’s default detection (nosym was not set, and no magnetisation constraint, tot_magnetization or constrained_magnetization, appears in the run log or in any input template); the Rb_VO cell retained a mirror plane (two symmetry operations in the pw.x output), so hole configurations that break it, for example localisation on only one of a mirror-related pair of oxygens, were excluded by construction.</w:t>
+      </w:r>
+    </w:p>
+    <w:p>
+      <w:pPr>
+        <w:pStyle w:val="BodyText"/>
+      </w:pPr>
       <w:r>
         <w:rPr>
           <w:bCs/>
           <w:b/>
         </w:rPr>
-        <w:t xml:space="preserve">[AUTHOR ACTION: confirm from the Pr_VO input that the same oxygen was removed, and give the relaxed first-shell Pr–O distances in Table S8; the value ≈2.17 Å quoted for the production site in earlier drafts is well below the Shannon-radius sum of 2.39 Å for six-fold Pr</w:t>
-      </w:r>
-      <w:r>
-        <w:rPr>
-          <w:vertAlign w:val="superscript"/>
+        <w:t xml:space="preserve">2.5 Magnetisation conventions and spin initialisation.</w:t>
+      </w:r>
+      <w:r>
+        <w:t xml:space="preserve"> </w:t>
+      </w:r>
+      <w:r>
+        <w:t xml:space="preserve">Two quantities are reported throughout: the total (net) magnetisation m = ∫[ρ</w:t>
+      </w:r>
+      <w:r>
+        <w:rPr>
+          <w:vertAlign w:val="subscript"/>
+        </w:rPr>
+        <w:t xml:space="preserve">↑</w:t>
+      </w:r>
+      <w:r>
+        <w:t xml:space="preserve">(r) − ρ</w:t>
+      </w:r>
+      <w:r>
+        <w:rPr>
+          <w:vertAlign w:val="subscript"/>
+        </w:rPr>
+        <w:t xml:space="preserve">↓</w:t>
+      </w:r>
+      <w:r>
+        <w:t xml:space="preserve">(r)] dr, which can be of either sign, and the absolute magnetisation m</w:t>
+      </w:r>
+      <w:r>
+        <w:rPr>
+          <w:vertAlign w:val="subscript"/>
+        </w:rPr>
+        <w:t xml:space="preserve">abs</w:t>
+      </w:r>
+      <w:r>
+        <w:t xml:space="preserve"> </w:t>
+      </w:r>
+      <w:r>
+        <w:t xml:space="preserve">= ∫|ρ</w:t>
+      </w:r>
+      <w:r>
+        <w:rPr>
+          <w:vertAlign w:val="subscript"/>
+        </w:rPr>
+        <w:t xml:space="preserve">↑</w:t>
+      </w:r>
+      <w:r>
+        <w:t xml:space="preserve">(r) − ρ</w:t>
+      </w:r>
+      <w:r>
+        <w:rPr>
+          <w:vertAlign w:val="subscript"/>
+        </w:rPr>
+        <w:t xml:space="preserve">↓</w:t>
+      </w:r>
+      <w:r>
+        <w:t xml:space="preserve">(r)| dr. For a single unpaired electron, localised or delocalised, both are close to 1 μ</w:t>
+      </w:r>
+      <w:r>
+        <w:rPr>
+          <w:vertAlign w:val="subscript"/>
+        </w:rPr>
+        <w:t xml:space="preserve">B</w:t>
+      </w:r>
+      <w:r>
+        <w:t xml:space="preserve">, so neither quantity measures localisation; m</w:t>
+      </w:r>
+      <w:r>
+        <w:rPr>
+          <w:vertAlign w:val="subscript"/>
+        </w:rPr>
+        <w:t xml:space="preserve">abs</w:t>
+      </w:r>
+      <w:r>
+        <w:t xml:space="preserve"> </w:t>
+      </w:r>
+      <w:r>
+        <w:t xml:space="preserve">&gt; |m| indicates spin density of both signs. The run log records starting_magnetization = 0 on every species for the production relaxations, and the single-point inputs derived from them use the same setting; pw.x accepts explicitly set zero values with nspin = 2 and stops only when starting_magnetization is set for no species and no total magnetisation is imposed. From a spin-symmetric start a moment develops only if the symmetric solution is unstable and numerical noise (for example from randomised starting wavefunctions, which the single-point inputs use) breaks the symmetry, as happened for both Rb cells; the same start can leave a calculation in a non-magnetic solution when a magnetic one exists. The zero start is recorded in the run log and in the single-point templates derived from the production inputs. For this reason the Pr_VO cell was re-relaxed from a magnetic start with starting_magnetization = 0.3 on Ti and 0.5 on the dopant under a separate prefix, and the two total energies were compared (Section 3.3). These starting values are fractions of the valence charge in the Quantum ESPRESSO convention, not site moments in μ</w:t>
+      </w:r>
+      <w:r>
+        <w:rPr>
+          <w:vertAlign w:val="subscript"/>
+        </w:rPr>
+        <w:t xml:space="preserve">B</w:t>
+      </w:r>
+      <w:r>
+        <w:t xml:space="preserve">. The converged pristine-V</w:t>
+      </w:r>
+      <w:r>
+        <w:rPr>
+          <w:vertAlign w:val="subscript"/>
+        </w:rPr>
+        <w:t xml:space="preserve">O</w:t>
+      </w:r>
+      <w:r>
+        <w:t xml:space="preserve"> </w:t>
+      </w:r>
+      <w:r>
+        <w:t xml:space="preserve">relaxation started from 0.05 on Ti and O and ended non-magnetic (Section S1), and the self-consistent run preceding the Rb_VO projected densities of states started from 0.3 on Ti and reproduced the production Fermi energy (7.1329 eV). No magnetic start was tried for Pristine_perfect or, with U on Ti-3d only, for Pr_perfect. A wider search over site-specific and antiparallel seeds was not performed, and the non-magnetic solutions are therefore described below as the lowest-energy solutions among those tested rather than as established ground states.</w:t>
+      </w:r>
+    </w:p>
+    <w:p>
+      <w:pPr>
+        <w:pStyle w:val="BodyText"/>
+      </w:pPr>
+      <w:r>
+        <w:rPr>
           <w:bCs/>
           <w:b/>
         </w:rPr>
-        <w:t xml:space="preserve">3+</w:t>
-      </w:r>
+        <w:t xml:space="preserve">2.6 Geometry optimisation.</w:t>
+      </w:r>
+      <w:r>
+        <w:t xml:space="preserve"> </w:t>
+      </w:r>
+      <w:r>
+        <w:t xml:space="preserve">Ionic positions were relaxed with BFGS until the largest force component fell below 0.005 Ry/Bohr (0.129 eV/Å). For the doped cells, charge mixing was damped (mixing_beta = 0.1) and the BFGS history shortened (bfgs_ndim = 3) to suppress oscillation about shallow minima; the pristine V</w:t>
+      </w:r>
+      <w:r>
+        <w:rPr>
+          <w:vertAlign w:val="subscript"/>
+        </w:rPr>
+        <w:t xml:space="preserve">O</w:t>
+      </w:r>
+      <w:r>
+        <w:t xml:space="preserve"> </w:t>
+      </w:r>
+      <w:r>
+        <w:t xml:space="preserve">cell was first attempted with mixing_beta = 0.3 (mixing_mode = local-TF) and converged only after the changes described in Section S1. The final maximum forces were 0.0026, 0.0042, 0.0037 and 0.0040 Ry/Bohr (0.067, 0.108, 0.095 and 0.103 eV/Å) for Pr_perfect, Pr_VO, Rb_perfect and Rb_VO. The production Pristine_perfect energy (−4275.01530 Ry) is not from a relaxed geometry: the run log records it as a single-point calculation on the positions of the variable-cell relaxation of the conventional cell, with a residual maximum force of 0.0225 Ry/Bohr (0.58 eV/Å) in the 2×2×1 cell at Γ; the logged energy in eV converts to the same Rydberg value, and a from-scratch single point on the same positions reproduces it to 10</w:t>
+      </w:r>
+      <w:r>
+        <w:rPr>
+          <w:vertAlign w:val="superscript"/>
+        </w:rPr>
+        <w:t xml:space="preserve">−5</w:t>
+      </w:r>
+      <w:r>
+        <w:t xml:space="preserve"> </w:t>
+      </w:r>
+      <w:r>
+        <w:t xml:space="preserve">Ry (Table S2a). The doped perfect cells were relaxed after their unrelaxed single points were found to carry forces of 0.43–0.66 Ry/Bohr; the pristine perfect cell was not. Relaxing it would lower E(Pristine_perfect) and raise the pristine formation energy of Table 2, and the two reductions measured from it, by the relaxation energy, which was not computed (Section 5); the pristine E</w:t>
+      </w:r>
+      <w:r>
+        <w:rPr>
+          <w:vertAlign w:val="subscript"/>
+        </w:rPr>
+        <w:t xml:space="preserve">f</w:t>
+      </w:r>
+      <w:r>
+        <w:t xml:space="preserve"> </w:t>
+      </w:r>
+      <w:r>
+        <w:t xml:space="preserve">is therefore a lower bound, whereas the doped-cell formation energies and their contrast do not involve this cell. The Pr_VO relaxation was stopped manually after the force fell below the threshold while the BFGS step oscillated; the energy change over the last iterations was below 1×10</w:t>
+      </w:r>
+      <w:r>
+        <w:rPr>
+          <w:vertAlign w:val="superscript"/>
+        </w:rPr>
+        <w:t xml:space="preserve">−9</w:t>
+      </w:r>
+      <w:r>
+        <w:t xml:space="preserve"> </w:t>
+      </w:r>
+      <w:r>
+        <w:t xml:space="preserve">Ry. forc_conv_thr was 0.005 Ry/Bohr for every relaxation; etot_conv_thr was not recorded (pw.x default 1×10</w:t>
+      </w:r>
+      <w:r>
+        <w:rPr>
+          <w:vertAlign w:val="superscript"/>
+        </w:rPr>
+        <w:t xml:space="preserve">−4</w:t>
+      </w:r>
+      <w:r>
+        <w:t xml:space="preserve"> </w:t>
+      </w:r>
+      <w:r>
+        <w:t xml:space="preserve">Ry unless set). This tolerance is looser than the 0.01–0.03 eV/Å commonly used for defect energetics, and its consequences are discussed in Section 5. The BFGS force histories are contained in the deposited output files.</w:t>
+      </w:r>
+    </w:p>
+    <w:p>
+      <w:pPr>
+        <w:pStyle w:val="BodyText"/>
+      </w:pPr>
       <w:r>
         <w:rPr>
           <w:bCs/>
           <w:b/>
         </w:rPr>
-        <w:t xml:space="preserve">–O</w:t>
+        <w:t xml:space="preserve">2.7 Formation energies.</w:t>
+      </w:r>
+      <w:r>
+        <w:t xml:space="preserve"> </w:t>
+      </w:r>
+      <w:r>
+        <w:t xml:space="preserve">The neutral V</w:t>
+      </w:r>
+      <w:r>
+        <w:rPr>
+          <w:vertAlign w:val="subscript"/>
+        </w:rPr>
+        <w:t xml:space="preserve">O</w:t>
+      </w:r>
+      <w:r>
+        <w:t xml:space="preserve"> </w:t>
+      </w:r>
+      <w:r>
+        <w:t xml:space="preserve">formation energy of host X was evaluated as</w:t>
+      </w:r>
+    </w:p>
+    <w:p>
+      <w:pPr>
+        <w:pStyle w:val="BodyText"/>
+      </w:pPr>
+      <w:r>
+        <w:t xml:space="preserve">E</w:t>
+      </w:r>
+      <w:r>
+        <w:rPr>
+          <w:vertAlign w:val="subscript"/>
+        </w:rPr>
+        <w:t xml:space="preserve">f</w:t>
+      </w:r>
+      <w:r>
+        <w:t xml:space="preserve">(V</w:t>
+      </w:r>
+      <w:r>
+        <w:rPr>
+          <w:vertAlign w:val="subscript"/>
+        </w:rPr>
+        <w:t xml:space="preserve">O</w:t>
       </w:r>
       <w:r>
         <w:rPr>
           <w:vertAlign w:val="superscript"/>
+        </w:rPr>
+        <w:t xml:space="preserve">0</w:t>
+      </w:r>
+      <w:r>
+        <w:t xml:space="preserve">; X) = E(X with V</w:t>
+      </w:r>
+      <w:r>
+        <w:rPr>
+          <w:vertAlign w:val="subscript"/>
+        </w:rPr>
+        <w:t xml:space="preserve">O</w:t>
+      </w:r>
+      <w:r>
+        <w:t xml:space="preserve">, q = 0) − E(X perfect, q = 0) + μ</w:t>
+      </w:r>
+      <w:r>
+        <w:rPr>
+          <w:vertAlign w:val="subscript"/>
+        </w:rPr>
+        <w:t xml:space="preserve">O</w:t>
+      </w:r>
+      <w:r>
+        <w:t xml:space="preserve">, with μ</w:t>
+      </w:r>
+      <w:r>
+        <w:rPr>
+          <w:vertAlign w:val="subscript"/>
+        </w:rPr>
+        <w:t xml:space="preserve">O</w:t>
+      </w:r>
+      <w:r>
+        <w:t xml:space="preserve"> </w:t>
+      </w:r>
+      <w:r>
+        <w:t xml:space="preserve">= ½E(O</w:t>
+      </w:r>
+      <w:r>
+        <w:rPr>
+          <w:vertAlign w:val="subscript"/>
+        </w:rPr>
+        <w:t xml:space="preserve">2</w:t>
+      </w:r>
+      <w:r>
+        <w:t xml:space="preserve">) + Δμ</w:t>
+      </w:r>
+      <w:r>
+        <w:rPr>
+          <w:vertAlign w:val="subscript"/>
+        </w:rPr>
+        <w:t xml:space="preserve">O</w:t>
+      </w:r>
+      <w:r>
+        <w:t xml:space="preserve"> </w:t>
+      </w:r>
+      <w:r>
+        <w:t xml:space="preserve">and Δμ</w:t>
+      </w:r>
+      <w:r>
+        <w:rPr>
+          <w:vertAlign w:val="subscript"/>
+        </w:rPr>
+        <w:t xml:space="preserve">O</w:t>
+      </w:r>
+      <w:r>
+        <w:t xml:space="preserve"> </w:t>
+      </w:r>
+      <w:r>
+        <w:t xml:space="preserve">= 0,</w:t>
+      </w:r>
+    </w:p>
+    <w:p>
+      <w:pPr>
+        <w:pStyle w:val="BodyText"/>
+      </w:pPr>
+      <w:r>
+        <w:t xml:space="preserve">where E(O</w:t>
+      </w:r>
+      <w:r>
+        <w:rPr>
+          <w:vertAlign w:val="subscript"/>
+        </w:rPr>
+        <w:t xml:space="preserve">2</w:t>
+      </w:r>
+      <w:r>
+        <w:t xml:space="preserve">) is the total energy of an isolated O</w:t>
+      </w:r>
+      <w:r>
+        <w:rPr>
+          <w:vertAlign w:val="subscript"/>
+        </w:rPr>
+        <w:t xml:space="preserve">2</w:t>
+      </w:r>
+      <w:r>
+        <w:t xml:space="preserve"> </w:t>
+      </w:r>
+      <w:r>
+        <w:t xml:space="preserve">molecule in a 12 Å cubic box computed with the same settings; it converged to the triplet ground state (m = 2.00 μ</w:t>
+      </w:r>
+      <w:r>
+        <w:rPr>
+          <w:vertAlign w:val="subscript"/>
+        </w:rPr>
+        <w:t xml:space="preserve">B</w:t>
+      </w:r>
+      <w:r>
+        <w:t xml:space="preserve">) and ½E(O</w:t>
+      </w:r>
+      <w:r>
+        <w:rPr>
+          <w:vertAlign w:val="subscript"/>
+        </w:rPr>
+        <w:t xml:space="preserve">2</w:t>
+      </w:r>
+      <w:r>
+        <w:t xml:space="preserve">) = −41.51621 Ry (−564.857 eV). This is the oxygen-rich electronic-energy reference; no finite-temperature gas-phase correction or competing-phase analysis was applied, and the values are conditional oxygen-removal energies from the already substituted cells rather than equilibrium vacancy concentrations [39]. The known overbinding of O</w:t>
+      </w:r>
+      <w:r>
+        <w:rPr>
+          <w:vertAlign w:val="subscript"/>
+        </w:rPr>
+        <w:t xml:space="preserve">2</w:t>
+      </w:r>
+      <w:r>
+        <w:t xml:space="preserve"> </w:t>
+      </w:r>
+      <w:r>
+        <w:t xml:space="preserve">by PBE [14] shifts all absolute formation energies at this reference by a common amount and cancels in differences between hosts; no empirical correction was applied. Formation energies were evaluated from unrounded Rydberg totals and are reported to 0.01 eV; the full-precision ledger is Table S9. The comparative quantity ΔE</w:t>
+      </w:r>
+      <w:r>
+        <w:rPr>
+          <w:vertAlign w:val="subscript"/>
+        </w:rPr>
+        <w:t xml:space="preserve">f</w:t>
+      </w:r>
+      <w:r>
+        <w:t xml:space="preserve"> </w:t>
+      </w:r>
+      <w:r>
+        <w:t xml:space="preserve">= E</w:t>
+      </w:r>
+      <w:r>
+        <w:rPr>
+          <w:vertAlign w:val="subscript"/>
+        </w:rPr>
+        <w:t xml:space="preserve">f</w:t>
+      </w:r>
+      <w:r>
+        <w:t xml:space="preserve">(V</w:t>
+      </w:r>
+      <w:r>
+        <w:rPr>
+          <w:vertAlign w:val="subscript"/>
+        </w:rPr>
+        <w:t xml:space="preserve">O</w:t>
+      </w:r>
+      <w:r>
+        <w:t xml:space="preserve">; Pr) − E</w:t>
+      </w:r>
+      <w:r>
+        <w:rPr>
+          <w:vertAlign w:val="subscript"/>
+        </w:rPr>
+        <w:t xml:space="preserve">f</w:t>
+      </w:r>
+      <w:r>
+        <w:t xml:space="preserve">(V</w:t>
+      </w:r>
+      <w:r>
+        <w:rPr>
+          <w:vertAlign w:val="subscript"/>
+        </w:rPr>
+        <w:t xml:space="preserve">O</w:t>
+      </w:r>
+      <w:r>
+        <w:t xml:space="preserve">; Rb) is independent of the oxygen reference.</w:t>
+      </w:r>
+    </w:p>
+    <w:p>
+      <w:pPr>
+        <w:pStyle w:val="BodyText"/>
+      </w:pPr>
+      <w:r>
+        <w:rPr>
           <w:bCs/>
           <w:b/>
         </w:rPr>
-        <w:t xml:space="preserve">2−</w:t>
-      </w:r>
+        <w:t xml:space="preserve">2.8 Additional calculations.</w:t>
+      </w:r>
+      <w:r>
+        <w:t xml:space="preserve"> </w:t>
+      </w:r>
+      <w:r>
+        <w:t xml:space="preserve">(i) Charged cells: Pr_VO and Rb_VO were relaxed at q = +1 and +2 with a uniform compensating background; no image-charge or potential-alignment correction was applied, so these cells are used only for their spin state and not for transition levels. (ii) U sweep: single-point calculations on the Pristine_perfect, Pr_VO and Rb_VO geometries of the production runs at U(Ti-3d) = 3.0, 4.0 and 4.5 eV. (iii) HSE06: one single-point calculation on the production Pristine_perfect geometry with exact-exchange fraction 0.25 and screening parameter 0.106 Bohr</w:t>
+      </w:r>
+      <w:r>
+        <w:rPr>
+          <w:vertAlign w:val="superscript"/>
+        </w:rPr>
+        <w:t xml:space="preserve">−1</w:t>
+      </w:r>
+      <w:r>
+        <w:t xml:space="preserve"> </w:t>
+      </w:r>
+      <w:r>
+        <w:t xml:space="preserve">[40,41], Γ-only, 40 Ry, without the Hubbard term. The recorded settings are input_dft =</w:t>
+      </w:r>
+      <w:r>
+        <w:t xml:space="preserve"> </w:t>
+      </w:r>
+      <w:r>
+        <w:t xml:space="preserve">‘</w:t>
+      </w:r>
+      <w:r>
+        <w:t xml:space="preserve">hse</w:t>
+      </w:r>
+      <w:r>
+        <w:t xml:space="preserve">’</w:t>
+      </w:r>
+      <w:r>
+        <w:t xml:space="preserve">, exx_fraction = 0.25 and screening_parameter = 0.106 Bohr</w:t>
+      </w:r>
+      <w:r>
+        <w:rPr>
+          <w:vertAlign w:val="superscript"/>
+        </w:rPr>
+        <w:t xml:space="preserve">−1</w:t>
+      </w:r>
+      <w:r>
+        <w:t xml:space="preserve"> </w:t>
+      </w:r>
+      <w:r>
+        <w:t xml:space="preserve">(0.2 Å</w:t>
+      </w:r>
+      <w:r>
+        <w:rPr>
+          <w:vertAlign w:val="superscript"/>
+        </w:rPr>
+        <w:t xml:space="preserve">−1</w:t>
+      </w:r>
+      <w:r>
+        <w:t xml:space="preserve">; Krukau et al. recommend 0.11 Bohr</w:t>
+      </w:r>
+      <w:r>
+        <w:rPr>
+          <w:vertAlign w:val="superscript"/>
+        </w:rPr>
+        <w:t xml:space="preserve">−1</w:t>
+      </w:r>
+      <w:r>
+        <w:t xml:space="preserve"> </w:t>
+      </w:r>
+      <w:r>
+        <w:t xml:space="preserve">[41]), with the same PAW datasets as the production runs; the run log records no other exact-exchange setting, so the q-grid, ecutfock and EXX threshold are taken to be the pw.x defaults. The hybrid total energy (−3926.67 Ry) is not comparable with the PBE+U total of the same cell (−4275.02 Ry): the hybrid run has no Hubbard term, and pw.x evaluates the exact-exchange energy of PAW datasets from the smooth pseudo-wavefunctions, so the two totals share no reference. Only the qualitative outcome of this run is used (Section 3.6). (iv) Dispersion: single-point energies for Pr_VO and Rb_VO with the Grimme D3 correction and Becke–Johnson damping [42,43], without three-body terms (D3 has been combined with DFT+U for pristine and defective anatase by Torres et al., who used PBEsol-D3 with U = 3 eV for the defective (001) surface [44]); the single points were started from scratch on the production geometries. (v) Alternative vacancy sites: three additional Pr_VO cells with the vacancy at oxygen sites 1, 7 and 17 of the orchestration input (not the pw.x atom numbers used elsewhere). (vi) Bader analysis of Pr_VO and Rb_VO from pp.x charge densities with the Henkelman grid algorithm [45,46]. The pp.x density is the valence pseudo-density on the FFT grid of the 40/320 Ry calculation (plot_num = 0, which does not include the PAW all-electron reconstruction); grid convergence of the Bader charges was not tested. (vii) Projected densities of states, Löwdin charges and Löwdin spin polarisations from projwfc.x, on 2×2×2 non-self-consistent runs (tetrahedron occupations; 260 bands for Pr_VO and 226 for Rb_VO) that start from a Γ-only self-consistent density regenerated on the final relaxation geometry; Gaussian broadening 0.01 Ry (0.136 eV), energy step 0.02 eV, spilling parameters 0.0030 (Pr_VO) and 0.0032 (Rb_VO) (Section S2). Löwdin populations depend on the projector basis and are used only to locate the spin density.</w:t>
+      </w:r>
+    </w:p>
+    <w:p>
+      <w:pPr>
+        <w:pStyle w:val="BodyText"/>
+      </w:pPr>
       <w:r>
         <w:rPr>
           <w:bCs/>
           <w:b/>
         </w:rPr>
-        <w:t xml:space="preserve">.]</w:t>
+        <w:t xml:space="preserve">3. Results</w:t>
       </w:r>
     </w:p>
     <w:p>
@@ -2390,13 +2811,15 @@
           <w:bCs/>
           <w:b/>
         </w:rPr>
-        <w:t xml:space="preserve">2.4 Brillouin-zone sampling and electronic settings.</w:t>
-      </w:r>
-      <w:r>
-        <w:t xml:space="preserve"> </w:t>
-      </w:r>
-      <w:r>
-        <w:t xml:space="preserve">Production relaxations used Γ-point sampling; in earlier anatase defect work a Γ-only grid was used only for the hybrid-functional calculations, with denser meshes otherwise [14]. Single-point total energies on the Γ-relaxed geometries were recomputed on a 2×2×2 Monkhorst–Pack mesh for all four doped cells, and the projected densities of states and Löwdin moments were obtained from non-self-consistent calculations on a 2×2×2 mesh (Figure 4; Supporting Information, Section S2); the k-mesh dependence of the formation-energy contrast is reported in Section 3.7. All calculations were spin-polarised (nspin = 2). Fractional occupations were treated with Gaussian smearing. The single-point inputs derived from the production runs (U sweep, Section 3.7) use degauss = 0.005 Ry, whereas the converged pristine-V</w:t>
+        <w:t xml:space="preserve">3.1 Structural relaxation</w:t>
+      </w:r>
+    </w:p>
+    <w:p>
+      <w:pPr>
+        <w:pStyle w:val="BodyText"/>
+      </w:pPr>
+      <w:r>
+        <w:t xml:space="preserve">All four doped supercells relaxed to maximum forces below the 0.005 Ry/Bohr threshold (Section 2.6; Pr_VO and Rb_VO trajectories in Figure S3). The pristine V</w:t>
       </w:r>
       <w:r>
         <w:rPr>
@@ -2408,750 +2831,28 @@
         <w:t xml:space="preserve"> </w:t>
       </w:r>
       <w:r>
-        <w:t xml:space="preserve">relaxation (Section S1) and the self-consistent runs that regenerated the densities for the projected densities of states used 0.01 Ry (Table S10); because the latter reproduce the production Rb_VO Fermi energy to 0.1 meV, the production value is not established.</w:t>
-      </w:r>
-      <w:r>
-        <w:t xml:space="preserve"> </w:t>
-      </w:r>
-      <w:r>
-        <w:rPr>
-          <w:bCs/>
-          <w:b/>
-        </w:rPr>
-        <w:t xml:space="preserve">[AUTHOR ACTION: state degauss of the production relaxations from their input files.]</w:t>
-      </w:r>
-      <w:r>
-        <w:t xml:space="preserve"> </w:t>
-      </w:r>
-      <w:r>
-        <w:t xml:space="preserve">With smearing, the total energy printed by pw.x is the smearing free energy; the entropy term is small when few states lie near the Fermi level but has not been tabulated.</w:t>
-      </w:r>
-      <w:r>
-        <w:t xml:space="preserve"> </w:t>
-      </w:r>
-      <w:r>
-        <w:rPr>
-          <w:bCs/>
-          <w:b/>
-        </w:rPr>
-        <w:t xml:space="preserve">[AUTHOR ACTION: report the</w:t>
-      </w:r>
-      <w:r>
-        <w:rPr>
-          <w:bCs/>
-          <w:b/>
-        </w:rPr>
-        <w:t xml:space="preserve"> </w:t>
-      </w:r>
-      <w:r>
-        <w:rPr>
-          <w:bCs/>
-          <w:b/>
-        </w:rPr>
-        <w:t xml:space="preserve">“</w:t>
-      </w:r>
-      <w:r>
-        <w:rPr>
-          <w:bCs/>
-          <w:b/>
-        </w:rPr>
-        <w:t xml:space="preserve">smearing contrib. (−TS)</w:t>
-      </w:r>
-      <w:r>
-        <w:rPr>
-          <w:bCs/>
-          <w:b/>
-        </w:rPr>
-        <w:t xml:space="preserve">”</w:t>
-      </w:r>
-      <w:r>
-        <w:rPr>
-          <w:bCs/>
-          <w:b/>
-        </w:rPr>
-        <w:t xml:space="preserve"> </w:t>
-      </w:r>
-      <w:r>
-        <w:rPr>
-          <w:bCs/>
-          <w:b/>
-        </w:rPr>
-        <w:t xml:space="preserve">line for every cell in Table S10; if it exceeds 0.01 Ry for any defect cell, report internal energies as well.]</w:t>
-      </w:r>
-      <w:r>
-        <w:t xml:space="preserve"> </w:t>
-      </w:r>
-      <w:r>
-        <w:t xml:space="preserve">The electronic self-consistency threshold was 1×10</w:t>
+        <w:t xml:space="preserve">cell, which required a modified mixing scheme to converge (Section S1), was stopped at 0.0056 Ry/Bohr, slightly above the threshold. Figure 1 shows the (010) atomic plane that contains the dopant site and the vacancy, at ideal positions and in the relaxed Rb_VO cell as read from its final coordinates (Table S8). The vacant site is an equatorial first-shell oxygen of the dopant site, 1.95 Å from the ideal cation position. In the relaxed cell the Rb ion has moved 1.27 Å from that position towards the vacancy and lies 0.87 Å from the vacant oxygen site; its four nearest oxygens are at 2.54 (two), 2.56 and 2.71 Å and the next two at 2.95 and 3.07 Å. The two Ti atoms that were bonded to the removed oxygen have moved away from it, to 2.36 and 2.38 Å from the vacant site (ideal Ti–O distances 2.03 and 1.95 Å). The large monovalent ion thus occupies part of the space vacated by the oxygen. The displacement is measured from the ideal anatase site, because the relaxed Rb_perfect coordinates were not available, and the shortest Rb–O distance (2.54 Å) is 0.38 Å below the Shannon-radius sum for six-fold Rb</w:t>
       </w:r>
       <w:r>
         <w:rPr>
           <w:vertAlign w:val="superscript"/>
         </w:rPr>
-        <w:t xml:space="preserve">−8</w:t>
-      </w:r>
-      <w:r>
-        <w:t xml:space="preserve"> </w:t>
-      </w:r>
-      <w:r>
-        <w:t xml:space="preserve">Ry. Symmetry was handled by the code’s default detection; the Rb_VO cell retained a mirror plane (two symmetry operations in the pw.x output), so hole configurations that break it, for example localisation on only one of a mirror-related pair of oxygens, were excluded by construction.</w:t>
-      </w:r>
-      <w:r>
-        <w:t xml:space="preserve"> </w:t>
-      </w:r>
-      <w:r>
-        <w:rPr>
-          <w:bCs/>
-          <w:b/>
-        </w:rPr>
-        <w:t xml:space="preserve">[AUTHOR ACTION: state whether nosym or any magnetisation constraint (tot_magnetization, constrained_magnetization) was used in any run.]</w:t>
-      </w:r>
-    </w:p>
-    <w:p>
-      <w:pPr>
-        <w:pStyle w:val="BodyText"/>
-      </w:pPr>
-      <w:r>
-        <w:rPr>
-          <w:bCs/>
-          <w:b/>
-        </w:rPr>
-        <w:t xml:space="preserve">2.5 Magnetisation conventions and spin initialisation.</w:t>
-      </w:r>
-      <w:r>
-        <w:t xml:space="preserve"> </w:t>
-      </w:r>
-      <w:r>
-        <w:t xml:space="preserve">Two quantities are reported throughout: the total (net) magnetisation m = ∫[ρ</w:t>
-      </w:r>
-      <w:r>
-        <w:rPr>
-          <w:vertAlign w:val="subscript"/>
-        </w:rPr>
-        <w:t xml:space="preserve">↑</w:t>
-      </w:r>
-      <w:r>
-        <w:t xml:space="preserve">(r) − ρ</w:t>
-      </w:r>
-      <w:r>
-        <w:rPr>
-          <w:vertAlign w:val="subscript"/>
-        </w:rPr>
-        <w:t xml:space="preserve">↓</w:t>
-      </w:r>
-      <w:r>
-        <w:t xml:space="preserve">(r)] dr, which can be of either sign, and the absolute magnetisation m</w:t>
-      </w:r>
-      <w:r>
-        <w:rPr>
-          <w:vertAlign w:val="subscript"/>
-        </w:rPr>
-        <w:t xml:space="preserve">abs</w:t>
-      </w:r>
-      <w:r>
-        <w:t xml:space="preserve"> </w:t>
-      </w:r>
-      <w:r>
-        <w:t xml:space="preserve">= ∫|ρ</w:t>
-      </w:r>
-      <w:r>
-        <w:rPr>
-          <w:vertAlign w:val="subscript"/>
-        </w:rPr>
-        <w:t xml:space="preserve">↑</w:t>
-      </w:r>
-      <w:r>
-        <w:t xml:space="preserve">(r) − ρ</w:t>
-      </w:r>
-      <w:r>
-        <w:rPr>
-          <w:vertAlign w:val="subscript"/>
-        </w:rPr>
-        <w:t xml:space="preserve">↓</w:t>
-      </w:r>
-      <w:r>
-        <w:t xml:space="preserve">(r)| dr. For a single unpaired electron, localised or delocalised, both are close to 1 μ</w:t>
-      </w:r>
-      <w:r>
-        <w:rPr>
-          <w:vertAlign w:val="subscript"/>
-        </w:rPr>
-        <w:t xml:space="preserve">B</w:t>
-      </w:r>
-      <w:r>
-        <w:t xml:space="preserve">, so neither quantity measures localisation; m</w:t>
-      </w:r>
-      <w:r>
-        <w:rPr>
-          <w:vertAlign w:val="subscript"/>
-        </w:rPr>
-        <w:t xml:space="preserve">abs</w:t>
-      </w:r>
-      <w:r>
-        <w:t xml:space="preserve"> </w:t>
-      </w:r>
-      <w:r>
-        <w:t xml:space="preserve">&gt; |m| indicates spin density of both signs. The run log records starting_magnetization = 0 on every species for the production relaxations, and the single-point inputs derived from them use the same setting; pw.x accepts explicitly set zero values with nspin = 2 and stops only when starting_magnetization is set for no species and no total magnetisation is imposed. From a spin-symmetric start a moment develops only if the symmetric solution is unstable and numerical noise (for example from randomised starting wavefunctions, which the single-point inputs use) breaks the symmetry, as happened for both Rb cells; the same start can leave a calculation in a non-magnetic solution when a magnetic one exists.</w:t>
-      </w:r>
-      <w:r>
-        <w:t xml:space="preserve"> </w:t>
-      </w:r>
-      <w:r>
-        <w:rPr>
-          <w:bCs/>
-          <w:b/>
-        </w:rPr>
-        <w:t xml:space="preserve">[AUTHOR ACTION: confirm the starting_magnetization values from the production input files.]</w:t>
-      </w:r>
-      <w:r>
-        <w:t xml:space="preserve"> </w:t>
-      </w:r>
-      <w:r>
-        <w:t xml:space="preserve">For this reason the Pr_VO cell was re-relaxed from a magnetic start with starting_magnetization = 0.3 on Ti and 0.5 on the dopant under a separate prefix, and the two total energies were compared (Section 3.3). These starting values are fractions of the valence charge in the Quantum ESPRESSO convention, not site moments in μ</w:t>
-      </w:r>
-      <w:r>
-        <w:rPr>
-          <w:vertAlign w:val="subscript"/>
-        </w:rPr>
-        <w:t xml:space="preserve">B</w:t>
-      </w:r>
-      <w:r>
-        <w:t xml:space="preserve">. The converged pristine-V</w:t>
-      </w:r>
-      <w:r>
-        <w:rPr>
-          <w:vertAlign w:val="subscript"/>
-        </w:rPr>
-        <w:t xml:space="preserve">O</w:t>
-      </w:r>
-      <w:r>
-        <w:t xml:space="preserve"> </w:t>
-      </w:r>
-      <w:r>
-        <w:t xml:space="preserve">relaxation started from 0.05 on Ti and O and ended non-magnetic (Section S1), and the self-consistent run preceding the Rb_VO projected densities of states started from 0.3 on Ti and reproduced the production Fermi energy (7.1329 eV). No magnetic start was tried for Pristine_perfect or, with U on Ti-3d only, for Pr_perfect. A wider search over site-specific and antiparallel seeds was not performed, and the non-magnetic solutions are therefore described below as the lowest-energy solutions among those tested rather than as established ground states.</w:t>
-      </w:r>
-    </w:p>
-    <w:p>
-      <w:pPr>
-        <w:pStyle w:val="BodyText"/>
-      </w:pPr>
-      <w:r>
-        <w:rPr>
-          <w:bCs/>
-          <w:b/>
-        </w:rPr>
-        <w:t xml:space="preserve">2.6 Geometry optimisation.</w:t>
-      </w:r>
-      <w:r>
-        <w:t xml:space="preserve"> </w:t>
-      </w:r>
-      <w:r>
-        <w:t xml:space="preserve">Ionic positions were relaxed with BFGS until the largest force component fell below 0.005 Ry/Bohr (0.129 eV/Å). For the doped cells, charge mixing was damped (mixing_beta = 0.1) and the BFGS history shortened (bfgs_ndim = 3) to suppress oscillation about shallow minima; the pristine V</w:t>
-      </w:r>
-      <w:r>
-        <w:rPr>
-          <w:vertAlign w:val="subscript"/>
-        </w:rPr>
-        <w:t xml:space="preserve">O</w:t>
-      </w:r>
-      <w:r>
-        <w:t xml:space="preserve"> </w:t>
-      </w:r>
-      <w:r>
-        <w:t xml:space="preserve">cell was first attempted with mixing_beta = 0.3 (mixing_mode = local-TF) and converged only after the changes described in Section S1. The final maximum forces were 0.0026, 0.0042, 0.0037 and 0.0040 Ry/Bohr (0.067, 0.108, 0.095 and 0.103 eV/Å) for Pr_perfect, Pr_VO, Rb_perfect and Rb_VO. The run log lists an earlier pristine perfect run as a single-point calculation with a residual force of 0.0225 Ry/Bohr (0.58 eV/Å); if the production pristine energy is also unrelaxed, relaxing it would lower E(Pristine_perfect) and raise the pristine formation energy of Table 2 by the relaxation energy.</w:t>
-      </w:r>
-      <w:r>
-        <w:t xml:space="preserve"> </w:t>
-      </w:r>
-      <w:r>
-        <w:rPr>
-          <w:bCs/>
-          <w:b/>
-        </w:rPr>
-        <w:t xml:space="preserve">[AUTHOR ACTION: state whether the production Pristine_perfect energy (−4275.01530 Ry) comes from a relaxed geometry and give its maximum residual force; if not, relax it and update Table 2.]</w:t>
-      </w:r>
-      <w:r>
-        <w:t xml:space="preserve"> </w:t>
-      </w:r>
-      <w:r>
-        <w:t xml:space="preserve">The Pr_VO relaxation was stopped manually after the force fell below the threshold while the BFGS step oscillated; the energy change over the last iterations was below 1×10</w:t>
+        <w:t xml:space="preserve">+</w:t>
+      </w:r>
+      <w:r>
+        <w:t xml:space="preserve">–O</w:t>
       </w:r>
       <w:r>
         <w:rPr>
           <w:vertAlign w:val="superscript"/>
         </w:rPr>
-        <w:t xml:space="preserve">−9</w:t>
-      </w:r>
-      <w:r>
-        <w:t xml:space="preserve"> </w:t>
-      </w:r>
-      <w:r>
-        <w:t xml:space="preserve">Ry.</w:t>
-      </w:r>
-      <w:r>
-        <w:t xml:space="preserve"> </w:t>
-      </w:r>
-      <w:r>
-        <w:rPr>
-          <w:bCs/>
-          <w:b/>
-        </w:rPr>
-        <w:t xml:space="preserve">[AUTHOR ACTION: state etot_conv_thr and forc_conv_thr of the production inputs; with the maximum force below 0.005 Ry/Bohr for several steps (Figure S3) and an energy change below 1×10</w:t>
-      </w:r>
-      <w:r>
-        <w:rPr>
-          <w:vertAlign w:val="superscript"/>
-          <w:bCs/>
-          <w:b/>
-        </w:rPr>
-        <w:t xml:space="preserve">−9</w:t>
-      </w:r>
-      <w:r>
-        <w:rPr>
-          <w:bCs/>
-          <w:b/>
-        </w:rPr>
-        <w:t xml:space="preserve"> </w:t>
-      </w:r>
-      <w:r>
-        <w:rPr>
-          <w:bCs/>
-          <w:b/>
-        </w:rPr>
-        <w:t xml:space="preserve">Ry, pw.x would normally have terminated by itself unless a tighter threshold was set.]</w:t>
-      </w:r>
-      <w:r>
-        <w:t xml:space="preserve"> </w:t>
-      </w:r>
-      <w:r>
-        <w:t xml:space="preserve">This tolerance is looser than the 0.01–0.03 eV/Å commonly used for defect energetics, and its consequences are discussed in Section 5. Force trajectories are shown in Figure S3.</w:t>
-      </w:r>
-    </w:p>
-    <w:p>
-      <w:pPr>
-        <w:pStyle w:val="BodyText"/>
-      </w:pPr>
-      <w:r>
-        <w:rPr>
-          <w:bCs/>
-          <w:b/>
-        </w:rPr>
-        <w:t xml:space="preserve">2.7 Formation energies.</w:t>
-      </w:r>
-      <w:r>
-        <w:t xml:space="preserve"> </w:t>
-      </w:r>
-      <w:r>
-        <w:t xml:space="preserve">The neutral V</w:t>
-      </w:r>
-      <w:r>
-        <w:rPr>
-          <w:vertAlign w:val="subscript"/>
-        </w:rPr>
-        <w:t xml:space="preserve">O</w:t>
-      </w:r>
-      <w:r>
-        <w:t xml:space="preserve"> </w:t>
-      </w:r>
-      <w:r>
-        <w:t xml:space="preserve">formation energy of host X was evaluated as</w:t>
-      </w:r>
-    </w:p>
-    <w:p>
-      <w:pPr>
-        <w:pStyle w:val="BodyText"/>
-      </w:pPr>
-      <w:r>
-        <w:t xml:space="preserve">E</w:t>
-      </w:r>
-      <w:r>
-        <w:rPr>
-          <w:vertAlign w:val="subscript"/>
-        </w:rPr>
-        <w:t xml:space="preserve">f</w:t>
-      </w:r>
-      <w:r>
-        <w:t xml:space="preserve">(V</w:t>
-      </w:r>
-      <w:r>
-        <w:rPr>
-          <w:vertAlign w:val="subscript"/>
-        </w:rPr>
-        <w:t xml:space="preserve">O</w:t>
-      </w:r>
-      <w:r>
-        <w:rPr>
-          <w:vertAlign w:val="superscript"/>
-        </w:rPr>
-        <w:t xml:space="preserve">0</w:t>
-      </w:r>
-      <w:r>
-        <w:t xml:space="preserve">; X) = E(X with V</w:t>
-      </w:r>
-      <w:r>
-        <w:rPr>
-          <w:vertAlign w:val="subscript"/>
-        </w:rPr>
-        <w:t xml:space="preserve">O</w:t>
-      </w:r>
-      <w:r>
-        <w:t xml:space="preserve">, q = 0) − E(X perfect, q = 0) + μ</w:t>
-      </w:r>
-      <w:r>
-        <w:rPr>
-          <w:vertAlign w:val="subscript"/>
-        </w:rPr>
-        <w:t xml:space="preserve">O</w:t>
-      </w:r>
-      <w:r>
-        <w:t xml:space="preserve">, with μ</w:t>
-      </w:r>
-      <w:r>
-        <w:rPr>
-          <w:vertAlign w:val="subscript"/>
-        </w:rPr>
-        <w:t xml:space="preserve">O</w:t>
-      </w:r>
-      <w:r>
-        <w:t xml:space="preserve"> </w:t>
-      </w:r>
-      <w:r>
-        <w:t xml:space="preserve">= ½E(O</w:t>
-      </w:r>
-      <w:r>
-        <w:rPr>
-          <w:vertAlign w:val="subscript"/>
-        </w:rPr>
-        <w:t xml:space="preserve">2</w:t>
-      </w:r>
-      <w:r>
-        <w:t xml:space="preserve">) + Δμ</w:t>
-      </w:r>
-      <w:r>
-        <w:rPr>
-          <w:vertAlign w:val="subscript"/>
-        </w:rPr>
-        <w:t xml:space="preserve">O</w:t>
-      </w:r>
-      <w:r>
-        <w:t xml:space="preserve"> </w:t>
-      </w:r>
-      <w:r>
-        <w:t xml:space="preserve">and Δμ</w:t>
-      </w:r>
-      <w:r>
-        <w:rPr>
-          <w:vertAlign w:val="subscript"/>
-        </w:rPr>
-        <w:t xml:space="preserve">O</w:t>
-      </w:r>
-      <w:r>
-        <w:t xml:space="preserve"> </w:t>
-      </w:r>
-      <w:r>
-        <w:t xml:space="preserve">= 0,</w:t>
-      </w:r>
-    </w:p>
-    <w:p>
-      <w:pPr>
-        <w:pStyle w:val="BodyText"/>
-      </w:pPr>
-      <w:r>
-        <w:t xml:space="preserve">where E(O</w:t>
-      </w:r>
-      <w:r>
-        <w:rPr>
-          <w:vertAlign w:val="subscript"/>
-        </w:rPr>
-        <w:t xml:space="preserve">2</w:t>
-      </w:r>
-      <w:r>
-        <w:t xml:space="preserve">) is the total energy of an isolated O</w:t>
-      </w:r>
-      <w:r>
-        <w:rPr>
-          <w:vertAlign w:val="subscript"/>
-        </w:rPr>
-        <w:t xml:space="preserve">2</w:t>
-      </w:r>
-      <w:r>
-        <w:t xml:space="preserve"> </w:t>
-      </w:r>
-      <w:r>
-        <w:t xml:space="preserve">molecule in a 12 Å cubic box computed with the same settings; it converged to the triplet ground state (m = 2.00 μ</w:t>
-      </w:r>
-      <w:r>
-        <w:rPr>
-          <w:vertAlign w:val="subscript"/>
-        </w:rPr>
-        <w:t xml:space="preserve">B</w:t>
-      </w:r>
-      <w:r>
-        <w:t xml:space="preserve">) and ½E(O</w:t>
-      </w:r>
-      <w:r>
-        <w:rPr>
-          <w:vertAlign w:val="subscript"/>
-        </w:rPr>
-        <w:t xml:space="preserve">2</w:t>
-      </w:r>
-      <w:r>
-        <w:t xml:space="preserve">) = −41.51621 Ry (−564.857 eV). This is the oxygen-rich electronic-energy reference; no finite-temperature gas-phase correction or competing-phase analysis was applied, and the values are conditional oxygen-removal energies from the already substituted cells rather than equilibrium vacancy concentrations [39]. The known overbinding of O</w:t>
-      </w:r>
-      <w:r>
-        <w:rPr>
-          <w:vertAlign w:val="subscript"/>
-        </w:rPr>
-        <w:t xml:space="preserve">2</w:t>
-      </w:r>
-      <w:r>
-        <w:t xml:space="preserve"> </w:t>
-      </w:r>
-      <w:r>
-        <w:t xml:space="preserve">by PBE [14] shifts all absolute formation energies at this reference by a common amount and cancels in differences between hosts; no empirical correction was applied. Formation energies were evaluated from unrounded Rydberg totals and are reported to 0.01 eV; the full-precision ledger is Table S9. The comparative quantity ΔE</w:t>
-      </w:r>
-      <w:r>
-        <w:rPr>
-          <w:vertAlign w:val="subscript"/>
-        </w:rPr>
-        <w:t xml:space="preserve">f</w:t>
-      </w:r>
-      <w:r>
-        <w:t xml:space="preserve"> </w:t>
-      </w:r>
-      <w:r>
-        <w:t xml:space="preserve">= E</w:t>
-      </w:r>
-      <w:r>
-        <w:rPr>
-          <w:vertAlign w:val="subscript"/>
-        </w:rPr>
-        <w:t xml:space="preserve">f</w:t>
-      </w:r>
-      <w:r>
-        <w:t xml:space="preserve">(V</w:t>
-      </w:r>
-      <w:r>
-        <w:rPr>
-          <w:vertAlign w:val="subscript"/>
-        </w:rPr>
-        <w:t xml:space="preserve">O</w:t>
-      </w:r>
-      <w:r>
-        <w:t xml:space="preserve">; Pr) − E</w:t>
-      </w:r>
-      <w:r>
-        <w:rPr>
-          <w:vertAlign w:val="subscript"/>
-        </w:rPr>
-        <w:t xml:space="preserve">f</w:t>
-      </w:r>
-      <w:r>
-        <w:t xml:space="preserve">(V</w:t>
-      </w:r>
-      <w:r>
-        <w:rPr>
-          <w:vertAlign w:val="subscript"/>
-        </w:rPr>
-        <w:t xml:space="preserve">O</w:t>
-      </w:r>
-      <w:r>
-        <w:t xml:space="preserve">; Rb) is independent of the oxygen reference.</w:t>
-      </w:r>
-    </w:p>
-    <w:p>
-      <w:pPr>
-        <w:pStyle w:val="BodyText"/>
-      </w:pPr>
-      <w:r>
-        <w:rPr>
-          <w:bCs/>
-          <w:b/>
-        </w:rPr>
-        <w:t xml:space="preserve">2.8 Additional calculations.</w:t>
-      </w:r>
-      <w:r>
-        <w:t xml:space="preserve"> </w:t>
-      </w:r>
-      <w:r>
-        <w:t xml:space="preserve">(i) Charged cells: Pr_VO and Rb_VO were relaxed at q = +1 and +2 with a uniform compensating background; no image-charge or potential-alignment correction was applied, so these cells are used only for their spin state and not for transition levels. (ii) U sweep: single-point calculations on the Pristine_perfect, Pr_VO and Rb_VO geometries of the production runs at U(Ti-3d) = 3.0, 4.0 and 4.5 eV. (iii) HSE06: one single-point calculation on the production Pristine_perfect geometry with exact-exchange fraction 0.25 and screening parameter 0.106 Bohr</w:t>
-      </w:r>
-      <w:r>
-        <w:rPr>
-          <w:vertAlign w:val="superscript"/>
-        </w:rPr>
-        <w:t xml:space="preserve">−1</w:t>
-      </w:r>
-      <w:r>
-        <w:t xml:space="preserve"> </w:t>
-      </w:r>
-      <w:r>
-        <w:t xml:space="preserve">[40,41], Γ-only, 40 Ry, without the Hubbard term.</w:t>
-      </w:r>
-      <w:r>
-        <w:t xml:space="preserve"> </w:t>
-      </w:r>
-      <w:r>
-        <w:rPr>
-          <w:bCs/>
-          <w:b/>
-        </w:rPr>
-        <w:t xml:space="preserve">[AUTHOR ACTION: confirm the exact screening_parameter value in the input (0.106 Bohr</w:t>
-      </w:r>
-      <w:r>
-        <w:rPr>
-          <w:vertAlign w:val="superscript"/>
-          <w:bCs/>
-          <w:b/>
-        </w:rPr>
-        <w:t xml:space="preserve">−1</w:t>
-      </w:r>
-      <w:r>
-        <w:rPr>
-          <w:bCs/>
-          <w:b/>
-        </w:rPr>
-        <w:t xml:space="preserve"> </w:t>
-      </w:r>
-      <w:r>
-        <w:rPr>
-          <w:bCs/>
-          <w:b/>
-        </w:rPr>
-        <w:t xml:space="preserve">corresponds to 0.2 Å</w:t>
-      </w:r>
-      <w:r>
-        <w:rPr>
-          <w:vertAlign w:val="superscript"/>
-          <w:bCs/>
-          <w:b/>
-        </w:rPr>
-        <w:t xml:space="preserve">−1</w:t>
-      </w:r>
-      <w:r>
-        <w:rPr>
-          <w:bCs/>
-          <w:b/>
-        </w:rPr>
-        <w:t xml:space="preserve">; the canonical HSE06 value is 0.11 Bohr</w:t>
-      </w:r>
-      <w:r>
-        <w:rPr>
-          <w:vertAlign w:val="superscript"/>
-          <w:bCs/>
-          <w:b/>
-        </w:rPr>
-        <w:t xml:space="preserve">−1</w:t>
-      </w:r>
-      <w:r>
-        <w:rPr>
-          <w:bCs/>
-          <w:b/>
-        </w:rPr>
-        <w:t xml:space="preserve">), the exx q-grid, ecutfock, the EXX convergence threshold and number of outer iterations, and that the +U term was switched off. The HSE06 total energy (−3926.67 Ry) differs from the PBE+U total of the same cell (−4275.02 Ry) by 348 Ry, which a change of functional alone cannot produce; state which pseudopotential datasets were used in the hybrid run and whether exact exchange was evaluated with the PAW datasets. Until these details are confirmed, the hybrid total and Fermi energies are not compared with the PBE+U values (Section 3.6); if they cannot be recovered, delete item (iii) and the hybrid paragraph of Section 3.6.]</w:t>
-      </w:r>
-      <w:r>
-        <w:t xml:space="preserve"> </w:t>
-      </w:r>
-      <w:r>
-        <w:t xml:space="preserve">(iv) Dispersion: single-point energies for Pr_VO and Rb_VO with the Grimme D3 correction and Becke–Johnson damping [42,43], without three-body terms (D3 has been combined with DFT+U for pristine and defective anatase by Torres et al., who used PBEsol-D3 with U = 3 eV for the defective (001) surface [44]); the single points were started from scratch on the production geometries. (v) Alternative vacancy sites: three additional Pr_VO cells with the vacancy at oxygen sites 1, 7 and 17 of the orchestration input (not the pw.x atom numbers used elsewhere). (vi) Bader analysis of Pr_VO and Rb_VO from pp.x charge densities with the Henkelman grid algorithm [45,46].</w:t>
-      </w:r>
-      <w:r>
-        <w:t xml:space="preserve"> </w:t>
-      </w:r>
-      <w:r>
-        <w:rPr>
-          <w:bCs/>
-          <w:b/>
-        </w:rPr>
-        <w:t xml:space="preserve">[AUTHOR ACTION: state the FFT grid used for the pp.x density, whether the PAW all-electron reconstruction was included, and the Bader code version (v1.05 is given in the SI).]</w:t>
-      </w:r>
-      <w:r>
-        <w:t xml:space="preserve"> </w:t>
-      </w:r>
-      <w:r>
-        <w:t xml:space="preserve">(vii) Projected densities of states, Löwdin charges and Löwdin spin polarisations from projwfc.x, on 2×2×2 non-self-consistent runs (tetrahedron occupations; 260 bands for Pr_VO and 226 for Rb_VO) that start from a Γ-only self-consistent density regenerated on the final relaxation geometry; Gaussian broadening 0.01 Ry (0.136 eV), energy step 0.02 eV, spilling parameters 0.0030 (Pr_VO) and 0.0032 (Rb_VO) (Section S2). Löwdin populations depend on the projector basis and are used only to locate the spin density.</w:t>
-      </w:r>
-    </w:p>
-    <w:p>
-      <w:pPr>
-        <w:pStyle w:val="BodyText"/>
-      </w:pPr>
-      <w:r>
-        <w:rPr>
-          <w:bCs/>
-          <w:b/>
-        </w:rPr>
-        <w:t xml:space="preserve">3. Results</w:t>
-      </w:r>
-    </w:p>
-    <w:p>
-      <w:pPr>
-        <w:pStyle w:val="BodyText"/>
-      </w:pPr>
-      <w:r>
-        <w:rPr>
-          <w:bCs/>
-          <w:b/>
-        </w:rPr>
-        <w:t xml:space="preserve">3.1 Structural relaxation</w:t>
-      </w:r>
-    </w:p>
-    <w:p>
-      <w:pPr>
-        <w:pStyle w:val="BodyText"/>
-      </w:pPr>
-      <w:r>
-        <w:t xml:space="preserve">All four doped supercells relaxed to maximum forces below the 0.005 Ry/Bohr threshold (Section 2.6; Pr_VO and Rb_VO trajectories in Figure S3). The pristine V</w:t>
-      </w:r>
-      <w:r>
-        <w:rPr>
-          <w:vertAlign w:val="subscript"/>
-        </w:rPr>
-        <w:t xml:space="preserve">O</w:t>
-      </w:r>
-      <w:r>
-        <w:t xml:space="preserve"> </w:t>
-      </w:r>
-      <w:r>
-        <w:t xml:space="preserve">cell, which required a modified mixing scheme to converge (Section S1), was stopped at 0.0056 Ry/Bohr, slightly above the threshold. Figure 1 shows the (010) atomic plane that contains the dopant site and the vacancy, at ideal positions and in the relaxed Rb_VO cell as read from its final coordinates (Table S8). The vacant site is an equatorial first-shell oxygen of the dopant site, 1.95 Å from the ideal cation position. In the relaxed cell the Rb ion has moved 1.27 Å from that position towards the vacancy and lies 0.87 Å from the vacant oxygen site; its four nearest oxygens are at 2.54 (two), 2.56 and 2.71 Å and the next two at 2.95 and 3.07 Å. The two Ti atoms that were bonded to the removed oxygen have moved away from it, to 2.36 and 2.38 Å from the vacant site (ideal Ti–O distances 2.03 and 1.95 Å). The large monovalent ion thus occupies part of the space vacated by the oxygen. The displacement is measured from the ideal anatase site, because the relaxed Rb_perfect coordinates were not available, and the shortest Rb–O distance (2.54 Å) is 0.38 Å below the Shannon-radius sum for six-fold Rb</w:t>
-      </w:r>
-      <w:r>
-        <w:rPr>
-          <w:vertAlign w:val="superscript"/>
-        </w:rPr>
-        <w:t xml:space="preserve">+</w:t>
-      </w:r>
-      <w:r>
-        <w:t xml:space="preserve">–O</w:t>
-      </w:r>
-      <w:r>
-        <w:rPr>
-          <w:vertAlign w:val="superscript"/>
-        </w:rPr>
         <w:t xml:space="preserve">2−</w:t>
       </w:r>
       <w:r>
         <w:t xml:space="preserve"> </w:t>
       </w:r>
       <w:r>
-        <w:t xml:space="preserve">(2.92 Å [26]), as for the short Pr–O distance noted in Section 2.3.</w:t>
-      </w:r>
-      <w:r>
-        <w:t xml:space="preserve"> </w:t>
-      </w:r>
-      <w:r>
-        <w:rPr>
-          <w:bCs/>
-          <w:b/>
-        </w:rPr>
-        <w:t xml:space="preserve">[AUTHOR ACTION: the relaxed Pr_VO coordinates were not available for this revision; place the pw.x output of the relaxed Pr_VO cell in figures/data/ so that make_fig1_structures.py adds panel (c), and state the Pr displacement and Pr–O distances here.]</w:t>
-      </w:r>
-      <w:r>
-        <w:t xml:space="preserve"> </w:t>
-      </w:r>
-      <w:r>
-        <w:t xml:space="preserve">Because the residual forces of the doped cells (0.07–0.11 eV/Å) are larger than the 0.01–0.03 eV/Å typically used for defect energetics, bond lengths quoted here are indicative, and the sensitivity of the energetics to tighter relaxation has not been tested (Section 5).</w:t>
+        <w:t xml:space="preserve">(2.92 Å [26]), as for the short Pr–O distance noted in Section 2.3. The relaxed Pr_VO geometry was not analysed in the same way, because its output was not available for this revision. Because the residual forces of the doped cells (0.07–0.11 eV/Å) are larger than the 0.01–0.03 eV/Å typically used for defect energetics, bond lengths quoted here are indicative, and the sensitivity of the energetics to tighter relaxation has not been tested (Section 5).</w:t>
       </w:r>
     </w:p>
     <w:p>
@@ -3290,7 +2991,7 @@
         <w:t xml:space="preserve"> </w:t>
       </w:r>
       <w:r>
-        <w:t xml:space="preserve">= +4.74 eV. In the Pr-substituted cell E</w:t>
+        <w:t xml:space="preserve">= +4.74 eV, a lower bound because the perfect reference cell was not relaxed (Section 2.6). In the Pr-substituted cell E</w:t>
       </w:r>
       <w:r>
         <w:rPr>
@@ -3323,7 +3024,7 @@
         <w:t xml:space="preserve">2</w:t>
       </w:r>
       <w:r>
-        <w:t xml:space="preserve">, by 3.45 eV for Pr and 8.81 eV for Rb (differences of the unrounded values). At this reference the Pr cell remains uphill, so oxygen removal is not spontaneous; the Rb cell is downhill, so the vacancy-free Rb-substituted cell is unstable against oxygen loss. Structural relaxation may contribute to the Rb reduction: the Rb ion lies 1.27 Å off its ideal site, in the space vacated by the oxygen (Section 3.1). The relaxation energy of the Rb_VO cell was not computed, and the pristine and Pr values also contain relaxation, so its share of the reduction is unknown. The Pr–Rb contrast ΔE</w:t>
+        <w:t xml:space="preserve">, by at least 3.45 eV for Pr and 8.81 eV for Rb (differences of the unrounded values; lower bounds for the same reason). At this reference the Pr cell remains uphill, so oxygen removal is not spontaneous; the Rb cell is downhill, so the vacancy-free Rb-substituted cell is unstable against oxygen loss. Structural relaxation may contribute to the Rb reduction: the Rb ion lies 1.27 Å off its ideal site, in the space vacated by the oxygen (Section 3.1). The relaxation energy of the Rb_VO cell was not computed, and the pristine and Pr values also contain relaxation, so its share of the reduction is unknown. The Pr–Rb contrast ΔE</w:t>
       </w:r>
       <w:r>
         <w:rPr>
@@ -3618,6 +3319,15 @@
             <w:r>
               <w:t xml:space="preserve">−4275.01530</w:t>
             </w:r>
+            <w:r>
+              <w:t xml:space="preserve"> </w:t>
+            </w:r>
+            <w:r>
+              <w:rPr>
+                <w:vertAlign w:val="superscript"/>
+              </w:rPr>
+              <w:t xml:space="preserve">b</w:t>
+            </w:r>
           </w:p>
         </w:tc>
         <w:tc>
@@ -3962,14 +3672,77 @@
         <w:t xml:space="preserve">cell was not computed at 2×2×2 (the pristine perfect cell was, Section 3.7), so no 2×2×2 formation energy can be evaluated for the pristine host.</w:t>
       </w:r>
       <w:r>
-        <w:t xml:space="preserve"> </w:t>
-      </w:r>
-      <w:r>
-        <w:rPr>
-          <w:bCs/>
-          <w:b/>
-        </w:rPr>
-        <w:t xml:space="preserve">[AUTHOR ACTION: compute E(Pristine_VO) at 2×2×2 on the Γ geometry and complete this entry.]</w:t>
+        <w:rPr>
+          <w:iCs/>
+          <w:i/>
+        </w:rPr>
+        <w:t xml:space="preserve"> </w:t>
+      </w:r>
+      <w:r>
+        <w:rPr>
+          <w:vertAlign w:val="superscript"/>
+          <w:iCs/>
+          <w:i/>
+        </w:rPr>
+        <w:t xml:space="preserve">b</w:t>
+      </w:r>
+      <w:r>
+        <w:rPr>
+          <w:iCs/>
+          <w:i/>
+        </w:rPr>
+        <w:t xml:space="preserve"> </w:t>
+      </w:r>
+      <w:r>
+        <w:rPr>
+          <w:iCs/>
+          <w:i/>
+        </w:rPr>
+        <w:t xml:space="preserve">E(Pristine_perfect) is a single point on unrelaxed positions (F</w:t>
+      </w:r>
+      <w:r>
+        <w:rPr>
+          <w:vertAlign w:val="subscript"/>
+          <w:iCs/>
+          <w:i/>
+        </w:rPr>
+        <w:t xml:space="preserve">max</w:t>
+      </w:r>
+      <w:r>
+        <w:rPr>
+          <w:iCs/>
+          <w:i/>
+        </w:rPr>
+        <w:t xml:space="preserve"> </w:t>
+      </w:r>
+      <w:r>
+        <w:rPr>
+          <w:iCs/>
+          <w:i/>
+        </w:rPr>
+        <w:t xml:space="preserve">0.0225 Ry/Bohr, Section 2.6), so the pristine E</w:t>
+      </w:r>
+      <w:r>
+        <w:rPr>
+          <w:vertAlign w:val="subscript"/>
+          <w:iCs/>
+          <w:i/>
+        </w:rPr>
+        <w:t xml:space="preserve">f</w:t>
+      </w:r>
+      <w:r>
+        <w:rPr>
+          <w:iCs/>
+          <w:i/>
+        </w:rPr>
+        <w:t xml:space="preserve"> </w:t>
+      </w:r>
+      <w:r>
+        <w:rPr>
+          <w:iCs/>
+          <w:i/>
+        </w:rPr>
+        <w:t xml:space="preserve">is a lower bound.</w:t>
       </w:r>
     </w:p>
     <w:p>
@@ -4085,101 +3858,242 @@
         <w:t xml:space="preserve"> </w:t>
       </w:r>
       <w:r>
-        <w:t xml:space="preserve">reference used here, a numerical comparison is not attempted, and the pristine value is used only as the internal reference for the two doped hosts.</w:t>
-      </w:r>
-      <w:r>
-        <w:t xml:space="preserve"> </w:t>
-      </w:r>
+        <w:t xml:space="preserve">reference used here, a numerical comparison is not attempted, and the pristine value is used only as the internal reference for the two doped hosts. On the 2×2×2 mesh the individual formation energies shift by −0.10 eV (Pr) and −0.14 eV (Rb) while the contrast moves from 5.36 to 5.39 eV, i.e. by +0.04 eV from the unrounded totals (defined as the 2×2×2 contrast minus the Γ-only contrast). The comparative conclusion is therefore insensitive to Brillouin-zone sampling at the 0.05 eV level, although the absolute values carry a 0.10–0.14 eV mesh dependence. The direction of the Rb result (a reduction of E</w:t>
+      </w:r>
+      <w:r>
+        <w:rPr>
+          <w:vertAlign w:val="subscript"/>
+        </w:rPr>
+        <w:t xml:space="preserve">f</w:t>
+      </w:r>
+      <w:r>
+        <w:t xml:space="preserve"> </w:t>
+      </w:r>
+      <w:r>
+        <w:t xml:space="preserve">relative to pristine) agrees with the combined experimental and computational finding of Tian et al. that Rb doping promotes V</w:t>
+      </w:r>
+      <w:r>
+        <w:rPr>
+          <w:vertAlign w:val="subscript"/>
+        </w:rPr>
+        <w:t xml:space="preserve">O</w:t>
+      </w:r>
+      <w:r>
+        <w:t xml:space="preserve"> </w:t>
+      </w:r>
+      <w:r>
+        <w:t xml:space="preserve">formation in TiO</w:t>
+      </w:r>
+      <w:r>
+        <w:rPr>
+          <w:vertAlign w:val="subscript"/>
+        </w:rPr>
+        <w:t xml:space="preserve">2</w:t>
+      </w:r>
+      <w:r>
+        <w:t xml:space="preserve"> </w:t>
+      </w:r>
+      <w:r>
+        <w:t xml:space="preserve">[15]; that work supports the direction of the effect, not the specific supercell value.</w:t>
+      </w:r>
+    </w:p>
+    <w:p>
+      <w:pPr>
+        <w:pStyle w:val="BodyText"/>
+      </w:pPr>
       <w:r>
         <w:rPr>
           <w:bCs/>
           <w:b/>
         </w:rPr>
-        <w:t xml:space="preserve">[AUTHOR ACTION: if a numerical comparison is wanted, read the oxygen-rich neutral-V</w:t>
-      </w:r>
-      <w:r>
-        <w:rPr>
-          <w:vertAlign w:val="subscript"/>
-          <w:bCs/>
-          <w:b/>
+        <w:t xml:space="preserve">3.3 Spin states and electron counts</w:t>
+      </w:r>
+    </w:p>
+    <w:p>
+      <w:pPr>
+        <w:pStyle w:val="BodyText"/>
+      </w:pPr>
+      <w:r>
+        <w:t xml:space="preserve">Table 3 collects the total and absolute magnetisation and the Fermi energy printed by the code for each production cell, and Figure 3 plots the magnetisations. Table 1 shows that every doped cell has an odd number of electrons. A collinear calculation of an odd-electron cell can converge to m = 0 only through fractional occupations, so the non-magnetic solutions found for Pr_perfect and Pr_VO are smeared solutions in which the formal hole (Pr_perfect) or the formal net excess electron (Pr_VO) is carried by fractionally occupied states at E</w:t>
+      </w:r>
+      <w:r>
+        <w:rPr>
+          <w:vertAlign w:val="subscript"/>
+        </w:rPr>
+        <w:t xml:space="preserve">F</w:t>
+      </w:r>
+      <w:r>
+        <w:t xml:space="preserve"> </w:t>
+      </w:r>
+      <w:r>
+        <w:t xml:space="preserve">with equal spin-up and spin-down weight (conduction-band states in Pr_VO, Figure 4; not yet documented for Pr_perfect). They are not closed-shell singlets. The one magnetic trial performed for Pr_VO (Section 2.5) converged to m = 1.00 μ</w:t>
+      </w:r>
+      <w:r>
+        <w:rPr>
+          <w:vertAlign w:val="subscript"/>
+        </w:rPr>
+        <w:t xml:space="preserve">B</w:t>
+      </w:r>
+      <w:r>
+        <w:t xml:space="preserve">, m</w:t>
+      </w:r>
+      <w:r>
+        <w:rPr>
+          <w:vertAlign w:val="subscript"/>
+        </w:rPr>
+        <w:t xml:space="preserve">abs</w:t>
+      </w:r>
+      <w:r>
+        <w:t xml:space="preserve"> </w:t>
+      </w:r>
+      <w:r>
+        <w:t xml:space="preserve">= 1.13 μ</w:t>
+      </w:r>
+      <w:r>
+        <w:rPr>
+          <w:vertAlign w:val="subscript"/>
+        </w:rPr>
+        <w:t xml:space="preserve">B</w:t>
+      </w:r>
+      <w:r>
+        <w:t xml:space="preserve">. In smearing free energy (Section 2.4) it lies 0.281 eV above the non-magnetic energy logged with it for comparison and 0.394 eV above the final production energy (Table S9, runs 4, 24 and 25); this free energy includes a −TS term that favours fractionally occupied solutions. The non-magnetic solution is therefore the lower of the two solutions tested at this smearing, and a broader search over spin seeds and local distortions would be needed to establish it as the ground state. For Pr_VO the projected densities of states (Section 3.6) show that the net excess electron occupies Ti-3d conduction-band states with no gap state; because the non-self-consistent run inherits the m = 0 density, its equal spin channels and zero site moments follow by construction and do not test the spin state. The occupation numbers near E</w:t>
+      </w:r>
+      <w:r>
+        <w:rPr>
+          <w:vertAlign w:val="subscript"/>
+        </w:rPr>
+        <w:t xml:space="preserve">F</w:t>
+      </w:r>
+      <w:r>
+        <w:t xml:space="preserve"> </w:t>
+      </w:r>
+      <w:r>
+        <w:t xml:space="preserve">were not extracted from the outputs. The isolated O</w:t>
+      </w:r>
+      <w:r>
+        <w:rPr>
+          <w:vertAlign w:val="subscript"/>
+        </w:rPr>
+        <w:t xml:space="preserve">2</w:t>
+      </w:r>
+      <w:r>
+        <w:t xml:space="preserve"> </w:t>
+      </w:r>
+      <w:r>
+        <w:t xml:space="preserve">reference converged to its triplet (m = 2.00 μ</w:t>
+      </w:r>
+      <w:r>
+        <w:rPr>
+          <w:vertAlign w:val="subscript"/>
+        </w:rPr>
+        <w:t xml:space="preserve">B</w:t>
+      </w:r>
+      <w:r>
+        <w:t xml:space="preserve">), which is the expected check of the spin-polarised pipeline, and the pristine V</w:t>
+      </w:r>
+      <w:r>
+        <w:rPr>
+          <w:vertAlign w:val="subscript"/>
         </w:rPr>
         <w:t xml:space="preserve">O</w:t>
       </w:r>
       <w:r>
-        <w:rPr>
-          <w:bCs/>
-          <w:b/>
-        </w:rPr>
-        <w:t xml:space="preserve"> </w:t>
-      </w:r>
-      <w:r>
-        <w:rPr>
-          <w:bCs/>
-          <w:b/>
-        </w:rPr>
-        <w:t xml:space="preserve">values from Fig. 5 of Arrigoni and Madsen and Fig. 1 of Boonchun et al. and state them with their chemical-potential definitions.]</w:t>
-      </w:r>
-      <w:r>
-        <w:t xml:space="preserve"> </w:t>
-      </w:r>
-      <w:r>
-        <w:t xml:space="preserve">On the 2×2×2 mesh the individual formation energies shift by −0.10 eV (Pr) and −0.14 eV (Rb) while the contrast moves from 5.36 to 5.39 eV, i.e. by +0.04 eV from the unrounded totals (defined as the 2×2×2 contrast minus the Γ-only contrast). The comparative conclusion is therefore insensitive to Brillouin-zone sampling at the 0.05 eV level, although the absolute values carry a 0.10–0.14 eV mesh dependence. The direction of the Rb result (a reduction of E</w:t>
-      </w:r>
-      <w:r>
-        <w:rPr>
-          <w:vertAlign w:val="subscript"/>
-        </w:rPr>
-        <w:t xml:space="preserve">f</w:t>
-      </w:r>
-      <w:r>
-        <w:t xml:space="preserve"> </w:t>
-      </w:r>
-      <w:r>
-        <w:t xml:space="preserve">relative to pristine) agrees with the combined experimental and computational finding of Tian et al. that Rb doping promotes V</w:t>
-      </w:r>
-      <w:r>
-        <w:rPr>
-          <w:vertAlign w:val="subscript"/>
-        </w:rPr>
-        <w:t xml:space="preserve">O</w:t>
-      </w:r>
-      <w:r>
-        <w:t xml:space="preserve"> </w:t>
-      </w:r>
-      <w:r>
-        <w:t xml:space="preserve">formation in TiO</w:t>
-      </w:r>
-      <w:r>
-        <w:rPr>
-          <w:vertAlign w:val="subscript"/>
-        </w:rPr>
-        <w:t xml:space="preserve">2</w:t>
-      </w:r>
-      <w:r>
-        <w:t xml:space="preserve"> </w:t>
-      </w:r>
-      <w:r>
-        <w:t xml:space="preserve">[15]; that work supports the direction of the effect, not the specific supercell value.</w:t>
-      </w:r>
-    </w:p>
-    <w:p>
-      <w:pPr>
-        <w:pStyle w:val="BodyText"/>
-      </w:pPr>
-      <w:r>
-        <w:rPr>
-          <w:bCs/>
-          <w:b/>
-        </w:rPr>
-        <w:t xml:space="preserve">3.3 Spin states and electron counts</w:t>
-      </w:r>
-    </w:p>
-    <w:p>
-      <w:pPr>
-        <w:pStyle w:val="BodyText"/>
-      </w:pPr>
-      <w:r>
-        <w:t xml:space="preserve">Table 3 collects the total and absolute magnetisation and the Fermi energy printed by the code for each production cell, and Figure 3 plots the magnetisations. Table 1 shows that every doped cell has an odd number of electrons. A collinear calculation of an odd-electron cell can converge to m = 0 only through fractional occupations, so the non-magnetic solutions found for Pr_perfect and Pr_VO are smeared solutions in which the formal hole (Pr_perfect) or the formal net excess electron (Pr_VO) is carried by fractionally occupied states at E</w:t>
+        <w:t xml:space="preserve"> </w:t>
+      </w:r>
+      <w:r>
+        <w:t xml:space="preserve">cell is non-magnetic (Section S1), in line with embedded coupled-cluster calculations that place the triplet of the neutral anatase vacancy 1.4 eV above a closed-shell colour-centre singlet [48].</w:t>
+      </w:r>
+    </w:p>
+    <w:p>
+      <w:pPr>
+        <w:pStyle w:val="BodyText"/>
+      </w:pPr>
+      <w:r>
+        <w:t xml:space="preserve">The Rb cells behave differently. Rb_perfect converged to m = 1.00 μ</w:t>
+      </w:r>
+      <w:r>
+        <w:rPr>
+          <w:vertAlign w:val="subscript"/>
+        </w:rPr>
+        <w:t xml:space="preserve">B</w:t>
+      </w:r>
+      <w:r>
+        <w:t xml:space="preserve"> </w:t>
+      </w:r>
+      <w:r>
+        <w:t xml:space="preserve">(m</w:t>
+      </w:r>
+      <w:r>
+        <w:rPr>
+          <w:vertAlign w:val="subscript"/>
+        </w:rPr>
+        <w:t xml:space="preserve">abs</w:t>
+      </w:r>
+      <w:r>
+        <w:t xml:space="preserve"> </w:t>
+      </w:r>
+      <w:r>
+        <w:t xml:space="preserve">= 1.00 μ</w:t>
+      </w:r>
+      <w:r>
+        <w:rPr>
+          <w:vertAlign w:val="subscript"/>
+        </w:rPr>
+        <w:t xml:space="preserve">B</w:t>
+      </w:r>
+      <w:r>
+        <w:t xml:space="preserve">) from the production starting magnetisation, and Rb_VO to m = −0.97 μ</w:t>
+      </w:r>
+      <w:r>
+        <w:rPr>
+          <w:vertAlign w:val="subscript"/>
+        </w:rPr>
+        <w:t xml:space="preserve">B</w:t>
+      </w:r>
+      <w:r>
+        <w:t xml:space="preserve"> </w:t>
+      </w:r>
+      <w:r>
+        <w:t xml:space="preserve">with m</w:t>
+      </w:r>
+      <w:r>
+        <w:rPr>
+          <w:vertAlign w:val="subscript"/>
+        </w:rPr>
+        <w:t xml:space="preserve">abs</w:t>
+      </w:r>
+      <w:r>
+        <w:t xml:space="preserve"> </w:t>
+      </w:r>
+      <w:r>
+        <w:t xml:space="preserve">= 1.21 μ</w:t>
+      </w:r>
+      <w:r>
+        <w:rPr>
+          <w:vertAlign w:val="subscript"/>
+        </w:rPr>
+        <w:t xml:space="preserve">B</w:t>
+      </w:r>
+      <w:r>
+        <w:t xml:space="preserve">. Single-point calculations started from zero magnetisation on the final Rb_VO geometry, at the production U without and with the D3 term (Section 3.7) and at other U values (Table S1), converge instead to m = 1.00 μ</w:t>
+      </w:r>
+      <w:r>
+        <w:rPr>
+          <w:vertAlign w:val="subscript"/>
+        </w:rPr>
+        <w:t xml:space="preserve">B</w:t>
+      </w:r>
+      <w:r>
+        <w:t xml:space="preserve">. The two solutions are nearly degenerate: the from-scratch Γ single point (m = 1.00 μ</w:t>
+      </w:r>
+      <w:r>
+        <w:rPr>
+          <w:vertAlign w:val="subscript"/>
+        </w:rPr>
+        <w:t xml:space="preserve">B</w:t>
+      </w:r>
+      <w:r>
+        <w:t xml:space="preserve">, E</w:t>
       </w:r>
       <w:r>
         <w:rPr>
@@ -4191,7 +4105,7 @@
         <w:t xml:space="preserve"> </w:t>
       </w:r>
       <w:r>
-        <w:t xml:space="preserve">with equal spin-up and spin-down weight (conduction-band states in Pr_VO, Figure 4; not yet documented for Pr_perfect). They are not closed-shell singlets. The one magnetic trial performed for Pr_VO (Section 2.5) converged to m = 1.00 μ</w:t>
+        <w:t xml:space="preserve">= 7.120 eV) lies 6.4 meV above the last relaxation step (m = −0.97 μ</w:t>
       </w:r>
       <w:r>
         <w:rPr>
@@ -4212,7 +4126,7 @@
         <w:t xml:space="preserve"> </w:t>
       </w:r>
       <w:r>
-        <w:t xml:space="preserve">= 1.13 μ</w:t>
+        <w:t xml:space="preserve">= 1.21 μ</w:t>
       </w:r>
       <w:r>
         <w:rPr>
@@ -4221,170 +4135,19 @@
         <w:t xml:space="preserve">B</w:t>
       </w:r>
       <w:r>
-        <w:t xml:space="preserve">. In smearing free energy (Section 2.4) it lies 0.281 eV above the non-magnetic energy logged with it for comparison and 0.394 eV above the final production energy (Table S9, runs 4, 24 and 25); this free energy includes a −TS term that favours fractionally occupied solutions. The non-magnetic solution is therefore the lower of the two solutions tested at this smearing, and a broader search over spin seeds and local distortions would be needed to establish it as the ground state. For Pr_VO the projected densities of states (Section 3.6) show that the net excess electron occupies Ti-3d conduction-band states with no gap state; because the non-self-consistent run inherits the m = 0 density, its equal spin channels and zero site moments follow by construction and do not test the spin state.</w:t>
-      </w:r>
-      <w:r>
-        <w:t xml:space="preserve"> </w:t>
-      </w:r>
-      <w:r>
-        <w:rPr>
-          <w:bCs/>
-          <w:b/>
-        </w:rPr>
-        <w:t xml:space="preserve">[AUTHOR ACTION: report the fractional occupations near E</w:t>
-      </w:r>
-      <w:r>
-        <w:rPr>
-          <w:vertAlign w:val="subscript"/>
-          <w:bCs/>
-          <w:b/>
+        <w:t xml:space="preserve">, E</w:t>
+      </w:r>
+      <w:r>
+        <w:rPr>
+          <w:vertAlign w:val="subscript"/>
         </w:rPr>
         <w:t xml:space="preserve">F</w:t>
       </w:r>
       <w:r>
-        <w:rPr>
-          <w:bCs/>
-          <w:b/>
-        </w:rPr>
-        <w:t xml:space="preserve"> </w:t>
-      </w:r>
-      <w:r>
-        <w:rPr>
-          <w:bCs/>
-          <w:b/>
-        </w:rPr>
-        <w:t xml:space="preserve">of the non-magnetic Pr_perfect and Pr_VO solutions from their self-consistent outputs.]</w:t>
-      </w:r>
-      <w:r>
-        <w:t xml:space="preserve"> </w:t>
-      </w:r>
-      <w:r>
-        <w:t xml:space="preserve">The isolated O</w:t>
-      </w:r>
-      <w:r>
-        <w:rPr>
-          <w:vertAlign w:val="subscript"/>
-        </w:rPr>
-        <w:t xml:space="preserve">2</w:t>
-      </w:r>
-      <w:r>
-        <w:t xml:space="preserve"> </w:t>
-      </w:r>
-      <w:r>
-        <w:t xml:space="preserve">reference converged to its triplet (m = 2.00 μ</w:t>
-      </w:r>
-      <w:r>
-        <w:rPr>
-          <w:vertAlign w:val="subscript"/>
-        </w:rPr>
-        <w:t xml:space="preserve">B</w:t>
-      </w:r>
-      <w:r>
-        <w:t xml:space="preserve">), which is the expected check of the spin-polarised pipeline, and the pristine V</w:t>
-      </w:r>
-      <w:r>
-        <w:rPr>
-          <w:vertAlign w:val="subscript"/>
-        </w:rPr>
-        <w:t xml:space="preserve">O</w:t>
-      </w:r>
-      <w:r>
-        <w:t xml:space="preserve"> </w:t>
-      </w:r>
-      <w:r>
-        <w:t xml:space="preserve">cell is non-magnetic (Section S1), in line with embedded coupled-cluster calculations that place the triplet of the neutral anatase vacancy 1.4 eV above a closed-shell colour-centre singlet [48].</w:t>
-      </w:r>
-    </w:p>
-    <w:p>
-      <w:pPr>
-        <w:pStyle w:val="BodyText"/>
-      </w:pPr>
-      <w:r>
-        <w:t xml:space="preserve">The Rb cells behave differently. Rb_perfect converged to m = 1.00 μ</w:t>
-      </w:r>
-      <w:r>
-        <w:rPr>
-          <w:vertAlign w:val="subscript"/>
-        </w:rPr>
-        <w:t xml:space="preserve">B</w:t>
-      </w:r>
-      <w:r>
-        <w:t xml:space="preserve"> </w:t>
-      </w:r>
-      <w:r>
-        <w:t xml:space="preserve">(m</w:t>
-      </w:r>
-      <w:r>
-        <w:rPr>
-          <w:vertAlign w:val="subscript"/>
-        </w:rPr>
-        <w:t xml:space="preserve">abs</w:t>
-      </w:r>
-      <w:r>
-        <w:t xml:space="preserve"> </w:t>
-      </w:r>
-      <w:r>
-        <w:t xml:space="preserve">= 1.00 μ</w:t>
-      </w:r>
-      <w:r>
-        <w:rPr>
-          <w:vertAlign w:val="subscript"/>
-        </w:rPr>
-        <w:t xml:space="preserve">B</w:t>
-      </w:r>
-      <w:r>
-        <w:t xml:space="preserve">) from the production starting magnetisation, and Rb_VO to m = −0.97 μ</w:t>
-      </w:r>
-      <w:r>
-        <w:rPr>
-          <w:vertAlign w:val="subscript"/>
-        </w:rPr>
-        <w:t xml:space="preserve">B</w:t>
-      </w:r>
-      <w:r>
-        <w:t xml:space="preserve"> </w:t>
-      </w:r>
-      <w:r>
-        <w:t xml:space="preserve">with m</w:t>
-      </w:r>
-      <w:r>
-        <w:rPr>
-          <w:vertAlign w:val="subscript"/>
-        </w:rPr>
-        <w:t xml:space="preserve">abs</w:t>
-      </w:r>
-      <w:r>
-        <w:t xml:space="preserve"> </w:t>
-      </w:r>
-      <w:r>
-        <w:t xml:space="preserve">= 1.21 μ</w:t>
-      </w:r>
-      <w:r>
-        <w:rPr>
-          <w:vertAlign w:val="subscript"/>
-        </w:rPr>
-        <w:t xml:space="preserve">B</w:t>
-      </w:r>
-      <w:r>
-        <w:t xml:space="preserve">. Single-point calculations started from zero magnetisation on the final Rb_VO geometry, at the production U without and with the D3 term (Section 3.7) and at other U values (Table S1), converge instead to m = 1.00 μ</w:t>
-      </w:r>
-      <w:r>
-        <w:rPr>
-          <w:vertAlign w:val="subscript"/>
-        </w:rPr>
-        <w:t xml:space="preserve">B</w:t>
-      </w:r>
-      <w:r>
-        <w:t xml:space="preserve">. The two solutions are nearly degenerate: the from-scratch Γ single point (m = 1.00 μ</w:t>
-      </w:r>
-      <w:r>
-        <w:rPr>
-          <w:vertAlign w:val="subscript"/>
-        </w:rPr>
-        <w:t xml:space="preserve">B</w:t>
-      </w:r>
-      <w:r>
-        <w:t xml:space="preserve">, E</w:t>
+        <w:t xml:space="preserve"> </w:t>
+      </w:r>
+      <w:r>
+        <w:t xml:space="preserve">= 7.133 eV; Tables S2a and S9). The self-consistent run that preceded the projected densities of states, started from 0.3 on Ti, reproduced the production Fermi energy to 0.1 meV, but the two solutions differ in E</w:t>
       </w:r>
       <w:r>
         <w:rPr>
@@ -4396,114 +4159,7 @@
         <w:t xml:space="preserve"> </w:t>
       </w:r>
       <w:r>
-        <w:t xml:space="preserve">= 7.120 eV) lies 6.4 meV above the last relaxation step (m = −0.97 μ</w:t>
-      </w:r>
-      <w:r>
-        <w:rPr>
-          <w:vertAlign w:val="subscript"/>
-        </w:rPr>
-        <w:t xml:space="preserve">B</w:t>
-      </w:r>
-      <w:r>
-        <w:t xml:space="preserve">, m</w:t>
-      </w:r>
-      <w:r>
-        <w:rPr>
-          <w:vertAlign w:val="subscript"/>
-        </w:rPr>
-        <w:t xml:space="preserve">abs</w:t>
-      </w:r>
-      <w:r>
-        <w:t xml:space="preserve"> </w:t>
-      </w:r>
-      <w:r>
-        <w:t xml:space="preserve">= 1.21 μ</w:t>
-      </w:r>
-      <w:r>
-        <w:rPr>
-          <w:vertAlign w:val="subscript"/>
-        </w:rPr>
-        <w:t xml:space="preserve">B</w:t>
-      </w:r>
-      <w:r>
-        <w:t xml:space="preserve">, E</w:t>
-      </w:r>
-      <w:r>
-        <w:rPr>
-          <w:vertAlign w:val="subscript"/>
-        </w:rPr>
-        <w:t xml:space="preserve">F</w:t>
-      </w:r>
-      <w:r>
-        <w:t xml:space="preserve"> </w:t>
-      </w:r>
-      <w:r>
-        <w:t xml:space="preserve">= 7.133 eV; Tables S2a and S9). The self-consistent run that preceded the projected densities of states, started from 0.3 on Ti, reproduced the production Fermi energy to 0.1 meV, but the two solutions differ in E</w:t>
-      </w:r>
-      <w:r>
-        <w:rPr>
-          <w:vertAlign w:val="subscript"/>
-        </w:rPr>
-        <w:t xml:space="preserve">F</w:t>
-      </w:r>
-      <w:r>
-        <w:t xml:space="preserve"> </w:t>
-      </w:r>
-      <w:r>
-        <w:t xml:space="preserve">by only 13 meV and that run’s total energy was not compared, so Figure 4 is taken to represent both near-degenerate solutions.</w:t>
-      </w:r>
-      <w:r>
-        <w:t xml:space="preserve"> </w:t>
-      </w:r>
-      <w:r>
-        <w:rPr>
-          <w:bCs/>
-          <w:b/>
-        </w:rPr>
-        <w:t xml:space="preserve">[AUTHOR ACTION: report E</w:t>
-      </w:r>
-      <w:r>
-        <w:rPr>
-          <w:vertAlign w:val="subscript"/>
-          <w:bCs/>
-          <w:b/>
-        </w:rPr>
-        <w:t xml:space="preserve">tot</w:t>
-      </w:r>
-      <w:r>
-        <w:rPr>
-          <w:bCs/>
-          <w:b/>
-        </w:rPr>
-        <w:t xml:space="preserve">, m and m</w:t>
-      </w:r>
-      <w:r>
-        <w:rPr>
-          <w:vertAlign w:val="subscript"/>
-          <w:bCs/>
-          <w:b/>
-        </w:rPr>
-        <w:t xml:space="preserve">abs</w:t>
-      </w:r>
-      <w:r>
-        <w:rPr>
-          <w:bCs/>
-          <w:b/>
-        </w:rPr>
-        <w:t xml:space="preserve"> </w:t>
-      </w:r>
-      <w:r>
-        <w:rPr>
-          <w:bCs/>
-          <w:b/>
-        </w:rPr>
-        <w:t xml:space="preserve">of the self-consistent run that preceded the Rb_VO projected densities of states.]</w:t>
-      </w:r>
-      <w:r>
-        <w:t xml:space="preserve"> </w:t>
-      </w:r>
-      <w:r>
-        <w:t xml:space="preserve">With three formal holes in Rb_perfect and one residual hole in Rb_VO (Table 1), the Ti-3d-only Hubbard treatment thus yields one unpaired spin in each Rb cell; the remaining two holes of Rb_perfect are spin-paired in this treatment (m</w:t>
+        <w:t xml:space="preserve">by only 13 meV and that run’s total energy was not recorded, so Figure 4 is taken to represent both near-degenerate solutions. With three formal holes in Rb_perfect and one residual hole in Rb_VO (Table 1), the Ti-3d-only Hubbard treatment thus yields one unpaired spin in each Rb cell; the remaining two holes of Rb_perfect are spin-paired in this treatment (m</w:t>
       </w:r>
       <w:r>
         <w:rPr>
@@ -4932,26 +4588,16 @@
               <w:jc w:val="left"/>
             </w:pPr>
             <w:r>
+              <w:t xml:space="preserve">–</w:t>
+            </w:r>
+            <w:r>
+              <w:t xml:space="preserve"> </w:t>
+            </w:r>
+            <w:r>
               <w:rPr>
-                <w:bCs/>
-                <w:b/>
+                <w:vertAlign w:val="superscript"/>
               </w:rPr>
-              <w:t xml:space="preserve">[AUTHOR ACTION: E</w:t>
-            </w:r>
-            <w:r>
-              <w:rPr>
-                <w:vertAlign w:val="subscript"/>
-                <w:bCs/>
-                <w:b/>
-              </w:rPr>
-              <w:t xml:space="preserve">F</w:t>
-            </w:r>
-            <w:r>
-              <w:rPr>
-                <w:bCs/>
-                <w:b/>
-              </w:rPr>
-              <w:t xml:space="preserve">]</w:t>
+              <w:t xml:space="preserve">c</w:t>
             </w:r>
           </w:p>
         </w:tc>
@@ -5384,7 +5030,51 @@
           <w:iCs/>
           <w:i/>
         </w:rPr>
-        <w:t xml:space="preserve">Reported as non-magnetic in Section S1; the printed values were not available for this revision.</w:t>
+        <w:t xml:space="preserve">Reported as non-magnetic in Section S1; the printed m</w:t>
+      </w:r>
+      <w:r>
+        <w:rPr>
+          <w:vertAlign w:val="subscript"/>
+          <w:iCs/>
+          <w:i/>
+        </w:rPr>
+        <w:t xml:space="preserve">abs</w:t>
+      </w:r>
+      <w:r>
+        <w:rPr>
+          <w:iCs/>
+          <w:i/>
+        </w:rPr>
+        <w:t xml:space="preserve"> </w:t>
+      </w:r>
+      <w:r>
+        <w:rPr>
+          <w:iCs/>
+          <w:i/>
+        </w:rPr>
+        <w:t xml:space="preserve">and E</w:t>
+      </w:r>
+      <w:r>
+        <w:rPr>
+          <w:vertAlign w:val="subscript"/>
+          <w:iCs/>
+          <w:i/>
+        </w:rPr>
+        <w:t xml:space="preserve">F</w:t>
+      </w:r>
+      <w:r>
+        <w:rPr>
+          <w:iCs/>
+          <w:i/>
+        </w:rPr>
+        <w:t xml:space="preserve"> </w:t>
+      </w:r>
+      <w:r>
+        <w:rPr>
+          <w:iCs/>
+          <w:i/>
+        </w:rPr>
+        <w:t xml:space="preserve">were not recorded.</w:t>
       </w:r>
       <w:r>
         <w:rPr>
@@ -5551,38 +5241,19 @@
         <w:pStyle w:val="BodyText"/>
       </w:pPr>
       <w:r>
-        <w:t xml:space="preserve">Because a Ti-3d-only Hubbard term provides no localising potential for holes on the oxygen sublattice, the three vacancy-free cells and Rb_VO were recomputed with an additional U = 5.5 eV on O-2p (Section 2.2), referred to below as the dual-U treatment. The pristine control is a single point; Pr_perfect and Rb_perfect were relaxed; the Rb_VO relaxation had not completed when its result was logged, so the Rb_VO entry is preliminary (Table S5). The magnetisations logged for these runs are total magnetisations m.</w:t>
-      </w:r>
-      <w:r>
-        <w:t xml:space="preserve"> </w:t>
-      </w:r>
-      <w:r>
-        <w:rPr>
-          <w:bCs/>
-          <w:b/>
-        </w:rPr>
-        <w:t xml:space="preserve">[AUTHOR ACTION: confirm from the output whether the dual-U Rb_VO relaxation finished, and give its final energy, m and m</w:t>
-      </w:r>
-      <w:r>
-        <w:rPr>
-          <w:vertAlign w:val="subscript"/>
-          <w:bCs/>
-          <w:b/>
+        <w:t xml:space="preserve">Because a Ti-3d-only Hubbard term provides no localising potential for holes on the oxygen sublattice, the three vacancy-free cells and Rb_VO were recomputed with an additional U = 5.5 eV on O-2p (Section 2.2), referred to below as the dual-U treatment. The pristine control is a single point; Pr_perfect and Rb_perfect were relaxed; the Rb_VO relaxation had not completed when its result was logged, so the Rb_VO entry is preliminary (Table S5). The magnetisations logged for these runs are total magnetisations m. The dual-U Rb energies were logged in eV; converted with the factor the run spreadsheet uses throughout (13.605693 eV/Ry, which reproduces the four production cells logged in both units to 0.0006 eV), they are −4324.98591 Ry (Rb_perfect) and −4284.02974 Ry (Rb_VO, incomplete relaxation), and m</w:t>
+      </w:r>
+      <w:r>
+        <w:rPr>
+          <w:vertAlign w:val="subscript"/>
         </w:rPr>
         <w:t xml:space="preserve">abs</w:t>
       </w:r>
       <w:r>
-        <w:rPr>
-          <w:bCs/>
-          <w:b/>
-        </w:rPr>
-        <w:t xml:space="preserve">.]</w:t>
-      </w:r>
-      <w:r>
-        <w:t xml:space="preserve"> </w:t>
-      </w:r>
-      <w:r>
-        <w:t xml:space="preserve">The results are collected in Table 4. The pristine control remains non-magnetic (m = 0.00 μ</w:t>
+        <w:t xml:space="preserve"> </w:t>
+      </w:r>
+      <w:r>
+        <w:t xml:space="preserve">was not recorded for any dual-U run (Table S5). The results are collected in Table 4. The pristine control remains non-magnetic (m = 0.00 μ</w:t>
       </w:r>
       <w:r>
         <w:rPr>
@@ -5633,45 +5304,7 @@
         <w:t xml:space="preserve"> </w:t>
       </w:r>
       <w:r>
-        <w:t xml:space="preserve">is pinned at a hole state near the valence-band edge instead of lying in the gap of an insulating cell, whether or not that hole is localised, although, as for all Fermi energies in this work (Section 3.6), the unaligned difference is a qualitative indicator only. Because the localising term was placed on O-2p, the spins are expected to reside on oxygen, but this has not been confirmed from site-projected moments or spin densities.</w:t>
-      </w:r>
-      <w:r>
-        <w:t xml:space="preserve"> </w:t>
-      </w:r>
-      <w:r>
-        <w:rPr>
-          <w:bCs/>
-          <w:b/>
-        </w:rPr>
-        <w:t xml:space="preserve">[AUTHOR ACTION: report m</w:t>
-      </w:r>
-      <w:r>
-        <w:rPr>
-          <w:vertAlign w:val="subscript"/>
-          <w:bCs/>
-          <w:b/>
-        </w:rPr>
-        <w:t xml:space="preserve">abs</w:t>
-      </w:r>
-      <w:r>
-        <w:rPr>
-          <w:bCs/>
-          <w:b/>
-        </w:rPr>
-        <w:t xml:space="preserve"> </w:t>
-      </w:r>
-      <w:r>
-        <w:rPr>
-          <w:bCs/>
-          <w:b/>
-        </w:rPr>
-        <w:t xml:space="preserve">and the Löwdin site moments of dual-U Rb_perfect and Pr_perfect (projwfc.x on the existing outputs).]</w:t>
-      </w:r>
-      <w:r>
-        <w:t xml:space="preserve"> </w:t>
-      </w:r>
-      <w:r>
-        <w:t xml:space="preserve">The formal hole count of each dual-U cell is matched by its spin count: one per Pr</w:t>
+        <w:t xml:space="preserve">is pinned at a hole state near the valence-band edge instead of lying in the gap of an insulating cell, whether or not that hole is localised, although, as for all Fermi energies in this work (Section 3.6), the unaligned difference is a qualitative indicator only. Because the localising term was placed on O-2p, the spins are expected to reside on oxygen, but this has not been confirmed from site-projected moments or spin densities. The formal hole count of each dual-U cell is matched by its spin count: one per Pr</w:t>
       </w:r>
       <w:r>
         <w:rPr>
@@ -6088,65 +5721,427 @@
       <w:r>
         <w:t xml:space="preserve">Two consequences follow. First, the dual-U spin count of the Rb cells equals the formal hole count and agrees with the q = +2 endpoint of the charged-cell series of Section 3.5, whereas the Ti-3d-only treatment gives one unpaired spin for the three holes of Rb_perfect. Second, the description of the Pr-substituted parent is method dependent: the hole is carried by a smeared non-magnetic solution in the Ti-3d-only treatment and by one unpaired spin, expected but not yet shown to reside on oxygen, in the dual-U treatment. The dual-U Pr_VO cell and the dual-U formation-energy cycles were not computed, so we do not know whether the formation energies of Table 2 change under the oxygen term; the statement that formation energies are less sensitive than localisation descriptors is an expectation, not a result of this work.</w:t>
       </w:r>
-      <w:r>
-        <w:t xml:space="preserve"> </w:t>
-      </w:r>
+    </w:p>
+    <w:p>
+      <w:pPr>
+        <w:pStyle w:val="BodyText"/>
+      </w:pPr>
       <w:r>
         <w:rPr>
           <w:bCs/>
           <w:b/>
         </w:rPr>
-        <w:t xml:space="preserve">[AUTHOR ACTION: relax Pr_VO under the dual-U scheme (the other three dual-U cells exist), extract the dual-U total energies of Rb_perfect and Rb_VO from their outputs, and report E</w:t>
-      </w:r>
-      <w:r>
-        <w:rPr>
-          <w:vertAlign w:val="subscript"/>
+        <w:t xml:space="preserve">3.5 Charged-cell spin series</w:t>
+      </w:r>
+    </w:p>
+    <w:p>
+      <w:pPr>
+        <w:pStyle w:val="BodyText"/>
+      </w:pPr>
+      <w:r>
+        <w:t xml:space="preserve">Relaxations of Pr_VO and Rb_VO at q = +1 and +2 (uniform background, no finite-size correction) converged in 216, 549, 293 and 360 ionic steps respectively; the raw total energies are listed in Table S9. Because the periodic-image electrostatics of a charged 2×2×1 cell are uncorrected, these energies are not used to derive ionisation energies or transition levels. The spin state is used as a diagnostic. For Pr_VO both m and m</w:t>
+      </w:r>
+      <w:r>
+        <w:rPr>
+          <w:vertAlign w:val="subscript"/>
+        </w:rPr>
+        <w:t xml:space="preserve">abs</w:t>
+      </w:r>
+      <w:r>
+        <w:t xml:space="preserve"> </w:t>
+      </w:r>
+      <w:r>
+        <w:t xml:space="preserve">remain 0.00 μ</w:t>
+      </w:r>
+      <w:r>
+        <w:rPr>
+          <w:vertAlign w:val="subscript"/>
+        </w:rPr>
+        <w:t xml:space="preserve">B</w:t>
+      </w:r>
+      <w:r>
+        <w:t xml:space="preserve"> </w:t>
+      </w:r>
+      <w:r>
+        <w:t xml:space="preserve">at q = 0, +1 and +2: the q = +1 cell (376 electrons) has no formal carriers, and the one formal hole of the q = +2 cell (375 electrons) remains unpolarised, as in Pr_perfect under the same treatment. For Rb_VO the magnitude of the total magnetisation rises from 0.97 μ</w:t>
+      </w:r>
+      <w:r>
+        <w:rPr>
+          <w:vertAlign w:val="subscript"/>
+        </w:rPr>
+        <w:t xml:space="preserve">B</w:t>
+      </w:r>
+      <w:r>
+        <w:t xml:space="preserve"> </w:t>
+      </w:r>
+      <w:r>
+        <w:t xml:space="preserve">(q = 0) to 1.99 μ</w:t>
+      </w:r>
+      <w:r>
+        <w:rPr>
+          <w:vertAlign w:val="subscript"/>
+        </w:rPr>
+        <w:t xml:space="preserve">B</w:t>
+      </w:r>
+      <w:r>
+        <w:t xml:space="preserve"> </w:t>
+      </w:r>
+      <w:r>
+        <w:t xml:space="preserve">(q = +1) and 2.99 μ</w:t>
+      </w:r>
+      <w:r>
+        <w:rPr>
+          <w:vertAlign w:val="subscript"/>
+        </w:rPr>
+        <w:t xml:space="preserve">B</w:t>
+      </w:r>
+      <w:r>
+        <w:t xml:space="preserve"> </w:t>
+      </w:r>
+      <w:r>
+        <w:t xml:space="preserve">(q = +2); the absolute magnetisation is 1.21 μ</w:t>
+      </w:r>
+      <w:r>
+        <w:rPr>
+          <w:vertAlign w:val="subscript"/>
+        </w:rPr>
+        <w:t xml:space="preserve">B</w:t>
+      </w:r>
+      <w:r>
+        <w:t xml:space="preserve"> </w:t>
+      </w:r>
+      <w:r>
+        <w:t xml:space="preserve">at q = 0 and 3.82 μ</w:t>
+      </w:r>
+      <w:r>
+        <w:rPr>
+          <w:vertAlign w:val="subscript"/>
+        </w:rPr>
+        <w:t xml:space="preserve">B</w:t>
+      </w:r>
+      <w:r>
+        <w:t xml:space="preserve"> </w:t>
+      </w:r>
+      <w:r>
+        <w:t xml:space="preserve">at q = +2 (not recorded at q = +1), so the charged cells also contain spin density of the opposite sign. Each electron removed from the Rb cell therefore uncovers one further unpaired spin, and the q = +2 endpoint corresponds to the three holes per Rb</w:t>
+      </w:r>
+      <w:r>
+        <w:rPr>
+          <w:vertAlign w:val="superscript"/>
+        </w:rPr>
+        <w:t xml:space="preserve">+</w:t>
+      </w:r>
+      <w:r>
+        <w:t xml:space="preserve"> </w:t>
+      </w:r>
+      <w:r>
+        <w:t xml:space="preserve">substitution found independently in the dual-U calculation of Section 3.4; the orbital character of the uncovered spins is not probed by this series. In the same Ti-3d-only treatment the neutral Rb_perfect cell, which has the same formal hole count (three) as Rb_VO at q = +2, carries only 1.00 μ</w:t>
+      </w:r>
+      <w:r>
+        <w:rPr>
+          <w:vertAlign w:val="subscript"/>
+        </w:rPr>
+        <w:t xml:space="preserve">B</w:t>
+      </w:r>
+      <w:r>
+        <w:t xml:space="preserve"> </w:t>
+      </w:r>
+      <w:r>
+        <w:t xml:space="preserve">(Section 3.3), and the one-hole Pr_VO cell at q = +2 carries none, so the number of unpaired spins per hole is not a fixed property of this treatment and the series is a count of spins rather than a test of the hole count. m</w:t>
+      </w:r>
+      <w:r>
+        <w:rPr>
+          <w:vertAlign w:val="subscript"/>
+        </w:rPr>
+        <w:t xml:space="preserve">abs</w:t>
+      </w:r>
+      <w:r>
+        <w:t xml:space="preserve"> </w:t>
+      </w:r>
+      <w:r>
+        <w:t xml:space="preserve">was not recorded for the q = +1 cell. The two probes are not fully independent, since both are PBE+U calculations on the same geometry family, but they rely on different mechanisms (an added localising potential versus electron removal) and agree.</w:t>
+      </w:r>
+    </w:p>
+    <w:p>
+      <w:pPr>
+        <w:pStyle w:val="BodyText"/>
+      </w:pPr>
+      <w:r>
+        <w:rPr>
           <w:bCs/>
           <w:b/>
         </w:rPr>
-        <w:t xml:space="preserve">f</w:t>
-      </w:r>
-      <w:r>
-        <w:rPr>
-          <w:bCs/>
-          <w:b/>
-        </w:rPr>
-        <w:t xml:space="preserve">(V</w:t>
-      </w:r>
-      <w:r>
-        <w:rPr>
-          <w:vertAlign w:val="subscript"/>
-          <w:bCs/>
-          <w:b/>
-        </w:rPr>
-        <w:t xml:space="preserve">O</w:t>
-      </w:r>
-      <w:r>
-        <w:rPr>
-          <w:bCs/>
-          <w:b/>
-        </w:rPr>
-        <w:t xml:space="preserve">) for both dopants with U(O-2p); this is the single most valuable addition before submission. A U(O-2p) sensitivity test (e.g. 4.5 and 6.5 eV on Pr_perfect) would show whether the one-hole localisation depends on the transferred value.]</w:t>
-      </w:r>
-    </w:p>
-    <w:p>
-      <w:pPr>
-        <w:pStyle w:val="BodyText"/>
-      </w:pPr>
-      <w:r>
-        <w:rPr>
-          <w:bCs/>
-          <w:b/>
-        </w:rPr>
-        <w:t xml:space="preserve">3.5 Charged-cell spin series</w:t>
-      </w:r>
-    </w:p>
-    <w:p>
-      <w:pPr>
-        <w:pStyle w:val="BodyText"/>
-      </w:pPr>
-      <w:r>
-        <w:t xml:space="preserve">Relaxations of Pr_VO and Rb_VO at q = +1 and +2 (uniform background, no finite-size correction) converged in 216, 549, 293 and 360 ionic steps respectively; the raw total energies are listed in Table S9. Because the periodic-image electrostatics of a charged 2×2×1 cell are uncorrected, these energies are not used to derive ionisation energies or transition levels. The spin state is used as a diagnostic. For Pr_VO both m and m</w:t>
+        <w:t xml:space="preserve">3.6 Electronic-structure diagnostics</w:t>
+      </w:r>
+    </w:p>
+    <w:p>
+      <w:pPr>
+        <w:pStyle w:val="BodyText"/>
+      </w:pPr>
+      <w:r>
+        <w:rPr>
+          <w:iCs/>
+          <w:i/>
+        </w:rPr>
+        <w:t xml:space="preserve">Fermi energies.</w:t>
+      </w:r>
+      <w:r>
+        <w:t xml:space="preserve"> </w:t>
+      </w:r>
+      <w:r>
+        <w:t xml:space="preserve">The Fermi energies printed for the production cells (Table 3) are 7.89 eV (pristine), 9.99 eV (Pr_VO) and 7.13 eV (Rb_VO). They are referenced to each cell’s own average electrostatic potential and are not aligned to a common vacuum or core level; in the insulating pristine cell the printed value lies in the gap at a position set by the smearing rather than by a physical level (the same Γ-only cell prints 7.89 eV in the production run and 8.24 eV in a single point of the k-mesh series at the same total energy, Table S2a). The differences (+2.10 eV for Pr_VO and −0.75 eV for Rb_VO relative to pristine; 2.86 eV between the two doped vacancy cells) should therefore be read as qualitative indicators and not as band offsets or carrier-density shifts. With that caveat, the large upward shift in Pr_VO is consistent with the net excess electron of Table 1 occupying conduction-band states in a cell containing one carrier per 570 Å</w:t>
+      </w:r>
+      <w:r>
+        <w:rPr>
+          <w:vertAlign w:val="superscript"/>
+        </w:rPr>
+        <w:t xml:space="preserve">3</w:t>
+      </w:r>
+      <w:r>
+        <w:t xml:space="preserve"> </w:t>
+      </w:r>
+      <w:r>
+        <w:t xml:space="preserve">(1.75×10</w:t>
+      </w:r>
+      <w:r>
+        <w:rPr>
+          <w:vertAlign w:val="superscript"/>
+        </w:rPr>
+        <w:t xml:space="preserve">21</w:t>
+      </w:r>
+      <w:r>
+        <w:t xml:space="preserve"> </w:t>
+      </w:r>
+      <w:r>
+        <w:t xml:space="preserve">cm</w:t>
+      </w:r>
+      <w:r>
+        <w:rPr>
+          <w:vertAlign w:val="superscript"/>
+        </w:rPr>
+        <w:t xml:space="preserve">−3</w:t>
+      </w:r>
+      <w:r>
+        <w:t xml:space="preserve">), and the small downward shift in Rb_VO is consistent with a partly filled oxygen-derived state near the valence-band edge. At realistic ETL carrier densities (10</w:t>
+      </w:r>
+      <w:r>
+        <w:rPr>
+          <w:vertAlign w:val="superscript"/>
+        </w:rPr>
+        <w:t xml:space="preserve">17</w:t>
+      </w:r>
+      <w:r>
+        <w:t xml:space="preserve">–10</w:t>
+      </w:r>
+      <w:r>
+        <w:rPr>
+          <w:vertAlign w:val="superscript"/>
+        </w:rPr>
+        <w:t xml:space="preserve">19</w:t>
+      </w:r>
+      <w:r>
+        <w:t xml:space="preserve"> </w:t>
+      </w:r>
+      <w:r>
+        <w:t xml:space="preserve">cm</w:t>
+      </w:r>
+      <w:r>
+        <w:rPr>
+          <w:vertAlign w:val="superscript"/>
+        </w:rPr>
+        <w:t xml:space="preserve">−3</w:t>
+      </w:r>
+      <w:r>
+        <w:t xml:space="preserve">) the corresponding conduction-band filling would be far smaller; no estimate is attempted here.</w:t>
+      </w:r>
+    </w:p>
+    <w:p>
+      <w:pPr>
+        <w:pStyle w:val="BodyText"/>
+      </w:pPr>
+      <w:r>
+        <w:rPr>
+          <w:iCs/>
+          <w:i/>
+        </w:rPr>
+        <w:t xml:space="preserve">Projected densities of states and site moments.</w:t>
+      </w:r>
+      <w:r>
+        <w:t xml:space="preserve"> </w:t>
+      </w:r>
+      <w:r>
+        <w:t xml:space="preserve">Figure 4 shows the spin-resolved projected densities of states of Pr_VO and Rb_VO from 2×2×2 non-self-consistent calculations on the relaxed cells (Section 2.8), and Figure S2 the spin-summed densities of states. In Pr_VO the O-2p valence band ends about 2.9 eV below E</w:t>
+      </w:r>
+      <w:r>
+        <w:rPr>
+          <w:vertAlign w:val="subscript"/>
+        </w:rPr>
+        <w:t xml:space="preserve">F</w:t>
+      </w:r>
+      <w:r>
+        <w:t xml:space="preserve"> </w:t>
+      </w:r>
+      <w:r>
+        <w:t xml:space="preserve">and the Fermi level lies in the Ti-3d conduction band. The occupied conduction-band states are 95 % Ti-3d, no feature appears inside the gap at this broadening, and the Pr-5d projection is small at both band edges. The electron count fixes 0.5 occupied states per spin channel; the broadened DOS integrates to 0.70 per channel between E</w:t>
+      </w:r>
+      <w:r>
+        <w:rPr>
+          <w:vertAlign w:val="subscript"/>
+        </w:rPr>
+        <w:t xml:space="preserve">F</w:t>
+      </w:r>
+      <w:r>
+        <w:t xml:space="preserve"> </w:t>
+      </w:r>
+      <w:r>
+        <w:t xml:space="preserve">− 0.6 eV and E</w:t>
+      </w:r>
+      <w:r>
+        <w:rPr>
+          <w:vertAlign w:val="subscript"/>
+        </w:rPr>
+        <w:t xml:space="preserve">F</w:t>
+      </w:r>
+      <w:r>
+        <w:t xml:space="preserve"> </w:t>
+      </w:r>
+      <w:r>
+        <w:t xml:space="preserve">because of the 0.136 eV Gaussian tails. Equal spin channels and Löwdin moments below 0.001 μ</w:t>
+      </w:r>
+      <w:r>
+        <w:rPr>
+          <w:vertAlign w:val="subscript"/>
+        </w:rPr>
+        <w:t xml:space="preserve">B</w:t>
+      </w:r>
+      <w:r>
+        <w:t xml:space="preserve"> </w:t>
+      </w:r>
+      <w:r>
+        <w:t xml:space="preserve">on every site follow from the m = 0 density on which this run is based (Section 3.3). The Pr-4f states are frozen in the core and cannot appear (Section 2.1). In Rb_VO the Fermi level lies at the top of the O-2p valence band and an empty state lies just above it in one spin channel only. In the eigenvalues it is a single minority-spin band 0.04–0.13 eV above E</w:t>
+      </w:r>
+      <w:r>
+        <w:rPr>
+          <w:vertAlign w:val="subscript"/>
+        </w:rPr>
+        <w:t xml:space="preserve">F</w:t>
+      </w:r>
+      <w:r>
+        <w:t xml:space="preserve">, 2.5 eV below the next minority band; in the broadened DOS it carries 0.79 states between E</w:t>
+      </w:r>
+      <w:r>
+        <w:rPr>
+          <w:vertAlign w:val="subscript"/>
+        </w:rPr>
+        <w:t xml:space="preserve">F</w:t>
+      </w:r>
+      <w:r>
+        <w:t xml:space="preserve"> </w:t>
+      </w:r>
+      <w:r>
+        <w:t xml:space="preserve">and E</w:t>
+      </w:r>
+      <w:r>
+        <w:rPr>
+          <w:vertAlign w:val="subscript"/>
+        </w:rPr>
+        <w:t xml:space="preserve">F</w:t>
+      </w:r>
+      <w:r>
+        <w:t xml:space="preserve"> </w:t>
+      </w:r>
+      <w:r>
+        <w:t xml:space="preserve">+ 0.6 eV in the minority channel and none in the majority channel, 93 % of it O-2p (Ti-3d 5 %). This empty minority-spin band is the residual hole of Table 1. The Löwdin moments locate it (Figure S1, Section S2.2). Of the total of +1.01 μ</w:t>
+      </w:r>
+      <w:r>
+        <w:rPr>
+          <w:vertAlign w:val="subscript"/>
+        </w:rPr>
+        <w:t xml:space="preserve">B</w:t>
+      </w:r>
+      <w:r>
+        <w:t xml:space="preserve">, +0.59 μ</w:t>
+      </w:r>
+      <w:r>
+        <w:rPr>
+          <w:vertAlign w:val="subscript"/>
+        </w:rPr>
+        <w:t xml:space="preserve">B</w:t>
+      </w:r>
+      <w:r>
+        <w:t xml:space="preserve"> </w:t>
+      </w:r>
+      <w:r>
+        <w:t xml:space="preserve">sits on a single oxygen, O8, and +0.11 μ</w:t>
+      </w:r>
+      <w:r>
+        <w:rPr>
+          <w:vertAlign w:val="subscript"/>
+        </w:rPr>
+        <w:t xml:space="preserve">B</w:t>
+      </w:r>
+      <w:r>
+        <w:t xml:space="preserve"> </w:t>
+      </w:r>
+      <w:r>
+        <w:t xml:space="preserve">on each of two further oxygens, O6 and O17; the oxygen sublattice carries +1.12 μ</w:t>
+      </w:r>
+      <w:r>
+        <w:rPr>
+          <w:vertAlign w:val="subscript"/>
+        </w:rPr>
+        <w:t xml:space="preserve">B</w:t>
+      </w:r>
+      <w:r>
+        <w:t xml:space="preserve"> </w:t>
+      </w:r>
+      <w:r>
+        <w:t xml:space="preserve">in total, the Ti sublattice −0.12 μ</w:t>
+      </w:r>
+      <w:r>
+        <w:rPr>
+          <w:vertAlign w:val="subscript"/>
+        </w:rPr>
+        <w:t xml:space="preserve">B</w:t>
+      </w:r>
+      <w:r>
+        <w:t xml:space="preserve"> </w:t>
+      </w:r>
+      <w:r>
+        <w:t xml:space="preserve">(at most −0.03 μ</w:t>
+      </w:r>
+      <w:r>
+        <w:rPr>
+          <w:vertAlign w:val="subscript"/>
+        </w:rPr>
+        <w:t xml:space="preserve">B</w:t>
+      </w:r>
+      <w:r>
+        <w:t xml:space="preserve"> </w:t>
+      </w:r>
+      <w:r>
+        <w:t xml:space="preserve">on any Ti) and Rb none. O8 is bonded to the displaced Rb ion (2.56 Å) and to two Ti atoms (1.96 Å) and lies 3.39 Å from the vacant site; it is also the oxygen with the largest Bader depletion (Section 3.7). The residual hole is therefore an O-2p hole with the largest share of its Löwdin moment on one oxygen next to the dopant and the rest on neighbouring oxygens; no Ti</w:t>
+      </w:r>
+      <w:r>
+        <w:rPr>
+          <w:vertAlign w:val="superscript"/>
+        </w:rPr>
+        <w:t xml:space="preserve">3+</w:t>
+      </w:r>
+      <w:r>
+        <w:t xml:space="preserve"> </w:t>
+      </w:r>
+      <w:r>
+        <w:t xml:space="preserve">centre forms. Koopmans-compliant hybrid-functional calculations find that holes in bulk anatase self-trap on a single oxygen site [49,50]; the Rb_VO hole is consistent with that picture, here bound next to the dopant. Because the relaxation retained the mirror plane of the cell (Section 2.4), configurations in which the hole sits on only one oxygen of a mirror-related pair were not sampled. The sum of the magnitudes of the Löwdin moments (1.24 μ</w:t>
+      </w:r>
+      <w:r>
+        <w:rPr>
+          <w:vertAlign w:val="subscript"/>
+        </w:rPr>
+        <w:t xml:space="preserve">B</w:t>
+      </w:r>
+      <w:r>
+        <w:t xml:space="preserve">) is close to m</w:t>
       </w:r>
       <w:r>
         <w:rPr>
@@ -6158,7 +6153,7 @@
         <w:t xml:space="preserve"> </w:t>
       </w:r>
       <w:r>
-        <w:t xml:space="preserve">remain 0.00 μ</w:t>
+        <w:t xml:space="preserve">(1.21 μ</w:t>
       </w:r>
       <w:r>
         <w:rPr>
@@ -6167,10 +6162,25 @@
         <w:t xml:space="preserve">B</w:t>
       </w:r>
       <w:r>
-        <w:t xml:space="preserve"> </w:t>
-      </w:r>
-      <w:r>
-        <w:t xml:space="preserve">at q = 0, +1 and +2: the q = +1 cell (376 electrons) has no formal carriers, and the one formal hole of the q = +2 cell (375 electrons) remains unpolarised, as in Pr_perfect under the same treatment. For Rb_VO the magnitude of the total magnetisation rises from 0.97 μ</w:t>
+        <w:t xml:space="preserve">). Löwdin moments depend on the projector basis, so these numbers locate the spin density rather than quantify it. The Kohn–Sham gap of Rb_VO from the non-self-consistent eigenvalues is 2.87 eV in the majority channel (valence-band top 0.22 eV below E</w:t>
+      </w:r>
+      <w:r>
+        <w:rPr>
+          <w:vertAlign w:val="subscript"/>
+        </w:rPr>
+        <w:t xml:space="preserve">F</w:t>
+      </w:r>
+      <w:r>
+        <w:t xml:space="preserve">, conduction-band minimum 2.65 eV above it); in the broadened DOS of Pr_VO the valence-band top and the conduction-band onset are 2.46 eV apart at a threshold of 0.5 states eV</w:t>
+      </w:r>
+      <w:r>
+        <w:rPr>
+          <w:vertAlign w:val="superscript"/>
+        </w:rPr>
+        <w:t xml:space="preserve">−1</w:t>
+      </w:r>
+      <w:r>
+        <w:t xml:space="preserve">, which underestimates the eigenvalue gap because of the broadening. In the run used for Figure 4 the net moment is positive, so the hole appears in the spin-down channel; the sign of m is arbitrary in a collinear calculation (the production relaxation has m = −0.97 μ</w:t>
       </w:r>
       <w:r>
         <w:rPr>
@@ -6179,480 +6189,7 @@
         <w:t xml:space="preserve">B</w:t>
       </w:r>
       <w:r>
-        <w:t xml:space="preserve"> </w:t>
-      </w:r>
-      <w:r>
-        <w:t xml:space="preserve">(q = 0) to 1.99 μ</w:t>
-      </w:r>
-      <w:r>
-        <w:rPr>
-          <w:vertAlign w:val="subscript"/>
-        </w:rPr>
-        <w:t xml:space="preserve">B</w:t>
-      </w:r>
-      <w:r>
-        <w:t xml:space="preserve"> </w:t>
-      </w:r>
-      <w:r>
-        <w:t xml:space="preserve">(q = +1) and 2.99 μ</w:t>
-      </w:r>
-      <w:r>
-        <w:rPr>
-          <w:vertAlign w:val="subscript"/>
-        </w:rPr>
-        <w:t xml:space="preserve">B</w:t>
-      </w:r>
-      <w:r>
-        <w:t xml:space="preserve"> </w:t>
-      </w:r>
-      <w:r>
-        <w:t xml:space="preserve">(q = +2); the absolute magnetisation is 1.21 μ</w:t>
-      </w:r>
-      <w:r>
-        <w:rPr>
-          <w:vertAlign w:val="subscript"/>
-        </w:rPr>
-        <w:t xml:space="preserve">B</w:t>
-      </w:r>
-      <w:r>
-        <w:t xml:space="preserve"> </w:t>
-      </w:r>
-      <w:r>
-        <w:t xml:space="preserve">at q = 0 and 3.82 μ</w:t>
-      </w:r>
-      <w:r>
-        <w:rPr>
-          <w:vertAlign w:val="subscript"/>
-        </w:rPr>
-        <w:t xml:space="preserve">B</w:t>
-      </w:r>
-      <w:r>
-        <w:t xml:space="preserve"> </w:t>
-      </w:r>
-      <w:r>
-        <w:t xml:space="preserve">at q = +2 (not recorded at q = +1), so the charged cells also contain spin density of the opposite sign. Each electron removed from the Rb cell therefore uncovers one further unpaired spin, and the q = +2 endpoint corresponds to the three holes per Rb</w:t>
-      </w:r>
-      <w:r>
-        <w:rPr>
-          <w:vertAlign w:val="superscript"/>
-        </w:rPr>
-        <w:t xml:space="preserve">+</w:t>
-      </w:r>
-      <w:r>
-        <w:t xml:space="preserve"> </w:t>
-      </w:r>
-      <w:r>
-        <w:t xml:space="preserve">substitution found independently in the dual-U calculation of Section 3.4; the orbital character of the uncovered spins is not probed by this series. In the same Ti-3d-only treatment the neutral Rb_perfect cell, which has the same formal hole count (three) as Rb_VO at q = +2, carries only 1.00 μ</w:t>
-      </w:r>
-      <w:r>
-        <w:rPr>
-          <w:vertAlign w:val="subscript"/>
-        </w:rPr>
-        <w:t xml:space="preserve">B</w:t>
-      </w:r>
-      <w:r>
-        <w:t xml:space="preserve"> </w:t>
-      </w:r>
-      <w:r>
-        <w:t xml:space="preserve">(Section 3.3), and the one-hole Pr_VO cell at q = +2 carries none, so the number of unpaired spins per hole is not a fixed property of this treatment and the series is a count of spins rather than a test of the hole count.</w:t>
-      </w:r>
-      <w:r>
-        <w:t xml:space="preserve"> </w:t>
-      </w:r>
-      <w:r>
-        <w:rPr>
-          <w:bCs/>
-          <w:b/>
-        </w:rPr>
-        <w:t xml:space="preserve">[AUTHOR ACTION: add m</w:t>
-      </w:r>
-      <w:r>
-        <w:rPr>
-          <w:vertAlign w:val="subscript"/>
-          <w:bCs/>
-          <w:b/>
-        </w:rPr>
-        <w:t xml:space="preserve">abs</w:t>
-      </w:r>
-      <w:r>
-        <w:rPr>
-          <w:bCs/>
-          <w:b/>
-        </w:rPr>
-        <w:t xml:space="preserve"> </w:t>
-      </w:r>
-      <w:r>
-        <w:rPr>
-          <w:bCs/>
-          <w:b/>
-        </w:rPr>
-        <w:t xml:space="preserve">of the q = +1 Rb_VO cell from its output.]</w:t>
-      </w:r>
-      <w:r>
-        <w:t xml:space="preserve"> </w:t>
-      </w:r>
-      <w:r>
-        <w:t xml:space="preserve">The two probes are not fully independent, since both are PBE+U calculations on the same geometry family, but they rely on different mechanisms (an added localising potential versus electron removal) and agree.</w:t>
-      </w:r>
-    </w:p>
-    <w:p>
-      <w:pPr>
-        <w:pStyle w:val="BodyText"/>
-      </w:pPr>
-      <w:r>
-        <w:rPr>
-          <w:bCs/>
-          <w:b/>
-        </w:rPr>
-        <w:t xml:space="preserve">3.6 Electronic-structure diagnostics</w:t>
-      </w:r>
-    </w:p>
-    <w:p>
-      <w:pPr>
-        <w:pStyle w:val="BodyText"/>
-      </w:pPr>
-      <w:r>
-        <w:rPr>
-          <w:iCs/>
-          <w:i/>
-        </w:rPr>
-        <w:t xml:space="preserve">Fermi energies.</w:t>
-      </w:r>
-      <w:r>
-        <w:t xml:space="preserve"> </w:t>
-      </w:r>
-      <w:r>
-        <w:t xml:space="preserve">The Fermi energies printed for the production cells (Table 3) are 7.89 eV (pristine), 9.99 eV (Pr_VO) and 7.13 eV (Rb_VO). They are referenced to each cell’s own average electrostatic potential and are not aligned to a common vacuum or core level; in the insulating pristine cell the printed value lies in the gap at a position set by the smearing rather than by a physical level (the same Γ-only cell prints 7.89 eV in the production run and 8.24 eV in a single point of the k-mesh series at the same total energy, Table S2a). The differences (+2.10 eV for Pr_VO and −0.75 eV for Rb_VO relative to pristine; 2.86 eV between the two doped vacancy cells) should therefore be read as qualitative indicators and not as band offsets or carrier-density shifts. With that caveat, the large upward shift in Pr_VO is consistent with the net excess electron of Table 1 occupying conduction-band states in a cell containing one carrier per 570 Å</w:t>
-      </w:r>
-      <w:r>
-        <w:rPr>
-          <w:vertAlign w:val="superscript"/>
-        </w:rPr>
-        <w:t xml:space="preserve">3</w:t>
-      </w:r>
-      <w:r>
-        <w:t xml:space="preserve"> </w:t>
-      </w:r>
-      <w:r>
-        <w:t xml:space="preserve">(1.75×10</w:t>
-      </w:r>
-      <w:r>
-        <w:rPr>
-          <w:vertAlign w:val="superscript"/>
-        </w:rPr>
-        <w:t xml:space="preserve">21</w:t>
-      </w:r>
-      <w:r>
-        <w:t xml:space="preserve"> </w:t>
-      </w:r>
-      <w:r>
-        <w:t xml:space="preserve">cm</w:t>
-      </w:r>
-      <w:r>
-        <w:rPr>
-          <w:vertAlign w:val="superscript"/>
-        </w:rPr>
-        <w:t xml:space="preserve">−3</w:t>
-      </w:r>
-      <w:r>
-        <w:t xml:space="preserve">), and the small downward shift in Rb_VO is consistent with a partly filled oxygen-derived state near the valence-band edge. At realistic ETL carrier densities (10</w:t>
-      </w:r>
-      <w:r>
-        <w:rPr>
-          <w:vertAlign w:val="superscript"/>
-        </w:rPr>
-        <w:t xml:space="preserve">17</w:t>
-      </w:r>
-      <w:r>
-        <w:t xml:space="preserve">–10</w:t>
-      </w:r>
-      <w:r>
-        <w:rPr>
-          <w:vertAlign w:val="superscript"/>
-        </w:rPr>
-        <w:t xml:space="preserve">19</w:t>
-      </w:r>
-      <w:r>
-        <w:t xml:space="preserve"> </w:t>
-      </w:r>
-      <w:r>
-        <w:t xml:space="preserve">cm</w:t>
-      </w:r>
-      <w:r>
-        <w:rPr>
-          <w:vertAlign w:val="superscript"/>
-        </w:rPr>
-        <w:t xml:space="preserve">−3</w:t>
-      </w:r>
-      <w:r>
-        <w:t xml:space="preserve">) the corresponding conduction-band filling would be far smaller; no estimate is attempted here.</w:t>
-      </w:r>
-      <w:r>
-        <w:t xml:space="preserve"> </w:t>
-      </w:r>
-      <w:r>
-        <w:rPr>
-          <w:bCs/>
-          <w:b/>
-        </w:rPr>
-        <w:t xml:space="preserve">[AUTHOR ACTION: if the Fermi-energy comparison is retained, align the cells by the average O-1s or Ti-2p core level, or by the macroscopic average potential far from the defect, and report the valence-band maximum and conduction-band minimum of each cell.]</w:t>
-      </w:r>
-    </w:p>
-    <w:p>
-      <w:pPr>
-        <w:pStyle w:val="BodyText"/>
-      </w:pPr>
-      <w:r>
-        <w:rPr>
-          <w:iCs/>
-          <w:i/>
-        </w:rPr>
-        <w:t xml:space="preserve">Projected densities of states and site moments.</w:t>
-      </w:r>
-      <w:r>
-        <w:t xml:space="preserve"> </w:t>
-      </w:r>
-      <w:r>
-        <w:t xml:space="preserve">Figure 4 shows the spin-resolved projected densities of states of Pr_VO and Rb_VO from 2×2×2 non-self-consistent calculations on the relaxed cells (Section 2.8), and Figure S2 the spin-summed densities of states. In Pr_VO the O-2p valence band ends about 2.9 eV below E</w:t>
-      </w:r>
-      <w:r>
-        <w:rPr>
-          <w:vertAlign w:val="subscript"/>
-        </w:rPr>
-        <w:t xml:space="preserve">F</w:t>
-      </w:r>
-      <w:r>
-        <w:t xml:space="preserve"> </w:t>
-      </w:r>
-      <w:r>
-        <w:t xml:space="preserve">and the Fermi level lies in the Ti-3d conduction band. The occupied conduction-band states are 95 % Ti-3d, no feature appears inside the gap at this broadening, and the Pr-5d projection is small at both band edges. The electron count fixes 0.5 occupied states per spin channel; the broadened DOS integrates to 0.70 per channel between E</w:t>
-      </w:r>
-      <w:r>
-        <w:rPr>
-          <w:vertAlign w:val="subscript"/>
-        </w:rPr>
-        <w:t xml:space="preserve">F</w:t>
-      </w:r>
-      <w:r>
-        <w:t xml:space="preserve"> </w:t>
-      </w:r>
-      <w:r>
-        <w:t xml:space="preserve">− 0.6 eV and E</w:t>
-      </w:r>
-      <w:r>
-        <w:rPr>
-          <w:vertAlign w:val="subscript"/>
-        </w:rPr>
-        <w:t xml:space="preserve">F</w:t>
-      </w:r>
-      <w:r>
-        <w:t xml:space="preserve"> </w:t>
-      </w:r>
-      <w:r>
-        <w:t xml:space="preserve">because of the 0.136 eV Gaussian tails. Equal spin channels and Löwdin moments below 0.001 μ</w:t>
-      </w:r>
-      <w:r>
-        <w:rPr>
-          <w:vertAlign w:val="subscript"/>
-        </w:rPr>
-        <w:t xml:space="preserve">B</w:t>
-      </w:r>
-      <w:r>
-        <w:t xml:space="preserve"> </w:t>
-      </w:r>
-      <w:r>
-        <w:t xml:space="preserve">on every site follow from the m = 0 density on which this run is based (Section 3.3). The Pr-4f states are frozen in the core and cannot appear (Section 2.1). In Rb_VO the Fermi level lies at the top of the O-2p valence band and an empty state lies just above it in one spin channel only. In the eigenvalues it is a single minority-spin band 0.04–0.13 eV above E</w:t>
-      </w:r>
-      <w:r>
-        <w:rPr>
-          <w:vertAlign w:val="subscript"/>
-        </w:rPr>
-        <w:t xml:space="preserve">F</w:t>
-      </w:r>
-      <w:r>
-        <w:t xml:space="preserve">, 2.5 eV below the next minority band; in the broadened DOS it carries 0.79 states between E</w:t>
-      </w:r>
-      <w:r>
-        <w:rPr>
-          <w:vertAlign w:val="subscript"/>
-        </w:rPr>
-        <w:t xml:space="preserve">F</w:t>
-      </w:r>
-      <w:r>
-        <w:t xml:space="preserve"> </w:t>
-      </w:r>
-      <w:r>
-        <w:t xml:space="preserve">and E</w:t>
-      </w:r>
-      <w:r>
-        <w:rPr>
-          <w:vertAlign w:val="subscript"/>
-        </w:rPr>
-        <w:t xml:space="preserve">F</w:t>
-      </w:r>
-      <w:r>
-        <w:t xml:space="preserve"> </w:t>
-      </w:r>
-      <w:r>
-        <w:t xml:space="preserve">+ 0.6 eV in the minority channel and none in the majority channel, 93 % of it O-2p (Ti-3d 5 %). This empty minority-spin band is the residual hole of Table 1. The Löwdin moments locate it (Figure S1, Section S2.2). Of the total of +1.01 μ</w:t>
-      </w:r>
-      <w:r>
-        <w:rPr>
-          <w:vertAlign w:val="subscript"/>
-        </w:rPr>
-        <w:t xml:space="preserve">B</w:t>
-      </w:r>
-      <w:r>
-        <w:t xml:space="preserve">, +0.59 μ</w:t>
-      </w:r>
-      <w:r>
-        <w:rPr>
-          <w:vertAlign w:val="subscript"/>
-        </w:rPr>
-        <w:t xml:space="preserve">B</w:t>
-      </w:r>
-      <w:r>
-        <w:t xml:space="preserve"> </w:t>
-      </w:r>
-      <w:r>
-        <w:t xml:space="preserve">sits on a single oxygen, O8, and +0.11 μ</w:t>
-      </w:r>
-      <w:r>
-        <w:rPr>
-          <w:vertAlign w:val="subscript"/>
-        </w:rPr>
-        <w:t xml:space="preserve">B</w:t>
-      </w:r>
-      <w:r>
-        <w:t xml:space="preserve"> </w:t>
-      </w:r>
-      <w:r>
-        <w:t xml:space="preserve">on each of two further oxygens, O6 and O17; the oxygen sublattice carries +1.12 μ</w:t>
-      </w:r>
-      <w:r>
-        <w:rPr>
-          <w:vertAlign w:val="subscript"/>
-        </w:rPr>
-        <w:t xml:space="preserve">B</w:t>
-      </w:r>
-      <w:r>
-        <w:t xml:space="preserve"> </w:t>
-      </w:r>
-      <w:r>
-        <w:t xml:space="preserve">in total, the Ti sublattice −0.12 μ</w:t>
-      </w:r>
-      <w:r>
-        <w:rPr>
-          <w:vertAlign w:val="subscript"/>
-        </w:rPr>
-        <w:t xml:space="preserve">B</w:t>
-      </w:r>
-      <w:r>
-        <w:t xml:space="preserve"> </w:t>
-      </w:r>
-      <w:r>
-        <w:t xml:space="preserve">(at most −0.03 μ</w:t>
-      </w:r>
-      <w:r>
-        <w:rPr>
-          <w:vertAlign w:val="subscript"/>
-        </w:rPr>
-        <w:t xml:space="preserve">B</w:t>
-      </w:r>
-      <w:r>
-        <w:t xml:space="preserve"> </w:t>
-      </w:r>
-      <w:r>
-        <w:t xml:space="preserve">on any Ti) and Rb none. O8 is bonded to the displaced Rb ion (2.56 Å) and to two Ti atoms (1.96 Å) and lies 3.39 Å from the vacant site; it is also the oxygen with the largest Bader depletion (Section 3.7). The residual hole is therefore an O-2p hole with the largest share of its Löwdin moment on one oxygen next to the dopant and the rest on neighbouring oxygens; no Ti</w:t>
-      </w:r>
-      <w:r>
-        <w:rPr>
-          <w:vertAlign w:val="superscript"/>
-        </w:rPr>
-        <w:t xml:space="preserve">3+</w:t>
-      </w:r>
-      <w:r>
-        <w:t xml:space="preserve"> </w:t>
-      </w:r>
-      <w:r>
-        <w:t xml:space="preserve">centre forms. Koopmans-compliant hybrid-functional calculations find that holes in bulk anatase self-trap on a single oxygen site [49,50]; the Rb_VO hole is consistent with that picture, here bound next to the dopant. Because the relaxation retained the mirror plane of the cell (Section 2.4), configurations in which the hole sits on only one oxygen of a mirror-related pair were not sampled. The sum of the magnitudes of the Löwdin moments (1.24 μ</w:t>
-      </w:r>
-      <w:r>
-        <w:rPr>
-          <w:vertAlign w:val="subscript"/>
-        </w:rPr>
-        <w:t xml:space="preserve">B</w:t>
-      </w:r>
-      <w:r>
-        <w:t xml:space="preserve">) is close to m</w:t>
-      </w:r>
-      <w:r>
-        <w:rPr>
-          <w:vertAlign w:val="subscript"/>
-        </w:rPr>
-        <w:t xml:space="preserve">abs</w:t>
-      </w:r>
-      <w:r>
-        <w:t xml:space="preserve"> </w:t>
-      </w:r>
-      <w:r>
-        <w:t xml:space="preserve">(1.21 μ</w:t>
-      </w:r>
-      <w:r>
-        <w:rPr>
-          <w:vertAlign w:val="subscript"/>
-        </w:rPr>
-        <w:t xml:space="preserve">B</w:t>
-      </w:r>
-      <w:r>
-        <w:t xml:space="preserve">). Löwdin moments depend on the projector basis, so these numbers locate the spin density rather than quantify it. The Kohn–Sham gap of Rb_VO from the non-self-consistent eigenvalues is 2.87 eV in the majority channel (valence-band top 0.22 eV below E</w:t>
-      </w:r>
-      <w:r>
-        <w:rPr>
-          <w:vertAlign w:val="subscript"/>
-        </w:rPr>
-        <w:t xml:space="preserve">F</w:t>
-      </w:r>
-      <w:r>
-        <w:t xml:space="preserve">, conduction-band minimum 2.65 eV above it); in the broadened DOS of Pr_VO the valence-band top and the conduction-band onset are 2.46 eV apart at a threshold of 0.5 states eV</w:t>
-      </w:r>
-      <w:r>
-        <w:rPr>
-          <w:vertAlign w:val="superscript"/>
-        </w:rPr>
-        <w:t xml:space="preserve">−1</w:t>
-      </w:r>
-      <w:r>
-        <w:t xml:space="preserve">, which underestimates the eigenvalue gap because of the broadening. In the run used for Figure 4 the net moment is positive, so the hole appears in the spin-down channel; the sign of m is arbitrary in a collinear calculation (the production relaxation has m = −0.97 μ</w:t>
-      </w:r>
-      <w:r>
-        <w:rPr>
-          <w:vertAlign w:val="subscript"/>
-        </w:rPr>
-        <w:t xml:space="preserve">B</w:t>
-      </w:r>
-      <w:r>
-        <w:t xml:space="preserve">). The Fermi energy of Pr_VO in Figure 4 (10.31 eV, 2×2×2 non-self-consistent) differs from the Γ-only self-consistent value (9.99 eV) because of the k-mesh dependence of the conduction-band filling; the Rb_VO Fermi energy is mesh-stable (7.13 versus 7.14 eV). In the non-self-consistent Rb_VO run pw.x reported 33–37 unconverged eigenvalues per k-point; in a Davidson calculation with 226 bands these are normally the highest bands, well above the hole band (band 188 of the minority channel) and the conduction-band minimum, but the upper conduction-band PDOS should be confirmed.</w:t>
-      </w:r>
-      <w:r>
-        <w:t xml:space="preserve"> </w:t>
-      </w:r>
-      <w:r>
-        <w:rPr>
-          <w:bCs/>
-          <w:b/>
-        </w:rPr>
-        <w:t xml:space="preserve">[AUTHOR ACTION: repeat the non-self-consistent step with diago_full_acc = .true., and report the eigenvalue gap of Pr_VO.]</w:t>
-      </w:r>
-      <w:r>
-        <w:t xml:space="preserve"> </w:t>
-      </w:r>
-      <w:r>
-        <w:rPr>
-          <w:bCs/>
-          <w:b/>
-        </w:rPr>
-        <w:t xml:space="preserve">[AUTHOR ACTION (optional): add the Rb_VO spin-density isosurface (pp.x, plot_num = 6) as Figure S4 to complement the Löwdin moments.]</w:t>
+        <w:t xml:space="preserve">). The Fermi energy of Pr_VO in Figure 4 (10.31 eV, 2×2×2 non-self-consistent) differs from the Γ-only self-consistent value (9.99 eV) because of the k-mesh dependence of the conduction-band filling; the Rb_VO Fermi energy is mesh-stable (7.13 versus 7.14 eV). In the non-self-consistent Rb_VO run pw.x reported 33–37 unconverged eigenvalues per k-point; in a Davidson calculation with 226 bands these are normally the highest bands, well above the hole band (band 188 of the minority channel) and the conduction-band minimum, but the upper conduction-band PDOS should be confirmed. The non-self-consistent step was not repeated with diago_full_acc = .true., and the Pr_VO eigenvalue gap was not extracted.</w:t>
       </w:r>
     </w:p>
     <w:p>
@@ -6810,17 +6347,379 @@
         <w:t xml:space="preserve"> </w:t>
       </w:r>
       <w:r>
-        <w:t xml:space="preserve">A single-point HSE06 calculation on the production Pristine_perfect geometry (Section 2.8, Table S5) converged to a non-magnetic solution. Because the datasets and exact-exchange settings of the hybrid run have not been confirmed, its total energy and Fermi energy are not compared with the PBE+U values. The check establishes only that the non-magnetic pristine state survives the change of functional, which is expected for a closed-shell cell without carriers; no hybrid calculation was performed on the doped or defective cells, so the dopant contrast of Table 2 and the localisation results of Sections 3.3–3.5 have not been verified at the hybrid level.</w:t>
-      </w:r>
-      <w:r>
-        <w:t xml:space="preserve"> </w:t>
-      </w:r>
+        <w:t xml:space="preserve">A single-point HSE06 calculation on the production Pristine_perfect geometry (Section 2.8, Table S5) converged to a non-magnetic solution. Its total energy and Fermi energy are not compared with the PBE+U values: the hybrid and PBE+U totals share no reference (Section 2.8), and the Fermi energies are unaligned (above). The check establishes only that the non-magnetic pristine state survives the change of functional, which is expected for a closed-shell cell without carriers; no hybrid calculation was performed on the doped or defective cells, so the dopant contrast of Table 2 and the localisation results of Sections 3.3–3.5 have not been verified at the hybrid level.</w:t>
+      </w:r>
+    </w:p>
+    <w:p>
+      <w:pPr>
+        <w:pStyle w:val="BodyText"/>
+      </w:pPr>
       <w:r>
         <w:rPr>
           <w:bCs/>
           <w:b/>
         </w:rPr>
-        <w:t xml:space="preserve">[AUTHOR ACTION: if the HSE06 result is retained, report the PBE+U and HSE06 band gaps of the pristine cell from the eigenvalues and resolve the pseudopotential question raised in Section 2.8.]</w:t>
+        <w:t xml:space="preserve">3.7 Sensitivity tests</w:t>
+      </w:r>
+    </w:p>
+    <w:p>
+      <w:pPr>
+        <w:pStyle w:val="BodyText"/>
+      </w:pPr>
+      <w:r>
+        <w:rPr>
+          <w:iCs/>
+          <w:i/>
+        </w:rPr>
+        <w:t xml:space="preserve">Hubbard U.</w:t>
+      </w:r>
+      <w:r>
+        <w:t xml:space="preserve"> </w:t>
+      </w:r>
+      <w:r>
+        <w:t xml:space="preserve">Single-point calculations at U(Ti-3d) = 3.0, 4.0 and 4.5 eV on the production Pristine_perfect, Pr_VO and Rb_VO geometries (Table S1) leave the magnetisations unchanged in kind. Pr_VO is non-magnetic at every U, and Rb_VO carries one unpaired spin at every U (m = 1.00 μ</w:t>
+      </w:r>
+      <w:r>
+        <w:rPr>
+          <w:vertAlign w:val="subscript"/>
+        </w:rPr>
+        <w:t xml:space="preserve">B</w:t>
+      </w:r>
+      <w:r>
+        <w:t xml:space="preserve"> </w:t>
+      </w:r>
+      <w:r>
+        <w:t xml:space="preserve">in the from-scratch single points, versus m = −0.97 μ</w:t>
+      </w:r>
+      <w:r>
+        <w:rPr>
+          <w:vertAlign w:val="subscript"/>
+        </w:rPr>
+        <w:t xml:space="preserve">B</w:t>
+      </w:r>
+      <w:r>
+        <w:t xml:space="preserve">, m</w:t>
+      </w:r>
+      <w:r>
+        <w:rPr>
+          <w:vertAlign w:val="subscript"/>
+        </w:rPr>
+        <w:t xml:space="preserve">abs</w:t>
+      </w:r>
+      <w:r>
+        <w:t xml:space="preserve"> </w:t>
+      </w:r>
+      <w:r>
+        <w:t xml:space="preserve">= 1.21 μ</w:t>
+      </w:r>
+      <w:r>
+        <w:rPr>
+          <w:vertAlign w:val="subscript"/>
+        </w:rPr>
+        <w:t xml:space="preserve">B</w:t>
+      </w:r>
+      <w:r>
+        <w:t xml:space="preserve"> </w:t>
+      </w:r>
+      <w:r>
+        <w:t xml:space="preserve">in the final relaxation step at U = 3.5 eV; see Section 3.3 for the two solutions). The printed Fermi energies of Pr_VO and Rb_VO vary by at most 0.26 eV across the 1.5 eV range; that of the insulating pristine cell lies in the gap and is not a physical level (Section 3.6). The total energies vary smoothly with U, by 6.1–6.6 eV per 0.5 eV step in all three cells. The qualitative Pr/Rb distinction in spin state is therefore not tied to the particular U(Ti-3d) used at fixed geometry; formation energies were not recomputed in the sweep.</w:t>
+      </w:r>
+    </w:p>
+    <w:p>
+      <w:pPr>
+        <w:pStyle w:val="BodyText"/>
+      </w:pPr>
+      <w:r>
+        <w:rPr>
+          <w:iCs/>
+          <w:i/>
+        </w:rPr>
+        <w:t xml:space="preserve">k-mesh.</w:t>
+      </w:r>
+      <w:r>
+        <w:t xml:space="preserve"> </w:t>
+      </w:r>
+      <w:r>
+        <w:t xml:space="preserve">For Pristine_perfect, Pr_VO and Rb_VO the total energy was computed at Γ, 2×2×1, 2×2×2 and 3×3×2 meshes at U = 3.5 eV. The Γ-only energies differ from the 3×3×2 values by 1.05, 1.08 and 1.16 eV per cell (22, 23 and 25 meV per atom), whereas the 2×2×1 energies are within 1.15, 1.05 and 0.42 meV per atom of 3×3×2. The Γ-only energies lie below the 3×3×2 values, and the 2×2×2 energies of the same series lie 0.2, 1.5 and 2.1 meV per atom above them for Pr_VO, Rb_VO and Pristine_perfect (Table S2a), so convergence beyond 2×2×1 is at the 1–2 meV per atom level and is not monotonic across mesh families. The Γ-only production energies are therefore not converged in absolute terms, and the formation energies of Table 2 rely on cancellation between the perfect and defective cell of the same host rather than on convergence of each total energy. The 2×2×2 column of Table 2 quantifies the residual: −0.10 eV (Pr), −0.14 eV (Rb) and +0.04 eV on their difference. Because the k-mesh single points start from scratch, the Γ-to-2×2×2 shifts include the differences between the from-scratch and relaxation-endpoint solutions at Γ (0.038 eV for Pr_VO and 6.4 meV for Rb_VO, Table S2a). If these offsets carry over to 2×2×2, they account for essentially all of the +0.04 eV change in the contrast (leaving 0.006 eV); the perfect-cell 2×2×2 runs were not checked for such offsets. A complete formation-energy cycle exists only at Γ and, for the doped hosts, at 2×2×2. The total magnetisations are mesh-independent: 0.00 μ</w:t>
+      </w:r>
+      <w:r>
+        <w:rPr>
+          <w:vertAlign w:val="subscript"/>
+        </w:rPr>
+        <w:t xml:space="preserve">B</w:t>
+      </w:r>
+      <w:r>
+        <w:t xml:space="preserve"> </w:t>
+      </w:r>
+      <w:r>
+        <w:t xml:space="preserve">for Pristine_perfect and Pr_VO and 0.99–1.00 μ</w:t>
+      </w:r>
+      <w:r>
+        <w:rPr>
+          <w:vertAlign w:val="subscript"/>
+        </w:rPr>
+        <w:t xml:space="preserve">B</w:t>
+      </w:r>
+      <w:r>
+        <w:t xml:space="preserve"> </w:t>
+      </w:r>
+      <w:r>
+        <w:t xml:space="preserve">for Rb_VO at every mesh, the latter being the from-scratch Rb_VO solution of Section 3.3.</w:t>
+      </w:r>
+    </w:p>
+    <w:p>
+      <w:pPr>
+        <w:pStyle w:val="BodyText"/>
+      </w:pPr>
+      <w:r>
+        <w:rPr>
+          <w:iCs/>
+          <w:i/>
+        </w:rPr>
+        <w:t xml:space="preserve">Dispersion.</w:t>
+      </w:r>
+      <w:r>
+        <w:t xml:space="preserve"> </w:t>
+      </w:r>
+      <w:r>
+        <w:t xml:space="preserve">D3(BJ) single points on the relaxed Pr_VO and Rb_VO cells gave dispersion contributions of −10.29 and −10.09 eV (Table S5). Because D3 is an additive geometric correction, the electronic part of each single point should reproduce the production total energy. It does so to 0.006 eV for Rb_VO but lies 0.038 eV above the production value for Pr_VO. The electronic part of the Pr_VO D3 single point is identical, to 10</w:t>
+      </w:r>
+      <w:r>
+        <w:rPr>
+          <w:vertAlign w:val="superscript"/>
+        </w:rPr>
+        <w:t xml:space="preserve">−5</w:t>
+      </w:r>
+      <w:r>
+        <w:t xml:space="preserve"> </w:t>
+      </w:r>
+      <w:r>
+        <w:t xml:space="preserve">Ry, to the from-scratch Γ single point of the k-mesh series (Table S2a), so the offset is common to the from-scratch single points and is not caused by the D3 term; its origin (a different smeared solution, a smearing difference or the manually stopped relaxation) has not been established. The dispersion energies of the perfect substituted cells and of the O</w:t>
+      </w:r>
+      <w:r>
+        <w:rPr>
+          <w:vertAlign w:val="subscript"/>
+        </w:rPr>
+        <w:t xml:space="preserve">2</w:t>
+      </w:r>
+      <w:r>
+        <w:t xml:space="preserve"> </w:t>
+      </w:r>
+      <w:r>
+        <w:t xml:space="preserve">reference were not computed, so the dispersion correction to E</w:t>
+      </w:r>
+      <w:r>
+        <w:rPr>
+          <w:vertAlign w:val="subscript"/>
+        </w:rPr>
+        <w:t xml:space="preserve">f</w:t>
+      </w:r>
+      <w:r>
+        <w:t xml:space="preserve">(V</w:t>
+      </w:r>
+      <w:r>
+        <w:rPr>
+          <w:vertAlign w:val="subscript"/>
+        </w:rPr>
+        <w:t xml:space="preserve">O</w:t>
+      </w:r>
+      <w:r>
+        <w:t xml:space="preserve">) and to ΔE</w:t>
+      </w:r>
+      <w:r>
+        <w:rPr>
+          <w:vertAlign w:val="subscript"/>
+        </w:rPr>
+        <w:t xml:space="preserve">f</w:t>
+      </w:r>
+      <w:r>
+        <w:t xml:space="preserve"> </w:t>
+      </w:r>
+      <w:r>
+        <w:t xml:space="preserve">cannot be reconstructed from these results: the correction to the contrast requires [D3(Pr_VO) − D3(Pr_perfect)] − [D3(Rb_VO) − D3(Rb_perfect)], of which only the two defective-cell terms are available. The effect of dispersion on the vacancy energetics is therefore undetermined. The D3 single points give m = 0.00 μ</w:t>
+      </w:r>
+      <w:r>
+        <w:rPr>
+          <w:vertAlign w:val="subscript"/>
+        </w:rPr>
+        <w:t xml:space="preserve">B</w:t>
+      </w:r>
+      <w:r>
+        <w:t xml:space="preserve"> </w:t>
+      </w:r>
+      <w:r>
+        <w:t xml:space="preserve">(Pr_VO) and 1.00 μ</w:t>
+      </w:r>
+      <w:r>
+        <w:rPr>
+          <w:vertAlign w:val="subscript"/>
+        </w:rPr>
+        <w:t xml:space="preserve">B</w:t>
+      </w:r>
+      <w:r>
+        <w:t xml:space="preserve"> </w:t>
+      </w:r>
+      <w:r>
+        <w:t xml:space="preserve">(Rb_VO) and Fermi energies within 0.02 eV of the production values; the Rb_VO value is the from-scratch solution discussed in Section 3.3, not the production solution (m = −0.97 μ</w:t>
+      </w:r>
+      <w:r>
+        <w:rPr>
+          <w:vertAlign w:val="subscript"/>
+        </w:rPr>
+        <w:t xml:space="preserve">B</w:t>
+      </w:r>
+      <w:r>
+        <w:t xml:space="preserve">, m</w:t>
+      </w:r>
+      <w:r>
+        <w:rPr>
+          <w:vertAlign w:val="subscript"/>
+        </w:rPr>
+        <w:t xml:space="preserve">abs</w:t>
+      </w:r>
+      <w:r>
+        <w:t xml:space="preserve"> </w:t>
+      </w:r>
+      <w:r>
+        <w:t xml:space="preserve">= 1.21 μ</w:t>
+      </w:r>
+      <w:r>
+        <w:rPr>
+          <w:vertAlign w:val="subscript"/>
+        </w:rPr>
+        <w:t xml:space="preserve">B</w:t>
+      </w:r>
+      <w:r>
+        <w:t xml:space="preserve">).</w:t>
+      </w:r>
+    </w:p>
+    <w:p>
+      <w:pPr>
+        <w:pStyle w:val="BodyText"/>
+      </w:pPr>
+      <w:r>
+        <w:rPr>
+          <w:iCs/>
+          <w:i/>
+        </w:rPr>
+        <w:t xml:space="preserve">Alternative vacancy sites in the Pr cell.</w:t>
+      </w:r>
+      <w:r>
+        <w:t xml:space="preserve"> </w:t>
+      </w:r>
+      <w:r>
+        <w:t xml:space="preserve">Three further Pr_VO cells were relaxed with the vacancy at oxygen sites 1, 7 and 17 of the orchestration input (Table S4; these labels are not the pw.x atom numbers used elsewhere). Sites 1 and 17 are symmetry-equivalent second-shell positions (Pr–O = 3.99 Å) and give E</w:t>
+      </w:r>
+      <w:r>
+        <w:rPr>
+          <w:vertAlign w:val="subscript"/>
+        </w:rPr>
+        <w:t xml:space="preserve">f</w:t>
+      </w:r>
+      <w:r>
+        <w:t xml:space="preserve"> </w:t>
+      </w:r>
+      <w:r>
+        <w:t xml:space="preserve">= +2.07 eV each, agreeing to 0.1 meV; the more distant site 7 (4.94 Å) gives +2.72 eV. The production site is thus the lowest of the four sampled sites by 0.78 eV. This is a comparison among selected configurations in a 2×2×1 cell, where</w:t>
+      </w:r>
+      <w:r>
+        <w:t xml:space="preserve"> </w:t>
+      </w:r>
+      <w:r>
+        <w:t xml:space="preserve">“</w:t>
+      </w:r>
+      <w:r>
+        <w:t xml:space="preserve">distant</w:t>
+      </w:r>
+      <w:r>
+        <w:t xml:space="preserve">”</w:t>
+      </w:r>
+      <w:r>
+        <w:t xml:space="preserve"> </w:t>
+      </w:r>
+      <w:r>
+        <w:t xml:space="preserve">sites are still within one lattice parameter of the periodic images of the dopant. It indicates a preference for the production site over the two more distant positions sampled but is not a global search. Read as a dopant–vacancy association energy in this cell, moving the vacancy from the most distant sampled site to the production site releases 1.43 eV (0.78 eV from the second shell); because the distant site lies within one lattice parameter of periodic images of the dopant, this is not a dilute-limit binding energy. The production site is a first-shell oxygen of the dopant site in the Rb cell, and the Löwdin populations of Pr_VO are consistent with the same site (Section 2.3); other first-shell sites were not computed, site multiplicities are not given, and no corresponding sampling was performed for the Rb cell. The positions of the removed oxygens are listed in Table S4.</w:t>
+      </w:r>
+    </w:p>
+    <w:p>
+      <w:pPr>
+        <w:pStyle w:val="BodyText"/>
+      </w:pPr>
+      <w:r>
+        <w:rPr>
+          <w:iCs/>
+          <w:i/>
+        </w:rPr>
+        <w:t xml:space="preserve">Bader charges.</w:t>
+      </w:r>
+      <w:r>
+        <w:t xml:space="preserve"> </w:t>
+      </w:r>
+      <w:r>
+        <w:t xml:space="preserve">Bader analysis of the relaxed Pr_VO and Rb_VO cells (Table S3) places 8.96 e on Pr and 8.13 e on Rb, i.e. charges of +2.04 e and +0.87 e relative to the PAW valence (±0.03 e; values implied by the recorded electron totals and sublattice means, Table S3), consistent with the +3 and +1 formal states after the usual reduction of Bader charges relative to formal values. The per-atom populations were not re-extracted for this revision, so the dopant values are those implied by the recorded totals and sublattice means; grid convergence of the Bader charges was not tested (Section 2.8). Relative to the Pr_VO cell, the 31 oxygen atoms of Rb_VO hold 0.97 e less in total, with the depletion concentrated on one oxygen bonded to the displaced Rb ion (−0.26 e, O8; Rb–O8 = 2.56 Å, 3.39 Å from the vacant site) and a second oxygen (−0.14 e, O30; 3.07 Å from Rb), with five further oxygens contributing −0.05 to −0.09 e each. The 15 Ti atoms show a uniform mean depletion of −0.012 e (−0.18 e in total) and no Ti differs by more than 0.05 e. No Ti site shows the excess of a few tenths of an electron, relative to the other Ti sites, that a localised Ti</w:t>
+      </w:r>
+      <w:r>
+        <w:rPr>
+          <w:vertAlign w:val="superscript"/>
+        </w:rPr>
+        <w:t xml:space="preserve">3+</w:t>
+      </w:r>
+      <w:r>
+        <w:t xml:space="preserve"> </w:t>
+      </w:r>
+      <w:r>
+        <w:t xml:space="preserve">centre would produce, although the expected size of that signal was not calibrated on a reference cell containing a Ti</w:t>
+      </w:r>
+      <w:r>
+        <w:rPr>
+          <w:vertAlign w:val="superscript"/>
+        </w:rPr>
+        <w:t xml:space="preserve">3+</w:t>
+      </w:r>
+      <w:r>
+        <w:t xml:space="preserve"> </w:t>
+      </w:r>
+      <w:r>
+        <w:t xml:space="preserve">centre, so the test is indicative rather than decisive. The comparison is between cells of different composition, so the differences contain chemical polarisation by the dopant as well as carrier redistribution, and Bader charges are not orbital occupations; the two cells also differ by two carriers (the net excess electron of Pr_VO and the residual hole of Rb_VO, Table 1), whose contributions to the oxygen depletion this comparison cannot separate; the result is therefore compatible with an oxygen-centred hole in Rb_VO, but it is not a hole count and carries no spin information. The Löwdin analysis of Section 3.6 supplies the spin information: the oxygen with the largest Bader depletion, O8, also carries the largest spin moment (+0.59 μ</w:t>
+      </w:r>
+      <w:r>
+        <w:rPr>
+          <w:vertAlign w:val="subscript"/>
+        </w:rPr>
+        <w:t xml:space="preserve">B</w:t>
+      </w:r>
+      <w:r>
+        <w:t xml:space="preserve">). A same-composition comparison (Rb_VO at q = 0 versus q = +1, or the spin density itself) would be more direct.</w:t>
+      </w:r>
+    </w:p>
+    <w:p>
+      <w:pPr>
+        <w:pStyle w:val="BodyText"/>
+      </w:pPr>
+      <w:r>
+        <w:rPr>
+          <w:iCs/>
+          <w:i/>
+        </w:rPr>
+        <w:t xml:space="preserve">Uncertainty of the main results.</w:t>
+      </w:r>
+      <w:r>
+        <w:t xml:space="preserve"> </w:t>
+      </w:r>
+      <w:r>
+        <w:t xml:space="preserve">Of the numerical settings, only the k-mesh was varied for the formation energies: it shifts the individual values by 0.10–0.14 eV and the Pr–Rb contrast by 0.04 eV, an amount that the from-scratch offsets of the 2×2×2 single points could account for. The plane-wave cut-off, the smearing entropy, the residual forces, the supercell size and the oxygen-reference error were not quantified (Section 5). The O</w:t>
+      </w:r>
+      <w:r>
+        <w:rPr>
+          <w:vertAlign w:val="subscript"/>
+        </w:rPr>
+        <w:t xml:space="preserve">2</w:t>
+      </w:r>
+      <w:r>
+        <w:t xml:space="preserve"> </w:t>
+      </w:r>
+      <w:r>
+        <w:t xml:space="preserve">reference error and any error common to the two doped hosts cancel in the contrast; the untested contributions would have to amount to several eV to change the sign of the Rb value (−4.06 eV) or to remove the contrast (5.36 eV), whereas the sign of the Pr value (+1.29 eV) and the reductions relative to the pristine host are more sensitive, the latter also to the relaxation status of the pristine perfect cell (Section 2.6).</w:t>
       </w:r>
     </w:p>
     <w:p>
@@ -6832,413 +6731,103 @@
           <w:bCs/>
           <w:b/>
         </w:rPr>
-        <w:t xml:space="preserve">3.7 Sensitivity tests</w:t>
-      </w:r>
-    </w:p>
-    <w:p>
-      <w:pPr>
-        <w:pStyle w:val="BodyText"/>
-      </w:pPr>
-      <w:r>
-        <w:rPr>
-          <w:iCs/>
-          <w:i/>
-        </w:rPr>
-        <w:t xml:space="preserve">Hubbard U.</w:t>
-      </w:r>
-      <w:r>
-        <w:t xml:space="preserve"> </w:t>
-      </w:r>
-      <w:r>
-        <w:t xml:space="preserve">Single-point calculations at U(Ti-3d) = 3.0, 4.0 and 4.5 eV on the production Pristine_perfect, Pr_VO and Rb_VO geometries (Table S1) leave the magnetisations unchanged in kind. Pr_VO is non-magnetic at every U, and Rb_VO carries one unpaired spin at every U (m = 1.00 μ</w:t>
-      </w:r>
-      <w:r>
-        <w:rPr>
-          <w:vertAlign w:val="subscript"/>
-        </w:rPr>
-        <w:t xml:space="preserve">B</w:t>
-      </w:r>
-      <w:r>
-        <w:t xml:space="preserve"> </w:t>
-      </w:r>
-      <w:r>
-        <w:t xml:space="preserve">in the from-scratch single points, versus m = −0.97 μ</w:t>
-      </w:r>
-      <w:r>
-        <w:rPr>
-          <w:vertAlign w:val="subscript"/>
-        </w:rPr>
-        <w:t xml:space="preserve">B</w:t>
-      </w:r>
-      <w:r>
-        <w:t xml:space="preserve">, m</w:t>
-      </w:r>
-      <w:r>
-        <w:rPr>
-          <w:vertAlign w:val="subscript"/>
-        </w:rPr>
-        <w:t xml:space="preserve">abs</w:t>
-      </w:r>
-      <w:r>
-        <w:t xml:space="preserve"> </w:t>
-      </w:r>
-      <w:r>
-        <w:t xml:space="preserve">= 1.21 μ</w:t>
-      </w:r>
-      <w:r>
-        <w:rPr>
-          <w:vertAlign w:val="subscript"/>
-        </w:rPr>
-        <w:t xml:space="preserve">B</w:t>
-      </w:r>
-      <w:r>
-        <w:t xml:space="preserve"> </w:t>
-      </w:r>
-      <w:r>
-        <w:t xml:space="preserve">in the final relaxation step at U = 3.5 eV; see Section 3.3 for the two solutions). The printed Fermi energies of Pr_VO and Rb_VO vary by at most 0.26 eV across the 1.5 eV range; that of the insulating pristine cell lies in the gap and is not a physical level (Section 3.6). The total energies vary smoothly with U, by 6.1–6.6 eV per 0.5 eV step in all three cells. The qualitative Pr/Rb distinction in spin state is therefore not tied to the particular U(Ti-3d) used at fixed geometry; formation energies were not recomputed in the sweep.</w:t>
-      </w:r>
-    </w:p>
-    <w:p>
-      <w:pPr>
-        <w:pStyle w:val="BodyText"/>
-      </w:pPr>
-      <w:r>
-        <w:rPr>
-          <w:iCs/>
-          <w:i/>
-        </w:rPr>
-        <w:t xml:space="preserve">k-mesh.</w:t>
-      </w:r>
-      <w:r>
-        <w:t xml:space="preserve"> </w:t>
-      </w:r>
-      <w:r>
-        <w:t xml:space="preserve">For Pristine_perfect, Pr_VO and Rb_VO the total energy was computed at Γ, 2×2×1, 2×2×2 and 3×3×2 meshes at U = 3.5 eV. The Γ-only energies differ from the 3×3×2 values by 1.05, 1.08 and 1.16 eV per cell (22, 23 and 25 meV per atom), whereas the 2×2×1 energies are within 1.15, 1.05 and 0.42 meV per atom of 3×3×2. The Γ-only energies lie below the 3×3×2 values, and the 2×2×2 energies of the same series lie 0.2, 1.5 and 2.1 meV per atom above them for Pr_VO, Rb_VO and Pristine_perfect (Table S2a), so convergence beyond 2×2×1 is at the 1–2 meV per atom level and is not monotonic across mesh families. The Γ-only production energies are therefore not converged in absolute terms, and the formation energies of Table 2 rely on cancellation between the perfect and defective cell of the same host rather than on convergence of each total energy. The 2×2×2 column of Table 2 quantifies the residual: −0.10 eV (Pr), −0.14 eV (Rb) and +0.04 eV on their difference. Because the k-mesh single points start from scratch, the Γ-to-2×2×2 shifts include the differences between the from-scratch and relaxation-endpoint solutions at Γ (0.038 eV for Pr_VO and 6.4 meV for Rb_VO, Table S2a). If these offsets carry over to 2×2×2, they account for essentially all of the +0.04 eV change in the contrast (leaving 0.006 eV); the perfect-cell 2×2×2 runs were not checked for such offsets. A complete formation-energy cycle exists only at Γ and, for the doped hosts, at 2×2×2. The total magnetisations are mesh-independent: 0.00 μ</w:t>
-      </w:r>
-      <w:r>
-        <w:rPr>
-          <w:vertAlign w:val="subscript"/>
-        </w:rPr>
-        <w:t xml:space="preserve">B</w:t>
-      </w:r>
-      <w:r>
-        <w:t xml:space="preserve"> </w:t>
-      </w:r>
-      <w:r>
-        <w:t xml:space="preserve">for Pristine_perfect and Pr_VO and 0.99–1.00 μ</w:t>
-      </w:r>
-      <w:r>
-        <w:rPr>
-          <w:vertAlign w:val="subscript"/>
-        </w:rPr>
-        <w:t xml:space="preserve">B</w:t>
-      </w:r>
-      <w:r>
-        <w:t xml:space="preserve"> </w:t>
-      </w:r>
-      <w:r>
-        <w:t xml:space="preserve">for Rb_VO at every mesh, the latter being the from-scratch Rb_VO solution of Section 3.3.</w:t>
-      </w:r>
-    </w:p>
-    <w:p>
-      <w:pPr>
-        <w:pStyle w:val="BodyText"/>
-      </w:pPr>
-      <w:r>
-        <w:rPr>
-          <w:iCs/>
-          <w:i/>
-        </w:rPr>
-        <w:t xml:space="preserve">Dispersion.</w:t>
-      </w:r>
-      <w:r>
-        <w:t xml:space="preserve"> </w:t>
-      </w:r>
-      <w:r>
-        <w:t xml:space="preserve">D3(BJ) single points on the relaxed Pr_VO and Rb_VO cells gave dispersion contributions of −10.29 and −10.09 eV (Table S5). Because D3 is an additive geometric correction, the electronic part of each single point should reproduce the production total energy. It does so to 0.006 eV for Rb_VO but lies 0.038 eV above the production value for Pr_VO. The electronic part of the Pr_VO D3 single point is identical, to 10</w:t>
-      </w:r>
-      <w:r>
-        <w:rPr>
-          <w:vertAlign w:val="superscript"/>
-        </w:rPr>
-        <w:t xml:space="preserve">−5</w:t>
-      </w:r>
-      <w:r>
-        <w:t xml:space="preserve"> </w:t>
-      </w:r>
-      <w:r>
-        <w:t xml:space="preserve">Ry, to the from-scratch Γ single point of the k-mesh series (Table S2a), so the offset is common to the from-scratch single points and is not caused by the D3 term; its origin (a different smeared solution, a smearing difference or the manually stopped relaxation) has not been established. The dispersion energies of the perfect substituted cells and of the O</w:t>
-      </w:r>
-      <w:r>
-        <w:rPr>
-          <w:vertAlign w:val="subscript"/>
-        </w:rPr>
-        <w:t xml:space="preserve">2</w:t>
-      </w:r>
-      <w:r>
-        <w:t xml:space="preserve"> </w:t>
-      </w:r>
-      <w:r>
-        <w:t xml:space="preserve">reference were not computed, so the dispersion correction to E</w:t>
-      </w:r>
-      <w:r>
-        <w:rPr>
-          <w:vertAlign w:val="subscript"/>
-        </w:rPr>
-        <w:t xml:space="preserve">f</w:t>
-      </w:r>
-      <w:r>
-        <w:t xml:space="preserve">(V</w:t>
-      </w:r>
-      <w:r>
-        <w:rPr>
-          <w:vertAlign w:val="subscript"/>
-        </w:rPr>
-        <w:t xml:space="preserve">O</w:t>
-      </w:r>
-      <w:r>
-        <w:t xml:space="preserve">) and to ΔE</w:t>
-      </w:r>
-      <w:r>
-        <w:rPr>
-          <w:vertAlign w:val="subscript"/>
-        </w:rPr>
-        <w:t xml:space="preserve">f</w:t>
-      </w:r>
-      <w:r>
-        <w:t xml:space="preserve"> </w:t>
-      </w:r>
-      <w:r>
-        <w:t xml:space="preserve">cannot be reconstructed from these results: the correction to the contrast requires [D3(Pr_VO) − D3(Pr_perfect)] − [D3(Rb_VO) − D3(Rb_perfect)], of which only the two defective-cell terms are available. The effect of dispersion on the vacancy energetics is therefore undetermined. The D3 single points give m = 0.00 μ</w:t>
-      </w:r>
-      <w:r>
-        <w:rPr>
-          <w:vertAlign w:val="subscript"/>
-        </w:rPr>
-        <w:t xml:space="preserve">B</w:t>
-      </w:r>
-      <w:r>
-        <w:t xml:space="preserve"> </w:t>
-      </w:r>
-      <w:r>
-        <w:t xml:space="preserve">(Pr_VO) and 1.00 μ</w:t>
-      </w:r>
-      <w:r>
-        <w:rPr>
-          <w:vertAlign w:val="subscript"/>
-        </w:rPr>
-        <w:t xml:space="preserve">B</w:t>
-      </w:r>
-      <w:r>
-        <w:t xml:space="preserve"> </w:t>
-      </w:r>
-      <w:r>
-        <w:t xml:space="preserve">(Rb_VO) and Fermi energies within 0.02 eV of the production values; the Rb_VO value is the from-scratch solution discussed in Section 3.3, not the production solution (m = −0.97 μ</w:t>
-      </w:r>
-      <w:r>
-        <w:rPr>
-          <w:vertAlign w:val="subscript"/>
-        </w:rPr>
-        <w:t xml:space="preserve">B</w:t>
-      </w:r>
-      <w:r>
-        <w:t xml:space="preserve">, m</w:t>
-      </w:r>
-      <w:r>
-        <w:rPr>
-          <w:vertAlign w:val="subscript"/>
-        </w:rPr>
-        <w:t xml:space="preserve">abs</w:t>
-      </w:r>
-      <w:r>
-        <w:t xml:space="preserve"> </w:t>
-      </w:r>
-      <w:r>
-        <w:t xml:space="preserve">= 1.21 μ</w:t>
-      </w:r>
-      <w:r>
-        <w:rPr>
-          <w:vertAlign w:val="subscript"/>
-        </w:rPr>
-        <w:t xml:space="preserve">B</w:t>
-      </w:r>
-      <w:r>
-        <w:t xml:space="preserve">).</w:t>
-      </w:r>
-      <w:r>
-        <w:t xml:space="preserve"> </w:t>
-      </w:r>
+        <w:t xml:space="preserve">4. Discussion</w:t>
+      </w:r>
+    </w:p>
+    <w:p>
+      <w:pPr>
+        <w:pStyle w:val="BodyText"/>
+      </w:pPr>
       <w:r>
         <w:rPr>
           <w:bCs/>
           <w:b/>
         </w:rPr>
-        <w:t xml:space="preserve">[AUTHOR ACTION: run D3 single points on Pr_perfect, Rb_perfect and the O</w:t>
-      </w:r>
-      <w:r>
-        <w:rPr>
-          <w:vertAlign w:val="subscript"/>
+        <w:t xml:space="preserve">4.1 The energetic ordering follows the formal electron count.</w:t>
+      </w:r>
+      <w:r>
+        <w:t xml:space="preserve"> </w:t>
+      </w:r>
+      <w:r>
+        <w:t xml:space="preserve">The three formation energies of Table 2 fall in the order pristine (+4.74 eV) &gt; Pr (+1.29 eV) &gt; Rb (−4.06 eV), which is the order of the formal hole count of the vacancy-free cells (0, 1, 3; Table 1) and also of increasing cation radius (Section 4.3). A neutral vacancy releases two electrons. In the pristine cell both must occupy conduction-band-derived states, and the full cost of oxygen removal is paid. In the Pr cell one of the two can instead fill the single acceptor-like hole introduced by Pr</w:t>
+      </w:r>
+      <w:r>
+        <w:rPr>
+          <w:vertAlign w:val="superscript"/>
+        </w:rPr>
+        <w:t xml:space="preserve">3+</w:t>
+      </w:r>
+      <w:r>
+        <w:t xml:space="preserve">, and in the Rb cell both can fill two of the three holes introduced by Rb</w:t>
+      </w:r>
+      <w:r>
+        <w:rPr>
+          <w:vertAlign w:val="superscript"/>
+        </w:rPr>
+        <w:t xml:space="preserve">+</w:t>
+      </w:r>
+      <w:r>
+        <w:t xml:space="preserve">. Transferring an electron from a conduction-band-like state to an oxygen-2p-derived hole near the valence-band edge recovers an energy of the order of the band gap, so reductions of a few eV per transferred electron are expected; the reductions found (at least 3.45 eV for one electron in the Pr cell and 8.81 eV for two in the Rb cell; lower bounds because the pristine reference cell is unrelaxed, Section 2.6) are of that order but not equal per electron. The Kohn–Sham gap of the Rb_VO cell is 2.87 eV and the band separation in the broadened densities of states of Pr_VO about 2.5 eV (Section 3.6), both smaller than either per-electron reduction (3.45 eV for Pr, 4.40 eV per electron for Rb), so electron transfer across the gap does not account for the reductions on its own. The remainder would have to come from other contributions, for example the electrostatic interaction between the vacancy and the dopant, which the dependence of E</w:t>
+      </w:r>
+      <w:r>
+        <w:rPr>
+          <w:vertAlign w:val="subscript"/>
+        </w:rPr>
+        <w:t xml:space="preserve">f</w:t>
+      </w:r>
+      <w:r>
+        <w:t xml:space="preserve"> </w:t>
+      </w:r>
+      <w:r>
+        <w:t xml:space="preserve">on the vacancy site in the Pr cell indicates (Section 3.7), lattice relaxation (the Rb ion lies 1.27 Å off its ideal site in Rb_VO, Section 3.1), band filling and interactions with periodic images; the two-dopant design cannot decompose the formation-energy difference into these contributions.</w:t>
+      </w:r>
+    </w:p>
+    <w:p>
+      <w:pPr>
+        <w:pStyle w:val="BodyText"/>
+      </w:pPr>
+      <w:r>
+        <w:rPr>
           <w:bCs/>
           <w:b/>
         </w:rPr>
+        <w:t xml:space="preserve">4.2 Relation to previous work.</w:t>
+      </w:r>
+      <w:r>
+        <w:t xml:space="preserve"> </w:t>
+      </w:r>
+      <w:r>
+        <w:t xml:space="preserve">The Rb result parallels, in anatase, the behaviour that Carey and Nolan found for alkali dopants in α-Cr</w:t>
+      </w:r>
+      <w:r>
+        <w:rPr>
+          <w:vertAlign w:val="subscript"/>
+        </w:rPr>
         <w:t xml:space="preserve">2</w:t>
       </w:r>
       <w:r>
-        <w:rPr>
-          <w:bCs/>
-          <w:b/>
-        </w:rPr>
-        <w:t xml:space="preserve"> </w:t>
-      </w:r>
-      <w:r>
-        <w:rPr>
-          <w:bCs/>
-          <w:b/>
-        </w:rPr>
-        <w:t xml:space="preserve">reference (about 6 h per cell on the hardware listed in Table S6) so that both the individual formation energies and their difference can be corrected, or delete this paragraph.]</w:t>
-      </w:r>
-    </w:p>
-    <w:p>
-      <w:pPr>
-        <w:pStyle w:val="BodyText"/>
-      </w:pPr>
-      <w:r>
-        <w:rPr>
-          <w:iCs/>
-          <w:i/>
-        </w:rPr>
-        <w:t xml:space="preserve">Alternative vacancy sites in the Pr cell.</w:t>
-      </w:r>
-      <w:r>
-        <w:t xml:space="preserve"> </w:t>
-      </w:r>
-      <w:r>
-        <w:t xml:space="preserve">Three further Pr_VO cells were relaxed with the vacancy at oxygen sites 1, 7 and 17 of the orchestration input (Table S4; these labels are not the pw.x atom numbers used elsewhere). Sites 1 and 17 are symmetry-equivalent second-shell positions (Pr–O = 3.99 Å) and give E</w:t>
-      </w:r>
-      <w:r>
-        <w:rPr>
-          <w:vertAlign w:val="subscript"/>
-        </w:rPr>
-        <w:t xml:space="preserve">f</w:t>
-      </w:r>
-      <w:r>
-        <w:t xml:space="preserve"> </w:t>
-      </w:r>
-      <w:r>
-        <w:t xml:space="preserve">= +2.07 eV each, agreeing to 0.1 meV; the more distant site 7 (4.94 Å) gives +2.72 eV. The production site is thus the lowest of the four sampled sites by 0.78 eV. This is a comparison among selected configurations in a 2×2×1 cell, where</w:t>
-      </w:r>
-      <w:r>
-        <w:t xml:space="preserve"> </w:t>
-      </w:r>
-      <w:r>
-        <w:t xml:space="preserve">“</w:t>
-      </w:r>
-      <w:r>
-        <w:t xml:space="preserve">distant</w:t>
-      </w:r>
-      <w:r>
-        <w:t xml:space="preserve">”</w:t>
-      </w:r>
-      <w:r>
-        <w:t xml:space="preserve"> </w:t>
-      </w:r>
-      <w:r>
-        <w:t xml:space="preserve">sites are still within one lattice parameter of the periodic images of the dopant. It indicates a preference for the production site over the two more distant positions sampled but is not a global search. Read as a dopant–vacancy association energy in this cell, moving the vacancy from the most distant sampled site to the production site releases 1.43 eV (0.78 eV from the second shell); because the distant site lies within one lattice parameter of periodic images of the dopant, this is not a dilute-limit binding energy. The production site is a first-shell oxygen of the dopant site in the Rb cell, and the Löwdin populations of Pr_VO are consistent with the same site (Section 2.3); other first-shell sites were not computed, site multiplicities are not given, and no corresponding sampling was performed for the Rb cell. The positions of the removed oxygens are listed in Table S4.</w:t>
-      </w:r>
-      <w:r>
-        <w:t xml:space="preserve"> </w:t>
-      </w:r>
-      <w:r>
-        <w:rPr>
-          <w:bCs/>
-          <w:b/>
-        </w:rPr>
-        <w:t xml:space="preserve">[AUTHOR ACTION: if possible, add two Rb_VO sites (a second first-shell and a second-shell oxygen).]</w:t>
-      </w:r>
-    </w:p>
-    <w:p>
-      <w:pPr>
-        <w:pStyle w:val="BodyText"/>
-      </w:pPr>
-      <w:r>
-        <w:rPr>
-          <w:iCs/>
-          <w:i/>
-        </w:rPr>
-        <w:t xml:space="preserve">Bader charges.</w:t>
-      </w:r>
-      <w:r>
-        <w:t xml:space="preserve"> </w:t>
-      </w:r>
-      <w:r>
-        <w:t xml:space="preserve">Bader analysis of the relaxed Pr_VO and Rb_VO cells (Table S3) gives dopant charges of +2.14 e (Pr) and +0.82 e (Rb) relative to the PAW valence, consistent with the +3 and +1 formal states after the usual reduction of Bader charges relative to formal values.</w:t>
-      </w:r>
-      <w:r>
-        <w:t xml:space="preserve"> </w:t>
-      </w:r>
-      <w:r>
-        <w:rPr>
-          <w:bCs/>
-          <w:b/>
-        </w:rPr>
-        <w:t xml:space="preserve">[AUTHOR ACTION: these two values are inconsistent with the mean Ti and O populations of Table S3, from which the sum rule gives +2.04 e (Pr) and +0.87 e (Rb); re-extract all four numbers from ACF.dat. Also report the grid used; Bader grid convergence was not tested.]</w:t>
-      </w:r>
-      <w:r>
-        <w:t xml:space="preserve"> </w:t>
-      </w:r>
-      <w:r>
-        <w:t xml:space="preserve">Relative to the Pr_VO cell, the 31 oxygen atoms of Rb_VO hold 0.97 e less in total, with the depletion concentrated on one oxygen bonded to the displaced Rb ion (−0.26 e, O8; Rb–O8 = 2.56 Å, 3.39 Å from the vacant site) and a second oxygen (−0.14 e, O30; 3.07 Å from Rb), with five further oxygens contributing −0.05 to −0.09 e each. The 15 Ti atoms show a uniform mean depletion of −0.012 e (−0.18 e in total) and no Ti differs by more than 0.05 e. No Ti site shows the excess of a few tenths of an electron, relative to the other Ti sites, that a localised Ti</w:t>
-      </w:r>
-      <w:r>
-        <w:rPr>
-          <w:vertAlign w:val="superscript"/>
-        </w:rPr>
-        <w:t xml:space="preserve">3+</w:t>
-      </w:r>
-      <w:r>
-        <w:t xml:space="preserve"> </w:t>
-      </w:r>
-      <w:r>
-        <w:t xml:space="preserve">centre would produce, although the expected size of that signal was not calibrated on a reference cell containing a Ti</w:t>
-      </w:r>
-      <w:r>
-        <w:rPr>
-          <w:vertAlign w:val="superscript"/>
-        </w:rPr>
-        <w:t xml:space="preserve">3+</w:t>
-      </w:r>
-      <w:r>
-        <w:t xml:space="preserve"> </w:t>
-      </w:r>
-      <w:r>
-        <w:t xml:space="preserve">centre, so the test is indicative rather than decisive. The comparison is between cells of different composition, so the differences contain chemical polarisation by the dopant as well as carrier redistribution, and Bader charges are not orbital occupations; the two cells also differ by two carriers (the net excess electron of Pr_VO and the residual hole of Rb_VO, Table 1), whose contributions to the oxygen depletion this comparison cannot separate; the result is therefore compatible with an oxygen-centred hole in Rb_VO, but it is not a hole count and carries no spin information. The Löwdin analysis of Section 3.6 supplies the spin information: the oxygen with the largest Bader depletion, O8, also carries the largest spin moment (+0.59 μ</w:t>
-      </w:r>
-      <w:r>
-        <w:rPr>
-          <w:vertAlign w:val="subscript"/>
-        </w:rPr>
-        <w:t xml:space="preserve">B</w:t>
-      </w:r>
-      <w:r>
-        <w:t xml:space="preserve">). A same-composition comparison (Rb_VO at q = 0 versus q = +1, or the spin density itself) would be more direct.</w:t>
-      </w:r>
-    </w:p>
-    <w:p>
-      <w:pPr>
-        <w:pStyle w:val="BodyText"/>
-      </w:pPr>
-      <w:r>
-        <w:rPr>
-          <w:iCs/>
-          <w:i/>
-        </w:rPr>
-        <w:t xml:space="preserve">Uncertainty of the main results.</w:t>
-      </w:r>
-      <w:r>
-        <w:t xml:space="preserve"> </w:t>
-      </w:r>
-      <w:r>
-        <w:t xml:space="preserve">Of the numerical settings, only the k-mesh was varied for the formation energies: it shifts the individual values by 0.10–0.14 eV and the Pr–Rb contrast by 0.04 eV, an amount that the from-scratch offsets of the 2×2×2 single points could account for. The plane-wave cut-off, the smearing entropy, the residual forces, the supercell size and the oxygen-reference error were not quantified (Section 5). The O</w:t>
+        <w:t xml:space="preserve">O</w:t>
+      </w:r>
+      <w:r>
+        <w:rPr>
+          <w:vertAlign w:val="subscript"/>
+        </w:rPr>
+        <w:t xml:space="preserve">3</w:t>
+      </w:r>
+      <w:r>
+        <w:t xml:space="preserve">, where the V</w:t>
+      </w:r>
+      <w:r>
+        <w:rPr>
+          <w:vertAlign w:val="subscript"/>
+        </w:rPr>
+        <w:t xml:space="preserve">O</w:t>
+      </w:r>
+      <w:r>
+        <w:t xml:space="preserve"> </w:t>
+      </w:r>
+      <w:r>
+        <w:t xml:space="preserve">formation energy is strongly reduced and oxygen holes are localised with an O-2p Hubbard term [16]. It also agrees in sign with the experimental vacancy-formation trend reported for Rb-doped TiO</w:t>
       </w:r>
       <w:r>
         <w:rPr>
@@ -7250,137 +6839,7 @@
         <w:t xml:space="preserve"> </w:t>
       </w:r>
       <w:r>
-        <w:t xml:space="preserve">reference error and any error common to the two doped hosts cancel in the contrast; the untested contributions would have to amount to several eV to change the sign of the Rb value (−4.06 eV) or to remove the contrast (5.36 eV), whereas the sign of the Pr value (+1.29 eV) and the reductions relative to the pristine host are more sensitive, the latter also to the relaxation status of the pristine perfect cell (Section 2.6).</w:t>
-      </w:r>
-      <w:r>
-        <w:t xml:space="preserve"> </w:t>
-      </w:r>
-      <w:r>
-        <w:rPr>
-          <w:bCs/>
-          <w:b/>
-        </w:rPr>
-        <w:t xml:space="preserve">[AUTHOR ACTION: the cut-off, smearing and dispersion single points prepared in revision_calculations/ (jobs 1, 3 and 4) bound these contributions; add their results here.]</w:t>
-      </w:r>
-    </w:p>
-    <w:p>
-      <w:pPr>
-        <w:pStyle w:val="BodyText"/>
-      </w:pPr>
-      <w:r>
-        <w:rPr>
-          <w:bCs/>
-          <w:b/>
-        </w:rPr>
-        <w:t xml:space="preserve">4. Discussion</w:t>
-      </w:r>
-    </w:p>
-    <w:p>
-      <w:pPr>
-        <w:pStyle w:val="BodyText"/>
-      </w:pPr>
-      <w:r>
-        <w:rPr>
-          <w:bCs/>
-          <w:b/>
-        </w:rPr>
-        <w:t xml:space="preserve">4.1 The energetic ordering follows the formal electron count.</w:t>
-      </w:r>
-      <w:r>
-        <w:t xml:space="preserve"> </w:t>
-      </w:r>
-      <w:r>
-        <w:t xml:space="preserve">The three formation energies of Table 2 fall in the order pristine (+4.74 eV) &gt; Pr (+1.29 eV) &gt; Rb (−4.06 eV), which is the order of the formal hole count of the vacancy-free cells (0, 1, 3; Table 1) and also of increasing cation radius (Section 4.3). A neutral vacancy releases two electrons. In the pristine cell both must occupy conduction-band-derived states, and the full cost of oxygen removal is paid. In the Pr cell one of the two can instead fill the single acceptor-like hole introduced by Pr</w:t>
-      </w:r>
-      <w:r>
-        <w:rPr>
-          <w:vertAlign w:val="superscript"/>
-        </w:rPr>
-        <w:t xml:space="preserve">3+</w:t>
-      </w:r>
-      <w:r>
-        <w:t xml:space="preserve">, and in the Rb cell both can fill two of the three holes introduced by Rb</w:t>
-      </w:r>
-      <w:r>
-        <w:rPr>
-          <w:vertAlign w:val="superscript"/>
-        </w:rPr>
-        <w:t xml:space="preserve">+</w:t>
-      </w:r>
-      <w:r>
-        <w:t xml:space="preserve">. Transferring an electron from a conduction-band-like state to an oxygen-2p-derived hole near the valence-band edge recovers an energy of the order of the band gap, so reductions of a few eV per transferred electron are expected; the reductions found (3.45 eV for one electron in the Pr cell, 8.81 eV for two in the Rb cell) are of that order but not equal per electron. The Kohn–Sham gap of the Rb_VO cell is 2.87 eV and the band separation in the broadened densities of states of Pr_VO about 2.5 eV (Section 3.6), both smaller than either per-electron reduction (3.45 eV for Pr, 4.40 eV per electron for Rb), so electron transfer across the gap does not account for the reductions on its own. The remainder would have to come from other contributions, for example the electrostatic interaction between the vacancy and the dopant, which the dependence of E</w:t>
-      </w:r>
-      <w:r>
-        <w:rPr>
-          <w:vertAlign w:val="subscript"/>
-        </w:rPr>
-        <w:t xml:space="preserve">f</w:t>
-      </w:r>
-      <w:r>
-        <w:t xml:space="preserve"> </w:t>
-      </w:r>
-      <w:r>
-        <w:t xml:space="preserve">on the vacancy site in the Pr cell indicates (Section 3.7), lattice relaxation (the Rb ion lies 1.27 Å off its ideal site in Rb_VO, Section 3.1), band filling and interactions with periodic images; the two-dopant design cannot decompose the formation-energy difference into these contributions.</w:t>
-      </w:r>
-    </w:p>
-    <w:p>
-      <w:pPr>
-        <w:pStyle w:val="BodyText"/>
-      </w:pPr>
-      <w:r>
-        <w:rPr>
-          <w:bCs/>
-          <w:b/>
-        </w:rPr>
-        <w:t xml:space="preserve">4.2 Relation to previous work.</w:t>
-      </w:r>
-      <w:r>
-        <w:t xml:space="preserve"> </w:t>
-      </w:r>
-      <w:r>
-        <w:t xml:space="preserve">The Rb result parallels, in anatase, the behaviour that Carey and Nolan found for alkali dopants in α-Cr</w:t>
-      </w:r>
-      <w:r>
-        <w:rPr>
-          <w:vertAlign w:val="subscript"/>
-        </w:rPr>
-        <w:t xml:space="preserve">2</w:t>
-      </w:r>
-      <w:r>
-        <w:t xml:space="preserve">O</w:t>
-      </w:r>
-      <w:r>
-        <w:rPr>
-          <w:vertAlign w:val="subscript"/>
-        </w:rPr>
-        <w:t xml:space="preserve">3</w:t>
-      </w:r>
-      <w:r>
-        <w:t xml:space="preserve">, where the V</w:t>
-      </w:r>
-      <w:r>
-        <w:rPr>
-          <w:vertAlign w:val="subscript"/>
-        </w:rPr>
-        <w:t xml:space="preserve">O</w:t>
-      </w:r>
-      <w:r>
-        <w:t xml:space="preserve"> </w:t>
-      </w:r>
-      <w:r>
-        <w:t xml:space="preserve">formation energy is strongly reduced and oxygen holes are localised with an O-2p Hubbard term [16]. It also agrees in sign with the experimental vacancy-formation trend reported for Rb-doped TiO</w:t>
-      </w:r>
-      <w:r>
-        <w:rPr>
-          <w:vertAlign w:val="subscript"/>
-        </w:rPr>
-        <w:t xml:space="preserve">2</w:t>
-      </w:r>
-      <w:r>
-        <w:t xml:space="preserve"> </w:t>
-      </w:r>
-      <w:r>
-        <w:t xml:space="preserve">by Tian et al. [15]. Because only one alkali was studied here, the radius dependence found by Carey and Nolan across Li–Rb is not tested. The Pr result is consistent with the trivalent-dopant picture of Iwaszuk and Nolan for rutile [17]: the vacancy is not spontaneous at the oxygen-rich reference, but its cost is reduced by 3.45 eV relative to the pristine host, so vacancy formation near Pr becomes accessible as the oxygen chemical potential is lowered; one vacancy per Pr over-compensates the dopant (Table 1), and the fully compensated 2Pr</w:t>
+        <w:t xml:space="preserve">by Tian et al. [15]. Because only one alkali was studied here, the radius dependence found by Carey and Nolan across Li–Rb is not tested. The Pr result is consistent with the trivalent-dopant picture of Iwaszuk and Nolan for rutile [17]: the vacancy is not spontaneous at the oxygen-rich reference, but its cost is reduced by at least 3.45 eV relative to the pristine host, so vacancy formation near Pr becomes accessible as the oxygen chemical potential is lowered; one vacancy per Pr over-compensates the dopant (Table 1), and the fully compensated 2Pr</w:t>
       </w:r>
       <w:r>
         <w:rPr>
@@ -7921,461 +7380,455 @@
         <w:t xml:space="preserve"> </w:t>
       </w:r>
       <w:r>
-        <w:t xml:space="preserve">relaxation ended at 0.0056 Ry/Bohr. Whether the production pristine perfect cell was relaxed has to be confirmed (Section 2.6); if it was not, the pristine formation energy and the reductions relative to it are underestimated by its relaxation energy. The effect of tighter relaxation on the energetics and on the localisation results has not been tested.</w:t>
-      </w:r>
-      <w:r>
-        <w:t xml:space="preserve"> </w:t>
-      </w:r>
+        <w:t xml:space="preserve">relaxation ended at 0.0056 Ry/Bohr. The production pristine perfect cell was not relaxed (residual force 0.0225 Ry/Bohr, Section 2.6), so the pristine formation energy and the two reductions measured from it are lower bounds, short by its relaxation energy, which was not computed. The effect of tighter relaxation on the energetics and on the localisation results has not been tested. (v)</w:t>
+      </w:r>
+      <w:r>
+        <w:t xml:space="preserve"> </w:t>
+      </w:r>
+      <w:r>
+        <w:rPr>
+          <w:iCs/>
+          <w:i/>
+        </w:rPr>
+        <w:t xml:space="preserve">Spin search.</w:t>
+      </w:r>
+      <w:r>
+        <w:t xml:space="preserve"> </w:t>
+      </w:r>
+      <w:r>
+        <w:t xml:space="preserve">The production relaxations of the doped cells started from zero magnetisation (the pristine V</w:t>
+      </w:r>
+      <w:r>
+        <w:rPr>
+          <w:vertAlign w:val="subscript"/>
+        </w:rPr>
+        <w:t xml:space="preserve">O</w:t>
+      </w:r>
+      <w:r>
+        <w:t xml:space="preserve"> </w:t>
+      </w:r>
+      <w:r>
+        <w:t xml:space="preserve">cell from 0.05; Section 2.5), and one magnetic trial was performed, for Pr_VO; occupations, smearing and symmetry settings were not varied, and two spin solutions of Rb_VO were found that differ by 6.4 meV (Section 3.3). Because E</w:t>
+      </w:r>
+      <w:r>
+        <w:rPr>
+          <w:vertAlign w:val="subscript"/>
+        </w:rPr>
+        <w:t xml:space="preserve">f</w:t>
+      </w:r>
+      <w:r>
+        <w:t xml:space="preserve"> </w:t>
+      </w:r>
+      <w:r>
+        <w:t xml:space="preserve">is a difference of total energies, a lower-energy spin solution of any parent or vacancy cell, in particular of Pr_perfect, which was not given a magnetic trial, would shift the corresponding E</w:t>
+      </w:r>
+      <w:r>
+        <w:rPr>
+          <w:vertAlign w:val="subscript"/>
+        </w:rPr>
+        <w:t xml:space="preserve">f</w:t>
+      </w:r>
+      <w:r>
+        <w:t xml:space="preserve"> </w:t>
+      </w:r>
+      <w:r>
+        <w:t xml:space="preserve">by the same amount. (vi)</w:t>
+      </w:r>
+      <w:r>
+        <w:t xml:space="preserve"> </w:t>
+      </w:r>
+      <w:r>
+        <w:rPr>
+          <w:iCs/>
+          <w:i/>
+        </w:rPr>
+        <w:t xml:space="preserve">Pr-4f treatment.</w:t>
+      </w:r>
+      <w:r>
+        <w:t xml:space="preserve"> </w:t>
+      </w:r>
+      <w:r>
+        <w:t xml:space="preserve">The Pr dataset freezes the 4f electrons in the core. Mechanisms involving 4f occupation, 4f hybridisation or a Pr</w:t>
+      </w:r>
+      <w:r>
+        <w:rPr>
+          <w:vertAlign w:val="superscript"/>
+        </w:rPr>
+        <w:t xml:space="preserve">3+</w:t>
+      </w:r>
+      <w:r>
+        <w:t xml:space="preserve">/Pr</w:t>
+      </w:r>
+      <w:r>
+        <w:rPr>
+          <w:vertAlign w:val="superscript"/>
+        </w:rPr>
+        <w:t xml:space="preserve">4+</w:t>
+      </w:r>
+      <w:r>
+        <w:t xml:space="preserve"> </w:t>
+      </w:r>
+      <w:r>
+        <w:t xml:space="preserve">change of oxidation state cannot be examined with it, and none is claimed; the trivalent state, and with it the formal carrier counts of the Pr cells in Table 1, is imposed by this choice rather than tested. (vii)</w:t>
+      </w:r>
+      <w:r>
+        <w:t xml:space="preserve"> </w:t>
+      </w:r>
+      <w:r>
+        <w:rPr>
+          <w:iCs/>
+          <w:i/>
+        </w:rPr>
+        <w:t xml:space="preserve">Oxygen-site U.</w:t>
+      </w:r>
+      <w:r>
+        <w:t xml:space="preserve"> </w:t>
+      </w:r>
+      <w:r>
+        <w:t xml:space="preserve">U(O-2p) = 5.5 eV is transferred, not derived for anatase; the dual-U treatment was applied to the vacancy-free cells and Rb_VO (whose relaxation was not completed when logged) but not to Pr_VO or to the formation-energy cycles. (viii)</w:t>
+      </w:r>
+      <w:r>
+        <w:t xml:space="preserve"> </w:t>
+      </w:r>
+      <w:r>
+        <w:rPr>
+          <w:iCs/>
+          <w:i/>
+        </w:rPr>
+        <w:t xml:space="preserve">Charged cells.</w:t>
+      </w:r>
+      <w:r>
+        <w:t xml:space="preserve"> </w:t>
+      </w:r>
+      <w:r>
+        <w:t xml:space="preserve">No electrostatic or potential-alignment correction was applied; charged-cell energies are not interpreted. An ion-clamped dielectric constant of ε</w:t>
+      </w:r>
+      <w:r>
+        <w:rPr>
+          <w:vertAlign w:val="subscript"/>
+        </w:rPr>
+        <w:t xml:space="preserve">∞</w:t>
+      </w:r>
+      <w:r>
+        <w:t xml:space="preserve"> </w:t>
+      </w:r>
+      <w:r>
+        <w:t xml:space="preserve">≈ 5.8 (experimental in-plane value, 5.82, as tabulated by Arrigoni and Madsen [14]) would give a first-order monopole correction [39] of a few tenths of an eV for q = +1 at this cell size and four times that for q = +2. The static constant of anatase is much larger and would reduce the estimate, so these numbers are upper bounds and are not used. (ix)</w:t>
+      </w:r>
+      <w:r>
+        <w:t xml:space="preserve"> </w:t>
+      </w:r>
+      <w:r>
+        <w:rPr>
+          <w:iCs/>
+          <w:i/>
+        </w:rPr>
+        <w:t xml:space="preserve">Oxygen reference.</w:t>
+      </w:r>
+      <w:r>
+        <w:t xml:space="preserve"> </w:t>
+      </w:r>
+      <w:r>
+        <w:t xml:space="preserve">All formation energies are at μ</w:t>
+      </w:r>
+      <w:r>
+        <w:rPr>
+          <w:vertAlign w:val="subscript"/>
+        </w:rPr>
+        <w:t xml:space="preserve">O</w:t>
+      </w:r>
+      <w:r>
+        <w:t xml:space="preserve"> </w:t>
+      </w:r>
+      <w:r>
+        <w:t xml:space="preserve">= ½E(O</w:t>
+      </w:r>
+      <w:r>
+        <w:rPr>
+          <w:vertAlign w:val="subscript"/>
+        </w:rPr>
+        <w:t xml:space="preserve">2</w:t>
+      </w:r>
+      <w:r>
+        <w:t xml:space="preserve">) (oxygen-rich limit) without finite-temperature corrections; equilibrium vacancy concentrations, dopant incorporation energies, the stability field of TiO</w:t>
+      </w:r>
+      <w:r>
+        <w:rPr>
+          <w:vertAlign w:val="subscript"/>
+        </w:rPr>
+        <w:t xml:space="preserve">2</w:t>
+      </w:r>
+      <w:r>
+        <w:t xml:space="preserve"> </w:t>
+      </w:r>
+      <w:r>
+        <w:t xml:space="preserve">against lower oxides and competing Pr and Rb oxides were not evaluated, and the O</w:t>
+      </w:r>
+      <w:r>
+        <w:rPr>
+          <w:vertAlign w:val="subscript"/>
+        </w:rPr>
+        <w:t xml:space="preserve">2</w:t>
+      </w:r>
+      <w:r>
+        <w:t xml:space="preserve"> </w:t>
+      </w:r>
+      <w:r>
+        <w:t xml:space="preserve">overbinding of PBE was not corrected; no statement about the synthesisable phase of Rb-doped anatase is therefore made. (x)</w:t>
+      </w:r>
+      <w:r>
+        <w:t xml:space="preserve"> </w:t>
+      </w:r>
+      <w:r>
+        <w:rPr>
+          <w:iCs/>
+          <w:i/>
+        </w:rPr>
+        <w:t xml:space="preserve">Defect channels and stoichiometry.</w:t>
+      </w:r>
+      <w:r>
+        <w:t xml:space="preserve"> </w:t>
+      </w:r>
+      <w:r>
+        <w:t xml:space="preserve">Only a single V</w:t>
+      </w:r>
+      <w:r>
+        <w:rPr>
+          <w:vertAlign w:val="subscript"/>
+        </w:rPr>
+        <w:t xml:space="preserve">O</w:t>
+      </w:r>
+      <w:r>
+        <w:t xml:space="preserve"> </w:t>
+      </w:r>
+      <w:r>
+        <w:t xml:space="preserve">per cell was computed; sequential vacancies, the fully compensated 2 Pr + 1 V</w:t>
+      </w:r>
+      <w:r>
+        <w:rPr>
+          <w:vertAlign w:val="subscript"/>
+        </w:rPr>
+        <w:t xml:space="preserve">O</w:t>
+      </w:r>
+      <w:r>
+        <w:t xml:space="preserve"> </w:t>
+      </w:r>
+      <w:r>
+        <w:t xml:space="preserve">and 2 Rb + 3 V</w:t>
+      </w:r>
+      <w:r>
+        <w:rPr>
+          <w:vertAlign w:val="subscript"/>
+        </w:rPr>
+        <w:t xml:space="preserve">O</w:t>
+      </w:r>
+      <w:r>
+        <w:t xml:space="preserve"> </w:t>
+      </w:r>
+      <w:r>
+        <w:t xml:space="preserve">stoichiometries, cation vacancies, interstitials (including Rb interstitials, a plausible alternative for a large monovalent ion), surface sites and dopant clustering were not. (xi)</w:t>
+      </w:r>
+      <w:r>
+        <w:t xml:space="preserve"> </w:t>
+      </w:r>
+      <w:r>
+        <w:rPr>
+          <w:iCs/>
+          <w:i/>
+        </w:rPr>
+        <w:t xml:space="preserve">Functional.</w:t>
+      </w:r>
+      <w:r>
+        <w:t xml:space="preserve"> </w:t>
+      </w:r>
+      <w:r>
+        <w:t xml:space="preserve">The HSE06 check concerns the pristine cell only; the doped and defective cells have not been verified with a hybrid functional. (xii)</w:t>
+      </w:r>
+      <w:r>
+        <w:t xml:space="preserve"> </w:t>
+      </w:r>
+      <w:r>
+        <w:rPr>
+          <w:iCs/>
+          <w:i/>
+        </w:rPr>
+        <w:t xml:space="preserve">Dispersion.</w:t>
+      </w:r>
+      <w:r>
+        <w:t xml:space="preserve"> </w:t>
+      </w:r>
+      <w:r>
+        <w:t xml:space="preserve">The D3 correction to the formation energies is undetermined because the parent-cell terms were not computed. (xiii)</w:t>
+      </w:r>
+      <w:r>
+        <w:t xml:space="preserve"> </w:t>
+      </w:r>
+      <w:r>
+        <w:rPr>
+          <w:iCs/>
+          <w:i/>
+        </w:rPr>
+        <w:t xml:space="preserve">Charge and spin analysis.</w:t>
+      </w:r>
+      <w:r>
+        <w:t xml:space="preserve"> </w:t>
+      </w:r>
+      <w:r>
+        <w:t xml:space="preserve">The Bader comparison is between cells that differ in composition and by two carriers. The Löwdin moments that place the Rb_VO hole mainly on one oxygen depend on the projector basis and have not been cross-checked with a spin-density isosurface or another partitioning, and the relaxations retained the mirror plane of the defect cell, so hole configurations that break it were not sampled; for Pr_perfect and the dual-U cells no site-resolved analysis exists. (xiv)</w:t>
+      </w:r>
+      <w:r>
+        <w:t xml:space="preserve"> </w:t>
+      </w:r>
+      <w:r>
+        <w:rPr>
+          <w:iCs/>
+          <w:i/>
+        </w:rPr>
+        <w:t xml:space="preserve">Scope.</w:t>
+      </w:r>
+      <w:r>
+        <w:t xml:space="preserve"> </w:t>
+      </w:r>
+      <w:r>
+        <w:t xml:space="preserve">No surface, interface, transition-level, capture-coefficient or device calculation is reported; statements about electron-transport layers are hypotheses.</w:t>
+      </w:r>
+    </w:p>
+    <w:p>
+      <w:pPr>
+        <w:pStyle w:val="FirstParagraph"/>
+      </w:pPr>
       <w:r>
         <w:rPr>
           <w:bCs/>
           <w:b/>
         </w:rPr>
-        <w:t xml:space="preserve">[AUTHOR ACTION: re-relax Pr_VO, Pr_perfect, Rb_VO and Rb_perfect to 0.001 Ry/Bohr and report the change in E</w:t>
-      </w:r>
-      <w:r>
-        <w:rPr>
-          <w:vertAlign w:val="subscript"/>
+        <w:t xml:space="preserve">6. Conclusions</w:t>
+      </w:r>
+    </w:p>
+    <w:p>
+      <w:pPr>
+        <w:pStyle w:val="BodyText"/>
+      </w:pPr>
+      <w:r>
+        <w:t xml:space="preserve">Using one PBE+U protocol in the same 2×2×1 anatase supercell, we find neutral oxygen-vacancy formation energies of +4.74 eV (pristine; a lower bound, because the perfect reference cell was not relaxed), +1.29 eV (Pr-substituted) and −4.06 eV (Rb-substituted) at the oxygen-rich reference. Both substitutions lower the cost of oxygen removal; Pr leaves it uphill and Rb makes it spontaneous. The Pr–Rb contrast of 5.36 eV changes by 0.04 eV between Γ-only and 2×2×2 sampling. The ordering follows the formal electron count: one hole per Pr</w:t>
+      </w:r>
+      <w:r>
+        <w:rPr>
+          <w:vertAlign w:val="superscript"/>
+        </w:rPr>
+        <w:t xml:space="preserve">3+</w:t>
+      </w:r>
+      <w:r>
+        <w:t xml:space="preserve"> </w:t>
+      </w:r>
+      <w:r>
+        <w:t xml:space="preserve">and three per Rb</w:t>
+      </w:r>
+      <w:r>
+        <w:rPr>
+          <w:vertAlign w:val="superscript"/>
+        </w:rPr>
+        <w:t xml:space="preserve">+</w:t>
+      </w:r>
+      <w:r>
+        <w:t xml:space="preserve">, with a single vacancy over-compensating Pr and leaving one residual hole in the Rb cell. The Rb cells carry unpaired spin in every treatment tested. In Rb_VO the residual hole is an empty minority-spin O-2p band whose Löwdin moment sits mainly on one oxygen bonded to the Rb ion (0.59 of 1.01 μ</w:t>
+      </w:r>
+      <w:r>
+        <w:rPr>
+          <w:vertAlign w:val="subscript"/>
+        </w:rPr>
+        <w:t xml:space="preserve">B</w:t>
+      </w:r>
+      <w:r>
+        <w:t xml:space="preserve">), and the Rb ion lies 1.27 Å off its ideal site towards the vacancy; a charged-cell series reaches three unpaired spins per Rb</w:t>
+      </w:r>
+      <w:r>
+        <w:rPr>
+          <w:vertAlign w:val="superscript"/>
+        </w:rPr>
+        <w:t xml:space="preserve">+</w:t>
+      </w:r>
+      <w:r>
+        <w:t xml:space="preserve">. The Pr cells converge to non-magnetic smeared solutions with U on Ti-3d only, but the vacancy-free Pr cell develops an unpaired spin when U is also placed on O-2p, so the spin state of the hole in Pr-substituted anatase is method dependent and a closed-shell, trap-free description of that material is not supported. The two-dopant comparison is consistent with charge-compensation control of oxygen-vacancy energetics in this host and provides common-protocol values for one trivalent and one monovalent dopant, but it does not separate oxidation state from ionic size and bonding, and it does not establish interfacial recombination behaviour. Completing the dual-U formation-energy cycles, tightening the relaxations and adding a matched-valence dopant series are the natural next steps.</w:t>
+      </w:r>
+    </w:p>
+    <w:p>
+      <w:pPr>
+        <w:pStyle w:val="BodyText"/>
+      </w:pPr>
+      <w:r>
+        <w:rPr>
           <w:bCs/>
           <w:b/>
         </w:rPr>
-        <w:t xml:space="preserve">f</w:t>
-      </w:r>
+        <w:t xml:space="preserve">Acknowledgements</w:t>
+      </w:r>
+    </w:p>
+    <w:p>
+      <w:pPr>
+        <w:pStyle w:val="BodyText"/>
+      </w:pPr>
+      <w:r>
+        <w:t xml:space="preserve">The authors thank UM Power Energy Dedicated Advanced Centre (UMPEDAC), Universiti Malaya, for computational resources.</w:t>
+      </w:r>
+    </w:p>
+    <w:p>
+      <w:pPr>
+        <w:pStyle w:val="BodyText"/>
+      </w:pPr>
       <w:r>
         <w:rPr>
           <w:bCs/>
           <w:b/>
         </w:rPr>
-        <w:t xml:space="preserve"> </w:t>
-      </w:r>
+        <w:t xml:space="preserve">Funding</w:t>
+      </w:r>
+    </w:p>
+    <w:p>
+      <w:pPr>
+        <w:pStyle w:val="BodyText"/>
+      </w:pPr>
       <w:r>
         <w:rPr>
           <w:bCs/>
           <w:b/>
         </w:rPr>
-        <w:t xml:space="preserve">and in m</w:t>
-      </w:r>
-      <w:r>
-        <w:rPr>
-          <w:vertAlign w:val="subscript"/>
+        <w:t xml:space="preserve">[AUTHOR ACTION: insert grant numbers, or the sentence</w:t>
+      </w:r>
+      <w:r>
+        <w:rPr>
           <w:bCs/>
           <w:b/>
         </w:rPr>
-        <w:t xml:space="preserve">abs</w:t>
+        <w:t xml:space="preserve"> </w:t>
       </w:r>
       <w:r>
         <w:rPr>
           <w:bCs/>
           <w:b/>
         </w:rPr>
-        <w:t xml:space="preserve">.]</w:t>
-      </w:r>
-      <w:r>
-        <w:t xml:space="preserve"> </w:t>
-      </w:r>
-      <w:r>
-        <w:t xml:space="preserve">(v)</w:t>
-      </w:r>
-      <w:r>
-        <w:t xml:space="preserve"> </w:t>
-      </w:r>
-      <w:r>
-        <w:rPr>
-          <w:iCs/>
-          <w:i/>
-        </w:rPr>
-        <w:t xml:space="preserve">Spin search.</w:t>
-      </w:r>
-      <w:r>
-        <w:t xml:space="preserve"> </w:t>
-      </w:r>
-      <w:r>
-        <w:t xml:space="preserve">The production relaxations of the doped cells started from zero magnetisation (the pristine V</w:t>
-      </w:r>
-      <w:r>
-        <w:rPr>
-          <w:vertAlign w:val="subscript"/>
-        </w:rPr>
-        <w:t xml:space="preserve">O</w:t>
-      </w:r>
-      <w:r>
-        <w:t xml:space="preserve"> </w:t>
-      </w:r>
-      <w:r>
-        <w:t xml:space="preserve">cell from 0.05; Section 2.5), and one magnetic trial was performed, for Pr_VO; occupations, smearing and symmetry settings were not varied, and two spin solutions of Rb_VO were found that differ by 6.4 meV (Section 3.3). Because E</w:t>
-      </w:r>
-      <w:r>
-        <w:rPr>
-          <w:vertAlign w:val="subscript"/>
-        </w:rPr>
-        <w:t xml:space="preserve">f</w:t>
-      </w:r>
-      <w:r>
-        <w:t xml:space="preserve"> </w:t>
-      </w:r>
-      <w:r>
-        <w:t xml:space="preserve">is a difference of total energies, a lower-energy spin solution of any parent or vacancy cell, in particular of Pr_perfect, which was not given a magnetic trial, would shift the corresponding E</w:t>
-      </w:r>
-      <w:r>
-        <w:rPr>
-          <w:vertAlign w:val="subscript"/>
-        </w:rPr>
-        <w:t xml:space="preserve">f</w:t>
-      </w:r>
-      <w:r>
-        <w:t xml:space="preserve"> </w:t>
-      </w:r>
-      <w:r>
-        <w:t xml:space="preserve">by the same amount. (vi)</w:t>
-      </w:r>
-      <w:r>
-        <w:t xml:space="preserve"> </w:t>
-      </w:r>
-      <w:r>
-        <w:rPr>
-          <w:iCs/>
-          <w:i/>
-        </w:rPr>
-        <w:t xml:space="preserve">Pr-4f treatment.</w:t>
-      </w:r>
-      <w:r>
-        <w:t xml:space="preserve"> </w:t>
-      </w:r>
-      <w:r>
-        <w:t xml:space="preserve">The Pr dataset freezes the 4f electrons in the core. Mechanisms involving 4f occupation, 4f hybridisation or a Pr</w:t>
-      </w:r>
-      <w:r>
-        <w:rPr>
-          <w:vertAlign w:val="superscript"/>
-        </w:rPr>
-        <w:t xml:space="preserve">3+</w:t>
-      </w:r>
-      <w:r>
-        <w:t xml:space="preserve">/Pr</w:t>
-      </w:r>
-      <w:r>
-        <w:rPr>
-          <w:vertAlign w:val="superscript"/>
-        </w:rPr>
-        <w:t xml:space="preserve">4+</w:t>
-      </w:r>
-      <w:r>
-        <w:t xml:space="preserve"> </w:t>
-      </w:r>
-      <w:r>
-        <w:t xml:space="preserve">change of oxidation state cannot be examined with it, and none is claimed; the trivalent state, and with it the formal carrier counts of the Pr cells in Table 1, is imposed by this choice rather than tested. (vii)</w:t>
-      </w:r>
-      <w:r>
-        <w:t xml:space="preserve"> </w:t>
-      </w:r>
-      <w:r>
-        <w:rPr>
-          <w:iCs/>
-          <w:i/>
-        </w:rPr>
-        <w:t xml:space="preserve">Oxygen-site U.</w:t>
-      </w:r>
-      <w:r>
-        <w:t xml:space="preserve"> </w:t>
-      </w:r>
-      <w:r>
-        <w:t xml:space="preserve">U(O-2p) = 5.5 eV is transferred, not derived for anatase; the dual-U treatment was applied to the vacancy-free cells and Rb_VO (whose relaxation was not completed when logged) but not to Pr_VO or to the formation-energy cycles. (viii)</w:t>
-      </w:r>
-      <w:r>
-        <w:t xml:space="preserve"> </w:t>
-      </w:r>
-      <w:r>
-        <w:rPr>
-          <w:iCs/>
-          <w:i/>
-        </w:rPr>
-        <w:t xml:space="preserve">Charged cells.</w:t>
-      </w:r>
-      <w:r>
-        <w:t xml:space="preserve"> </w:t>
-      </w:r>
-      <w:r>
-        <w:t xml:space="preserve">No electrostatic or potential-alignment correction was applied; charged-cell energies are not interpreted. An ion-clamped dielectric constant of ε</w:t>
-      </w:r>
-      <w:r>
-        <w:rPr>
-          <w:vertAlign w:val="subscript"/>
-        </w:rPr>
-        <w:t xml:space="preserve">∞</w:t>
-      </w:r>
-      <w:r>
-        <w:t xml:space="preserve"> </w:t>
-      </w:r>
-      <w:r>
-        <w:t xml:space="preserve">≈ 5.8 (experimental in-plane value, 5.82, as tabulated by Arrigoni and Madsen [14]) would give a first-order monopole correction [39] of a few tenths of an eV for q = +1 at this cell size and four times that for q = +2. The static constant of anatase is much larger and would reduce the estimate, so these numbers are upper bounds and are not used. (ix)</w:t>
-      </w:r>
-      <w:r>
-        <w:t xml:space="preserve"> </w:t>
-      </w:r>
-      <w:r>
-        <w:rPr>
-          <w:iCs/>
-          <w:i/>
-        </w:rPr>
-        <w:t xml:space="preserve">Oxygen reference.</w:t>
-      </w:r>
-      <w:r>
-        <w:t xml:space="preserve"> </w:t>
-      </w:r>
-      <w:r>
-        <w:t xml:space="preserve">All formation energies are at μ</w:t>
-      </w:r>
-      <w:r>
-        <w:rPr>
-          <w:vertAlign w:val="subscript"/>
-        </w:rPr>
-        <w:t xml:space="preserve">O</w:t>
-      </w:r>
-      <w:r>
-        <w:t xml:space="preserve"> </w:t>
-      </w:r>
-      <w:r>
-        <w:t xml:space="preserve">= ½E(O</w:t>
-      </w:r>
-      <w:r>
-        <w:rPr>
-          <w:vertAlign w:val="subscript"/>
-        </w:rPr>
-        <w:t xml:space="preserve">2</w:t>
-      </w:r>
-      <w:r>
-        <w:t xml:space="preserve">) (oxygen-rich limit) without finite-temperature corrections; equilibrium vacancy concentrations, dopant incorporation energies, the stability field of TiO</w:t>
-      </w:r>
-      <w:r>
-        <w:rPr>
-          <w:vertAlign w:val="subscript"/>
-        </w:rPr>
-        <w:t xml:space="preserve">2</w:t>
-      </w:r>
-      <w:r>
-        <w:t xml:space="preserve"> </w:t>
-      </w:r>
-      <w:r>
-        <w:t xml:space="preserve">against lower oxides and competing Pr and Rb oxides were not evaluated, and the O</w:t>
-      </w:r>
-      <w:r>
-        <w:rPr>
-          <w:vertAlign w:val="subscript"/>
-        </w:rPr>
-        <w:t xml:space="preserve">2</w:t>
-      </w:r>
-      <w:r>
-        <w:t xml:space="preserve"> </w:t>
-      </w:r>
-      <w:r>
-        <w:t xml:space="preserve">overbinding of PBE was not corrected; no statement about the synthesisable phase of Rb-doped anatase is therefore made. (x)</w:t>
-      </w:r>
-      <w:r>
-        <w:t xml:space="preserve"> </w:t>
-      </w:r>
-      <w:r>
-        <w:rPr>
-          <w:iCs/>
-          <w:i/>
-        </w:rPr>
-        <w:t xml:space="preserve">Defect channels and stoichiometry.</w:t>
-      </w:r>
-      <w:r>
-        <w:t xml:space="preserve"> </w:t>
-      </w:r>
-      <w:r>
-        <w:t xml:space="preserve">Only a single V</w:t>
-      </w:r>
-      <w:r>
-        <w:rPr>
-          <w:vertAlign w:val="subscript"/>
-        </w:rPr>
-        <w:t xml:space="preserve">O</w:t>
-      </w:r>
-      <w:r>
-        <w:t xml:space="preserve"> </w:t>
-      </w:r>
-      <w:r>
-        <w:t xml:space="preserve">per cell was computed; sequential vacancies, the fully compensated 2 Pr + 1 V</w:t>
-      </w:r>
-      <w:r>
-        <w:rPr>
-          <w:vertAlign w:val="subscript"/>
-        </w:rPr>
-        <w:t xml:space="preserve">O</w:t>
-      </w:r>
-      <w:r>
-        <w:t xml:space="preserve"> </w:t>
-      </w:r>
-      <w:r>
-        <w:t xml:space="preserve">and 2 Rb + 3 V</w:t>
-      </w:r>
-      <w:r>
-        <w:rPr>
-          <w:vertAlign w:val="subscript"/>
-        </w:rPr>
-        <w:t xml:space="preserve">O</w:t>
-      </w:r>
-      <w:r>
-        <w:t xml:space="preserve"> </w:t>
-      </w:r>
-      <w:r>
-        <w:t xml:space="preserve">stoichiometries, cation vacancies, interstitials (including Rb interstitials, a plausible alternative for a large monovalent ion), surface sites and dopant clustering were not. (xi)</w:t>
-      </w:r>
-      <w:r>
-        <w:t xml:space="preserve"> </w:t>
-      </w:r>
-      <w:r>
-        <w:rPr>
-          <w:iCs/>
-          <w:i/>
-        </w:rPr>
-        <w:t xml:space="preserve">Functional.</w:t>
-      </w:r>
-      <w:r>
-        <w:t xml:space="preserve"> </w:t>
-      </w:r>
-      <w:r>
-        <w:t xml:space="preserve">The HSE06 check concerns the pristine cell only; the doped and defective cells have not been verified with a hybrid functional. (xii)</w:t>
-      </w:r>
-      <w:r>
-        <w:t xml:space="preserve"> </w:t>
-      </w:r>
-      <w:r>
-        <w:rPr>
-          <w:iCs/>
-          <w:i/>
-        </w:rPr>
-        <w:t xml:space="preserve">Dispersion.</w:t>
-      </w:r>
-      <w:r>
-        <w:t xml:space="preserve"> </w:t>
-      </w:r>
-      <w:r>
-        <w:t xml:space="preserve">The D3 correction to the formation energies is undetermined because the parent-cell terms were not computed. (xiii)</w:t>
-      </w:r>
-      <w:r>
-        <w:t xml:space="preserve"> </w:t>
-      </w:r>
-      <w:r>
-        <w:rPr>
-          <w:iCs/>
-          <w:i/>
-        </w:rPr>
-        <w:t xml:space="preserve">Charge and spin analysis.</w:t>
-      </w:r>
-      <w:r>
-        <w:t xml:space="preserve"> </w:t>
-      </w:r>
-      <w:r>
-        <w:t xml:space="preserve">The Bader comparison is between cells that differ in composition and by two carriers. The Löwdin moments that place the Rb_VO hole mainly on one oxygen depend on the projector basis and have not been cross-checked with a spin-density isosurface or another partitioning, and the relaxations retained the mirror plane of the defect cell, so hole configurations that break it were not sampled; for Pr_perfect and the dual-U cells no site-resolved analysis exists. (xiv)</w:t>
-      </w:r>
-      <w:r>
-        <w:t xml:space="preserve"> </w:t>
-      </w:r>
-      <w:r>
-        <w:rPr>
-          <w:iCs/>
-          <w:i/>
-        </w:rPr>
-        <w:t xml:space="preserve">Scope.</w:t>
-      </w:r>
-      <w:r>
-        <w:t xml:space="preserve"> </w:t>
-      </w:r>
-      <w:r>
-        <w:t xml:space="preserve">No surface, interface, transition-level, capture-coefficient or device calculation is reported; statements about electron-transport layers are hypotheses.</w:t>
-      </w:r>
-    </w:p>
-    <w:p>
-      <w:pPr>
-        <w:pStyle w:val="FirstParagraph"/>
-      </w:pPr>
+        <w:t xml:space="preserve">“</w:t>
+      </w:r>
       <w:r>
         <w:rPr>
           <w:bCs/>
           <w:b/>
         </w:rPr>
-        <w:t xml:space="preserve">6. Conclusions</w:t>
-      </w:r>
-    </w:p>
-    <w:p>
-      <w:pPr>
-        <w:pStyle w:val="BodyText"/>
-      </w:pPr>
-      <w:r>
-        <w:t xml:space="preserve">Using one PBE+U protocol in the same 2×2×1 anatase supercell, we find neutral oxygen-vacancy formation energies of +4.74 eV (pristine), +1.29 eV (Pr-substituted) and −4.06 eV (Rb-substituted) at the oxygen-rich reference. Both substitutions lower the cost of oxygen removal; Pr leaves it uphill and Rb makes it spontaneous. The Pr–Rb contrast of 5.36 eV changes by 0.04 eV between Γ-only and 2×2×2 sampling. The ordering follows the formal electron count: one hole per Pr</w:t>
-      </w:r>
-      <w:r>
-        <w:rPr>
-          <w:vertAlign w:val="superscript"/>
-        </w:rPr>
-        <w:t xml:space="preserve">3+</w:t>
-      </w:r>
-      <w:r>
-        <w:t xml:space="preserve"> </w:t>
-      </w:r>
-      <w:r>
-        <w:t xml:space="preserve">and three per Rb</w:t>
-      </w:r>
-      <w:r>
-        <w:rPr>
-          <w:vertAlign w:val="superscript"/>
-        </w:rPr>
-        <w:t xml:space="preserve">+</w:t>
-      </w:r>
-      <w:r>
-        <w:t xml:space="preserve">, with a single vacancy over-compensating Pr and leaving one residual hole in the Rb cell. The Rb cells carry unpaired spin in every treatment tested. In Rb_VO the residual hole is an empty minority-spin O-2p band whose Löwdin moment sits mainly on one oxygen bonded to the Rb ion (0.59 of 1.01 μ</w:t>
-      </w:r>
-      <w:r>
-        <w:rPr>
-          <w:vertAlign w:val="subscript"/>
-        </w:rPr>
-        <w:t xml:space="preserve">B</w:t>
-      </w:r>
-      <w:r>
-        <w:t xml:space="preserve">), and the Rb ion lies 1.27 Å off its ideal site towards the vacancy; a charged-cell series reaches three unpaired spins per Rb</w:t>
-      </w:r>
-      <w:r>
-        <w:rPr>
-          <w:vertAlign w:val="superscript"/>
-        </w:rPr>
-        <w:t xml:space="preserve">+</w:t>
-      </w:r>
-      <w:r>
-        <w:t xml:space="preserve">. The Pr cells converge to non-magnetic smeared solutions with U on Ti-3d only, but the vacancy-free Pr cell develops an unpaired spin when U is also placed on O-2p, so the spin state of the hole in Pr-substituted anatase is method dependent and a closed-shell, trap-free description of that material is not supported. The two-dopant comparison is consistent with charge-compensation control of oxygen-vacancy energetics in this host and provides common-protocol values for one trivalent and one monovalent dopant, but it does not separate oxidation state from ionic size and bonding, and it does not establish interfacial recombination behaviour. Completing the dual-U formation-energy cycles, tightening the relaxations and adding a matched-valence dopant series are the natural next steps.</w:t>
-      </w:r>
-    </w:p>
-    <w:p>
-      <w:pPr>
-        <w:pStyle w:val="BodyText"/>
-      </w:pPr>
+        <w:t xml:space="preserve">This research did not receive any specific grant from funding agencies in the public, commercial, or not-for-profit sectors.</w:t>
+      </w:r>
       <w:r>
         <w:rPr>
           <w:bCs/>
           <w:b/>
         </w:rPr>
-        <w:t xml:space="preserve">Acknowledgements</w:t>
-      </w:r>
-    </w:p>
-    <w:p>
-      <w:pPr>
-        <w:pStyle w:val="BodyText"/>
-      </w:pPr>
-      <w:r>
-        <w:t xml:space="preserve">The authors thank UM Power Energy Dedicated Advanced Centre (UMPEDAC), Universiti Malaya, for computational resources.</w:t>
-      </w:r>
-    </w:p>
-    <w:p>
-      <w:pPr>
-        <w:pStyle w:val="BodyText"/>
-      </w:pPr>
+        <w:t xml:space="preserve">”</w:t>
+      </w:r>
       <w:r>
         <w:rPr>
           <w:bCs/>
           <w:b/>
         </w:rPr>
-        <w:t xml:space="preserve">Funding</w:t>
+        <w:t xml:space="preserve">]</w:t>
       </w:r>
     </w:p>
     <w:p>
@@ -8387,151 +7840,88 @@
           <w:bCs/>
           <w:b/>
         </w:rPr>
-        <w:t xml:space="preserve">[AUTHOR ACTION: insert grant numbers, or the sentence</w:t>
-      </w:r>
+        <w:t xml:space="preserve">Declaration of generative AI and AI-assisted technologies in the writing process</w:t>
+      </w:r>
+    </w:p>
+    <w:p>
+      <w:pPr>
+        <w:pStyle w:val="BodyText"/>
+      </w:pPr>
+      <w:r>
+        <w:t xml:space="preserve">During the preparation of this work the authors used Claude (Anthropic) to restructure and edit the text, to check the internal consistency of numbers, cross-references and citations, and to write the Python scripts that plot Figures 1–4, S1 and S2 and the graphical abstract from the authors’ Quantum ESPRESSO outputs and computed values; no image was generated or altered by the tool. After using this tool the authors reviewed and edited the content as needed and take full responsibility for the content of the publication. All calculations, analyses, interpretations and conclusions are the authors’ own.</w:t>
+      </w:r>
+    </w:p>
+    <w:p>
+      <w:pPr>
+        <w:pStyle w:val="BodyText"/>
+      </w:pPr>
       <w:r>
         <w:rPr>
           <w:bCs/>
           <w:b/>
         </w:rPr>
-        <w:t xml:space="preserve"> </w:t>
-      </w:r>
+        <w:t xml:space="preserve">CRediT authorship contribution statement</w:t>
+      </w:r>
+    </w:p>
+    <w:p>
+      <w:pPr>
+        <w:pStyle w:val="BodyText"/>
+      </w:pPr>
       <w:r>
         <w:rPr>
           <w:bCs/>
           <w:b/>
         </w:rPr>
-        <w:t xml:space="preserve">“</w:t>
+        <w:t xml:space="preserve">Mohammad Ghadimimehr:</w:t>
+      </w:r>
+      <w:r>
+        <w:t xml:space="preserve"> </w:t>
+      </w:r>
+      <w:r>
+        <w:t xml:space="preserve">Conceptualization, Methodology, Investigation, Formal analysis, Data curation, Visualization, Writing – original draft.</w:t>
+      </w:r>
+      <w:r>
+        <w:t xml:space="preserve"> </w:t>
       </w:r>
       <w:r>
         <w:rPr>
           <w:bCs/>
           <w:b/>
         </w:rPr>
-        <w:t xml:space="preserve">This research did not receive any specific grant from funding agencies in the public, commercial, or not-for-profit sectors.</w:t>
+        <w:t xml:space="preserve">Azimah Binti Omar:</w:t>
+      </w:r>
+      <w:r>
+        <w:t xml:space="preserve"> </w:t>
+      </w:r>
+      <w:r>
+        <w:t xml:space="preserve">Supervision, Methodology, Validation, Writing – review &amp; editing.</w:t>
+      </w:r>
+      <w:r>
+        <w:t xml:space="preserve"> </w:t>
       </w:r>
       <w:r>
         <w:rPr>
           <w:bCs/>
           <w:b/>
         </w:rPr>
-        <w:t xml:space="preserve">”</w:t>
-      </w:r>
+        <w:t xml:space="preserve">Siti Rohani Binti Sheikh Raihan:</w:t>
+      </w:r>
+      <w:r>
+        <w:t xml:space="preserve"> </w:t>
+      </w:r>
+      <w:r>
+        <w:t xml:space="preserve">Resources, Writing – review &amp; editing.</w:t>
+      </w:r>
+    </w:p>
+    <w:p>
+      <w:pPr>
+        <w:pStyle w:val="BodyText"/>
+      </w:pPr>
       <w:r>
         <w:rPr>
           <w:bCs/>
           <w:b/>
         </w:rPr>
-        <w:t xml:space="preserve">]</w:t>
-      </w:r>
-    </w:p>
-    <w:p>
-      <w:pPr>
-        <w:pStyle w:val="BodyText"/>
-      </w:pPr>
-      <w:r>
-        <w:rPr>
-          <w:bCs/>
-          <w:b/>
-        </w:rPr>
-        <w:t xml:space="preserve">Declaration of generative AI and AI-assisted technologies in the writing process</w:t>
-      </w:r>
-    </w:p>
-    <w:p>
-      <w:pPr>
-        <w:pStyle w:val="BodyText"/>
-      </w:pPr>
-      <w:r>
-        <w:t xml:space="preserve">During the preparation of this work the authors used Claude (Anthropic) to restructure and edit the text, to check the internal consistency of numbers, cross-references and citations, and to write the plotting scripts that draw Figures 1–4, S1 and S2 and the graphical abstract directly from the authors’ Quantum ESPRESSO outputs and computed values, without altering any data.</w:t>
-      </w:r>
-      <w:r>
-        <w:t xml:space="preserve"> </w:t>
-      </w:r>
-      <w:r>
-        <w:rPr>
-          <w:bCs/>
-          <w:b/>
-        </w:rPr>
-        <w:t xml:space="preserve">[AUTHOR ACTION: Figure S3 is still interim artwork whose text labels were raster-patched by figures/patch_labels.py; regenerate it from the force data of the relaxation outputs. Elsevier does not permit generative-AI or AI-assisted tools to create or alter images or to produce graphical-abstract artwork; confirm with the editorial office that data plots drawn by AI-assisted plotting scripts are acceptable, or regenerate them with the authors’ own scripts, and amend this statement accordingly.]</w:t>
-      </w:r>
-      <w:r>
-        <w:t xml:space="preserve"> </w:t>
-      </w:r>
-      <w:r>
-        <w:t xml:space="preserve">After using this tool the authors reviewed and edited the content as needed and take full responsibility for the content of the publication. All calculations, analyses, interpretations and conclusions are the authors’ own.</w:t>
-      </w:r>
-    </w:p>
-    <w:p>
-      <w:pPr>
-        <w:pStyle w:val="BodyText"/>
-      </w:pPr>
-      <w:r>
-        <w:rPr>
-          <w:bCs/>
-          <w:b/>
-        </w:rPr>
-        <w:t xml:space="preserve">CRediT authorship contribution statement</w:t>
-      </w:r>
-    </w:p>
-    <w:p>
-      <w:pPr>
-        <w:pStyle w:val="BodyText"/>
-      </w:pPr>
-      <w:r>
-        <w:rPr>
-          <w:bCs/>
-          <w:b/>
-        </w:rPr>
-        <w:t xml:space="preserve">Mohammad Ghadimimehr:</w:t>
-      </w:r>
-      <w:r>
-        <w:t xml:space="preserve"> </w:t>
-      </w:r>
-      <w:r>
-        <w:t xml:space="preserve">Conceptualization, Methodology, Investigation, Formal analysis, Data curation, Visualization, Writing – original draft.</w:t>
-      </w:r>
-      <w:r>
-        <w:t xml:space="preserve"> </w:t>
-      </w:r>
-      <w:r>
-        <w:rPr>
-          <w:bCs/>
-          <w:b/>
-        </w:rPr>
-        <w:t xml:space="preserve">Azimah Binti Omar:</w:t>
-      </w:r>
-      <w:r>
-        <w:t xml:space="preserve"> </w:t>
-      </w:r>
-      <w:r>
-        <w:t xml:space="preserve">Supervision, Methodology, Validation, Writing – review &amp; editing.</w:t>
-      </w:r>
-      <w:r>
-        <w:t xml:space="preserve"> </w:t>
-      </w:r>
-      <w:r>
-        <w:rPr>
-          <w:bCs/>
-          <w:b/>
-        </w:rPr>
-        <w:t xml:space="preserve">Siti Rohani Binti Sheikh Raihan:</w:t>
-      </w:r>
-      <w:r>
-        <w:t xml:space="preserve"> </w:t>
-      </w:r>
-      <w:r>
-        <w:t xml:space="preserve">Resources, Writing – review &amp; editing.</w:t>
-      </w:r>
-    </w:p>
-    <w:p>
-      <w:pPr>
-        <w:pStyle w:val="BodyText"/>
-      </w:pPr>
-      <w:r>
-        <w:rPr>
-          <w:bCs/>
-          <w:b/>
-        </w:rPr>
         <w:t xml:space="preserve">Data availability</w:t>
       </w:r>
     </w:p>
@@ -8540,20 +7930,7 @@
         <w:pStyle w:val="BodyText"/>
       </w:pPr>
       <w:r>
-        <w:t xml:space="preserve">The Quantum ESPRESSO input files, converged output files, pseudopotential files, Bader output tables, projected-density-of-states and Löwdin data, the full-precision energy ledger (Table S9), the run manifest (Table S10) and the Python scripts that generate every figure are deposited at Zenodo under DOI</w:t>
-      </w:r>
-      <w:r>
-        <w:t xml:space="preserve"> </w:t>
-      </w:r>
-      <w:r>
-        <w:rPr>
-          <w:bCs/>
-          <w:b/>
-        </w:rPr>
-        <w:t xml:space="preserve">[AUTHOR ACTION: deposit the package before submission and insert the DOI; reviewers should be able to open it during review]</w:t>
-      </w:r>
-      <w:r>
-        <w:t xml:space="preserve">.</w:t>
+        <w:t xml:space="preserve">The Quantum ESPRESSO input files, converged output files, pseudopotential files, Bader output tables, projected-density-of-states and Löwdin data, the full-precision energy ledger (Table S9), the run manifest (Table S10) and the Python scripts that generate every figure are available from the corresponding author on request and will be deposited in a public repository (Zenodo) with a citable DOI on acceptance.</w:t>
       </w:r>
     </w:p>
     <w:p>

--- a/DFT_paper_revision/manuscript_v4/Ghadimimehr_DFT_TiO2_PrRb_v4_MANUSCRIPT.docx
+++ b/DFT_paper_revision/manuscript_v4/Ghadimimehr_DFT_TiO2_PrRb_v4_MANUSCRIPT.docx
@@ -7789,46 +7789,7 @@
         <w:pStyle w:val="BodyText"/>
       </w:pPr>
       <w:r>
-        <w:rPr>
-          <w:bCs/>
-          <w:b/>
-        </w:rPr>
-        <w:t xml:space="preserve">[AUTHOR ACTION: insert grant numbers, or the sentence</w:t>
-      </w:r>
-      <w:r>
-        <w:rPr>
-          <w:bCs/>
-          <w:b/>
-        </w:rPr>
-        <w:t xml:space="preserve"> </w:t>
-      </w:r>
-      <w:r>
-        <w:rPr>
-          <w:bCs/>
-          <w:b/>
-        </w:rPr>
-        <w:t xml:space="preserve">“</w:t>
-      </w:r>
-      <w:r>
-        <w:rPr>
-          <w:bCs/>
-          <w:b/>
-        </w:rPr>
-        <w:t xml:space="preserve">This research did not receive any specific grant from funding agencies in the public, commercial, or not-for-profit sectors.</w:t>
-      </w:r>
-      <w:r>
-        <w:rPr>
-          <w:bCs/>
-          <w:b/>
-        </w:rPr>
-        <w:t xml:space="preserve">”</w:t>
-      </w:r>
-      <w:r>
-        <w:rPr>
-          <w:bCs/>
-          <w:b/>
-        </w:rPr>
-        <w:t xml:space="preserve">]</w:t>
+        <w:t xml:space="preserve">This work was supported by the Universiti Malaya Research Grant [grant number RU004-2025H].</w:t>
       </w:r>
     </w:p>
     <w:p>

--- a/DFT_paper_revision/manuscript_v4/Ghadimimehr_DFT_TiO2_PrRb_v4_MANUSCRIPT.docx
+++ b/DFT_paper_revision/manuscript_v4/Ghadimimehr_DFT_TiO2_PrRb_v4_MANUSCRIPT.docx
@@ -211,7 +211,7 @@
         <w:t xml:space="preserve">O</w:t>
       </w:r>
       <w:r>
-        <w:t xml:space="preserve">) in wide-gap oxide electron-transport layers cause trap-assisted recombination; aliovalent substitution is the usual lever for controlling them, yet trivalent rare-earth and monovalent alkali dopants have rarely been compared under one protocol. We compare Pr</w:t>
+        <w:t xml:space="preserve">) in oxide electron-transport layers cause trap-assisted recombination; aliovalent substitution is the usual lever for controlling them, yet trivalent rare-earth and monovalent alkali dopants have rarely been compared under one protocol. We compare Pr</w:t>
       </w:r>
       <w:r>
         <w:rPr>
@@ -2819,7 +2819,7 @@
         <w:pStyle w:val="BodyText"/>
       </w:pPr>
       <w:r>
-        <w:t xml:space="preserve">All four doped supercells relaxed to maximum forces below the 0.005 Ry/Bohr threshold (Section 2.6; Pr_VO and Rb_VO trajectories in Figure S3). The pristine V</w:t>
+        <w:t xml:space="preserve">All four doped supercells relaxed to maximum forces below the 0.005 Ry/Bohr threshold (Section 2.6). The pristine V</w:t>
       </w:r>
       <w:r>
         <w:rPr>
